--- a/Proposals/ProposalWriteDraftLatest.docx
+++ b/Proposals/ProposalWriteDraftLatest.docx
@@ -645,7 +645,7 @@
         <w:jc w:val="center"/>
         <w:rPr>
           <w:rStyle w:val="Heading1Char"/>
-          <w:rFonts w:ascii="TH Sarabun New" w:hAnsi="TH Sarabun New" w:hint="cs"/>
+          <w:rFonts w:ascii="TH Sarabun New" w:hAnsi="TH Sarabun New"/>
           <w:sz w:val="40"/>
           <w:szCs w:val="40"/>
           <w:lang w:bidi="th-TH"/>
@@ -681,6 +681,7 @@
           <w:rFonts w:ascii="TH Sarabun New" w:hAnsi="TH Sarabun New"/>
           <w:b/>
           <w:bCs/>
+          <w:noProof/>
           <w:sz w:val="36"/>
         </w:rPr>
         <mc:AlternateContent>
@@ -895,17 +896,16 @@
     <w:p>
       <w:pPr>
         <w:rPr>
-          <w:rFonts w:ascii="TH Sarabun New" w:hAnsi="TH Sarabun New" w:cs="TH Sarabun New"/>
-        </w:rPr>
-      </w:pPr>
-      <w:r>
-        <w:rPr>
-          <w:rStyle w:val="a3"/>
-          <w:rFonts w:ascii="TH Sarabun New" w:eastAsia="Calibri" w:hAnsi="TH Sarabun New" w:cs="TH Sarabun New"/>
+          <w:rFonts w:ascii="TH Sarabun New" w:hAnsi="TH Sarabun New"/>
+        </w:rPr>
+      </w:pPr>
+      <w:r>
+        <w:rPr>
+          <w:rStyle w:val="a3"/>
+          <w:rFonts w:ascii="TH Sarabun New" w:eastAsia="Calibri" w:hAnsi="TH Sarabun New"/>
           <w:color w:val="0D0D0D"/>
           <w:kern w:val="0"/>
           <w:sz w:val="32"/>
-          <w:szCs w:val="32"/>
           <w:cs/>
           <w:lang w:eastAsia="en-US" w:bidi="th-TH"/>
         </w:rPr>
@@ -914,11 +914,10 @@
       <w:r>
         <w:rPr>
           <w:rStyle w:val="a3"/>
-          <w:rFonts w:ascii="TH Sarabun New" w:eastAsia="Calibri" w:hAnsi="TH Sarabun New" w:cs="TH Sarabun New"/>
+          <w:rFonts w:ascii="TH Sarabun New" w:eastAsia="Calibri" w:hAnsi="TH Sarabun New"/>
           <w:color w:val="0D0D0D"/>
           <w:kern w:val="0"/>
           <w:sz w:val="32"/>
-          <w:szCs w:val="32"/>
           <w:lang w:eastAsia="en-US" w:bidi="th-TH"/>
         </w:rPr>
         <w:t>6610110289</w:t>
@@ -941,23 +940,31 @@
         <w:pStyle w:val="Heading1"/>
         <w:rPr>
           <w:rFonts w:ascii="TH Sarabun New" w:hAnsi="TH Sarabun New"/>
-        </w:rPr>
-      </w:pPr>
-      <w:r>
-        <w:rPr>
-          <w:rFonts w:ascii="TH Sarabun New" w:hAnsi="TH Sarabun New"/>
+          <w:sz w:val="36"/>
+        </w:rPr>
+      </w:pPr>
+      <w:r>
+        <w:rPr>
+          <w:rFonts w:ascii="TH Sarabun New" w:hAnsi="TH Sarabun New"/>
+          <w:b/>
+          <w:bCs w:val="0"/>
+          <w:sz w:val="36"/>
         </w:rPr>
         <w:t>3</w:t>
       </w:r>
       <w:r>
         <w:rPr>
           <w:rFonts w:ascii="TH Sarabun New" w:hAnsi="TH Sarabun New"/>
+          <w:b/>
+          <w:bCs w:val="0"/>
+          <w:sz w:val="36"/>
         </w:rPr>
         <w:t>.</w:t>
       </w:r>
       <w:r>
         <w:rPr>
           <w:rFonts w:ascii="TH Sarabun New" w:hAnsi="TH Sarabun New"/>
+          <w:sz w:val="36"/>
           <w:cs/>
         </w:rPr>
         <w:t xml:space="preserve"> อาจารย์ที่ปรึกษาโครงงาน</w:t>
@@ -1002,12 +1009,16 @@
         <w:pStyle w:val="Heading1"/>
         <w:rPr>
           <w:rFonts w:ascii="TH Sarabun New" w:hAnsi="TH Sarabun New"/>
-        </w:rPr>
-      </w:pPr>
-      <w:r>
-        <w:rPr>
-          <w:rStyle w:val="a3"/>
-          <w:rFonts w:ascii="TH Sarabun New" w:hAnsi="TH Sarabun New"/>
+          <w:sz w:val="36"/>
+        </w:rPr>
+      </w:pPr>
+      <w:r>
+        <w:rPr>
+          <w:rStyle w:val="a3"/>
+          <w:rFonts w:ascii="TH Sarabun New" w:hAnsi="TH Sarabun New"/>
+          <w:b/>
+          <w:bCs w:val="0"/>
+          <w:sz w:val="36"/>
         </w:rPr>
         <w:t>4</w:t>
       </w:r>
@@ -1015,6 +1026,9 @@
         <w:rPr>
           <w:rStyle w:val="a3"/>
           <w:rFonts w:ascii="TH Sarabun New" w:hAnsi="TH Sarabun New"/>
+          <w:b/>
+          <w:bCs w:val="0"/>
+          <w:sz w:val="36"/>
         </w:rPr>
         <w:t>.</w:t>
       </w:r>
@@ -1022,6 +1036,7 @@
         <w:rPr>
           <w:rStyle w:val="a3"/>
           <w:rFonts w:ascii="TH Sarabun New" w:hAnsi="TH Sarabun New"/>
+          <w:sz w:val="36"/>
           <w:cs/>
           <w:lang w:bidi="th-TH"/>
         </w:rPr>
@@ -1370,7 +1385,78 @@
           <w:cs/>
           <w:lang w:bidi="th-TH"/>
         </w:rPr>
-        <w:t>เพื่อส่งเสริมทักษะทางภาษาอังกฤษ ทั้งด้านการฟัง (</w:t>
+        <w:t>เพื่อส่งเสริมทักษะทางภาษาอังกฤษ ทั้งด้าน</w:t>
+      </w:r>
+      <w:r>
+        <w:rPr>
+          <w:rStyle w:val="a3"/>
+          <w:rFonts w:ascii="TH Sarabun New" w:hAnsi="TH Sarabun New" w:cs="TH Sarabun New"/>
+          <w:sz w:val="32"/>
+          <w:szCs w:val="32"/>
+          <w:cs/>
+          <w:lang w:bidi="th-TH"/>
+        </w:rPr>
+        <w:t>การเขียน (</w:t>
+      </w:r>
+      <w:r>
+        <w:rPr>
+          <w:rStyle w:val="a3"/>
+          <w:rFonts w:ascii="TH Sarabun New" w:hAnsi="TH Sarabun New" w:cs="TH Sarabun New"/>
+          <w:sz w:val="32"/>
+          <w:szCs w:val="32"/>
+        </w:rPr>
+        <w:t>Writing</w:t>
+      </w:r>
+      <w:r>
+        <w:rPr>
+          <w:rStyle w:val="a3"/>
+          <w:rFonts w:ascii="TH Sarabun New" w:hAnsi="TH Sarabun New" w:cs="TH Sarabun New"/>
+          <w:sz w:val="32"/>
+          <w:szCs w:val="32"/>
+          <w:lang w:bidi="th-TH"/>
+        </w:rPr>
+        <w:t xml:space="preserve">) </w:t>
+      </w:r>
+      <w:r>
+        <w:rPr>
+          <w:rStyle w:val="a3"/>
+          <w:rFonts w:ascii="TH Sarabun New" w:hAnsi="TH Sarabun New" w:cs="TH Sarabun New"/>
+          <w:sz w:val="32"/>
+          <w:szCs w:val="32"/>
+          <w:cs/>
+          <w:lang w:bidi="th-TH"/>
+        </w:rPr>
+        <w:t>การอ่าน (</w:t>
+      </w:r>
+      <w:r>
+        <w:rPr>
+          <w:rStyle w:val="a3"/>
+          <w:rFonts w:ascii="TH Sarabun New" w:hAnsi="TH Sarabun New" w:cs="TH Sarabun New"/>
+          <w:sz w:val="32"/>
+          <w:szCs w:val="32"/>
+        </w:rPr>
+        <w:t>Reading</w:t>
+      </w:r>
+      <w:r>
+        <w:rPr>
+          <w:rStyle w:val="a3"/>
+          <w:rFonts w:ascii="TH Sarabun New" w:hAnsi="TH Sarabun New" w:cs="TH Sarabun New"/>
+          <w:sz w:val="32"/>
+          <w:szCs w:val="32"/>
+          <w:lang w:bidi="th-TH"/>
+        </w:rPr>
+        <w:t xml:space="preserve">) </w:t>
+      </w:r>
+      <w:r>
+        <w:rPr>
+          <w:rStyle w:val="a3"/>
+          <w:rFonts w:ascii="TH Sarabun New" w:hAnsi="TH Sarabun New" w:cs="TH Sarabun New"/>
+          <w:sz w:val="32"/>
+          <w:szCs w:val="32"/>
+          <w:cs/>
+          <w:lang w:bidi="th-TH"/>
+        </w:rPr>
+        <w:t>การฟัง (</w:t>
       </w:r>
       <w:r>
         <w:rPr>
@@ -1400,56 +1486,28 @@
           <w:cs/>
           <w:lang w:bidi="th-TH"/>
         </w:rPr>
-        <w:t>การอ่าน (</w:t>
-      </w:r>
-      <w:r>
-        <w:rPr>
-          <w:rStyle w:val="a3"/>
-          <w:rFonts w:ascii="TH Sarabun New" w:hAnsi="TH Sarabun New" w:cs="TH Sarabun New"/>
-          <w:sz w:val="32"/>
-          <w:szCs w:val="32"/>
-        </w:rPr>
-        <w:t>Reading</w:t>
-      </w:r>
-      <w:r>
-        <w:rPr>
-          <w:rStyle w:val="a3"/>
-          <w:rFonts w:ascii="TH Sarabun New" w:hAnsi="TH Sarabun New" w:cs="TH Sarabun New"/>
-          <w:sz w:val="32"/>
-          <w:szCs w:val="32"/>
-          <w:lang w:bidi="th-TH"/>
-        </w:rPr>
-        <w:t xml:space="preserve">) </w:t>
-      </w:r>
-      <w:r>
-        <w:rPr>
-          <w:rStyle w:val="a3"/>
-          <w:rFonts w:ascii="TH Sarabun New" w:hAnsi="TH Sarabun New" w:cs="TH Sarabun New"/>
-          <w:sz w:val="32"/>
-          <w:szCs w:val="32"/>
-          <w:cs/>
-          <w:lang w:bidi="th-TH"/>
-        </w:rPr>
-        <w:t>และการเขียน (</w:t>
-      </w:r>
-      <w:r>
-        <w:rPr>
-          <w:rStyle w:val="a3"/>
-          <w:rFonts w:ascii="TH Sarabun New" w:hAnsi="TH Sarabun New" w:cs="TH Sarabun New"/>
-          <w:sz w:val="32"/>
-          <w:szCs w:val="32"/>
-        </w:rPr>
-        <w:t>Writing</w:t>
-      </w:r>
-      <w:r>
-        <w:rPr>
-          <w:rStyle w:val="a3"/>
-          <w:rFonts w:ascii="TH Sarabun New" w:hAnsi="TH Sarabun New" w:cs="TH Sarabun New"/>
-          <w:sz w:val="32"/>
-          <w:szCs w:val="32"/>
-          <w:lang w:bidi="th-TH"/>
-        </w:rPr>
-        <w:t xml:space="preserve">) </w:t>
+        <w:t>และ</w:t>
+      </w:r>
+      <w:r>
+        <w:rPr>
+          <w:rStyle w:val="a3"/>
+          <w:rFonts w:ascii="TH Sarabun New" w:hAnsi="TH Sarabun New" w:cs="TH Sarabun New" w:hint="cs"/>
+          <w:sz w:val="32"/>
+          <w:szCs w:val="32"/>
+          <w:cs/>
+          <w:lang w:bidi="th-TH"/>
+        </w:rPr>
+        <w:t>การพูด</w:t>
+      </w:r>
+      <w:r>
+        <w:rPr>
+          <w:rStyle w:val="a3"/>
+          <w:rFonts w:ascii="TH Sarabun New" w:hAnsi="TH Sarabun New" w:cs="TH Sarabun New"/>
+          <w:sz w:val="32"/>
+          <w:szCs w:val="32"/>
+          <w:lang w:bidi="th-TH"/>
+        </w:rPr>
+        <w:t xml:space="preserve"> (Speaking) </w:t>
       </w:r>
       <w:r>
         <w:rPr>
@@ -1471,9 +1529,10 @@
           <w:numId w:val="4"/>
         </w:numPr>
         <w:spacing w:after="0" w:line="240" w:lineRule="auto"/>
+        <w:ind w:left="709"/>
         <w:contextualSpacing/>
         <w:rPr>
-          <w:rFonts w:ascii="TH Sarabun New" w:hAnsi="TH Sarabun New" w:cs="TH Sarabun New"/>
+          <w:rFonts w:ascii="TH Sarabun New" w:hAnsi="TH Sarabun New" w:cs="TH Sarabun New" w:hint="cs"/>
         </w:rPr>
       </w:pPr>
       <w:r>
@@ -1488,42 +1547,6 @@
         <w:lastRenderedPageBreak/>
         <w:t>เพื่อสร้างเจตคติที่ดีและแรงจูงใจในการเรียนรู้ภาษาอังกฤษ ให้ผู้เล่นเกิดความมั่นใจและกล้าแสดงออกทางภาษามากขึ้น</w:t>
       </w:r>
-    </w:p>
-    <w:p>
-      <w:pPr>
-        <w:pStyle w:val="Textbody"/>
-        <w:numPr>
-          <w:ilvl w:val="0"/>
-          <w:numId w:val="4"/>
-        </w:numPr>
-        <w:spacing w:line="240" w:lineRule="auto"/>
-        <w:rPr>
-          <w:rFonts w:ascii="TH Sarabun New" w:hAnsi="TH Sarabun New" w:cs="TH Sarabun New"/>
-        </w:rPr>
-      </w:pPr>
-      <w:r>
-        <w:rPr>
-          <w:rStyle w:val="a3"/>
-          <w:rFonts w:ascii="TH Sarabun New" w:hAnsi="TH Sarabun New" w:cs="TH Sarabun New"/>
-          <w:sz w:val="32"/>
-          <w:szCs w:val="32"/>
-          <w:cs/>
-          <w:lang w:bidi="th-TH"/>
-        </w:rPr>
-        <w:t>เพื่อนำเสนอทางเลือกในการใช้สื่อเทคโนโลยีและเวลาว่างให้เกิดประโยชน์ต่อการพัฒนาตนเอง</w:t>
-      </w:r>
-    </w:p>
-    <w:p>
-      <w:pPr>
-        <w:pStyle w:val="a2"/>
-        <w:spacing w:after="0"/>
-        <w:contextualSpacing w:val="0"/>
-        <w:rPr>
-          <w:rFonts w:ascii="TH Sarabun New" w:hAnsi="TH Sarabun New" w:cs="TH Sarabun New"/>
-          <w:sz w:val="32"/>
-          <w:szCs w:val="32"/>
-        </w:rPr>
-      </w:pPr>
     </w:p>
     <w:p>
       <w:pPr>
@@ -1805,29 +1828,40 @@
       </w:r>
     </w:p>
     <w:p>
-      <w:pPr>
-        <w:pStyle w:val="Textbody"/>
-        <w:rPr>
-          <w:rFonts w:ascii="TH Sarabun New" w:hAnsi="TH Sarabun New" w:cs="TH Sarabun New"/>
-        </w:rPr>
-      </w:pPr>
-      <w:r>
-        <w:rPr>
-          <w:rStyle w:val="a3"/>
-          <w:rFonts w:ascii="TH Sarabun New" w:hAnsi="TH Sarabun New" w:cs="TH Sarabun New"/>
-          <w:sz w:val="32"/>
-          <w:szCs w:val="32"/>
-          <w:cs/>
-          <w:lang w:bidi="th-TH"/>
-        </w:rPr>
-        <w:t xml:space="preserve">ในการพัฒนาโครงงานเกมเพื่อการเรียนรู้ภาษาอังกฤษบนแพลตฟอร์ม </w:t>
-      </w:r>
-      <w:r>
-        <w:rPr>
-          <w:rStyle w:val="a3"/>
-          <w:rFonts w:ascii="TH Sarabun New" w:hAnsi="TH Sarabun New" w:cs="TH Sarabun New"/>
-          <w:sz w:val="32"/>
-          <w:szCs w:val="32"/>
+      <w:r>
+        <w:rPr>
+          <w:rStyle w:val="a3"/>
+          <w:rFonts w:ascii="TH Sarabun New" w:hAnsi="TH Sarabun New"/>
+          <w:sz w:val="32"/>
+          <w:cs/>
+          <w:lang w:bidi="th-TH"/>
+        </w:rPr>
+        <w:t>ในการ</w:t>
+      </w:r>
+      <w:r>
+        <w:rPr>
+          <w:rFonts w:ascii="TH Sarabun New" w:hAnsi="TH Sarabun New"/>
+          <w:sz w:val="32"/>
+          <w:cs/>
+          <w:lang w:bidi="th-TH"/>
+        </w:rPr>
+        <w:t>รศึกษาข้อมูลในการพัฒนา</w:t>
+      </w:r>
+      <w:r>
+        <w:rPr>
+          <w:rStyle w:val="a3"/>
+          <w:rFonts w:ascii="TH Sarabun New" w:hAnsi="TH Sarabun New"/>
+          <w:sz w:val="32"/>
+          <w:cs/>
+          <w:lang w:bidi="th-TH"/>
+        </w:rPr>
+        <w:t xml:space="preserve">เกมเพื่อการเรียนรู้ภาษาอังกฤษบนแพลตฟอร์ม </w:t>
+      </w:r>
+      <w:r>
+        <w:rPr>
+          <w:rStyle w:val="a3"/>
+          <w:rFonts w:ascii="TH Sarabun New" w:hAnsi="TH Sarabun New"/>
+          <w:sz w:val="32"/>
           <w:lang w:bidi="th-TH"/>
         </w:rPr>
         <w:t xml:space="preserve">Roblox </w:t>
@@ -1835,19 +1869,21 @@
       <w:r>
         <w:rPr>
           <w:rStyle w:val="a3"/>
-          <w:rFonts w:ascii="TH Sarabun New" w:hAnsi="TH Sarabun New" w:cs="TH Sarabun New"/>
-          <w:sz w:val="32"/>
-          <w:szCs w:val="32"/>
-          <w:cs/>
-          <w:lang w:bidi="th-TH"/>
-        </w:rPr>
-        <w:t>คณะผู้จัดทำได้ศึกษาทฤษฎีและหลักการที่เกี่ยวข้อง เพื่อใช้เป็นพื้นฐานในการออกแบบและพัฒนาระบบให้มีประสิทธิภาพ โดยมีหัวข้อสำคัญดังต่อไปนี้</w:t>
-      </w:r>
-    </w:p>
-    <w:p>
-      <w:pPr>
-        <w:pStyle w:val="Heading4"/>
-        <w:spacing w:before="0" w:after="140" w:line="276" w:lineRule="auto"/>
+          <w:rFonts w:ascii="TH Sarabun New" w:hAnsi="TH Sarabun New"/>
+          <w:sz w:val="32"/>
+          <w:cs/>
+          <w:lang w:bidi="th-TH"/>
+        </w:rPr>
+        <w:t>คณะผู้จัดทำได้ศึกษาทฤษฎีและหลักการที่เกี่ยวข้อง โดยมีหัวข้อสำคัญดังต่อไปนี้</w:t>
+      </w:r>
+    </w:p>
+    <w:p>
+      <w:pPr>
+        <w:pStyle w:val="ListParagraph"/>
+        <w:numPr>
+          <w:ilvl w:val="0"/>
+          <w:numId w:val="29"/>
+        </w:numPr>
         <w:rPr>
           <w:rFonts w:ascii="TH Sarabun New" w:hAnsi="TH Sarabun New" w:cs="TH Sarabun New"/>
           <w:sz w:val="32"/>
@@ -1859,380 +1895,341 @@
         <w:rPr>
           <w:rStyle w:val="StrongEmphasis"/>
           <w:rFonts w:ascii="TH Sarabun New" w:hAnsi="TH Sarabun New" w:cs="TH Sarabun New"/>
-          <w:lang w:bidi="th-TH"/>
-        </w:rPr>
-        <w:t xml:space="preserve">1. </w:t>
+          <w:sz w:val="32"/>
+          <w:szCs w:val="32"/>
+          <w:cs/>
+          <w:lang w:bidi="th-TH"/>
+        </w:rPr>
+        <w:t xml:space="preserve">แพลตฟอร์ม </w:t>
       </w:r>
       <w:r>
         <w:rPr>
           <w:rStyle w:val="StrongEmphasis"/>
           <w:rFonts w:ascii="TH Sarabun New" w:hAnsi="TH Sarabun New" w:cs="TH Sarabun New"/>
-          <w:cs/>
-          <w:lang w:bidi="th-TH"/>
-        </w:rPr>
-        <w:t xml:space="preserve">แพลตฟอร์ม </w:t>
+          <w:sz w:val="32"/>
+          <w:szCs w:val="32"/>
+          <w:lang w:bidi="th-TH"/>
+        </w:rPr>
+        <w:t xml:space="preserve">Roblox </w:t>
       </w:r>
       <w:r>
         <w:rPr>
           <w:rStyle w:val="StrongEmphasis"/>
           <w:rFonts w:ascii="TH Sarabun New" w:hAnsi="TH Sarabun New" w:cs="TH Sarabun New"/>
+          <w:sz w:val="32"/>
+          <w:szCs w:val="32"/>
+          <w:cs/>
+          <w:lang w:bidi="th-TH"/>
+        </w:rPr>
+        <w:t xml:space="preserve">และ </w:t>
+      </w:r>
+      <w:r>
+        <w:rPr>
+          <w:rStyle w:val="StrongEmphasis"/>
+          <w:rFonts w:ascii="TH Sarabun New" w:hAnsi="TH Sarabun New" w:cs="TH Sarabun New"/>
+          <w:sz w:val="32"/>
+          <w:szCs w:val="32"/>
+          <w:lang w:bidi="th-TH"/>
+        </w:rPr>
+        <w:t>Roblox Studio (Roblox Platform &amp; Engine)</w:t>
+      </w:r>
+    </w:p>
+    <w:p>
+      <w:pPr>
+        <w:pStyle w:val="ListParagraph"/>
+        <w:numPr>
+          <w:ilvl w:val="1"/>
+          <w:numId w:val="29"/>
+        </w:numPr>
+        <w:rPr>
+          <w:rFonts w:ascii="TH Sarabun New" w:hAnsi="TH Sarabun New" w:cs="TH Sarabun New"/>
+          <w:sz w:val="32"/>
+          <w:szCs w:val="32"/>
+          <w:lang w:bidi="th-TH"/>
+        </w:rPr>
+      </w:pPr>
+      <w:r>
+        <w:rPr>
+          <w:rFonts w:ascii="TH Sarabun New" w:hAnsi="TH Sarabun New" w:cs="TH Sarabun New"/>
+          <w:sz w:val="32"/>
+          <w:szCs w:val="32"/>
+          <w:cs/>
+          <w:lang w:bidi="th-TH"/>
+        </w:rPr>
+        <w:t xml:space="preserve">สถาปัตยกรรมของ </w:t>
+      </w:r>
+      <w:r>
+        <w:rPr>
+          <w:rFonts w:ascii="TH Sarabun New" w:hAnsi="TH Sarabun New" w:cs="TH Sarabun New"/>
+          <w:sz w:val="32"/>
+          <w:szCs w:val="32"/>
+          <w:lang w:bidi="th-TH"/>
+        </w:rPr>
+        <w:t>Roblox (Roblox Architecture)</w:t>
+      </w:r>
+    </w:p>
+    <w:p>
+      <w:pPr>
+        <w:ind w:firstLine="425"/>
+        <w:rPr>
+          <w:rFonts w:ascii="TH Sarabun New" w:hAnsi="TH Sarabun New"/>
+          <w:sz w:val="32"/>
+          <w:lang w:bidi="th-TH"/>
+        </w:rPr>
+      </w:pPr>
+      <w:r>
+        <w:rPr>
+          <w:rFonts w:ascii="TH Sarabun New" w:hAnsi="TH Sarabun New"/>
+          <w:sz w:val="32"/>
           <w:lang w:bidi="th-TH"/>
         </w:rPr>
         <w:t xml:space="preserve">Roblox </w:t>
       </w:r>
       <w:r>
         <w:rPr>
+          <w:rFonts w:ascii="TH Sarabun New" w:hAnsi="TH Sarabun New"/>
+          <w:sz w:val="32"/>
+          <w:cs/>
+          <w:lang w:bidi="th-TH"/>
+        </w:rPr>
+        <w:t>เป็นแพลตฟอร์มเกมออนไลน์แบบผู้เล่นหลายคน (</w:t>
+      </w:r>
+      <w:r>
+        <w:rPr>
+          <w:rFonts w:ascii="TH Sarabun New" w:hAnsi="TH Sarabun New"/>
+          <w:sz w:val="32"/>
+          <w:lang w:bidi="th-TH"/>
+        </w:rPr>
+        <w:t xml:space="preserve">Massively Multiplayer Online - MMO) </w:t>
+      </w:r>
+      <w:r>
+        <w:rPr>
+          <w:rFonts w:ascii="TH Sarabun New" w:hAnsi="TH Sarabun New"/>
+          <w:sz w:val="32"/>
+          <w:cs/>
+          <w:lang w:bidi="th-TH"/>
+        </w:rPr>
+        <w:t xml:space="preserve">ที่ทำงานภายใต้สถาปัตยกรรมแบบ </w:t>
+      </w:r>
+      <w:r>
+        <w:rPr>
+          <w:rFonts w:ascii="TH Sarabun New" w:hAnsi="TH Sarabun New"/>
+          <w:sz w:val="32"/>
+          <w:lang w:bidi="th-TH"/>
+        </w:rPr>
+        <w:t xml:space="preserve">Client-Server Model </w:t>
+      </w:r>
+      <w:r>
+        <w:rPr>
+          <w:rFonts w:ascii="TH Sarabun New" w:hAnsi="TH Sarabun New"/>
+          <w:sz w:val="32"/>
+          <w:cs/>
+          <w:lang w:bidi="th-TH"/>
+        </w:rPr>
+        <w:t xml:space="preserve">โดยตัวเกมถูกขับเคลื่อนด้วย </w:t>
+      </w:r>
+      <w:r>
+        <w:rPr>
           <w:rStyle w:val="StrongEmphasis"/>
-          <w:rFonts w:ascii="TH Sarabun New" w:hAnsi="TH Sarabun New" w:cs="TH Sarabun New"/>
-          <w:cs/>
-          <w:lang w:bidi="th-TH"/>
-        </w:rPr>
-        <w:t xml:space="preserve">และ </w:t>
-      </w:r>
-      <w:r>
-        <w:rPr>
-          <w:rStyle w:val="StrongEmphasis"/>
-          <w:rFonts w:ascii="TH Sarabun New" w:hAnsi="TH Sarabun New" w:cs="TH Sarabun New"/>
-          <w:lang w:bidi="th-TH"/>
-        </w:rPr>
-        <w:t>Roblox Studio (Roblox Platform &amp; Engine)</w:t>
-      </w:r>
-    </w:p>
-    <w:p>
-      <w:pPr>
-        <w:pStyle w:val="Textbody"/>
-        <w:rPr>
-          <w:rFonts w:ascii="TH Sarabun New" w:hAnsi="TH Sarabun New" w:cs="TH Sarabun New"/>
-          <w:sz w:val="32"/>
-          <w:szCs w:val="32"/>
-          <w:lang w:bidi="th-TH"/>
-        </w:rPr>
-      </w:pPr>
-      <w:r>
-        <w:rPr>
-          <w:rStyle w:val="StrongEmphasis"/>
-          <w:rFonts w:ascii="TH Sarabun New" w:hAnsi="TH Sarabun New" w:cs="TH Sarabun New"/>
-          <w:lang w:bidi="th-TH"/>
-        </w:rPr>
-        <w:t>1.1</w:t>
-      </w:r>
-      <w:r>
-        <w:rPr>
-          <w:rStyle w:val="StrongEmphasis"/>
-          <w:rFonts w:ascii="TH Sarabun New" w:hAnsi="TH Sarabun New" w:cs="TH Sarabun New"/>
-          <w:cs/>
-          <w:lang w:bidi="th-TH"/>
-        </w:rPr>
-        <w:t xml:space="preserve"> สถาปัตยกรรมของ </w:t>
-      </w:r>
-      <w:r>
-        <w:rPr>
-          <w:rStyle w:val="StrongEmphasis"/>
-          <w:rFonts w:ascii="TH Sarabun New" w:hAnsi="TH Sarabun New" w:cs="TH Sarabun New"/>
-          <w:lang w:bidi="th-TH"/>
-        </w:rPr>
-        <w:t>Roblox (Roblox Architecture)</w:t>
-      </w:r>
-      <w:r>
-        <w:rPr>
-          <w:rFonts w:ascii="TH Sarabun New" w:hAnsi="TH Sarabun New" w:cs="TH Sarabun New"/>
-          <w:sz w:val="32"/>
-          <w:szCs w:val="32"/>
-          <w:lang w:bidi="th-TH"/>
-        </w:rPr>
-        <w:br/>
+          <w:rFonts w:ascii="TH Sarabun New" w:hAnsi="TH Sarabun New"/>
+          <w:b w:val="0"/>
+          <w:bCs w:val="0"/>
+          <w:sz w:val="32"/>
+          <w:lang w:bidi="th-TH"/>
+        </w:rPr>
+        <w:t>Roblox Engine</w:t>
+      </w:r>
+      <w:r>
+        <w:rPr>
+          <w:rFonts w:ascii="TH Sarabun New" w:hAnsi="TH Sarabun New"/>
+          <w:sz w:val="32"/>
+          <w:lang w:bidi="th-TH"/>
+        </w:rPr>
+        <w:t xml:space="preserve"> </w:t>
+      </w:r>
+      <w:r>
+        <w:rPr>
+          <w:rFonts w:ascii="TH Sarabun New" w:hAnsi="TH Sarabun New"/>
+          <w:sz w:val="32"/>
+          <w:cs/>
+          <w:lang w:bidi="th-TH"/>
+        </w:rPr>
+        <w:t xml:space="preserve">ซึ่งเป็น </w:t>
+      </w:r>
+      <w:r>
+        <w:rPr>
+          <w:rFonts w:ascii="TH Sarabun New" w:hAnsi="TH Sarabun New"/>
+          <w:sz w:val="32"/>
+          <w:lang w:bidi="th-TH"/>
+        </w:rPr>
+        <w:t xml:space="preserve">Game Engine </w:t>
+      </w:r>
+      <w:r>
+        <w:rPr>
+          <w:rFonts w:ascii="TH Sarabun New" w:hAnsi="TH Sarabun New"/>
+          <w:sz w:val="32"/>
+          <w:cs/>
+          <w:lang w:bidi="th-TH"/>
+        </w:rPr>
+        <w:t>ที่ประมวลผลระบบฟิสิกส์ (</w:t>
+      </w:r>
+      <w:r>
+        <w:rPr>
+          <w:rFonts w:ascii="TH Sarabun New" w:hAnsi="TH Sarabun New"/>
+          <w:sz w:val="32"/>
+          <w:lang w:bidi="th-TH"/>
+        </w:rPr>
+        <w:t xml:space="preserve">Physics) </w:t>
+      </w:r>
+      <w:r>
+        <w:rPr>
+          <w:rFonts w:ascii="TH Sarabun New" w:hAnsi="TH Sarabun New"/>
+          <w:sz w:val="32"/>
+          <w:cs/>
+          <w:lang w:bidi="th-TH"/>
+        </w:rPr>
+        <w:t>และการแสดงผลกราฟิก (</w:t>
+      </w:r>
+      <w:r>
+        <w:rPr>
+          <w:rFonts w:ascii="TH Sarabun New" w:hAnsi="TH Sarabun New"/>
+          <w:sz w:val="32"/>
+          <w:lang w:bidi="th-TH"/>
+        </w:rPr>
+        <w:t xml:space="preserve">Rendering) </w:t>
+      </w:r>
+      <w:r>
+        <w:rPr>
+          <w:rFonts w:ascii="TH Sarabun New" w:hAnsi="TH Sarabun New"/>
+          <w:sz w:val="32"/>
+          <w:cs/>
+          <w:lang w:bidi="th-TH"/>
+        </w:rPr>
+        <w:t>แบบเรียลไทม์หลักการทำงานเริ่มต้นเมื่อผู้เล่น (</w:t>
+      </w:r>
+      <w:r>
+        <w:rPr>
+          <w:rFonts w:ascii="TH Sarabun New" w:hAnsi="TH Sarabun New"/>
+          <w:sz w:val="32"/>
+          <w:lang w:bidi="th-TH"/>
+        </w:rPr>
+        <w:t xml:space="preserve">Client) </w:t>
+      </w:r>
+      <w:r>
+        <w:rPr>
+          <w:rFonts w:ascii="TH Sarabun New" w:hAnsi="TH Sarabun New"/>
+          <w:sz w:val="32"/>
+          <w:cs/>
+          <w:lang w:bidi="th-TH"/>
+        </w:rPr>
+        <w:t>เข้าสู่เกม ตัวโปรแกรมจะทำการส่งข้อมูล (</w:t>
+      </w:r>
+      <w:r>
+        <w:rPr>
+          <w:rFonts w:ascii="TH Sarabun New" w:hAnsi="TH Sarabun New"/>
+          <w:sz w:val="32"/>
+          <w:lang w:bidi="th-TH"/>
+        </w:rPr>
+        <w:t xml:space="preserve">Replication) </w:t>
+      </w:r>
+      <w:r>
+        <w:rPr>
+          <w:rFonts w:ascii="TH Sarabun New" w:hAnsi="TH Sarabun New"/>
+          <w:sz w:val="32"/>
+          <w:cs/>
+          <w:lang w:bidi="th-TH"/>
+        </w:rPr>
+        <w:t>ระหว่างเครื่องของผู้เล่นและ</w:t>
+      </w:r>
+      <w:proofErr w:type="spellStart"/>
+      <w:r>
+        <w:rPr>
+          <w:rFonts w:ascii="TH Sarabun New" w:hAnsi="TH Sarabun New"/>
+          <w:sz w:val="32"/>
+          <w:cs/>
+          <w:lang w:bidi="th-TH"/>
+        </w:rPr>
+        <w:t>เซิร์ฟเวอร์</w:t>
+      </w:r>
+      <w:proofErr w:type="spellEnd"/>
+      <w:r>
+        <w:rPr>
+          <w:rFonts w:ascii="TH Sarabun New" w:hAnsi="TH Sarabun New"/>
+          <w:sz w:val="32"/>
+          <w:cs/>
+          <w:lang w:bidi="th-TH"/>
+        </w:rPr>
+        <w:t xml:space="preserve"> (</w:t>
+      </w:r>
+      <w:r>
+        <w:rPr>
+          <w:rFonts w:ascii="TH Sarabun New" w:hAnsi="TH Sarabun New"/>
+          <w:sz w:val="32"/>
+          <w:lang w:bidi="th-TH"/>
+        </w:rPr>
+        <w:t xml:space="preserve">Server) </w:t>
+      </w:r>
+      <w:r>
+        <w:rPr>
+          <w:rFonts w:ascii="TH Sarabun New" w:hAnsi="TH Sarabun New"/>
+          <w:sz w:val="32"/>
+          <w:cs/>
+          <w:lang w:bidi="th-TH"/>
+        </w:rPr>
+        <w:t xml:space="preserve">ของ </w:t>
+      </w:r>
+      <w:r>
+        <w:rPr>
+          <w:rFonts w:ascii="TH Sarabun New" w:hAnsi="TH Sarabun New"/>
+          <w:sz w:val="32"/>
+          <w:lang w:bidi="th-TH"/>
+        </w:rPr>
         <w:t xml:space="preserve">Roblox </w:t>
       </w:r>
       <w:r>
         <w:rPr>
-          <w:rFonts w:ascii="TH Sarabun New" w:hAnsi="TH Sarabun New" w:cs="TH Sarabun New"/>
-          <w:sz w:val="32"/>
-          <w:szCs w:val="32"/>
-          <w:cs/>
-          <w:lang w:bidi="th-TH"/>
-        </w:rPr>
-        <w:t>เป็นแพลตฟอร์มเกมออนไลน์แบบผู้เล่นหลายคน (</w:t>
-      </w:r>
-      <w:r>
-        <w:rPr>
-          <w:rFonts w:ascii="TH Sarabun New" w:hAnsi="TH Sarabun New" w:cs="TH Sarabun New"/>
-          <w:sz w:val="32"/>
-          <w:szCs w:val="32"/>
-          <w:lang w:bidi="th-TH"/>
-        </w:rPr>
-        <w:t xml:space="preserve">Massively Multiplayer Online - MMO) </w:t>
-      </w:r>
-      <w:r>
-        <w:rPr>
-          <w:rFonts w:ascii="TH Sarabun New" w:hAnsi="TH Sarabun New" w:cs="TH Sarabun New"/>
-          <w:sz w:val="32"/>
-          <w:szCs w:val="32"/>
-          <w:cs/>
-          <w:lang w:bidi="th-TH"/>
-        </w:rPr>
-        <w:t xml:space="preserve">ที่ทำงานภายใต้สถาปัตยกรรมแบบ </w:t>
-      </w:r>
-      <w:r>
-        <w:rPr>
-          <w:rFonts w:ascii="TH Sarabun New" w:hAnsi="TH Sarabun New" w:cs="TH Sarabun New"/>
-          <w:sz w:val="32"/>
-          <w:szCs w:val="32"/>
-          <w:lang w:bidi="th-TH"/>
-        </w:rPr>
-        <w:t xml:space="preserve">Client-Server Model </w:t>
-      </w:r>
-      <w:r>
-        <w:rPr>
-          <w:rFonts w:ascii="TH Sarabun New" w:hAnsi="TH Sarabun New" w:cs="TH Sarabun New"/>
-          <w:sz w:val="32"/>
-          <w:szCs w:val="32"/>
-          <w:cs/>
-          <w:lang w:bidi="th-TH"/>
-        </w:rPr>
-        <w:t xml:space="preserve">โดยตัวเกมถูกขับเคลื่อนด้วย </w:t>
-      </w:r>
-      <w:r>
-        <w:rPr>
-          <w:rStyle w:val="StrongEmphasis"/>
-          <w:rFonts w:ascii="TH Sarabun New" w:hAnsi="TH Sarabun New" w:cs="TH Sarabun New"/>
-          <w:lang w:bidi="th-TH"/>
-        </w:rPr>
-        <w:t>Roblox Engine</w:t>
-      </w:r>
-      <w:r>
-        <w:rPr>
-          <w:rFonts w:ascii="TH Sarabun New" w:hAnsi="TH Sarabun New" w:cs="TH Sarabun New"/>
-          <w:sz w:val="32"/>
-          <w:szCs w:val="32"/>
-          <w:lang w:bidi="th-TH"/>
-        </w:rPr>
-        <w:t xml:space="preserve"> </w:t>
-      </w:r>
-      <w:r>
-        <w:rPr>
-          <w:rFonts w:ascii="TH Sarabun New" w:hAnsi="TH Sarabun New" w:cs="TH Sarabun New"/>
-          <w:sz w:val="32"/>
-          <w:szCs w:val="32"/>
-          <w:cs/>
-          <w:lang w:bidi="th-TH"/>
-        </w:rPr>
-        <w:t xml:space="preserve">ซึ่งเป็น </w:t>
-      </w:r>
-      <w:r>
-        <w:rPr>
-          <w:rFonts w:ascii="TH Sarabun New" w:hAnsi="TH Sarabun New" w:cs="TH Sarabun New"/>
-          <w:sz w:val="32"/>
-          <w:szCs w:val="32"/>
-          <w:lang w:bidi="th-TH"/>
-        </w:rPr>
-        <w:t xml:space="preserve">Game Engine </w:t>
-      </w:r>
-      <w:r>
-        <w:rPr>
-          <w:rFonts w:ascii="TH Sarabun New" w:hAnsi="TH Sarabun New" w:cs="TH Sarabun New"/>
-          <w:sz w:val="32"/>
-          <w:szCs w:val="32"/>
-          <w:cs/>
-          <w:lang w:bidi="th-TH"/>
-        </w:rPr>
-        <w:t>ที่ประมวลผลระบบฟิสิกส์ (</w:t>
-      </w:r>
-      <w:r>
-        <w:rPr>
-          <w:rFonts w:ascii="TH Sarabun New" w:hAnsi="TH Sarabun New" w:cs="TH Sarabun New"/>
-          <w:sz w:val="32"/>
-          <w:szCs w:val="32"/>
-          <w:lang w:bidi="th-TH"/>
-        </w:rPr>
-        <w:t xml:space="preserve">Physics) </w:t>
-      </w:r>
-      <w:r>
-        <w:rPr>
-          <w:rFonts w:ascii="TH Sarabun New" w:hAnsi="TH Sarabun New" w:cs="TH Sarabun New"/>
-          <w:sz w:val="32"/>
-          <w:szCs w:val="32"/>
-          <w:cs/>
-          <w:lang w:bidi="th-TH"/>
-        </w:rPr>
-        <w:t>และการแสดงผลกราฟิก (</w:t>
-      </w:r>
-      <w:r>
-        <w:rPr>
-          <w:rFonts w:ascii="TH Sarabun New" w:hAnsi="TH Sarabun New" w:cs="TH Sarabun New"/>
-          <w:sz w:val="32"/>
-          <w:szCs w:val="32"/>
-          <w:lang w:bidi="th-TH"/>
-        </w:rPr>
-        <w:t xml:space="preserve">Rendering) </w:t>
-      </w:r>
-      <w:r>
-        <w:rPr>
-          <w:rFonts w:ascii="TH Sarabun New" w:hAnsi="TH Sarabun New" w:cs="TH Sarabun New"/>
-          <w:sz w:val="32"/>
-          <w:szCs w:val="32"/>
-          <w:cs/>
-          <w:lang w:bidi="th-TH"/>
-        </w:rPr>
-        <w:t>แบบเรียลไทม์</w:t>
-      </w:r>
-    </w:p>
-    <w:p>
-      <w:pPr>
-        <w:pStyle w:val="Textbody"/>
-        <w:rPr>
-          <w:rFonts w:ascii="TH Sarabun New" w:hAnsi="TH Sarabun New" w:cs="TH Sarabun New"/>
-          <w:sz w:val="32"/>
-          <w:szCs w:val="32"/>
-          <w:lang w:bidi="th-TH"/>
-        </w:rPr>
-      </w:pPr>
-      <w:r>
-        <w:rPr>
-          <w:rFonts w:ascii="TH Sarabun New" w:hAnsi="TH Sarabun New" w:cs="TH Sarabun New"/>
-          <w:sz w:val="32"/>
-          <w:szCs w:val="32"/>
-          <w:cs/>
-          <w:lang w:bidi="th-TH"/>
-        </w:rPr>
-        <w:t>หลักการทำงานเริ่มต้นเมื่อผู้เล่น (</w:t>
-      </w:r>
-      <w:r>
-        <w:rPr>
-          <w:rFonts w:ascii="TH Sarabun New" w:hAnsi="TH Sarabun New" w:cs="TH Sarabun New"/>
-          <w:sz w:val="32"/>
-          <w:szCs w:val="32"/>
-          <w:lang w:bidi="th-TH"/>
-        </w:rPr>
-        <w:t xml:space="preserve">Client) </w:t>
-      </w:r>
-      <w:r>
-        <w:rPr>
-          <w:rFonts w:ascii="TH Sarabun New" w:hAnsi="TH Sarabun New" w:cs="TH Sarabun New"/>
-          <w:sz w:val="32"/>
-          <w:szCs w:val="32"/>
-          <w:cs/>
-          <w:lang w:bidi="th-TH"/>
-        </w:rPr>
-        <w:t>เข้าสู่เกม ตัวโปรแกรมจะทำการส่งข้อมูล (</w:t>
-      </w:r>
-      <w:r>
-        <w:rPr>
-          <w:rFonts w:ascii="TH Sarabun New" w:hAnsi="TH Sarabun New" w:cs="TH Sarabun New"/>
-          <w:sz w:val="32"/>
-          <w:szCs w:val="32"/>
-          <w:lang w:bidi="th-TH"/>
-        </w:rPr>
-        <w:t xml:space="preserve">Replication) </w:t>
-      </w:r>
-      <w:r>
-        <w:rPr>
-          <w:rFonts w:ascii="TH Sarabun New" w:hAnsi="TH Sarabun New" w:cs="TH Sarabun New"/>
-          <w:sz w:val="32"/>
-          <w:szCs w:val="32"/>
-          <w:cs/>
-          <w:lang w:bidi="th-TH"/>
-        </w:rPr>
-        <w:t>ระหว่างเครื่องของผู้เล่นและ</w:t>
+          <w:rFonts w:ascii="TH Sarabun New" w:hAnsi="TH Sarabun New"/>
+          <w:sz w:val="32"/>
+          <w:cs/>
+          <w:lang w:bidi="th-TH"/>
+        </w:rPr>
+        <w:t>เพ</w:t>
       </w:r>
       <w:proofErr w:type="spellStart"/>
       <w:r>
         <w:rPr>
-          <w:rFonts w:ascii="TH Sarabun New" w:hAnsi="TH Sarabun New" w:cs="TH Sarabun New"/>
-          <w:sz w:val="32"/>
-          <w:szCs w:val="32"/>
-          <w:cs/>
-          <w:lang w:bidi="th-TH"/>
-        </w:rPr>
-        <w:t>เซิร์ฟเวอร์</w:t>
+          <w:rFonts w:ascii="TH Sarabun New" w:hAnsi="TH Sarabun New"/>
+          <w:sz w:val="32"/>
+          <w:cs/>
+          <w:lang w:bidi="th-TH"/>
+        </w:rPr>
+        <w:t>ื่</w:t>
       </w:r>
       <w:proofErr w:type="spellEnd"/>
       <w:r>
         <w:rPr>
-          <w:rFonts w:ascii="TH Sarabun New" w:hAnsi="TH Sarabun New" w:cs="TH Sarabun New"/>
-          <w:sz w:val="32"/>
-          <w:szCs w:val="32"/>
-          <w:cs/>
-          <w:lang w:bidi="th-TH"/>
-        </w:rPr>
-        <w:t xml:space="preserve"> (</w:t>
-      </w:r>
-      <w:r>
-        <w:rPr>
-          <w:rFonts w:ascii="TH Sarabun New" w:hAnsi="TH Sarabun New" w:cs="TH Sarabun New"/>
-          <w:sz w:val="32"/>
-          <w:szCs w:val="32"/>
-          <w:lang w:bidi="th-TH"/>
-        </w:rPr>
-        <w:t xml:space="preserve">Server) </w:t>
-      </w:r>
-      <w:r>
-        <w:rPr>
-          <w:rFonts w:ascii="TH Sarabun New" w:hAnsi="TH Sarabun New" w:cs="TH Sarabun New"/>
-          <w:sz w:val="32"/>
-          <w:szCs w:val="32"/>
-          <w:cs/>
-          <w:lang w:bidi="th-TH"/>
-        </w:rPr>
-        <w:t xml:space="preserve">ของ </w:t>
-      </w:r>
-      <w:r>
-        <w:rPr>
-          <w:rFonts w:ascii="TH Sarabun New" w:hAnsi="TH Sarabun New" w:cs="TH Sarabun New"/>
-          <w:sz w:val="32"/>
-          <w:szCs w:val="32"/>
-          <w:lang w:bidi="th-TH"/>
-        </w:rPr>
-        <w:t xml:space="preserve">Roblox </w:t>
-      </w:r>
-      <w:r>
-        <w:rPr>
-          <w:rFonts w:ascii="TH Sarabun New" w:hAnsi="TH Sarabun New" w:cs="TH Sarabun New"/>
-          <w:sz w:val="32"/>
-          <w:szCs w:val="32"/>
-          <w:cs/>
-          <w:lang w:bidi="th-TH"/>
-        </w:rPr>
-        <w:t>เพ</w:t>
+          <w:rFonts w:ascii="TH Sarabun New" w:hAnsi="TH Sarabun New"/>
+          <w:sz w:val="32"/>
+          <w:cs/>
+          <w:lang w:bidi="th-TH"/>
+        </w:rPr>
+        <w:t>ออ</w:t>
       </w:r>
       <w:proofErr w:type="spellStart"/>
       <w:r>
         <w:rPr>
-          <w:rFonts w:ascii="TH Sarabun New" w:hAnsi="TH Sarabun New" w:cs="TH Sarabun New"/>
-          <w:sz w:val="32"/>
-          <w:szCs w:val="32"/>
-          <w:cs/>
-          <w:lang w:bidi="th-TH"/>
-        </w:rPr>
-        <w:t>ื่</w:t>
+          <w:rFonts w:ascii="TH Sarabun New" w:hAnsi="TH Sarabun New"/>
+          <w:sz w:val="32"/>
+          <w:cs/>
+          <w:lang w:bidi="th-TH"/>
+        </w:rPr>
+        <w:t>ัป</w:t>
       </w:r>
       <w:proofErr w:type="spellEnd"/>
       <w:r>
         <w:rPr>
-          <w:rFonts w:ascii="TH Sarabun New" w:hAnsi="TH Sarabun New" w:cs="TH Sarabun New"/>
-          <w:sz w:val="32"/>
-          <w:szCs w:val="32"/>
-          <w:cs/>
-          <w:lang w:bidi="th-TH"/>
-        </w:rPr>
-        <w:t>ออ</w:t>
-      </w:r>
-      <w:proofErr w:type="spellStart"/>
-      <w:r>
-        <w:rPr>
-          <w:rFonts w:ascii="TH Sarabun New" w:hAnsi="TH Sarabun New" w:cs="TH Sarabun New"/>
-          <w:sz w:val="32"/>
-          <w:szCs w:val="32"/>
-          <w:cs/>
-          <w:lang w:bidi="th-TH"/>
-        </w:rPr>
-        <w:t>ัป</w:t>
-      </w:r>
-      <w:proofErr w:type="spellEnd"/>
-      <w:r>
-        <w:rPr>
-          <w:rFonts w:ascii="TH Sarabun New" w:hAnsi="TH Sarabun New" w:cs="TH Sarabun New"/>
-          <w:sz w:val="32"/>
-          <w:szCs w:val="32"/>
+          <w:rFonts w:ascii="TH Sarabun New" w:hAnsi="TH Sarabun New"/>
+          <w:sz w:val="32"/>
           <w:cs/>
           <w:lang w:bidi="th-TH"/>
         </w:rPr>
@@ -2246,6 +2243,8 @@
           <w:ilvl w:val="0"/>
           <w:numId w:val="6"/>
         </w:numPr>
+        <w:spacing w:after="0" w:line="240" w:lineRule="auto"/>
+        <w:ind w:hanging="284"/>
         <w:rPr>
           <w:rFonts w:ascii="TH Sarabun New" w:hAnsi="TH Sarabun New" w:cs="TH Sarabun New"/>
           <w:sz w:val="32"/>
@@ -2257,6 +2256,10 @@
         <w:rPr>
           <w:rStyle w:val="StrongEmphasis"/>
           <w:rFonts w:ascii="TH Sarabun New" w:hAnsi="TH Sarabun New" w:cs="TH Sarabun New"/>
+          <w:b w:val="0"/>
+          <w:bCs w:val="0"/>
+          <w:sz w:val="32"/>
+          <w:szCs w:val="32"/>
           <w:lang w:bidi="th-TH"/>
         </w:rPr>
         <w:t>Data Model:</w:t>
@@ -2307,6 +2310,8 @@
           <w:ilvl w:val="0"/>
           <w:numId w:val="6"/>
         </w:numPr>
+        <w:spacing w:after="0" w:line="240" w:lineRule="auto"/>
+        <w:ind w:hanging="284"/>
         <w:rPr>
           <w:rFonts w:ascii="TH Sarabun New" w:hAnsi="TH Sarabun New" w:cs="TH Sarabun New"/>
           <w:sz w:val="32"/>
@@ -2318,6 +2323,10 @@
         <w:rPr>
           <w:rStyle w:val="StrongEmphasis"/>
           <w:rFonts w:ascii="TH Sarabun New" w:hAnsi="TH Sarabun New" w:cs="TH Sarabun New"/>
+          <w:b w:val="0"/>
+          <w:bCs w:val="0"/>
+          <w:sz w:val="32"/>
+          <w:szCs w:val="32"/>
           <w:lang w:bidi="th-TH"/>
         </w:rPr>
         <w:t>Replication:</w:t>
@@ -2387,6 +2396,8 @@
           <w:ilvl w:val="0"/>
           <w:numId w:val="6"/>
         </w:numPr>
+        <w:spacing w:after="0" w:line="240" w:lineRule="auto"/>
+        <w:ind w:hanging="284"/>
         <w:rPr>
           <w:rFonts w:ascii="TH Sarabun New" w:hAnsi="TH Sarabun New" w:cs="TH Sarabun New"/>
           <w:sz w:val="32"/>
@@ -2398,9 +2409,12 @@
         <w:rPr>
           <w:rStyle w:val="StrongEmphasis"/>
           <w:rFonts w:ascii="TH Sarabun New" w:hAnsi="TH Sarabun New" w:cs="TH Sarabun New"/>
-          <w:lang w:bidi="th-TH"/>
-        </w:rPr>
-        <w:lastRenderedPageBreak/>
+          <w:b w:val="0"/>
+          <w:bCs w:val="0"/>
+          <w:sz w:val="32"/>
+          <w:szCs w:val="32"/>
+          <w:lang w:bidi="th-TH"/>
+        </w:rPr>
         <w:t>Remote Events/Functions:</w:t>
       </w:r>
       <w:r>
@@ -2463,129 +2477,135 @@
     </w:p>
     <w:p>
       <w:pPr>
-        <w:pStyle w:val="Textbody"/>
-        <w:rPr>
-          <w:rFonts w:ascii="TH Sarabun New" w:hAnsi="TH Sarabun New" w:cs="TH Sarabun New"/>
-          <w:sz w:val="32"/>
-          <w:szCs w:val="32"/>
-          <w:lang w:bidi="th-TH"/>
-        </w:rPr>
-      </w:pPr>
-    </w:p>
-    <w:p>
-      <w:pPr>
-        <w:pStyle w:val="Textbody"/>
-        <w:rPr>
-          <w:rFonts w:ascii="TH Sarabun New" w:hAnsi="TH Sarabun New" w:cs="TH Sarabun New"/>
-          <w:sz w:val="32"/>
-          <w:szCs w:val="32"/>
-          <w:lang w:bidi="th-TH"/>
-        </w:rPr>
-      </w:pPr>
+        <w:pStyle w:val="Heading3"/>
+        <w:rPr>
+          <w:lang w:bidi="th-TH"/>
+        </w:rPr>
+      </w:pPr>
+    </w:p>
+    <w:p>
+      <w:pPr>
+        <w:pStyle w:val="ListParagraph"/>
+        <w:numPr>
+          <w:ilvl w:val="1"/>
+          <w:numId w:val="29"/>
+        </w:numPr>
+        <w:rPr>
+          <w:rFonts w:ascii="TH Sarabun New" w:hAnsi="TH Sarabun New" w:cs="TH Sarabun New"/>
+          <w:sz w:val="32"/>
+          <w:szCs w:val="32"/>
+          <w:lang w:bidi="th-TH"/>
+        </w:rPr>
+      </w:pPr>
+      <w:r>
+        <w:rPr>
+          <w:rFonts w:ascii="TH Sarabun New" w:hAnsi="TH Sarabun New" w:cs="TH Sarabun New"/>
+          <w:sz w:val="32"/>
+          <w:szCs w:val="32"/>
+          <w:cs/>
+        </w:rPr>
+        <w:t xml:space="preserve">การพัฒนาด้วย </w:t>
+      </w:r>
+      <w:r>
+        <w:rPr>
+          <w:rFonts w:ascii="TH Sarabun New" w:hAnsi="TH Sarabun New" w:cs="TH Sarabun New"/>
+          <w:sz w:val="32"/>
+          <w:szCs w:val="32"/>
+        </w:rPr>
+        <w:t xml:space="preserve">Roblox Studio </w:t>
+      </w:r>
+      <w:r>
+        <w:rPr>
+          <w:rFonts w:ascii="TH Sarabun New" w:hAnsi="TH Sarabun New" w:cs="TH Sarabun New"/>
+          <w:sz w:val="32"/>
+          <w:szCs w:val="32"/>
+          <w:cs/>
+        </w:rPr>
+        <w:t xml:space="preserve">และภาษา </w:t>
+      </w:r>
+      <w:r>
+        <w:rPr>
+          <w:rFonts w:ascii="TH Sarabun New" w:hAnsi="TH Sarabun New" w:cs="TH Sarabun New"/>
+          <w:sz w:val="32"/>
+          <w:szCs w:val="32"/>
+        </w:rPr>
+        <w:t>Luau</w:t>
+      </w:r>
+    </w:p>
+    <w:p>
+      <w:pPr>
+        <w:pStyle w:val="ListParagraph"/>
+        <w:ind w:left="709"/>
+        <w:rPr>
+          <w:rFonts w:ascii="TH Sarabun New" w:hAnsi="TH Sarabun New" w:cs="TH Sarabun New"/>
+          <w:sz w:val="32"/>
+          <w:szCs w:val="32"/>
+          <w:lang w:bidi="th-TH"/>
+        </w:rPr>
+      </w:pPr>
+      <w:r>
+        <w:rPr>
+          <w:rFonts w:ascii="TH Sarabun New" w:hAnsi="TH Sarabun New" w:cs="TH Sarabun New"/>
+          <w:sz w:val="32"/>
+          <w:szCs w:val="32"/>
+          <w:lang w:bidi="th-TH"/>
+        </w:rPr>
+        <w:t xml:space="preserve">Roblox Studio </w:t>
+      </w:r>
+      <w:r>
+        <w:rPr>
+          <w:rFonts w:ascii="TH Sarabun New" w:hAnsi="TH Sarabun New" w:cs="TH Sarabun New"/>
+          <w:sz w:val="32"/>
+          <w:szCs w:val="32"/>
+          <w:cs/>
+          <w:lang w:bidi="th-TH"/>
+        </w:rPr>
+        <w:t xml:space="preserve">คือ </w:t>
+      </w:r>
+      <w:r>
+        <w:rPr>
+          <w:rFonts w:ascii="TH Sarabun New" w:hAnsi="TH Sarabun New" w:cs="TH Sarabun New"/>
+          <w:sz w:val="32"/>
+          <w:szCs w:val="32"/>
+          <w:lang w:bidi="th-TH"/>
+        </w:rPr>
+        <w:t xml:space="preserve">Integrated Development Environment (IDE) </w:t>
+      </w:r>
+      <w:r>
+        <w:rPr>
+          <w:rFonts w:ascii="TH Sarabun New" w:hAnsi="TH Sarabun New" w:cs="TH Sarabun New"/>
+          <w:sz w:val="32"/>
+          <w:szCs w:val="32"/>
+          <w:cs/>
+          <w:lang w:bidi="th-TH"/>
+        </w:rPr>
+        <w:t xml:space="preserve">เครื่องมือหลักที่ใช้ในการสร้างสภาพแวดล้อม วัตถุ </w:t>
+      </w:r>
+      <w:r>
+        <w:rPr>
+          <w:rFonts w:ascii="TH Sarabun New" w:hAnsi="TH Sarabun New" w:cs="TH Sarabun New"/>
+          <w:sz w:val="32"/>
+          <w:szCs w:val="32"/>
+          <w:lang w:bidi="th-TH"/>
+        </w:rPr>
+        <w:t>3</w:t>
+      </w:r>
+      <w:r>
+        <w:rPr>
+          <w:rFonts w:ascii="TH Sarabun New" w:hAnsi="TH Sarabun New" w:cs="TH Sarabun New"/>
+          <w:sz w:val="32"/>
+          <w:szCs w:val="32"/>
+          <w:cs/>
+          <w:lang w:bidi="th-TH"/>
+        </w:rPr>
+        <w:t xml:space="preserve"> มิติ และเขียนโปรแกรมควบคุม การทำงานทั้งหมดถูกควบคุมด้วยภาษา </w:t>
+      </w:r>
       <w:r>
         <w:rPr>
           <w:rStyle w:val="StrongEmphasis"/>
           <w:rFonts w:ascii="TH Sarabun New" w:hAnsi="TH Sarabun New" w:cs="TH Sarabun New"/>
-          <w:lang w:bidi="th-TH"/>
-        </w:rPr>
-        <w:t>1.2</w:t>
-      </w:r>
-      <w:r>
-        <w:rPr>
-          <w:rStyle w:val="StrongEmphasis"/>
-          <w:rFonts w:ascii="TH Sarabun New" w:hAnsi="TH Sarabun New" w:cs="TH Sarabun New"/>
-          <w:cs/>
-          <w:lang w:bidi="th-TH"/>
-        </w:rPr>
-        <w:t xml:space="preserve"> การพัฒนาด้วย </w:t>
-      </w:r>
-      <w:r>
-        <w:rPr>
-          <w:rStyle w:val="StrongEmphasis"/>
-          <w:rFonts w:ascii="TH Sarabun New" w:hAnsi="TH Sarabun New" w:cs="TH Sarabun New"/>
-          <w:lang w:bidi="th-TH"/>
-        </w:rPr>
-        <w:t xml:space="preserve">Roblox Studio </w:t>
-      </w:r>
-      <w:r>
-        <w:rPr>
-          <w:rStyle w:val="StrongEmphasis"/>
-          <w:rFonts w:ascii="TH Sarabun New" w:hAnsi="TH Sarabun New" w:cs="TH Sarabun New"/>
-          <w:cs/>
-          <w:lang w:bidi="th-TH"/>
-        </w:rPr>
-        <w:t xml:space="preserve">และภาษา </w:t>
-      </w:r>
-      <w:r>
-        <w:rPr>
-          <w:rStyle w:val="StrongEmphasis"/>
-          <w:rFonts w:ascii="TH Sarabun New" w:hAnsi="TH Sarabun New" w:cs="TH Sarabun New"/>
-          <w:lang w:bidi="th-TH"/>
-        </w:rPr>
-        <w:t>Luau</w:t>
-      </w:r>
-      <w:r>
-        <w:rPr>
-          <w:rFonts w:ascii="TH Sarabun New" w:hAnsi="TH Sarabun New" w:cs="TH Sarabun New"/>
-          <w:sz w:val="32"/>
-          <w:szCs w:val="32"/>
-          <w:lang w:bidi="th-TH"/>
-        </w:rPr>
-        <w:br/>
-        <w:t xml:space="preserve">Roblox Studio </w:t>
-      </w:r>
-      <w:r>
-        <w:rPr>
-          <w:rFonts w:ascii="TH Sarabun New" w:hAnsi="TH Sarabun New" w:cs="TH Sarabun New"/>
-          <w:sz w:val="32"/>
-          <w:szCs w:val="32"/>
-          <w:cs/>
-          <w:lang w:bidi="th-TH"/>
-        </w:rPr>
-        <w:t xml:space="preserve">คือ </w:t>
-      </w:r>
-      <w:r>
-        <w:rPr>
-          <w:rFonts w:ascii="TH Sarabun New" w:hAnsi="TH Sarabun New" w:cs="TH Sarabun New"/>
-          <w:sz w:val="32"/>
-          <w:szCs w:val="32"/>
-          <w:lang w:bidi="th-TH"/>
-        </w:rPr>
-        <w:t xml:space="preserve">Integrated Development Environment (IDE) </w:t>
-      </w:r>
-      <w:r>
-        <w:rPr>
-          <w:rFonts w:ascii="TH Sarabun New" w:hAnsi="TH Sarabun New" w:cs="TH Sarabun New"/>
-          <w:sz w:val="32"/>
-          <w:szCs w:val="32"/>
-          <w:cs/>
-          <w:lang w:bidi="th-TH"/>
-        </w:rPr>
-        <w:t xml:space="preserve">เครื่องมือหลักที่ใช้ในการสร้างสภาพแวดล้อม วัตถุ </w:t>
-      </w:r>
-      <w:r>
-        <w:rPr>
-          <w:rFonts w:ascii="TH Sarabun New" w:hAnsi="TH Sarabun New" w:cs="TH Sarabun New"/>
-          <w:sz w:val="32"/>
-          <w:szCs w:val="32"/>
-          <w:lang w:bidi="th-TH"/>
-        </w:rPr>
-        <w:t>3</w:t>
-      </w:r>
-      <w:r>
-        <w:rPr>
-          <w:rFonts w:ascii="TH Sarabun New" w:hAnsi="TH Sarabun New" w:cs="TH Sarabun New"/>
-          <w:sz w:val="32"/>
-          <w:szCs w:val="32"/>
-          <w:cs/>
-          <w:lang w:bidi="th-TH"/>
-        </w:rPr>
-        <w:t xml:space="preserve"> มิติ และเขียนโปรแกรมควบคุม การทำงานทั้งหมดถูกควบคุมด้วยภาษา </w:t>
-      </w:r>
-      <w:r>
-        <w:rPr>
-          <w:rStyle w:val="StrongEmphasis"/>
-          <w:rFonts w:ascii="TH Sarabun New" w:hAnsi="TH Sarabun New" w:cs="TH Sarabun New"/>
+          <w:sz w:val="32"/>
+          <w:szCs w:val="32"/>
           <w:lang w:bidi="th-TH"/>
         </w:rPr>
         <w:t>Luau</w:t>
@@ -2682,6 +2702,7 @@
           <w:cs/>
           <w:lang w:bidi="th-TH"/>
         </w:rPr>
+        <w:lastRenderedPageBreak/>
         <w:t xml:space="preserve">ระบบ </w:t>
       </w:r>
       <w:r>
@@ -2795,39 +2816,148 @@
     </w:p>
     <w:p>
       <w:pPr>
+        <w:pStyle w:val="Heading2"/>
+        <w:rPr>
+          <w:sz w:val="32"/>
+          <w:lang w:bidi="th-TH"/>
+        </w:rPr>
+      </w:pPr>
+      <w:r>
+        <w:rPr>
+          <w:rStyle w:val="StrongEmphasis"/>
+          <w:rFonts w:ascii="TH Sarabun New" w:hAnsi="TH Sarabun New"/>
+          <w:cs/>
+          <w:lang w:bidi="th-TH"/>
+        </w:rPr>
+        <w:t>ทฤษฎีการสื่อสารภาษาอังกฤษ (</w:t>
+      </w:r>
+      <w:r>
+        <w:rPr>
+          <w:rStyle w:val="StrongEmphasis"/>
+          <w:rFonts w:ascii="TH Sarabun New" w:hAnsi="TH Sarabun New"/>
+          <w:lang w:bidi="th-TH"/>
+        </w:rPr>
+        <w:t>English Communication Theory)</w:t>
+      </w:r>
+    </w:p>
+    <w:p>
+      <w:pPr>
         <w:pStyle w:val="Heading4"/>
-        <w:spacing w:before="0" w:after="140" w:line="276" w:lineRule="auto"/>
-        <w:rPr>
-          <w:rFonts w:ascii="TH Sarabun New" w:hAnsi="TH Sarabun New" w:cs="TH Sarabun New"/>
-          <w:sz w:val="32"/>
-          <w:szCs w:val="32"/>
-          <w:lang w:bidi="th-TH"/>
-        </w:rPr>
-      </w:pPr>
-      <w:r>
-        <w:rPr>
-          <w:rStyle w:val="StrongEmphasis"/>
-          <w:rFonts w:ascii="TH Sarabun New" w:hAnsi="TH Sarabun New" w:cs="TH Sarabun New"/>
-          <w:lang w:bidi="th-TH"/>
-        </w:rPr>
-        <w:t xml:space="preserve">2. </w:t>
-      </w:r>
-      <w:r>
-        <w:rPr>
-          <w:rStyle w:val="StrongEmphasis"/>
-          <w:rFonts w:ascii="TH Sarabun New" w:hAnsi="TH Sarabun New" w:cs="TH Sarabun New"/>
-          <w:cs/>
-          <w:lang w:bidi="th-TH"/>
-        </w:rPr>
-        <w:t>ทฤษฎีการสื่อสารภาษาอังกฤษ (</w:t>
-      </w:r>
-      <w:r>
-        <w:rPr>
-          <w:rStyle w:val="StrongEmphasis"/>
-          <w:rFonts w:ascii="TH Sarabun New" w:hAnsi="TH Sarabun New" w:cs="TH Sarabun New"/>
-          <w:lang w:bidi="th-TH"/>
-        </w:rPr>
-        <w:t>English Communication Theory)</w:t>
+        <w:rPr>
+          <w:rStyle w:val="Heading3Char"/>
+          <w:rFonts w:ascii="TH Sarabun New" w:hAnsi="TH Sarabun New"/>
+          <w:sz w:val="32"/>
+        </w:rPr>
+      </w:pPr>
+      <w:r>
+        <w:rPr>
+          <w:rStyle w:val="Heading3Char"/>
+          <w:rFonts w:ascii="TH Sarabun New" w:hAnsi="TH Sarabun New"/>
+          <w:sz w:val="32"/>
+        </w:rPr>
+        <w:t>2.1</w:t>
+      </w:r>
+      <w:r>
+        <w:rPr>
+          <w:rStyle w:val="Heading3Char"/>
+          <w:rFonts w:ascii="TH Sarabun New" w:hAnsi="TH Sarabun New"/>
+          <w:sz w:val="32"/>
+          <w:cs/>
+        </w:rPr>
+        <w:t xml:space="preserve"> แนวคิดการสอนภาษาเพื่อการสื่อสาร (</w:t>
+      </w:r>
+      <w:r>
+        <w:rPr>
+          <w:rStyle w:val="Heading3Char"/>
+          <w:rFonts w:ascii="TH Sarabun New" w:hAnsi="TH Sarabun New"/>
+          <w:sz w:val="32"/>
+        </w:rPr>
+        <w:t>Communicative Language Teaching - CLT)</w:t>
+      </w:r>
+    </w:p>
+    <w:p>
+      <w:pPr>
+        <w:jc w:val="thaiDistribute"/>
+        <w:rPr>
+          <w:rFonts w:ascii="TH Sarabun New" w:eastAsiaTheme="majorEastAsia" w:hAnsi="TH Sarabun New"/>
+          <w:sz w:val="32"/>
+        </w:rPr>
+      </w:pPr>
+      <w:r>
+        <w:rPr>
+          <w:rStyle w:val="Heading3Char"/>
+          <w:rFonts w:ascii="TH Sarabun New" w:hAnsi="TH Sarabun New"/>
+          <w:sz w:val="32"/>
+        </w:rPr>
+        <w:br/>
+      </w:r>
+      <w:r>
+        <w:rPr>
+          <w:rFonts w:ascii="TH Sarabun New" w:hAnsi="TH Sarabun New"/>
+          <w:sz w:val="32"/>
+          <w:cs/>
+        </w:rPr>
+        <w:t xml:space="preserve">โครงงานนี้ยึดหลักการ </w:t>
+      </w:r>
+      <w:r>
+        <w:rPr>
+          <w:rFonts w:ascii="TH Sarabun New" w:hAnsi="TH Sarabun New"/>
+          <w:sz w:val="32"/>
+        </w:rPr>
+        <w:t xml:space="preserve">CLT </w:t>
+      </w:r>
+      <w:r>
+        <w:rPr>
+          <w:rFonts w:ascii="TH Sarabun New" w:hAnsi="TH Sarabun New"/>
+          <w:sz w:val="32"/>
+          <w:cs/>
+        </w:rPr>
+        <w:t>ที่เน้นให้ผู้เรียนได้ใช้ภาษาในสถานการณ์จริง (</w:t>
+      </w:r>
+      <w:r>
+        <w:rPr>
+          <w:rFonts w:ascii="TH Sarabun New" w:hAnsi="TH Sarabun New"/>
+          <w:sz w:val="32"/>
+        </w:rPr>
+        <w:t xml:space="preserve">Authentic Situations) </w:t>
+      </w:r>
+      <w:r>
+        <w:rPr>
+          <w:rFonts w:ascii="TH Sarabun New" w:hAnsi="TH Sarabun New"/>
+          <w:sz w:val="32"/>
+          <w:cs/>
+        </w:rPr>
+        <w:t>มากกว่าการท่องจำไวยากรณ์เพียงอย่างเดียว โดยจำลองบริบทภายในเกมให้ผู้เล่นต้องทำความเข้าใจสาร (</w:t>
+      </w:r>
+      <w:r>
+        <w:rPr>
+          <w:rFonts w:ascii="TH Sarabun New" w:hAnsi="TH Sarabun New"/>
+          <w:sz w:val="32"/>
+        </w:rPr>
+        <w:t xml:space="preserve">Input) </w:t>
+      </w:r>
+      <w:r>
+        <w:rPr>
+          <w:rFonts w:ascii="TH Sarabun New" w:hAnsi="TH Sarabun New"/>
+          <w:sz w:val="32"/>
+          <w:cs/>
+        </w:rPr>
+        <w:t>และสื่อสารตอบโต้ (</w:t>
+      </w:r>
+      <w:r>
+        <w:rPr>
+          <w:rFonts w:ascii="TH Sarabun New" w:hAnsi="TH Sarabun New"/>
+          <w:sz w:val="32"/>
+        </w:rPr>
+        <w:t xml:space="preserve">Output) </w:t>
+      </w:r>
+      <w:r>
+        <w:rPr>
+          <w:rFonts w:ascii="TH Sarabun New" w:hAnsi="TH Sarabun New"/>
+          <w:sz w:val="32"/>
+          <w:cs/>
+        </w:rPr>
+        <w:t>เพื่อให้บรรลุเป้าหมายของภารกิจ</w:t>
       </w:r>
     </w:p>
     <w:p>
@@ -2842,166 +2972,34 @@
       </w:pPr>
       <w:r>
         <w:rPr>
-          <w:rStyle w:val="StrongEmphasis"/>
-          <w:rFonts w:ascii="TH Sarabun New" w:hAnsi="TH Sarabun New" w:cs="TH Sarabun New"/>
-          <w:lang w:bidi="th-TH"/>
-        </w:rPr>
-        <w:t>2.1</w:t>
-      </w:r>
-      <w:r>
-        <w:rPr>
-          <w:rStyle w:val="StrongEmphasis"/>
-          <w:rFonts w:ascii="TH Sarabun New" w:hAnsi="TH Sarabun New" w:cs="TH Sarabun New"/>
-          <w:cs/>
-          <w:lang w:bidi="th-TH"/>
-        </w:rPr>
-        <w:t xml:space="preserve"> แนวคิดการสอนภาษาเพื่อการสื่อสาร (</w:t>
-      </w:r>
-      <w:r>
-        <w:rPr>
-          <w:rStyle w:val="StrongEmphasis"/>
-          <w:rFonts w:ascii="TH Sarabun New" w:hAnsi="TH Sarabun New" w:cs="TH Sarabun New"/>
-          <w:lang w:bidi="th-TH"/>
-        </w:rPr>
-        <w:t>Communicative Language Teaching - CLT)</w:t>
-      </w:r>
-      <w:r>
-        <w:rPr>
-          <w:rFonts w:ascii="TH Sarabun New" w:hAnsi="TH Sarabun New" w:cs="TH Sarabun New"/>
-          <w:sz w:val="32"/>
-          <w:szCs w:val="32"/>
-          <w:lang w:bidi="th-TH"/>
-        </w:rPr>
-        <w:br/>
-      </w:r>
-      <w:r>
-        <w:rPr>
-          <w:rFonts w:ascii="TH Sarabun New" w:hAnsi="TH Sarabun New" w:cs="TH Sarabun New"/>
-          <w:sz w:val="32"/>
-          <w:szCs w:val="32"/>
-          <w:cs/>
-          <w:lang w:bidi="th-TH"/>
-        </w:rPr>
-        <w:t xml:space="preserve">โครงงานนี้ยึดหลักการ </w:t>
-      </w:r>
-      <w:r>
-        <w:rPr>
-          <w:rFonts w:ascii="TH Sarabun New" w:hAnsi="TH Sarabun New" w:cs="TH Sarabun New"/>
-          <w:sz w:val="32"/>
-          <w:szCs w:val="32"/>
-          <w:lang w:bidi="th-TH"/>
-        </w:rPr>
-        <w:t xml:space="preserve">CLT </w:t>
-      </w:r>
-      <w:r>
-        <w:rPr>
-          <w:rFonts w:ascii="TH Sarabun New" w:hAnsi="TH Sarabun New" w:cs="TH Sarabun New"/>
-          <w:sz w:val="32"/>
-          <w:szCs w:val="32"/>
-          <w:cs/>
-          <w:lang w:bidi="th-TH"/>
-        </w:rPr>
-        <w:t>ที่เน้นให้ผู้เรียนได้ใช้ภาษาในสถานการณ์จริง (</w:t>
-      </w:r>
-      <w:r>
-        <w:rPr>
-          <w:rFonts w:ascii="TH Sarabun New" w:hAnsi="TH Sarabun New" w:cs="TH Sarabun New"/>
-          <w:sz w:val="32"/>
-          <w:szCs w:val="32"/>
-          <w:lang w:bidi="th-TH"/>
-        </w:rPr>
-        <w:t xml:space="preserve">Authentic Situations) </w:t>
-      </w:r>
-      <w:r>
-        <w:rPr>
-          <w:rFonts w:ascii="TH Sarabun New" w:hAnsi="TH Sarabun New" w:cs="TH Sarabun New"/>
-          <w:sz w:val="32"/>
-          <w:szCs w:val="32"/>
-          <w:cs/>
-          <w:lang w:bidi="th-TH"/>
-        </w:rPr>
-        <w:t>มากกว่าการท่องจำไวยากรณ์เพียงอย่างเดียว โดยจำลองบริบทภายในเกมให้ผู้เล่นต้องทำความเข้าใจสาร (</w:t>
-      </w:r>
-      <w:r>
-        <w:rPr>
-          <w:rFonts w:ascii="TH Sarabun New" w:hAnsi="TH Sarabun New" w:cs="TH Sarabun New"/>
-          <w:sz w:val="32"/>
-          <w:szCs w:val="32"/>
-          <w:lang w:bidi="th-TH"/>
-        </w:rPr>
-        <w:t xml:space="preserve">Input) </w:t>
-      </w:r>
-      <w:r>
-        <w:rPr>
-          <w:rFonts w:ascii="TH Sarabun New" w:hAnsi="TH Sarabun New" w:cs="TH Sarabun New"/>
-          <w:sz w:val="32"/>
-          <w:szCs w:val="32"/>
-          <w:cs/>
-          <w:lang w:bidi="th-TH"/>
-        </w:rPr>
-        <w:t>และสื่อสารตอบโต้ (</w:t>
-      </w:r>
-      <w:r>
-        <w:rPr>
-          <w:rFonts w:ascii="TH Sarabun New" w:hAnsi="TH Sarabun New" w:cs="TH Sarabun New"/>
-          <w:sz w:val="32"/>
-          <w:szCs w:val="32"/>
-          <w:lang w:bidi="th-TH"/>
-        </w:rPr>
-        <w:t xml:space="preserve">Output) </w:t>
-      </w:r>
-      <w:r>
-        <w:rPr>
-          <w:rFonts w:ascii="TH Sarabun New" w:hAnsi="TH Sarabun New" w:cs="TH Sarabun New"/>
-          <w:sz w:val="32"/>
-          <w:szCs w:val="32"/>
-          <w:cs/>
-          <w:lang w:bidi="th-TH"/>
-        </w:rPr>
-        <w:t>เพื่อให้บรรลุเป้าหมายของภารกิจ</w:t>
-      </w:r>
-    </w:p>
-    <w:p>
-      <w:pPr>
-        <w:pStyle w:val="Textbody"/>
-        <w:rPr>
-          <w:rFonts w:ascii="TH Sarabun New" w:hAnsi="TH Sarabun New" w:cs="TH Sarabun New"/>
-          <w:sz w:val="32"/>
-          <w:szCs w:val="32"/>
-          <w:lang w:bidi="th-TH"/>
-        </w:rPr>
-      </w:pPr>
-      <w:r>
-        <w:rPr>
-          <w:rStyle w:val="StrongEmphasis"/>
-          <w:rFonts w:ascii="TH Sarabun New" w:hAnsi="TH Sarabun New" w:cs="TH Sarabun New"/>
-          <w:lang w:bidi="th-TH"/>
+          <w:rStyle w:val="Heading3Char"/>
+          <w:rFonts w:ascii="TH Sarabun New" w:hAnsi="TH Sarabun New"/>
+          <w:sz w:val="32"/>
         </w:rPr>
         <w:t>2.2</w:t>
       </w:r>
       <w:r>
         <w:rPr>
-          <w:rStyle w:val="StrongEmphasis"/>
-          <w:rFonts w:ascii="TH Sarabun New" w:hAnsi="TH Sarabun New" w:cs="TH Sarabun New"/>
-          <w:cs/>
-          <w:lang w:bidi="th-TH"/>
+          <w:rStyle w:val="Heading3Char"/>
+          <w:rFonts w:ascii="TH Sarabun New" w:hAnsi="TH Sarabun New"/>
+          <w:sz w:val="32"/>
+          <w:cs/>
         </w:rPr>
         <w:t xml:space="preserve"> ทักษะทางภาษาที่เน้นในบริบทเกม (</w:t>
       </w:r>
       <w:r>
         <w:rPr>
-          <w:rStyle w:val="StrongEmphasis"/>
-          <w:rFonts w:ascii="TH Sarabun New" w:hAnsi="TH Sarabun New" w:cs="TH Sarabun New"/>
-          <w:lang w:bidi="th-TH"/>
+          <w:rStyle w:val="Heading3Char"/>
+          <w:rFonts w:ascii="TH Sarabun New" w:hAnsi="TH Sarabun New"/>
+          <w:sz w:val="32"/>
         </w:rPr>
         <w:t>Targeted Skills)</w:t>
       </w:r>
       <w:r>
         <w:rPr>
-          <w:rFonts w:ascii="TH Sarabun New" w:hAnsi="TH Sarabun New" w:cs="TH Sarabun New"/>
-          <w:sz w:val="32"/>
-          <w:szCs w:val="32"/>
-          <w:lang w:bidi="th-TH"/>
+          <w:rStyle w:val="Heading3Char"/>
+          <w:rFonts w:ascii="TH Sarabun New" w:hAnsi="TH Sarabun New"/>
+          <w:sz w:val="32"/>
         </w:rPr>
         <w:br/>
       </w:r>
@@ -3053,6 +3051,8 @@
         <w:rPr>
           <w:rStyle w:val="StrongEmphasis"/>
           <w:rFonts w:ascii="TH Sarabun New" w:hAnsi="TH Sarabun New" w:cs="TH Sarabun New"/>
+          <w:sz w:val="32"/>
+          <w:szCs w:val="32"/>
           <w:cs/>
           <w:lang w:bidi="th-TH"/>
         </w:rPr>
@@ -3062,6 +3062,8 @@
         <w:rPr>
           <w:rStyle w:val="StrongEmphasis"/>
           <w:rFonts w:ascii="TH Sarabun New" w:hAnsi="TH Sarabun New" w:cs="TH Sarabun New"/>
+          <w:sz w:val="32"/>
+          <w:szCs w:val="32"/>
           <w:lang w:bidi="th-TH"/>
         </w:rPr>
         <w:t>Reading):</w:t>
@@ -3123,6 +3125,8 @@
         <w:rPr>
           <w:rStyle w:val="StrongEmphasis"/>
           <w:rFonts w:ascii="TH Sarabun New" w:hAnsi="TH Sarabun New" w:cs="TH Sarabun New"/>
+          <w:sz w:val="32"/>
+          <w:szCs w:val="32"/>
           <w:cs/>
           <w:lang w:bidi="th-TH"/>
         </w:rPr>
@@ -3132,6 +3136,8 @@
         <w:rPr>
           <w:rStyle w:val="StrongEmphasis"/>
           <w:rFonts w:ascii="TH Sarabun New" w:hAnsi="TH Sarabun New" w:cs="TH Sarabun New"/>
+          <w:sz w:val="32"/>
+          <w:szCs w:val="32"/>
           <w:lang w:bidi="th-TH"/>
         </w:rPr>
         <w:t>Listening):</w:t>
@@ -3193,6 +3199,8 @@
         <w:rPr>
           <w:rStyle w:val="StrongEmphasis"/>
           <w:rFonts w:ascii="TH Sarabun New" w:hAnsi="TH Sarabun New" w:cs="TH Sarabun New"/>
+          <w:sz w:val="32"/>
+          <w:szCs w:val="32"/>
           <w:cs/>
           <w:lang w:bidi="th-TH"/>
         </w:rPr>
@@ -3202,6 +3210,8 @@
         <w:rPr>
           <w:rStyle w:val="StrongEmphasis"/>
           <w:rFonts w:ascii="TH Sarabun New" w:hAnsi="TH Sarabun New" w:cs="TH Sarabun New"/>
+          <w:sz w:val="32"/>
+          <w:szCs w:val="32"/>
           <w:lang w:bidi="th-TH"/>
         </w:rPr>
         <w:t>Writing):</w:t>
@@ -3277,28 +3287,27 @@
     </w:p>
     <w:p>
       <w:pPr>
-        <w:pStyle w:val="Heading4"/>
-        <w:spacing w:before="0" w:after="140" w:line="276" w:lineRule="auto"/>
-        <w:rPr>
-          <w:rFonts w:ascii="TH Sarabun New" w:hAnsi="TH Sarabun New" w:cs="TH Sarabun New"/>
-          <w:sz w:val="32"/>
-          <w:szCs w:val="32"/>
+        <w:pStyle w:val="Heading2"/>
+        <w:rPr>
+          <w:rFonts w:ascii="TH Sarabun New" w:hAnsi="TH Sarabun New"/>
+          <w:sz w:val="32"/>
           <w:lang w:bidi="th-TH"/>
         </w:rPr>
       </w:pPr>
       <w:r>
         <w:rPr>
           <w:rStyle w:val="StrongEmphasis"/>
-          <w:rFonts w:ascii="TH Sarabun New" w:hAnsi="TH Sarabun New" w:cs="TH Sarabun New"/>
-          <w:lang w:bidi="th-TH"/>
-        </w:rPr>
-        <w:lastRenderedPageBreak/>
+          <w:rFonts w:ascii="TH Sarabun New" w:hAnsi="TH Sarabun New"/>
+          <w:sz w:val="32"/>
+          <w:lang w:bidi="th-TH"/>
+        </w:rPr>
         <w:t xml:space="preserve">3. </w:t>
       </w:r>
       <w:r>
         <w:rPr>
           <w:rStyle w:val="StrongEmphasis"/>
-          <w:rFonts w:ascii="TH Sarabun New" w:hAnsi="TH Sarabun New" w:cs="TH Sarabun New"/>
+          <w:rFonts w:ascii="TH Sarabun New" w:hAnsi="TH Sarabun New"/>
+          <w:sz w:val="32"/>
           <w:cs/>
           <w:lang w:bidi="th-TH"/>
         </w:rPr>
@@ -3307,7 +3316,8 @@
       <w:r>
         <w:rPr>
           <w:rStyle w:val="StrongEmphasis"/>
-          <w:rFonts w:ascii="TH Sarabun New" w:hAnsi="TH Sarabun New" w:cs="TH Sarabun New"/>
+          <w:rFonts w:ascii="TH Sarabun New" w:hAnsi="TH Sarabun New"/>
+          <w:sz w:val="32"/>
           <w:lang w:bidi="th-TH"/>
         </w:rPr>
         <w:t>Game-based Learning - GBL)</w:t>
@@ -3327,6 +3337,8 @@
         <w:rPr>
           <w:rStyle w:val="StrongEmphasis"/>
           <w:rFonts w:ascii="TH Sarabun New" w:hAnsi="TH Sarabun New" w:cs="TH Sarabun New"/>
+          <w:sz w:val="32"/>
+          <w:szCs w:val="32"/>
           <w:lang w:bidi="th-TH"/>
         </w:rPr>
         <w:t>3.1</w:t>
@@ -3335,6 +3347,8 @@
         <w:rPr>
           <w:rStyle w:val="StrongEmphasis"/>
           <w:rFonts w:ascii="TH Sarabun New" w:hAnsi="TH Sarabun New" w:cs="TH Sarabun New"/>
+          <w:sz w:val="32"/>
+          <w:szCs w:val="32"/>
           <w:cs/>
           <w:lang w:bidi="th-TH"/>
         </w:rPr>
@@ -3344,6 +3358,8 @@
         <w:rPr>
           <w:rStyle w:val="StrongEmphasis"/>
           <w:rFonts w:ascii="TH Sarabun New" w:hAnsi="TH Sarabun New" w:cs="TH Sarabun New"/>
+          <w:sz w:val="32"/>
+          <w:szCs w:val="32"/>
           <w:lang w:bidi="th-TH"/>
         </w:rPr>
         <w:t>Edutainment</w:t>
@@ -3440,6 +3456,8 @@
         <w:rPr>
           <w:rStyle w:val="StrongEmphasis"/>
           <w:rFonts w:ascii="TH Sarabun New" w:hAnsi="TH Sarabun New" w:cs="TH Sarabun New"/>
+          <w:sz w:val="32"/>
+          <w:szCs w:val="32"/>
           <w:lang w:bidi="th-TH"/>
         </w:rPr>
         <w:t>3.2</w:t>
@@ -3448,6 +3466,8 @@
         <w:rPr>
           <w:rStyle w:val="StrongEmphasis"/>
           <w:rFonts w:ascii="TH Sarabun New" w:hAnsi="TH Sarabun New" w:cs="TH Sarabun New"/>
+          <w:sz w:val="32"/>
+          <w:szCs w:val="32"/>
           <w:cs/>
           <w:lang w:bidi="th-TH"/>
         </w:rPr>
@@ -3457,6 +3477,8 @@
         <w:rPr>
           <w:rStyle w:val="StrongEmphasis"/>
           <w:rFonts w:ascii="TH Sarabun New" w:hAnsi="TH Sarabun New" w:cs="TH Sarabun New"/>
+          <w:sz w:val="32"/>
+          <w:szCs w:val="32"/>
           <w:lang w:bidi="th-TH"/>
         </w:rPr>
         <w:t>Flow Theory)</w:t>
@@ -3506,7 +3528,17 @@
           <w:szCs w:val="32"/>
           <w:lang w:bidi="th-TH"/>
         </w:rPr>
-        <w:t xml:space="preserve">Mihaly Csikszentmihalyi </w:t>
+        <w:t xml:space="preserve">Mihaly </w:t>
+      </w:r>
+      <w:r>
+        <w:rPr>
+          <w:rFonts w:ascii="TH Sarabun New" w:hAnsi="TH Sarabun New" w:cs="TH Sarabun New"/>
+          <w:sz w:val="32"/>
+          <w:szCs w:val="32"/>
+          <w:lang w:bidi="th-TH"/>
+        </w:rPr>
+        <w:lastRenderedPageBreak/>
+        <w:t xml:space="preserve">Csikszentmihalyi </w:t>
       </w:r>
       <w:r>
         <w:rPr>
@@ -3614,6 +3646,8 @@
         <w:rPr>
           <w:rStyle w:val="StrongEmphasis"/>
           <w:rFonts w:ascii="TH Sarabun New" w:hAnsi="TH Sarabun New" w:cs="TH Sarabun New"/>
+          <w:sz w:val="32"/>
+          <w:szCs w:val="32"/>
           <w:cs/>
           <w:lang w:bidi="th-TH"/>
         </w:rPr>
@@ -3623,6 +3657,8 @@
         <w:rPr>
           <w:rStyle w:val="StrongEmphasis"/>
           <w:rFonts w:ascii="TH Sarabun New" w:hAnsi="TH Sarabun New" w:cs="TH Sarabun New"/>
+          <w:sz w:val="32"/>
+          <w:szCs w:val="32"/>
           <w:lang w:bidi="th-TH"/>
         </w:rPr>
         <w:t>Flow):</w:t>
@@ -3682,19 +3718,18 @@
     </w:p>
     <w:p>
       <w:pPr>
-        <w:pStyle w:val="Heading4"/>
-        <w:spacing w:before="0" w:after="140" w:line="276" w:lineRule="auto"/>
-        <w:rPr>
-          <w:rFonts w:ascii="TH Sarabun New" w:hAnsi="TH Sarabun New" w:cs="TH Sarabun New"/>
-          <w:sz w:val="32"/>
-          <w:szCs w:val="32"/>
+        <w:pStyle w:val="Heading2"/>
+        <w:rPr>
+          <w:rFonts w:ascii="TH Sarabun New" w:hAnsi="TH Sarabun New"/>
+          <w:sz w:val="32"/>
           <w:lang w:bidi="th-TH"/>
         </w:rPr>
       </w:pPr>
       <w:r>
         <w:rPr>
           <w:rStyle w:val="StrongEmphasis"/>
-          <w:rFonts w:ascii="TH Sarabun New" w:hAnsi="TH Sarabun New" w:cs="TH Sarabun New"/>
+          <w:rFonts w:ascii="TH Sarabun New" w:hAnsi="TH Sarabun New"/>
+          <w:sz w:val="32"/>
           <w:lang w:bidi="th-TH"/>
         </w:rPr>
         <w:t xml:space="preserve">4. </w:t>
@@ -3702,7 +3737,8 @@
       <w:r>
         <w:rPr>
           <w:rStyle w:val="StrongEmphasis"/>
-          <w:rFonts w:ascii="TH Sarabun New" w:hAnsi="TH Sarabun New" w:cs="TH Sarabun New"/>
+          <w:rFonts w:ascii="TH Sarabun New" w:hAnsi="TH Sarabun New"/>
+          <w:sz w:val="32"/>
           <w:cs/>
           <w:lang w:bidi="th-TH"/>
         </w:rPr>
@@ -3711,7 +3747,8 @@
       <w:r>
         <w:rPr>
           <w:rStyle w:val="StrongEmphasis"/>
-          <w:rFonts w:ascii="TH Sarabun New" w:hAnsi="TH Sarabun New" w:cs="TH Sarabun New"/>
+          <w:rFonts w:ascii="TH Sarabun New" w:hAnsi="TH Sarabun New"/>
+          <w:sz w:val="32"/>
           <w:lang w:bidi="th-TH"/>
         </w:rPr>
         <w:t>Game Design Principles)</w:t>
@@ -3731,6 +3768,8 @@
         <w:rPr>
           <w:rStyle w:val="StrongEmphasis"/>
           <w:rFonts w:ascii="TH Sarabun New" w:hAnsi="TH Sarabun New" w:cs="TH Sarabun New"/>
+          <w:sz w:val="32"/>
+          <w:szCs w:val="32"/>
           <w:lang w:bidi="th-TH"/>
         </w:rPr>
         <w:t>4.1</w:t>
@@ -3739,6 +3778,8 @@
         <w:rPr>
           <w:rStyle w:val="StrongEmphasis"/>
           <w:rFonts w:ascii="TH Sarabun New" w:hAnsi="TH Sarabun New" w:cs="TH Sarabun New"/>
+          <w:sz w:val="32"/>
+          <w:szCs w:val="32"/>
           <w:cs/>
           <w:lang w:bidi="th-TH"/>
         </w:rPr>
@@ -3748,6 +3789,8 @@
         <w:rPr>
           <w:rStyle w:val="StrongEmphasis"/>
           <w:rFonts w:ascii="TH Sarabun New" w:hAnsi="TH Sarabun New" w:cs="TH Sarabun New"/>
+          <w:sz w:val="32"/>
+          <w:szCs w:val="32"/>
           <w:lang w:bidi="th-TH"/>
         </w:rPr>
         <w:t>Core Game Loop)</w:t>
@@ -3809,6 +3852,8 @@
         <w:rPr>
           <w:rStyle w:val="StrongEmphasis"/>
           <w:rFonts w:ascii="TH Sarabun New" w:hAnsi="TH Sarabun New" w:cs="TH Sarabun New"/>
+          <w:sz w:val="32"/>
+          <w:szCs w:val="32"/>
           <w:lang w:bidi="th-TH"/>
         </w:rPr>
         <w:t>Action (</w:t>
@@ -3817,6 +3862,8 @@
         <w:rPr>
           <w:rStyle w:val="StrongEmphasis"/>
           <w:rFonts w:ascii="TH Sarabun New" w:hAnsi="TH Sarabun New" w:cs="TH Sarabun New"/>
+          <w:sz w:val="32"/>
+          <w:szCs w:val="32"/>
           <w:cs/>
           <w:lang w:bidi="th-TH"/>
         </w:rPr>
@@ -3851,6 +3898,8 @@
         <w:rPr>
           <w:rStyle w:val="StrongEmphasis"/>
           <w:rFonts w:ascii="TH Sarabun New" w:hAnsi="TH Sarabun New" w:cs="TH Sarabun New"/>
+          <w:sz w:val="32"/>
+          <w:szCs w:val="32"/>
           <w:lang w:bidi="th-TH"/>
         </w:rPr>
         <w:t>Challenge (</w:t>
@@ -3859,6 +3908,8 @@
         <w:rPr>
           <w:rStyle w:val="StrongEmphasis"/>
           <w:rFonts w:ascii="TH Sarabun New" w:hAnsi="TH Sarabun New" w:cs="TH Sarabun New"/>
+          <w:sz w:val="32"/>
+          <w:szCs w:val="32"/>
           <w:cs/>
           <w:lang w:bidi="th-TH"/>
         </w:rPr>
@@ -3893,6 +3944,8 @@
         <w:rPr>
           <w:rStyle w:val="StrongEmphasis"/>
           <w:rFonts w:ascii="TH Sarabun New" w:hAnsi="TH Sarabun New" w:cs="TH Sarabun New"/>
+          <w:sz w:val="32"/>
+          <w:szCs w:val="32"/>
           <w:lang w:bidi="th-TH"/>
         </w:rPr>
         <w:t>Reward (</w:t>
@@ -3901,6 +3954,8 @@
         <w:rPr>
           <w:rStyle w:val="StrongEmphasis"/>
           <w:rFonts w:ascii="TH Sarabun New" w:hAnsi="TH Sarabun New" w:cs="TH Sarabun New"/>
+          <w:sz w:val="32"/>
+          <w:szCs w:val="32"/>
           <w:cs/>
           <w:lang w:bidi="th-TH"/>
         </w:rPr>
@@ -3973,6 +4028,8 @@
         <w:rPr>
           <w:rStyle w:val="StrongEmphasis"/>
           <w:rFonts w:ascii="TH Sarabun New" w:hAnsi="TH Sarabun New" w:cs="TH Sarabun New"/>
+          <w:sz w:val="32"/>
+          <w:szCs w:val="32"/>
           <w:lang w:bidi="th-TH"/>
         </w:rPr>
         <w:t>Progress (</w:t>
@@ -3981,6 +4038,8 @@
         <w:rPr>
           <w:rStyle w:val="StrongEmphasis"/>
           <w:rFonts w:ascii="TH Sarabun New" w:hAnsi="TH Sarabun New" w:cs="TH Sarabun New"/>
+          <w:sz w:val="32"/>
+          <w:szCs w:val="32"/>
           <w:cs/>
           <w:lang w:bidi="th-TH"/>
         </w:rPr>
@@ -4192,13 +4251,15 @@
         <w:pStyle w:val="Heading1"/>
         <w:rPr>
           <w:rFonts w:ascii="TH Sarabun New" w:hAnsi="TH Sarabun New"/>
-          <w:lang w:bidi="th-TH"/>
-        </w:rPr>
-      </w:pPr>
-      <w:r>
-        <w:rPr>
-          <w:rStyle w:val="a3"/>
-          <w:rFonts w:ascii="TH Sarabun New" w:hAnsi="TH Sarabun New"/>
+          <w:szCs w:val="32"/>
+          <w:lang w:bidi="th-TH"/>
+        </w:rPr>
+      </w:pPr>
+      <w:r>
+        <w:rPr>
+          <w:rStyle w:val="a3"/>
+          <w:rFonts w:ascii="TH Sarabun New" w:hAnsi="TH Sarabun New"/>
+          <w:szCs w:val="32"/>
         </w:rPr>
         <w:t>8</w:t>
       </w:r>
@@ -4206,6 +4267,7 @@
         <w:rPr>
           <w:rStyle w:val="a3"/>
           <w:rFonts w:ascii="TH Sarabun New" w:hAnsi="TH Sarabun New"/>
+          <w:szCs w:val="32"/>
           <w:cs/>
           <w:lang w:bidi="th-TH"/>
         </w:rPr>
@@ -4215,6 +4277,7 @@
         <w:rPr>
           <w:rStyle w:val="a3"/>
           <w:rFonts w:ascii="TH Sarabun New" w:hAnsi="TH Sarabun New"/>
+          <w:szCs w:val="32"/>
           <w:cs/>
           <w:lang w:bidi="th-TH"/>
         </w:rPr>
@@ -4229,15 +4292,15 @@
           <w:numId w:val="15"/>
         </w:numPr>
         <w:rPr>
-          <w:rFonts w:ascii="TH Sarabun New" w:hAnsi="TH Sarabun New" w:cs="TH Sarabun New"/>
-        </w:rPr>
-      </w:pPr>
-      <w:r>
-        <w:rPr>
-          <w:rStyle w:val="a3"/>
-          <w:rFonts w:ascii="TH Sarabun New" w:hAnsi="TH Sarabun New" w:cs="TH Sarabun New"/>
-          <w:sz w:val="32"/>
-          <w:szCs w:val="32"/>
+          <w:rFonts w:ascii="TH Sarabun New" w:hAnsi="TH Sarabun New"/>
+          <w:sz w:val="32"/>
+        </w:rPr>
+      </w:pPr>
+      <w:r>
+        <w:rPr>
+          <w:rStyle w:val="a3"/>
+          <w:rFonts w:ascii="TH Sarabun New" w:hAnsi="TH Sarabun New"/>
+          <w:sz w:val="32"/>
           <w:cs/>
           <w:lang w:bidi="th-TH"/>
         </w:rPr>
@@ -4248,7 +4311,8 @@
       <w:pPr>
         <w:ind w:left="720"/>
         <w:rPr>
-          <w:rFonts w:ascii="TH Sarabun New" w:hAnsi="TH Sarabun New" w:cs="TH Sarabun New"/>
+          <w:rFonts w:ascii="TH Sarabun New" w:hAnsi="TH Sarabun New"/>
+          <w:sz w:val="32"/>
         </w:rPr>
       </w:pPr>
       <w:bookmarkStart w:id="0" w:name="user-content-41-ขอบเขตด้านประชากร"/>
@@ -4256,9 +4320,8 @@
       <w:r>
         <w:rPr>
           <w:rStyle w:val="a3"/>
-          <w:rFonts w:ascii="TH Sarabun New" w:hAnsi="TH Sarabun New" w:cs="TH Sarabun New"/>
-          <w:sz w:val="32"/>
-          <w:szCs w:val="32"/>
+          <w:rFonts w:ascii="TH Sarabun New" w:hAnsi="TH Sarabun New"/>
+          <w:sz w:val="32"/>
           <w:cs/>
           <w:lang w:bidi="th-TH"/>
         </w:rPr>
@@ -4267,18 +4330,16 @@
       <w:r>
         <w:rPr>
           <w:rStyle w:val="a3"/>
-          <w:rFonts w:ascii="TH Sarabun New" w:hAnsi="TH Sarabun New" w:cs="TH Sarabun New"/>
-          <w:sz w:val="32"/>
-          <w:szCs w:val="32"/>
+          <w:rFonts w:ascii="TH Sarabun New" w:hAnsi="TH Sarabun New"/>
+          <w:sz w:val="32"/>
         </w:rPr>
         <w:t>9</w:t>
       </w:r>
       <w:r>
         <w:rPr>
           <w:rStyle w:val="a3"/>
-          <w:rFonts w:ascii="TH Sarabun New" w:hAnsi="TH Sarabun New" w:cs="TH Sarabun New"/>
-          <w:sz w:val="32"/>
-          <w:szCs w:val="32"/>
+          <w:rFonts w:ascii="TH Sarabun New" w:hAnsi="TH Sarabun New"/>
+          <w:sz w:val="32"/>
           <w:lang w:bidi="th-TH"/>
         </w:rPr>
         <w:t>-</w:t>
@@ -4286,18 +4347,16 @@
       <w:r>
         <w:rPr>
           <w:rStyle w:val="a3"/>
-          <w:rFonts w:ascii="TH Sarabun New" w:hAnsi="TH Sarabun New" w:cs="TH Sarabun New"/>
-          <w:sz w:val="32"/>
-          <w:szCs w:val="32"/>
+          <w:rFonts w:ascii="TH Sarabun New" w:hAnsi="TH Sarabun New"/>
+          <w:sz w:val="32"/>
         </w:rPr>
         <w:t>15</w:t>
       </w:r>
       <w:r>
         <w:rPr>
           <w:rStyle w:val="a3"/>
-          <w:rFonts w:ascii="TH Sarabun New" w:hAnsi="TH Sarabun New" w:cs="TH Sarabun New"/>
-          <w:sz w:val="32"/>
-          <w:szCs w:val="32"/>
+          <w:rFonts w:ascii="TH Sarabun New" w:hAnsi="TH Sarabun New"/>
+          <w:sz w:val="32"/>
           <w:cs/>
           <w:lang w:bidi="th-TH"/>
         </w:rPr>
@@ -4312,15 +4371,15 @@
           <w:numId w:val="15"/>
         </w:numPr>
         <w:rPr>
-          <w:rFonts w:ascii="TH Sarabun New" w:hAnsi="TH Sarabun New" w:cs="TH Sarabun New"/>
-        </w:rPr>
-      </w:pPr>
-      <w:r>
-        <w:rPr>
-          <w:rStyle w:val="a3"/>
-          <w:rFonts w:ascii="TH Sarabun New" w:hAnsi="TH Sarabun New" w:cs="TH Sarabun New"/>
-          <w:sz w:val="32"/>
-          <w:szCs w:val="32"/>
+          <w:rFonts w:ascii="TH Sarabun New" w:hAnsi="TH Sarabun New"/>
+          <w:sz w:val="32"/>
+        </w:rPr>
+      </w:pPr>
+      <w:r>
+        <w:rPr>
+          <w:rStyle w:val="a3"/>
+          <w:rFonts w:ascii="TH Sarabun New" w:hAnsi="TH Sarabun New"/>
+          <w:sz w:val="32"/>
           <w:cs/>
           <w:lang w:bidi="th-TH"/>
         </w:rPr>
@@ -4338,6 +4397,8 @@
         <w:contextualSpacing/>
         <w:rPr>
           <w:rFonts w:ascii="TH Sarabun New" w:hAnsi="TH Sarabun New" w:cs="TH Sarabun New"/>
+          <w:sz w:val="32"/>
+          <w:szCs w:val="32"/>
         </w:rPr>
       </w:pPr>
       <w:bookmarkStart w:id="1" w:name="user-content-42-ขอบเขตด้านเนื้อหา"/>
@@ -4364,6 +4425,8 @@
         <w:spacing w:line="240" w:lineRule="auto"/>
         <w:rPr>
           <w:rFonts w:ascii="TH Sarabun New" w:hAnsi="TH Sarabun New" w:cs="TH Sarabun New"/>
+          <w:sz w:val="32"/>
+          <w:szCs w:val="32"/>
         </w:rPr>
       </w:pPr>
       <w:r>
@@ -4456,15 +4519,15 @@
           <w:numId w:val="15"/>
         </w:numPr>
         <w:rPr>
-          <w:rFonts w:ascii="TH Sarabun New" w:hAnsi="TH Sarabun New" w:cs="TH Sarabun New"/>
-        </w:rPr>
-      </w:pPr>
-      <w:r>
-        <w:rPr>
-          <w:rStyle w:val="a3"/>
-          <w:rFonts w:ascii="TH Sarabun New" w:hAnsi="TH Sarabun New" w:cs="TH Sarabun New"/>
-          <w:sz w:val="32"/>
-          <w:szCs w:val="32"/>
+          <w:rFonts w:ascii="TH Sarabun New" w:hAnsi="TH Sarabun New"/>
+          <w:sz w:val="32"/>
+        </w:rPr>
+      </w:pPr>
+      <w:r>
+        <w:rPr>
+          <w:rStyle w:val="a3"/>
+          <w:rFonts w:ascii="TH Sarabun New" w:hAnsi="TH Sarabun New"/>
+          <w:sz w:val="32"/>
           <w:cs/>
           <w:lang w:bidi="th-TH"/>
         </w:rPr>
@@ -4482,6 +4545,8 @@
         <w:contextualSpacing/>
         <w:rPr>
           <w:rFonts w:ascii="TH Sarabun New" w:hAnsi="TH Sarabun New" w:cs="TH Sarabun New"/>
+          <w:sz w:val="32"/>
+          <w:szCs w:val="32"/>
         </w:rPr>
       </w:pPr>
       <w:bookmarkStart w:id="2" w:name="user-content-43-ขอบเขตด้านเทคนิคและการพั"/>
@@ -4518,6 +4583,8 @@
         <w:contextualSpacing/>
         <w:rPr>
           <w:rFonts w:ascii="TH Sarabun New" w:hAnsi="TH Sarabun New" w:cs="TH Sarabun New"/>
+          <w:sz w:val="32"/>
+          <w:szCs w:val="32"/>
         </w:rPr>
       </w:pPr>
       <w:r>
@@ -4611,6 +4678,8 @@
         <w:spacing w:line="240" w:lineRule="auto"/>
         <w:rPr>
           <w:rFonts w:ascii="TH Sarabun New" w:hAnsi="TH Sarabun New" w:cs="TH Sarabun New"/>
+          <w:sz w:val="32"/>
+          <w:szCs w:val="32"/>
         </w:rPr>
       </w:pPr>
       <w:r>
@@ -5665,6 +5734,223 @@
 <file path=word/numbering.xml><?xml version="1.0" encoding="utf-8"?>
 <w:numbering xmlns:wpc="http://schemas.microsoft.com/office/word/2010/wordprocessingCanvas" xmlns:cx="http://schemas.microsoft.com/office/drawing/2014/chartex" xmlns:cx1="http://schemas.microsoft.com/office/drawing/2015/9/8/chartex" xmlns:cx2="http://schemas.microsoft.com/office/drawing/2015/10/21/chartex" xmlns:cx3="http://schemas.microsoft.com/office/drawing/2016/5/9/chartex" xmlns:cx4="http://schemas.microsoft.com/office/drawing/2016/5/10/chartex" xmlns:cx5="http://schemas.microsoft.com/office/drawing/2016/5/11/chartex" xmlns:cx6="http://schemas.microsoft.com/office/drawing/2016/5/12/chartex" xmlns:cx7="http://schemas.microsoft.com/office/drawing/2016/5/13/chartex" xmlns:cx8="http://schemas.microsoft.com/office/drawing/2016/5/14/chartex" xmlns:mc="http://schemas.openxmlformats.org/markup-compatibility/2006" xmlns:aink="http://schemas.microsoft.com/office/drawing/2016/ink" xmlns:am3d="http://schemas.microsoft.com/office/drawing/2017/model3d" xmlns:o="urn:schemas-microsoft-com:office:office" xmlns:oel="http://schemas.microsoft.com/office/2019/extlst" xmlns:r="http://schemas.openxmlformats.org/officeDocument/2006/relationships" xmlns:m="http://schemas.openxmlformats.org/officeDocument/2006/math" xmlns:v="urn:schemas-microsoft-com:vml" xmlns:wp14="http://schemas.microsoft.com/office/word/2010/wordprocessingDrawing" xmlns:wp="http://schemas.openxmlformats.org/drawingml/2006/wordprocessingDrawing" xmlns:w10="urn:schemas-microsoft-com:office:word" xmlns:w="http://schemas.openxmlformats.org/wordprocessingml/2006/main" xmlns:w14="http://schemas.microsoft.com/office/word/2010/wordml" xmlns:w15="http://schemas.microsoft.com/office/word/2012/wordml" xmlns:w16cex="http://schemas.microsoft.com/office/word/2018/wordml/cex" xmlns:w16cid="http://schemas.microsoft.com/office/word/2016/wordml/cid" xmlns:w16="http://schemas.microsoft.com/office/word/2018/wordml" xmlns:w16du="http://schemas.microsoft.com/office/word/2023/wordml/word16du" xmlns:w16sdtdh="http://schemas.microsoft.com/office/word/2020/wordml/sdtdatahash" xmlns:w16sdtfl="http://schemas.microsoft.com/office/word/2024/wordml/sdtformatlock" xmlns:w16se="http://schemas.microsoft.com/office/word/2015/wordml/symex" xmlns:wpg="http://schemas.microsoft.com/office/word/2010/wordprocessingGroup" xmlns:wpi="http://schemas.microsoft.com/office/word/2010/wordprocessingInk" xmlns:wne="http://schemas.microsoft.com/office/word/2006/wordml" xmlns:wps="http://schemas.microsoft.com/office/word/2010/wordprocessingShape" mc:Ignorable="w14 w15 w16se w16cid w16 w16cex w16sdtdh w16sdtfl w16du wp14">
   <w:abstractNum w:abstractNumId="0" w15:restartNumberingAfterBreak="0">
+    <w:nsid w:val="09C44AB4"/>
+    <w:multiLevelType w:val="multilevel"/>
+    <w:tmpl w:val="7F94F410"/>
+    <w:lvl w:ilvl="0">
+      <w:start w:val="1"/>
+      <w:numFmt w:val="decimal"/>
+      <w:lvlText w:val="%1."/>
+      <w:lvlJc w:val="left"/>
+      <w:pPr>
+        <w:ind w:left="709" w:hanging="283"/>
+      </w:pPr>
+    </w:lvl>
+    <w:lvl w:ilvl="1">
+      <w:start w:val="1"/>
+      <w:numFmt w:val="decimal"/>
+      <w:lvlText w:val="%2."/>
+      <w:lvlJc w:val="left"/>
+      <w:pPr>
+        <w:ind w:left="1418" w:hanging="283"/>
+      </w:pPr>
+    </w:lvl>
+    <w:lvl w:ilvl="2">
+      <w:start w:val="1"/>
+      <w:numFmt w:val="decimal"/>
+      <w:lvlText w:val="%3."/>
+      <w:lvlJc w:val="left"/>
+      <w:pPr>
+        <w:ind w:left="2127" w:hanging="283"/>
+      </w:pPr>
+    </w:lvl>
+    <w:lvl w:ilvl="3">
+      <w:start w:val="1"/>
+      <w:numFmt w:val="decimal"/>
+      <w:lvlText w:val="%4."/>
+      <w:lvlJc w:val="left"/>
+      <w:pPr>
+        <w:ind w:left="2836" w:hanging="283"/>
+      </w:pPr>
+    </w:lvl>
+    <w:lvl w:ilvl="4">
+      <w:start w:val="1"/>
+      <w:numFmt w:val="decimal"/>
+      <w:lvlText w:val="%5."/>
+      <w:lvlJc w:val="left"/>
+      <w:pPr>
+        <w:ind w:left="3545" w:hanging="283"/>
+      </w:pPr>
+    </w:lvl>
+    <w:lvl w:ilvl="5">
+      <w:start w:val="1"/>
+      <w:numFmt w:val="decimal"/>
+      <w:lvlText w:val="%6."/>
+      <w:lvlJc w:val="left"/>
+      <w:pPr>
+        <w:ind w:left="4254" w:hanging="283"/>
+      </w:pPr>
+    </w:lvl>
+    <w:lvl w:ilvl="6">
+      <w:start w:val="1"/>
+      <w:numFmt w:val="decimal"/>
+      <w:lvlText w:val="%7."/>
+      <w:lvlJc w:val="left"/>
+      <w:pPr>
+        <w:ind w:left="4963" w:hanging="283"/>
+      </w:pPr>
+    </w:lvl>
+    <w:lvl w:ilvl="7">
+      <w:start w:val="1"/>
+      <w:numFmt w:val="decimal"/>
+      <w:lvlText w:val="%8."/>
+      <w:lvlJc w:val="left"/>
+      <w:pPr>
+        <w:ind w:left="5672" w:hanging="283"/>
+      </w:pPr>
+    </w:lvl>
+    <w:lvl w:ilvl="8">
+      <w:start w:val="1"/>
+      <w:numFmt w:val="decimal"/>
+      <w:lvlText w:val="%9."/>
+      <w:lvlJc w:val="left"/>
+      <w:pPr>
+        <w:ind w:left="6381" w:hanging="283"/>
+      </w:pPr>
+    </w:lvl>
+  </w:abstractNum>
+  <w:abstractNum w:abstractNumId="1" w15:restartNumberingAfterBreak="0">
+    <w:nsid w:val="0A371FC2"/>
+    <w:multiLevelType w:val="multilevel"/>
+    <w:tmpl w:val="1E06404A"/>
+    <w:lvl w:ilvl="0">
+      <w:start w:val="1"/>
+      <w:numFmt w:val="decimal"/>
+      <w:lvlText w:val="%1"/>
+      <w:lvlJc w:val="left"/>
+      <w:pPr>
+        <w:ind w:left="375" w:hanging="375"/>
+      </w:pPr>
+      <w:rPr>
+        <w:rFonts w:asciiTheme="majorHAnsi" w:eastAsiaTheme="majorEastAsia" w:hAnsiTheme="majorHAnsi" w:hint="default"/>
+        <w:color w:val="000000" w:themeColor="text1"/>
+        <w:sz w:val="24"/>
+      </w:rPr>
+    </w:lvl>
+    <w:lvl w:ilvl="1">
+      <w:start w:val="1"/>
+      <w:numFmt w:val="decimal"/>
+      <w:lvlText w:val="%1.%2"/>
+      <w:lvlJc w:val="left"/>
+      <w:pPr>
+        <w:ind w:left="375" w:hanging="375"/>
+      </w:pPr>
+      <w:rPr>
+        <w:rFonts w:asciiTheme="majorHAnsi" w:eastAsiaTheme="majorEastAsia" w:hAnsiTheme="majorHAnsi" w:hint="default"/>
+        <w:color w:val="000000" w:themeColor="text1"/>
+        <w:sz w:val="24"/>
+      </w:rPr>
+    </w:lvl>
+    <w:lvl w:ilvl="2">
+      <w:start w:val="1"/>
+      <w:numFmt w:val="decimal"/>
+      <w:lvlText w:val="%1.%2.%3"/>
+      <w:lvlJc w:val="left"/>
+      <w:pPr>
+        <w:ind w:left="720" w:hanging="720"/>
+      </w:pPr>
+      <w:rPr>
+        <w:rFonts w:asciiTheme="majorHAnsi" w:eastAsiaTheme="majorEastAsia" w:hAnsiTheme="majorHAnsi" w:hint="default"/>
+        <w:color w:val="000000" w:themeColor="text1"/>
+        <w:sz w:val="24"/>
+      </w:rPr>
+    </w:lvl>
+    <w:lvl w:ilvl="3">
+      <w:start w:val="1"/>
+      <w:numFmt w:val="decimal"/>
+      <w:lvlText w:val="%1.%2.%3.%4"/>
+      <w:lvlJc w:val="left"/>
+      <w:pPr>
+        <w:ind w:left="720" w:hanging="720"/>
+      </w:pPr>
+      <w:rPr>
+        <w:rFonts w:asciiTheme="majorHAnsi" w:eastAsiaTheme="majorEastAsia" w:hAnsiTheme="majorHAnsi" w:hint="default"/>
+        <w:color w:val="000000" w:themeColor="text1"/>
+        <w:sz w:val="24"/>
+      </w:rPr>
+    </w:lvl>
+    <w:lvl w:ilvl="4">
+      <w:start w:val="1"/>
+      <w:numFmt w:val="decimal"/>
+      <w:lvlText w:val="%1.%2.%3.%4.%5"/>
+      <w:lvlJc w:val="left"/>
+      <w:pPr>
+        <w:ind w:left="1080" w:hanging="1080"/>
+      </w:pPr>
+      <w:rPr>
+        <w:rFonts w:asciiTheme="majorHAnsi" w:eastAsiaTheme="majorEastAsia" w:hAnsiTheme="majorHAnsi" w:hint="default"/>
+        <w:color w:val="000000" w:themeColor="text1"/>
+        <w:sz w:val="24"/>
+      </w:rPr>
+    </w:lvl>
+    <w:lvl w:ilvl="5">
+      <w:start w:val="1"/>
+      <w:numFmt w:val="decimal"/>
+      <w:lvlText w:val="%1.%2.%3.%4.%5.%6"/>
+      <w:lvlJc w:val="left"/>
+      <w:pPr>
+        <w:ind w:left="1080" w:hanging="1080"/>
+      </w:pPr>
+      <w:rPr>
+        <w:rFonts w:asciiTheme="majorHAnsi" w:eastAsiaTheme="majorEastAsia" w:hAnsiTheme="majorHAnsi" w:hint="default"/>
+        <w:color w:val="000000" w:themeColor="text1"/>
+        <w:sz w:val="24"/>
+      </w:rPr>
+    </w:lvl>
+    <w:lvl w:ilvl="6">
+      <w:start w:val="1"/>
+      <w:numFmt w:val="decimal"/>
+      <w:lvlText w:val="%1.%2.%3.%4.%5.%6.%7"/>
+      <w:lvlJc w:val="left"/>
+      <w:pPr>
+        <w:ind w:left="1440" w:hanging="1440"/>
+      </w:pPr>
+      <w:rPr>
+        <w:rFonts w:asciiTheme="majorHAnsi" w:eastAsiaTheme="majorEastAsia" w:hAnsiTheme="majorHAnsi" w:hint="default"/>
+        <w:color w:val="000000" w:themeColor="text1"/>
+        <w:sz w:val="24"/>
+      </w:rPr>
+    </w:lvl>
+    <w:lvl w:ilvl="7">
+      <w:start w:val="1"/>
+      <w:numFmt w:val="decimal"/>
+      <w:lvlText w:val="%1.%2.%3.%4.%5.%6.%7.%8"/>
+      <w:lvlJc w:val="left"/>
+      <w:pPr>
+        <w:ind w:left="1440" w:hanging="1440"/>
+      </w:pPr>
+      <w:rPr>
+        <w:rFonts w:asciiTheme="majorHAnsi" w:eastAsiaTheme="majorEastAsia" w:hAnsiTheme="majorHAnsi" w:hint="default"/>
+        <w:color w:val="000000" w:themeColor="text1"/>
+        <w:sz w:val="24"/>
+      </w:rPr>
+    </w:lvl>
+    <w:lvl w:ilvl="8">
+      <w:start w:val="1"/>
+      <w:numFmt w:val="decimal"/>
+      <w:lvlText w:val="%1.%2.%3.%4.%5.%6.%7.%8.%9"/>
+      <w:lvlJc w:val="left"/>
+      <w:pPr>
+        <w:ind w:left="1800" w:hanging="1800"/>
+      </w:pPr>
+      <w:rPr>
+        <w:rFonts w:asciiTheme="majorHAnsi" w:eastAsiaTheme="majorEastAsia" w:hAnsiTheme="majorHAnsi" w:hint="default"/>
+        <w:color w:val="000000" w:themeColor="text1"/>
+        <w:sz w:val="24"/>
+      </w:rPr>
+    </w:lvl>
+  </w:abstractNum>
+  <w:abstractNum w:abstractNumId="2" w15:restartNumberingAfterBreak="0">
     <w:nsid w:val="0B3F0FB0"/>
     <w:multiLevelType w:val="multilevel"/>
     <w:tmpl w:val="304AEF4A"/>
@@ -5768,7 +6054,7 @@
       </w:rPr>
     </w:lvl>
   </w:abstractNum>
-  <w:abstractNum w:abstractNumId="1" w15:restartNumberingAfterBreak="0">
+  <w:abstractNum w:abstractNumId="3" w15:restartNumberingAfterBreak="0">
     <w:nsid w:val="0CCA5622"/>
     <w:multiLevelType w:val="hybridMultilevel"/>
     <w:tmpl w:val="1BB4425C"/>
@@ -5881,7 +6167,7 @@
       </w:rPr>
     </w:lvl>
   </w:abstractNum>
-  <w:abstractNum w:abstractNumId="2" w15:restartNumberingAfterBreak="0">
+  <w:abstractNum w:abstractNumId="4" w15:restartNumberingAfterBreak="0">
     <w:nsid w:val="1FB46DE6"/>
     <w:multiLevelType w:val="multilevel"/>
     <w:tmpl w:val="CC3A8826"/>
@@ -5967,7 +6253,7 @@
       </w:pPr>
     </w:lvl>
   </w:abstractNum>
-  <w:abstractNum w:abstractNumId="3" w15:restartNumberingAfterBreak="0">
+  <w:abstractNum w:abstractNumId="5" w15:restartNumberingAfterBreak="0">
     <w:nsid w:val="20B45AD5"/>
     <w:multiLevelType w:val="multilevel"/>
     <w:tmpl w:val="CDB2CA6A"/>
@@ -6060,7 +6346,179 @@
       </w:pPr>
     </w:lvl>
   </w:abstractNum>
-  <w:abstractNum w:abstractNumId="4" w15:restartNumberingAfterBreak="0">
+  <w:abstractNum w:abstractNumId="6" w15:restartNumberingAfterBreak="0">
+    <w:nsid w:val="23023746"/>
+    <w:multiLevelType w:val="multilevel"/>
+    <w:tmpl w:val="0409001F"/>
+    <w:lvl w:ilvl="0">
+      <w:start w:val="1"/>
+      <w:numFmt w:val="decimal"/>
+      <w:lvlText w:val="%1."/>
+      <w:lvlJc w:val="left"/>
+      <w:pPr>
+        <w:ind w:left="360" w:hanging="360"/>
+      </w:pPr>
+    </w:lvl>
+    <w:lvl w:ilvl="1">
+      <w:start w:val="1"/>
+      <w:numFmt w:val="decimal"/>
+      <w:lvlText w:val="%1.%2."/>
+      <w:lvlJc w:val="left"/>
+      <w:pPr>
+        <w:ind w:left="792" w:hanging="432"/>
+      </w:pPr>
+    </w:lvl>
+    <w:lvl w:ilvl="2">
+      <w:start w:val="1"/>
+      <w:numFmt w:val="decimal"/>
+      <w:lvlText w:val="%1.%2.%3."/>
+      <w:lvlJc w:val="left"/>
+      <w:pPr>
+        <w:ind w:left="1224" w:hanging="504"/>
+      </w:pPr>
+    </w:lvl>
+    <w:lvl w:ilvl="3">
+      <w:start w:val="1"/>
+      <w:numFmt w:val="decimal"/>
+      <w:lvlText w:val="%1.%2.%3.%4."/>
+      <w:lvlJc w:val="left"/>
+      <w:pPr>
+        <w:ind w:left="1728" w:hanging="648"/>
+      </w:pPr>
+    </w:lvl>
+    <w:lvl w:ilvl="4">
+      <w:start w:val="1"/>
+      <w:numFmt w:val="decimal"/>
+      <w:lvlText w:val="%1.%2.%3.%4.%5."/>
+      <w:lvlJc w:val="left"/>
+      <w:pPr>
+        <w:ind w:left="2232" w:hanging="792"/>
+      </w:pPr>
+    </w:lvl>
+    <w:lvl w:ilvl="5">
+      <w:start w:val="1"/>
+      <w:numFmt w:val="decimal"/>
+      <w:lvlText w:val="%1.%2.%3.%4.%5.%6."/>
+      <w:lvlJc w:val="left"/>
+      <w:pPr>
+        <w:ind w:left="2736" w:hanging="936"/>
+      </w:pPr>
+    </w:lvl>
+    <w:lvl w:ilvl="6">
+      <w:start w:val="1"/>
+      <w:numFmt w:val="decimal"/>
+      <w:lvlText w:val="%1.%2.%3.%4.%5.%6.%7."/>
+      <w:lvlJc w:val="left"/>
+      <w:pPr>
+        <w:ind w:left="3240" w:hanging="1080"/>
+      </w:pPr>
+    </w:lvl>
+    <w:lvl w:ilvl="7">
+      <w:start w:val="1"/>
+      <w:numFmt w:val="decimal"/>
+      <w:lvlText w:val="%1.%2.%3.%4.%5.%6.%7.%8."/>
+      <w:lvlJc w:val="left"/>
+      <w:pPr>
+        <w:ind w:left="3744" w:hanging="1224"/>
+      </w:pPr>
+    </w:lvl>
+    <w:lvl w:ilvl="8">
+      <w:start w:val="1"/>
+      <w:numFmt w:val="decimal"/>
+      <w:lvlText w:val="%1.%2.%3.%4.%5.%6.%7.%8.%9."/>
+      <w:lvlJc w:val="left"/>
+      <w:pPr>
+        <w:ind w:left="4320" w:hanging="1440"/>
+      </w:pPr>
+    </w:lvl>
+  </w:abstractNum>
+  <w:abstractNum w:abstractNumId="7" w15:restartNumberingAfterBreak="0">
+    <w:nsid w:val="27884819"/>
+    <w:multiLevelType w:val="multilevel"/>
+    <w:tmpl w:val="0409001F"/>
+    <w:lvl w:ilvl="0">
+      <w:start w:val="1"/>
+      <w:numFmt w:val="decimal"/>
+      <w:lvlText w:val="%1."/>
+      <w:lvlJc w:val="left"/>
+      <w:pPr>
+        <w:ind w:left="360" w:hanging="360"/>
+      </w:pPr>
+    </w:lvl>
+    <w:lvl w:ilvl="1">
+      <w:start w:val="1"/>
+      <w:numFmt w:val="decimal"/>
+      <w:lvlText w:val="%1.%2."/>
+      <w:lvlJc w:val="left"/>
+      <w:pPr>
+        <w:ind w:left="792" w:hanging="432"/>
+      </w:pPr>
+    </w:lvl>
+    <w:lvl w:ilvl="2">
+      <w:start w:val="1"/>
+      <w:numFmt w:val="decimal"/>
+      <w:lvlText w:val="%1.%2.%3."/>
+      <w:lvlJc w:val="left"/>
+      <w:pPr>
+        <w:ind w:left="1224" w:hanging="504"/>
+      </w:pPr>
+    </w:lvl>
+    <w:lvl w:ilvl="3">
+      <w:start w:val="1"/>
+      <w:numFmt w:val="decimal"/>
+      <w:lvlText w:val="%1.%2.%3.%4."/>
+      <w:lvlJc w:val="left"/>
+      <w:pPr>
+        <w:ind w:left="1728" w:hanging="648"/>
+      </w:pPr>
+    </w:lvl>
+    <w:lvl w:ilvl="4">
+      <w:start w:val="1"/>
+      <w:numFmt w:val="decimal"/>
+      <w:lvlText w:val="%1.%2.%3.%4.%5."/>
+      <w:lvlJc w:val="left"/>
+      <w:pPr>
+        <w:ind w:left="2232" w:hanging="792"/>
+      </w:pPr>
+    </w:lvl>
+    <w:lvl w:ilvl="5">
+      <w:start w:val="1"/>
+      <w:numFmt w:val="decimal"/>
+      <w:lvlText w:val="%1.%2.%3.%4.%5.%6."/>
+      <w:lvlJc w:val="left"/>
+      <w:pPr>
+        <w:ind w:left="2736" w:hanging="936"/>
+      </w:pPr>
+    </w:lvl>
+    <w:lvl w:ilvl="6">
+      <w:start w:val="1"/>
+      <w:numFmt w:val="decimal"/>
+      <w:lvlText w:val="%1.%2.%3.%4.%5.%6.%7."/>
+      <w:lvlJc w:val="left"/>
+      <w:pPr>
+        <w:ind w:left="3240" w:hanging="1080"/>
+      </w:pPr>
+    </w:lvl>
+    <w:lvl w:ilvl="7">
+      <w:start w:val="1"/>
+      <w:numFmt w:val="decimal"/>
+      <w:lvlText w:val="%1.%2.%3.%4.%5.%6.%7.%8."/>
+      <w:lvlJc w:val="left"/>
+      <w:pPr>
+        <w:ind w:left="3744" w:hanging="1224"/>
+      </w:pPr>
+    </w:lvl>
+    <w:lvl w:ilvl="8">
+      <w:start w:val="1"/>
+      <w:numFmt w:val="decimal"/>
+      <w:lvlText w:val="%1.%2.%3.%4.%5.%6.%7.%8.%9."/>
+      <w:lvlJc w:val="left"/>
+      <w:pPr>
+        <w:ind w:left="4320" w:hanging="1440"/>
+      </w:pPr>
+    </w:lvl>
+  </w:abstractNum>
+  <w:abstractNum w:abstractNumId="8" w15:restartNumberingAfterBreak="0">
     <w:nsid w:val="2880794F"/>
     <w:multiLevelType w:val="hybridMultilevel"/>
     <w:tmpl w:val="40D8EE7A"/>
@@ -6173,7 +6631,93 @@
       </w:rPr>
     </w:lvl>
   </w:abstractNum>
-  <w:abstractNum w:abstractNumId="5" w15:restartNumberingAfterBreak="0">
+  <w:abstractNum w:abstractNumId="9" w15:restartNumberingAfterBreak="0">
+    <w:nsid w:val="2BD12AE9"/>
+    <w:multiLevelType w:val="hybridMultilevel"/>
+    <w:tmpl w:val="E6AE5362"/>
+    <w:lvl w:ilvl="0" w:tplc="0409000F">
+      <w:start w:val="1"/>
+      <w:numFmt w:val="decimal"/>
+      <w:lvlText w:val="%1."/>
+      <w:lvlJc w:val="left"/>
+      <w:pPr>
+        <w:ind w:left="720" w:hanging="360"/>
+      </w:pPr>
+    </w:lvl>
+    <w:lvl w:ilvl="1" w:tplc="04090019" w:tentative="1">
+      <w:start w:val="1"/>
+      <w:numFmt w:val="lowerLetter"/>
+      <w:lvlText w:val="%2."/>
+      <w:lvlJc w:val="left"/>
+      <w:pPr>
+        <w:ind w:left="1440" w:hanging="360"/>
+      </w:pPr>
+    </w:lvl>
+    <w:lvl w:ilvl="2" w:tplc="0409001B" w:tentative="1">
+      <w:start w:val="1"/>
+      <w:numFmt w:val="lowerRoman"/>
+      <w:lvlText w:val="%3."/>
+      <w:lvlJc w:val="right"/>
+      <w:pPr>
+        <w:ind w:left="2160" w:hanging="180"/>
+      </w:pPr>
+    </w:lvl>
+    <w:lvl w:ilvl="3" w:tplc="0409000F" w:tentative="1">
+      <w:start w:val="1"/>
+      <w:numFmt w:val="decimal"/>
+      <w:lvlText w:val="%4."/>
+      <w:lvlJc w:val="left"/>
+      <w:pPr>
+        <w:ind w:left="2880" w:hanging="360"/>
+      </w:pPr>
+    </w:lvl>
+    <w:lvl w:ilvl="4" w:tplc="04090019" w:tentative="1">
+      <w:start w:val="1"/>
+      <w:numFmt w:val="lowerLetter"/>
+      <w:lvlText w:val="%5."/>
+      <w:lvlJc w:val="left"/>
+      <w:pPr>
+        <w:ind w:left="3600" w:hanging="360"/>
+      </w:pPr>
+    </w:lvl>
+    <w:lvl w:ilvl="5" w:tplc="0409001B" w:tentative="1">
+      <w:start w:val="1"/>
+      <w:numFmt w:val="lowerRoman"/>
+      <w:lvlText w:val="%6."/>
+      <w:lvlJc w:val="right"/>
+      <w:pPr>
+        <w:ind w:left="4320" w:hanging="180"/>
+      </w:pPr>
+    </w:lvl>
+    <w:lvl w:ilvl="6" w:tplc="0409000F" w:tentative="1">
+      <w:start w:val="1"/>
+      <w:numFmt w:val="decimal"/>
+      <w:lvlText w:val="%7."/>
+      <w:lvlJc w:val="left"/>
+      <w:pPr>
+        <w:ind w:left="5040" w:hanging="360"/>
+      </w:pPr>
+    </w:lvl>
+    <w:lvl w:ilvl="7" w:tplc="04090019" w:tentative="1">
+      <w:start w:val="1"/>
+      <w:numFmt w:val="lowerLetter"/>
+      <w:lvlText w:val="%8."/>
+      <w:lvlJc w:val="left"/>
+      <w:pPr>
+        <w:ind w:left="5760" w:hanging="360"/>
+      </w:pPr>
+    </w:lvl>
+    <w:lvl w:ilvl="8" w:tplc="0409001B" w:tentative="1">
+      <w:start w:val="1"/>
+      <w:numFmt w:val="lowerRoman"/>
+      <w:lvlText w:val="%9."/>
+      <w:lvlJc w:val="right"/>
+      <w:pPr>
+        <w:ind w:left="6480" w:hanging="180"/>
+      </w:pPr>
+    </w:lvl>
+  </w:abstractNum>
+  <w:abstractNum w:abstractNumId="10" w15:restartNumberingAfterBreak="0">
     <w:nsid w:val="32FB7955"/>
     <w:multiLevelType w:val="multilevel"/>
     <w:tmpl w:val="066255C6"/>
@@ -6277,7 +6821,93 @@
       </w:rPr>
     </w:lvl>
   </w:abstractNum>
-  <w:abstractNum w:abstractNumId="6" w15:restartNumberingAfterBreak="0">
+  <w:abstractNum w:abstractNumId="11" w15:restartNumberingAfterBreak="0">
+    <w:nsid w:val="35401FC6"/>
+    <w:multiLevelType w:val="multilevel"/>
+    <w:tmpl w:val="0409001F"/>
+    <w:lvl w:ilvl="0">
+      <w:start w:val="1"/>
+      <w:numFmt w:val="decimal"/>
+      <w:lvlText w:val="%1."/>
+      <w:lvlJc w:val="left"/>
+      <w:pPr>
+        <w:ind w:left="360" w:hanging="360"/>
+      </w:pPr>
+    </w:lvl>
+    <w:lvl w:ilvl="1">
+      <w:start w:val="1"/>
+      <w:numFmt w:val="decimal"/>
+      <w:lvlText w:val="%1.%2."/>
+      <w:lvlJc w:val="left"/>
+      <w:pPr>
+        <w:ind w:left="792" w:hanging="432"/>
+      </w:pPr>
+    </w:lvl>
+    <w:lvl w:ilvl="2">
+      <w:start w:val="1"/>
+      <w:numFmt w:val="decimal"/>
+      <w:lvlText w:val="%1.%2.%3."/>
+      <w:lvlJc w:val="left"/>
+      <w:pPr>
+        <w:ind w:left="1224" w:hanging="504"/>
+      </w:pPr>
+    </w:lvl>
+    <w:lvl w:ilvl="3">
+      <w:start w:val="1"/>
+      <w:numFmt w:val="decimal"/>
+      <w:lvlText w:val="%1.%2.%3.%4."/>
+      <w:lvlJc w:val="left"/>
+      <w:pPr>
+        <w:ind w:left="1728" w:hanging="648"/>
+      </w:pPr>
+    </w:lvl>
+    <w:lvl w:ilvl="4">
+      <w:start w:val="1"/>
+      <w:numFmt w:val="decimal"/>
+      <w:lvlText w:val="%1.%2.%3.%4.%5."/>
+      <w:lvlJc w:val="left"/>
+      <w:pPr>
+        <w:ind w:left="2232" w:hanging="792"/>
+      </w:pPr>
+    </w:lvl>
+    <w:lvl w:ilvl="5">
+      <w:start w:val="1"/>
+      <w:numFmt w:val="decimal"/>
+      <w:lvlText w:val="%1.%2.%3.%4.%5.%6."/>
+      <w:lvlJc w:val="left"/>
+      <w:pPr>
+        <w:ind w:left="2736" w:hanging="936"/>
+      </w:pPr>
+    </w:lvl>
+    <w:lvl w:ilvl="6">
+      <w:start w:val="1"/>
+      <w:numFmt w:val="decimal"/>
+      <w:lvlText w:val="%1.%2.%3.%4.%5.%6.%7."/>
+      <w:lvlJc w:val="left"/>
+      <w:pPr>
+        <w:ind w:left="3240" w:hanging="1080"/>
+      </w:pPr>
+    </w:lvl>
+    <w:lvl w:ilvl="7">
+      <w:start w:val="1"/>
+      <w:numFmt w:val="decimal"/>
+      <w:lvlText w:val="%1.%2.%3.%4.%5.%6.%7.%8."/>
+      <w:lvlJc w:val="left"/>
+      <w:pPr>
+        <w:ind w:left="3744" w:hanging="1224"/>
+      </w:pPr>
+    </w:lvl>
+    <w:lvl w:ilvl="8">
+      <w:start w:val="1"/>
+      <w:numFmt w:val="decimal"/>
+      <w:lvlText w:val="%1.%2.%3.%4.%5.%6.%7.%8.%9."/>
+      <w:lvlJc w:val="left"/>
+      <w:pPr>
+        <w:ind w:left="4320" w:hanging="1440"/>
+      </w:pPr>
+    </w:lvl>
+  </w:abstractNum>
+  <w:abstractNum w:abstractNumId="12" w15:restartNumberingAfterBreak="0">
     <w:nsid w:val="36982CA4"/>
     <w:multiLevelType w:val="hybridMultilevel"/>
     <w:tmpl w:val="B33CBADA"/>
@@ -6363,7 +6993,7 @@
       </w:pPr>
     </w:lvl>
   </w:abstractNum>
-  <w:abstractNum w:abstractNumId="7" w15:restartNumberingAfterBreak="0">
+  <w:abstractNum w:abstractNumId="13" w15:restartNumberingAfterBreak="0">
     <w:nsid w:val="388057C1"/>
     <w:multiLevelType w:val="multilevel"/>
     <w:tmpl w:val="8DEAED26"/>
@@ -6467,93 +7097,93 @@
       </w:rPr>
     </w:lvl>
   </w:abstractNum>
-  <w:abstractNum w:abstractNumId="8" w15:restartNumberingAfterBreak="0">
+  <w:abstractNum w:abstractNumId="14" w15:restartNumberingAfterBreak="0">
     <w:nsid w:val="3B172D3A"/>
     <w:multiLevelType w:val="multilevel"/>
-    <w:tmpl w:val="7F94F410"/>
+    <w:tmpl w:val="0409001F"/>
     <w:lvl w:ilvl="0">
       <w:start w:val="1"/>
       <w:numFmt w:val="decimal"/>
       <w:lvlText w:val="%1."/>
       <w:lvlJc w:val="left"/>
       <w:pPr>
-        <w:ind w:left="709" w:hanging="283"/>
+        <w:ind w:left="360" w:hanging="360"/>
       </w:pPr>
     </w:lvl>
     <w:lvl w:ilvl="1">
       <w:start w:val="1"/>
       <w:numFmt w:val="decimal"/>
-      <w:lvlText w:val="%2."/>
-      <w:lvlJc w:val="left"/>
-      <w:pPr>
-        <w:ind w:left="1418" w:hanging="283"/>
+      <w:lvlText w:val="%1.%2."/>
+      <w:lvlJc w:val="left"/>
+      <w:pPr>
+        <w:ind w:left="792" w:hanging="432"/>
       </w:pPr>
     </w:lvl>
     <w:lvl w:ilvl="2">
       <w:start w:val="1"/>
       <w:numFmt w:val="decimal"/>
-      <w:lvlText w:val="%3."/>
-      <w:lvlJc w:val="left"/>
-      <w:pPr>
-        <w:ind w:left="2127" w:hanging="283"/>
+      <w:lvlText w:val="%1.%2.%3."/>
+      <w:lvlJc w:val="left"/>
+      <w:pPr>
+        <w:ind w:left="1224" w:hanging="504"/>
       </w:pPr>
     </w:lvl>
     <w:lvl w:ilvl="3">
       <w:start w:val="1"/>
       <w:numFmt w:val="decimal"/>
-      <w:lvlText w:val="%4."/>
-      <w:lvlJc w:val="left"/>
-      <w:pPr>
-        <w:ind w:left="2836" w:hanging="283"/>
+      <w:lvlText w:val="%1.%2.%3.%4."/>
+      <w:lvlJc w:val="left"/>
+      <w:pPr>
+        <w:ind w:left="1728" w:hanging="648"/>
       </w:pPr>
     </w:lvl>
     <w:lvl w:ilvl="4">
       <w:start w:val="1"/>
       <w:numFmt w:val="decimal"/>
-      <w:lvlText w:val="%5."/>
-      <w:lvlJc w:val="left"/>
-      <w:pPr>
-        <w:ind w:left="3545" w:hanging="283"/>
+      <w:lvlText w:val="%1.%2.%3.%4.%5."/>
+      <w:lvlJc w:val="left"/>
+      <w:pPr>
+        <w:ind w:left="2232" w:hanging="792"/>
       </w:pPr>
     </w:lvl>
     <w:lvl w:ilvl="5">
       <w:start w:val="1"/>
       <w:numFmt w:val="decimal"/>
-      <w:lvlText w:val="%6."/>
-      <w:lvlJc w:val="left"/>
-      <w:pPr>
-        <w:ind w:left="4254" w:hanging="283"/>
+      <w:lvlText w:val="%1.%2.%3.%4.%5.%6."/>
+      <w:lvlJc w:val="left"/>
+      <w:pPr>
+        <w:ind w:left="2736" w:hanging="936"/>
       </w:pPr>
     </w:lvl>
     <w:lvl w:ilvl="6">
       <w:start w:val="1"/>
       <w:numFmt w:val="decimal"/>
-      <w:lvlText w:val="%7."/>
-      <w:lvlJc w:val="left"/>
-      <w:pPr>
-        <w:ind w:left="4963" w:hanging="283"/>
+      <w:lvlText w:val="%1.%2.%3.%4.%5.%6.%7."/>
+      <w:lvlJc w:val="left"/>
+      <w:pPr>
+        <w:ind w:left="3240" w:hanging="1080"/>
       </w:pPr>
     </w:lvl>
     <w:lvl w:ilvl="7">
       <w:start w:val="1"/>
       <w:numFmt w:val="decimal"/>
-      <w:lvlText w:val="%8."/>
-      <w:lvlJc w:val="left"/>
-      <w:pPr>
-        <w:ind w:left="5672" w:hanging="283"/>
+      <w:lvlText w:val="%1.%2.%3.%4.%5.%6.%7.%8."/>
+      <w:lvlJc w:val="left"/>
+      <w:pPr>
+        <w:ind w:left="3744" w:hanging="1224"/>
       </w:pPr>
     </w:lvl>
     <w:lvl w:ilvl="8">
       <w:start w:val="1"/>
       <w:numFmt w:val="decimal"/>
-      <w:lvlText w:val="%9."/>
-      <w:lvlJc w:val="left"/>
-      <w:pPr>
-        <w:ind w:left="6381" w:hanging="283"/>
+      <w:lvlText w:val="%1.%2.%3.%4.%5.%6.%7.%8.%9."/>
+      <w:lvlJc w:val="left"/>
+      <w:pPr>
+        <w:ind w:left="4320" w:hanging="1440"/>
       </w:pPr>
     </w:lvl>
   </w:abstractNum>
-  <w:abstractNum w:abstractNumId="9" w15:restartNumberingAfterBreak="0">
+  <w:abstractNum w:abstractNumId="15" w15:restartNumberingAfterBreak="0">
     <w:nsid w:val="40264194"/>
     <w:multiLevelType w:val="multilevel"/>
     <w:tmpl w:val="F626C44C"/>
@@ -6657,7 +7287,7 @@
       </w:rPr>
     </w:lvl>
   </w:abstractNum>
-  <w:abstractNum w:abstractNumId="10" w15:restartNumberingAfterBreak="0">
+  <w:abstractNum w:abstractNumId="16" w15:restartNumberingAfterBreak="0">
     <w:nsid w:val="459C31D4"/>
     <w:multiLevelType w:val="multilevel"/>
     <w:tmpl w:val="C366CA66"/>
@@ -6753,7 +7383,93 @@
       </w:pPr>
     </w:lvl>
   </w:abstractNum>
-  <w:abstractNum w:abstractNumId="11" w15:restartNumberingAfterBreak="0">
+  <w:abstractNum w:abstractNumId="17" w15:restartNumberingAfterBreak="0">
+    <w:nsid w:val="49964BD1"/>
+    <w:multiLevelType w:val="multilevel"/>
+    <w:tmpl w:val="7F94F410"/>
+    <w:lvl w:ilvl="0">
+      <w:start w:val="1"/>
+      <w:numFmt w:val="decimal"/>
+      <w:lvlText w:val="%1."/>
+      <w:lvlJc w:val="left"/>
+      <w:pPr>
+        <w:ind w:left="709" w:hanging="283"/>
+      </w:pPr>
+    </w:lvl>
+    <w:lvl w:ilvl="1">
+      <w:start w:val="1"/>
+      <w:numFmt w:val="decimal"/>
+      <w:lvlText w:val="%2."/>
+      <w:lvlJc w:val="left"/>
+      <w:pPr>
+        <w:ind w:left="1418" w:hanging="283"/>
+      </w:pPr>
+    </w:lvl>
+    <w:lvl w:ilvl="2">
+      <w:start w:val="1"/>
+      <w:numFmt w:val="decimal"/>
+      <w:lvlText w:val="%3."/>
+      <w:lvlJc w:val="left"/>
+      <w:pPr>
+        <w:ind w:left="2127" w:hanging="283"/>
+      </w:pPr>
+    </w:lvl>
+    <w:lvl w:ilvl="3">
+      <w:start w:val="1"/>
+      <w:numFmt w:val="decimal"/>
+      <w:lvlText w:val="%4."/>
+      <w:lvlJc w:val="left"/>
+      <w:pPr>
+        <w:ind w:left="2836" w:hanging="283"/>
+      </w:pPr>
+    </w:lvl>
+    <w:lvl w:ilvl="4">
+      <w:start w:val="1"/>
+      <w:numFmt w:val="decimal"/>
+      <w:lvlText w:val="%5."/>
+      <w:lvlJc w:val="left"/>
+      <w:pPr>
+        <w:ind w:left="3545" w:hanging="283"/>
+      </w:pPr>
+    </w:lvl>
+    <w:lvl w:ilvl="5">
+      <w:start w:val="1"/>
+      <w:numFmt w:val="decimal"/>
+      <w:lvlText w:val="%6."/>
+      <w:lvlJc w:val="left"/>
+      <w:pPr>
+        <w:ind w:left="4254" w:hanging="283"/>
+      </w:pPr>
+    </w:lvl>
+    <w:lvl w:ilvl="6">
+      <w:start w:val="1"/>
+      <w:numFmt w:val="decimal"/>
+      <w:lvlText w:val="%7."/>
+      <w:lvlJc w:val="left"/>
+      <w:pPr>
+        <w:ind w:left="4963" w:hanging="283"/>
+      </w:pPr>
+    </w:lvl>
+    <w:lvl w:ilvl="7">
+      <w:start w:val="1"/>
+      <w:numFmt w:val="decimal"/>
+      <w:lvlText w:val="%8."/>
+      <w:lvlJc w:val="left"/>
+      <w:pPr>
+        <w:ind w:left="5672" w:hanging="283"/>
+      </w:pPr>
+    </w:lvl>
+    <w:lvl w:ilvl="8">
+      <w:start w:val="1"/>
+      <w:numFmt w:val="decimal"/>
+      <w:lvlText w:val="%9."/>
+      <w:lvlJc w:val="left"/>
+      <w:pPr>
+        <w:ind w:left="6381" w:hanging="283"/>
+      </w:pPr>
+    </w:lvl>
+  </w:abstractNum>
+  <w:abstractNum w:abstractNumId="18" w15:restartNumberingAfterBreak="0">
     <w:nsid w:val="4B0F4E5F"/>
     <w:multiLevelType w:val="multilevel"/>
     <w:tmpl w:val="A69E79D6"/>
@@ -6839,7 +7555,7 @@
       </w:pPr>
     </w:lvl>
   </w:abstractNum>
-  <w:abstractNum w:abstractNumId="12" w15:restartNumberingAfterBreak="0">
+  <w:abstractNum w:abstractNumId="19" w15:restartNumberingAfterBreak="0">
     <w:nsid w:val="5192069C"/>
     <w:multiLevelType w:val="multilevel"/>
     <w:tmpl w:val="68FE5D82"/>
@@ -6935,7 +7651,93 @@
       </w:pPr>
     </w:lvl>
   </w:abstractNum>
-  <w:abstractNum w:abstractNumId="13" w15:restartNumberingAfterBreak="0">
+  <w:abstractNum w:abstractNumId="20" w15:restartNumberingAfterBreak="0">
+    <w:nsid w:val="57EF2240"/>
+    <w:multiLevelType w:val="hybridMultilevel"/>
+    <w:tmpl w:val="5F8CECDA"/>
+    <w:lvl w:ilvl="0" w:tplc="0409000F">
+      <w:start w:val="1"/>
+      <w:numFmt w:val="decimal"/>
+      <w:lvlText w:val="%1."/>
+      <w:lvlJc w:val="left"/>
+      <w:pPr>
+        <w:ind w:left="720" w:hanging="360"/>
+      </w:pPr>
+    </w:lvl>
+    <w:lvl w:ilvl="1" w:tplc="04090019" w:tentative="1">
+      <w:start w:val="1"/>
+      <w:numFmt w:val="lowerLetter"/>
+      <w:lvlText w:val="%2."/>
+      <w:lvlJc w:val="left"/>
+      <w:pPr>
+        <w:ind w:left="1440" w:hanging="360"/>
+      </w:pPr>
+    </w:lvl>
+    <w:lvl w:ilvl="2" w:tplc="0409001B" w:tentative="1">
+      <w:start w:val="1"/>
+      <w:numFmt w:val="lowerRoman"/>
+      <w:lvlText w:val="%3."/>
+      <w:lvlJc w:val="right"/>
+      <w:pPr>
+        <w:ind w:left="2160" w:hanging="180"/>
+      </w:pPr>
+    </w:lvl>
+    <w:lvl w:ilvl="3" w:tplc="0409000F" w:tentative="1">
+      <w:start w:val="1"/>
+      <w:numFmt w:val="decimal"/>
+      <w:lvlText w:val="%4."/>
+      <w:lvlJc w:val="left"/>
+      <w:pPr>
+        <w:ind w:left="2880" w:hanging="360"/>
+      </w:pPr>
+    </w:lvl>
+    <w:lvl w:ilvl="4" w:tplc="04090019" w:tentative="1">
+      <w:start w:val="1"/>
+      <w:numFmt w:val="lowerLetter"/>
+      <w:lvlText w:val="%5."/>
+      <w:lvlJc w:val="left"/>
+      <w:pPr>
+        <w:ind w:left="3600" w:hanging="360"/>
+      </w:pPr>
+    </w:lvl>
+    <w:lvl w:ilvl="5" w:tplc="0409001B" w:tentative="1">
+      <w:start w:val="1"/>
+      <w:numFmt w:val="lowerRoman"/>
+      <w:lvlText w:val="%6."/>
+      <w:lvlJc w:val="right"/>
+      <w:pPr>
+        <w:ind w:left="4320" w:hanging="180"/>
+      </w:pPr>
+    </w:lvl>
+    <w:lvl w:ilvl="6" w:tplc="0409000F" w:tentative="1">
+      <w:start w:val="1"/>
+      <w:numFmt w:val="decimal"/>
+      <w:lvlText w:val="%7."/>
+      <w:lvlJc w:val="left"/>
+      <w:pPr>
+        <w:ind w:left="5040" w:hanging="360"/>
+      </w:pPr>
+    </w:lvl>
+    <w:lvl w:ilvl="7" w:tplc="04090019" w:tentative="1">
+      <w:start w:val="1"/>
+      <w:numFmt w:val="lowerLetter"/>
+      <w:lvlText w:val="%8."/>
+      <w:lvlJc w:val="left"/>
+      <w:pPr>
+        <w:ind w:left="5760" w:hanging="360"/>
+      </w:pPr>
+    </w:lvl>
+    <w:lvl w:ilvl="8" w:tplc="0409001B" w:tentative="1">
+      <w:start w:val="1"/>
+      <w:numFmt w:val="lowerRoman"/>
+      <w:lvlText w:val="%9."/>
+      <w:lvlJc w:val="right"/>
+      <w:pPr>
+        <w:ind w:left="6480" w:hanging="180"/>
+      </w:pPr>
+    </w:lvl>
+  </w:abstractNum>
+  <w:abstractNum w:abstractNumId="21" w15:restartNumberingAfterBreak="0">
     <w:nsid w:val="588E05DF"/>
     <w:multiLevelType w:val="multilevel"/>
     <w:tmpl w:val="DA4AD95C"/>
@@ -7039,7 +7841,7 @@
       </w:rPr>
     </w:lvl>
   </w:abstractNum>
-  <w:abstractNum w:abstractNumId="14" w15:restartNumberingAfterBreak="0">
+  <w:abstractNum w:abstractNumId="22" w15:restartNumberingAfterBreak="0">
     <w:nsid w:val="5BA7657E"/>
     <w:multiLevelType w:val="multilevel"/>
     <w:tmpl w:val="A39294F6"/>
@@ -7143,7 +7945,7 @@
       </w:rPr>
     </w:lvl>
   </w:abstractNum>
-  <w:abstractNum w:abstractNumId="15" w15:restartNumberingAfterBreak="0">
+  <w:abstractNum w:abstractNumId="23" w15:restartNumberingAfterBreak="0">
     <w:nsid w:val="5BE81EB0"/>
     <w:multiLevelType w:val="multilevel"/>
     <w:tmpl w:val="02945C46"/>
@@ -7247,7 +8049,7 @@
       </w:rPr>
     </w:lvl>
   </w:abstractNum>
-  <w:abstractNum w:abstractNumId="16" w15:restartNumberingAfterBreak="0">
+  <w:abstractNum w:abstractNumId="24" w15:restartNumberingAfterBreak="0">
     <w:nsid w:val="63784447"/>
     <w:multiLevelType w:val="multilevel"/>
     <w:tmpl w:val="3B3A7FD6"/>
@@ -7333,7 +8135,7 @@
       </w:pPr>
     </w:lvl>
   </w:abstractNum>
-  <w:abstractNum w:abstractNumId="17" w15:restartNumberingAfterBreak="0">
+  <w:abstractNum w:abstractNumId="25" w15:restartNumberingAfterBreak="0">
     <w:nsid w:val="6ABD18B1"/>
     <w:multiLevelType w:val="multilevel"/>
     <w:tmpl w:val="B7140BA4"/>
@@ -7453,59 +8255,653 @@
       </w:rPr>
     </w:lvl>
   </w:abstractNum>
+  <w:abstractNum w:abstractNumId="26" w15:restartNumberingAfterBreak="0">
+    <w:nsid w:val="6B4756D2"/>
+    <w:multiLevelType w:val="multilevel"/>
+    <w:tmpl w:val="0409001F"/>
+    <w:lvl w:ilvl="0">
+      <w:start w:val="1"/>
+      <w:numFmt w:val="decimal"/>
+      <w:lvlText w:val="%1."/>
+      <w:lvlJc w:val="left"/>
+      <w:pPr>
+        <w:ind w:left="360" w:hanging="360"/>
+      </w:pPr>
+    </w:lvl>
+    <w:lvl w:ilvl="1">
+      <w:start w:val="1"/>
+      <w:numFmt w:val="decimal"/>
+      <w:lvlText w:val="%1.%2."/>
+      <w:lvlJc w:val="left"/>
+      <w:pPr>
+        <w:ind w:left="792" w:hanging="432"/>
+      </w:pPr>
+    </w:lvl>
+    <w:lvl w:ilvl="2">
+      <w:start w:val="1"/>
+      <w:numFmt w:val="decimal"/>
+      <w:lvlText w:val="%1.%2.%3."/>
+      <w:lvlJc w:val="left"/>
+      <w:pPr>
+        <w:ind w:left="1224" w:hanging="504"/>
+      </w:pPr>
+    </w:lvl>
+    <w:lvl w:ilvl="3">
+      <w:start w:val="1"/>
+      <w:numFmt w:val="decimal"/>
+      <w:lvlText w:val="%1.%2.%3.%4."/>
+      <w:lvlJc w:val="left"/>
+      <w:pPr>
+        <w:ind w:left="1728" w:hanging="648"/>
+      </w:pPr>
+    </w:lvl>
+    <w:lvl w:ilvl="4">
+      <w:start w:val="1"/>
+      <w:numFmt w:val="decimal"/>
+      <w:lvlText w:val="%1.%2.%3.%4.%5."/>
+      <w:lvlJc w:val="left"/>
+      <w:pPr>
+        <w:ind w:left="2232" w:hanging="792"/>
+      </w:pPr>
+    </w:lvl>
+    <w:lvl w:ilvl="5">
+      <w:start w:val="1"/>
+      <w:numFmt w:val="decimal"/>
+      <w:lvlText w:val="%1.%2.%3.%4.%5.%6."/>
+      <w:lvlJc w:val="left"/>
+      <w:pPr>
+        <w:ind w:left="2736" w:hanging="936"/>
+      </w:pPr>
+    </w:lvl>
+    <w:lvl w:ilvl="6">
+      <w:start w:val="1"/>
+      <w:numFmt w:val="decimal"/>
+      <w:lvlText w:val="%1.%2.%3.%4.%5.%6.%7."/>
+      <w:lvlJc w:val="left"/>
+      <w:pPr>
+        <w:ind w:left="3240" w:hanging="1080"/>
+      </w:pPr>
+    </w:lvl>
+    <w:lvl w:ilvl="7">
+      <w:start w:val="1"/>
+      <w:numFmt w:val="decimal"/>
+      <w:lvlText w:val="%1.%2.%3.%4.%5.%6.%7.%8."/>
+      <w:lvlJc w:val="left"/>
+      <w:pPr>
+        <w:ind w:left="3744" w:hanging="1224"/>
+      </w:pPr>
+    </w:lvl>
+    <w:lvl w:ilvl="8">
+      <w:start w:val="1"/>
+      <w:numFmt w:val="decimal"/>
+      <w:lvlText w:val="%1.%2.%3.%4.%5.%6.%7.%8.%9."/>
+      <w:lvlJc w:val="left"/>
+      <w:pPr>
+        <w:ind w:left="4320" w:hanging="1440"/>
+      </w:pPr>
+    </w:lvl>
+  </w:abstractNum>
+  <w:abstractNum w:abstractNumId="27" w15:restartNumberingAfterBreak="0">
+    <w:nsid w:val="730842EC"/>
+    <w:multiLevelType w:val="multilevel"/>
+    <w:tmpl w:val="419A210A"/>
+    <w:lvl w:ilvl="0">
+      <w:start w:val="7"/>
+      <w:numFmt w:val="decimal"/>
+      <w:lvlText w:val="%1"/>
+      <w:lvlJc w:val="left"/>
+      <w:pPr>
+        <w:ind w:left="360" w:hanging="360"/>
+      </w:pPr>
+      <w:rPr>
+        <w:rFonts w:ascii="TH Sarabun New" w:hAnsi="TH Sarabun New" w:hint="default"/>
+        <w:b/>
+      </w:rPr>
+    </w:lvl>
+    <w:lvl w:ilvl="1">
+      <w:start w:val="1"/>
+      <w:numFmt w:val="decimal"/>
+      <w:lvlText w:val="%1.%2"/>
+      <w:lvlJc w:val="left"/>
+      <w:pPr>
+        <w:ind w:left="1855" w:hanging="720"/>
+      </w:pPr>
+      <w:rPr>
+        <w:rFonts w:ascii="TH Sarabun New" w:hAnsi="TH Sarabun New" w:hint="default"/>
+        <w:b/>
+      </w:rPr>
+    </w:lvl>
+    <w:lvl w:ilvl="2">
+      <w:start w:val="1"/>
+      <w:numFmt w:val="decimal"/>
+      <w:lvlText w:val="%1.%2.%3"/>
+      <w:lvlJc w:val="left"/>
+      <w:pPr>
+        <w:ind w:left="1571" w:hanging="720"/>
+      </w:pPr>
+      <w:rPr>
+        <w:rFonts w:ascii="TH Sarabun New" w:hAnsi="TH Sarabun New" w:hint="default"/>
+        <w:b/>
+      </w:rPr>
+    </w:lvl>
+    <w:lvl w:ilvl="3">
+      <w:start w:val="1"/>
+      <w:numFmt w:val="decimal"/>
+      <w:lvlText w:val="%1.%2.%3.%4"/>
+      <w:lvlJc w:val="left"/>
+      <w:pPr>
+        <w:ind w:left="4485" w:hanging="1080"/>
+      </w:pPr>
+      <w:rPr>
+        <w:rFonts w:ascii="TH Sarabun New" w:hAnsi="TH Sarabun New" w:hint="default"/>
+        <w:b/>
+      </w:rPr>
+    </w:lvl>
+    <w:lvl w:ilvl="4">
+      <w:start w:val="1"/>
+      <w:numFmt w:val="decimal"/>
+      <w:lvlText w:val="%1.%2.%3.%4.%5"/>
+      <w:lvlJc w:val="left"/>
+      <w:pPr>
+        <w:ind w:left="5980" w:hanging="1440"/>
+      </w:pPr>
+      <w:rPr>
+        <w:rFonts w:ascii="TH Sarabun New" w:hAnsi="TH Sarabun New" w:hint="default"/>
+        <w:b/>
+      </w:rPr>
+    </w:lvl>
+    <w:lvl w:ilvl="5">
+      <w:start w:val="1"/>
+      <w:numFmt w:val="decimal"/>
+      <w:lvlText w:val="%1.%2.%3.%4.%5.%6"/>
+      <w:lvlJc w:val="left"/>
+      <w:pPr>
+        <w:ind w:left="7115" w:hanging="1440"/>
+      </w:pPr>
+      <w:rPr>
+        <w:rFonts w:ascii="TH Sarabun New" w:hAnsi="TH Sarabun New" w:hint="default"/>
+        <w:b/>
+      </w:rPr>
+    </w:lvl>
+    <w:lvl w:ilvl="6">
+      <w:start w:val="1"/>
+      <w:numFmt w:val="decimal"/>
+      <w:lvlText w:val="%1.%2.%3.%4.%5.%6.%7"/>
+      <w:lvlJc w:val="left"/>
+      <w:pPr>
+        <w:ind w:left="8610" w:hanging="1800"/>
+      </w:pPr>
+      <w:rPr>
+        <w:rFonts w:ascii="TH Sarabun New" w:hAnsi="TH Sarabun New" w:hint="default"/>
+        <w:b/>
+      </w:rPr>
+    </w:lvl>
+    <w:lvl w:ilvl="7">
+      <w:start w:val="1"/>
+      <w:numFmt w:val="decimal"/>
+      <w:lvlText w:val="%1.%2.%3.%4.%5.%6.%7.%8"/>
+      <w:lvlJc w:val="left"/>
+      <w:pPr>
+        <w:ind w:left="10105" w:hanging="2160"/>
+      </w:pPr>
+      <w:rPr>
+        <w:rFonts w:ascii="TH Sarabun New" w:hAnsi="TH Sarabun New" w:hint="default"/>
+        <w:b/>
+      </w:rPr>
+    </w:lvl>
+    <w:lvl w:ilvl="8">
+      <w:start w:val="1"/>
+      <w:numFmt w:val="decimal"/>
+      <w:lvlText w:val="%1.%2.%3.%4.%5.%6.%7.%8.%9"/>
+      <w:lvlJc w:val="left"/>
+      <w:pPr>
+        <w:ind w:left="11240" w:hanging="2160"/>
+      </w:pPr>
+      <w:rPr>
+        <w:rFonts w:ascii="TH Sarabun New" w:hAnsi="TH Sarabun New" w:hint="default"/>
+        <w:b/>
+      </w:rPr>
+    </w:lvl>
+  </w:abstractNum>
+  <w:abstractNum w:abstractNumId="28" w15:restartNumberingAfterBreak="0">
+    <w:nsid w:val="74F366FB"/>
+    <w:multiLevelType w:val="hybridMultilevel"/>
+    <w:tmpl w:val="0630D7F0"/>
+    <w:lvl w:ilvl="0" w:tplc="0409000F">
+      <w:start w:val="1"/>
+      <w:numFmt w:val="decimal"/>
+      <w:lvlText w:val="%1."/>
+      <w:lvlJc w:val="left"/>
+      <w:pPr>
+        <w:ind w:left="786" w:hanging="360"/>
+      </w:pPr>
+    </w:lvl>
+    <w:lvl w:ilvl="1" w:tplc="04090019" w:tentative="1">
+      <w:start w:val="1"/>
+      <w:numFmt w:val="lowerLetter"/>
+      <w:lvlText w:val="%2."/>
+      <w:lvlJc w:val="left"/>
+      <w:pPr>
+        <w:ind w:left="1506" w:hanging="360"/>
+      </w:pPr>
+    </w:lvl>
+    <w:lvl w:ilvl="2" w:tplc="0409001B" w:tentative="1">
+      <w:start w:val="1"/>
+      <w:numFmt w:val="lowerRoman"/>
+      <w:lvlText w:val="%3."/>
+      <w:lvlJc w:val="right"/>
+      <w:pPr>
+        <w:ind w:left="2226" w:hanging="180"/>
+      </w:pPr>
+    </w:lvl>
+    <w:lvl w:ilvl="3" w:tplc="0409000F" w:tentative="1">
+      <w:start w:val="1"/>
+      <w:numFmt w:val="decimal"/>
+      <w:lvlText w:val="%4."/>
+      <w:lvlJc w:val="left"/>
+      <w:pPr>
+        <w:ind w:left="2946" w:hanging="360"/>
+      </w:pPr>
+    </w:lvl>
+    <w:lvl w:ilvl="4" w:tplc="04090019" w:tentative="1">
+      <w:start w:val="1"/>
+      <w:numFmt w:val="lowerLetter"/>
+      <w:lvlText w:val="%5."/>
+      <w:lvlJc w:val="left"/>
+      <w:pPr>
+        <w:ind w:left="3666" w:hanging="360"/>
+      </w:pPr>
+    </w:lvl>
+    <w:lvl w:ilvl="5" w:tplc="0409001B" w:tentative="1">
+      <w:start w:val="1"/>
+      <w:numFmt w:val="lowerRoman"/>
+      <w:lvlText w:val="%6."/>
+      <w:lvlJc w:val="right"/>
+      <w:pPr>
+        <w:ind w:left="4386" w:hanging="180"/>
+      </w:pPr>
+    </w:lvl>
+    <w:lvl w:ilvl="6" w:tplc="0409000F" w:tentative="1">
+      <w:start w:val="1"/>
+      <w:numFmt w:val="decimal"/>
+      <w:lvlText w:val="%7."/>
+      <w:lvlJc w:val="left"/>
+      <w:pPr>
+        <w:ind w:left="5106" w:hanging="360"/>
+      </w:pPr>
+    </w:lvl>
+    <w:lvl w:ilvl="7" w:tplc="04090019" w:tentative="1">
+      <w:start w:val="1"/>
+      <w:numFmt w:val="lowerLetter"/>
+      <w:lvlText w:val="%8."/>
+      <w:lvlJc w:val="left"/>
+      <w:pPr>
+        <w:ind w:left="5826" w:hanging="360"/>
+      </w:pPr>
+    </w:lvl>
+    <w:lvl w:ilvl="8" w:tplc="0409001B" w:tentative="1">
+      <w:start w:val="1"/>
+      <w:numFmt w:val="lowerRoman"/>
+      <w:lvlText w:val="%9."/>
+      <w:lvlJc w:val="right"/>
+      <w:pPr>
+        <w:ind w:left="6546" w:hanging="180"/>
+      </w:pPr>
+    </w:lvl>
+  </w:abstractNum>
+  <w:abstractNum w:abstractNumId="29" w15:restartNumberingAfterBreak="0">
+    <w:nsid w:val="766D038E"/>
+    <w:multiLevelType w:val="multilevel"/>
+    <w:tmpl w:val="0409001F"/>
+    <w:lvl w:ilvl="0">
+      <w:start w:val="1"/>
+      <w:numFmt w:val="decimal"/>
+      <w:lvlText w:val="%1."/>
+      <w:lvlJc w:val="left"/>
+      <w:pPr>
+        <w:ind w:left="360" w:hanging="360"/>
+      </w:pPr>
+    </w:lvl>
+    <w:lvl w:ilvl="1">
+      <w:start w:val="1"/>
+      <w:numFmt w:val="decimal"/>
+      <w:lvlText w:val="%1.%2."/>
+      <w:lvlJc w:val="left"/>
+      <w:pPr>
+        <w:ind w:left="792" w:hanging="432"/>
+      </w:pPr>
+    </w:lvl>
+    <w:lvl w:ilvl="2">
+      <w:start w:val="1"/>
+      <w:numFmt w:val="decimal"/>
+      <w:lvlText w:val="%1.%2.%3."/>
+      <w:lvlJc w:val="left"/>
+      <w:pPr>
+        <w:ind w:left="1224" w:hanging="504"/>
+      </w:pPr>
+    </w:lvl>
+    <w:lvl w:ilvl="3">
+      <w:start w:val="1"/>
+      <w:numFmt w:val="decimal"/>
+      <w:lvlText w:val="%1.%2.%3.%4."/>
+      <w:lvlJc w:val="left"/>
+      <w:pPr>
+        <w:ind w:left="1728" w:hanging="648"/>
+      </w:pPr>
+    </w:lvl>
+    <w:lvl w:ilvl="4">
+      <w:start w:val="1"/>
+      <w:numFmt w:val="decimal"/>
+      <w:lvlText w:val="%1.%2.%3.%4.%5."/>
+      <w:lvlJc w:val="left"/>
+      <w:pPr>
+        <w:ind w:left="2232" w:hanging="792"/>
+      </w:pPr>
+    </w:lvl>
+    <w:lvl w:ilvl="5">
+      <w:start w:val="1"/>
+      <w:numFmt w:val="decimal"/>
+      <w:lvlText w:val="%1.%2.%3.%4.%5.%6."/>
+      <w:lvlJc w:val="left"/>
+      <w:pPr>
+        <w:ind w:left="2736" w:hanging="936"/>
+      </w:pPr>
+    </w:lvl>
+    <w:lvl w:ilvl="6">
+      <w:start w:val="1"/>
+      <w:numFmt w:val="decimal"/>
+      <w:lvlText w:val="%1.%2.%3.%4.%5.%6.%7."/>
+      <w:lvlJc w:val="left"/>
+      <w:pPr>
+        <w:ind w:left="3240" w:hanging="1080"/>
+      </w:pPr>
+    </w:lvl>
+    <w:lvl w:ilvl="7">
+      <w:start w:val="1"/>
+      <w:numFmt w:val="decimal"/>
+      <w:lvlText w:val="%1.%2.%3.%4.%5.%6.%7.%8."/>
+      <w:lvlJc w:val="left"/>
+      <w:pPr>
+        <w:ind w:left="3744" w:hanging="1224"/>
+      </w:pPr>
+    </w:lvl>
+    <w:lvl w:ilvl="8">
+      <w:start w:val="1"/>
+      <w:numFmt w:val="decimal"/>
+      <w:lvlText w:val="%1.%2.%3.%4.%5.%6.%7.%8.%9."/>
+      <w:lvlJc w:val="left"/>
+      <w:pPr>
+        <w:ind w:left="4320" w:hanging="1440"/>
+      </w:pPr>
+    </w:lvl>
+  </w:abstractNum>
+  <w:abstractNum w:abstractNumId="30" w15:restartNumberingAfterBreak="0">
+    <w:nsid w:val="7B2B017C"/>
+    <w:multiLevelType w:val="hybridMultilevel"/>
+    <w:tmpl w:val="64C0A228"/>
+    <w:lvl w:ilvl="0" w:tplc="0409000F">
+      <w:start w:val="1"/>
+      <w:numFmt w:val="decimal"/>
+      <w:lvlText w:val="%1."/>
+      <w:lvlJc w:val="left"/>
+      <w:pPr>
+        <w:ind w:left="1429" w:hanging="360"/>
+      </w:pPr>
+    </w:lvl>
+    <w:lvl w:ilvl="1" w:tplc="04090019" w:tentative="1">
+      <w:start w:val="1"/>
+      <w:numFmt w:val="lowerLetter"/>
+      <w:lvlText w:val="%2."/>
+      <w:lvlJc w:val="left"/>
+      <w:pPr>
+        <w:ind w:left="2149" w:hanging="360"/>
+      </w:pPr>
+    </w:lvl>
+    <w:lvl w:ilvl="2" w:tplc="0409001B" w:tentative="1">
+      <w:start w:val="1"/>
+      <w:numFmt w:val="lowerRoman"/>
+      <w:lvlText w:val="%3."/>
+      <w:lvlJc w:val="right"/>
+      <w:pPr>
+        <w:ind w:left="2869" w:hanging="180"/>
+      </w:pPr>
+    </w:lvl>
+    <w:lvl w:ilvl="3" w:tplc="0409000F" w:tentative="1">
+      <w:start w:val="1"/>
+      <w:numFmt w:val="decimal"/>
+      <w:lvlText w:val="%4."/>
+      <w:lvlJc w:val="left"/>
+      <w:pPr>
+        <w:ind w:left="3589" w:hanging="360"/>
+      </w:pPr>
+    </w:lvl>
+    <w:lvl w:ilvl="4" w:tplc="04090019" w:tentative="1">
+      <w:start w:val="1"/>
+      <w:numFmt w:val="lowerLetter"/>
+      <w:lvlText w:val="%5."/>
+      <w:lvlJc w:val="left"/>
+      <w:pPr>
+        <w:ind w:left="4309" w:hanging="360"/>
+      </w:pPr>
+    </w:lvl>
+    <w:lvl w:ilvl="5" w:tplc="0409001B" w:tentative="1">
+      <w:start w:val="1"/>
+      <w:numFmt w:val="lowerRoman"/>
+      <w:lvlText w:val="%6."/>
+      <w:lvlJc w:val="right"/>
+      <w:pPr>
+        <w:ind w:left="5029" w:hanging="180"/>
+      </w:pPr>
+    </w:lvl>
+    <w:lvl w:ilvl="6" w:tplc="0409000F" w:tentative="1">
+      <w:start w:val="1"/>
+      <w:numFmt w:val="decimal"/>
+      <w:lvlText w:val="%7."/>
+      <w:lvlJc w:val="left"/>
+      <w:pPr>
+        <w:ind w:left="5749" w:hanging="360"/>
+      </w:pPr>
+    </w:lvl>
+    <w:lvl w:ilvl="7" w:tplc="04090019" w:tentative="1">
+      <w:start w:val="1"/>
+      <w:numFmt w:val="lowerLetter"/>
+      <w:lvlText w:val="%8."/>
+      <w:lvlJc w:val="left"/>
+      <w:pPr>
+        <w:ind w:left="6469" w:hanging="360"/>
+      </w:pPr>
+    </w:lvl>
+    <w:lvl w:ilvl="8" w:tplc="0409001B" w:tentative="1">
+      <w:start w:val="1"/>
+      <w:numFmt w:val="lowerRoman"/>
+      <w:lvlText w:val="%9."/>
+      <w:lvlJc w:val="right"/>
+      <w:pPr>
+        <w:ind w:left="7189" w:hanging="180"/>
+      </w:pPr>
+    </w:lvl>
+  </w:abstractNum>
+  <w:abstractNum w:abstractNumId="31" w15:restartNumberingAfterBreak="0">
+    <w:nsid w:val="7F040FD1"/>
+    <w:multiLevelType w:val="hybridMultilevel"/>
+    <w:tmpl w:val="EAA8D4AC"/>
+    <w:lvl w:ilvl="0" w:tplc="0409000F">
+      <w:start w:val="1"/>
+      <w:numFmt w:val="decimal"/>
+      <w:lvlText w:val="%1."/>
+      <w:lvlJc w:val="left"/>
+      <w:pPr>
+        <w:ind w:left="720" w:hanging="360"/>
+      </w:pPr>
+    </w:lvl>
+    <w:lvl w:ilvl="1" w:tplc="04090019" w:tentative="1">
+      <w:start w:val="1"/>
+      <w:numFmt w:val="lowerLetter"/>
+      <w:lvlText w:val="%2."/>
+      <w:lvlJc w:val="left"/>
+      <w:pPr>
+        <w:ind w:left="1440" w:hanging="360"/>
+      </w:pPr>
+    </w:lvl>
+    <w:lvl w:ilvl="2" w:tplc="0409001B" w:tentative="1">
+      <w:start w:val="1"/>
+      <w:numFmt w:val="lowerRoman"/>
+      <w:lvlText w:val="%3."/>
+      <w:lvlJc w:val="right"/>
+      <w:pPr>
+        <w:ind w:left="2160" w:hanging="180"/>
+      </w:pPr>
+    </w:lvl>
+    <w:lvl w:ilvl="3" w:tplc="0409000F" w:tentative="1">
+      <w:start w:val="1"/>
+      <w:numFmt w:val="decimal"/>
+      <w:lvlText w:val="%4."/>
+      <w:lvlJc w:val="left"/>
+      <w:pPr>
+        <w:ind w:left="2880" w:hanging="360"/>
+      </w:pPr>
+    </w:lvl>
+    <w:lvl w:ilvl="4" w:tplc="04090019" w:tentative="1">
+      <w:start w:val="1"/>
+      <w:numFmt w:val="lowerLetter"/>
+      <w:lvlText w:val="%5."/>
+      <w:lvlJc w:val="left"/>
+      <w:pPr>
+        <w:ind w:left="3600" w:hanging="360"/>
+      </w:pPr>
+    </w:lvl>
+    <w:lvl w:ilvl="5" w:tplc="0409001B" w:tentative="1">
+      <w:start w:val="1"/>
+      <w:numFmt w:val="lowerRoman"/>
+      <w:lvlText w:val="%6."/>
+      <w:lvlJc w:val="right"/>
+      <w:pPr>
+        <w:ind w:left="4320" w:hanging="180"/>
+      </w:pPr>
+    </w:lvl>
+    <w:lvl w:ilvl="6" w:tplc="0409000F" w:tentative="1">
+      <w:start w:val="1"/>
+      <w:numFmt w:val="decimal"/>
+      <w:lvlText w:val="%7."/>
+      <w:lvlJc w:val="left"/>
+      <w:pPr>
+        <w:ind w:left="5040" w:hanging="360"/>
+      </w:pPr>
+    </w:lvl>
+    <w:lvl w:ilvl="7" w:tplc="04090019" w:tentative="1">
+      <w:start w:val="1"/>
+      <w:numFmt w:val="lowerLetter"/>
+      <w:lvlText w:val="%8."/>
+      <w:lvlJc w:val="left"/>
+      <w:pPr>
+        <w:ind w:left="5760" w:hanging="360"/>
+      </w:pPr>
+    </w:lvl>
+    <w:lvl w:ilvl="8" w:tplc="0409001B" w:tentative="1">
+      <w:start w:val="1"/>
+      <w:numFmt w:val="lowerRoman"/>
+      <w:lvlText w:val="%9."/>
+      <w:lvlJc w:val="right"/>
+      <w:pPr>
+        <w:ind w:left="6480" w:hanging="180"/>
+      </w:pPr>
+    </w:lvl>
+  </w:abstractNum>
   <w:num w:numId="1" w16cid:durableId="4938563">
+    <w:abstractNumId w:val="5"/>
+  </w:num>
+  <w:num w:numId="2" w16cid:durableId="1291670171">
+    <w:abstractNumId w:val="19"/>
+  </w:num>
+  <w:num w:numId="3" w16cid:durableId="424694116">
+    <w:abstractNumId w:val="16"/>
+  </w:num>
+  <w:num w:numId="4" w16cid:durableId="1766148621">
+    <w:abstractNumId w:val="14"/>
+  </w:num>
+  <w:num w:numId="5" w16cid:durableId="1500462468">
+    <w:abstractNumId w:val="2"/>
+  </w:num>
+  <w:num w:numId="6" w16cid:durableId="400640706">
+    <w:abstractNumId w:val="15"/>
+  </w:num>
+  <w:num w:numId="7" w16cid:durableId="979312602">
+    <w:abstractNumId w:val="13"/>
+  </w:num>
+  <w:num w:numId="8" w16cid:durableId="1926375224">
+    <w:abstractNumId w:val="10"/>
+  </w:num>
+  <w:num w:numId="9" w16cid:durableId="147022736">
+    <w:abstractNumId w:val="22"/>
+  </w:num>
+  <w:num w:numId="10" w16cid:durableId="1278021584">
+    <w:abstractNumId w:val="18"/>
+  </w:num>
+  <w:num w:numId="11" w16cid:durableId="1219827715">
+    <w:abstractNumId w:val="24"/>
+  </w:num>
+  <w:num w:numId="12" w16cid:durableId="618731563">
+    <w:abstractNumId w:val="21"/>
+  </w:num>
+  <w:num w:numId="13" w16cid:durableId="1119563986">
+    <w:abstractNumId w:val="23"/>
+  </w:num>
+  <w:num w:numId="14" w16cid:durableId="1178156381">
+    <w:abstractNumId w:val="4"/>
+  </w:num>
+  <w:num w:numId="15" w16cid:durableId="1843546599">
+    <w:abstractNumId w:val="25"/>
+  </w:num>
+  <w:num w:numId="16" w16cid:durableId="869412714">
+    <w:abstractNumId w:val="12"/>
+  </w:num>
+  <w:num w:numId="17" w16cid:durableId="1786804960">
+    <w:abstractNumId w:val="8"/>
+  </w:num>
+  <w:num w:numId="18" w16cid:durableId="72824368">
     <w:abstractNumId w:val="3"/>
   </w:num>
-  <w:num w:numId="2" w16cid:durableId="1291670171">
-    <w:abstractNumId w:val="12"/>
+  <w:num w:numId="19" w16cid:durableId="1965042778">
+    <w:abstractNumId w:val="9"/>
   </w:num>
-  <w:num w:numId="3" w16cid:durableId="424694116">
-    <w:abstractNumId w:val="10"/>
+  <w:num w:numId="20" w16cid:durableId="662002578">
+    <w:abstractNumId w:val="17"/>
   </w:num>
-  <w:num w:numId="4" w16cid:durableId="1766148621">
-    <w:abstractNumId w:val="8"/>
-  </w:num>
-  <w:num w:numId="5" w16cid:durableId="1500462468">
+  <w:num w:numId="21" w16cid:durableId="447361260">
     <w:abstractNumId w:val="0"/>
   </w:num>
-  <w:num w:numId="6" w16cid:durableId="400640706">
-    <w:abstractNumId w:val="9"/>
+  <w:num w:numId="22" w16cid:durableId="1858620141">
+    <w:abstractNumId w:val="1"/>
   </w:num>
-  <w:num w:numId="7" w16cid:durableId="979312602">
+  <w:num w:numId="23" w16cid:durableId="170726119">
+    <w:abstractNumId w:val="26"/>
+  </w:num>
+  <w:num w:numId="24" w16cid:durableId="159152865">
+    <w:abstractNumId w:val="20"/>
+  </w:num>
+  <w:num w:numId="25" w16cid:durableId="1874732813">
+    <w:abstractNumId w:val="27"/>
+  </w:num>
+  <w:num w:numId="26" w16cid:durableId="279991125">
+    <w:abstractNumId w:val="6"/>
+  </w:num>
+  <w:num w:numId="27" w16cid:durableId="1159921877">
     <w:abstractNumId w:val="7"/>
   </w:num>
-  <w:num w:numId="8" w16cid:durableId="1926375224">
-    <w:abstractNumId w:val="5"/>
-  </w:num>
-  <w:num w:numId="9" w16cid:durableId="147022736">
-    <w:abstractNumId w:val="14"/>
-  </w:num>
-  <w:num w:numId="10" w16cid:durableId="1278021584">
+  <w:num w:numId="28" w16cid:durableId="137649159">
     <w:abstractNumId w:val="11"/>
   </w:num>
-  <w:num w:numId="11" w16cid:durableId="1219827715">
-    <w:abstractNumId w:val="16"/>
+  <w:num w:numId="29" w16cid:durableId="929463240">
+    <w:abstractNumId w:val="29"/>
   </w:num>
-  <w:num w:numId="12" w16cid:durableId="618731563">
-    <w:abstractNumId w:val="13"/>
+  <w:num w:numId="30" w16cid:durableId="1087774514">
+    <w:abstractNumId w:val="28"/>
   </w:num>
-  <w:num w:numId="13" w16cid:durableId="1119563986">
-    <w:abstractNumId w:val="15"/>
+  <w:num w:numId="31" w16cid:durableId="1979144083">
+    <w:abstractNumId w:val="30"/>
   </w:num>
-  <w:num w:numId="14" w16cid:durableId="1178156381">
-    <w:abstractNumId w:val="2"/>
-  </w:num>
-  <w:num w:numId="15" w16cid:durableId="1843546599">
-    <w:abstractNumId w:val="17"/>
-  </w:num>
-  <w:num w:numId="16" w16cid:durableId="869412714">
-    <w:abstractNumId w:val="6"/>
-  </w:num>
-  <w:num w:numId="17" w16cid:durableId="1786804960">
-    <w:abstractNumId w:val="4"/>
-  </w:num>
-  <w:num w:numId="18" w16cid:durableId="72824368">
-    <w:abstractNumId w:val="1"/>
+  <w:num w:numId="32" w16cid:durableId="371737106">
+    <w:abstractNumId w:val="31"/>
   </w:num>
 </w:numbering>
 </file>
@@ -7910,6 +9306,12 @@
   <w:style w:type="paragraph" w:default="1" w:styleId="Normal">
     <w:name w:val="Normal"/>
     <w:qFormat/>
+    <w:rsid w:val="00C26675"/>
+    <w:rPr>
+      <w:rFonts w:cs="TH Sarabun New"/>
+      <w:color w:val="000000" w:themeColor="text1"/>
+      <w:szCs w:val="32"/>
+    </w:rPr>
   </w:style>
   <w:style w:type="paragraph" w:styleId="Heading1">
     <w:name w:val="heading 1"/>
@@ -7926,9 +9328,8 @@
       <w:outlineLvl w:val="0"/>
     </w:pPr>
     <w:rPr>
-      <w:rFonts w:asciiTheme="majorHAnsi" w:eastAsiaTheme="majorEastAsia" w:hAnsiTheme="majorHAnsi" w:cs="TH Sarabun New"/>
+      <w:rFonts w:asciiTheme="majorHAnsi" w:eastAsiaTheme="majorEastAsia" w:hAnsiTheme="majorHAnsi"/>
       <w:bCs/>
-      <w:color w:val="000000" w:themeColor="text1"/>
       <w:sz w:val="32"/>
       <w:szCs w:val="36"/>
     </w:rPr>
@@ -7941,7 +9342,7 @@
     <w:uiPriority w:val="9"/>
     <w:unhideWhenUsed/>
     <w:qFormat/>
-    <w:rsid w:val="00483578"/>
+    <w:rsid w:val="00C26675"/>
     <w:pPr>
       <w:keepNext/>
       <w:keepLines/>
@@ -7949,10 +9350,8 @@
       <w:outlineLvl w:val="1"/>
     </w:pPr>
     <w:rPr>
-      <w:rFonts w:asciiTheme="majorHAnsi" w:eastAsiaTheme="majorEastAsia" w:hAnsiTheme="majorHAnsi" w:cs="Mangal"/>
-      <w:color w:val="0F4761" w:themeColor="accent1" w:themeShade="BF"/>
+      <w:rFonts w:asciiTheme="majorHAnsi" w:eastAsiaTheme="majorEastAsia" w:hAnsiTheme="majorHAnsi"/>
       <w:sz w:val="26"/>
-      <w:szCs w:val="23"/>
     </w:rPr>
   </w:style>
   <w:style w:type="paragraph" w:styleId="Heading3">
@@ -7963,7 +9362,7 @@
     <w:uiPriority w:val="9"/>
     <w:unhideWhenUsed/>
     <w:qFormat/>
-    <w:rsid w:val="00483578"/>
+    <w:rsid w:val="00C26675"/>
     <w:pPr>
       <w:keepNext/>
       <w:keepLines/>
@@ -7971,9 +9370,7 @@
       <w:outlineLvl w:val="2"/>
     </w:pPr>
     <w:rPr>
-      <w:rFonts w:asciiTheme="majorHAnsi" w:eastAsiaTheme="majorEastAsia" w:hAnsiTheme="majorHAnsi" w:cs="Mangal"/>
-      <w:color w:val="0A2F40" w:themeColor="accent1" w:themeShade="7F"/>
-      <w:szCs w:val="21"/>
+      <w:rFonts w:asciiTheme="majorHAnsi" w:eastAsiaTheme="majorEastAsia" w:hAnsiTheme="majorHAnsi"/>
     </w:rPr>
   </w:style>
   <w:style w:type="paragraph" w:styleId="Heading4">
@@ -8385,12 +9782,12 @@
     <w:basedOn w:val="DefaultParagraphFont"/>
     <w:link w:val="Heading2"/>
     <w:uiPriority w:val="9"/>
-    <w:rsid w:val="00483578"/>
+    <w:rsid w:val="00C26675"/>
     <w:rPr>
-      <w:rFonts w:asciiTheme="majorHAnsi" w:eastAsiaTheme="majorEastAsia" w:hAnsiTheme="majorHAnsi" w:cs="Mangal"/>
-      <w:color w:val="0F4761" w:themeColor="accent1" w:themeShade="BF"/>
+      <w:rFonts w:asciiTheme="majorHAnsi" w:eastAsiaTheme="majorEastAsia" w:hAnsiTheme="majorHAnsi" w:cs="TH Sarabun New"/>
+      <w:color w:val="000000" w:themeColor="text1"/>
       <w:sz w:val="26"/>
-      <w:szCs w:val="23"/>
+      <w:szCs w:val="32"/>
     </w:rPr>
   </w:style>
   <w:style w:type="character" w:customStyle="1" w:styleId="Heading3Char">
@@ -8398,11 +9795,11 @@
     <w:basedOn w:val="DefaultParagraphFont"/>
     <w:link w:val="Heading3"/>
     <w:uiPriority w:val="9"/>
-    <w:rsid w:val="00483578"/>
+    <w:rsid w:val="00C26675"/>
     <w:rPr>
-      <w:rFonts w:asciiTheme="majorHAnsi" w:eastAsiaTheme="majorEastAsia" w:hAnsiTheme="majorHAnsi" w:cs="Mangal"/>
-      <w:color w:val="0A2F40" w:themeColor="accent1" w:themeShade="7F"/>
-      <w:szCs w:val="21"/>
+      <w:rFonts w:asciiTheme="majorHAnsi" w:eastAsiaTheme="majorEastAsia" w:hAnsiTheme="majorHAnsi" w:cs="TH Sarabun New"/>
+      <w:color w:val="000000" w:themeColor="text1"/>
+      <w:szCs w:val="32"/>
     </w:rPr>
   </w:style>
   <w:style w:type="paragraph" w:styleId="ListParagraph">

--- a/Proposals/ProposalWriteDraftLatest.docx
+++ b/Proposals/ProposalWriteDraftLatest.docx
@@ -12,7 +12,7 @@
       </w:pPr>
       <w:r>
         <w:rPr>
-          <w:rStyle w:val="a3"/>
+          <w:rStyle w:val="16"/>
           <w:rFonts w:ascii="TH Sarabun New" w:eastAsia="Calibri" w:hAnsi="TH Sarabun New" w:cs="TH Sarabun New"/>
           <w:noProof/>
           <w:kern w:val="0"/>
@@ -90,7 +90,7 @@
       </w:pPr>
       <w:r>
         <w:rPr>
-          <w:rStyle w:val="a3"/>
+          <w:rStyle w:val="16"/>
           <w:rFonts w:ascii="TH Sarabun New" w:eastAsia="Calibri" w:hAnsi="TH Sarabun New" w:cs="TH Sarabun New"/>
           <w:b/>
           <w:bCs/>
@@ -114,7 +114,7 @@
       </w:pPr>
       <w:r>
         <w:rPr>
-          <w:rStyle w:val="a3"/>
+          <w:rStyle w:val="16"/>
           <w:rFonts w:ascii="TH Sarabun New" w:eastAsia="Calibri" w:hAnsi="TH Sarabun New" w:cs="TH Sarabun New"/>
           <w:b/>
           <w:bCs/>
@@ -154,7 +154,7 @@
       </w:pPr>
       <w:r>
         <w:rPr>
-          <w:rStyle w:val="a3"/>
+          <w:rStyle w:val="16"/>
           <w:rFonts w:ascii="TH Sarabun New" w:eastAsia="Calibri" w:hAnsi="TH Sarabun New" w:cs="TH Sarabun New"/>
           <w:b/>
           <w:bCs/>
@@ -178,7 +178,7 @@
       </w:pPr>
       <w:r>
         <w:rPr>
-          <w:rStyle w:val="a3"/>
+          <w:rStyle w:val="16"/>
           <w:rFonts w:ascii="TH Sarabun New" w:eastAsia="Calibri" w:hAnsi="TH Sarabun New" w:cs="TH Sarabun New"/>
           <w:b/>
           <w:bCs/>
@@ -192,7 +192,7 @@
       </w:r>
       <w:r>
         <w:rPr>
-          <w:rStyle w:val="a3"/>
+          <w:rStyle w:val="16"/>
           <w:rFonts w:ascii="TH Sarabun New" w:eastAsia="Calibri" w:hAnsi="TH Sarabun New" w:cs="TH Sarabun New"/>
           <w:b/>
           <w:bCs/>
@@ -216,7 +216,7 @@
       </w:pPr>
       <w:r>
         <w:rPr>
-          <w:rStyle w:val="a3"/>
+          <w:rStyle w:val="16"/>
           <w:rFonts w:ascii="TH Sarabun New" w:eastAsia="Calibri" w:hAnsi="TH Sarabun New" w:cs="TH Sarabun New"/>
           <w:b/>
           <w:bCs/>
@@ -231,7 +231,7 @@
       </w:r>
       <w:r>
         <w:rPr>
-          <w:rStyle w:val="a3"/>
+          <w:rStyle w:val="16"/>
           <w:rFonts w:ascii="TH Sarabun New" w:eastAsia="Calibri" w:hAnsi="TH Sarabun New" w:cs="TH Sarabun New"/>
           <w:b/>
           <w:bCs/>
@@ -245,7 +245,7 @@
       </w:r>
       <w:r>
         <w:rPr>
-          <w:rStyle w:val="a3"/>
+          <w:rStyle w:val="16"/>
           <w:rFonts w:ascii="TH Sarabun New" w:eastAsia="Calibri" w:hAnsi="TH Sarabun New" w:cs="TH Sarabun New"/>
           <w:b/>
           <w:bCs/>
@@ -260,7 +260,7 @@
       </w:r>
       <w:r>
         <w:rPr>
-          <w:rStyle w:val="a3"/>
+          <w:rStyle w:val="16"/>
           <w:rFonts w:ascii="TH Sarabun New" w:eastAsia="Calibri" w:hAnsi="TH Sarabun New" w:cs="TH Sarabun New"/>
           <w:b/>
           <w:bCs/>
@@ -315,7 +315,7 @@
       </w:pPr>
       <w:r>
         <w:rPr>
-          <w:rStyle w:val="a3"/>
+          <w:rStyle w:val="16"/>
           <w:rFonts w:ascii="TH Sarabun New" w:eastAsia="Calibri" w:hAnsi="TH Sarabun New" w:cs="TH Sarabun New"/>
           <w:b/>
           <w:bCs/>
@@ -339,7 +339,7 @@
       </w:pPr>
       <w:r>
         <w:rPr>
-          <w:rStyle w:val="a3"/>
+          <w:rStyle w:val="16"/>
           <w:rFonts w:ascii="TH Sarabun New" w:eastAsia="Calibri" w:hAnsi="TH Sarabun New" w:cs="TH Sarabun New"/>
           <w:color w:val="0D0D0D"/>
           <w:kern w:val="0"/>
@@ -362,7 +362,7 @@
       <w:hyperlink r:id="rId9" w:history="1">
         <w:r>
           <w:rPr>
-            <w:rStyle w:val="a4"/>
+            <w:rStyle w:val="17"/>
             <w:rFonts w:ascii="TH Sarabun New" w:eastAsia="Calibri" w:hAnsi="TH Sarabun New" w:cs="TH Sarabun New"/>
             <w:color w:val="000000"/>
             <w:kern w:val="0"/>
@@ -417,7 +417,7 @@
       </w:pPr>
       <w:r>
         <w:rPr>
-          <w:rStyle w:val="a3"/>
+          <w:rStyle w:val="16"/>
           <w:rFonts w:ascii="TH Sarabun New" w:eastAsia="Calibri" w:hAnsi="TH Sarabun New" w:cs="TH Sarabun New"/>
           <w:b/>
           <w:bCs/>
@@ -441,7 +441,7 @@
       </w:pPr>
       <w:r>
         <w:rPr>
-          <w:rStyle w:val="a3"/>
+          <w:rStyle w:val="16"/>
           <w:rFonts w:ascii="TH Sarabun New" w:eastAsia="Calibri" w:hAnsi="TH Sarabun New" w:cs="TH Sarabun New"/>
           <w:color w:val="0D0D0D"/>
           <w:kern w:val="0"/>
@@ -454,7 +454,7 @@
       </w:r>
       <w:r>
         <w:rPr>
-          <w:rStyle w:val="a3"/>
+          <w:rStyle w:val="16"/>
           <w:rFonts w:ascii="TH Sarabun New" w:eastAsia="Calibri" w:hAnsi="TH Sarabun New" w:cs="TH Sarabun New"/>
           <w:color w:val="0D0D0D"/>
           <w:kern w:val="0"/>
@@ -520,7 +520,7 @@
       </w:pPr>
       <w:r>
         <w:rPr>
-          <w:rStyle w:val="a3"/>
+          <w:rStyle w:val="16"/>
           <w:rFonts w:ascii="TH Sarabun New" w:eastAsia="Calibri" w:hAnsi="TH Sarabun New" w:cs="TH Sarabun New"/>
           <w:b/>
           <w:bCs/>
@@ -592,7 +592,7 @@
       </w:pPr>
       <w:r>
         <w:rPr>
-          <w:rStyle w:val="a3"/>
+          <w:rStyle w:val="16"/>
           <w:rFonts w:ascii="TH Sarabun New" w:eastAsia="Calibri" w:hAnsi="TH Sarabun New" w:cs="TH Sarabun New"/>
           <w:kern w:val="0"/>
           <w:sz w:val="32"/>
@@ -605,7 +605,7 @@
       <w:proofErr w:type="spellStart"/>
       <w:r>
         <w:rPr>
-          <w:rStyle w:val="a3"/>
+          <w:rStyle w:val="16"/>
           <w:rFonts w:ascii="TH Sarabun New" w:eastAsia="Calibri" w:hAnsi="TH Sarabun New" w:cs="TH Sarabun New"/>
           <w:kern w:val="0"/>
           <w:sz w:val="32"/>
@@ -632,19 +632,19 @@
     </w:p>
     <w:p>
       <w:pPr>
-        <w:pStyle w:val="NoSpacing"/>
-        <w:rPr>
-          <w:rStyle w:val="Heading1Char"/>
-          <w:rFonts w:ascii="TH Sarabun New" w:hAnsi="TH Sarabun New"/>
-        </w:rPr>
-      </w:pPr>
-    </w:p>
-    <w:p>
-      <w:pPr>
-        <w:pStyle w:val="Title"/>
+        <w:pStyle w:val="a3"/>
+        <w:rPr>
+          <w:rStyle w:val="10"/>
+          <w:rFonts w:ascii="TH Sarabun New" w:hAnsi="TH Sarabun New"/>
+        </w:rPr>
+      </w:pPr>
+    </w:p>
+    <w:p>
+      <w:pPr>
+        <w:pStyle w:val="a5"/>
         <w:jc w:val="center"/>
         <w:rPr>
-          <w:rStyle w:val="Heading1Char"/>
+          <w:rStyle w:val="10"/>
           <w:rFonts w:ascii="TH Sarabun New" w:hAnsi="TH Sarabun New"/>
           <w:sz w:val="40"/>
           <w:szCs w:val="40"/>
@@ -653,7 +653,7 @@
       </w:pPr>
       <w:r>
         <w:rPr>
-          <w:rStyle w:val="Heading1Char"/>
+          <w:rStyle w:val="10"/>
           <w:rFonts w:ascii="TH Sarabun New" w:hAnsi="TH Sarabun New"/>
           <w:sz w:val="40"/>
           <w:szCs w:val="40"/>
@@ -666,9 +666,9 @@
     </w:p>
     <w:p>
       <w:pPr>
-        <w:pStyle w:val="Heading1"/>
-        <w:rPr>
-          <w:rStyle w:val="a3"/>
+        <w:pStyle w:val="1"/>
+        <w:rPr>
+          <w:rStyle w:val="16"/>
           <w:rFonts w:ascii="TH Sarabun New" w:hAnsi="TH Sarabun New"/>
           <w:b/>
           <w:bCs w:val="0"/>
@@ -677,7 +677,7 @@
       </w:pPr>
       <w:r>
         <w:rPr>
-          <w:rStyle w:val="Heading1Char"/>
+          <w:rStyle w:val="10"/>
           <w:rFonts w:ascii="TH Sarabun New" w:hAnsi="TH Sarabun New"/>
           <w:b/>
           <w:bCs/>
@@ -714,19 +714,19 @@
                         <w:txbxContent>
                           <w:p>
                             <w:pPr>
-                              <w:pStyle w:val="1"/>
+                              <w:pStyle w:val="11"/>
                               <w:spacing w:before="0" w:after="0"/>
                             </w:pPr>
                             <w:r>
                               <w:rPr>
-                                <w:rStyle w:val="a3"/>
+                                <w:rStyle w:val="16"/>
                                 <w:rFonts w:ascii="TH SarabunPSK" w:hAnsi="TH SarabunPSK" w:cs="TH SarabunPSK"/>
                               </w:rPr>
                               <w:t>1</w:t>
                             </w:r>
                             <w:r>
                               <w:rPr>
-                                <w:rStyle w:val="a3"/>
+                                <w:rStyle w:val="16"/>
                                 <w:rFonts w:ascii="TH SarabunPSK" w:hAnsi="TH SarabunPSK" w:cs="TH SarabunPSK"/>
                                 <w:cs/>
                                 <w:lang w:bidi="th-TH"/>
@@ -735,14 +735,14 @@
                             </w:r>
                             <w:r>
                               <w:rPr>
-                                <w:rStyle w:val="a3"/>
+                                <w:rStyle w:val="16"/>
                                 <w:rFonts w:ascii="TH SarabunPSK" w:hAnsi="TH SarabunPSK" w:cs="TH SarabunPSK"/>
                               </w:rPr>
                               <w:t>Project Title</w:t>
                             </w:r>
                             <w:r>
                               <w:rPr>
-                                <w:rStyle w:val="a3"/>
+                                <w:rStyle w:val="16"/>
                                 <w:rFonts w:ascii="TH SarabunPSK" w:hAnsi="TH SarabunPSK" w:cs="TH SarabunPSK"/>
                                 <w:lang w:bidi="th-TH"/>
                               </w:rPr>
@@ -771,19 +771,19 @@
                   <w:txbxContent>
                     <w:p>
                       <w:pPr>
-                        <w:pStyle w:val="1"/>
+                        <w:pStyle w:val="11"/>
                         <w:spacing w:before="0" w:after="0"/>
                       </w:pPr>
                       <w:r>
                         <w:rPr>
-                          <w:rStyle w:val="a3"/>
+                          <w:rStyle w:val="16"/>
                           <w:rFonts w:ascii="TH SarabunPSK" w:hAnsi="TH SarabunPSK" w:cs="TH SarabunPSK"/>
                         </w:rPr>
                         <w:t>1</w:t>
                       </w:r>
                       <w:r>
                         <w:rPr>
-                          <w:rStyle w:val="a3"/>
+                          <w:rStyle w:val="16"/>
                           <w:rFonts w:ascii="TH SarabunPSK" w:hAnsi="TH SarabunPSK" w:cs="TH SarabunPSK"/>
                           <w:cs/>
                           <w:lang w:bidi="th-TH"/>
@@ -792,14 +792,14 @@
                       </w:r>
                       <w:r>
                         <w:rPr>
-                          <w:rStyle w:val="a3"/>
+                          <w:rStyle w:val="16"/>
                           <w:rFonts w:ascii="TH SarabunPSK" w:hAnsi="TH SarabunPSK" w:cs="TH SarabunPSK"/>
                         </w:rPr>
                         <w:t>Project Title</w:t>
                       </w:r>
                       <w:r>
                         <w:rPr>
-                          <w:rStyle w:val="a3"/>
+                          <w:rStyle w:val="16"/>
                           <w:rFonts w:ascii="TH SarabunPSK" w:hAnsi="TH SarabunPSK" w:cs="TH SarabunPSK"/>
                           <w:lang w:bidi="th-TH"/>
                         </w:rPr>
@@ -816,7 +816,7 @@
       </w:r>
       <w:r>
         <w:rPr>
-          <w:rStyle w:val="Heading1Char"/>
+          <w:rStyle w:val="10"/>
           <w:rFonts w:ascii="TH Sarabun New" w:hAnsi="TH Sarabun New"/>
           <w:b/>
           <w:bCs/>
@@ -826,7 +826,7 @@
       </w:r>
       <w:r>
         <w:rPr>
-          <w:rStyle w:val="Heading1Char"/>
+          <w:rStyle w:val="10"/>
           <w:rFonts w:ascii="TH Sarabun New" w:hAnsi="TH Sarabun New"/>
           <w:b/>
           <w:bCs/>
@@ -838,7 +838,29 @@
     </w:p>
     <w:p>
       <w:pPr>
-        <w:pStyle w:val="NoSpacing"/>
+        <w:pStyle w:val="a3"/>
+        <w:rPr>
+          <w:rStyle w:val="16"/>
+          <w:rFonts w:ascii="TH Sarabun New" w:hAnsi="TH Sarabun New" w:cs="TH Sarabun New"/>
+          <w:sz w:val="32"/>
+          <w:szCs w:val="32"/>
+        </w:rPr>
+      </w:pPr>
+      <w:r>
+        <w:rPr>
+          <w:rStyle w:val="16"/>
+          <w:rFonts w:ascii="TH Sarabun New" w:hAnsi="TH Sarabun New" w:cs="TH Sarabun New"/>
+          <w:sz w:val="32"/>
+          <w:szCs w:val="32"/>
+          <w:cs/>
+          <w:lang w:bidi="th-TH"/>
+        </w:rPr>
+        <w:t>เกมเพื่อการเรียนรู้ภาษาอังกฤษ</w:t>
+      </w:r>
+    </w:p>
+    <w:p>
+      <w:pPr>
+        <w:pStyle w:val="a3"/>
         <w:rPr>
           <w:rFonts w:ascii="TH Sarabun New" w:hAnsi="TH Sarabun New" w:cs="TH Sarabun New"/>
           <w:szCs w:val="30"/>
@@ -847,26 +869,17 @@
       </w:pPr>
       <w:r>
         <w:rPr>
-          <w:rStyle w:val="a3"/>
-          <w:rFonts w:ascii="TH Sarabun New" w:hAnsi="TH Sarabun New" w:cs="TH Sarabun New"/>
-          <w:sz w:val="32"/>
-          <w:szCs w:val="32"/>
-        </w:rPr>
-        <w:t>Game for English Education</w:t>
-      </w:r>
-      <w:r>
-        <w:rPr>
-          <w:rStyle w:val="a3"/>
-          <w:rFonts w:ascii="TH Sarabun New" w:hAnsi="TH Sarabun New" w:cs="TH Sarabun New"/>
-          <w:sz w:val="32"/>
-          <w:szCs w:val="32"/>
-        </w:rPr>
-        <w:br/>
-      </w:r>
-    </w:p>
-    <w:p>
-      <w:pPr>
-        <w:pStyle w:val="Heading1"/>
+          <w:rStyle w:val="16"/>
+          <w:rFonts w:ascii="TH Sarabun New" w:hAnsi="TH Sarabun New" w:cs="TH Sarabun New"/>
+          <w:sz w:val="32"/>
+          <w:szCs w:val="32"/>
+        </w:rPr>
+        <w:t>Games for learning English</w:t>
+      </w:r>
+    </w:p>
+    <w:p>
+      <w:pPr>
+        <w:pStyle w:val="1"/>
         <w:rPr>
           <w:rFonts w:ascii="TH Sarabun New" w:hAnsi="TH Sarabun New"/>
           <w:b/>
@@ -901,7 +914,7 @@
       </w:pPr>
       <w:r>
         <w:rPr>
-          <w:rStyle w:val="a3"/>
+          <w:rStyle w:val="16"/>
           <w:rFonts w:ascii="TH Sarabun New" w:eastAsia="Calibri" w:hAnsi="TH Sarabun New"/>
           <w:color w:val="0D0D0D"/>
           <w:kern w:val="0"/>
@@ -913,7 +926,7 @@
       </w:r>
       <w:r>
         <w:rPr>
-          <w:rStyle w:val="a3"/>
+          <w:rStyle w:val="16"/>
           <w:rFonts w:ascii="TH Sarabun New" w:eastAsia="Calibri" w:hAnsi="TH Sarabun New"/>
           <w:color w:val="0D0D0D"/>
           <w:kern w:val="0"/>
@@ -925,19 +938,7 @@
     </w:p>
     <w:p>
       <w:pPr>
-        <w:pStyle w:val="Standard"/>
-        <w:rPr>
-          <w:rFonts w:ascii="TH Sarabun New" w:hAnsi="TH Sarabun New" w:cs="TH Sarabun New"/>
-          <w:b/>
-          <w:bCs/>
-          <w:sz w:val="32"/>
-          <w:szCs w:val="32"/>
-        </w:rPr>
-      </w:pPr>
-    </w:p>
-    <w:p>
-      <w:pPr>
-        <w:pStyle w:val="Heading1"/>
+        <w:pStyle w:val="1"/>
         <w:rPr>
           <w:rFonts w:ascii="TH Sarabun New" w:hAnsi="TH Sarabun New"/>
           <w:sz w:val="36"/>
@@ -979,7 +980,7 @@
       </w:pPr>
       <w:r>
         <w:rPr>
-          <w:rStyle w:val="a3"/>
+          <w:rStyle w:val="16"/>
           <w:rFonts w:ascii="TH Sarabun New" w:eastAsia="Calibri" w:hAnsi="TH Sarabun New" w:cs="TH Sarabun New"/>
           <w:kern w:val="0"/>
           <w:sz w:val="32"/>
@@ -992,7 +993,7 @@
       <w:proofErr w:type="spellStart"/>
       <w:r>
         <w:rPr>
-          <w:rStyle w:val="a3"/>
+          <w:rStyle w:val="16"/>
           <w:rFonts w:ascii="TH Sarabun New" w:eastAsia="Calibri" w:hAnsi="TH Sarabun New" w:cs="TH Sarabun New"/>
           <w:kern w:val="0"/>
           <w:sz w:val="32"/>
@@ -1006,7 +1007,7 @@
     </w:p>
     <w:p>
       <w:pPr>
-        <w:pStyle w:val="Heading1"/>
+        <w:pStyle w:val="1"/>
         <w:rPr>
           <w:rFonts w:ascii="TH Sarabun New" w:hAnsi="TH Sarabun New"/>
           <w:sz w:val="36"/>
@@ -1014,7 +1015,7 @@
       </w:pPr>
       <w:r>
         <w:rPr>
-          <w:rStyle w:val="a3"/>
+          <w:rStyle w:val="16"/>
           <w:rFonts w:ascii="TH Sarabun New" w:hAnsi="TH Sarabun New"/>
           <w:b/>
           <w:bCs w:val="0"/>
@@ -1024,7 +1025,7 @@
       </w:r>
       <w:r>
         <w:rPr>
-          <w:rStyle w:val="a3"/>
+          <w:rStyle w:val="16"/>
           <w:rFonts w:ascii="TH Sarabun New" w:hAnsi="TH Sarabun New"/>
           <w:b/>
           <w:bCs w:val="0"/>
@@ -1034,7 +1035,7 @@
       </w:r>
       <w:r>
         <w:rPr>
-          <w:rStyle w:val="a3"/>
+          <w:rStyle w:val="16"/>
           <w:rFonts w:ascii="TH Sarabun New" w:hAnsi="TH Sarabun New"/>
           <w:sz w:val="36"/>
           <w:cs/>
@@ -1054,7 +1055,7 @@
       </w:pPr>
       <w:r>
         <w:rPr>
-          <w:rStyle w:val="a3"/>
+          <w:rStyle w:val="16"/>
           <w:rFonts w:ascii="TH Sarabun New" w:hAnsi="TH Sarabun New" w:cs="TH Sarabun New"/>
           <w:sz w:val="32"/>
           <w:szCs w:val="32"/>
@@ -1063,7 +1064,7 @@
       </w:r>
       <w:r>
         <w:rPr>
-          <w:rStyle w:val="a3"/>
+          <w:rStyle w:val="16"/>
           <w:rFonts w:ascii="TH Sarabun New" w:hAnsi="TH Sarabun New" w:cs="TH Sarabun New"/>
           <w:sz w:val="32"/>
           <w:szCs w:val="32"/>
@@ -1083,7 +1084,7 @@
       </w:pPr>
       <w:r>
         <w:rPr>
-          <w:rStyle w:val="a3"/>
+          <w:rStyle w:val="16"/>
           <w:rFonts w:ascii="TH Sarabun New" w:hAnsi="TH Sarabun New" w:cs="TH Sarabun New"/>
           <w:sz w:val="32"/>
           <w:szCs w:val="32"/>
@@ -1092,7 +1093,7 @@
       </w:r>
       <w:r>
         <w:rPr>
-          <w:rStyle w:val="a3"/>
+          <w:rStyle w:val="16"/>
           <w:rFonts w:ascii="TH Sarabun New" w:hAnsi="TH Sarabun New" w:cs="TH Sarabun New"/>
           <w:sz w:val="32"/>
           <w:szCs w:val="32"/>
@@ -1103,7 +1104,7 @@
       </w:r>
       <w:r>
         <w:rPr>
-          <w:rStyle w:val="a3"/>
+          <w:rStyle w:val="16"/>
           <w:rFonts w:ascii="TH Sarabun New" w:hAnsi="TH Sarabun New" w:cs="TH Sarabun New"/>
           <w:sz w:val="32"/>
           <w:szCs w:val="32"/>
@@ -1112,7 +1113,7 @@
       </w:r>
       <w:r>
         <w:rPr>
-          <w:rStyle w:val="a3"/>
+          <w:rStyle w:val="16"/>
           <w:rFonts w:ascii="TH Sarabun New" w:hAnsi="TH Sarabun New" w:cs="TH Sarabun New"/>
           <w:sz w:val="32"/>
           <w:szCs w:val="32"/>
@@ -1122,7 +1123,7 @@
       </w:r>
       <w:r>
         <w:rPr>
-          <w:rStyle w:val="a3"/>
+          <w:rStyle w:val="16"/>
           <w:rFonts w:ascii="TH Sarabun New" w:hAnsi="TH Sarabun New" w:cs="TH Sarabun New"/>
           <w:sz w:val="32"/>
           <w:szCs w:val="32"/>
@@ -1131,7 +1132,7 @@
       </w:r>
       <w:r>
         <w:rPr>
-          <w:rStyle w:val="a3"/>
+          <w:rStyle w:val="16"/>
           <w:rFonts w:ascii="TH Sarabun New" w:hAnsi="TH Sarabun New" w:cs="TH Sarabun New"/>
           <w:sz w:val="32"/>
           <w:szCs w:val="32"/>
@@ -1141,7 +1142,7 @@
       </w:r>
       <w:r>
         <w:rPr>
-          <w:rStyle w:val="a3"/>
+          <w:rStyle w:val="16"/>
           <w:rFonts w:ascii="TH Sarabun New" w:hAnsi="TH Sarabun New" w:cs="TH Sarabun New"/>
           <w:sz w:val="32"/>
           <w:szCs w:val="32"/>
@@ -1152,7 +1153,7 @@
       </w:r>
       <w:r>
         <w:rPr>
-          <w:rStyle w:val="a3"/>
+          <w:rStyle w:val="16"/>
           <w:rFonts w:ascii="TH Sarabun New" w:hAnsi="TH Sarabun New" w:cs="TH Sarabun New"/>
           <w:sz w:val="32"/>
           <w:szCs w:val="32"/>
@@ -1161,7 +1162,7 @@
       </w:r>
       <w:r>
         <w:rPr>
-          <w:rStyle w:val="a3"/>
+          <w:rStyle w:val="16"/>
           <w:rFonts w:ascii="TH Sarabun New" w:hAnsi="TH Sarabun New" w:cs="TH Sarabun New"/>
           <w:sz w:val="32"/>
           <w:szCs w:val="32"/>
@@ -1181,7 +1182,7 @@
       </w:pPr>
       <w:r>
         <w:rPr>
-          <w:rStyle w:val="a3"/>
+          <w:rStyle w:val="16"/>
           <w:rFonts w:ascii="TH Sarabun New" w:hAnsi="TH Sarabun New" w:cs="TH Sarabun New"/>
           <w:sz w:val="32"/>
           <w:szCs w:val="32"/>
@@ -1190,7 +1191,7 @@
       </w:r>
       <w:r>
         <w:rPr>
-          <w:rStyle w:val="a3"/>
+          <w:rStyle w:val="16"/>
           <w:rFonts w:ascii="TH Sarabun New" w:hAnsi="TH Sarabun New" w:cs="TH Sarabun New"/>
           <w:sz w:val="32"/>
           <w:szCs w:val="32"/>
@@ -1201,7 +1202,7 @@
       </w:r>
       <w:r>
         <w:rPr>
-          <w:rStyle w:val="a3"/>
+          <w:rStyle w:val="16"/>
           <w:rFonts w:ascii="TH Sarabun New" w:hAnsi="TH Sarabun New" w:cs="TH Sarabun New"/>
           <w:sz w:val="32"/>
           <w:szCs w:val="32"/>
@@ -1210,7 +1211,7 @@
       </w:r>
       <w:r>
         <w:rPr>
-          <w:rStyle w:val="a3"/>
+          <w:rStyle w:val="16"/>
           <w:rFonts w:ascii="TH Sarabun New" w:hAnsi="TH Sarabun New" w:cs="TH Sarabun New"/>
           <w:sz w:val="32"/>
           <w:szCs w:val="32"/>
@@ -1220,7 +1221,7 @@
       </w:r>
       <w:r>
         <w:rPr>
-          <w:rStyle w:val="a3"/>
+          <w:rStyle w:val="16"/>
           <w:rFonts w:ascii="TH Sarabun New" w:hAnsi="TH Sarabun New" w:cs="TH Sarabun New"/>
           <w:sz w:val="32"/>
           <w:szCs w:val="32"/>
@@ -1231,7 +1232,7 @@
       </w:r>
       <w:r>
         <w:rPr>
-          <w:rStyle w:val="a3"/>
+          <w:rStyle w:val="16"/>
           <w:rFonts w:ascii="TH Sarabun New" w:hAnsi="TH Sarabun New" w:cs="TH Sarabun New"/>
           <w:sz w:val="32"/>
           <w:szCs w:val="32"/>
@@ -1240,7 +1241,7 @@
       </w:r>
       <w:r>
         <w:rPr>
-          <w:rStyle w:val="a3"/>
+          <w:rStyle w:val="16"/>
           <w:rFonts w:ascii="TH Sarabun New" w:hAnsi="TH Sarabun New" w:cs="TH Sarabun New"/>
           <w:sz w:val="32"/>
           <w:szCs w:val="32"/>
@@ -1252,28 +1253,28 @@
     </w:p>
     <w:p>
       <w:pPr>
-        <w:pStyle w:val="Heading1"/>
-        <w:rPr>
-          <w:rFonts w:ascii="TH Sarabun New" w:hAnsi="TH Sarabun New"/>
-        </w:rPr>
-      </w:pPr>
-      <w:r>
-        <w:rPr>
-          <w:rStyle w:val="a3"/>
+        <w:pStyle w:val="1"/>
+        <w:rPr>
+          <w:rFonts w:ascii="TH Sarabun New" w:hAnsi="TH Sarabun New"/>
+        </w:rPr>
+      </w:pPr>
+      <w:r>
+        <w:rPr>
+          <w:rStyle w:val="16"/>
           <w:rFonts w:ascii="TH Sarabun New" w:hAnsi="TH Sarabun New"/>
         </w:rPr>
         <w:t>5</w:t>
       </w:r>
       <w:r>
         <w:rPr>
-          <w:rStyle w:val="a3"/>
+          <w:rStyle w:val="16"/>
           <w:rFonts w:ascii="TH Sarabun New" w:hAnsi="TH Sarabun New"/>
         </w:rPr>
         <w:t>.</w:t>
       </w:r>
       <w:r>
         <w:rPr>
-          <w:rStyle w:val="a3"/>
+          <w:rStyle w:val="16"/>
           <w:rFonts w:ascii="TH Sarabun New" w:hAnsi="TH Sarabun New"/>
           <w:cs/>
           <w:lang w:bidi="th-TH"/>
@@ -1282,7 +1283,7 @@
       </w:r>
       <w:r>
         <w:rPr>
-          <w:rStyle w:val="a3"/>
+          <w:rStyle w:val="16"/>
           <w:rFonts w:ascii="TH Sarabun New" w:hAnsi="TH Sarabun New"/>
         </w:rPr>
         <w:t>Objective)</w:t>
@@ -1303,64 +1304,23 @@
       </w:pPr>
       <w:r>
         <w:rPr>
-          <w:rStyle w:val="a3"/>
-          <w:rFonts w:ascii="TH Sarabun New" w:hAnsi="TH Sarabun New" w:cs="TH Sarabun New"/>
-          <w:sz w:val="32"/>
-          <w:szCs w:val="32"/>
-          <w:cs/>
-          <w:lang w:bidi="th-TH"/>
-        </w:rPr>
-        <w:t>เพื่อพัฒนาเกมส่งเสริมการเรียนรู้ภาษาอังกฤษ (</w:t>
-      </w:r>
-      <w:r>
-        <w:rPr>
-          <w:rStyle w:val="a3"/>
-          <w:rFonts w:ascii="TH Sarabun New" w:hAnsi="TH Sarabun New" w:cs="TH Sarabun New"/>
-          <w:sz w:val="32"/>
-          <w:szCs w:val="32"/>
-        </w:rPr>
-        <w:t>Educational Game</w:t>
-      </w:r>
-      <w:r>
-        <w:rPr>
-          <w:rStyle w:val="a3"/>
-          <w:rFonts w:ascii="TH Sarabun New" w:hAnsi="TH Sarabun New" w:cs="TH Sarabun New"/>
-          <w:sz w:val="32"/>
-          <w:szCs w:val="32"/>
-          <w:lang w:bidi="th-TH"/>
-        </w:rPr>
-        <w:t xml:space="preserve">) </w:t>
-      </w:r>
-      <w:r>
-        <w:rPr>
-          <w:rStyle w:val="a3"/>
-          <w:rFonts w:ascii="TH Sarabun New" w:hAnsi="TH Sarabun New" w:cs="TH Sarabun New"/>
-          <w:sz w:val="32"/>
-          <w:szCs w:val="32"/>
-          <w:cs/>
-          <w:lang w:bidi="th-TH"/>
-        </w:rPr>
-        <w:t xml:space="preserve">บนแพลตฟอร์ม </w:t>
-      </w:r>
-      <w:r>
-        <w:rPr>
-          <w:rStyle w:val="a3"/>
+          <w:rStyle w:val="16"/>
+          <w:rFonts w:ascii="TH Sarabun New" w:hAnsi="TH Sarabun New" w:cs="TH Sarabun New"/>
+          <w:sz w:val="32"/>
+          <w:szCs w:val="32"/>
+          <w:cs/>
+          <w:lang w:bidi="th-TH"/>
+        </w:rPr>
+        <w:t xml:space="preserve">เพื่อพัฒนาเกมส่งเสริมการเรียนรู้ภาษาอังกฤษบนแพลตฟอร์ม </w:t>
+      </w:r>
+      <w:r>
+        <w:rPr>
+          <w:rStyle w:val="16"/>
           <w:rFonts w:ascii="TH Sarabun New" w:hAnsi="TH Sarabun New" w:cs="TH Sarabun New"/>
           <w:sz w:val="32"/>
           <w:szCs w:val="32"/>
         </w:rPr>
         <w:t xml:space="preserve">Roblox </w:t>
-      </w:r>
-      <w:r>
-        <w:rPr>
-          <w:rStyle w:val="a3"/>
-          <w:rFonts w:ascii="TH Sarabun New" w:hAnsi="TH Sarabun New" w:cs="TH Sarabun New"/>
-          <w:sz w:val="32"/>
-          <w:szCs w:val="32"/>
-          <w:cs/>
-          <w:lang w:bidi="th-TH"/>
-        </w:rPr>
-        <w:t>สำหรับเด็กและเยาวชน</w:t>
       </w:r>
     </w:p>
     <w:p>
@@ -1373,23 +1333,35 @@
         <w:spacing w:after="0" w:line="240" w:lineRule="auto"/>
         <w:contextualSpacing/>
         <w:rPr>
-          <w:rFonts w:ascii="TH Sarabun New" w:hAnsi="TH Sarabun New" w:cs="TH Sarabun New"/>
-        </w:rPr>
-      </w:pPr>
-      <w:r>
-        <w:rPr>
-          <w:rStyle w:val="a3"/>
-          <w:rFonts w:ascii="TH Sarabun New" w:hAnsi="TH Sarabun New" w:cs="TH Sarabun New"/>
-          <w:sz w:val="32"/>
-          <w:szCs w:val="32"/>
-          <w:cs/>
-          <w:lang w:bidi="th-TH"/>
-        </w:rPr>
-        <w:t>เพื่อส่งเสริมทักษะทางภาษาอังกฤษ ทั้งด้าน</w:t>
-      </w:r>
-      <w:r>
-        <w:rPr>
-          <w:rStyle w:val="a3"/>
+          <w:rStyle w:val="16"/>
+          <w:rFonts w:ascii="TH Sarabun New" w:hAnsi="TH Sarabun New" w:cs="TH Sarabun New"/>
+        </w:rPr>
+      </w:pPr>
+      <w:r>
+        <w:rPr>
+          <w:rStyle w:val="16"/>
+          <w:rFonts w:ascii="TH Sarabun New" w:hAnsi="TH Sarabun New" w:cs="TH Sarabun New" w:hint="cs"/>
+          <w:sz w:val="32"/>
+          <w:szCs w:val="32"/>
+          <w:cs/>
+          <w:lang w:bidi="th-TH"/>
+        </w:rPr>
+        <w:t>ออกแบบเกมที่ส่งเสริม</w:t>
+      </w:r>
+      <w:r>
+        <w:rPr>
+          <w:rStyle w:val="16"/>
+          <w:rFonts w:ascii="TH Sarabun New" w:hAnsi="TH Sarabun New" w:cs="TH Sarabun New"/>
+          <w:sz w:val="32"/>
+          <w:szCs w:val="32"/>
+          <w:cs/>
+          <w:lang w:bidi="th-TH"/>
+        </w:rPr>
+        <w:t>ทักษะทางภาษาอังกฤษ ทั้งด้าน</w:t>
+      </w:r>
+      <w:r>
+        <w:rPr>
+          <w:rStyle w:val="16"/>
           <w:rFonts w:ascii="TH Sarabun New" w:hAnsi="TH Sarabun New" w:cs="TH Sarabun New"/>
           <w:sz w:val="32"/>
           <w:szCs w:val="32"/>
@@ -1400,7 +1372,7 @@
       </w:r>
       <w:r>
         <w:rPr>
-          <w:rStyle w:val="a3"/>
+          <w:rStyle w:val="16"/>
           <w:rFonts w:ascii="TH Sarabun New" w:hAnsi="TH Sarabun New" w:cs="TH Sarabun New"/>
           <w:sz w:val="32"/>
           <w:szCs w:val="32"/>
@@ -1409,7 +1381,7 @@
       </w:r>
       <w:r>
         <w:rPr>
-          <w:rStyle w:val="a3"/>
+          <w:rStyle w:val="16"/>
           <w:rFonts w:ascii="TH Sarabun New" w:hAnsi="TH Sarabun New" w:cs="TH Sarabun New"/>
           <w:sz w:val="32"/>
           <w:szCs w:val="32"/>
@@ -1419,7 +1391,7 @@
       </w:r>
       <w:r>
         <w:rPr>
-          <w:rStyle w:val="a3"/>
+          <w:rStyle w:val="16"/>
           <w:rFonts w:ascii="TH Sarabun New" w:hAnsi="TH Sarabun New" w:cs="TH Sarabun New"/>
           <w:sz w:val="32"/>
           <w:szCs w:val="32"/>
@@ -1430,7 +1402,7 @@
       </w:r>
       <w:r>
         <w:rPr>
-          <w:rStyle w:val="a3"/>
+          <w:rStyle w:val="16"/>
           <w:rFonts w:ascii="TH Sarabun New" w:hAnsi="TH Sarabun New" w:cs="TH Sarabun New"/>
           <w:sz w:val="32"/>
           <w:szCs w:val="32"/>
@@ -1439,7 +1411,7 @@
       </w:r>
       <w:r>
         <w:rPr>
-          <w:rStyle w:val="a3"/>
+          <w:rStyle w:val="16"/>
           <w:rFonts w:ascii="TH Sarabun New" w:hAnsi="TH Sarabun New" w:cs="TH Sarabun New"/>
           <w:sz w:val="32"/>
           <w:szCs w:val="32"/>
@@ -1449,7 +1421,7 @@
       </w:r>
       <w:r>
         <w:rPr>
-          <w:rStyle w:val="a3"/>
+          <w:rStyle w:val="16"/>
           <w:rFonts w:ascii="TH Sarabun New" w:hAnsi="TH Sarabun New" w:cs="TH Sarabun New"/>
           <w:sz w:val="32"/>
           <w:szCs w:val="32"/>
@@ -1460,7 +1432,7 @@
       </w:r>
       <w:r>
         <w:rPr>
-          <w:rStyle w:val="a3"/>
+          <w:rStyle w:val="16"/>
           <w:rFonts w:ascii="TH Sarabun New" w:hAnsi="TH Sarabun New" w:cs="TH Sarabun New"/>
           <w:sz w:val="32"/>
           <w:szCs w:val="32"/>
@@ -1469,7 +1441,7 @@
       </w:r>
       <w:r>
         <w:rPr>
-          <w:rStyle w:val="a3"/>
+          <w:rStyle w:val="16"/>
           <w:rFonts w:ascii="TH Sarabun New" w:hAnsi="TH Sarabun New" w:cs="TH Sarabun New"/>
           <w:sz w:val="32"/>
           <w:szCs w:val="32"/>
@@ -1479,7 +1451,7 @@
       </w:r>
       <w:r>
         <w:rPr>
-          <w:rStyle w:val="a3"/>
+          <w:rStyle w:val="16"/>
           <w:rFonts w:ascii="TH Sarabun New" w:hAnsi="TH Sarabun New" w:cs="TH Sarabun New"/>
           <w:sz w:val="32"/>
           <w:szCs w:val="32"/>
@@ -1490,7 +1462,7 @@
       </w:r>
       <w:r>
         <w:rPr>
-          <w:rStyle w:val="a3"/>
+          <w:rStyle w:val="16"/>
           <w:rFonts w:ascii="TH Sarabun New" w:hAnsi="TH Sarabun New" w:cs="TH Sarabun New" w:hint="cs"/>
           <w:sz w:val="32"/>
           <w:szCs w:val="32"/>
@@ -1501,7 +1473,7 @@
       </w:r>
       <w:r>
         <w:rPr>
-          <w:rStyle w:val="a3"/>
+          <w:rStyle w:val="16"/>
           <w:rFonts w:ascii="TH Sarabun New" w:hAnsi="TH Sarabun New" w:cs="TH Sarabun New"/>
           <w:sz w:val="32"/>
           <w:szCs w:val="32"/>
@@ -1511,40 +1483,39 @@
       </w:r>
       <w:r>
         <w:rPr>
-          <w:rStyle w:val="a3"/>
-          <w:rFonts w:ascii="TH Sarabun New" w:hAnsi="TH Sarabun New" w:cs="TH Sarabun New"/>
-          <w:sz w:val="32"/>
-          <w:szCs w:val="32"/>
-          <w:cs/>
-          <w:lang w:bidi="th-TH"/>
-        </w:rPr>
-        <w:t>ผ่านสถานการณ์จำลองภายในเกม</w:t>
-      </w:r>
-    </w:p>
-    <w:p>
-      <w:pPr>
-        <w:pStyle w:val="Textbody"/>
+          <w:rStyle w:val="16"/>
+          <w:rFonts w:ascii="TH Sarabun New" w:hAnsi="TH Sarabun New" w:cs="TH Sarabun New" w:hint="cs"/>
+          <w:sz w:val="32"/>
+          <w:szCs w:val="32"/>
+          <w:cs/>
+          <w:lang w:bidi="th-TH"/>
+        </w:rPr>
+        <w:t>ได้</w:t>
+      </w:r>
+    </w:p>
+    <w:p>
+      <w:pPr>
+        <w:pStyle w:val="a4"/>
         <w:numPr>
           <w:ilvl w:val="0"/>
           <w:numId w:val="4"/>
         </w:numPr>
-        <w:spacing w:after="0" w:line="240" w:lineRule="auto"/>
-        <w:ind w:left="709"/>
-        <w:contextualSpacing/>
-        <w:rPr>
-          <w:rFonts w:ascii="TH Sarabun New" w:hAnsi="TH Sarabun New" w:cs="TH Sarabun New" w:hint="cs"/>
-        </w:rPr>
-      </w:pPr>
-      <w:r>
-        <w:rPr>
-          <w:rStyle w:val="a3"/>
-          <w:rFonts w:ascii="TH Sarabun New" w:hAnsi="TH Sarabun New" w:cs="TH Sarabun New"/>
-          <w:sz w:val="32"/>
-          <w:szCs w:val="32"/>
-          <w:cs/>
-          <w:lang w:bidi="th-TH"/>
-        </w:rPr>
-        <w:lastRenderedPageBreak/>
+        <w:rPr>
+          <w:rFonts w:ascii="TH Sarabun New" w:hAnsi="TH Sarabun New" w:cs="TH Sarabun New"/>
+          <w:color w:val="auto"/>
+          <w:sz w:val="32"/>
+          <w:szCs w:val="32"/>
+        </w:rPr>
+      </w:pPr>
+      <w:r>
+        <w:rPr>
+          <w:rFonts w:ascii="TH Sarabun New" w:hAnsi="TH Sarabun New" w:cs="TH Sarabun New"/>
+          <w:color w:val="auto"/>
+          <w:sz w:val="32"/>
+          <w:szCs w:val="32"/>
+          <w:cs/>
+          <w:lang w:bidi="th-TH"/>
+        </w:rPr>
         <w:t>เพื่อสร้างเจตคติที่ดีและแรงจูงใจในการเรียนรู้ภาษาอังกฤษ ให้ผู้เล่นเกิดความมั่นใจและกล้าแสดงออกทางภาษามากขึ้น</w:t>
       </w:r>
     </w:p>
@@ -1560,21 +1531,21 @@
     </w:p>
     <w:p>
       <w:pPr>
-        <w:pStyle w:val="Heading1"/>
-        <w:rPr>
-          <w:rFonts w:ascii="TH Sarabun New" w:hAnsi="TH Sarabun New"/>
-        </w:rPr>
-      </w:pPr>
-      <w:r>
-        <w:rPr>
-          <w:rStyle w:val="a3"/>
+        <w:pStyle w:val="1"/>
+        <w:rPr>
+          <w:rFonts w:ascii="TH Sarabun New" w:hAnsi="TH Sarabun New"/>
+        </w:rPr>
+      </w:pPr>
+      <w:r>
+        <w:rPr>
+          <w:rStyle w:val="16"/>
           <w:rFonts w:ascii="TH Sarabun New" w:hAnsi="TH Sarabun New"/>
         </w:rPr>
         <w:t>6</w:t>
       </w:r>
       <w:r>
         <w:rPr>
-          <w:rStyle w:val="a3"/>
+          <w:rStyle w:val="16"/>
           <w:rFonts w:ascii="TH Sarabun New" w:hAnsi="TH Sarabun New"/>
           <w:cs/>
           <w:lang w:bidi="th-TH"/>
@@ -1583,7 +1554,7 @@
       </w:r>
       <w:r>
         <w:rPr>
-          <w:rStyle w:val="a3"/>
+          <w:rStyle w:val="16"/>
           <w:rFonts w:ascii="TH Sarabun New" w:hAnsi="TH Sarabun New"/>
           <w:cs/>
           <w:lang w:bidi="th-TH"/>
@@ -1592,7 +1563,7 @@
       </w:r>
       <w:r>
         <w:rPr>
-          <w:rStyle w:val="a3"/>
+          <w:rStyle w:val="16"/>
           <w:rFonts w:ascii="TH Sarabun New" w:hAnsi="TH Sarabun New"/>
         </w:rPr>
         <w:t>Project Contribution)</w:t>
@@ -1615,17 +1586,6 @@
         <w:rPr>
           <w:rStyle w:val="StrongEmphasis"/>
           <w:rFonts w:ascii="TH Sarabun New" w:hAnsi="TH Sarabun New" w:cs="TH Sarabun New"/>
-          <w:sz w:val="32"/>
-          <w:szCs w:val="32"/>
-          <w:cs/>
-          <w:lang w:bidi="th-TH"/>
-        </w:rPr>
-        <w:t xml:space="preserve">ด้านผู้เรียน: </w:t>
-      </w:r>
-      <w:r>
-        <w:rPr>
-          <w:rStyle w:val="StrongEmphasis"/>
-          <w:rFonts w:ascii="TH Sarabun New" w:hAnsi="TH Sarabun New" w:cs="TH Sarabun New"/>
           <w:b w:val="0"/>
           <w:bCs w:val="0"/>
           <w:sz w:val="32"/>
@@ -1651,29 +1611,18 @@
       </w:pPr>
       <w:r>
         <w:rPr>
-          <w:rStyle w:val="StrongEmphasis"/>
-          <w:rFonts w:ascii="TH Sarabun New" w:hAnsi="TH Sarabun New" w:cs="TH Sarabun New"/>
-          <w:sz w:val="32"/>
-          <w:szCs w:val="32"/>
-          <w:cs/>
-          <w:lang w:bidi="th-TH"/>
-        </w:rPr>
-        <w:t>ด้านสังคม:</w:t>
-      </w:r>
-      <w:r>
-        <w:rPr>
-          <w:rStyle w:val="a3"/>
-          <w:rFonts w:ascii="TH Sarabun New" w:hAnsi="TH Sarabun New" w:cs="TH Sarabun New"/>
-          <w:sz w:val="32"/>
-          <w:szCs w:val="32"/>
-          <w:cs/>
-          <w:lang w:bidi="th-TH"/>
-        </w:rPr>
-        <w:t xml:space="preserve"> ช่วยปรับเปลี่ยนพฤติกรรมการเล่นเกมของเยาวชน ให้เป็นการเล่นเชิงสร้างสรรค์ (</w:t>
-      </w:r>
-      <w:r>
-        <w:rPr>
-          <w:rStyle w:val="a3"/>
+          <w:rStyle w:val="16"/>
+          <w:rFonts w:ascii="TH Sarabun New" w:hAnsi="TH Sarabun New" w:cs="TH Sarabun New"/>
+          <w:sz w:val="32"/>
+          <w:szCs w:val="32"/>
+          <w:cs/>
+          <w:lang w:bidi="th-TH"/>
+        </w:rPr>
+        <w:t>ช่วยปรับเปลี่ยนพฤติกรรมการเล่นเกมของเยาวชน ให้เป็นการเล่นเชิงสร้างสรรค์ (</w:t>
+      </w:r>
+      <w:r>
+        <w:rPr>
+          <w:rStyle w:val="16"/>
           <w:rFonts w:ascii="TH Sarabun New" w:hAnsi="TH Sarabun New" w:cs="TH Sarabun New"/>
           <w:sz w:val="32"/>
           <w:szCs w:val="32"/>
@@ -1682,24 +1631,13 @@
       </w:r>
       <w:r>
         <w:rPr>
-          <w:rStyle w:val="a3"/>
-          <w:rFonts w:ascii="TH Sarabun New" w:hAnsi="TH Sarabun New" w:cs="TH Sarabun New"/>
-          <w:sz w:val="32"/>
-          <w:szCs w:val="32"/>
-          <w:lang w:bidi="th-TH"/>
-        </w:rPr>
-        <w:t xml:space="preserve">) </w:t>
-      </w:r>
-      <w:r>
-        <w:rPr>
-          <w:rStyle w:val="a3"/>
-          <w:rFonts w:ascii="TH Sarabun New" w:hAnsi="TH Sarabun New" w:cs="TH Sarabun New"/>
-          <w:sz w:val="32"/>
-          <w:szCs w:val="32"/>
-          <w:cs/>
-          <w:lang w:bidi="th-TH"/>
-        </w:rPr>
-        <w:t>และใช้เวลาว่างให้เกิดประโยชน์</w:t>
+          <w:rStyle w:val="16"/>
+          <w:rFonts w:ascii="TH Sarabun New" w:hAnsi="TH Sarabun New" w:cs="TH Sarabun New"/>
+          <w:sz w:val="32"/>
+          <w:szCs w:val="32"/>
+          <w:lang w:bidi="th-TH"/>
+        </w:rPr>
+        <w:t>)</w:t>
       </w:r>
     </w:p>
     <w:p>
@@ -1716,29 +1654,18 @@
       </w:pPr>
       <w:r>
         <w:rPr>
-          <w:rStyle w:val="StrongEmphasis"/>
-          <w:rFonts w:ascii="TH Sarabun New" w:hAnsi="TH Sarabun New" w:cs="TH Sarabun New"/>
-          <w:sz w:val="32"/>
-          <w:szCs w:val="32"/>
-          <w:cs/>
-          <w:lang w:bidi="th-TH"/>
-        </w:rPr>
-        <w:t>ด้านนวัตกรรม:</w:t>
-      </w:r>
-      <w:r>
-        <w:rPr>
-          <w:rStyle w:val="a3"/>
-          <w:rFonts w:ascii="TH Sarabun New" w:hAnsi="TH Sarabun New" w:cs="TH Sarabun New"/>
-          <w:sz w:val="32"/>
-          <w:szCs w:val="32"/>
-          <w:cs/>
-          <w:lang w:bidi="th-TH"/>
-        </w:rPr>
-        <w:t xml:space="preserve"> ได้ต้นแบบ (</w:t>
-      </w:r>
-      <w:r>
-        <w:rPr>
-          <w:rStyle w:val="a3"/>
+          <w:rStyle w:val="16"/>
+          <w:rFonts w:ascii="TH Sarabun New" w:hAnsi="TH Sarabun New" w:cs="TH Sarabun New"/>
+          <w:sz w:val="32"/>
+          <w:szCs w:val="32"/>
+          <w:cs/>
+          <w:lang w:bidi="th-TH"/>
+        </w:rPr>
+        <w:t>ได้ต้นแบบ (</w:t>
+      </w:r>
+      <w:r>
+        <w:rPr>
+          <w:rStyle w:val="16"/>
           <w:rFonts w:ascii="TH Sarabun New" w:hAnsi="TH Sarabun New" w:cs="TH Sarabun New"/>
           <w:sz w:val="32"/>
           <w:szCs w:val="32"/>
@@ -1747,7 +1674,7 @@
       </w:r>
       <w:r>
         <w:rPr>
-          <w:rStyle w:val="a3"/>
+          <w:rStyle w:val="16"/>
           <w:rFonts w:ascii="TH Sarabun New" w:hAnsi="TH Sarabun New" w:cs="TH Sarabun New"/>
           <w:sz w:val="32"/>
           <w:szCs w:val="32"/>
@@ -1757,7 +1684,7 @@
       </w:r>
       <w:r>
         <w:rPr>
-          <w:rStyle w:val="a3"/>
+          <w:rStyle w:val="16"/>
           <w:rFonts w:ascii="TH Sarabun New" w:hAnsi="TH Sarabun New" w:cs="TH Sarabun New"/>
           <w:sz w:val="32"/>
           <w:szCs w:val="32"/>
@@ -1768,7 +1695,7 @@
       </w:r>
       <w:r>
         <w:rPr>
-          <w:rStyle w:val="a3"/>
+          <w:rStyle w:val="16"/>
           <w:rFonts w:ascii="TH Sarabun New" w:hAnsi="TH Sarabun New" w:cs="TH Sarabun New"/>
           <w:sz w:val="32"/>
           <w:szCs w:val="32"/>
@@ -1777,7 +1704,7 @@
       </w:r>
       <w:r>
         <w:rPr>
-          <w:rStyle w:val="a3"/>
+          <w:rStyle w:val="16"/>
           <w:rFonts w:ascii="TH Sarabun New" w:hAnsi="TH Sarabun New" w:cs="TH Sarabun New"/>
           <w:sz w:val="32"/>
           <w:szCs w:val="32"/>
@@ -1789,21 +1716,21 @@
     </w:p>
     <w:p>
       <w:pPr>
-        <w:pStyle w:val="Heading1"/>
-        <w:rPr>
-          <w:rFonts w:ascii="TH Sarabun New" w:hAnsi="TH Sarabun New"/>
-        </w:rPr>
-      </w:pPr>
-      <w:r>
-        <w:rPr>
-          <w:rStyle w:val="a3"/>
+        <w:pStyle w:val="1"/>
+        <w:rPr>
+          <w:rFonts w:ascii="TH Sarabun New" w:hAnsi="TH Sarabun New"/>
+        </w:rPr>
+      </w:pPr>
+      <w:r>
+        <w:rPr>
+          <w:rStyle w:val="16"/>
           <w:rFonts w:ascii="TH Sarabun New" w:hAnsi="TH Sarabun New"/>
         </w:rPr>
         <w:t>7</w:t>
       </w:r>
       <w:r>
         <w:rPr>
-          <w:rStyle w:val="a3"/>
+          <w:rStyle w:val="16"/>
           <w:rFonts w:ascii="TH Sarabun New" w:hAnsi="TH Sarabun New"/>
           <w:szCs w:val="32"/>
           <w:cs/>
@@ -1812,7 +1739,7 @@
       </w:r>
       <w:r>
         <w:rPr>
-          <w:rStyle w:val="a3"/>
+          <w:rStyle w:val="16"/>
           <w:rFonts w:ascii="TH Sarabun New" w:hAnsi="TH Sarabun New"/>
           <w:cs/>
           <w:lang w:bidi="th-TH"/>
@@ -1821,7 +1748,7 @@
       </w:r>
       <w:r>
         <w:rPr>
-          <w:rStyle w:val="a3"/>
+          <w:rStyle w:val="16"/>
           <w:rFonts w:ascii="TH Sarabun New" w:hAnsi="TH Sarabun New"/>
         </w:rPr>
         <w:t>Theoretical Framework)</w:t>
@@ -1830,7 +1757,7 @@
     <w:p>
       <w:r>
         <w:rPr>
-          <w:rStyle w:val="a3"/>
+          <w:rStyle w:val="16"/>
           <w:rFonts w:ascii="TH Sarabun New" w:hAnsi="TH Sarabun New"/>
           <w:sz w:val="32"/>
           <w:cs/>
@@ -1849,7 +1776,7 @@
       </w:r>
       <w:r>
         <w:rPr>
-          <w:rStyle w:val="a3"/>
+          <w:rStyle w:val="16"/>
           <w:rFonts w:ascii="TH Sarabun New" w:hAnsi="TH Sarabun New"/>
           <w:sz w:val="32"/>
           <w:cs/>
@@ -1859,7 +1786,7 @@
       </w:r>
       <w:r>
         <w:rPr>
-          <w:rStyle w:val="a3"/>
+          <w:rStyle w:val="16"/>
           <w:rFonts w:ascii="TH Sarabun New" w:hAnsi="TH Sarabun New"/>
           <w:sz w:val="32"/>
           <w:lang w:bidi="th-TH"/>
@@ -1868,7 +1795,7 @@
       </w:r>
       <w:r>
         <w:rPr>
-          <w:rStyle w:val="a3"/>
+          <w:rStyle w:val="16"/>
           <w:rFonts w:ascii="TH Sarabun New" w:hAnsi="TH Sarabun New"/>
           <w:sz w:val="32"/>
           <w:cs/>
@@ -1879,7 +1806,7 @@
     </w:p>
     <w:p>
       <w:pPr>
-        <w:pStyle w:val="ListParagraph"/>
+        <w:pStyle w:val="a4"/>
         <w:numPr>
           <w:ilvl w:val="0"/>
           <w:numId w:val="29"/>
@@ -1936,7 +1863,7 @@
     </w:p>
     <w:p>
       <w:pPr>
-        <w:pStyle w:val="ListParagraph"/>
+        <w:pStyle w:val="a4"/>
         <w:numPr>
           <w:ilvl w:val="1"/>
           <w:numId w:val="29"/>
@@ -2477,15 +2404,15 @@
     </w:p>
     <w:p>
       <w:pPr>
-        <w:pStyle w:val="Heading3"/>
-        <w:rPr>
-          <w:lang w:bidi="th-TH"/>
-        </w:rPr>
-      </w:pPr>
-    </w:p>
-    <w:p>
-      <w:pPr>
-        <w:pStyle w:val="ListParagraph"/>
+        <w:pStyle w:val="3"/>
+        <w:rPr>
+          <w:lang w:bidi="th-TH"/>
+        </w:rPr>
+      </w:pPr>
+    </w:p>
+    <w:p>
+      <w:pPr>
+        <w:pStyle w:val="a4"/>
         <w:numPr>
           <w:ilvl w:val="1"/>
           <w:numId w:val="29"/>
@@ -2534,7 +2461,7 @@
     </w:p>
     <w:p>
       <w:pPr>
-        <w:pStyle w:val="ListParagraph"/>
+        <w:pStyle w:val="a4"/>
         <w:ind w:left="709"/>
         <w:rPr>
           <w:rFonts w:ascii="TH Sarabun New" w:hAnsi="TH Sarabun New" w:cs="TH Sarabun New"/>
@@ -2702,7 +2629,6 @@
           <w:cs/>
           <w:lang w:bidi="th-TH"/>
         </w:rPr>
-        <w:lastRenderedPageBreak/>
         <w:t xml:space="preserve">ระบบ </w:t>
       </w:r>
       <w:r>
@@ -2781,6 +2707,7 @@
           <w:cs/>
           <w:lang w:bidi="th-TH"/>
         </w:rPr>
+        <w:lastRenderedPageBreak/>
         <w:t>ระบบคลังข้อมูล (</w:t>
       </w:r>
       <w:proofErr w:type="spellStart"/>
@@ -2816,7 +2743,7 @@
     </w:p>
     <w:p>
       <w:pPr>
-        <w:pStyle w:val="Heading2"/>
+        <w:pStyle w:val="2"/>
         <w:rPr>
           <w:sz w:val="32"/>
           <w:lang w:bidi="th-TH"/>
@@ -2842,16 +2769,16 @@
     </w:p>
     <w:p>
       <w:pPr>
-        <w:pStyle w:val="Heading4"/>
-        <w:rPr>
-          <w:rStyle w:val="Heading3Char"/>
-          <w:rFonts w:ascii="TH Sarabun New" w:hAnsi="TH Sarabun New"/>
-          <w:sz w:val="32"/>
-        </w:rPr>
-      </w:pPr>
-      <w:r>
-        <w:rPr>
-          <w:rStyle w:val="Heading3Char"/>
+        <w:pStyle w:val="4"/>
+        <w:rPr>
+          <w:rStyle w:val="30"/>
+          <w:rFonts w:ascii="TH Sarabun New" w:hAnsi="TH Sarabun New"/>
+          <w:sz w:val="32"/>
+        </w:rPr>
+      </w:pPr>
+      <w:r>
+        <w:rPr>
+          <w:rStyle w:val="30"/>
           <w:rFonts w:ascii="TH Sarabun New" w:hAnsi="TH Sarabun New"/>
           <w:sz w:val="32"/>
         </w:rPr>
@@ -2859,7 +2786,7 @@
       </w:r>
       <w:r>
         <w:rPr>
-          <w:rStyle w:val="Heading3Char"/>
+          <w:rStyle w:val="30"/>
           <w:rFonts w:ascii="TH Sarabun New" w:hAnsi="TH Sarabun New"/>
           <w:sz w:val="32"/>
           <w:cs/>
@@ -2868,7 +2795,7 @@
       </w:r>
       <w:r>
         <w:rPr>
-          <w:rStyle w:val="Heading3Char"/>
+          <w:rStyle w:val="30"/>
           <w:rFonts w:ascii="TH Sarabun New" w:hAnsi="TH Sarabun New"/>
           <w:sz w:val="32"/>
         </w:rPr>
@@ -2885,7 +2812,7 @@
       </w:pPr>
       <w:r>
         <w:rPr>
-          <w:rStyle w:val="Heading3Char"/>
+          <w:rStyle w:val="30"/>
           <w:rFonts w:ascii="TH Sarabun New" w:hAnsi="TH Sarabun New"/>
           <w:sz w:val="32"/>
         </w:rPr>
@@ -2972,7 +2899,7 @@
       </w:pPr>
       <w:r>
         <w:rPr>
-          <w:rStyle w:val="Heading3Char"/>
+          <w:rStyle w:val="30"/>
           <w:rFonts w:ascii="TH Sarabun New" w:hAnsi="TH Sarabun New"/>
           <w:sz w:val="32"/>
         </w:rPr>
@@ -2980,7 +2907,7 @@
       </w:r>
       <w:r>
         <w:rPr>
-          <w:rStyle w:val="Heading3Char"/>
+          <w:rStyle w:val="30"/>
           <w:rFonts w:ascii="TH Sarabun New" w:hAnsi="TH Sarabun New"/>
           <w:sz w:val="32"/>
           <w:cs/>
@@ -2989,7 +2916,7 @@
       </w:r>
       <w:r>
         <w:rPr>
-          <w:rStyle w:val="Heading3Char"/>
+          <w:rStyle w:val="30"/>
           <w:rFonts w:ascii="TH Sarabun New" w:hAnsi="TH Sarabun New"/>
           <w:sz w:val="32"/>
         </w:rPr>
@@ -2997,7 +2924,7 @@
       </w:r>
       <w:r>
         <w:rPr>
-          <w:rStyle w:val="Heading3Char"/>
+          <w:rStyle w:val="30"/>
           <w:rFonts w:ascii="TH Sarabun New" w:hAnsi="TH Sarabun New"/>
           <w:sz w:val="32"/>
         </w:rPr>
@@ -3279,15 +3206,229 @@
         <w:pStyle w:val="Textbody"/>
         <w:rPr>
           <w:rFonts w:ascii="TH Sarabun New" w:hAnsi="TH Sarabun New" w:cs="TH Sarabun New"/>
-          <w:sz w:val="32"/>
-          <w:szCs w:val="32"/>
-          <w:lang w:bidi="th-TH"/>
-        </w:rPr>
-      </w:pPr>
-    </w:p>
-    <w:p>
-      <w:pPr>
-        <w:pStyle w:val="Heading2"/>
+          <w:b/>
+          <w:bCs/>
+          <w:sz w:val="32"/>
+          <w:szCs w:val="32"/>
+          <w:lang w:bidi="th-TH"/>
+        </w:rPr>
+      </w:pPr>
+      <w:r>
+        <w:rPr>
+          <w:rFonts w:ascii="TH Sarabun New" w:hAnsi="TH Sarabun New" w:cs="TH Sarabun New"/>
+          <w:b/>
+          <w:bCs/>
+          <w:sz w:val="32"/>
+          <w:szCs w:val="32"/>
+          <w:lang w:bidi="th-TH"/>
+        </w:rPr>
+        <w:t>CEF</w:t>
+      </w:r>
+      <w:r>
+        <w:rPr>
+          <w:rFonts w:ascii="TH Sarabun New" w:hAnsi="TH Sarabun New" w:cs="TH Sarabun New"/>
+          <w:b/>
+          <w:bCs/>
+          <w:sz w:val="32"/>
+          <w:szCs w:val="32"/>
+          <w:lang w:bidi="th-TH"/>
+        </w:rPr>
+        <w:t>R</w:t>
+      </w:r>
+      <w:sdt>
+        <w:sdtPr>
+          <w:rPr>
+            <w:rFonts w:ascii="TH Sarabun New" w:hAnsi="TH Sarabun New" w:cs="TH Sarabun New"/>
+            <w:b/>
+            <w:bCs/>
+            <w:sz w:val="32"/>
+            <w:szCs w:val="32"/>
+            <w:lang w:bidi="th-TH"/>
+          </w:rPr>
+          <w:id w:val="-681044866"/>
+          <w:citation/>
+        </w:sdtPr>
+        <w:sdtContent>
+          <w:r>
+            <w:rPr>
+              <w:rFonts w:ascii="TH Sarabun New" w:hAnsi="TH Sarabun New" w:cs="TH Sarabun New"/>
+              <w:b/>
+              <w:bCs/>
+              <w:sz w:val="32"/>
+              <w:szCs w:val="32"/>
+              <w:lang w:bidi="th-TH"/>
+            </w:rPr>
+            <w:fldChar w:fldCharType="begin"/>
+          </w:r>
+          <w:r>
+            <w:rPr>
+              <w:rFonts w:ascii="TH Sarabun New" w:hAnsi="TH Sarabun New" w:cs="TH Sarabun New"/>
+              <w:b/>
+              <w:bCs/>
+              <w:sz w:val="32"/>
+              <w:szCs w:val="32"/>
+              <w:lang w:bidi="th-TH"/>
+            </w:rPr>
+            <w:instrText xml:space="preserve"> CITATION htt \l 1033 </w:instrText>
+          </w:r>
+          <w:r>
+            <w:rPr>
+              <w:rFonts w:ascii="TH Sarabun New" w:hAnsi="TH Sarabun New" w:cs="TH Sarabun New"/>
+              <w:b/>
+              <w:bCs/>
+              <w:sz w:val="32"/>
+              <w:szCs w:val="32"/>
+              <w:lang w:bidi="th-TH"/>
+            </w:rPr>
+            <w:fldChar w:fldCharType="separate"/>
+          </w:r>
+          <w:r>
+            <w:rPr>
+              <w:rFonts w:ascii="TH Sarabun New" w:hAnsi="TH Sarabun New" w:cs="TH Sarabun New"/>
+              <w:b/>
+              <w:bCs/>
+              <w:noProof/>
+              <w:sz w:val="32"/>
+              <w:szCs w:val="32"/>
+              <w:lang w:bidi="th-TH"/>
+            </w:rPr>
+            <w:t xml:space="preserve"> </w:t>
+          </w:r>
+          <w:r>
+            <w:rPr>
+              <w:rFonts w:ascii="TH Sarabun New" w:hAnsi="TH Sarabun New" w:cs="TH Sarabun New" w:hint="cs"/>
+              <w:noProof/>
+              <w:sz w:val="32"/>
+              <w:szCs w:val="32"/>
+              <w:cs/>
+              <w:lang w:bidi="th-TH"/>
+            </w:rPr>
+            <w:t>(1)</w:t>
+          </w:r>
+          <w:r>
+            <w:rPr>
+              <w:rFonts w:ascii="TH Sarabun New" w:hAnsi="TH Sarabun New" w:cs="TH Sarabun New"/>
+              <w:b/>
+              <w:bCs/>
+              <w:sz w:val="32"/>
+              <w:szCs w:val="32"/>
+              <w:lang w:bidi="th-TH"/>
+            </w:rPr>
+            <w:fldChar w:fldCharType="end"/>
+          </w:r>
+        </w:sdtContent>
+      </w:sdt>
+    </w:p>
+    <w:p>
+      <w:pPr>
+        <w:pStyle w:val="Textbody"/>
+        <w:rPr>
+          <w:rFonts w:ascii="TH Sarabun New" w:hAnsi="TH Sarabun New" w:cs="TH Sarabun New"/>
+          <w:sz w:val="32"/>
+          <w:szCs w:val="32"/>
+          <w:lang w:bidi="th-TH"/>
+        </w:rPr>
+      </w:pPr>
+      <w:r>
+        <w:rPr>
+          <w:rFonts w:ascii="TH Sarabun New" w:hAnsi="TH Sarabun New" w:cs="TH Sarabun New"/>
+          <w:sz w:val="32"/>
+          <w:szCs w:val="32"/>
+          <w:lang w:bidi="th-TH"/>
+        </w:rPr>
+        <w:t xml:space="preserve">Common European Framework of Reference for Languages (CEFR) </w:t>
+      </w:r>
+      <w:r>
+        <w:rPr>
+          <w:rFonts w:ascii="TH Sarabun New" w:hAnsi="TH Sarabun New" w:cs="TH Sarabun New"/>
+          <w:sz w:val="32"/>
+          <w:szCs w:val="32"/>
+          <w:cs/>
+          <w:lang w:bidi="th-TH"/>
+        </w:rPr>
+        <w:t xml:space="preserve">คือมาตรฐานสากลที่ใช้อธิบายระดับความเชี่ยวชาญทางภาษา </w:t>
+      </w:r>
+      <w:r>
+        <w:rPr>
+          <w:rFonts w:ascii="TH Sarabun New" w:hAnsi="TH Sarabun New" w:cs="TH Sarabun New"/>
+          <w:sz w:val="32"/>
+          <w:szCs w:val="32"/>
+          <w:lang w:bidi="th-TH"/>
+        </w:rPr>
+        <w:t xml:space="preserve">CEFR </w:t>
+      </w:r>
+      <w:r>
+        <w:rPr>
+          <w:rFonts w:ascii="TH Sarabun New" w:hAnsi="TH Sarabun New" w:cs="TH Sarabun New"/>
+          <w:sz w:val="32"/>
+          <w:szCs w:val="32"/>
+          <w:cs/>
+          <w:lang w:bidi="th-TH"/>
+        </w:rPr>
+        <w:t xml:space="preserve">ได้รับการยอมรับอย่างกว้างขวางในทวีปยุโรป และมีการยอมรับเพิ่มมากขึ้นทั่วโลก </w:t>
+      </w:r>
+      <w:r>
+        <w:rPr>
+          <w:rFonts w:ascii="TH Sarabun New" w:hAnsi="TH Sarabun New" w:cs="TH Sarabun New"/>
+          <w:sz w:val="32"/>
+          <w:szCs w:val="32"/>
+          <w:lang w:bidi="th-TH"/>
+        </w:rPr>
+        <w:t xml:space="preserve">EF SET </w:t>
+      </w:r>
+      <w:r>
+        <w:rPr>
+          <w:rFonts w:ascii="TH Sarabun New" w:hAnsi="TH Sarabun New" w:cs="TH Sarabun New"/>
+          <w:sz w:val="32"/>
+          <w:szCs w:val="32"/>
+          <w:cs/>
+          <w:lang w:bidi="th-TH"/>
+        </w:rPr>
+        <w:t xml:space="preserve">เป็นมาตรฐานการทดสอบภาษาอังกฤษเดียวที่วัดระดับทักษะทั้งหมดได้อย่างแม่นยำ ตั้งแต่ระดับเริ่มต้นไปจนถึงระดับชำนาญ โดยอ้างอิงตามกรอบ </w:t>
+      </w:r>
+      <w:r>
+        <w:rPr>
+          <w:rFonts w:ascii="TH Sarabun New" w:hAnsi="TH Sarabun New" w:cs="TH Sarabun New"/>
+          <w:sz w:val="32"/>
+          <w:szCs w:val="32"/>
+          <w:lang w:bidi="th-TH"/>
+        </w:rPr>
+        <w:t xml:space="preserve">CEFR </w:t>
+      </w:r>
+      <w:r>
+        <w:rPr>
+          <w:rFonts w:ascii="TH Sarabun New" w:hAnsi="TH Sarabun New" w:cs="TH Sarabun New"/>
+          <w:sz w:val="32"/>
+          <w:szCs w:val="32"/>
+          <w:cs/>
+          <w:lang w:bidi="th-TH"/>
+        </w:rPr>
+        <w:t xml:space="preserve">แบบทดสอบภาษาอังกฤษที่ได้รับมาตรฐานอื่น ๆ สามารถประเมินระดับความเชี่ยวชาญได้บ้าง แต่ไม่ใช่ระดับทั้งหมดของ </w:t>
+      </w:r>
+      <w:r>
+        <w:rPr>
+          <w:rFonts w:ascii="TH Sarabun New" w:hAnsi="TH Sarabun New" w:cs="TH Sarabun New"/>
+          <w:sz w:val="32"/>
+          <w:szCs w:val="32"/>
+          <w:lang w:bidi="th-TH"/>
+        </w:rPr>
+        <w:t>CEFR</w:t>
+      </w:r>
+    </w:p>
+    <w:p>
+      <w:pPr>
+        <w:pStyle w:val="Textbody"/>
+        <w:rPr>
+          <w:rFonts w:ascii="TH Sarabun New" w:hAnsi="TH Sarabun New" w:cs="TH Sarabun New"/>
+          <w:sz w:val="32"/>
+          <w:szCs w:val="32"/>
+          <w:lang w:bidi="th-TH"/>
+        </w:rPr>
+      </w:pPr>
+    </w:p>
+    <w:p>
+      <w:pPr>
+        <w:pStyle w:val="2"/>
         <w:rPr>
           <w:rFonts w:ascii="TH Sarabun New" w:hAnsi="TH Sarabun New"/>
           <w:sz w:val="32"/>
@@ -3382,7 +3523,18 @@
           <w:cs/>
           <w:lang w:bidi="th-TH"/>
         </w:rPr>
-        <w:t>คือการนำเนื้อหาบทเรียนมาผนวกเข้ากับกลไกของเกม โดยมีวัตถุประสงค์เพื่อให้ผู้เรียนเกิดการเรียนรู้ผ่านการลงมือทำ (</w:t>
+        <w:t>คือการนำเนื้อหาบทเรียนมาผนวกเข้ากับกลไกของเกม โดยมีวัตถุประสงค์เพื่อให้ผู้เรียนเกิดการ</w:t>
+      </w:r>
+      <w:r>
+        <w:rPr>
+          <w:rFonts w:ascii="TH Sarabun New" w:hAnsi="TH Sarabun New" w:cs="TH Sarabun New"/>
+          <w:sz w:val="32"/>
+          <w:szCs w:val="32"/>
+          <w:cs/>
+          <w:lang w:bidi="th-TH"/>
+        </w:rPr>
+        <w:lastRenderedPageBreak/>
+        <w:t>เรียนรู้ผ่านการลงมือทำ (</w:t>
       </w:r>
       <w:r>
         <w:rPr>
@@ -3528,17 +3680,7 @@
           <w:szCs w:val="32"/>
           <w:lang w:bidi="th-TH"/>
         </w:rPr>
-        <w:t xml:space="preserve">Mihaly </w:t>
-      </w:r>
-      <w:r>
-        <w:rPr>
-          <w:rFonts w:ascii="TH Sarabun New" w:hAnsi="TH Sarabun New" w:cs="TH Sarabun New"/>
-          <w:sz w:val="32"/>
-          <w:szCs w:val="32"/>
-          <w:lang w:bidi="th-TH"/>
-        </w:rPr>
-        <w:lastRenderedPageBreak/>
-        <w:t xml:space="preserve">Csikszentmihalyi </w:t>
+        <w:t xml:space="preserve">Mihaly Csikszentmihalyi </w:t>
       </w:r>
       <w:r>
         <w:rPr>
@@ -3718,7 +3860,7 @@
     </w:p>
     <w:p>
       <w:pPr>
-        <w:pStyle w:val="Heading2"/>
+        <w:pStyle w:val="2"/>
         <w:rPr>
           <w:rFonts w:ascii="TH Sarabun New" w:hAnsi="TH Sarabun New"/>
           <w:sz w:val="32"/>
@@ -4238,26 +4380,26 @@
     </w:p>
     <w:p>
       <w:pPr>
+        <w:pStyle w:val="11"/>
+        <w:rPr>
+          <w:rFonts w:ascii="TH Sarabun New" w:hAnsi="TH Sarabun New" w:cs="TH Sarabun New"/>
+          <w:sz w:val="32"/>
+          <w:szCs w:val="32"/>
+        </w:rPr>
+      </w:pPr>
+    </w:p>
+    <w:p>
+      <w:pPr>
         <w:pStyle w:val="1"/>
         <w:rPr>
-          <w:rFonts w:ascii="TH Sarabun New" w:hAnsi="TH Sarabun New" w:cs="TH Sarabun New"/>
-          <w:sz w:val="32"/>
-          <w:szCs w:val="32"/>
-        </w:rPr>
-      </w:pPr>
-    </w:p>
-    <w:p>
-      <w:pPr>
-        <w:pStyle w:val="Heading1"/>
-        <w:rPr>
-          <w:rFonts w:ascii="TH Sarabun New" w:hAnsi="TH Sarabun New"/>
-          <w:szCs w:val="32"/>
-          <w:lang w:bidi="th-TH"/>
-        </w:rPr>
-      </w:pPr>
-      <w:r>
-        <w:rPr>
-          <w:rStyle w:val="a3"/>
+          <w:rFonts w:ascii="TH Sarabun New" w:hAnsi="TH Sarabun New"/>
+          <w:szCs w:val="32"/>
+          <w:lang w:bidi="th-TH"/>
+        </w:rPr>
+      </w:pPr>
+      <w:r>
+        <w:rPr>
+          <w:rStyle w:val="16"/>
           <w:rFonts w:ascii="TH Sarabun New" w:hAnsi="TH Sarabun New"/>
           <w:szCs w:val="32"/>
         </w:rPr>
@@ -4265,7 +4407,7 @@
       </w:r>
       <w:r>
         <w:rPr>
-          <w:rStyle w:val="a3"/>
+          <w:rStyle w:val="16"/>
           <w:rFonts w:ascii="TH Sarabun New" w:hAnsi="TH Sarabun New"/>
           <w:szCs w:val="32"/>
           <w:cs/>
@@ -4275,7 +4417,7 @@
       </w:r>
       <w:r>
         <w:rPr>
-          <w:rStyle w:val="a3"/>
+          <w:rStyle w:val="16"/>
           <w:rFonts w:ascii="TH Sarabun New" w:hAnsi="TH Sarabun New"/>
           <w:szCs w:val="32"/>
           <w:cs/>
@@ -4286,104 +4428,182 @@
     </w:p>
     <w:p>
       <w:pPr>
-        <w:pStyle w:val="Heading2"/>
+        <w:pStyle w:val="a4"/>
         <w:numPr>
           <w:ilvl w:val="0"/>
-          <w:numId w:val="15"/>
+          <w:numId w:val="34"/>
         </w:numPr>
-        <w:rPr>
-          <w:rFonts w:ascii="TH Sarabun New" w:hAnsi="TH Sarabun New"/>
-          <w:sz w:val="32"/>
-        </w:rPr>
-      </w:pPr>
-      <w:r>
-        <w:rPr>
-          <w:rStyle w:val="a3"/>
-          <w:rFonts w:ascii="TH Sarabun New" w:hAnsi="TH Sarabun New"/>
-          <w:sz w:val="32"/>
-          <w:cs/>
-          <w:lang w:bidi="th-TH"/>
-        </w:rPr>
-        <w:t>ขอบเขตด้านประชากร</w:t>
-      </w:r>
-    </w:p>
-    <w:p>
-      <w:pPr>
-        <w:ind w:left="720"/>
-        <w:rPr>
-          <w:rFonts w:ascii="TH Sarabun New" w:hAnsi="TH Sarabun New"/>
-          <w:sz w:val="32"/>
+        <w:ind w:left="714" w:hanging="357"/>
+        <w:rPr>
+          <w:rStyle w:val="16"/>
+          <w:rFonts w:ascii="TH SarabunPSK" w:hAnsi="TH SarabunPSK" w:cs="TH SarabunPSK"/>
+          <w:sz w:val="32"/>
+          <w:szCs w:val="32"/>
         </w:rPr>
       </w:pPr>
       <w:bookmarkStart w:id="0" w:name="user-content-41-ขอบเขตด้านประชากร"/>
       <w:bookmarkEnd w:id="0"/>
       <w:r>
         <w:rPr>
-          <w:rStyle w:val="a3"/>
-          <w:rFonts w:ascii="TH Sarabun New" w:hAnsi="TH Sarabun New"/>
-          <w:sz w:val="32"/>
-          <w:cs/>
-          <w:lang w:bidi="th-TH"/>
-        </w:rPr>
-        <w:t xml:space="preserve">กลุ่มเป้าหมายหลัก คือ เด็กและเยาวชน อายุระหว่างช่วงอายุ เช่น </w:t>
-      </w:r>
-      <w:r>
-        <w:rPr>
-          <w:rStyle w:val="a3"/>
-          <w:rFonts w:ascii="TH Sarabun New" w:hAnsi="TH Sarabun New"/>
-          <w:sz w:val="32"/>
+          <w:rStyle w:val="16"/>
+          <w:rFonts w:ascii="TH SarabunPSK" w:hAnsi="TH SarabunPSK" w:cs="TH SarabunPSK"/>
+          <w:sz w:val="32"/>
+          <w:szCs w:val="32"/>
+          <w:cs/>
+          <w:lang w:bidi="th-TH"/>
+        </w:rPr>
+        <w:t>กลุ่ม</w:t>
+      </w:r>
+      <w:r>
+        <w:rPr>
+          <w:rStyle w:val="16"/>
+          <w:rFonts w:ascii="TH SarabunPSK" w:hAnsi="TH SarabunPSK" w:cs="TH SarabunPSK" w:hint="cs"/>
+          <w:sz w:val="32"/>
+          <w:szCs w:val="32"/>
+          <w:cs/>
+          <w:lang w:bidi="th-TH"/>
+        </w:rPr>
+        <w:t>ผู้ใช้</w:t>
+      </w:r>
+      <w:r>
+        <w:rPr>
+          <w:rStyle w:val="16"/>
+          <w:rFonts w:ascii="TH SarabunPSK" w:hAnsi="TH SarabunPSK" w:cs="TH SarabunPSK"/>
+          <w:sz w:val="32"/>
+          <w:szCs w:val="32"/>
+          <w:cs/>
+          <w:lang w:bidi="th-TH"/>
+        </w:rPr>
+        <w:t xml:space="preserve">หลัก คือเด็กและเยาวชน ช่วงอายุ </w:t>
+      </w:r>
+      <w:r>
+        <w:rPr>
+          <w:rStyle w:val="16"/>
+          <w:rFonts w:ascii="TH SarabunPSK" w:hAnsi="TH SarabunPSK" w:cs="TH SarabunPSK"/>
+          <w:sz w:val="32"/>
+          <w:szCs w:val="32"/>
         </w:rPr>
         <w:t>9</w:t>
       </w:r>
       <w:r>
         <w:rPr>
-          <w:rStyle w:val="a3"/>
-          <w:rFonts w:ascii="TH Sarabun New" w:hAnsi="TH Sarabun New"/>
-          <w:sz w:val="32"/>
+          <w:rStyle w:val="16"/>
+          <w:rFonts w:ascii="TH SarabunPSK" w:hAnsi="TH SarabunPSK" w:cs="TH SarabunPSK"/>
+          <w:sz w:val="32"/>
+          <w:szCs w:val="32"/>
           <w:lang w:bidi="th-TH"/>
         </w:rPr>
         <w:t>-</w:t>
       </w:r>
       <w:r>
         <w:rPr>
-          <w:rStyle w:val="a3"/>
-          <w:rFonts w:ascii="TH Sarabun New" w:hAnsi="TH Sarabun New"/>
-          <w:sz w:val="32"/>
+          <w:rStyle w:val="16"/>
+          <w:rFonts w:ascii="TH SarabunPSK" w:hAnsi="TH SarabunPSK" w:cs="TH SarabunPSK"/>
+          <w:sz w:val="32"/>
+          <w:szCs w:val="32"/>
         </w:rPr>
         <w:t>15</w:t>
       </w:r>
       <w:r>
         <w:rPr>
-          <w:rStyle w:val="a3"/>
-          <w:rFonts w:ascii="TH Sarabun New" w:hAnsi="TH Sarabun New"/>
-          <w:sz w:val="32"/>
-          <w:cs/>
-          <w:lang w:bidi="th-TH"/>
-        </w:rPr>
-        <w:t xml:space="preserve"> ปี หรือ นักเรียนระดับชั้น ประถมศึกษาถึงมัธยมศึกษาตอนต้น ที่มีความสนใจในการเล่นเกม</w:t>
-      </w:r>
-    </w:p>
-    <w:p>
-      <w:pPr>
-        <w:pStyle w:val="Heading2"/>
+          <w:rStyle w:val="16"/>
+          <w:rFonts w:ascii="TH SarabunPSK" w:hAnsi="TH SarabunPSK" w:cs="TH SarabunPSK"/>
+          <w:sz w:val="32"/>
+          <w:szCs w:val="32"/>
+          <w:cs/>
+          <w:lang w:bidi="th-TH"/>
+        </w:rPr>
+        <w:t xml:space="preserve"> ปี ที่มีความสนใจในการเล่นเกม</w:t>
+      </w:r>
+    </w:p>
+    <w:p>
+      <w:pPr>
+        <w:pStyle w:val="a4"/>
         <w:numPr>
           <w:ilvl w:val="0"/>
-          <w:numId w:val="15"/>
+          <w:numId w:val="34"/>
         </w:numPr>
-        <w:rPr>
-          <w:rFonts w:ascii="TH Sarabun New" w:hAnsi="TH Sarabun New"/>
-          <w:sz w:val="32"/>
-        </w:rPr>
-      </w:pPr>
-      <w:r>
-        <w:rPr>
-          <w:rStyle w:val="a3"/>
-          <w:rFonts w:ascii="TH Sarabun New" w:hAnsi="TH Sarabun New"/>
-          <w:sz w:val="32"/>
-          <w:cs/>
-          <w:lang w:bidi="th-TH"/>
-        </w:rPr>
-        <w:t>ขอบเขตด้านเนื้อหา</w:t>
+        <w:ind w:left="714" w:hanging="357"/>
+        <w:rPr>
+          <w:rStyle w:val="16"/>
+          <w:rFonts w:ascii="TH SarabunPSK" w:hAnsi="TH SarabunPSK" w:cs="TH SarabunPSK"/>
+          <w:sz w:val="32"/>
+          <w:szCs w:val="32"/>
+        </w:rPr>
+      </w:pPr>
+      <w:r>
+        <w:rPr>
+          <w:rStyle w:val="16"/>
+          <w:rFonts w:ascii="TH SarabunPSK" w:hAnsi="TH SarabunPSK" w:cs="TH SarabunPSK" w:hint="cs"/>
+          <w:sz w:val="32"/>
+          <w:szCs w:val="32"/>
+          <w:cs/>
+          <w:lang w:bidi="th-TH"/>
+        </w:rPr>
+        <w:t>กลุ่มเป้าหมายทางธุรกิจคือผู้ปกครองของเด็ก</w:t>
+      </w:r>
+    </w:p>
+    <w:p>
+      <w:pPr>
+        <w:pStyle w:val="a4"/>
+        <w:numPr>
+          <w:ilvl w:val="0"/>
+          <w:numId w:val="34"/>
+        </w:numPr>
+        <w:ind w:left="714" w:hanging="357"/>
+        <w:rPr>
+          <w:rFonts w:ascii="TH SarabunPSK" w:hAnsi="TH SarabunPSK" w:cs="TH SarabunPSK"/>
+          <w:sz w:val="32"/>
+          <w:szCs w:val="32"/>
+        </w:rPr>
+      </w:pPr>
+      <w:r>
+        <w:rPr>
+          <w:rFonts w:ascii="TH SarabunPSK" w:hAnsi="TH SarabunPSK" w:cs="TH SarabunPSK" w:hint="cs"/>
+          <w:sz w:val="32"/>
+          <w:szCs w:val="32"/>
+          <w:cs/>
+          <w:lang w:bidi="th-TH"/>
+        </w:rPr>
+        <w:t>ครอบคลุมเนื้อหาภาษาอังกฤษตาม</w:t>
+      </w:r>
+      <w:r>
+        <w:rPr>
+          <w:rFonts w:ascii="TH SarabunPSK" w:hAnsi="TH SarabunPSK" w:cs="TH SarabunPSK"/>
+          <w:sz w:val="32"/>
+          <w:szCs w:val="32"/>
+          <w:cs/>
+          <w:lang w:bidi="th-TH"/>
+        </w:rPr>
+        <w:t>มาตรฐานสากล (</w:t>
+      </w:r>
+      <w:r>
+        <w:rPr>
+          <w:rFonts w:ascii="TH SarabunPSK" w:hAnsi="TH SarabunPSK" w:cs="TH SarabunPSK"/>
+          <w:sz w:val="32"/>
+          <w:szCs w:val="32"/>
+          <w:lang w:bidi="th-TH"/>
+        </w:rPr>
+        <w:t>CEFR)</w:t>
+      </w:r>
+      <w:r>
+        <w:rPr>
+          <w:rFonts w:ascii="TH SarabunPSK" w:hAnsi="TH SarabunPSK" w:cs="TH SarabunPSK" w:hint="cs"/>
+          <w:sz w:val="32"/>
+          <w:szCs w:val="32"/>
+          <w:cs/>
+          <w:lang w:bidi="th-TH"/>
+        </w:rPr>
+        <w:t xml:space="preserve"> ระดับ </w:t>
+      </w:r>
+      <w:r>
+        <w:rPr>
+          <w:rFonts w:ascii="TH SarabunPSK" w:hAnsi="TH SarabunPSK" w:cs="TH SarabunPSK"/>
+          <w:sz w:val="32"/>
+          <w:szCs w:val="32"/>
+          <w:lang w:bidi="th-TH"/>
+        </w:rPr>
+        <w:t>A1-A2</w:t>
       </w:r>
     </w:p>
     <w:p>
@@ -4391,7 +4611,7 @@
         <w:pStyle w:val="Textbody"/>
         <w:numPr>
           <w:ilvl w:val="0"/>
-          <w:numId w:val="13"/>
+          <w:numId w:val="34"/>
         </w:numPr>
         <w:spacing w:after="0" w:line="240" w:lineRule="auto"/>
         <w:contextualSpacing/>
@@ -4401,11 +4621,9 @@
           <w:szCs w:val="32"/>
         </w:rPr>
       </w:pPr>
-      <w:bookmarkStart w:id="1" w:name="user-content-42-ขอบเขตด้านเนื้อหา"/>
-      <w:bookmarkEnd w:id="1"/>
-      <w:r>
-        <w:rPr>
-          <w:rStyle w:val="a3"/>
+      <w:r>
+        <w:rPr>
+          <w:rStyle w:val="16"/>
           <w:rFonts w:ascii="TH Sarabun New" w:hAnsi="TH Sarabun New" w:cs="TH Sarabun New"/>
           <w:sz w:val="32"/>
           <w:szCs w:val="32"/>
@@ -4420,18 +4638,19 @@
         <w:pStyle w:val="Textbody"/>
         <w:numPr>
           <w:ilvl w:val="0"/>
-          <w:numId w:val="13"/>
+          <w:numId w:val="34"/>
         </w:numPr>
-        <w:spacing w:line="240" w:lineRule="auto"/>
-        <w:rPr>
-          <w:rFonts w:ascii="TH Sarabun New" w:hAnsi="TH Sarabun New" w:cs="TH Sarabun New"/>
-          <w:sz w:val="32"/>
-          <w:szCs w:val="32"/>
-        </w:rPr>
-      </w:pPr>
-      <w:r>
-        <w:rPr>
-          <w:rStyle w:val="a3"/>
+        <w:spacing w:after="0" w:line="240" w:lineRule="auto"/>
+        <w:rPr>
+          <w:rStyle w:val="16"/>
+          <w:rFonts w:ascii="TH Sarabun New" w:hAnsi="TH Sarabun New" w:cs="TH Sarabun New"/>
+          <w:sz w:val="32"/>
+          <w:szCs w:val="32"/>
+        </w:rPr>
+      </w:pPr>
+      <w:r>
+        <w:rPr>
+          <w:rStyle w:val="16"/>
           <w:rFonts w:ascii="TH Sarabun New" w:hAnsi="TH Sarabun New" w:cs="TH Sarabun New"/>
           <w:sz w:val="32"/>
           <w:szCs w:val="32"/>
@@ -4442,7 +4661,7 @@
       </w:r>
       <w:r>
         <w:rPr>
-          <w:rStyle w:val="a3"/>
+          <w:rStyle w:val="16"/>
           <w:rFonts w:ascii="TH Sarabun New" w:hAnsi="TH Sarabun New" w:cs="TH Sarabun New"/>
           <w:sz w:val="32"/>
           <w:szCs w:val="32"/>
@@ -4451,7 +4670,7 @@
       </w:r>
       <w:r>
         <w:rPr>
-          <w:rStyle w:val="a3"/>
+          <w:rStyle w:val="16"/>
           <w:rFonts w:ascii="TH Sarabun New" w:hAnsi="TH Sarabun New" w:cs="TH Sarabun New"/>
           <w:sz w:val="32"/>
           <w:szCs w:val="32"/>
@@ -4461,7 +4680,7 @@
       </w:r>
       <w:r>
         <w:rPr>
-          <w:rStyle w:val="a3"/>
+          <w:rStyle w:val="16"/>
           <w:rFonts w:ascii="TH Sarabun New" w:hAnsi="TH Sarabun New" w:cs="TH Sarabun New"/>
           <w:sz w:val="32"/>
           <w:szCs w:val="32"/>
@@ -4472,7 +4691,7 @@
       </w:r>
       <w:r>
         <w:rPr>
-          <w:rStyle w:val="a3"/>
+          <w:rStyle w:val="16"/>
           <w:rFonts w:ascii="TH Sarabun New" w:hAnsi="TH Sarabun New" w:cs="TH Sarabun New"/>
           <w:sz w:val="32"/>
           <w:szCs w:val="32"/>
@@ -4481,7 +4700,7 @@
       </w:r>
       <w:r>
         <w:rPr>
-          <w:rStyle w:val="a3"/>
+          <w:rStyle w:val="16"/>
           <w:rFonts w:ascii="TH Sarabun New" w:hAnsi="TH Sarabun New" w:cs="TH Sarabun New"/>
           <w:sz w:val="32"/>
           <w:szCs w:val="32"/>
@@ -4492,7 +4711,7 @@
       </w:r>
       <w:r>
         <w:rPr>
-          <w:rStyle w:val="a3"/>
+          <w:rStyle w:val="16"/>
           <w:rFonts w:ascii="TH Sarabun New" w:hAnsi="TH Sarabun New" w:cs="TH Sarabun New"/>
           <w:sz w:val="32"/>
           <w:szCs w:val="32"/>
@@ -4501,7 +4720,7 @@
       </w:r>
       <w:r>
         <w:rPr>
-          <w:rStyle w:val="a3"/>
+          <w:rStyle w:val="16"/>
           <w:rFonts w:ascii="TH Sarabun New" w:hAnsi="TH Sarabun New" w:cs="TH Sarabun New"/>
           <w:sz w:val="32"/>
           <w:szCs w:val="32"/>
@@ -4509,29 +4728,6 @@
           <w:lang w:bidi="th-TH"/>
         </w:rPr>
         <w:t>ไอเทมสิ่งของในเกม และบทสนทนาพื้นฐาน</w:t>
-      </w:r>
-    </w:p>
-    <w:p>
-      <w:pPr>
-        <w:pStyle w:val="Heading2"/>
-        <w:numPr>
-          <w:ilvl w:val="0"/>
-          <w:numId w:val="15"/>
-        </w:numPr>
-        <w:rPr>
-          <w:rFonts w:ascii="TH Sarabun New" w:hAnsi="TH Sarabun New"/>
-          <w:sz w:val="32"/>
-        </w:rPr>
-      </w:pPr>
-      <w:r>
-        <w:rPr>
-          <w:rStyle w:val="a3"/>
-          <w:rFonts w:ascii="TH Sarabun New" w:hAnsi="TH Sarabun New"/>
-          <w:sz w:val="32"/>
-          <w:cs/>
-          <w:lang w:bidi="th-TH"/>
-        </w:rPr>
-        <w:t>ขอบเขตด้านเทคนิคและการพัฒนา</w:t>
       </w:r>
     </w:p>
     <w:p>
@@ -4539,32 +4735,52 @@
         <w:pStyle w:val="Textbody"/>
         <w:numPr>
           <w:ilvl w:val="0"/>
-          <w:numId w:val="13"/>
+          <w:numId w:val="34"/>
         </w:numPr>
         <w:spacing w:after="0" w:line="240" w:lineRule="auto"/>
-        <w:contextualSpacing/>
-        <w:rPr>
-          <w:rFonts w:ascii="TH Sarabun New" w:hAnsi="TH Sarabun New" w:cs="TH Sarabun New"/>
-          <w:sz w:val="32"/>
-          <w:szCs w:val="32"/>
-        </w:rPr>
-      </w:pPr>
-      <w:bookmarkStart w:id="2" w:name="user-content-43-ขอบเขตด้านเทคนิคและการพั"/>
-      <w:bookmarkEnd w:id="2"/>
-      <w:r>
-        <w:rPr>
-          <w:rStyle w:val="a3"/>
-          <w:rFonts w:ascii="TH Sarabun New" w:hAnsi="TH Sarabun New" w:cs="TH Sarabun New"/>
-          <w:sz w:val="32"/>
-          <w:szCs w:val="32"/>
-          <w:cs/>
-          <w:lang w:bidi="th-TH"/>
-        </w:rPr>
-        <w:t xml:space="preserve">พัฒนาบนแพลตฟอร์ม: </w:t>
-      </w:r>
-      <w:r>
-        <w:rPr>
-          <w:rStyle w:val="a3"/>
+        <w:rPr>
+          <w:rStyle w:val="16"/>
+          <w:rFonts w:ascii="TH Sarabun New" w:hAnsi="TH Sarabun New" w:cs="TH Sarabun New"/>
+          <w:sz w:val="32"/>
+          <w:szCs w:val="32"/>
+        </w:rPr>
+      </w:pPr>
+      <w:r>
+        <w:rPr>
+          <w:rStyle w:val="16"/>
+          <w:rFonts w:ascii="TH Sarabun New" w:hAnsi="TH Sarabun New" w:cs="TH Sarabun New"/>
+          <w:sz w:val="32"/>
+          <w:szCs w:val="32"/>
+          <w:cs/>
+          <w:lang w:bidi="th-TH"/>
+        </w:rPr>
+        <w:t>พัฒนา</w:t>
+      </w:r>
+      <w:r>
+        <w:rPr>
+          <w:rStyle w:val="16"/>
+          <w:rFonts w:ascii="TH Sarabun New" w:hAnsi="TH Sarabun New" w:cs="TH Sarabun New" w:hint="cs"/>
+          <w:sz w:val="32"/>
+          <w:szCs w:val="32"/>
+          <w:cs/>
+          <w:lang w:bidi="th-TH"/>
+        </w:rPr>
+        <w:t>เกม</w:t>
+      </w:r>
+      <w:r>
+        <w:rPr>
+          <w:rStyle w:val="16"/>
+          <w:rFonts w:ascii="TH Sarabun New" w:hAnsi="TH Sarabun New" w:cs="TH Sarabun New"/>
+          <w:sz w:val="32"/>
+          <w:szCs w:val="32"/>
+          <w:cs/>
+          <w:lang w:bidi="th-TH"/>
+        </w:rPr>
+        <w:t xml:space="preserve">บนแพลตฟอร์ม </w:t>
+      </w:r>
+      <w:r>
+        <w:rPr>
+          <w:rStyle w:val="16"/>
           <w:rFonts w:ascii="TH Sarabun New" w:hAnsi="TH Sarabun New" w:cs="TH Sarabun New"/>
           <w:sz w:val="32"/>
           <w:szCs w:val="32"/>
@@ -4577,9 +4793,10 @@
         <w:pStyle w:val="Textbody"/>
         <w:numPr>
           <w:ilvl w:val="0"/>
-          <w:numId w:val="13"/>
+          <w:numId w:val="34"/>
         </w:numPr>
         <w:spacing w:after="0" w:line="240" w:lineRule="auto"/>
+        <w:ind w:left="714" w:hanging="357"/>
         <w:contextualSpacing/>
         <w:rPr>
           <w:rFonts w:ascii="TH Sarabun New" w:hAnsi="TH Sarabun New" w:cs="TH Sarabun New"/>
@@ -4589,209 +4806,91 @@
       </w:pPr>
       <w:r>
         <w:rPr>
-          <w:rStyle w:val="a3"/>
-          <w:rFonts w:ascii="TH Sarabun New" w:hAnsi="TH Sarabun New" w:cs="TH Sarabun New"/>
-          <w:sz w:val="32"/>
-          <w:szCs w:val="32"/>
-          <w:cs/>
-          <w:lang w:bidi="th-TH"/>
-        </w:rPr>
-        <w:t xml:space="preserve">เครื่องมือที่ใช้พัฒนา: </w:t>
-      </w:r>
-      <w:r>
-        <w:rPr>
-          <w:rStyle w:val="a3"/>
-          <w:rFonts w:ascii="TH Sarabun New" w:hAnsi="TH Sarabun New" w:cs="TH Sarabun New"/>
-          <w:sz w:val="32"/>
-          <w:szCs w:val="32"/>
-        </w:rPr>
-        <w:t xml:space="preserve">Roblox Studio </w:t>
-      </w:r>
-      <w:r>
-        <w:rPr>
-          <w:rStyle w:val="a3"/>
-          <w:rFonts w:ascii="TH Sarabun New" w:hAnsi="TH Sarabun New" w:cs="TH Sarabun New"/>
-          <w:sz w:val="32"/>
-          <w:szCs w:val="32"/>
-          <w:cs/>
-          <w:lang w:bidi="th-TH"/>
-        </w:rPr>
-        <w:t xml:space="preserve">และภาษา </w:t>
-      </w:r>
-      <w:r>
-        <w:rPr>
-          <w:rStyle w:val="a3"/>
-          <w:rFonts w:ascii="TH Sarabun New" w:hAnsi="TH Sarabun New" w:cs="TH Sarabun New"/>
-          <w:sz w:val="32"/>
-          <w:szCs w:val="32"/>
-        </w:rPr>
-        <w:t xml:space="preserve">Luau </w:t>
-      </w:r>
-      <w:r>
-        <w:rPr>
-          <w:rStyle w:val="a3"/>
-          <w:rFonts w:ascii="TH Sarabun New" w:hAnsi="TH Sarabun New" w:cs="TH Sarabun New"/>
-          <w:sz w:val="32"/>
-          <w:szCs w:val="32"/>
-          <w:lang w:bidi="th-TH"/>
-        </w:rPr>
-        <w:t>(</w:t>
-      </w:r>
-      <w:r>
-        <w:rPr>
-          <w:rStyle w:val="a3"/>
-          <w:rFonts w:ascii="TH Sarabun New" w:hAnsi="TH Sarabun New" w:cs="TH Sarabun New"/>
-          <w:sz w:val="32"/>
-          <w:szCs w:val="32"/>
-        </w:rPr>
-        <w:t>Lua</w:t>
-      </w:r>
-      <w:r>
-        <w:rPr>
-          <w:rStyle w:val="a3"/>
-          <w:rFonts w:ascii="TH Sarabun New" w:hAnsi="TH Sarabun New" w:cs="TH Sarabun New"/>
-          <w:sz w:val="32"/>
-          <w:szCs w:val="32"/>
-          <w:lang w:bidi="th-TH"/>
-        </w:rPr>
-        <w:t xml:space="preserve">) </w:t>
-      </w:r>
-      <w:r>
-        <w:rPr>
-          <w:rStyle w:val="a3"/>
-          <w:rFonts w:ascii="TH Sarabun New" w:hAnsi="TH Sarabun New" w:cs="TH Sarabun New"/>
-          <w:sz w:val="32"/>
-          <w:szCs w:val="32"/>
-          <w:cs/>
-          <w:lang w:bidi="th-TH"/>
-        </w:rPr>
-        <w:t>ในการเขียนสคริปต์เงื่อนไขต่างๆ</w:t>
-      </w:r>
-    </w:p>
-    <w:p>
-      <w:pPr>
-        <w:pStyle w:val="Textbody"/>
+          <w:rFonts w:ascii="TH Sarabun New" w:hAnsi="TH Sarabun New" w:cs="TH Sarabun New"/>
+          <w:sz w:val="32"/>
+          <w:szCs w:val="32"/>
+          <w:cs/>
+          <w:lang w:bidi="th-TH"/>
+        </w:rPr>
+        <w:t>เกมสามารถเล่นได้ทั้งบน คอมพิวเตอร์ (</w:t>
+      </w:r>
+      <w:r>
+        <w:rPr>
+          <w:rFonts w:ascii="TH Sarabun New" w:hAnsi="TH Sarabun New" w:cs="TH Sarabun New"/>
+          <w:sz w:val="32"/>
+          <w:szCs w:val="32"/>
+        </w:rPr>
+        <w:t xml:space="preserve">PC) </w:t>
+      </w:r>
+      <w:r>
+        <w:rPr>
+          <w:rFonts w:ascii="TH Sarabun New" w:hAnsi="TH Sarabun New" w:cs="TH Sarabun New"/>
+          <w:sz w:val="32"/>
+          <w:szCs w:val="32"/>
+          <w:cs/>
+          <w:lang w:bidi="th-TH"/>
+        </w:rPr>
+        <w:t>และ สมาร์ตโฟน (</w:t>
+      </w:r>
+      <w:r>
+        <w:rPr>
+          <w:rFonts w:ascii="TH Sarabun New" w:hAnsi="TH Sarabun New" w:cs="TH Sarabun New"/>
+          <w:sz w:val="32"/>
+          <w:szCs w:val="32"/>
+        </w:rPr>
+        <w:t>Mobile)</w:t>
+      </w:r>
+    </w:p>
+    <w:p>
+      <w:pPr>
+        <w:pStyle w:val="15"/>
+        <w:spacing w:after="0"/>
+        <w:ind w:left="360"/>
+        <w:contextualSpacing w:val="0"/>
+        <w:rPr>
+          <w:rFonts w:ascii="TH Sarabun New" w:hAnsi="TH Sarabun New" w:cs="TH Sarabun New"/>
+          <w:sz w:val="32"/>
+          <w:szCs w:val="32"/>
+        </w:rPr>
+      </w:pPr>
+    </w:p>
+    <w:p>
+      <w:pPr>
+        <w:pStyle w:val="1"/>
+        <w:rPr>
+          <w:rFonts w:ascii="TH Sarabun New" w:hAnsi="TH Sarabun New"/>
+        </w:rPr>
+      </w:pPr>
+      <w:r>
+        <w:rPr>
+          <w:rStyle w:val="16"/>
+          <w:rFonts w:ascii="TH Sarabun New" w:hAnsi="TH Sarabun New"/>
+        </w:rPr>
+        <w:t>9</w:t>
+      </w:r>
+      <w:r>
+        <w:rPr>
+          <w:rStyle w:val="16"/>
+          <w:rFonts w:ascii="TH Sarabun New" w:hAnsi="TH Sarabun New"/>
+        </w:rPr>
+        <w:t>.</w:t>
+      </w:r>
+      <w:r>
+        <w:rPr>
+          <w:rStyle w:val="16"/>
+          <w:rFonts w:ascii="TH Sarabun New" w:hAnsi="TH Sarabun New"/>
+          <w:cs/>
+          <w:lang w:bidi="th-TH"/>
+        </w:rPr>
+        <w:t xml:space="preserve"> ขั้นตอนและวิธีดำเนินการ</w:t>
+      </w:r>
+    </w:p>
+    <w:p>
+      <w:pPr>
+        <w:pStyle w:val="15"/>
         <w:numPr>
           <w:ilvl w:val="0"/>
-          <w:numId w:val="13"/>
-        </w:numPr>
-        <w:spacing w:line="240" w:lineRule="auto"/>
-        <w:rPr>
-          <w:rFonts w:ascii="TH Sarabun New" w:hAnsi="TH Sarabun New" w:cs="TH Sarabun New"/>
-          <w:sz w:val="32"/>
-          <w:szCs w:val="32"/>
-        </w:rPr>
-      </w:pPr>
-      <w:r>
-        <w:rPr>
-          <w:rStyle w:val="a3"/>
-          <w:rFonts w:ascii="TH Sarabun New" w:hAnsi="TH Sarabun New" w:cs="TH Sarabun New"/>
-          <w:sz w:val="32"/>
-          <w:szCs w:val="32"/>
-          <w:cs/>
-          <w:lang w:bidi="th-TH"/>
-        </w:rPr>
-        <w:t>อุปกรณ์ที่รองรับ: สามารถเล่นได้ทั้งบน คอมพิวเตอร์ (</w:t>
-      </w:r>
-      <w:r>
-        <w:rPr>
-          <w:rStyle w:val="a3"/>
-          <w:rFonts w:ascii="TH Sarabun New" w:hAnsi="TH Sarabun New" w:cs="TH Sarabun New"/>
-          <w:sz w:val="32"/>
-          <w:szCs w:val="32"/>
-        </w:rPr>
-        <w:t>PC</w:t>
-      </w:r>
-      <w:r>
-        <w:rPr>
-          <w:rStyle w:val="a3"/>
-          <w:rFonts w:ascii="TH Sarabun New" w:hAnsi="TH Sarabun New" w:cs="TH Sarabun New"/>
-          <w:sz w:val="32"/>
-          <w:szCs w:val="32"/>
-          <w:lang w:bidi="th-TH"/>
-        </w:rPr>
-        <w:t xml:space="preserve">) </w:t>
-      </w:r>
-      <w:r>
-        <w:rPr>
-          <w:rStyle w:val="a3"/>
-          <w:rFonts w:ascii="TH Sarabun New" w:hAnsi="TH Sarabun New" w:cs="TH Sarabun New"/>
-          <w:sz w:val="32"/>
-          <w:szCs w:val="32"/>
-          <w:cs/>
-          <w:lang w:bidi="th-TH"/>
-        </w:rPr>
-        <w:t>และ สมาร์ตโฟน (</w:t>
-      </w:r>
-      <w:r>
-        <w:rPr>
-          <w:rStyle w:val="a3"/>
-          <w:rFonts w:ascii="TH Sarabun New" w:hAnsi="TH Sarabun New" w:cs="TH Sarabun New"/>
-          <w:sz w:val="32"/>
-          <w:szCs w:val="32"/>
-        </w:rPr>
-        <w:t>Mobile</w:t>
-      </w:r>
-      <w:r>
-        <w:rPr>
-          <w:rStyle w:val="a3"/>
-          <w:rFonts w:ascii="TH Sarabun New" w:hAnsi="TH Sarabun New" w:cs="TH Sarabun New"/>
-          <w:sz w:val="32"/>
-          <w:szCs w:val="32"/>
-          <w:lang w:bidi="th-TH"/>
-        </w:rPr>
-        <w:t>)</w:t>
-      </w:r>
-    </w:p>
-    <w:p>
-      <w:pPr>
-        <w:pStyle w:val="a2"/>
-        <w:spacing w:after="0"/>
-        <w:contextualSpacing w:val="0"/>
-        <w:rPr>
-          <w:rFonts w:ascii="TH Sarabun New" w:hAnsi="TH Sarabun New" w:cs="TH Sarabun New"/>
-          <w:sz w:val="32"/>
-          <w:szCs w:val="32"/>
-        </w:rPr>
-      </w:pPr>
-    </w:p>
-    <w:p>
-      <w:pPr>
-        <w:pStyle w:val="Heading1"/>
-        <w:rPr>
-          <w:rFonts w:ascii="TH Sarabun New" w:hAnsi="TH Sarabun New"/>
-        </w:rPr>
-      </w:pPr>
-      <w:r>
-        <w:rPr>
-          <w:rStyle w:val="a3"/>
-          <w:rFonts w:ascii="TH Sarabun New" w:hAnsi="TH Sarabun New"/>
-        </w:rPr>
-        <w:t>9</w:t>
-      </w:r>
-      <w:r>
-        <w:rPr>
-          <w:rStyle w:val="a3"/>
-          <w:rFonts w:ascii="TH Sarabun New" w:hAnsi="TH Sarabun New"/>
-        </w:rPr>
-        <w:t>.</w:t>
-      </w:r>
-      <w:r>
-        <w:rPr>
-          <w:rStyle w:val="a3"/>
-          <w:rFonts w:ascii="TH Sarabun New" w:hAnsi="TH Sarabun New"/>
-          <w:cs/>
-          <w:lang w:bidi="th-TH"/>
-        </w:rPr>
-        <w:t xml:space="preserve"> ขั้นตอนและวิธีดำเนินการ</w:t>
-      </w:r>
-    </w:p>
-    <w:p>
-      <w:pPr>
-        <w:pStyle w:val="a2"/>
-        <w:numPr>
-          <w:ilvl w:val="1"/>
-          <w:numId w:val="14"/>
+          <w:numId w:val="36"/>
         </w:numPr>
         <w:spacing w:after="0"/>
         <w:contextualSpacing w:val="0"/>
@@ -4801,7 +4900,7 @@
       </w:pPr>
       <w:r>
         <w:rPr>
-          <w:rStyle w:val="a3"/>
+          <w:rStyle w:val="16"/>
           <w:rFonts w:ascii="TH Sarabun New" w:hAnsi="TH Sarabun New" w:cs="TH Sarabun New"/>
           <w:color w:val="000000"/>
           <w:sz w:val="32"/>
@@ -4827,7 +4926,7 @@
       </w:r>
       <w:r>
         <w:rPr>
-          <w:rStyle w:val="a3"/>
+          <w:rStyle w:val="16"/>
           <w:rFonts w:ascii="TH Sarabun New" w:hAnsi="TH Sarabun New" w:cs="TH Sarabun New"/>
           <w:color w:val="000000"/>
           <w:sz w:val="32"/>
@@ -4840,10 +4939,10 @@
     </w:p>
     <w:p>
       <w:pPr>
-        <w:pStyle w:val="a2"/>
+        <w:pStyle w:val="15"/>
         <w:numPr>
-          <w:ilvl w:val="1"/>
-          <w:numId w:val="14"/>
+          <w:ilvl w:val="0"/>
+          <w:numId w:val="36"/>
         </w:numPr>
         <w:spacing w:after="0"/>
         <w:contextualSpacing w:val="0"/>
@@ -4853,7 +4952,7 @@
       </w:pPr>
       <w:r>
         <w:rPr>
-          <w:rStyle w:val="a3"/>
+          <w:rStyle w:val="16"/>
           <w:rFonts w:ascii="TH Sarabun New" w:hAnsi="TH Sarabun New" w:cs="TH Sarabun New"/>
           <w:color w:val="000000"/>
           <w:sz w:val="32"/>
@@ -4879,7 +4978,7 @@
       </w:r>
       <w:r>
         <w:rPr>
-          <w:rStyle w:val="a3"/>
+          <w:rStyle w:val="16"/>
           <w:rFonts w:ascii="TH Sarabun New" w:hAnsi="TH Sarabun New" w:cs="TH Sarabun New"/>
           <w:color w:val="000000"/>
           <w:sz w:val="32"/>
@@ -4892,10 +4991,10 @@
     </w:p>
     <w:p>
       <w:pPr>
-        <w:pStyle w:val="a2"/>
+        <w:pStyle w:val="15"/>
         <w:numPr>
-          <w:ilvl w:val="1"/>
-          <w:numId w:val="14"/>
+          <w:ilvl w:val="0"/>
+          <w:numId w:val="36"/>
         </w:numPr>
         <w:spacing w:after="0"/>
         <w:contextualSpacing w:val="0"/>
@@ -4905,7 +5004,7 @@
       </w:pPr>
       <w:r>
         <w:rPr>
-          <w:rStyle w:val="a3"/>
+          <w:rStyle w:val="16"/>
           <w:rFonts w:ascii="TH Sarabun New" w:hAnsi="TH Sarabun New" w:cs="TH Sarabun New"/>
           <w:color w:val="000000"/>
           <w:sz w:val="32"/>
@@ -4931,7 +5030,7 @@
       </w:r>
       <w:r>
         <w:rPr>
-          <w:rStyle w:val="a3"/>
+          <w:rStyle w:val="16"/>
           <w:rFonts w:ascii="TH Sarabun New" w:hAnsi="TH Sarabun New" w:cs="TH Sarabun New"/>
           <w:color w:val="000000"/>
           <w:sz w:val="32"/>
@@ -4944,10 +5043,10 @@
     </w:p>
     <w:p>
       <w:pPr>
-        <w:pStyle w:val="a2"/>
+        <w:pStyle w:val="15"/>
         <w:numPr>
-          <w:ilvl w:val="1"/>
-          <w:numId w:val="14"/>
+          <w:ilvl w:val="0"/>
+          <w:numId w:val="36"/>
         </w:numPr>
         <w:spacing w:after="0"/>
         <w:contextualSpacing w:val="0"/>
@@ -4957,7 +5056,7 @@
       </w:pPr>
       <w:r>
         <w:rPr>
-          <w:rStyle w:val="a3"/>
+          <w:rStyle w:val="16"/>
           <w:rFonts w:ascii="TH Sarabun New" w:hAnsi="TH Sarabun New" w:cs="TH Sarabun New"/>
           <w:color w:val="000000"/>
           <w:sz w:val="32"/>
@@ -4970,10 +5069,10 @@
     </w:p>
     <w:p>
       <w:pPr>
-        <w:pStyle w:val="a2"/>
+        <w:pStyle w:val="15"/>
         <w:numPr>
-          <w:ilvl w:val="1"/>
-          <w:numId w:val="14"/>
+          <w:ilvl w:val="0"/>
+          <w:numId w:val="36"/>
         </w:numPr>
         <w:spacing w:after="0"/>
         <w:contextualSpacing w:val="0"/>
@@ -4983,7 +5082,7 @@
       </w:pPr>
       <w:r>
         <w:rPr>
-          <w:rStyle w:val="a3"/>
+          <w:rStyle w:val="16"/>
           <w:rFonts w:ascii="TH Sarabun New" w:hAnsi="TH Sarabun New" w:cs="TH Sarabun New"/>
           <w:color w:val="000000"/>
           <w:sz w:val="32"/>
@@ -4995,7 +5094,7 @@
       </w:r>
       <w:r>
         <w:rPr>
-          <w:rStyle w:val="a3"/>
+          <w:rStyle w:val="16"/>
           <w:rFonts w:ascii="TH Sarabun New" w:hAnsi="TH Sarabun New" w:cs="TH Sarabun New"/>
           <w:color w:val="000000"/>
           <w:sz w:val="32"/>
@@ -5007,10 +5106,10 @@
     </w:p>
     <w:p>
       <w:pPr>
-        <w:pStyle w:val="a2"/>
+        <w:pStyle w:val="15"/>
         <w:numPr>
-          <w:ilvl w:val="1"/>
-          <w:numId w:val="14"/>
+          <w:ilvl w:val="0"/>
+          <w:numId w:val="36"/>
         </w:numPr>
         <w:spacing w:after="0"/>
         <w:contextualSpacing w:val="0"/>
@@ -5020,7 +5119,7 @@
       </w:pPr>
       <w:r>
         <w:rPr>
-          <w:rStyle w:val="a3"/>
+          <w:rStyle w:val="16"/>
           <w:rFonts w:ascii="TH Sarabun New" w:hAnsi="TH Sarabun New" w:cs="TH Sarabun New"/>
           <w:color w:val="000000"/>
           <w:sz w:val="32"/>
@@ -5032,7 +5131,7 @@
       </w:r>
       <w:r>
         <w:rPr>
-          <w:rStyle w:val="a3"/>
+          <w:rStyle w:val="16"/>
           <w:rFonts w:ascii="TH Sarabun New" w:hAnsi="TH Sarabun New" w:cs="TH Sarabun New"/>
           <w:color w:val="000000"/>
           <w:sz w:val="32"/>
@@ -5043,7 +5142,7 @@
       </w:r>
       <w:r>
         <w:rPr>
-          <w:rStyle w:val="a3"/>
+          <w:rStyle w:val="16"/>
           <w:rFonts w:ascii="TH Sarabun New" w:hAnsi="TH Sarabun New" w:cs="TH Sarabun New"/>
           <w:color w:val="000000"/>
           <w:sz w:val="32"/>
@@ -5056,10 +5155,10 @@
     </w:p>
     <w:p>
       <w:pPr>
-        <w:pStyle w:val="a2"/>
+        <w:pStyle w:val="15"/>
         <w:numPr>
-          <w:ilvl w:val="1"/>
-          <w:numId w:val="14"/>
+          <w:ilvl w:val="0"/>
+          <w:numId w:val="36"/>
         </w:numPr>
         <w:spacing w:after="0"/>
         <w:contextualSpacing w:val="0"/>
@@ -5069,7 +5168,7 @@
       </w:pPr>
       <w:r>
         <w:rPr>
-          <w:rStyle w:val="a3"/>
+          <w:rStyle w:val="16"/>
           <w:rFonts w:ascii="TH Sarabun New" w:hAnsi="TH Sarabun New" w:cs="TH Sarabun New"/>
           <w:color w:val="000000"/>
           <w:sz w:val="32"/>
@@ -5082,10 +5181,10 @@
     </w:p>
     <w:p>
       <w:pPr>
-        <w:pStyle w:val="a2"/>
+        <w:pStyle w:val="15"/>
         <w:numPr>
-          <w:ilvl w:val="1"/>
-          <w:numId w:val="14"/>
+          <w:ilvl w:val="0"/>
+          <w:numId w:val="36"/>
         </w:numPr>
         <w:rPr>
           <w:rFonts w:ascii="TH Sarabun New" w:hAnsi="TH Sarabun New" w:cs="TH Sarabun New"/>
@@ -5093,7 +5192,7 @@
       </w:pPr>
       <w:r>
         <w:rPr>
-          <w:rStyle w:val="a3"/>
+          <w:rStyle w:val="16"/>
           <w:rFonts w:ascii="TH Sarabun New" w:hAnsi="TH Sarabun New" w:cs="TH Sarabun New"/>
           <w:color w:val="000000"/>
           <w:sz w:val="32"/>
@@ -5106,10 +5205,10 @@
     </w:p>
     <w:p>
       <w:pPr>
-        <w:pStyle w:val="a2"/>
+        <w:pStyle w:val="15"/>
         <w:numPr>
-          <w:ilvl w:val="1"/>
-          <w:numId w:val="14"/>
+          <w:ilvl w:val="0"/>
+          <w:numId w:val="36"/>
         </w:numPr>
         <w:rPr>
           <w:rFonts w:ascii="TH Sarabun New" w:hAnsi="TH Sarabun New" w:cs="TH Sarabun New"/>
@@ -5117,7 +5216,7 @@
       </w:pPr>
       <w:r>
         <w:rPr>
-          <w:rStyle w:val="a3"/>
+          <w:rStyle w:val="16"/>
           <w:rFonts w:ascii="TH Sarabun New" w:hAnsi="TH Sarabun New" w:cs="TH Sarabun New"/>
           <w:color w:val="000000"/>
           <w:sz w:val="32"/>
@@ -5130,10 +5229,10 @@
     </w:p>
     <w:p>
       <w:pPr>
-        <w:pStyle w:val="a2"/>
+        <w:pStyle w:val="15"/>
         <w:numPr>
-          <w:ilvl w:val="1"/>
-          <w:numId w:val="14"/>
+          <w:ilvl w:val="0"/>
+          <w:numId w:val="36"/>
         </w:numPr>
         <w:rPr>
           <w:rFonts w:ascii="TH Sarabun New" w:hAnsi="TH Sarabun New" w:cs="TH Sarabun New"/>
@@ -5141,7 +5240,7 @@
       </w:pPr>
       <w:r>
         <w:rPr>
-          <w:rStyle w:val="a3"/>
+          <w:rStyle w:val="16"/>
           <w:rFonts w:ascii="TH Sarabun New" w:hAnsi="TH Sarabun New" w:cs="TH Sarabun New"/>
           <w:color w:val="000000"/>
           <w:sz w:val="32"/>
@@ -5153,7 +5252,7 @@
       </w:r>
       <w:r>
         <w:rPr>
-          <w:rStyle w:val="a3"/>
+          <w:rStyle w:val="16"/>
           <w:rFonts w:ascii="TH Sarabun New" w:hAnsi="TH Sarabun New" w:cs="TH Sarabun New"/>
           <w:color w:val="000000"/>
           <w:sz w:val="32"/>
@@ -5164,7 +5263,7 @@
       </w:r>
       <w:r>
         <w:rPr>
-          <w:rStyle w:val="a3"/>
+          <w:rStyle w:val="16"/>
           <w:rFonts w:ascii="TH Sarabun New" w:hAnsi="TH Sarabun New" w:cs="TH Sarabun New"/>
           <w:color w:val="000000"/>
           <w:sz w:val="32"/>
@@ -5177,10 +5276,10 @@
     </w:p>
     <w:p>
       <w:pPr>
-        <w:pStyle w:val="a2"/>
+        <w:pStyle w:val="15"/>
         <w:numPr>
-          <w:ilvl w:val="1"/>
-          <w:numId w:val="14"/>
+          <w:ilvl w:val="0"/>
+          <w:numId w:val="36"/>
         </w:numPr>
         <w:rPr>
           <w:rFonts w:ascii="TH Sarabun New" w:hAnsi="TH Sarabun New" w:cs="TH Sarabun New"/>
@@ -5188,7 +5287,7 @@
       </w:pPr>
       <w:r>
         <w:rPr>
-          <w:rStyle w:val="a3"/>
+          <w:rStyle w:val="16"/>
           <w:rFonts w:ascii="TH Sarabun New" w:hAnsi="TH Sarabun New" w:cs="TH Sarabun New"/>
           <w:color w:val="000000"/>
           <w:sz w:val="32"/>
@@ -5201,10 +5300,10 @@
     </w:p>
     <w:p>
       <w:pPr>
-        <w:pStyle w:val="a2"/>
+        <w:pStyle w:val="15"/>
         <w:numPr>
-          <w:ilvl w:val="1"/>
-          <w:numId w:val="14"/>
+          <w:ilvl w:val="0"/>
+          <w:numId w:val="36"/>
         </w:numPr>
         <w:rPr>
           <w:rFonts w:ascii="TH Sarabun New" w:hAnsi="TH Sarabun New" w:cs="TH Sarabun New"/>
@@ -5212,7 +5311,7 @@
       </w:pPr>
       <w:r>
         <w:rPr>
-          <w:rStyle w:val="a3"/>
+          <w:rStyle w:val="16"/>
           <w:rFonts w:ascii="TH Sarabun New" w:hAnsi="TH Sarabun New" w:cs="TH Sarabun New"/>
           <w:color w:val="000000"/>
           <w:sz w:val="32"/>
@@ -5225,7 +5324,7 @@
     </w:p>
     <w:p>
       <w:pPr>
-        <w:pStyle w:val="a"/>
+        <w:pStyle w:val="12"/>
         <w:ind w:left="1135"/>
         <w:rPr>
           <w:rFonts w:ascii="TH Sarabun New" w:hAnsi="TH Sarabun New" w:cs="TH Sarabun New"/>
@@ -5238,7 +5337,7 @@
     </w:p>
     <w:p>
       <w:pPr>
-        <w:pStyle w:val="a2"/>
+        <w:pStyle w:val="15"/>
         <w:spacing w:after="0"/>
         <w:contextualSpacing w:val="0"/>
         <w:rPr>
@@ -5261,28 +5360,28 @@
     </w:p>
     <w:p>
       <w:pPr>
-        <w:pStyle w:val="Heading1"/>
-        <w:rPr>
-          <w:rFonts w:ascii="TH Sarabun New" w:hAnsi="TH Sarabun New"/>
-        </w:rPr>
-      </w:pPr>
-      <w:r>
-        <w:rPr>
-          <w:rStyle w:val="a3"/>
+        <w:pStyle w:val="1"/>
+        <w:rPr>
+          <w:rFonts w:ascii="TH Sarabun New" w:hAnsi="TH Sarabun New"/>
+        </w:rPr>
+      </w:pPr>
+      <w:r>
+        <w:rPr>
+          <w:rStyle w:val="16"/>
           <w:rFonts w:ascii="TH Sarabun New" w:hAnsi="TH Sarabun New"/>
         </w:rPr>
         <w:t>10</w:t>
       </w:r>
       <w:r>
         <w:rPr>
-          <w:rStyle w:val="a3"/>
+          <w:rStyle w:val="16"/>
           <w:rFonts w:ascii="TH Sarabun New" w:hAnsi="TH Sarabun New"/>
         </w:rPr>
         <w:t>.</w:t>
       </w:r>
       <w:r>
         <w:rPr>
-          <w:rStyle w:val="a3"/>
+          <w:rStyle w:val="16"/>
           <w:rFonts w:ascii="TH Sarabun New" w:hAnsi="TH Sarabun New"/>
           <w:cs/>
           <w:lang w:bidi="th-TH"/>
@@ -5292,7 +5391,7 @@
     </w:p>
     <w:p>
       <w:pPr>
-        <w:pStyle w:val="a2"/>
+        <w:pStyle w:val="15"/>
         <w:spacing w:after="0"/>
         <w:contextualSpacing w:val="0"/>
         <w:rPr>
@@ -5301,7 +5400,7 @@
       </w:pPr>
       <w:r>
         <w:rPr>
-          <w:rStyle w:val="a3"/>
+          <w:rStyle w:val="16"/>
           <w:rFonts w:ascii="TH Sarabun New" w:hAnsi="TH Sarabun New" w:cs="TH Sarabun New"/>
           <w:color w:val="C9211E"/>
           <w:sz w:val="32"/>
@@ -5313,7 +5412,7 @@
       </w:r>
       <w:r>
         <w:rPr>
-          <w:rStyle w:val="a3"/>
+          <w:rStyle w:val="16"/>
           <w:rFonts w:ascii="TH Sarabun New" w:hAnsi="TH Sarabun New" w:cs="TH Sarabun New"/>
           <w:color w:val="C9211E"/>
           <w:sz w:val="32"/>
@@ -5323,7 +5422,7 @@
       </w:r>
       <w:r>
         <w:rPr>
-          <w:rStyle w:val="a3"/>
+          <w:rStyle w:val="16"/>
           <w:rFonts w:ascii="TH Sarabun New" w:hAnsi="TH Sarabun New" w:cs="TH Sarabun New"/>
           <w:color w:val="C9211E"/>
           <w:sz w:val="32"/>
@@ -5334,7 +5433,7 @@
       </w:r>
       <w:r>
         <w:rPr>
-          <w:rStyle w:val="a3"/>
+          <w:rStyle w:val="16"/>
           <w:rFonts w:ascii="TH Sarabun New" w:hAnsi="TH Sarabun New" w:cs="TH Sarabun New"/>
           <w:color w:val="C9211E"/>
           <w:sz w:val="32"/>
@@ -5357,28 +5456,28 @@
     </w:p>
     <w:p>
       <w:pPr>
-        <w:pStyle w:val="Heading1"/>
-        <w:rPr>
-          <w:rFonts w:ascii="TH Sarabun New" w:hAnsi="TH Sarabun New"/>
-        </w:rPr>
-      </w:pPr>
-      <w:r>
-        <w:rPr>
-          <w:rStyle w:val="a3"/>
+        <w:pStyle w:val="1"/>
+        <w:rPr>
+          <w:rFonts w:ascii="TH Sarabun New" w:hAnsi="TH Sarabun New"/>
+        </w:rPr>
+      </w:pPr>
+      <w:r>
+        <w:rPr>
+          <w:rStyle w:val="16"/>
           <w:rFonts w:ascii="TH Sarabun New" w:hAnsi="TH Sarabun New"/>
         </w:rPr>
         <w:t>11</w:t>
       </w:r>
       <w:r>
         <w:rPr>
-          <w:rStyle w:val="a3"/>
+          <w:rStyle w:val="16"/>
           <w:rFonts w:ascii="TH Sarabun New" w:hAnsi="TH Sarabun New"/>
         </w:rPr>
         <w:t>.</w:t>
       </w:r>
       <w:r>
         <w:rPr>
-          <w:rStyle w:val="a3"/>
+          <w:rStyle w:val="16"/>
           <w:rFonts w:ascii="TH Sarabun New" w:hAnsi="TH Sarabun New"/>
           <w:cs/>
           <w:lang w:bidi="th-TH"/>
@@ -5388,7 +5487,7 @@
     </w:p>
     <w:p>
       <w:pPr>
-        <w:pStyle w:val="a2"/>
+        <w:pStyle w:val="15"/>
         <w:spacing w:after="0"/>
         <w:contextualSpacing w:val="0"/>
         <w:rPr>
@@ -5397,7 +5496,7 @@
       </w:pPr>
       <w:r>
         <w:rPr>
-          <w:rStyle w:val="a3"/>
+          <w:rStyle w:val="16"/>
           <w:rFonts w:ascii="TH Sarabun New" w:hAnsi="TH Sarabun New" w:cs="TH Sarabun New"/>
           <w:color w:val="C9211E"/>
           <w:sz w:val="32"/>
@@ -5409,7 +5508,7 @@
       </w:r>
       <w:r>
         <w:rPr>
-          <w:rStyle w:val="a3"/>
+          <w:rStyle w:val="16"/>
           <w:rFonts w:ascii="TH Sarabun New" w:hAnsi="TH Sarabun New" w:cs="TH Sarabun New"/>
           <w:color w:val="C9211E"/>
           <w:sz w:val="32"/>
@@ -5419,7 +5518,7 @@
       </w:r>
       <w:r>
         <w:rPr>
-          <w:rStyle w:val="a3"/>
+          <w:rStyle w:val="16"/>
           <w:rFonts w:ascii="TH Sarabun New" w:hAnsi="TH Sarabun New" w:cs="TH Sarabun New"/>
           <w:color w:val="C9211E"/>
           <w:sz w:val="32"/>
@@ -5431,7 +5530,7 @@
       </w:r>
       <w:r>
         <w:rPr>
-          <w:rStyle w:val="a3"/>
+          <w:rStyle w:val="16"/>
           <w:rFonts w:ascii="TH Sarabun New" w:hAnsi="TH Sarabun New" w:cs="TH Sarabun New"/>
           <w:color w:val="C9211E"/>
           <w:sz w:val="32"/>
@@ -5441,7 +5540,7 @@
       </w:r>
       <w:r>
         <w:rPr>
-          <w:rStyle w:val="a3"/>
+          <w:rStyle w:val="16"/>
           <w:rFonts w:ascii="TH Sarabun New" w:hAnsi="TH Sarabun New" w:cs="TH Sarabun New"/>
           <w:color w:val="C9211E"/>
           <w:sz w:val="32"/>
@@ -5453,7 +5552,7 @@
       </w:r>
       <w:r>
         <w:rPr>
-          <w:rStyle w:val="a3"/>
+          <w:rStyle w:val="16"/>
           <w:rFonts w:ascii="TH Sarabun New" w:hAnsi="TH Sarabun New" w:cs="TH Sarabun New"/>
           <w:color w:val="C9211E"/>
           <w:sz w:val="32"/>
@@ -5463,7 +5562,7 @@
       </w:r>
       <w:r>
         <w:rPr>
-          <w:rStyle w:val="a3"/>
+          <w:rStyle w:val="16"/>
           <w:rFonts w:ascii="TH Sarabun New" w:hAnsi="TH Sarabun New" w:cs="TH Sarabun New"/>
           <w:color w:val="C9211E"/>
           <w:sz w:val="32"/>
@@ -5475,7 +5574,7 @@
       </w:r>
       <w:r>
         <w:rPr>
-          <w:rStyle w:val="a3"/>
+          <w:rStyle w:val="16"/>
           <w:rFonts w:ascii="TH Sarabun New" w:hAnsi="TH Sarabun New" w:cs="TH Sarabun New"/>
           <w:color w:val="C9211E"/>
           <w:sz w:val="32"/>
@@ -5485,7 +5584,7 @@
       </w:r>
       <w:r>
         <w:rPr>
-          <w:rStyle w:val="a3"/>
+          <w:rStyle w:val="16"/>
           <w:rFonts w:ascii="TH Sarabun New" w:hAnsi="TH Sarabun New" w:cs="TH Sarabun New"/>
           <w:color w:val="C9211E"/>
           <w:sz w:val="32"/>
@@ -5497,7 +5596,7 @@
       </w:r>
       <w:r>
         <w:rPr>
-          <w:rStyle w:val="a3"/>
+          <w:rStyle w:val="16"/>
           <w:rFonts w:ascii="TH Sarabun New" w:hAnsi="TH Sarabun New" w:cs="TH Sarabun New"/>
           <w:color w:val="C9211E"/>
           <w:sz w:val="32"/>
@@ -5507,7 +5606,7 @@
       </w:r>
       <w:r>
         <w:rPr>
-          <w:rStyle w:val="a3"/>
+          <w:rStyle w:val="16"/>
           <w:rFonts w:ascii="TH Sarabun New" w:hAnsi="TH Sarabun New" w:cs="TH Sarabun New"/>
           <w:color w:val="C9211E"/>
           <w:sz w:val="32"/>
@@ -5518,7 +5617,7 @@
       </w:r>
       <w:r>
         <w:rPr>
-          <w:rStyle w:val="a3"/>
+          <w:rStyle w:val="16"/>
           <w:rFonts w:ascii="TH Sarabun New" w:hAnsi="TH Sarabun New" w:cs="TH Sarabun New"/>
           <w:color w:val="C9211E"/>
           <w:sz w:val="32"/>
@@ -5536,26 +5635,49 @@
           <w:rFonts w:ascii="TH Sarabun New" w:hAnsi="TH Sarabun New" w:cs="TH Sarabun New"/>
           <w:sz w:val="32"/>
           <w:szCs w:val="32"/>
-        </w:rPr>
-      </w:pPr>
-    </w:p>
-    <w:p>
-      <w:pPr>
-        <w:pStyle w:val="Heading1"/>
-        <w:rPr>
-          <w:rFonts w:ascii="TH Sarabun New" w:hAnsi="TH Sarabun New"/>
-        </w:rPr>
-      </w:pPr>
-      <w:r>
-        <w:rPr>
-          <w:rStyle w:val="a3"/>
+          <w:lang w:bidi="th-TH"/>
+        </w:rPr>
+      </w:pPr>
+      <w:hyperlink r:id="rId10" w:history="1">
+        <w:r>
+          <w:rPr>
+            <w:rStyle w:val="a7"/>
+            <w:rFonts w:ascii="TH Sarabun New" w:hAnsi="TH Sarabun New" w:cs="TH Sarabun New"/>
+            <w:sz w:val="32"/>
+            <w:szCs w:val="32"/>
+          </w:rPr>
+          <w:t>https://www.efset.org/th/cefr/</w:t>
+        </w:r>
+      </w:hyperlink>
+    </w:p>
+    <w:p>
+      <w:pPr>
+        <w:pStyle w:val="Standard"/>
+        <w:rPr>
+          <w:rFonts w:ascii="TH Sarabun New" w:hAnsi="TH Sarabun New" w:cs="TH Sarabun New"/>
+          <w:sz w:val="32"/>
+          <w:szCs w:val="32"/>
+          <w:lang w:bidi="th-TH"/>
+        </w:rPr>
+      </w:pPr>
+    </w:p>
+    <w:p>
+      <w:pPr>
+        <w:pStyle w:val="1"/>
+        <w:rPr>
+          <w:rFonts w:ascii="TH Sarabun New" w:hAnsi="TH Sarabun New"/>
+        </w:rPr>
+      </w:pPr>
+      <w:r>
+        <w:rPr>
+          <w:rStyle w:val="16"/>
           <w:rFonts w:ascii="TH Sarabun New" w:hAnsi="TH Sarabun New"/>
         </w:rPr>
         <w:t>12</w:t>
       </w:r>
       <w:r>
         <w:rPr>
-          <w:rStyle w:val="a3"/>
+          <w:rStyle w:val="16"/>
           <w:rFonts w:ascii="TH Sarabun New" w:hAnsi="TH Sarabun New"/>
           <w:cs/>
           <w:lang w:bidi="th-TH"/>
@@ -5564,7 +5686,7 @@
       </w:r>
       <w:r>
         <w:rPr>
-          <w:rStyle w:val="a3"/>
+          <w:rStyle w:val="16"/>
           <w:rFonts w:ascii="TH Sarabun New" w:hAnsi="TH Sarabun New"/>
           <w:cs/>
           <w:lang w:bidi="th-TH"/>
@@ -5573,14 +5695,14 @@
       </w:r>
       <w:r>
         <w:rPr>
-          <w:rStyle w:val="a3"/>
+          <w:rStyle w:val="16"/>
           <w:rFonts w:ascii="TH Sarabun New" w:hAnsi="TH Sarabun New"/>
         </w:rPr>
         <w:t>Appendix) (</w:t>
       </w:r>
       <w:r>
         <w:rPr>
-          <w:rStyle w:val="a3"/>
+          <w:rStyle w:val="16"/>
           <w:rFonts w:ascii="TH Sarabun New" w:hAnsi="TH Sarabun New"/>
           <w:cs/>
           <w:lang w:bidi="th-TH"/>
@@ -5590,7 +5712,7 @@
     </w:p>
     <w:p>
       <w:pPr>
-        <w:pStyle w:val="a2"/>
+        <w:pStyle w:val="15"/>
         <w:tabs>
           <w:tab w:val="left" w:pos="360"/>
         </w:tabs>
@@ -5601,7 +5723,7 @@
       </w:pPr>
       <w:r>
         <w:rPr>
-          <w:rStyle w:val="a3"/>
+          <w:rStyle w:val="16"/>
           <w:rFonts w:ascii="TH Sarabun New" w:hAnsi="TH Sarabun New" w:cs="TH Sarabun New"/>
           <w:b/>
           <w:bCs/>
@@ -5613,7 +5735,7 @@
       </w:r>
       <w:r>
         <w:rPr>
-          <w:rStyle w:val="a3"/>
+          <w:rStyle w:val="16"/>
           <w:rFonts w:ascii="TH Sarabun New" w:hAnsi="TH Sarabun New" w:cs="TH Sarabun New"/>
           <w:color w:val="C9211E"/>
           <w:sz w:val="32"/>
@@ -5625,7 +5747,7 @@
       </w:r>
       <w:r>
         <w:rPr>
-          <w:rStyle w:val="a3"/>
+          <w:rStyle w:val="16"/>
           <w:rFonts w:ascii="TH Sarabun New" w:hAnsi="TH Sarabun New" w:cs="TH Sarabun New"/>
           <w:color w:val="C9211E"/>
           <w:sz w:val="32"/>
@@ -5635,7 +5757,7 @@
       </w:r>
       <w:r>
         <w:rPr>
-          <w:rStyle w:val="a3"/>
+          <w:rStyle w:val="16"/>
           <w:rFonts w:ascii="TH Sarabun New" w:hAnsi="TH Sarabun New" w:cs="TH Sarabun New"/>
           <w:color w:val="C9211E"/>
           <w:sz w:val="32"/>
@@ -5647,7 +5769,7 @@
       </w:r>
       <w:r>
         <w:rPr>
-          <w:rStyle w:val="a3"/>
+          <w:rStyle w:val="16"/>
           <w:rFonts w:ascii="TH Sarabun New" w:hAnsi="TH Sarabun New" w:cs="TH Sarabun New"/>
           <w:color w:val="C9211E"/>
           <w:sz w:val="32"/>
@@ -5657,7 +5779,7 @@
       </w:r>
       <w:r>
         <w:rPr>
-          <w:rStyle w:val="a3"/>
+          <w:rStyle w:val="16"/>
           <w:rFonts w:ascii="TH Sarabun New" w:hAnsi="TH Sarabun New" w:cs="TH Sarabun New"/>
           <w:color w:val="C9211E"/>
           <w:sz w:val="32"/>
@@ -5668,6 +5790,294 @@
         <w:t>รูปภาพประกอบอื่น</w:t>
       </w:r>
     </w:p>
+    <w:sdt>
+      <w:sdtPr>
+        <w:id w:val="1543096619"/>
+        <w:docPartObj>
+          <w:docPartGallery w:val="Bibliographies"/>
+          <w:docPartUnique/>
+        </w:docPartObj>
+      </w:sdtPr>
+      <w:sdtEndPr>
+        <w:rPr>
+          <w:rFonts w:ascii="Liberation Serif" w:eastAsia="Noto Serif CJK SC" w:hAnsi="Liberation Serif"/>
+          <w:bCs w:val="0"/>
+          <w:sz w:val="24"/>
+          <w:szCs w:val="32"/>
+        </w:rPr>
+      </w:sdtEndPr>
+      <w:sdtContent>
+        <w:p>
+          <w:pPr>
+            <w:pStyle w:val="1"/>
+          </w:pPr>
+          <w:r>
+            <w:t>References</w:t>
+          </w:r>
+        </w:p>
+        <w:sdt>
+          <w:sdtPr>
+            <w:id w:val="-573587230"/>
+            <w:bibliography/>
+          </w:sdtPr>
+          <w:sdtEndPr>
+            <w:rPr>
+              <w:rFonts w:cs="TH Sarabun New"/>
+            </w:rPr>
+          </w:sdtEndPr>
+          <w:sdtContent>
+            <w:p>
+              <w:pPr>
+                <w:pStyle w:val="ac"/>
+                <w:rPr>
+                  <w:b/>
+                  <w:bCs/>
+                  <w:noProof/>
+                  <w:kern w:val="0"/>
+                  <w:szCs w:val="24"/>
+                </w:rPr>
+              </w:pPr>
+              <w:r>
+                <w:fldChar w:fldCharType="begin"/>
+              </w:r>
+              <w:r>
+                <w:instrText xml:space="preserve"> BIBLIOGRAPHY </w:instrText>
+              </w:r>
+              <w:r>
+                <w:fldChar w:fldCharType="separate"/>
+              </w:r>
+              <w:r>
+                <w:rPr>
+                  <w:rFonts w:cs="Angsana New" w:hint="cs"/>
+                  <w:noProof/>
+                  <w:cs/>
+                </w:rPr>
+                <w:t xml:space="preserve">1. </w:t>
+              </w:r>
+              <w:r>
+                <w:rPr>
+                  <w:rFonts w:hint="cs"/>
+                  <w:b/>
+                  <w:bCs/>
+                  <w:noProof/>
+                </w:rPr>
+                <w:t xml:space="preserve">CEFR </w:t>
+              </w:r>
+              <w:r>
+                <w:rPr>
+                  <w:rFonts w:cs="Angsana New" w:hint="cs"/>
+                  <w:b/>
+                  <w:bCs/>
+                  <w:noProof/>
+                  <w:cs/>
+                </w:rPr>
+                <w:t xml:space="preserve">และ </w:t>
+              </w:r>
+              <w:r>
+                <w:rPr>
+                  <w:rFonts w:hint="cs"/>
+                  <w:b/>
+                  <w:bCs/>
+                  <w:noProof/>
+                </w:rPr>
+                <w:t>EF SET</w:t>
+              </w:r>
+              <w:r>
+                <w:rPr>
+                  <w:rFonts w:cs="Angsana New" w:hint="cs"/>
+                  <w:b/>
+                  <w:bCs/>
+                  <w:noProof/>
+                  <w:cs/>
+                </w:rPr>
+                <w:t xml:space="preserve">. </w:t>
+              </w:r>
+              <w:r>
+                <w:rPr>
+                  <w:rFonts w:hint="cs"/>
+                  <w:b/>
+                  <w:bCs/>
+                  <w:i/>
+                  <w:iCs/>
+                  <w:noProof/>
+                </w:rPr>
+                <w:t xml:space="preserve">CEFR </w:t>
+              </w:r>
+              <w:r>
+                <w:rPr>
+                  <w:rFonts w:cs="Angsana New" w:hint="cs"/>
+                  <w:b/>
+                  <w:bCs/>
+                  <w:i/>
+                  <w:iCs/>
+                  <w:noProof/>
+                  <w:cs/>
+                </w:rPr>
+                <w:t xml:space="preserve">และ </w:t>
+              </w:r>
+              <w:r>
+                <w:rPr>
+                  <w:rFonts w:hint="cs"/>
+                  <w:b/>
+                  <w:bCs/>
+                  <w:i/>
+                  <w:iCs/>
+                  <w:noProof/>
+                </w:rPr>
+                <w:t>EF SET</w:t>
+              </w:r>
+              <w:r>
+                <w:rPr>
+                  <w:rFonts w:cs="Angsana New" w:hint="cs"/>
+                  <w:b/>
+                  <w:bCs/>
+                  <w:i/>
+                  <w:iCs/>
+                  <w:noProof/>
+                  <w:cs/>
+                </w:rPr>
+                <w:t xml:space="preserve">. </w:t>
+              </w:r>
+              <w:r>
+                <w:rPr>
+                  <w:rFonts w:cs="Angsana New" w:hint="cs"/>
+                  <w:b/>
+                  <w:bCs/>
+                  <w:noProof/>
+                  <w:cs/>
+                </w:rPr>
+                <w:t xml:space="preserve">[ออนไลน์] 2 มีนาคม 2026. </w:t>
+              </w:r>
+              <w:r>
+                <w:rPr>
+                  <w:rFonts w:hint="cs"/>
+                  <w:b/>
+                  <w:bCs/>
+                  <w:noProof/>
+                </w:rPr>
+                <w:t>https</w:t>
+              </w:r>
+              <w:r>
+                <w:rPr>
+                  <w:rFonts w:cs="Angsana New" w:hint="cs"/>
+                  <w:b/>
+                  <w:bCs/>
+                  <w:noProof/>
+                  <w:cs/>
+                </w:rPr>
+                <w:t>://</w:t>
+              </w:r>
+              <w:r>
+                <w:rPr>
+                  <w:rFonts w:hint="cs"/>
+                  <w:b/>
+                  <w:bCs/>
+                  <w:noProof/>
+                </w:rPr>
+                <w:t>www</w:t>
+              </w:r>
+              <w:r>
+                <w:rPr>
+                  <w:rFonts w:cs="Angsana New" w:hint="cs"/>
+                  <w:b/>
+                  <w:bCs/>
+                  <w:noProof/>
+                  <w:cs/>
+                </w:rPr>
+                <w:t>.</w:t>
+              </w:r>
+              <w:r>
+                <w:rPr>
+                  <w:rFonts w:hint="cs"/>
+                  <w:b/>
+                  <w:bCs/>
+                  <w:noProof/>
+                </w:rPr>
+                <w:t>efset</w:t>
+              </w:r>
+              <w:r>
+                <w:rPr>
+                  <w:rFonts w:cs="Angsana New" w:hint="cs"/>
+                  <w:b/>
+                  <w:bCs/>
+                  <w:noProof/>
+                  <w:cs/>
+                </w:rPr>
+                <w:t>.</w:t>
+              </w:r>
+              <w:r>
+                <w:rPr>
+                  <w:rFonts w:hint="cs"/>
+                  <w:b/>
+                  <w:bCs/>
+                  <w:noProof/>
+                </w:rPr>
+                <w:t>org</w:t>
+              </w:r>
+              <w:r>
+                <w:rPr>
+                  <w:rFonts w:cs="Angsana New" w:hint="cs"/>
+                  <w:b/>
+                  <w:bCs/>
+                  <w:noProof/>
+                  <w:cs/>
+                </w:rPr>
+                <w:t>/</w:t>
+              </w:r>
+              <w:r>
+                <w:rPr>
+                  <w:rFonts w:hint="cs"/>
+                  <w:b/>
+                  <w:bCs/>
+                  <w:noProof/>
+                </w:rPr>
+                <w:t>th</w:t>
+              </w:r>
+              <w:r>
+                <w:rPr>
+                  <w:rFonts w:cs="Angsana New" w:hint="cs"/>
+                  <w:b/>
+                  <w:bCs/>
+                  <w:noProof/>
+                  <w:cs/>
+                </w:rPr>
+                <w:t>/</w:t>
+              </w:r>
+              <w:r>
+                <w:rPr>
+                  <w:rFonts w:hint="cs"/>
+                  <w:b/>
+                  <w:bCs/>
+                  <w:noProof/>
+                </w:rPr>
+                <w:t>cefr</w:t>
+              </w:r>
+              <w:r>
+                <w:rPr>
+                  <w:rFonts w:cs="Angsana New" w:hint="cs"/>
+                  <w:b/>
+                  <w:bCs/>
+                  <w:noProof/>
+                  <w:cs/>
+                </w:rPr>
+                <w:t>/.</w:t>
+              </w:r>
+            </w:p>
+            <w:p>
+              <w:r>
+                <w:rPr>
+                  <w:b/>
+                  <w:bCs/>
+                  <w:noProof/>
+                </w:rPr>
+                <w:fldChar w:fldCharType="end"/>
+              </w:r>
+            </w:p>
+          </w:sdtContent>
+        </w:sdt>
+      </w:sdtContent>
+    </w:sdt>
+    <w:p/>
     <w:p>
       <w:pPr>
         <w:pStyle w:val="Standard"/>
@@ -6718,6 +7128,92 @@
     </w:lvl>
   </w:abstractNum>
   <w:abstractNum w:abstractNumId="10" w15:restartNumberingAfterBreak="0">
+    <w:nsid w:val="2D8755DB"/>
+    <w:multiLevelType w:val="hybridMultilevel"/>
+    <w:tmpl w:val="ED7A077E"/>
+    <w:lvl w:ilvl="0" w:tplc="0409000F">
+      <w:start w:val="1"/>
+      <w:numFmt w:val="decimal"/>
+      <w:lvlText w:val="%1."/>
+      <w:lvlJc w:val="left"/>
+      <w:pPr>
+        <w:ind w:left="1440" w:hanging="360"/>
+      </w:pPr>
+    </w:lvl>
+    <w:lvl w:ilvl="1" w:tplc="04090019" w:tentative="1">
+      <w:start w:val="1"/>
+      <w:numFmt w:val="lowerLetter"/>
+      <w:lvlText w:val="%2."/>
+      <w:lvlJc w:val="left"/>
+      <w:pPr>
+        <w:ind w:left="2160" w:hanging="360"/>
+      </w:pPr>
+    </w:lvl>
+    <w:lvl w:ilvl="2" w:tplc="0409001B" w:tentative="1">
+      <w:start w:val="1"/>
+      <w:numFmt w:val="lowerRoman"/>
+      <w:lvlText w:val="%3."/>
+      <w:lvlJc w:val="right"/>
+      <w:pPr>
+        <w:ind w:left="2880" w:hanging="180"/>
+      </w:pPr>
+    </w:lvl>
+    <w:lvl w:ilvl="3" w:tplc="0409000F" w:tentative="1">
+      <w:start w:val="1"/>
+      <w:numFmt w:val="decimal"/>
+      <w:lvlText w:val="%4."/>
+      <w:lvlJc w:val="left"/>
+      <w:pPr>
+        <w:ind w:left="3600" w:hanging="360"/>
+      </w:pPr>
+    </w:lvl>
+    <w:lvl w:ilvl="4" w:tplc="04090019" w:tentative="1">
+      <w:start w:val="1"/>
+      <w:numFmt w:val="lowerLetter"/>
+      <w:lvlText w:val="%5."/>
+      <w:lvlJc w:val="left"/>
+      <w:pPr>
+        <w:ind w:left="4320" w:hanging="360"/>
+      </w:pPr>
+    </w:lvl>
+    <w:lvl w:ilvl="5" w:tplc="0409001B" w:tentative="1">
+      <w:start w:val="1"/>
+      <w:numFmt w:val="lowerRoman"/>
+      <w:lvlText w:val="%6."/>
+      <w:lvlJc w:val="right"/>
+      <w:pPr>
+        <w:ind w:left="5040" w:hanging="180"/>
+      </w:pPr>
+    </w:lvl>
+    <w:lvl w:ilvl="6" w:tplc="0409000F" w:tentative="1">
+      <w:start w:val="1"/>
+      <w:numFmt w:val="decimal"/>
+      <w:lvlText w:val="%7."/>
+      <w:lvlJc w:val="left"/>
+      <w:pPr>
+        <w:ind w:left="5760" w:hanging="360"/>
+      </w:pPr>
+    </w:lvl>
+    <w:lvl w:ilvl="7" w:tplc="04090019" w:tentative="1">
+      <w:start w:val="1"/>
+      <w:numFmt w:val="lowerLetter"/>
+      <w:lvlText w:val="%8."/>
+      <w:lvlJc w:val="left"/>
+      <w:pPr>
+        <w:ind w:left="6480" w:hanging="360"/>
+      </w:pPr>
+    </w:lvl>
+    <w:lvl w:ilvl="8" w:tplc="0409001B" w:tentative="1">
+      <w:start w:val="1"/>
+      <w:numFmt w:val="lowerRoman"/>
+      <w:lvlText w:val="%9."/>
+      <w:lvlJc w:val="right"/>
+      <w:pPr>
+        <w:ind w:left="7200" w:hanging="180"/>
+      </w:pPr>
+    </w:lvl>
+  </w:abstractNum>
+  <w:abstractNum w:abstractNumId="11" w15:restartNumberingAfterBreak="0">
     <w:nsid w:val="32FB7955"/>
     <w:multiLevelType w:val="multilevel"/>
     <w:tmpl w:val="066255C6"/>
@@ -6821,7 +7317,7 @@
       </w:rPr>
     </w:lvl>
   </w:abstractNum>
-  <w:abstractNum w:abstractNumId="11" w15:restartNumberingAfterBreak="0">
+  <w:abstractNum w:abstractNumId="12" w15:restartNumberingAfterBreak="0">
     <w:nsid w:val="35401FC6"/>
     <w:multiLevelType w:val="multilevel"/>
     <w:tmpl w:val="0409001F"/>
@@ -6907,7 +7403,7 @@
       </w:pPr>
     </w:lvl>
   </w:abstractNum>
-  <w:abstractNum w:abstractNumId="12" w15:restartNumberingAfterBreak="0">
+  <w:abstractNum w:abstractNumId="13" w15:restartNumberingAfterBreak="0">
     <w:nsid w:val="36982CA4"/>
     <w:multiLevelType w:val="hybridMultilevel"/>
     <w:tmpl w:val="B33CBADA"/>
@@ -6993,7 +7489,7 @@
       </w:pPr>
     </w:lvl>
   </w:abstractNum>
-  <w:abstractNum w:abstractNumId="13" w15:restartNumberingAfterBreak="0">
+  <w:abstractNum w:abstractNumId="14" w15:restartNumberingAfterBreak="0">
     <w:nsid w:val="388057C1"/>
     <w:multiLevelType w:val="multilevel"/>
     <w:tmpl w:val="8DEAED26"/>
@@ -7097,7 +7593,7 @@
       </w:rPr>
     </w:lvl>
   </w:abstractNum>
-  <w:abstractNum w:abstractNumId="14" w15:restartNumberingAfterBreak="0">
+  <w:abstractNum w:abstractNumId="15" w15:restartNumberingAfterBreak="0">
     <w:nsid w:val="3B172D3A"/>
     <w:multiLevelType w:val="multilevel"/>
     <w:tmpl w:val="0409001F"/>
@@ -7183,7 +7679,179 @@
       </w:pPr>
     </w:lvl>
   </w:abstractNum>
-  <w:abstractNum w:abstractNumId="15" w15:restartNumberingAfterBreak="0">
+  <w:abstractNum w:abstractNumId="16" w15:restartNumberingAfterBreak="0">
+    <w:nsid w:val="3D825932"/>
+    <w:multiLevelType w:val="hybridMultilevel"/>
+    <w:tmpl w:val="1524447A"/>
+    <w:lvl w:ilvl="0" w:tplc="0409000F">
+      <w:start w:val="1"/>
+      <w:numFmt w:val="decimal"/>
+      <w:lvlText w:val="%1."/>
+      <w:lvlJc w:val="left"/>
+      <w:pPr>
+        <w:ind w:left="1800" w:hanging="360"/>
+      </w:pPr>
+    </w:lvl>
+    <w:lvl w:ilvl="1" w:tplc="04090019" w:tentative="1">
+      <w:start w:val="1"/>
+      <w:numFmt w:val="lowerLetter"/>
+      <w:lvlText w:val="%2."/>
+      <w:lvlJc w:val="left"/>
+      <w:pPr>
+        <w:ind w:left="2520" w:hanging="360"/>
+      </w:pPr>
+    </w:lvl>
+    <w:lvl w:ilvl="2" w:tplc="0409001B" w:tentative="1">
+      <w:start w:val="1"/>
+      <w:numFmt w:val="lowerRoman"/>
+      <w:lvlText w:val="%3."/>
+      <w:lvlJc w:val="right"/>
+      <w:pPr>
+        <w:ind w:left="3240" w:hanging="180"/>
+      </w:pPr>
+    </w:lvl>
+    <w:lvl w:ilvl="3" w:tplc="0409000F" w:tentative="1">
+      <w:start w:val="1"/>
+      <w:numFmt w:val="decimal"/>
+      <w:lvlText w:val="%4."/>
+      <w:lvlJc w:val="left"/>
+      <w:pPr>
+        <w:ind w:left="3960" w:hanging="360"/>
+      </w:pPr>
+    </w:lvl>
+    <w:lvl w:ilvl="4" w:tplc="04090019" w:tentative="1">
+      <w:start w:val="1"/>
+      <w:numFmt w:val="lowerLetter"/>
+      <w:lvlText w:val="%5."/>
+      <w:lvlJc w:val="left"/>
+      <w:pPr>
+        <w:ind w:left="4680" w:hanging="360"/>
+      </w:pPr>
+    </w:lvl>
+    <w:lvl w:ilvl="5" w:tplc="0409001B" w:tentative="1">
+      <w:start w:val="1"/>
+      <w:numFmt w:val="lowerRoman"/>
+      <w:lvlText w:val="%6."/>
+      <w:lvlJc w:val="right"/>
+      <w:pPr>
+        <w:ind w:left="5400" w:hanging="180"/>
+      </w:pPr>
+    </w:lvl>
+    <w:lvl w:ilvl="6" w:tplc="0409000F" w:tentative="1">
+      <w:start w:val="1"/>
+      <w:numFmt w:val="decimal"/>
+      <w:lvlText w:val="%7."/>
+      <w:lvlJc w:val="left"/>
+      <w:pPr>
+        <w:ind w:left="6120" w:hanging="360"/>
+      </w:pPr>
+    </w:lvl>
+    <w:lvl w:ilvl="7" w:tplc="04090019" w:tentative="1">
+      <w:start w:val="1"/>
+      <w:numFmt w:val="lowerLetter"/>
+      <w:lvlText w:val="%8."/>
+      <w:lvlJc w:val="left"/>
+      <w:pPr>
+        <w:ind w:left="6840" w:hanging="360"/>
+      </w:pPr>
+    </w:lvl>
+    <w:lvl w:ilvl="8" w:tplc="0409001B" w:tentative="1">
+      <w:start w:val="1"/>
+      <w:numFmt w:val="lowerRoman"/>
+      <w:lvlText w:val="%9."/>
+      <w:lvlJc w:val="right"/>
+      <w:pPr>
+        <w:ind w:left="7560" w:hanging="180"/>
+      </w:pPr>
+    </w:lvl>
+  </w:abstractNum>
+  <w:abstractNum w:abstractNumId="17" w15:restartNumberingAfterBreak="0">
+    <w:nsid w:val="3F6535F5"/>
+    <w:multiLevelType w:val="hybridMultilevel"/>
+    <w:tmpl w:val="80281132"/>
+    <w:lvl w:ilvl="0" w:tplc="0409000F">
+      <w:start w:val="1"/>
+      <w:numFmt w:val="decimal"/>
+      <w:lvlText w:val="%1."/>
+      <w:lvlJc w:val="left"/>
+      <w:pPr>
+        <w:ind w:left="720" w:hanging="360"/>
+      </w:pPr>
+    </w:lvl>
+    <w:lvl w:ilvl="1" w:tplc="04090019" w:tentative="1">
+      <w:start w:val="1"/>
+      <w:numFmt w:val="lowerLetter"/>
+      <w:lvlText w:val="%2."/>
+      <w:lvlJc w:val="left"/>
+      <w:pPr>
+        <w:ind w:left="1440" w:hanging="360"/>
+      </w:pPr>
+    </w:lvl>
+    <w:lvl w:ilvl="2" w:tplc="0409001B" w:tentative="1">
+      <w:start w:val="1"/>
+      <w:numFmt w:val="lowerRoman"/>
+      <w:lvlText w:val="%3."/>
+      <w:lvlJc w:val="right"/>
+      <w:pPr>
+        <w:ind w:left="2160" w:hanging="180"/>
+      </w:pPr>
+    </w:lvl>
+    <w:lvl w:ilvl="3" w:tplc="0409000F" w:tentative="1">
+      <w:start w:val="1"/>
+      <w:numFmt w:val="decimal"/>
+      <w:lvlText w:val="%4."/>
+      <w:lvlJc w:val="left"/>
+      <w:pPr>
+        <w:ind w:left="2880" w:hanging="360"/>
+      </w:pPr>
+    </w:lvl>
+    <w:lvl w:ilvl="4" w:tplc="04090019" w:tentative="1">
+      <w:start w:val="1"/>
+      <w:numFmt w:val="lowerLetter"/>
+      <w:lvlText w:val="%5."/>
+      <w:lvlJc w:val="left"/>
+      <w:pPr>
+        <w:ind w:left="3600" w:hanging="360"/>
+      </w:pPr>
+    </w:lvl>
+    <w:lvl w:ilvl="5" w:tplc="0409001B" w:tentative="1">
+      <w:start w:val="1"/>
+      <w:numFmt w:val="lowerRoman"/>
+      <w:lvlText w:val="%6."/>
+      <w:lvlJc w:val="right"/>
+      <w:pPr>
+        <w:ind w:left="4320" w:hanging="180"/>
+      </w:pPr>
+    </w:lvl>
+    <w:lvl w:ilvl="6" w:tplc="0409000F" w:tentative="1">
+      <w:start w:val="1"/>
+      <w:numFmt w:val="decimal"/>
+      <w:lvlText w:val="%7."/>
+      <w:lvlJc w:val="left"/>
+      <w:pPr>
+        <w:ind w:left="5040" w:hanging="360"/>
+      </w:pPr>
+    </w:lvl>
+    <w:lvl w:ilvl="7" w:tplc="04090019" w:tentative="1">
+      <w:start w:val="1"/>
+      <w:numFmt w:val="lowerLetter"/>
+      <w:lvlText w:val="%8."/>
+      <w:lvlJc w:val="left"/>
+      <w:pPr>
+        <w:ind w:left="5760" w:hanging="360"/>
+      </w:pPr>
+    </w:lvl>
+    <w:lvl w:ilvl="8" w:tplc="0409001B" w:tentative="1">
+      <w:start w:val="1"/>
+      <w:numFmt w:val="lowerRoman"/>
+      <w:lvlText w:val="%9."/>
+      <w:lvlJc w:val="right"/>
+      <w:pPr>
+        <w:ind w:left="6480" w:hanging="180"/>
+      </w:pPr>
+    </w:lvl>
+  </w:abstractNum>
+  <w:abstractNum w:abstractNumId="18" w15:restartNumberingAfterBreak="0">
     <w:nsid w:val="40264194"/>
     <w:multiLevelType w:val="multilevel"/>
     <w:tmpl w:val="F626C44C"/>
@@ -7287,7 +7955,7 @@
       </w:rPr>
     </w:lvl>
   </w:abstractNum>
-  <w:abstractNum w:abstractNumId="16" w15:restartNumberingAfterBreak="0">
+  <w:abstractNum w:abstractNumId="19" w15:restartNumberingAfterBreak="0">
     <w:nsid w:val="459C31D4"/>
     <w:multiLevelType w:val="multilevel"/>
     <w:tmpl w:val="C366CA66"/>
@@ -7383,7 +8051,7 @@
       </w:pPr>
     </w:lvl>
   </w:abstractNum>
-  <w:abstractNum w:abstractNumId="17" w15:restartNumberingAfterBreak="0">
+  <w:abstractNum w:abstractNumId="20" w15:restartNumberingAfterBreak="0">
     <w:nsid w:val="49964BD1"/>
     <w:multiLevelType w:val="multilevel"/>
     <w:tmpl w:val="7F94F410"/>
@@ -7469,7 +8137,7 @@
       </w:pPr>
     </w:lvl>
   </w:abstractNum>
-  <w:abstractNum w:abstractNumId="18" w15:restartNumberingAfterBreak="0">
+  <w:abstractNum w:abstractNumId="21" w15:restartNumberingAfterBreak="0">
     <w:nsid w:val="4B0F4E5F"/>
     <w:multiLevelType w:val="multilevel"/>
     <w:tmpl w:val="A69E79D6"/>
@@ -7555,7 +8223,7 @@
       </w:pPr>
     </w:lvl>
   </w:abstractNum>
-  <w:abstractNum w:abstractNumId="19" w15:restartNumberingAfterBreak="0">
+  <w:abstractNum w:abstractNumId="22" w15:restartNumberingAfterBreak="0">
     <w:nsid w:val="5192069C"/>
     <w:multiLevelType w:val="multilevel"/>
     <w:tmpl w:val="68FE5D82"/>
@@ -7651,7 +8319,7 @@
       </w:pPr>
     </w:lvl>
   </w:abstractNum>
-  <w:abstractNum w:abstractNumId="20" w15:restartNumberingAfterBreak="0">
+  <w:abstractNum w:abstractNumId="23" w15:restartNumberingAfterBreak="0">
     <w:nsid w:val="57EF2240"/>
     <w:multiLevelType w:val="hybridMultilevel"/>
     <w:tmpl w:val="5F8CECDA"/>
@@ -7737,7 +8405,7 @@
       </w:pPr>
     </w:lvl>
   </w:abstractNum>
-  <w:abstractNum w:abstractNumId="21" w15:restartNumberingAfterBreak="0">
+  <w:abstractNum w:abstractNumId="24" w15:restartNumberingAfterBreak="0">
     <w:nsid w:val="588E05DF"/>
     <w:multiLevelType w:val="multilevel"/>
     <w:tmpl w:val="DA4AD95C"/>
@@ -7841,7 +8509,7 @@
       </w:rPr>
     </w:lvl>
   </w:abstractNum>
-  <w:abstractNum w:abstractNumId="22" w15:restartNumberingAfterBreak="0">
+  <w:abstractNum w:abstractNumId="25" w15:restartNumberingAfterBreak="0">
     <w:nsid w:val="5BA7657E"/>
     <w:multiLevelType w:val="multilevel"/>
     <w:tmpl w:val="A39294F6"/>
@@ -7945,7 +8613,7 @@
       </w:rPr>
     </w:lvl>
   </w:abstractNum>
-  <w:abstractNum w:abstractNumId="23" w15:restartNumberingAfterBreak="0">
+  <w:abstractNum w:abstractNumId="26" w15:restartNumberingAfterBreak="0">
     <w:nsid w:val="5BE81EB0"/>
     <w:multiLevelType w:val="multilevel"/>
     <w:tmpl w:val="02945C46"/>
@@ -8049,7 +8717,7 @@
       </w:rPr>
     </w:lvl>
   </w:abstractNum>
-  <w:abstractNum w:abstractNumId="24" w15:restartNumberingAfterBreak="0">
+  <w:abstractNum w:abstractNumId="27" w15:restartNumberingAfterBreak="0">
     <w:nsid w:val="63784447"/>
     <w:multiLevelType w:val="multilevel"/>
     <w:tmpl w:val="3B3A7FD6"/>
@@ -8135,7 +8803,7 @@
       </w:pPr>
     </w:lvl>
   </w:abstractNum>
-  <w:abstractNum w:abstractNumId="25" w15:restartNumberingAfterBreak="0">
+  <w:abstractNum w:abstractNumId="28" w15:restartNumberingAfterBreak="0">
     <w:nsid w:val="6ABD18B1"/>
     <w:multiLevelType w:val="multilevel"/>
     <w:tmpl w:val="B7140BA4"/>
@@ -8255,7 +8923,7 @@
       </w:rPr>
     </w:lvl>
   </w:abstractNum>
-  <w:abstractNum w:abstractNumId="26" w15:restartNumberingAfterBreak="0">
+  <w:abstractNum w:abstractNumId="29" w15:restartNumberingAfterBreak="0">
     <w:nsid w:val="6B4756D2"/>
     <w:multiLevelType w:val="multilevel"/>
     <w:tmpl w:val="0409001F"/>
@@ -8341,7 +9009,7 @@
       </w:pPr>
     </w:lvl>
   </w:abstractNum>
-  <w:abstractNum w:abstractNumId="27" w15:restartNumberingAfterBreak="0">
+  <w:abstractNum w:abstractNumId="30" w15:restartNumberingAfterBreak="0">
     <w:nsid w:val="730842EC"/>
     <w:multiLevelType w:val="multilevel"/>
     <w:tmpl w:val="419A210A"/>
@@ -8463,7 +9131,7 @@
       </w:rPr>
     </w:lvl>
   </w:abstractNum>
-  <w:abstractNum w:abstractNumId="28" w15:restartNumberingAfterBreak="0">
+  <w:abstractNum w:abstractNumId="31" w15:restartNumberingAfterBreak="0">
     <w:nsid w:val="74F366FB"/>
     <w:multiLevelType w:val="hybridMultilevel"/>
     <w:tmpl w:val="0630D7F0"/>
@@ -8549,7 +9217,7 @@
       </w:pPr>
     </w:lvl>
   </w:abstractNum>
-  <w:abstractNum w:abstractNumId="29" w15:restartNumberingAfterBreak="0">
+  <w:abstractNum w:abstractNumId="32" w15:restartNumberingAfterBreak="0">
     <w:nsid w:val="766D038E"/>
     <w:multiLevelType w:val="multilevel"/>
     <w:tmpl w:val="0409001F"/>
@@ -8635,7 +9303,7 @@
       </w:pPr>
     </w:lvl>
   </w:abstractNum>
-  <w:abstractNum w:abstractNumId="30" w15:restartNumberingAfterBreak="0">
+  <w:abstractNum w:abstractNumId="33" w15:restartNumberingAfterBreak="0">
     <w:nsid w:val="7B2B017C"/>
     <w:multiLevelType w:val="hybridMultilevel"/>
     <w:tmpl w:val="64C0A228"/>
@@ -8721,7 +9389,93 @@
       </w:pPr>
     </w:lvl>
   </w:abstractNum>
-  <w:abstractNum w:abstractNumId="31" w15:restartNumberingAfterBreak="0">
+  <w:abstractNum w:abstractNumId="34" w15:restartNumberingAfterBreak="0">
+    <w:nsid w:val="7B93093D"/>
+    <w:multiLevelType w:val="hybridMultilevel"/>
+    <w:tmpl w:val="31DAE736"/>
+    <w:lvl w:ilvl="0" w:tplc="0409000F">
+      <w:start w:val="1"/>
+      <w:numFmt w:val="decimal"/>
+      <w:lvlText w:val="%1."/>
+      <w:lvlJc w:val="left"/>
+      <w:pPr>
+        <w:ind w:left="720" w:hanging="360"/>
+      </w:pPr>
+    </w:lvl>
+    <w:lvl w:ilvl="1" w:tplc="04090019" w:tentative="1">
+      <w:start w:val="1"/>
+      <w:numFmt w:val="lowerLetter"/>
+      <w:lvlText w:val="%2."/>
+      <w:lvlJc w:val="left"/>
+      <w:pPr>
+        <w:ind w:left="1440" w:hanging="360"/>
+      </w:pPr>
+    </w:lvl>
+    <w:lvl w:ilvl="2" w:tplc="0409001B" w:tentative="1">
+      <w:start w:val="1"/>
+      <w:numFmt w:val="lowerRoman"/>
+      <w:lvlText w:val="%3."/>
+      <w:lvlJc w:val="right"/>
+      <w:pPr>
+        <w:ind w:left="2160" w:hanging="180"/>
+      </w:pPr>
+    </w:lvl>
+    <w:lvl w:ilvl="3" w:tplc="0409000F" w:tentative="1">
+      <w:start w:val="1"/>
+      <w:numFmt w:val="decimal"/>
+      <w:lvlText w:val="%4."/>
+      <w:lvlJc w:val="left"/>
+      <w:pPr>
+        <w:ind w:left="2880" w:hanging="360"/>
+      </w:pPr>
+    </w:lvl>
+    <w:lvl w:ilvl="4" w:tplc="04090019" w:tentative="1">
+      <w:start w:val="1"/>
+      <w:numFmt w:val="lowerLetter"/>
+      <w:lvlText w:val="%5."/>
+      <w:lvlJc w:val="left"/>
+      <w:pPr>
+        <w:ind w:left="3600" w:hanging="360"/>
+      </w:pPr>
+    </w:lvl>
+    <w:lvl w:ilvl="5" w:tplc="0409001B" w:tentative="1">
+      <w:start w:val="1"/>
+      <w:numFmt w:val="lowerRoman"/>
+      <w:lvlText w:val="%6."/>
+      <w:lvlJc w:val="right"/>
+      <w:pPr>
+        <w:ind w:left="4320" w:hanging="180"/>
+      </w:pPr>
+    </w:lvl>
+    <w:lvl w:ilvl="6" w:tplc="0409000F" w:tentative="1">
+      <w:start w:val="1"/>
+      <w:numFmt w:val="decimal"/>
+      <w:lvlText w:val="%7."/>
+      <w:lvlJc w:val="left"/>
+      <w:pPr>
+        <w:ind w:left="5040" w:hanging="360"/>
+      </w:pPr>
+    </w:lvl>
+    <w:lvl w:ilvl="7" w:tplc="04090019" w:tentative="1">
+      <w:start w:val="1"/>
+      <w:numFmt w:val="lowerLetter"/>
+      <w:lvlText w:val="%8."/>
+      <w:lvlJc w:val="left"/>
+      <w:pPr>
+        <w:ind w:left="5760" w:hanging="360"/>
+      </w:pPr>
+    </w:lvl>
+    <w:lvl w:ilvl="8" w:tplc="0409001B" w:tentative="1">
+      <w:start w:val="1"/>
+      <w:numFmt w:val="lowerRoman"/>
+      <w:lvlText w:val="%9."/>
+      <w:lvlJc w:val="right"/>
+      <w:pPr>
+        <w:ind w:left="6480" w:hanging="180"/>
+      </w:pPr>
+    </w:lvl>
+  </w:abstractNum>
+  <w:abstractNum w:abstractNumId="35" w15:restartNumberingAfterBreak="0">
     <w:nsid w:val="7F040FD1"/>
     <w:multiLevelType w:val="hybridMultilevel"/>
     <w:tmpl w:val="EAA8D4AC"/>
@@ -8811,49 +9565,49 @@
     <w:abstractNumId w:val="5"/>
   </w:num>
   <w:num w:numId="2" w16cid:durableId="1291670171">
+    <w:abstractNumId w:val="22"/>
+  </w:num>
+  <w:num w:numId="3" w16cid:durableId="424694116">
     <w:abstractNumId w:val="19"/>
   </w:num>
-  <w:num w:numId="3" w16cid:durableId="424694116">
-    <w:abstractNumId w:val="16"/>
-  </w:num>
   <w:num w:numId="4" w16cid:durableId="1766148621">
-    <w:abstractNumId w:val="14"/>
+    <w:abstractNumId w:val="15"/>
   </w:num>
   <w:num w:numId="5" w16cid:durableId="1500462468">
     <w:abstractNumId w:val="2"/>
   </w:num>
   <w:num w:numId="6" w16cid:durableId="400640706">
-    <w:abstractNumId w:val="15"/>
+    <w:abstractNumId w:val="18"/>
   </w:num>
   <w:num w:numId="7" w16cid:durableId="979312602">
-    <w:abstractNumId w:val="13"/>
+    <w:abstractNumId w:val="14"/>
   </w:num>
   <w:num w:numId="8" w16cid:durableId="1926375224">
-    <w:abstractNumId w:val="10"/>
+    <w:abstractNumId w:val="11"/>
   </w:num>
   <w:num w:numId="9" w16cid:durableId="147022736">
-    <w:abstractNumId w:val="22"/>
+    <w:abstractNumId w:val="25"/>
   </w:num>
   <w:num w:numId="10" w16cid:durableId="1278021584">
-    <w:abstractNumId w:val="18"/>
+    <w:abstractNumId w:val="21"/>
   </w:num>
   <w:num w:numId="11" w16cid:durableId="1219827715">
+    <w:abstractNumId w:val="27"/>
+  </w:num>
+  <w:num w:numId="12" w16cid:durableId="618731563">
     <w:abstractNumId w:val="24"/>
   </w:num>
-  <w:num w:numId="12" w16cid:durableId="618731563">
-    <w:abstractNumId w:val="21"/>
-  </w:num>
   <w:num w:numId="13" w16cid:durableId="1119563986">
-    <w:abstractNumId w:val="23"/>
+    <w:abstractNumId w:val="26"/>
   </w:num>
   <w:num w:numId="14" w16cid:durableId="1178156381">
     <w:abstractNumId w:val="4"/>
   </w:num>
   <w:num w:numId="15" w16cid:durableId="1843546599">
-    <w:abstractNumId w:val="25"/>
+    <w:abstractNumId w:val="28"/>
   </w:num>
   <w:num w:numId="16" w16cid:durableId="869412714">
-    <w:abstractNumId w:val="12"/>
+    <w:abstractNumId w:val="13"/>
   </w:num>
   <w:num w:numId="17" w16cid:durableId="1786804960">
     <w:abstractNumId w:val="8"/>
@@ -8865,7 +9619,7 @@
     <w:abstractNumId w:val="9"/>
   </w:num>
   <w:num w:numId="20" w16cid:durableId="662002578">
-    <w:abstractNumId w:val="17"/>
+    <w:abstractNumId w:val="20"/>
   </w:num>
   <w:num w:numId="21" w16cid:durableId="447361260">
     <w:abstractNumId w:val="0"/>
@@ -8874,13 +9628,13 @@
     <w:abstractNumId w:val="1"/>
   </w:num>
   <w:num w:numId="23" w16cid:durableId="170726119">
-    <w:abstractNumId w:val="26"/>
+    <w:abstractNumId w:val="29"/>
   </w:num>
   <w:num w:numId="24" w16cid:durableId="159152865">
-    <w:abstractNumId w:val="20"/>
+    <w:abstractNumId w:val="23"/>
   </w:num>
   <w:num w:numId="25" w16cid:durableId="1874732813">
-    <w:abstractNumId w:val="27"/>
+    <w:abstractNumId w:val="30"/>
   </w:num>
   <w:num w:numId="26" w16cid:durableId="279991125">
     <w:abstractNumId w:val="6"/>
@@ -8889,19 +9643,31 @@
     <w:abstractNumId w:val="7"/>
   </w:num>
   <w:num w:numId="28" w16cid:durableId="137649159">
-    <w:abstractNumId w:val="11"/>
+    <w:abstractNumId w:val="12"/>
   </w:num>
   <w:num w:numId="29" w16cid:durableId="929463240">
-    <w:abstractNumId w:val="29"/>
+    <w:abstractNumId w:val="32"/>
   </w:num>
   <w:num w:numId="30" w16cid:durableId="1087774514">
-    <w:abstractNumId w:val="28"/>
+    <w:abstractNumId w:val="31"/>
   </w:num>
   <w:num w:numId="31" w16cid:durableId="1979144083">
-    <w:abstractNumId w:val="30"/>
+    <w:abstractNumId w:val="33"/>
   </w:num>
   <w:num w:numId="32" w16cid:durableId="371737106">
-    <w:abstractNumId w:val="31"/>
+    <w:abstractNumId w:val="35"/>
+  </w:num>
+  <w:num w:numId="33" w16cid:durableId="1598295521">
+    <w:abstractNumId w:val="10"/>
+  </w:num>
+  <w:num w:numId="34" w16cid:durableId="1022131396">
+    <w:abstractNumId w:val="17"/>
+  </w:num>
+  <w:num w:numId="35" w16cid:durableId="598952422">
+    <w:abstractNumId w:val="16"/>
+  </w:num>
+  <w:num w:numId="36" w16cid:durableId="2125953308">
+    <w:abstractNumId w:val="34"/>
   </w:num>
 </w:numbering>
 </file>
@@ -9303,7 +10069,7 @@
     <w:lsdException w:name="Unresolved Mention" w:semiHidden="1" w:unhideWhenUsed="1"/>
     <w:lsdException w:name="Smart Link" w:semiHidden="1" w:unhideWhenUsed="1"/>
   </w:latentStyles>
-  <w:style w:type="paragraph" w:default="1" w:styleId="Normal">
+  <w:style w:type="paragraph" w:default="1" w:styleId="a">
     <w:name w:val="Normal"/>
     <w:qFormat/>
     <w:rsid w:val="00C26675"/>
@@ -9313,11 +10079,11 @@
       <w:szCs w:val="32"/>
     </w:rPr>
   </w:style>
-  <w:style w:type="paragraph" w:styleId="Heading1">
+  <w:style w:type="paragraph" w:styleId="1">
     <w:name w:val="heading 1"/>
-    <w:basedOn w:val="Normal"/>
-    <w:next w:val="Normal"/>
-    <w:link w:val="Heading1Char"/>
+    <w:basedOn w:val="a"/>
+    <w:next w:val="a"/>
+    <w:link w:val="10"/>
     <w:uiPriority w:val="9"/>
     <w:qFormat/>
     <w:rsid w:val="00483578"/>
@@ -9334,11 +10100,11 @@
       <w:szCs w:val="36"/>
     </w:rPr>
   </w:style>
-  <w:style w:type="paragraph" w:styleId="Heading2">
+  <w:style w:type="paragraph" w:styleId="2">
     <w:name w:val="heading 2"/>
-    <w:basedOn w:val="Normal"/>
-    <w:next w:val="Normal"/>
-    <w:link w:val="Heading2Char"/>
+    <w:basedOn w:val="a"/>
+    <w:next w:val="a"/>
+    <w:link w:val="20"/>
     <w:uiPriority w:val="9"/>
     <w:unhideWhenUsed/>
     <w:qFormat/>
@@ -9354,11 +10120,11 @@
       <w:sz w:val="26"/>
     </w:rPr>
   </w:style>
-  <w:style w:type="paragraph" w:styleId="Heading3">
+  <w:style w:type="paragraph" w:styleId="3">
     <w:name w:val="heading 3"/>
-    <w:basedOn w:val="Normal"/>
-    <w:next w:val="Normal"/>
-    <w:link w:val="Heading3Char"/>
+    <w:basedOn w:val="a"/>
+    <w:next w:val="a"/>
+    <w:link w:val="30"/>
     <w:uiPriority w:val="9"/>
     <w:unhideWhenUsed/>
     <w:qFormat/>
@@ -9373,7 +10139,7 @@
       <w:rFonts w:asciiTheme="majorHAnsi" w:eastAsiaTheme="majorEastAsia" w:hAnsiTheme="majorHAnsi"/>
     </w:rPr>
   </w:style>
-  <w:style w:type="paragraph" w:styleId="Heading4">
+  <w:style w:type="paragraph" w:styleId="4">
     <w:name w:val="heading 4"/>
     <w:basedOn w:val="Heading"/>
     <w:next w:val="Textbody"/>
@@ -9392,12 +10158,13 @@
       <w:szCs w:val="24"/>
     </w:rPr>
   </w:style>
-  <w:style w:type="character" w:default="1" w:styleId="DefaultParagraphFont">
+  <w:style w:type="character" w:default="1" w:styleId="a0">
     <w:name w:val="Default Paragraph Font"/>
     <w:uiPriority w:val="1"/>
+    <w:semiHidden/>
     <w:unhideWhenUsed/>
   </w:style>
-  <w:style w:type="table" w:default="1" w:styleId="TableNormal">
+  <w:style w:type="table" w:default="1" w:styleId="a1">
     <w:name w:val="Normal Table"/>
     <w:uiPriority w:val="99"/>
     <w:semiHidden/>
@@ -9412,7 +10179,7 @@
       </w:tblCellMar>
     </w:tblPr>
   </w:style>
-  <w:style w:type="numbering" w:default="1" w:styleId="NoList">
+  <w:style w:type="numbering" w:default="1" w:styleId="a2">
     <w:name w:val="No List"/>
     <w:uiPriority w:val="99"/>
     <w:semiHidden/>
@@ -9424,8 +10191,8 @@
       <w:suppressAutoHyphens/>
     </w:pPr>
   </w:style>
-  <w:style w:type="paragraph" w:customStyle="1" w:styleId="1">
-    <w:name w:val="หัวเรื่อง 1"/>
+  <w:style w:type="paragraph" w:customStyle="1" w:styleId="11">
+    <w:name w:val="หัวเรื่อง 11"/>
     <w:basedOn w:val="Heading"/>
     <w:next w:val="Textbody"/>
     <w:pPr>
@@ -9438,8 +10205,8 @@
       <w:szCs w:val="36"/>
     </w:rPr>
   </w:style>
-  <w:style w:type="paragraph" w:customStyle="1" w:styleId="2">
-    <w:name w:val="หัวเรื่อง 2"/>
+  <w:style w:type="paragraph" w:customStyle="1" w:styleId="21">
+    <w:name w:val="หัวเรื่อง 21"/>
     <w:basedOn w:val="Heading"/>
     <w:next w:val="Textbody"/>
     <w:pPr>
@@ -9454,8 +10221,8 @@
       <w:szCs w:val="36"/>
     </w:rPr>
   </w:style>
-  <w:style w:type="paragraph" w:customStyle="1" w:styleId="3">
-    <w:name w:val="หัวเรื่อง 3"/>
+  <w:style w:type="paragraph" w:customStyle="1" w:styleId="31">
+    <w:name w:val="หัวเรื่อง 31"/>
     <w:basedOn w:val="Heading"/>
     <w:next w:val="Textbody"/>
     <w:pPr>
@@ -9468,8 +10235,8 @@
       <w:bCs/>
     </w:rPr>
   </w:style>
-  <w:style w:type="paragraph" w:customStyle="1" w:styleId="4">
-    <w:name w:val="หัวเรื่อง 4"/>
+  <w:style w:type="paragraph" w:customStyle="1" w:styleId="41">
+    <w:name w:val="หัวเรื่อง 41"/>
     <w:basedOn w:val="Heading"/>
     <w:next w:val="Textbody"/>
     <w:pPr>
@@ -9484,8 +10251,8 @@
       <w:szCs w:val="24"/>
     </w:rPr>
   </w:style>
-  <w:style w:type="paragraph" w:customStyle="1" w:styleId="6">
-    <w:name w:val="หัวเรื่อง 6"/>
+  <w:style w:type="paragraph" w:customStyle="1" w:styleId="61">
+    <w:name w:val="หัวเรื่อง 61"/>
     <w:basedOn w:val="Heading"/>
     <w:next w:val="Textbody"/>
     <w:pPr>
@@ -9500,8 +10267,8 @@
       <w:szCs w:val="14"/>
     </w:rPr>
   </w:style>
-  <w:style w:type="paragraph" w:customStyle="1" w:styleId="7">
-    <w:name w:val="หัวเรื่อง 7"/>
+  <w:style w:type="paragraph" w:customStyle="1" w:styleId="71">
+    <w:name w:val="หัวเรื่อง 71"/>
     <w:basedOn w:val="Heading"/>
     <w:next w:val="Textbody"/>
     <w:pPr>
@@ -9515,8 +10282,8 @@
       <w:szCs w:val="20"/>
     </w:rPr>
   </w:style>
-  <w:style w:type="paragraph" w:customStyle="1" w:styleId="8">
-    <w:name w:val="หัวเรื่อง 8"/>
+  <w:style w:type="paragraph" w:customStyle="1" w:styleId="81">
+    <w:name w:val="หัวเรื่อง 81"/>
     <w:basedOn w:val="Heading"/>
     <w:next w:val="Textbody"/>
     <w:pPr>
@@ -9532,8 +10299,8 @@
       <w:szCs w:val="20"/>
     </w:rPr>
   </w:style>
-  <w:style w:type="paragraph" w:customStyle="1" w:styleId="9">
-    <w:name w:val="หัวเรื่อง 9"/>
+  <w:style w:type="paragraph" w:customStyle="1" w:styleId="91">
+    <w:name w:val="หัวเรื่อง 91"/>
     <w:basedOn w:val="Heading"/>
     <w:next w:val="Textbody"/>
     <w:pPr>
@@ -9547,8 +10314,8 @@
       <w:szCs w:val="18"/>
     </w:rPr>
   </w:style>
-  <w:style w:type="paragraph" w:customStyle="1" w:styleId="a">
-    <w:name w:val="ปกติ"/>
+  <w:style w:type="paragraph" w:customStyle="1" w:styleId="12">
+    <w:name w:val="ปกติ1"/>
     <w:pPr>
       <w:suppressAutoHyphens/>
     </w:pPr>
@@ -9574,12 +10341,12 @@
       <w:spacing w:after="140" w:line="276" w:lineRule="auto"/>
     </w:pPr>
   </w:style>
-  <w:style w:type="paragraph" w:customStyle="1" w:styleId="a0">
-    <w:name w:val="รายการ"/>
+  <w:style w:type="paragraph" w:customStyle="1" w:styleId="13">
+    <w:name w:val="รายการ1"/>
     <w:basedOn w:val="Textbody"/>
   </w:style>
-  <w:style w:type="paragraph" w:customStyle="1" w:styleId="a1">
-    <w:name w:val="คำอธิบายภาพ"/>
+  <w:style w:type="paragraph" w:customStyle="1" w:styleId="14">
+    <w:name w:val="คำอธิบายภาพ1"/>
     <w:basedOn w:val="Standard"/>
     <w:pPr>
       <w:suppressLineNumbers/>
@@ -9597,8 +10364,8 @@
       <w:suppressLineNumbers/>
     </w:pPr>
   </w:style>
-  <w:style w:type="paragraph" w:customStyle="1" w:styleId="a2">
-    <w:name w:val="ย่อหน้ารายการ"/>
+  <w:style w:type="paragraph" w:customStyle="1" w:styleId="15">
+    <w:name w:val="ย่อหน้ารายการ1"/>
     <w:basedOn w:val="Standard"/>
     <w:pPr>
       <w:spacing w:after="160"/>
@@ -9610,8 +10377,8 @@
     <w:name w:val="Frame contents"/>
     <w:basedOn w:val="Standard"/>
   </w:style>
-  <w:style w:type="character" w:customStyle="1" w:styleId="a3">
-    <w:name w:val="ฟอนต์ของย่อหน้าเริ่มต้น"/>
+  <w:style w:type="character" w:customStyle="1" w:styleId="16">
+    <w:name w:val="ฟอนต์ของย่อหน้าเริ่มต้น1"/>
   </w:style>
   <w:style w:type="character" w:customStyle="1" w:styleId="ListLabel127">
     <w:name w:val="ListLabel 127"/>
@@ -9753,10 +10520,10 @@
       <w:bCs/>
     </w:rPr>
   </w:style>
-  <w:style w:type="character" w:customStyle="1" w:styleId="Heading1Char">
-    <w:name w:val="Heading 1 Char"/>
-    <w:basedOn w:val="DefaultParagraphFont"/>
-    <w:link w:val="Heading1"/>
+  <w:style w:type="character" w:customStyle="1" w:styleId="10">
+    <w:name w:val="หัวเรื่อง 1 อักขระ"/>
+    <w:basedOn w:val="a0"/>
+    <w:link w:val="1"/>
     <w:uiPriority w:val="9"/>
     <w:rsid w:val="00483578"/>
     <w:rPr>
@@ -9767,7 +10534,7 @@
       <w:szCs w:val="36"/>
     </w:rPr>
   </w:style>
-  <w:style w:type="paragraph" w:styleId="NoSpacing">
+  <w:style w:type="paragraph" w:styleId="a3">
     <w:name w:val="No Spacing"/>
     <w:uiPriority w:val="1"/>
     <w:qFormat/>
@@ -9777,10 +10544,10 @@
       <w:szCs w:val="21"/>
     </w:rPr>
   </w:style>
-  <w:style w:type="character" w:customStyle="1" w:styleId="Heading2Char">
-    <w:name w:val="Heading 2 Char"/>
-    <w:basedOn w:val="DefaultParagraphFont"/>
-    <w:link w:val="Heading2"/>
+  <w:style w:type="character" w:customStyle="1" w:styleId="20">
+    <w:name w:val="หัวเรื่อง 2 อักขระ"/>
+    <w:basedOn w:val="a0"/>
+    <w:link w:val="2"/>
     <w:uiPriority w:val="9"/>
     <w:rsid w:val="00C26675"/>
     <w:rPr>
@@ -9790,10 +10557,10 @@
       <w:szCs w:val="32"/>
     </w:rPr>
   </w:style>
-  <w:style w:type="character" w:customStyle="1" w:styleId="Heading3Char">
-    <w:name w:val="Heading 3 Char"/>
-    <w:basedOn w:val="DefaultParagraphFont"/>
-    <w:link w:val="Heading3"/>
+  <w:style w:type="character" w:customStyle="1" w:styleId="30">
+    <w:name w:val="หัวเรื่อง 3 อักขระ"/>
+    <w:basedOn w:val="a0"/>
+    <w:link w:val="3"/>
     <w:uiPriority w:val="9"/>
     <w:rsid w:val="00C26675"/>
     <w:rPr>
@@ -9802,9 +10569,9 @@
       <w:szCs w:val="32"/>
     </w:rPr>
   </w:style>
-  <w:style w:type="paragraph" w:styleId="ListParagraph">
+  <w:style w:type="paragraph" w:styleId="a4">
     <w:name w:val="List Paragraph"/>
-    <w:basedOn w:val="Normal"/>
+    <w:basedOn w:val="a"/>
     <w:uiPriority w:val="34"/>
     <w:qFormat/>
     <w:rsid w:val="00483578"/>
@@ -9817,11 +10584,11 @@
       <w:szCs w:val="21"/>
     </w:rPr>
   </w:style>
-  <w:style w:type="paragraph" w:styleId="Title">
+  <w:style w:type="paragraph" w:styleId="a5">
     <w:name w:val="Title"/>
-    <w:basedOn w:val="Normal"/>
-    <w:next w:val="Normal"/>
-    <w:link w:val="TitleChar"/>
+    <w:basedOn w:val="a"/>
+    <w:next w:val="a"/>
+    <w:link w:val="a6"/>
     <w:uiPriority w:val="10"/>
     <w:qFormat/>
     <w:rsid w:val="00483578"/>
@@ -9836,10 +10603,10 @@
       <w:szCs w:val="50"/>
     </w:rPr>
   </w:style>
-  <w:style w:type="character" w:customStyle="1" w:styleId="TitleChar">
-    <w:name w:val="Title Char"/>
-    <w:basedOn w:val="DefaultParagraphFont"/>
-    <w:link w:val="Title"/>
+  <w:style w:type="character" w:customStyle="1" w:styleId="a6">
+    <w:name w:val="ชื่อเรื่อง อักขระ"/>
+    <w:basedOn w:val="a0"/>
+    <w:link w:val="a5"/>
     <w:uiPriority w:val="10"/>
     <w:rsid w:val="00483578"/>
     <w:rPr>
@@ -9850,17 +10617,17 @@
       <w:szCs w:val="50"/>
     </w:rPr>
   </w:style>
-  <w:style w:type="character" w:customStyle="1" w:styleId="a4">
-    <w:name w:val="ไฮเปอร์ลิงก์"/>
-    <w:basedOn w:val="a3"/>
+  <w:style w:type="character" w:customStyle="1" w:styleId="17">
+    <w:name w:val="ไฮเปอร์ลิงก์1"/>
+    <w:basedOn w:val="16"/>
     <w:rPr>
       <w:color w:val="467886"/>
       <w:u w:val="single"/>
     </w:rPr>
   </w:style>
-  <w:style w:type="character" w:customStyle="1" w:styleId="a5">
-    <w:name w:val="การอ้างถึงที่ไม่ได้แก้ไข"/>
-    <w:basedOn w:val="a3"/>
+  <w:style w:type="character" w:customStyle="1" w:styleId="18">
+    <w:name w:val="การอ้างถึงที่ไม่ได้แก้ไข1"/>
+    <w:basedOn w:val="16"/>
     <w:rPr>
       <w:color w:val="605E5C"/>
       <w:shd w:val="clear" w:color="auto" w:fill="E1DFDD"/>
@@ -9875,7 +10642,7 @@
   </w:style>
   <w:style w:type="numbering" w:customStyle="1" w:styleId="WWNum15">
     <w:name w:val="WWNum15"/>
-    <w:basedOn w:val="NoList"/>
+    <w:basedOn w:val="a2"/>
     <w:pPr>
       <w:numPr>
         <w:numId w:val="1"/>
@@ -9884,7 +10651,7 @@
   </w:style>
   <w:style w:type="numbering" w:customStyle="1" w:styleId="WWNum23">
     <w:name w:val="WWNum23"/>
-    <w:basedOn w:val="NoList"/>
+    <w:basedOn w:val="a2"/>
     <w:pPr>
       <w:numPr>
         <w:numId w:val="2"/>
@@ -9893,12 +10660,85 @@
   </w:style>
   <w:style w:type="numbering" w:customStyle="1" w:styleId="WWNum22">
     <w:name w:val="WWNum22"/>
-    <w:basedOn w:val="NoList"/>
+    <w:basedOn w:val="a2"/>
     <w:pPr>
       <w:numPr>
         <w:numId w:val="3"/>
       </w:numPr>
     </w:pPr>
+  </w:style>
+  <w:style w:type="character" w:styleId="a7">
+    <w:name w:val="Hyperlink"/>
+    <w:basedOn w:val="a0"/>
+    <w:uiPriority w:val="99"/>
+    <w:unhideWhenUsed/>
+    <w:rsid w:val="00445ECB"/>
+    <w:rPr>
+      <w:color w:val="467886" w:themeColor="hyperlink"/>
+      <w:u w:val="single"/>
+    </w:rPr>
+  </w:style>
+  <w:style w:type="character" w:styleId="a8">
+    <w:name w:val="Unresolved Mention"/>
+    <w:basedOn w:val="a0"/>
+    <w:uiPriority w:val="99"/>
+    <w:semiHidden/>
+    <w:unhideWhenUsed/>
+    <w:rsid w:val="00445ECB"/>
+    <w:rPr>
+      <w:color w:val="605E5C"/>
+      <w:shd w:val="clear" w:color="auto" w:fill="E1DFDD"/>
+    </w:rPr>
+  </w:style>
+  <w:style w:type="paragraph" w:styleId="a9">
+    <w:name w:val="endnote text"/>
+    <w:basedOn w:val="a"/>
+    <w:link w:val="aa"/>
+    <w:uiPriority w:val="99"/>
+    <w:semiHidden/>
+    <w:unhideWhenUsed/>
+    <w:rsid w:val="00824560"/>
+    <w:rPr>
+      <w:rFonts w:cs="Mangal"/>
+      <w:sz w:val="20"/>
+      <w:szCs w:val="18"/>
+    </w:rPr>
+  </w:style>
+  <w:style w:type="character" w:customStyle="1" w:styleId="aa">
+    <w:name w:val="ข้อความอ้างอิงท้ายเรื่อง อักขระ"/>
+    <w:basedOn w:val="a0"/>
+    <w:link w:val="a9"/>
+    <w:uiPriority w:val="99"/>
+    <w:semiHidden/>
+    <w:rsid w:val="00824560"/>
+    <w:rPr>
+      <w:rFonts w:cs="Mangal"/>
+      <w:color w:val="000000" w:themeColor="text1"/>
+      <w:sz w:val="20"/>
+      <w:szCs w:val="18"/>
+    </w:rPr>
+  </w:style>
+  <w:style w:type="character" w:styleId="ab">
+    <w:name w:val="endnote reference"/>
+    <w:basedOn w:val="a0"/>
+    <w:uiPriority w:val="99"/>
+    <w:semiHidden/>
+    <w:unhideWhenUsed/>
+    <w:rsid w:val="00824560"/>
+    <w:rPr>
+      <w:vertAlign w:val="superscript"/>
+    </w:rPr>
+  </w:style>
+  <w:style w:type="paragraph" w:styleId="ac">
+    <w:name w:val="Bibliography"/>
+    <w:basedOn w:val="a"/>
+    <w:next w:val="a"/>
+    <w:uiPriority w:val="37"/>
+    <w:unhideWhenUsed/>
+    <w:rsid w:val="002C3AE9"/>
+    <w:rPr>
+      <w:rFonts w:cs="Mangal"/>
+    </w:rPr>
   </w:style>
 </w:styles>
 </file>
@@ -10219,11 +11059,25 @@
 </file>
 
 <file path=customXml/item1.xml><?xml version="1.0" encoding="utf-8"?>
-<b:Sources xmlns:b="http://schemas.openxmlformats.org/officeDocument/2006/bibliography" xmlns="http://schemas.openxmlformats.org/officeDocument/2006/bibliography" SelectedStyle="\APASixthEditionOfficeOnline.xsl" StyleName="APA" Version="6"/>
+<b:Sources xmlns:b="http://schemas.openxmlformats.org/officeDocument/2006/bibliography" xmlns="http://schemas.openxmlformats.org/officeDocument/2006/bibliography" SelectedStyle="\ISO690Nmerical.XSL" StyleName="ISO 690 - เรียงลำดับตามการอ้างอิงข้อมูล" Version="1987">
+  <b:Source xmlns:b="http://schemas.openxmlformats.org/officeDocument/2006/bibliography">
+    <b:Tag>htt</b:Tag>
+    <b:SourceType>InternetSite</b:SourceType>
+    <b:Guid>{0A7D8912-1DF4-41EB-B6CE-16A54E92006E}</b:Guid>
+    <b:InternetSiteTitle>CEFR และ EF SET</b:InternetSiteTitle>
+    <b:Title>CEFR และ EF SET</b:Title>
+    <b:Year>2026</b:Year>
+    <b:Month>มีนาคม</b:Month>
+    <b:Day>2</b:Day>
+    <b:URL>https://www.efset.org/th/cefr/</b:URL>
+    <b:LCID>th-TH</b:LCID>
+    <b:RefOrder>1</b:RefOrder>
+  </b:Source>
+</b:Sources>
 </file>
 
 <file path=customXml/itemProps1.xml><?xml version="1.0" encoding="utf-8"?>
-<ds:datastoreItem xmlns:ds="http://schemas.openxmlformats.org/officeDocument/2006/customXml" ds:itemID="{C955A165-27E3-4032-AE6B-1FEF7A35A573}">
+<ds:datastoreItem xmlns:ds="http://schemas.openxmlformats.org/officeDocument/2006/customXml" ds:itemID="{2A9F61A1-C5EB-45DE-8659-D7C2374F52BA}">
   <ds:schemaRefs>
     <ds:schemaRef ds:uri="http://schemas.openxmlformats.org/officeDocument/2006/bibliography"/>
   </ds:schemaRefs>

--- a/Proposals/ProposalWriteDraftLatest.docx
+++ b/Proposals/ProposalWriteDraftLatest.docx
@@ -12,7 +12,7 @@
       </w:pPr>
       <w:r>
         <w:rPr>
-          <w:rStyle w:val="16"/>
+          <w:rStyle w:val="14"/>
           <w:rFonts w:ascii="TH Sarabun New" w:eastAsia="Calibri" w:hAnsi="TH Sarabun New" w:cs="TH Sarabun New"/>
           <w:noProof/>
           <w:kern w:val="0"/>
@@ -90,7 +90,7 @@
       </w:pPr>
       <w:r>
         <w:rPr>
-          <w:rStyle w:val="16"/>
+          <w:rStyle w:val="14"/>
           <w:rFonts w:ascii="TH Sarabun New" w:eastAsia="Calibri" w:hAnsi="TH Sarabun New" w:cs="TH Sarabun New"/>
           <w:b/>
           <w:bCs/>
@@ -114,7 +114,7 @@
       </w:pPr>
       <w:r>
         <w:rPr>
-          <w:rStyle w:val="16"/>
+          <w:rStyle w:val="14"/>
           <w:rFonts w:ascii="TH Sarabun New" w:eastAsia="Calibri" w:hAnsi="TH Sarabun New" w:cs="TH Sarabun New"/>
           <w:b/>
           <w:bCs/>
@@ -154,7 +154,7 @@
       </w:pPr>
       <w:r>
         <w:rPr>
-          <w:rStyle w:val="16"/>
+          <w:rStyle w:val="14"/>
           <w:rFonts w:ascii="TH Sarabun New" w:eastAsia="Calibri" w:hAnsi="TH Sarabun New" w:cs="TH Sarabun New"/>
           <w:b/>
           <w:bCs/>
@@ -178,7 +178,7 @@
       </w:pPr>
       <w:r>
         <w:rPr>
-          <w:rStyle w:val="16"/>
+          <w:rStyle w:val="14"/>
           <w:rFonts w:ascii="TH Sarabun New" w:eastAsia="Calibri" w:hAnsi="TH Sarabun New" w:cs="TH Sarabun New"/>
           <w:b/>
           <w:bCs/>
@@ -192,7 +192,7 @@
       </w:r>
       <w:r>
         <w:rPr>
-          <w:rStyle w:val="16"/>
+          <w:rStyle w:val="14"/>
           <w:rFonts w:ascii="TH Sarabun New" w:eastAsia="Calibri" w:hAnsi="TH Sarabun New" w:cs="TH Sarabun New"/>
           <w:b/>
           <w:bCs/>
@@ -216,7 +216,7 @@
       </w:pPr>
       <w:r>
         <w:rPr>
-          <w:rStyle w:val="16"/>
+          <w:rStyle w:val="14"/>
           <w:rFonts w:ascii="TH Sarabun New" w:eastAsia="Calibri" w:hAnsi="TH Sarabun New" w:cs="TH Sarabun New"/>
           <w:b/>
           <w:bCs/>
@@ -231,7 +231,7 @@
       </w:r>
       <w:r>
         <w:rPr>
-          <w:rStyle w:val="16"/>
+          <w:rStyle w:val="14"/>
           <w:rFonts w:ascii="TH Sarabun New" w:eastAsia="Calibri" w:hAnsi="TH Sarabun New" w:cs="TH Sarabun New"/>
           <w:b/>
           <w:bCs/>
@@ -245,7 +245,7 @@
       </w:r>
       <w:r>
         <w:rPr>
-          <w:rStyle w:val="16"/>
+          <w:rStyle w:val="14"/>
           <w:rFonts w:ascii="TH Sarabun New" w:eastAsia="Calibri" w:hAnsi="TH Sarabun New" w:cs="TH Sarabun New"/>
           <w:b/>
           <w:bCs/>
@@ -260,7 +260,7 @@
       </w:r>
       <w:r>
         <w:rPr>
-          <w:rStyle w:val="16"/>
+          <w:rStyle w:val="14"/>
           <w:rFonts w:ascii="TH Sarabun New" w:eastAsia="Calibri" w:hAnsi="TH Sarabun New" w:cs="TH Sarabun New"/>
           <w:b/>
           <w:bCs/>
@@ -315,7 +315,7 @@
       </w:pPr>
       <w:r>
         <w:rPr>
-          <w:rStyle w:val="16"/>
+          <w:rStyle w:val="14"/>
           <w:rFonts w:ascii="TH Sarabun New" w:eastAsia="Calibri" w:hAnsi="TH Sarabun New" w:cs="TH Sarabun New"/>
           <w:b/>
           <w:bCs/>
@@ -339,7 +339,7 @@
       </w:pPr>
       <w:r>
         <w:rPr>
-          <w:rStyle w:val="16"/>
+          <w:rStyle w:val="14"/>
           <w:rFonts w:ascii="TH Sarabun New" w:eastAsia="Calibri" w:hAnsi="TH Sarabun New" w:cs="TH Sarabun New"/>
           <w:color w:val="0D0D0D"/>
           <w:kern w:val="0"/>
@@ -362,7 +362,7 @@
       <w:hyperlink r:id="rId9" w:history="1">
         <w:r>
           <w:rPr>
-            <w:rStyle w:val="17"/>
+            <w:rStyle w:val="15"/>
             <w:rFonts w:ascii="TH Sarabun New" w:eastAsia="Calibri" w:hAnsi="TH Sarabun New" w:cs="TH Sarabun New"/>
             <w:color w:val="000000"/>
             <w:kern w:val="0"/>
@@ -417,7 +417,7 @@
       </w:pPr>
       <w:r>
         <w:rPr>
-          <w:rStyle w:val="16"/>
+          <w:rStyle w:val="14"/>
           <w:rFonts w:ascii="TH Sarabun New" w:eastAsia="Calibri" w:hAnsi="TH Sarabun New" w:cs="TH Sarabun New"/>
           <w:b/>
           <w:bCs/>
@@ -441,7 +441,7 @@
       </w:pPr>
       <w:r>
         <w:rPr>
-          <w:rStyle w:val="16"/>
+          <w:rStyle w:val="14"/>
           <w:rFonts w:ascii="TH Sarabun New" w:eastAsia="Calibri" w:hAnsi="TH Sarabun New" w:cs="TH Sarabun New"/>
           <w:color w:val="0D0D0D"/>
           <w:kern w:val="0"/>
@@ -454,7 +454,7 @@
       </w:r>
       <w:r>
         <w:rPr>
-          <w:rStyle w:val="16"/>
+          <w:rStyle w:val="14"/>
           <w:rFonts w:ascii="TH Sarabun New" w:eastAsia="Calibri" w:hAnsi="TH Sarabun New" w:cs="TH Sarabun New"/>
           <w:color w:val="0D0D0D"/>
           <w:kern w:val="0"/>
@@ -520,7 +520,7 @@
       </w:pPr>
       <w:r>
         <w:rPr>
-          <w:rStyle w:val="16"/>
+          <w:rStyle w:val="14"/>
           <w:rFonts w:ascii="TH Sarabun New" w:eastAsia="Calibri" w:hAnsi="TH Sarabun New" w:cs="TH Sarabun New"/>
           <w:b/>
           <w:bCs/>
@@ -592,7 +592,7 @@
       </w:pPr>
       <w:r>
         <w:rPr>
-          <w:rStyle w:val="16"/>
+          <w:rStyle w:val="14"/>
           <w:rFonts w:ascii="TH Sarabun New" w:eastAsia="Calibri" w:hAnsi="TH Sarabun New" w:cs="TH Sarabun New"/>
           <w:kern w:val="0"/>
           <w:sz w:val="32"/>
@@ -605,7 +605,7 @@
       <w:proofErr w:type="spellStart"/>
       <w:r>
         <w:rPr>
-          <w:rStyle w:val="16"/>
+          <w:rStyle w:val="14"/>
           <w:rFonts w:ascii="TH Sarabun New" w:eastAsia="Calibri" w:hAnsi="TH Sarabun New" w:cs="TH Sarabun New"/>
           <w:kern w:val="0"/>
           <w:sz w:val="32"/>
@@ -632,19 +632,19 @@
     </w:p>
     <w:p>
       <w:pPr>
-        <w:pStyle w:val="a3"/>
-        <w:rPr>
-          <w:rStyle w:val="10"/>
-          <w:rFonts w:ascii="TH Sarabun New" w:hAnsi="TH Sarabun New"/>
-        </w:rPr>
-      </w:pPr>
-    </w:p>
-    <w:p>
-      <w:pPr>
-        <w:pStyle w:val="a5"/>
+        <w:pStyle w:val="NoSpacing"/>
+        <w:rPr>
+          <w:rStyle w:val="Heading1Char"/>
+          <w:rFonts w:ascii="TH Sarabun New" w:hAnsi="TH Sarabun New"/>
+        </w:rPr>
+      </w:pPr>
+    </w:p>
+    <w:p>
+      <w:pPr>
+        <w:pStyle w:val="Title"/>
         <w:jc w:val="center"/>
         <w:rPr>
-          <w:rStyle w:val="10"/>
+          <w:rStyle w:val="Heading1Char"/>
           <w:rFonts w:ascii="TH Sarabun New" w:hAnsi="TH Sarabun New"/>
           <w:sz w:val="40"/>
           <w:szCs w:val="40"/>
@@ -653,7 +653,7 @@
       </w:pPr>
       <w:r>
         <w:rPr>
-          <w:rStyle w:val="10"/>
+          <w:rStyle w:val="Heading1Char"/>
           <w:rFonts w:ascii="TH Sarabun New" w:hAnsi="TH Sarabun New"/>
           <w:sz w:val="40"/>
           <w:szCs w:val="40"/>
@@ -666,9 +666,9 @@
     </w:p>
     <w:p>
       <w:pPr>
-        <w:pStyle w:val="1"/>
-        <w:rPr>
-          <w:rStyle w:val="16"/>
+        <w:pStyle w:val="Heading1"/>
+        <w:rPr>
+          <w:rStyle w:val="14"/>
           <w:rFonts w:ascii="TH Sarabun New" w:hAnsi="TH Sarabun New"/>
           <w:b/>
           <w:bCs w:val="0"/>
@@ -677,7 +677,7 @@
       </w:pPr>
       <w:r>
         <w:rPr>
-          <w:rStyle w:val="10"/>
+          <w:rStyle w:val="Heading1Char"/>
           <w:rFonts w:ascii="TH Sarabun New" w:hAnsi="TH Sarabun New"/>
           <w:b/>
           <w:bCs/>
@@ -719,14 +719,14 @@
                             </w:pPr>
                             <w:r>
                               <w:rPr>
-                                <w:rStyle w:val="16"/>
+                                <w:rStyle w:val="14"/>
                                 <w:rFonts w:ascii="TH SarabunPSK" w:hAnsi="TH SarabunPSK" w:cs="TH SarabunPSK"/>
                               </w:rPr>
                               <w:t>1</w:t>
                             </w:r>
                             <w:r>
                               <w:rPr>
-                                <w:rStyle w:val="16"/>
+                                <w:rStyle w:val="14"/>
                                 <w:rFonts w:ascii="TH SarabunPSK" w:hAnsi="TH SarabunPSK" w:cs="TH SarabunPSK"/>
                                 <w:cs/>
                                 <w:lang w:bidi="th-TH"/>
@@ -735,14 +735,14 @@
                             </w:r>
                             <w:r>
                               <w:rPr>
-                                <w:rStyle w:val="16"/>
+                                <w:rStyle w:val="14"/>
                                 <w:rFonts w:ascii="TH SarabunPSK" w:hAnsi="TH SarabunPSK" w:cs="TH SarabunPSK"/>
                               </w:rPr>
                               <w:t>Project Title</w:t>
                             </w:r>
                             <w:r>
                               <w:rPr>
-                                <w:rStyle w:val="16"/>
+                                <w:rStyle w:val="14"/>
                                 <w:rFonts w:ascii="TH SarabunPSK" w:hAnsi="TH SarabunPSK" w:cs="TH SarabunPSK"/>
                                 <w:lang w:bidi="th-TH"/>
                               </w:rPr>
@@ -776,14 +776,14 @@
                       </w:pPr>
                       <w:r>
                         <w:rPr>
-                          <w:rStyle w:val="16"/>
+                          <w:rStyle w:val="14"/>
                           <w:rFonts w:ascii="TH SarabunPSK" w:hAnsi="TH SarabunPSK" w:cs="TH SarabunPSK"/>
                         </w:rPr>
                         <w:t>1</w:t>
                       </w:r>
                       <w:r>
                         <w:rPr>
-                          <w:rStyle w:val="16"/>
+                          <w:rStyle w:val="14"/>
                           <w:rFonts w:ascii="TH SarabunPSK" w:hAnsi="TH SarabunPSK" w:cs="TH SarabunPSK"/>
                           <w:cs/>
                           <w:lang w:bidi="th-TH"/>
@@ -792,14 +792,14 @@
                       </w:r>
                       <w:r>
                         <w:rPr>
-                          <w:rStyle w:val="16"/>
+                          <w:rStyle w:val="14"/>
                           <w:rFonts w:ascii="TH SarabunPSK" w:hAnsi="TH SarabunPSK" w:cs="TH SarabunPSK"/>
                         </w:rPr>
                         <w:t>Project Title</w:t>
                       </w:r>
                       <w:r>
                         <w:rPr>
-                          <w:rStyle w:val="16"/>
+                          <w:rStyle w:val="14"/>
                           <w:rFonts w:ascii="TH SarabunPSK" w:hAnsi="TH SarabunPSK" w:cs="TH SarabunPSK"/>
                           <w:lang w:bidi="th-TH"/>
                         </w:rPr>
@@ -816,7 +816,7 @@
       </w:r>
       <w:r>
         <w:rPr>
-          <w:rStyle w:val="10"/>
+          <w:rStyle w:val="Heading1Char"/>
           <w:rFonts w:ascii="TH Sarabun New" w:hAnsi="TH Sarabun New"/>
           <w:b/>
           <w:bCs/>
@@ -826,7 +826,7 @@
       </w:r>
       <w:r>
         <w:rPr>
-          <w:rStyle w:val="10"/>
+          <w:rStyle w:val="Heading1Char"/>
           <w:rFonts w:ascii="TH Sarabun New" w:hAnsi="TH Sarabun New"/>
           <w:b/>
           <w:bCs/>
@@ -838,17 +838,17 @@
     </w:p>
     <w:p>
       <w:pPr>
-        <w:pStyle w:val="a3"/>
-        <w:rPr>
-          <w:rStyle w:val="16"/>
-          <w:rFonts w:ascii="TH Sarabun New" w:hAnsi="TH Sarabun New" w:cs="TH Sarabun New"/>
-          <w:sz w:val="32"/>
-          <w:szCs w:val="32"/>
-        </w:rPr>
-      </w:pPr>
-      <w:r>
-        <w:rPr>
-          <w:rStyle w:val="16"/>
+        <w:pStyle w:val="NoSpacing"/>
+        <w:rPr>
+          <w:rStyle w:val="14"/>
+          <w:rFonts w:ascii="TH Sarabun New" w:hAnsi="TH Sarabun New" w:cs="TH Sarabun New"/>
+          <w:sz w:val="32"/>
+          <w:szCs w:val="32"/>
+        </w:rPr>
+      </w:pPr>
+      <w:r>
+        <w:rPr>
+          <w:rStyle w:val="14"/>
           <w:rFonts w:ascii="TH Sarabun New" w:hAnsi="TH Sarabun New" w:cs="TH Sarabun New"/>
           <w:sz w:val="32"/>
           <w:szCs w:val="32"/>
@@ -860,7 +860,7 @@
     </w:p>
     <w:p>
       <w:pPr>
-        <w:pStyle w:val="a3"/>
+        <w:pStyle w:val="NoSpacing"/>
         <w:rPr>
           <w:rFonts w:ascii="TH Sarabun New" w:hAnsi="TH Sarabun New" w:cs="TH Sarabun New"/>
           <w:szCs w:val="30"/>
@@ -869,7 +869,7 @@
       </w:pPr>
       <w:r>
         <w:rPr>
-          <w:rStyle w:val="16"/>
+          <w:rStyle w:val="14"/>
           <w:rFonts w:ascii="TH Sarabun New" w:hAnsi="TH Sarabun New" w:cs="TH Sarabun New"/>
           <w:sz w:val="32"/>
           <w:szCs w:val="32"/>
@@ -879,7 +879,7 @@
     </w:p>
     <w:p>
       <w:pPr>
-        <w:pStyle w:val="1"/>
+        <w:pStyle w:val="Heading1"/>
         <w:rPr>
           <w:rFonts w:ascii="TH Sarabun New" w:hAnsi="TH Sarabun New"/>
           <w:b/>
@@ -914,7 +914,7 @@
       </w:pPr>
       <w:r>
         <w:rPr>
-          <w:rStyle w:val="16"/>
+          <w:rStyle w:val="14"/>
           <w:rFonts w:ascii="TH Sarabun New" w:eastAsia="Calibri" w:hAnsi="TH Sarabun New"/>
           <w:color w:val="0D0D0D"/>
           <w:kern w:val="0"/>
@@ -926,7 +926,7 @@
       </w:r>
       <w:r>
         <w:rPr>
-          <w:rStyle w:val="16"/>
+          <w:rStyle w:val="14"/>
           <w:rFonts w:ascii="TH Sarabun New" w:eastAsia="Calibri" w:hAnsi="TH Sarabun New"/>
           <w:color w:val="0D0D0D"/>
           <w:kern w:val="0"/>
@@ -938,7 +938,7 @@
     </w:p>
     <w:p>
       <w:pPr>
-        <w:pStyle w:val="1"/>
+        <w:pStyle w:val="Heading1"/>
         <w:rPr>
           <w:rFonts w:ascii="TH Sarabun New" w:hAnsi="TH Sarabun New"/>
           <w:sz w:val="36"/>
@@ -980,7 +980,7 @@
       </w:pPr>
       <w:r>
         <w:rPr>
-          <w:rStyle w:val="16"/>
+          <w:rStyle w:val="14"/>
           <w:rFonts w:ascii="TH Sarabun New" w:eastAsia="Calibri" w:hAnsi="TH Sarabun New" w:cs="TH Sarabun New"/>
           <w:kern w:val="0"/>
           <w:sz w:val="32"/>
@@ -993,7 +993,7 @@
       <w:proofErr w:type="spellStart"/>
       <w:r>
         <w:rPr>
-          <w:rStyle w:val="16"/>
+          <w:rStyle w:val="14"/>
           <w:rFonts w:ascii="TH Sarabun New" w:eastAsia="Calibri" w:hAnsi="TH Sarabun New" w:cs="TH Sarabun New"/>
           <w:kern w:val="0"/>
           <w:sz w:val="32"/>
@@ -1007,7 +1007,7 @@
     </w:p>
     <w:p>
       <w:pPr>
-        <w:pStyle w:val="1"/>
+        <w:pStyle w:val="Heading1"/>
         <w:rPr>
           <w:rFonts w:ascii="TH Sarabun New" w:hAnsi="TH Sarabun New"/>
           <w:sz w:val="36"/>
@@ -1015,7 +1015,7 @@
       </w:pPr>
       <w:r>
         <w:rPr>
-          <w:rStyle w:val="16"/>
+          <w:rStyle w:val="14"/>
           <w:rFonts w:ascii="TH Sarabun New" w:hAnsi="TH Sarabun New"/>
           <w:b/>
           <w:bCs w:val="0"/>
@@ -1025,7 +1025,7 @@
       </w:r>
       <w:r>
         <w:rPr>
-          <w:rStyle w:val="16"/>
+          <w:rStyle w:val="14"/>
           <w:rFonts w:ascii="TH Sarabun New" w:hAnsi="TH Sarabun New"/>
           <w:b/>
           <w:bCs w:val="0"/>
@@ -1035,7 +1035,7 @@
       </w:r>
       <w:r>
         <w:rPr>
-          <w:rStyle w:val="16"/>
+          <w:rStyle w:val="14"/>
           <w:rFonts w:ascii="TH Sarabun New" w:hAnsi="TH Sarabun New"/>
           <w:sz w:val="36"/>
           <w:cs/>
@@ -1055,7 +1055,7 @@
       </w:pPr>
       <w:r>
         <w:rPr>
-          <w:rStyle w:val="16"/>
+          <w:rStyle w:val="14"/>
           <w:rFonts w:ascii="TH Sarabun New" w:hAnsi="TH Sarabun New" w:cs="TH Sarabun New"/>
           <w:sz w:val="32"/>
           <w:szCs w:val="32"/>
@@ -1064,7 +1064,7 @@
       </w:r>
       <w:r>
         <w:rPr>
-          <w:rStyle w:val="16"/>
+          <w:rStyle w:val="14"/>
           <w:rFonts w:ascii="TH Sarabun New" w:hAnsi="TH Sarabun New" w:cs="TH Sarabun New"/>
           <w:sz w:val="32"/>
           <w:szCs w:val="32"/>
@@ -1084,7 +1084,7 @@
       </w:pPr>
       <w:r>
         <w:rPr>
-          <w:rStyle w:val="16"/>
+          <w:rStyle w:val="14"/>
           <w:rFonts w:ascii="TH Sarabun New" w:hAnsi="TH Sarabun New" w:cs="TH Sarabun New"/>
           <w:sz w:val="32"/>
           <w:szCs w:val="32"/>
@@ -1093,7 +1093,7 @@
       </w:r>
       <w:r>
         <w:rPr>
-          <w:rStyle w:val="16"/>
+          <w:rStyle w:val="14"/>
           <w:rFonts w:ascii="TH Sarabun New" w:hAnsi="TH Sarabun New" w:cs="TH Sarabun New"/>
           <w:sz w:val="32"/>
           <w:szCs w:val="32"/>
@@ -1104,7 +1104,7 @@
       </w:r>
       <w:r>
         <w:rPr>
-          <w:rStyle w:val="16"/>
+          <w:rStyle w:val="14"/>
           <w:rFonts w:ascii="TH Sarabun New" w:hAnsi="TH Sarabun New" w:cs="TH Sarabun New"/>
           <w:sz w:val="32"/>
           <w:szCs w:val="32"/>
@@ -1113,7 +1113,7 @@
       </w:r>
       <w:r>
         <w:rPr>
-          <w:rStyle w:val="16"/>
+          <w:rStyle w:val="14"/>
           <w:rFonts w:ascii="TH Sarabun New" w:hAnsi="TH Sarabun New" w:cs="TH Sarabun New"/>
           <w:sz w:val="32"/>
           <w:szCs w:val="32"/>
@@ -1123,7 +1123,7 @@
       </w:r>
       <w:r>
         <w:rPr>
-          <w:rStyle w:val="16"/>
+          <w:rStyle w:val="14"/>
           <w:rFonts w:ascii="TH Sarabun New" w:hAnsi="TH Sarabun New" w:cs="TH Sarabun New"/>
           <w:sz w:val="32"/>
           <w:szCs w:val="32"/>
@@ -1132,7 +1132,7 @@
       </w:r>
       <w:r>
         <w:rPr>
-          <w:rStyle w:val="16"/>
+          <w:rStyle w:val="14"/>
           <w:rFonts w:ascii="TH Sarabun New" w:hAnsi="TH Sarabun New" w:cs="TH Sarabun New"/>
           <w:sz w:val="32"/>
           <w:szCs w:val="32"/>
@@ -1142,7 +1142,7 @@
       </w:r>
       <w:r>
         <w:rPr>
-          <w:rStyle w:val="16"/>
+          <w:rStyle w:val="14"/>
           <w:rFonts w:ascii="TH Sarabun New" w:hAnsi="TH Sarabun New" w:cs="TH Sarabun New"/>
           <w:sz w:val="32"/>
           <w:szCs w:val="32"/>
@@ -1153,7 +1153,7 @@
       </w:r>
       <w:r>
         <w:rPr>
-          <w:rStyle w:val="16"/>
+          <w:rStyle w:val="14"/>
           <w:rFonts w:ascii="TH Sarabun New" w:hAnsi="TH Sarabun New" w:cs="TH Sarabun New"/>
           <w:sz w:val="32"/>
           <w:szCs w:val="32"/>
@@ -1162,7 +1162,7 @@
       </w:r>
       <w:r>
         <w:rPr>
-          <w:rStyle w:val="16"/>
+          <w:rStyle w:val="14"/>
           <w:rFonts w:ascii="TH Sarabun New" w:hAnsi="TH Sarabun New" w:cs="TH Sarabun New"/>
           <w:sz w:val="32"/>
           <w:szCs w:val="32"/>
@@ -1182,7 +1182,7 @@
       </w:pPr>
       <w:r>
         <w:rPr>
-          <w:rStyle w:val="16"/>
+          <w:rStyle w:val="14"/>
           <w:rFonts w:ascii="TH Sarabun New" w:hAnsi="TH Sarabun New" w:cs="TH Sarabun New"/>
           <w:sz w:val="32"/>
           <w:szCs w:val="32"/>
@@ -1191,7 +1191,7 @@
       </w:r>
       <w:r>
         <w:rPr>
-          <w:rStyle w:val="16"/>
+          <w:rStyle w:val="14"/>
           <w:rFonts w:ascii="TH Sarabun New" w:hAnsi="TH Sarabun New" w:cs="TH Sarabun New"/>
           <w:sz w:val="32"/>
           <w:szCs w:val="32"/>
@@ -1202,7 +1202,7 @@
       </w:r>
       <w:r>
         <w:rPr>
-          <w:rStyle w:val="16"/>
+          <w:rStyle w:val="14"/>
           <w:rFonts w:ascii="TH Sarabun New" w:hAnsi="TH Sarabun New" w:cs="TH Sarabun New"/>
           <w:sz w:val="32"/>
           <w:szCs w:val="32"/>
@@ -1211,7 +1211,7 @@
       </w:r>
       <w:r>
         <w:rPr>
-          <w:rStyle w:val="16"/>
+          <w:rStyle w:val="14"/>
           <w:rFonts w:ascii="TH Sarabun New" w:hAnsi="TH Sarabun New" w:cs="TH Sarabun New"/>
           <w:sz w:val="32"/>
           <w:szCs w:val="32"/>
@@ -1221,7 +1221,7 @@
       </w:r>
       <w:r>
         <w:rPr>
-          <w:rStyle w:val="16"/>
+          <w:rStyle w:val="14"/>
           <w:rFonts w:ascii="TH Sarabun New" w:hAnsi="TH Sarabun New" w:cs="TH Sarabun New"/>
           <w:sz w:val="32"/>
           <w:szCs w:val="32"/>
@@ -1232,7 +1232,7 @@
       </w:r>
       <w:r>
         <w:rPr>
-          <w:rStyle w:val="16"/>
+          <w:rStyle w:val="14"/>
           <w:rFonts w:ascii="TH Sarabun New" w:hAnsi="TH Sarabun New" w:cs="TH Sarabun New"/>
           <w:sz w:val="32"/>
           <w:szCs w:val="32"/>
@@ -1241,7 +1241,7 @@
       </w:r>
       <w:r>
         <w:rPr>
-          <w:rStyle w:val="16"/>
+          <w:rStyle w:val="14"/>
           <w:rFonts w:ascii="TH Sarabun New" w:hAnsi="TH Sarabun New" w:cs="TH Sarabun New"/>
           <w:sz w:val="32"/>
           <w:szCs w:val="32"/>
@@ -1253,40 +1253,37 @@
     </w:p>
     <w:p>
       <w:pPr>
-        <w:pStyle w:val="1"/>
-        <w:rPr>
-          <w:rFonts w:ascii="TH Sarabun New" w:hAnsi="TH Sarabun New"/>
-        </w:rPr>
-      </w:pPr>
-      <w:r>
-        <w:rPr>
-          <w:rStyle w:val="16"/>
-          <w:rFonts w:ascii="TH Sarabun New" w:hAnsi="TH Sarabun New"/>
+        <w:pStyle w:val="Heading1"/>
+        <w:rPr>
+          <w:rFonts w:ascii="TH Sarabun New" w:hAnsi="TH Sarabun New"/>
+        </w:rPr>
+      </w:pPr>
+      <w:r>
+        <w:rPr>
+          <w:rStyle w:val="14"/>
+          <w:rFonts w:ascii="TH Sarabun New" w:hAnsi="TH Sarabun New"/>
+          <w:b/>
+          <w:bCs w:val="0"/>
         </w:rPr>
         <w:t>5</w:t>
       </w:r>
       <w:r>
         <w:rPr>
-          <w:rStyle w:val="16"/>
-          <w:rFonts w:ascii="TH Sarabun New" w:hAnsi="TH Sarabun New"/>
+          <w:rStyle w:val="14"/>
+          <w:rFonts w:ascii="TH Sarabun New" w:hAnsi="TH Sarabun New"/>
+          <w:b/>
+          <w:bCs w:val="0"/>
         </w:rPr>
         <w:t>.</w:t>
       </w:r>
       <w:r>
         <w:rPr>
-          <w:rStyle w:val="16"/>
-          <w:rFonts w:ascii="TH Sarabun New" w:hAnsi="TH Sarabun New"/>
-          <w:cs/>
-          <w:lang w:bidi="th-TH"/>
-        </w:rPr>
-        <w:t xml:space="preserve"> วัตถุประสงค์ (</w:t>
-      </w:r>
-      <w:r>
-        <w:rPr>
-          <w:rStyle w:val="16"/>
-          <w:rFonts w:ascii="TH Sarabun New" w:hAnsi="TH Sarabun New"/>
-        </w:rPr>
-        <w:t>Objective)</w:t>
+          <w:rStyle w:val="14"/>
+          <w:rFonts w:ascii="TH Sarabun New" w:hAnsi="TH Sarabun New"/>
+          <w:cs/>
+          <w:lang w:bidi="th-TH"/>
+        </w:rPr>
+        <w:t xml:space="preserve"> วัตถุประสงค์</w:t>
       </w:r>
     </w:p>
     <w:p>
@@ -1304,7 +1301,7 @@
       </w:pPr>
       <w:r>
         <w:rPr>
-          <w:rStyle w:val="16"/>
+          <w:rStyle w:val="14"/>
           <w:rFonts w:ascii="TH Sarabun New" w:hAnsi="TH Sarabun New" w:cs="TH Sarabun New"/>
           <w:sz w:val="32"/>
           <w:szCs w:val="32"/>
@@ -1315,7 +1312,7 @@
       </w:r>
       <w:r>
         <w:rPr>
-          <w:rStyle w:val="16"/>
+          <w:rStyle w:val="14"/>
           <w:rFonts w:ascii="TH Sarabun New" w:hAnsi="TH Sarabun New" w:cs="TH Sarabun New"/>
           <w:sz w:val="32"/>
           <w:szCs w:val="32"/>
@@ -1333,13 +1330,13 @@
         <w:spacing w:after="0" w:line="240" w:lineRule="auto"/>
         <w:contextualSpacing/>
         <w:rPr>
-          <w:rStyle w:val="16"/>
-          <w:rFonts w:ascii="TH Sarabun New" w:hAnsi="TH Sarabun New" w:cs="TH Sarabun New"/>
-        </w:rPr>
-      </w:pPr>
-      <w:r>
-        <w:rPr>
-          <w:rStyle w:val="16"/>
+          <w:rStyle w:val="14"/>
+          <w:rFonts w:ascii="TH Sarabun New" w:hAnsi="TH Sarabun New" w:cs="TH Sarabun New"/>
+        </w:rPr>
+      </w:pPr>
+      <w:r>
+        <w:rPr>
+          <w:rStyle w:val="14"/>
           <w:rFonts w:ascii="TH Sarabun New" w:hAnsi="TH Sarabun New" w:cs="TH Sarabun New" w:hint="cs"/>
           <w:sz w:val="32"/>
           <w:szCs w:val="32"/>
@@ -1350,7 +1347,7 @@
       </w:r>
       <w:r>
         <w:rPr>
-          <w:rStyle w:val="16"/>
+          <w:rStyle w:val="14"/>
           <w:rFonts w:ascii="TH Sarabun New" w:hAnsi="TH Sarabun New" w:cs="TH Sarabun New"/>
           <w:sz w:val="32"/>
           <w:szCs w:val="32"/>
@@ -1361,7 +1358,7 @@
       </w:r>
       <w:r>
         <w:rPr>
-          <w:rStyle w:val="16"/>
+          <w:rStyle w:val="14"/>
           <w:rFonts w:ascii="TH Sarabun New" w:hAnsi="TH Sarabun New" w:cs="TH Sarabun New"/>
           <w:sz w:val="32"/>
           <w:szCs w:val="32"/>
@@ -1372,7 +1369,7 @@
       </w:r>
       <w:r>
         <w:rPr>
-          <w:rStyle w:val="16"/>
+          <w:rStyle w:val="14"/>
           <w:rFonts w:ascii="TH Sarabun New" w:hAnsi="TH Sarabun New" w:cs="TH Sarabun New"/>
           <w:sz w:val="32"/>
           <w:szCs w:val="32"/>
@@ -1381,7 +1378,7 @@
       </w:r>
       <w:r>
         <w:rPr>
-          <w:rStyle w:val="16"/>
+          <w:rStyle w:val="14"/>
           <w:rFonts w:ascii="TH Sarabun New" w:hAnsi="TH Sarabun New" w:cs="TH Sarabun New"/>
           <w:sz w:val="32"/>
           <w:szCs w:val="32"/>
@@ -1391,7 +1388,7 @@
       </w:r>
       <w:r>
         <w:rPr>
-          <w:rStyle w:val="16"/>
+          <w:rStyle w:val="14"/>
           <w:rFonts w:ascii="TH Sarabun New" w:hAnsi="TH Sarabun New" w:cs="TH Sarabun New"/>
           <w:sz w:val="32"/>
           <w:szCs w:val="32"/>
@@ -1402,7 +1399,7 @@
       </w:r>
       <w:r>
         <w:rPr>
-          <w:rStyle w:val="16"/>
+          <w:rStyle w:val="14"/>
           <w:rFonts w:ascii="TH Sarabun New" w:hAnsi="TH Sarabun New" w:cs="TH Sarabun New"/>
           <w:sz w:val="32"/>
           <w:szCs w:val="32"/>
@@ -1411,7 +1408,7 @@
       </w:r>
       <w:r>
         <w:rPr>
-          <w:rStyle w:val="16"/>
+          <w:rStyle w:val="14"/>
           <w:rFonts w:ascii="TH Sarabun New" w:hAnsi="TH Sarabun New" w:cs="TH Sarabun New"/>
           <w:sz w:val="32"/>
           <w:szCs w:val="32"/>
@@ -1421,7 +1418,7 @@
       </w:r>
       <w:r>
         <w:rPr>
-          <w:rStyle w:val="16"/>
+          <w:rStyle w:val="14"/>
           <w:rFonts w:ascii="TH Sarabun New" w:hAnsi="TH Sarabun New" w:cs="TH Sarabun New"/>
           <w:sz w:val="32"/>
           <w:szCs w:val="32"/>
@@ -1432,7 +1429,7 @@
       </w:r>
       <w:r>
         <w:rPr>
-          <w:rStyle w:val="16"/>
+          <w:rStyle w:val="14"/>
           <w:rFonts w:ascii="TH Sarabun New" w:hAnsi="TH Sarabun New" w:cs="TH Sarabun New"/>
           <w:sz w:val="32"/>
           <w:szCs w:val="32"/>
@@ -1441,7 +1438,7 @@
       </w:r>
       <w:r>
         <w:rPr>
-          <w:rStyle w:val="16"/>
+          <w:rStyle w:val="14"/>
           <w:rFonts w:ascii="TH Sarabun New" w:hAnsi="TH Sarabun New" w:cs="TH Sarabun New"/>
           <w:sz w:val="32"/>
           <w:szCs w:val="32"/>
@@ -1451,7 +1448,7 @@
       </w:r>
       <w:r>
         <w:rPr>
-          <w:rStyle w:val="16"/>
+          <w:rStyle w:val="14"/>
           <w:rFonts w:ascii="TH Sarabun New" w:hAnsi="TH Sarabun New" w:cs="TH Sarabun New"/>
           <w:sz w:val="32"/>
           <w:szCs w:val="32"/>
@@ -1462,7 +1459,7 @@
       </w:r>
       <w:r>
         <w:rPr>
-          <w:rStyle w:val="16"/>
+          <w:rStyle w:val="14"/>
           <w:rFonts w:ascii="TH Sarabun New" w:hAnsi="TH Sarabun New" w:cs="TH Sarabun New" w:hint="cs"/>
           <w:sz w:val="32"/>
           <w:szCs w:val="32"/>
@@ -1473,7 +1470,7 @@
       </w:r>
       <w:r>
         <w:rPr>
-          <w:rStyle w:val="16"/>
+          <w:rStyle w:val="14"/>
           <w:rFonts w:ascii="TH Sarabun New" w:hAnsi="TH Sarabun New" w:cs="TH Sarabun New"/>
           <w:sz w:val="32"/>
           <w:szCs w:val="32"/>
@@ -1483,7 +1480,7 @@
       </w:r>
       <w:r>
         <w:rPr>
-          <w:rStyle w:val="16"/>
+          <w:rStyle w:val="14"/>
           <w:rFonts w:ascii="TH Sarabun New" w:hAnsi="TH Sarabun New" w:cs="TH Sarabun New" w:hint="cs"/>
           <w:sz w:val="32"/>
           <w:szCs w:val="32"/>
@@ -1495,7 +1492,7 @@
     </w:p>
     <w:p>
       <w:pPr>
-        <w:pStyle w:val="a4"/>
+        <w:pStyle w:val="ListParagraph"/>
         <w:numPr>
           <w:ilvl w:val="0"/>
           <w:numId w:val="4"/>
@@ -1531,21 +1528,21 @@
     </w:p>
     <w:p>
       <w:pPr>
-        <w:pStyle w:val="1"/>
-        <w:rPr>
-          <w:rFonts w:ascii="TH Sarabun New" w:hAnsi="TH Sarabun New"/>
-        </w:rPr>
-      </w:pPr>
-      <w:r>
-        <w:rPr>
-          <w:rStyle w:val="16"/>
+        <w:pStyle w:val="Heading1"/>
+        <w:rPr>
+          <w:rFonts w:ascii="TH Sarabun New" w:hAnsi="TH Sarabun New" w:hint="cs"/>
+        </w:rPr>
+      </w:pPr>
+      <w:r>
+        <w:rPr>
+          <w:rStyle w:val="14"/>
           <w:rFonts w:ascii="TH Sarabun New" w:hAnsi="TH Sarabun New"/>
         </w:rPr>
         <w:t>6</w:t>
       </w:r>
       <w:r>
         <w:rPr>
-          <w:rStyle w:val="16"/>
+          <w:rStyle w:val="14"/>
           <w:rFonts w:ascii="TH Sarabun New" w:hAnsi="TH Sarabun New"/>
           <w:cs/>
           <w:lang w:bidi="th-TH"/>
@@ -1554,19 +1551,12 @@
       </w:r>
       <w:r>
         <w:rPr>
-          <w:rStyle w:val="16"/>
-          <w:rFonts w:ascii="TH Sarabun New" w:hAnsi="TH Sarabun New"/>
-          <w:cs/>
-          <w:lang w:bidi="th-TH"/>
-        </w:rPr>
-        <w:t xml:space="preserve"> ประโยชน์ที่คาดว่าจะได้รับ (</w:t>
-      </w:r>
-      <w:r>
-        <w:rPr>
-          <w:rStyle w:val="16"/>
-          <w:rFonts w:ascii="TH Sarabun New" w:hAnsi="TH Sarabun New"/>
-        </w:rPr>
-        <w:t>Project Contribution)</w:t>
+          <w:rStyle w:val="14"/>
+          <w:rFonts w:ascii="TH Sarabun New" w:hAnsi="TH Sarabun New"/>
+          <w:cs/>
+          <w:lang w:bidi="th-TH"/>
+        </w:rPr>
+        <w:t xml:space="preserve"> ประโยชน์ที่คาดว่าจะได้รับ</w:t>
       </w:r>
     </w:p>
     <w:p>
@@ -1611,7 +1601,7 @@
       </w:pPr>
       <w:r>
         <w:rPr>
-          <w:rStyle w:val="16"/>
+          <w:rStyle w:val="14"/>
           <w:rFonts w:ascii="TH Sarabun New" w:hAnsi="TH Sarabun New" w:cs="TH Sarabun New"/>
           <w:sz w:val="32"/>
           <w:szCs w:val="32"/>
@@ -1622,7 +1612,7 @@
       </w:r>
       <w:r>
         <w:rPr>
-          <w:rStyle w:val="16"/>
+          <w:rStyle w:val="14"/>
           <w:rFonts w:ascii="TH Sarabun New" w:hAnsi="TH Sarabun New" w:cs="TH Sarabun New"/>
           <w:sz w:val="32"/>
           <w:szCs w:val="32"/>
@@ -1631,7 +1621,7 @@
       </w:r>
       <w:r>
         <w:rPr>
-          <w:rStyle w:val="16"/>
+          <w:rStyle w:val="14"/>
           <w:rFonts w:ascii="TH Sarabun New" w:hAnsi="TH Sarabun New" w:cs="TH Sarabun New"/>
           <w:sz w:val="32"/>
           <w:szCs w:val="32"/>
@@ -1654,7 +1644,7 @@
       </w:pPr>
       <w:r>
         <w:rPr>
-          <w:rStyle w:val="16"/>
+          <w:rStyle w:val="14"/>
           <w:rFonts w:ascii="TH Sarabun New" w:hAnsi="TH Sarabun New" w:cs="TH Sarabun New"/>
           <w:sz w:val="32"/>
           <w:szCs w:val="32"/>
@@ -1665,7 +1655,7 @@
       </w:r>
       <w:r>
         <w:rPr>
-          <w:rStyle w:val="16"/>
+          <w:rStyle w:val="14"/>
           <w:rFonts w:ascii="TH Sarabun New" w:hAnsi="TH Sarabun New" w:cs="TH Sarabun New"/>
           <w:sz w:val="32"/>
           <w:szCs w:val="32"/>
@@ -1674,7 +1664,7 @@
       </w:r>
       <w:r>
         <w:rPr>
-          <w:rStyle w:val="16"/>
+          <w:rStyle w:val="14"/>
           <w:rFonts w:ascii="TH Sarabun New" w:hAnsi="TH Sarabun New" w:cs="TH Sarabun New"/>
           <w:sz w:val="32"/>
           <w:szCs w:val="32"/>
@@ -1684,7 +1674,7 @@
       </w:r>
       <w:r>
         <w:rPr>
-          <w:rStyle w:val="16"/>
+          <w:rStyle w:val="14"/>
           <w:rFonts w:ascii="TH Sarabun New" w:hAnsi="TH Sarabun New" w:cs="TH Sarabun New"/>
           <w:sz w:val="32"/>
           <w:szCs w:val="32"/>
@@ -1695,7 +1685,7 @@
       </w:r>
       <w:r>
         <w:rPr>
-          <w:rStyle w:val="16"/>
+          <w:rStyle w:val="14"/>
           <w:rFonts w:ascii="TH Sarabun New" w:hAnsi="TH Sarabun New" w:cs="TH Sarabun New"/>
           <w:sz w:val="32"/>
           <w:szCs w:val="32"/>
@@ -1704,7 +1694,7 @@
       </w:r>
       <w:r>
         <w:rPr>
-          <w:rStyle w:val="16"/>
+          <w:rStyle w:val="14"/>
           <w:rFonts w:ascii="TH Sarabun New" w:hAnsi="TH Sarabun New" w:cs="TH Sarabun New"/>
           <w:sz w:val="32"/>
           <w:szCs w:val="32"/>
@@ -1716,21 +1706,21 @@
     </w:p>
     <w:p>
       <w:pPr>
-        <w:pStyle w:val="1"/>
-        <w:rPr>
-          <w:rFonts w:ascii="TH Sarabun New" w:hAnsi="TH Sarabun New"/>
-        </w:rPr>
-      </w:pPr>
-      <w:r>
-        <w:rPr>
-          <w:rStyle w:val="16"/>
+        <w:pStyle w:val="Heading1"/>
+        <w:rPr>
+          <w:rFonts w:ascii="TH Sarabun New" w:hAnsi="TH Sarabun New" w:hint="cs"/>
+        </w:rPr>
+      </w:pPr>
+      <w:r>
+        <w:rPr>
+          <w:rStyle w:val="14"/>
           <w:rFonts w:ascii="TH Sarabun New" w:hAnsi="TH Sarabun New"/>
         </w:rPr>
         <w:t>7</w:t>
       </w:r>
       <w:r>
         <w:rPr>
-          <w:rStyle w:val="16"/>
+          <w:rStyle w:val="14"/>
           <w:rFonts w:ascii="TH Sarabun New" w:hAnsi="TH Sarabun New"/>
           <w:szCs w:val="32"/>
           <w:cs/>
@@ -1739,25 +1729,18 @@
       </w:r>
       <w:r>
         <w:rPr>
-          <w:rStyle w:val="16"/>
-          <w:rFonts w:ascii="TH Sarabun New" w:hAnsi="TH Sarabun New"/>
-          <w:cs/>
-          <w:lang w:bidi="th-TH"/>
-        </w:rPr>
-        <w:t xml:space="preserve"> ทฤษฎีและหลักการ (</w:t>
-      </w:r>
-      <w:r>
-        <w:rPr>
-          <w:rStyle w:val="16"/>
-          <w:rFonts w:ascii="TH Sarabun New" w:hAnsi="TH Sarabun New"/>
-        </w:rPr>
-        <w:t>Theoretical Framework)</w:t>
-      </w:r>
-    </w:p>
-    <w:p>
-      <w:r>
-        <w:rPr>
-          <w:rStyle w:val="16"/>
+          <w:rStyle w:val="14"/>
+          <w:rFonts w:ascii="TH Sarabun New" w:hAnsi="TH Sarabun New"/>
+          <w:cs/>
+          <w:lang w:bidi="th-TH"/>
+        </w:rPr>
+        <w:t xml:space="preserve"> ทฤษฎีและหลักการ</w:t>
+      </w:r>
+    </w:p>
+    <w:p>
+      <w:r>
+        <w:rPr>
+          <w:rStyle w:val="14"/>
           <w:rFonts w:ascii="TH Sarabun New" w:hAnsi="TH Sarabun New"/>
           <w:sz w:val="32"/>
           <w:cs/>
@@ -1776,7 +1759,7 @@
       </w:r>
       <w:r>
         <w:rPr>
-          <w:rStyle w:val="16"/>
+          <w:rStyle w:val="14"/>
           <w:rFonts w:ascii="TH Sarabun New" w:hAnsi="TH Sarabun New"/>
           <w:sz w:val="32"/>
           <w:cs/>
@@ -1786,7 +1769,7 @@
       </w:r>
       <w:r>
         <w:rPr>
-          <w:rStyle w:val="16"/>
+          <w:rStyle w:val="14"/>
           <w:rFonts w:ascii="TH Sarabun New" w:hAnsi="TH Sarabun New"/>
           <w:sz w:val="32"/>
           <w:lang w:bidi="th-TH"/>
@@ -1795,7 +1778,7 @@
       </w:r>
       <w:r>
         <w:rPr>
-          <w:rStyle w:val="16"/>
+          <w:rStyle w:val="14"/>
           <w:rFonts w:ascii="TH Sarabun New" w:hAnsi="TH Sarabun New"/>
           <w:sz w:val="32"/>
           <w:cs/>
@@ -1806,7 +1789,225 @@
     </w:p>
     <w:p>
       <w:pPr>
-        <w:pStyle w:val="a4"/>
+        <w:rPr>
+          <w:rFonts w:ascii="TH Sarabun New" w:hAnsi="TH Sarabun New"/>
+          <w:sz w:val="32"/>
+        </w:rPr>
+      </w:pPr>
+      <w:r>
+        <w:rPr>
+          <w:rFonts w:ascii="TH Sarabun New" w:hAnsi="TH Sarabun New"/>
+          <w:sz w:val="32"/>
+        </w:rPr>
+        <w:t>7.1 Review of Literature</w:t>
+      </w:r>
+    </w:p>
+    <w:p>
+      <w:r>
+        <w:t>1.</w:t>
+      </w:r>
+      <w:r>
+        <w:t xml:space="preserve"> </w:t>
+      </w:r>
+      <w:proofErr w:type="spellStart"/>
+      <w:r>
+        <w:t>duolingo</w:t>
+      </w:r>
+      <w:proofErr w:type="spellEnd"/>
+    </w:p>
+    <w:p>
+      <w:pPr>
+        <w:ind w:firstLine="360"/>
+        <w:rPr>
+          <w:lang w:bidi="th-TH"/>
+        </w:rPr>
+      </w:pPr>
+      <w:r>
+        <w:rPr>
+          <w:cs/>
+          <w:lang w:bidi="th-TH"/>
+        </w:rPr>
+        <w:t xml:space="preserve">แอปพลิเคชันและเว็บไซต์ยอดนิยมสำหรับการเรียนรู้ภาษามากกว่า </w:t>
+      </w:r>
+      <w:r>
+        <w:t xml:space="preserve">40 </w:t>
+      </w:r>
+      <w:r>
+        <w:rPr>
+          <w:cs/>
+          <w:lang w:bidi="th-TH"/>
+        </w:rPr>
+        <w:t>ภาษา มีจุดเด่นที่การนำเทคนิค</w:t>
+      </w:r>
+      <w:r>
+        <w:rPr>
+          <w:lang w:bidi="th-TH"/>
+        </w:rPr>
+        <w:t xml:space="preserve"> </w:t>
+      </w:r>
+      <w:r>
+        <w:t>Gamification (</w:t>
+      </w:r>
+      <w:r>
+        <w:rPr>
+          <w:cs/>
+          <w:lang w:bidi="th-TH"/>
+        </w:rPr>
+        <w:t>การเรียนรู้ผ่านเกม) มาใช้ เช่น สะสมแต้ม</w:t>
+      </w:r>
+      <w:r>
+        <w:t xml:space="preserve">, </w:t>
+      </w:r>
+      <w:r>
+        <w:rPr>
+          <w:cs/>
+          <w:lang w:bidi="th-TH"/>
+        </w:rPr>
+        <w:t>ทำภารกิจสั้นๆ</w:t>
+      </w:r>
+      <w:r>
+        <w:t xml:space="preserve">, </w:t>
+      </w:r>
+      <w:r>
+        <w:rPr>
+          <w:cs/>
+          <w:lang w:bidi="th-TH"/>
+        </w:rPr>
+        <w:t xml:space="preserve">และนกฮูก </w:t>
+      </w:r>
+      <w:r>
+        <w:t>Duo</w:t>
+      </w:r>
+      <w:r>
+        <w:rPr>
+          <w:cs/>
+          <w:lang w:bidi="th-TH"/>
+        </w:rPr>
+        <w:t xml:space="preserve"> ทำให้การฝึกภาษาสนุกและติดเป็นนิสัย</w:t>
+      </w:r>
+    </w:p>
+    <w:p>
+      <w:pPr>
+        <w:ind w:firstLine="360"/>
+        <w:rPr>
+          <w:lang w:bidi="th-TH"/>
+        </w:rPr>
+      </w:pPr>
+      <w:r>
+        <w:rPr>
+          <w:rFonts w:hint="cs"/>
+          <w:cs/>
+          <w:lang w:bidi="th-TH"/>
+        </w:rPr>
+        <w:t xml:space="preserve">ผู้จัดทำสามารถศึกษา </w:t>
+      </w:r>
+      <w:r>
+        <w:rPr>
+          <w:lang w:bidi="th-TH"/>
+        </w:rPr>
+        <w:t xml:space="preserve">Design Pattern </w:t>
+      </w:r>
+      <w:r>
+        <w:rPr>
+          <w:rFonts w:hint="cs"/>
+          <w:cs/>
+          <w:lang w:bidi="th-TH"/>
+        </w:rPr>
+        <w:t>การออกแบบเนื้อหาการสอนภาษาอังกฤษได้จาก</w:t>
+      </w:r>
+      <w:r>
+        <w:rPr>
+          <w:cs/>
+          <w:lang w:bidi="th-TH"/>
+        </w:rPr>
+        <w:t>แอปพลิเคชัน</w:t>
+      </w:r>
+      <w:r>
+        <w:rPr>
+          <w:rFonts w:hint="cs"/>
+          <w:cs/>
+          <w:lang w:bidi="th-TH"/>
+        </w:rPr>
+        <w:t>นี้</w:t>
+      </w:r>
+    </w:p>
+    <w:p>
+      <w:pPr>
+        <w:rPr>
+          <w:lang w:bidi="th-TH"/>
+        </w:rPr>
+      </w:pPr>
+    </w:p>
+    <w:p>
+      <w:pPr>
+        <w:rPr>
+          <w:rFonts w:ascii="TH Sarabun New" w:hAnsi="TH Sarabun New"/>
+          <w:sz w:val="32"/>
+        </w:rPr>
+      </w:pPr>
+      <w:r>
+        <w:rPr>
+          <w:rFonts w:ascii="TH Sarabun New" w:hAnsi="TH Sarabun New"/>
+          <w:sz w:val="32"/>
+        </w:rPr>
+        <w:t>7.</w:t>
+      </w:r>
+      <w:r>
+        <w:rPr>
+          <w:rFonts w:ascii="TH Sarabun New" w:hAnsi="TH Sarabun New"/>
+          <w:sz w:val="32"/>
+        </w:rPr>
+        <w:t>2</w:t>
+      </w:r>
+      <w:r>
+        <w:rPr>
+          <w:rFonts w:ascii="TH Sarabun New" w:hAnsi="TH Sarabun New"/>
+          <w:sz w:val="32"/>
+        </w:rPr>
+        <w:t xml:space="preserve"> </w:t>
+      </w:r>
+      <w:r>
+        <w:rPr>
+          <w:rFonts w:ascii="TH Sarabun New" w:hAnsi="TH Sarabun New"/>
+          <w:sz w:val="32"/>
+        </w:rPr>
+        <w:t>Proposed Solution, System Design</w:t>
+      </w:r>
+    </w:p>
+    <w:p>
+      <w:pPr>
+        <w:rPr>
+          <w:rFonts w:ascii="TH Sarabun New" w:hAnsi="TH Sarabun New"/>
+          <w:sz w:val="32"/>
+        </w:rPr>
+      </w:pPr>
+    </w:p>
+    <w:p>
+      <w:pPr>
+        <w:rPr>
+          <w:rFonts w:ascii="TH Sarabun New" w:hAnsi="TH Sarabun New" w:hint="cs"/>
+          <w:sz w:val="32"/>
+          <w:cs/>
+        </w:rPr>
+      </w:pPr>
+      <w:r>
+        <w:rPr>
+          <w:rFonts w:ascii="TH Sarabun New" w:hAnsi="TH Sarabun New"/>
+          <w:sz w:val="32"/>
+        </w:rPr>
+        <w:t>7.</w:t>
+      </w:r>
+      <w:r>
+        <w:rPr>
+          <w:rFonts w:ascii="TH Sarabun New" w:hAnsi="TH Sarabun New"/>
+          <w:sz w:val="32"/>
+        </w:rPr>
+        <w:t>3 Technology stack</w:t>
+      </w:r>
+    </w:p>
+    <w:p>
+      <w:pPr>
+        <w:pStyle w:val="ListParagraph"/>
         <w:numPr>
           <w:ilvl w:val="0"/>
           <w:numId w:val="29"/>
@@ -1863,7 +2064,7 @@
     </w:p>
     <w:p>
       <w:pPr>
-        <w:pStyle w:val="a4"/>
+        <w:pStyle w:val="ListParagraph"/>
         <w:numPr>
           <w:ilvl w:val="1"/>
           <w:numId w:val="29"/>
@@ -2404,15 +2605,15 @@
     </w:p>
     <w:p>
       <w:pPr>
-        <w:pStyle w:val="3"/>
-        <w:rPr>
-          <w:lang w:bidi="th-TH"/>
-        </w:rPr>
-      </w:pPr>
-    </w:p>
-    <w:p>
-      <w:pPr>
-        <w:pStyle w:val="a4"/>
+        <w:pStyle w:val="Heading3"/>
+        <w:rPr>
+          <w:lang w:bidi="th-TH"/>
+        </w:rPr>
+      </w:pPr>
+    </w:p>
+    <w:p>
+      <w:pPr>
+        <w:pStyle w:val="ListParagraph"/>
         <w:numPr>
           <w:ilvl w:val="1"/>
           <w:numId w:val="29"/>
@@ -2461,7 +2662,7 @@
     </w:p>
     <w:p>
       <w:pPr>
-        <w:pStyle w:val="a4"/>
+        <w:pStyle w:val="ListParagraph"/>
         <w:ind w:left="709"/>
         <w:rPr>
           <w:rFonts w:ascii="TH Sarabun New" w:hAnsi="TH Sarabun New" w:cs="TH Sarabun New"/>
@@ -2707,7 +2908,6 @@
           <w:cs/>
           <w:lang w:bidi="th-TH"/>
         </w:rPr>
-        <w:lastRenderedPageBreak/>
         <w:t>ระบบคลังข้อมูล (</w:t>
       </w:r>
       <w:proofErr w:type="spellStart"/>
@@ -2743,7 +2943,7 @@
     </w:p>
     <w:p>
       <w:pPr>
-        <w:pStyle w:val="2"/>
+        <w:pStyle w:val="Heading2"/>
         <w:rPr>
           <w:sz w:val="32"/>
           <w:lang w:bidi="th-TH"/>
@@ -2769,16 +2969,16 @@
     </w:p>
     <w:p>
       <w:pPr>
-        <w:pStyle w:val="4"/>
-        <w:rPr>
-          <w:rStyle w:val="30"/>
-          <w:rFonts w:ascii="TH Sarabun New" w:hAnsi="TH Sarabun New"/>
-          <w:sz w:val="32"/>
-        </w:rPr>
-      </w:pPr>
-      <w:r>
-        <w:rPr>
-          <w:rStyle w:val="30"/>
+        <w:pStyle w:val="Heading4"/>
+        <w:rPr>
+          <w:rStyle w:val="Heading3Char"/>
+          <w:rFonts w:ascii="TH Sarabun New" w:hAnsi="TH Sarabun New"/>
+          <w:sz w:val="32"/>
+        </w:rPr>
+      </w:pPr>
+      <w:r>
+        <w:rPr>
+          <w:rStyle w:val="Heading3Char"/>
           <w:rFonts w:ascii="TH Sarabun New" w:hAnsi="TH Sarabun New"/>
           <w:sz w:val="32"/>
         </w:rPr>
@@ -2786,7 +2986,7 @@
       </w:r>
       <w:r>
         <w:rPr>
-          <w:rStyle w:val="30"/>
+          <w:rStyle w:val="Heading3Char"/>
           <w:rFonts w:ascii="TH Sarabun New" w:hAnsi="TH Sarabun New"/>
           <w:sz w:val="32"/>
           <w:cs/>
@@ -2795,7 +2995,7 @@
       </w:r>
       <w:r>
         <w:rPr>
-          <w:rStyle w:val="30"/>
+          <w:rStyle w:val="Heading3Char"/>
           <w:rFonts w:ascii="TH Sarabun New" w:hAnsi="TH Sarabun New"/>
           <w:sz w:val="32"/>
         </w:rPr>
@@ -2812,7 +3012,7 @@
       </w:pPr>
       <w:r>
         <w:rPr>
-          <w:rStyle w:val="30"/>
+          <w:rStyle w:val="Heading3Char"/>
           <w:rFonts w:ascii="TH Sarabun New" w:hAnsi="TH Sarabun New"/>
           <w:sz w:val="32"/>
         </w:rPr>
@@ -2899,7 +3099,7 @@
       </w:pPr>
       <w:r>
         <w:rPr>
-          <w:rStyle w:val="30"/>
+          <w:rStyle w:val="Heading3Char"/>
           <w:rFonts w:ascii="TH Sarabun New" w:hAnsi="TH Sarabun New"/>
           <w:sz w:val="32"/>
         </w:rPr>
@@ -2907,7 +3107,7 @@
       </w:r>
       <w:r>
         <w:rPr>
-          <w:rStyle w:val="30"/>
+          <w:rStyle w:val="Heading3Char"/>
           <w:rFonts w:ascii="TH Sarabun New" w:hAnsi="TH Sarabun New"/>
           <w:sz w:val="32"/>
           <w:cs/>
@@ -2916,7 +3116,7 @@
       </w:r>
       <w:r>
         <w:rPr>
-          <w:rStyle w:val="30"/>
+          <w:rStyle w:val="Heading3Char"/>
           <w:rFonts w:ascii="TH Sarabun New" w:hAnsi="TH Sarabun New"/>
           <w:sz w:val="32"/>
         </w:rPr>
@@ -2924,7 +3124,7 @@
       </w:r>
       <w:r>
         <w:rPr>
-          <w:rStyle w:val="30"/>
+          <w:rStyle w:val="Heading3Char"/>
           <w:rFonts w:ascii="TH Sarabun New" w:hAnsi="TH Sarabun New"/>
           <w:sz w:val="32"/>
         </w:rPr>
@@ -3086,26 +3286,84 @@
           <w:cs/>
           <w:lang w:bidi="th-TH"/>
         </w:rPr>
-        <w:t>การใช้เสียงประกอบ (</w:t>
-      </w:r>
-      <w:r>
-        <w:rPr>
-          <w:rFonts w:ascii="TH Sarabun New" w:hAnsi="TH Sarabun New" w:cs="TH Sarabun New"/>
-          <w:sz w:val="32"/>
-          <w:szCs w:val="32"/>
-          <w:lang w:bidi="th-TH"/>
-        </w:rPr>
-        <w:t xml:space="preserve">Audio Assets) </w:t>
-      </w:r>
-      <w:r>
-        <w:rPr>
-          <w:rFonts w:ascii="TH Sarabun New" w:hAnsi="TH Sarabun New" w:cs="TH Sarabun New"/>
-          <w:sz w:val="32"/>
-          <w:szCs w:val="32"/>
-          <w:cs/>
-          <w:lang w:bidi="th-TH"/>
-        </w:rPr>
-        <w:t>เพื่อให้ผู้เล่นฟังสำเนียงและประโยคคำถาม</w:t>
+        <w:t>ใช้</w:t>
+      </w:r>
+      <w:r>
+        <w:rPr>
+          <w:rFonts w:ascii="TH Sarabun New" w:hAnsi="TH Sarabun New" w:cs="TH Sarabun New"/>
+          <w:sz w:val="32"/>
+          <w:szCs w:val="32"/>
+          <w:cs/>
+          <w:lang w:bidi="th-TH"/>
+        </w:rPr>
+        <w:t>ระบบแปลงข้อความเป็นเสียงพูด</w:t>
+      </w:r>
+      <w:r>
+        <w:rPr>
+          <w:rFonts w:ascii="TH Sarabun New" w:hAnsi="TH Sarabun New" w:cs="TH Sarabun New" w:hint="cs"/>
+          <w:sz w:val="32"/>
+          <w:szCs w:val="32"/>
+          <w:cs/>
+          <w:lang w:bidi="th-TH"/>
+        </w:rPr>
+        <w:t xml:space="preserve"> </w:t>
+      </w:r>
+      <w:r>
+        <w:rPr>
+          <w:rFonts w:ascii="TH Sarabun New" w:hAnsi="TH Sarabun New" w:cs="TH Sarabun New"/>
+          <w:sz w:val="32"/>
+          <w:szCs w:val="32"/>
+          <w:lang w:bidi="th-TH"/>
+        </w:rPr>
+        <w:t>(</w:t>
+      </w:r>
+      <w:r>
+        <w:rPr>
+          <w:rFonts w:ascii="TH Sarabun New" w:hAnsi="TH Sarabun New" w:cs="TH Sarabun New"/>
+          <w:sz w:val="32"/>
+          <w:szCs w:val="32"/>
+          <w:lang w:bidi="th-TH"/>
+        </w:rPr>
+        <w:t>Text-to-Speech</w:t>
+      </w:r>
+      <w:r>
+        <w:rPr>
+          <w:rFonts w:ascii="TH Sarabun New" w:hAnsi="TH Sarabun New" w:cs="TH Sarabun New"/>
+          <w:sz w:val="32"/>
+          <w:szCs w:val="32"/>
+          <w:lang w:bidi="th-TH"/>
+        </w:rPr>
+        <w:t>)</w:t>
+      </w:r>
+      <w:r>
+        <w:rPr>
+          <w:rFonts w:ascii="TH Sarabun New" w:hAnsi="TH Sarabun New" w:cs="TH Sarabun New" w:hint="cs"/>
+          <w:sz w:val="32"/>
+          <w:szCs w:val="32"/>
+          <w:cs/>
+          <w:lang w:bidi="th-TH"/>
+        </w:rPr>
+        <w:t xml:space="preserve"> </w:t>
+      </w:r>
+      <w:r>
+        <w:rPr>
+          <w:rFonts w:ascii="TH Sarabun New" w:hAnsi="TH Sarabun New" w:cs="TH Sarabun New"/>
+          <w:sz w:val="32"/>
+          <w:szCs w:val="32"/>
+          <w:cs/>
+          <w:lang w:bidi="th-TH"/>
+        </w:rPr>
+        <w:t>เพื่อให้ผู้เล่นฟัง</w:t>
+      </w:r>
+      <w:r>
+        <w:rPr>
+          <w:rFonts w:ascii="TH Sarabun New" w:hAnsi="TH Sarabun New" w:cs="TH Sarabun New" w:hint="cs"/>
+          <w:sz w:val="32"/>
+          <w:szCs w:val="32"/>
+          <w:cs/>
+          <w:lang w:bidi="th-TH"/>
+        </w:rPr>
+        <w:t>เสียงของคำและประโยค</w:t>
       </w:r>
     </w:p>
     <w:p>
@@ -3199,6 +3457,66 @@
           <w:lang w:bidi="th-TH"/>
         </w:rPr>
         <w:t>เพื่อโต้ตอบกับระบบเกม</w:t>
+      </w:r>
+    </w:p>
+    <w:p>
+      <w:pPr>
+        <w:pStyle w:val="Textbody"/>
+        <w:numPr>
+          <w:ilvl w:val="0"/>
+          <w:numId w:val="8"/>
+        </w:numPr>
+        <w:rPr>
+          <w:rFonts w:ascii="TH Sarabun New" w:hAnsi="TH Sarabun New" w:cs="TH Sarabun New"/>
+          <w:sz w:val="32"/>
+          <w:szCs w:val="32"/>
+          <w:lang w:bidi="th-TH"/>
+        </w:rPr>
+      </w:pPr>
+      <w:r>
+        <w:rPr>
+          <w:rStyle w:val="StrongEmphasis"/>
+          <w:rFonts w:ascii="TH Sarabun New" w:hAnsi="TH Sarabun New" w:cs="TH Sarabun New"/>
+          <w:sz w:val="32"/>
+          <w:szCs w:val="32"/>
+          <w:cs/>
+          <w:lang w:bidi="th-TH"/>
+        </w:rPr>
+        <w:t>ทักษะ</w:t>
+      </w:r>
+      <w:r>
+        <w:rPr>
+          <w:rStyle w:val="14"/>
+          <w:rFonts w:ascii="TH Sarabun New" w:hAnsi="TH Sarabun New" w:cs="TH Sarabun New" w:hint="cs"/>
+          <w:b/>
+          <w:bCs/>
+          <w:sz w:val="32"/>
+          <w:szCs w:val="32"/>
+          <w:cs/>
+          <w:lang w:bidi="th-TH"/>
+        </w:rPr>
+        <w:t>การพูด</w:t>
+      </w:r>
+      <w:r>
+        <w:rPr>
+          <w:rStyle w:val="14"/>
+          <w:rFonts w:ascii="TH Sarabun New" w:hAnsi="TH Sarabun New" w:cs="TH Sarabun New"/>
+          <w:b/>
+          <w:bCs/>
+          <w:sz w:val="32"/>
+          <w:szCs w:val="32"/>
+          <w:lang w:bidi="th-TH"/>
+        </w:rPr>
+        <w:t xml:space="preserve"> (Speaking)</w:t>
+      </w:r>
+      <w:r>
+        <w:rPr>
+          <w:rFonts w:ascii="TH Sarabun New" w:hAnsi="TH Sarabun New" w:cs="TH Sarabun New"/>
+          <w:sz w:val="32"/>
+          <w:szCs w:val="32"/>
+          <w:lang w:bidi="th-TH"/>
+        </w:rPr>
+        <w:t xml:space="preserve">: </w:t>
       </w:r>
     </w:p>
     <w:p>
@@ -3323,19 +3641,21 @@
       <w:pPr>
         <w:pStyle w:val="Textbody"/>
         <w:rPr>
-          <w:rFonts w:ascii="TH Sarabun New" w:hAnsi="TH Sarabun New" w:cs="TH Sarabun New"/>
-          <w:sz w:val="32"/>
-          <w:szCs w:val="32"/>
-          <w:lang w:bidi="th-TH"/>
-        </w:rPr>
-      </w:pPr>
-      <w:r>
-        <w:rPr>
-          <w:rFonts w:ascii="TH Sarabun New" w:hAnsi="TH Sarabun New" w:cs="TH Sarabun New"/>
-          <w:sz w:val="32"/>
-          <w:szCs w:val="32"/>
-          <w:lang w:bidi="th-TH"/>
-        </w:rPr>
+          <w:rFonts w:ascii="TH Sarabun New" w:hAnsi="TH Sarabun New" w:cs="TH Sarabun New" w:hint="cs"/>
+          <w:sz w:val="32"/>
+          <w:szCs w:val="32"/>
+          <w:cs/>
+          <w:lang w:bidi="th-TH"/>
+        </w:rPr>
+      </w:pPr>
+      <w:r>
+        <w:rPr>
+          <w:rFonts w:ascii="TH Sarabun New" w:hAnsi="TH Sarabun New" w:cs="TH Sarabun New"/>
+          <w:sz w:val="32"/>
+          <w:szCs w:val="32"/>
+          <w:lang w:bidi="th-TH"/>
+        </w:rPr>
+        <w:lastRenderedPageBreak/>
         <w:t xml:space="preserve">Common European Framework of Reference for Languages (CEFR) </w:t>
       </w:r>
       <w:r>
@@ -3428,7 +3748,218 @@
     </w:p>
     <w:p>
       <w:pPr>
-        <w:pStyle w:val="2"/>
+        <w:pStyle w:val="Textbody"/>
+        <w:rPr>
+          <w:rFonts w:ascii="TH Sarabun New" w:hAnsi="TH Sarabun New" w:cs="TH Sarabun New"/>
+          <w:sz w:val="32"/>
+          <w:szCs w:val="32"/>
+          <w:lang w:bidi="th-TH"/>
+        </w:rPr>
+      </w:pPr>
+    </w:p>
+    <w:p>
+      <w:pPr>
+        <w:pStyle w:val="Textbody"/>
+        <w:rPr>
+          <w:rFonts w:ascii="TH Sarabun New" w:hAnsi="TH Sarabun New" w:cs="TH Sarabun New"/>
+          <w:sz w:val="32"/>
+          <w:szCs w:val="32"/>
+          <w:lang w:bidi="th-TH"/>
+        </w:rPr>
+      </w:pPr>
+      <w:r>
+        <w:rPr>
+          <w:rFonts w:ascii="TH Sarabun New" w:hAnsi="TH Sarabun New" w:cs="TH Sarabun New" w:hint="cs"/>
+          <w:sz w:val="32"/>
+          <w:szCs w:val="32"/>
+          <w:lang w:bidi="th-TH"/>
+        </w:rPr>
+        <w:t>LLM</w:t>
+      </w:r>
+      <w:sdt>
+        <w:sdtPr>
+          <w:rPr>
+            <w:rFonts w:ascii="TH Sarabun New" w:hAnsi="TH Sarabun New" w:cs="TH Sarabun New"/>
+            <w:sz w:val="32"/>
+            <w:szCs w:val="32"/>
+            <w:lang w:bidi="th-TH"/>
+          </w:rPr>
+          <w:id w:val="1622643629"/>
+          <w:citation/>
+        </w:sdtPr>
+        <w:sdtContent>
+          <w:r>
+            <w:rPr>
+              <w:rFonts w:ascii="TH Sarabun New" w:hAnsi="TH Sarabun New" w:cs="TH Sarabun New"/>
+              <w:sz w:val="32"/>
+              <w:szCs w:val="32"/>
+              <w:lang w:bidi="th-TH"/>
+            </w:rPr>
+            <w:fldChar w:fldCharType="begin"/>
+          </w:r>
+          <w:r>
+            <w:rPr>
+              <w:rFonts w:ascii="TH Sarabun New" w:hAnsi="TH Sarabun New" w:cs="TH Sarabun New"/>
+              <w:sz w:val="32"/>
+              <w:szCs w:val="32"/>
+              <w:lang w:bidi="th-TH"/>
+            </w:rPr>
+            <w:instrText xml:space="preserve"> CITATION LLM26 \l 1033 </w:instrText>
+          </w:r>
+          <w:r>
+            <w:rPr>
+              <w:rFonts w:ascii="TH Sarabun New" w:hAnsi="TH Sarabun New" w:cs="TH Sarabun New"/>
+              <w:sz w:val="32"/>
+              <w:szCs w:val="32"/>
+              <w:lang w:bidi="th-TH"/>
+            </w:rPr>
+            <w:fldChar w:fldCharType="separate"/>
+          </w:r>
+          <w:r>
+            <w:rPr>
+              <w:rFonts w:ascii="TH Sarabun New" w:hAnsi="TH Sarabun New" w:cs="TH Sarabun New"/>
+              <w:noProof/>
+              <w:sz w:val="32"/>
+              <w:szCs w:val="32"/>
+              <w:lang w:bidi="th-TH"/>
+            </w:rPr>
+            <w:t xml:space="preserve"> </w:t>
+          </w:r>
+          <w:r>
+            <w:rPr>
+              <w:rFonts w:ascii="TH Sarabun New" w:hAnsi="TH Sarabun New" w:cs="TH Sarabun New"/>
+              <w:noProof/>
+              <w:sz w:val="32"/>
+              <w:szCs w:val="32"/>
+              <w:lang w:bidi="th-TH"/>
+            </w:rPr>
+            <w:t>(2)</w:t>
+          </w:r>
+          <w:r>
+            <w:rPr>
+              <w:rFonts w:ascii="TH Sarabun New" w:hAnsi="TH Sarabun New" w:cs="TH Sarabun New"/>
+              <w:sz w:val="32"/>
+              <w:szCs w:val="32"/>
+              <w:lang w:bidi="th-TH"/>
+            </w:rPr>
+            <w:fldChar w:fldCharType="end"/>
+          </w:r>
+        </w:sdtContent>
+      </w:sdt>
+    </w:p>
+    <w:p>
+      <w:pPr>
+        <w:rPr>
+          <w:rFonts w:ascii="TH Sarabun New" w:hAnsi="TH Sarabun New"/>
+          <w:color w:val="auto"/>
+          <w:sz w:val="32"/>
+        </w:rPr>
+      </w:pPr>
+      <w:r>
+        <w:rPr>
+          <w:rFonts w:ascii="TH Sarabun New" w:hAnsi="TH Sarabun New"/>
+          <w:color w:val="auto"/>
+          <w:sz w:val="32"/>
+          <w:cs/>
+          <w:lang w:bidi="th-TH"/>
+        </w:rPr>
+        <w:t xml:space="preserve">โมเดลภาษาขนาดใหญ่ หรือที่เรียกว่า </w:t>
+      </w:r>
+      <w:r>
+        <w:rPr>
+          <w:rFonts w:ascii="TH Sarabun New" w:hAnsi="TH Sarabun New"/>
+          <w:color w:val="auto"/>
+          <w:sz w:val="32"/>
+        </w:rPr>
+        <w:t xml:space="preserve">LLM </w:t>
+      </w:r>
+      <w:r>
+        <w:rPr>
+          <w:rFonts w:ascii="TH Sarabun New" w:hAnsi="TH Sarabun New"/>
+          <w:color w:val="auto"/>
+          <w:sz w:val="32"/>
+          <w:cs/>
+          <w:lang w:bidi="th-TH"/>
+        </w:rPr>
+        <w:t>เป็นโมเดลดีป</w:t>
+      </w:r>
+      <w:proofErr w:type="spellStart"/>
+      <w:r>
+        <w:rPr>
+          <w:rFonts w:ascii="TH Sarabun New" w:hAnsi="TH Sarabun New"/>
+          <w:color w:val="auto"/>
+          <w:sz w:val="32"/>
+          <w:cs/>
+          <w:lang w:bidi="th-TH"/>
+        </w:rPr>
+        <w:t>เลิร์น</w:t>
+      </w:r>
+      <w:proofErr w:type="spellEnd"/>
+      <w:r>
+        <w:rPr>
+          <w:rFonts w:ascii="TH Sarabun New" w:hAnsi="TH Sarabun New"/>
+          <w:color w:val="auto"/>
+          <w:sz w:val="32"/>
+          <w:cs/>
+          <w:lang w:bidi="th-TH"/>
+        </w:rPr>
+        <w:t xml:space="preserve">นิงขนาดใหญ่มากซึ่งได้รับการฝึกฝนล่วงหน้ากับข้อมูลจำนวนมหาศาล </w:t>
+      </w:r>
+      <w:r>
+        <w:rPr>
+          <w:rFonts w:ascii="TH Sarabun New" w:hAnsi="TH Sarabun New"/>
+          <w:color w:val="auto"/>
+          <w:sz w:val="32"/>
+        </w:rPr>
+        <w:t xml:space="preserve">Transformer </w:t>
+      </w:r>
+      <w:r>
+        <w:rPr>
+          <w:rFonts w:ascii="TH Sarabun New" w:hAnsi="TH Sarabun New"/>
+          <w:color w:val="auto"/>
+          <w:sz w:val="32"/>
+          <w:cs/>
+          <w:lang w:bidi="th-TH"/>
+        </w:rPr>
+        <w:t>พื้นฐานคือชุดของนิว</w:t>
+      </w:r>
+      <w:proofErr w:type="spellStart"/>
+      <w:r>
+        <w:rPr>
+          <w:rFonts w:ascii="TH Sarabun New" w:hAnsi="TH Sarabun New"/>
+          <w:color w:val="auto"/>
+          <w:sz w:val="32"/>
+          <w:cs/>
+          <w:lang w:bidi="th-TH"/>
+        </w:rPr>
+        <w:t>รัลเน็ตเวิร์ก</w:t>
+      </w:r>
+      <w:proofErr w:type="spellEnd"/>
+      <w:r>
+        <w:rPr>
+          <w:rFonts w:ascii="TH Sarabun New" w:hAnsi="TH Sarabun New"/>
+          <w:color w:val="auto"/>
+          <w:sz w:val="32"/>
+          <w:cs/>
+          <w:lang w:bidi="th-TH"/>
+        </w:rPr>
+        <w:t>ที่ประกอบด้วยตัวเข้ารหัสและตัวถอดรหัสที่มีความสามารถในการดูแลตนเอง ตัวเข้ารหัสและตัวถอดรหัสจะแยกความหมายจากลำดับข้อความและทำความเข้าใจความสัมพันธ์ระหว่างคำและวลีในนั้น</w:t>
+      </w:r>
+    </w:p>
+    <w:p>
+      <w:pPr>
+        <w:pStyle w:val="Textbody"/>
+        <w:rPr>
+          <w:rFonts w:ascii="TH Sarabun New" w:hAnsi="TH Sarabun New" w:cs="TH Sarabun New"/>
+          <w:sz w:val="32"/>
+          <w:szCs w:val="32"/>
+          <w:lang w:bidi="th-TH"/>
+        </w:rPr>
+      </w:pPr>
+    </w:p>
+    <w:p>
+      <w:pPr>
+        <w:pStyle w:val="Heading2"/>
         <w:rPr>
           <w:rFonts w:ascii="TH Sarabun New" w:hAnsi="TH Sarabun New"/>
           <w:sz w:val="32"/>
@@ -3523,18 +4054,7 @@
           <w:cs/>
           <w:lang w:bidi="th-TH"/>
         </w:rPr>
-        <w:t>คือการนำเนื้อหาบทเรียนมาผนวกเข้ากับกลไกของเกม โดยมีวัตถุประสงค์เพื่อให้ผู้เรียนเกิดการ</w:t>
-      </w:r>
-      <w:r>
-        <w:rPr>
-          <w:rFonts w:ascii="TH Sarabun New" w:hAnsi="TH Sarabun New" w:cs="TH Sarabun New"/>
-          <w:sz w:val="32"/>
-          <w:szCs w:val="32"/>
-          <w:cs/>
-          <w:lang w:bidi="th-TH"/>
-        </w:rPr>
-        <w:lastRenderedPageBreak/>
-        <w:t>เรียนรู้ผ่านการลงมือทำ (</w:t>
+        <w:t>คือการนำเนื้อหาบทเรียนมาผนวกเข้ากับกลไกของเกม โดยมีวัตถุประสงค์เพื่อให้ผู้เรียนเกิดการเรียนรู้ผ่านการลงมือทำ (</w:t>
       </w:r>
       <w:r>
         <w:rPr>
@@ -3793,6 +4313,7 @@
           <w:cs/>
           <w:lang w:bidi="th-TH"/>
         </w:rPr>
+        <w:lastRenderedPageBreak/>
         <w:t>สมดุล (</w:t>
       </w:r>
       <w:r>
@@ -3860,7 +4381,7 @@
     </w:p>
     <w:p>
       <w:pPr>
-        <w:pStyle w:val="2"/>
+        <w:pStyle w:val="Heading2"/>
         <w:rPr>
           <w:rFonts w:ascii="TH Sarabun New" w:hAnsi="TH Sarabun New"/>
           <w:sz w:val="32"/>
@@ -4372,34 +4893,16 @@
     </w:p>
     <w:p>
       <w:pPr>
-        <w:pStyle w:val="Textbody"/>
-        <w:rPr>
-          <w:rFonts w:ascii="TH Sarabun New" w:hAnsi="TH Sarabun New" w:cs="TH Sarabun New"/>
-        </w:rPr>
-      </w:pPr>
-    </w:p>
-    <w:p>
-      <w:pPr>
-        <w:pStyle w:val="11"/>
-        <w:rPr>
-          <w:rFonts w:ascii="TH Sarabun New" w:hAnsi="TH Sarabun New" w:cs="TH Sarabun New"/>
-          <w:sz w:val="32"/>
-          <w:szCs w:val="32"/>
-        </w:rPr>
-      </w:pPr>
-    </w:p>
-    <w:p>
-      <w:pPr>
-        <w:pStyle w:val="1"/>
-        <w:rPr>
-          <w:rFonts w:ascii="TH Sarabun New" w:hAnsi="TH Sarabun New"/>
-          <w:szCs w:val="32"/>
-          <w:lang w:bidi="th-TH"/>
-        </w:rPr>
-      </w:pPr>
-      <w:r>
-        <w:rPr>
-          <w:rStyle w:val="16"/>
+        <w:pStyle w:val="Heading1"/>
+        <w:rPr>
+          <w:rFonts w:ascii="TH Sarabun New" w:hAnsi="TH Sarabun New"/>
+          <w:szCs w:val="32"/>
+          <w:lang w:bidi="th-TH"/>
+        </w:rPr>
+      </w:pPr>
+      <w:r>
+        <w:rPr>
+          <w:rStyle w:val="14"/>
           <w:rFonts w:ascii="TH Sarabun New" w:hAnsi="TH Sarabun New"/>
           <w:szCs w:val="32"/>
         </w:rPr>
@@ -4407,7 +4910,7 @@
       </w:r>
       <w:r>
         <w:rPr>
-          <w:rStyle w:val="16"/>
+          <w:rStyle w:val="14"/>
           <w:rFonts w:ascii="TH Sarabun New" w:hAnsi="TH Sarabun New"/>
           <w:szCs w:val="32"/>
           <w:cs/>
@@ -4417,7 +4920,7 @@
       </w:r>
       <w:r>
         <w:rPr>
-          <w:rStyle w:val="16"/>
+          <w:rStyle w:val="14"/>
           <w:rFonts w:ascii="TH Sarabun New" w:hAnsi="TH Sarabun New"/>
           <w:szCs w:val="32"/>
           <w:cs/>
@@ -4428,14 +4931,14 @@
     </w:p>
     <w:p>
       <w:pPr>
-        <w:pStyle w:val="a4"/>
+        <w:pStyle w:val="ListParagraph"/>
         <w:numPr>
           <w:ilvl w:val="0"/>
           <w:numId w:val="34"/>
         </w:numPr>
         <w:ind w:left="714" w:hanging="357"/>
         <w:rPr>
-          <w:rStyle w:val="16"/>
+          <w:rStyle w:val="14"/>
           <w:rFonts w:ascii="TH SarabunPSK" w:hAnsi="TH SarabunPSK" w:cs="TH SarabunPSK"/>
           <w:sz w:val="32"/>
           <w:szCs w:val="32"/>
@@ -4445,7 +4948,7 @@
       <w:bookmarkEnd w:id="0"/>
       <w:r>
         <w:rPr>
-          <w:rStyle w:val="16"/>
+          <w:rStyle w:val="14"/>
           <w:rFonts w:ascii="TH SarabunPSK" w:hAnsi="TH SarabunPSK" w:cs="TH SarabunPSK"/>
           <w:sz w:val="32"/>
           <w:szCs w:val="32"/>
@@ -4456,7 +4959,7 @@
       </w:r>
       <w:r>
         <w:rPr>
-          <w:rStyle w:val="16"/>
+          <w:rStyle w:val="14"/>
           <w:rFonts w:ascii="TH SarabunPSK" w:hAnsi="TH SarabunPSK" w:cs="TH SarabunPSK" w:hint="cs"/>
           <w:sz w:val="32"/>
           <w:szCs w:val="32"/>
@@ -4467,7 +4970,7 @@
       </w:r>
       <w:r>
         <w:rPr>
-          <w:rStyle w:val="16"/>
+          <w:rStyle w:val="14"/>
           <w:rFonts w:ascii="TH SarabunPSK" w:hAnsi="TH SarabunPSK" w:cs="TH SarabunPSK"/>
           <w:sz w:val="32"/>
           <w:szCs w:val="32"/>
@@ -4478,7 +4981,7 @@
       </w:r>
       <w:r>
         <w:rPr>
-          <w:rStyle w:val="16"/>
+          <w:rStyle w:val="14"/>
           <w:rFonts w:ascii="TH SarabunPSK" w:hAnsi="TH SarabunPSK" w:cs="TH SarabunPSK"/>
           <w:sz w:val="32"/>
           <w:szCs w:val="32"/>
@@ -4487,7 +4990,7 @@
       </w:r>
       <w:r>
         <w:rPr>
-          <w:rStyle w:val="16"/>
+          <w:rStyle w:val="14"/>
           <w:rFonts w:ascii="TH SarabunPSK" w:hAnsi="TH SarabunPSK" w:cs="TH SarabunPSK"/>
           <w:sz w:val="32"/>
           <w:szCs w:val="32"/>
@@ -4497,7 +5000,7 @@
       </w:r>
       <w:r>
         <w:rPr>
-          <w:rStyle w:val="16"/>
+          <w:rStyle w:val="14"/>
           <w:rFonts w:ascii="TH SarabunPSK" w:hAnsi="TH SarabunPSK" w:cs="TH SarabunPSK"/>
           <w:sz w:val="32"/>
           <w:szCs w:val="32"/>
@@ -4506,7 +5009,7 @@
       </w:r>
       <w:r>
         <w:rPr>
-          <w:rStyle w:val="16"/>
+          <w:rStyle w:val="14"/>
           <w:rFonts w:ascii="TH SarabunPSK" w:hAnsi="TH SarabunPSK" w:cs="TH SarabunPSK"/>
           <w:sz w:val="32"/>
           <w:szCs w:val="32"/>
@@ -4518,14 +5021,14 @@
     </w:p>
     <w:p>
       <w:pPr>
-        <w:pStyle w:val="a4"/>
+        <w:pStyle w:val="ListParagraph"/>
         <w:numPr>
           <w:ilvl w:val="0"/>
           <w:numId w:val="34"/>
         </w:numPr>
         <w:ind w:left="714" w:hanging="357"/>
         <w:rPr>
-          <w:rStyle w:val="16"/>
+          <w:rStyle w:val="14"/>
           <w:rFonts w:ascii="TH SarabunPSK" w:hAnsi="TH SarabunPSK" w:cs="TH SarabunPSK"/>
           <w:sz w:val="32"/>
           <w:szCs w:val="32"/>
@@ -4533,7 +5036,7 @@
       </w:pPr>
       <w:r>
         <w:rPr>
-          <w:rStyle w:val="16"/>
+          <w:rStyle w:val="14"/>
           <w:rFonts w:ascii="TH SarabunPSK" w:hAnsi="TH SarabunPSK" w:cs="TH SarabunPSK" w:hint="cs"/>
           <w:sz w:val="32"/>
           <w:szCs w:val="32"/>
@@ -4545,7 +5048,7 @@
     </w:p>
     <w:p>
       <w:pPr>
-        <w:pStyle w:val="a4"/>
+        <w:pStyle w:val="ListParagraph"/>
         <w:numPr>
           <w:ilvl w:val="0"/>
           <w:numId w:val="34"/>
@@ -4623,7 +5126,7 @@
       </w:pPr>
       <w:r>
         <w:rPr>
-          <w:rStyle w:val="16"/>
+          <w:rStyle w:val="14"/>
           <w:rFonts w:ascii="TH Sarabun New" w:hAnsi="TH Sarabun New" w:cs="TH Sarabun New"/>
           <w:sz w:val="32"/>
           <w:szCs w:val="32"/>
@@ -4642,15 +5145,15 @@
         </w:numPr>
         <w:spacing w:after="0" w:line="240" w:lineRule="auto"/>
         <w:rPr>
-          <w:rStyle w:val="16"/>
-          <w:rFonts w:ascii="TH Sarabun New" w:hAnsi="TH Sarabun New" w:cs="TH Sarabun New"/>
-          <w:sz w:val="32"/>
-          <w:szCs w:val="32"/>
-        </w:rPr>
-      </w:pPr>
-      <w:r>
-        <w:rPr>
-          <w:rStyle w:val="16"/>
+          <w:rStyle w:val="14"/>
+          <w:rFonts w:ascii="TH Sarabun New" w:hAnsi="TH Sarabun New" w:cs="TH Sarabun New"/>
+          <w:sz w:val="32"/>
+          <w:szCs w:val="32"/>
+        </w:rPr>
+      </w:pPr>
+      <w:r>
+        <w:rPr>
+          <w:rStyle w:val="14"/>
           <w:rFonts w:ascii="TH Sarabun New" w:hAnsi="TH Sarabun New" w:cs="TH Sarabun New"/>
           <w:sz w:val="32"/>
           <w:szCs w:val="32"/>
@@ -4661,7 +5164,7 @@
       </w:r>
       <w:r>
         <w:rPr>
-          <w:rStyle w:val="16"/>
+          <w:rStyle w:val="14"/>
           <w:rFonts w:ascii="TH Sarabun New" w:hAnsi="TH Sarabun New" w:cs="TH Sarabun New"/>
           <w:sz w:val="32"/>
           <w:szCs w:val="32"/>
@@ -4670,7 +5173,7 @@
       </w:r>
       <w:r>
         <w:rPr>
-          <w:rStyle w:val="16"/>
+          <w:rStyle w:val="14"/>
           <w:rFonts w:ascii="TH Sarabun New" w:hAnsi="TH Sarabun New" w:cs="TH Sarabun New"/>
           <w:sz w:val="32"/>
           <w:szCs w:val="32"/>
@@ -4680,7 +5183,7 @@
       </w:r>
       <w:r>
         <w:rPr>
-          <w:rStyle w:val="16"/>
+          <w:rStyle w:val="14"/>
           <w:rFonts w:ascii="TH Sarabun New" w:hAnsi="TH Sarabun New" w:cs="TH Sarabun New"/>
           <w:sz w:val="32"/>
           <w:szCs w:val="32"/>
@@ -4691,7 +5194,7 @@
       </w:r>
       <w:r>
         <w:rPr>
-          <w:rStyle w:val="16"/>
+          <w:rStyle w:val="14"/>
           <w:rFonts w:ascii="TH Sarabun New" w:hAnsi="TH Sarabun New" w:cs="TH Sarabun New"/>
           <w:sz w:val="32"/>
           <w:szCs w:val="32"/>
@@ -4700,7 +5203,7 @@
       </w:r>
       <w:r>
         <w:rPr>
-          <w:rStyle w:val="16"/>
+          <w:rStyle w:val="14"/>
           <w:rFonts w:ascii="TH Sarabun New" w:hAnsi="TH Sarabun New" w:cs="TH Sarabun New"/>
           <w:sz w:val="32"/>
           <w:szCs w:val="32"/>
@@ -4711,7 +5214,7 @@
       </w:r>
       <w:r>
         <w:rPr>
-          <w:rStyle w:val="16"/>
+          <w:rStyle w:val="14"/>
           <w:rFonts w:ascii="TH Sarabun New" w:hAnsi="TH Sarabun New" w:cs="TH Sarabun New"/>
           <w:sz w:val="32"/>
           <w:szCs w:val="32"/>
@@ -4720,7 +5223,7 @@
       </w:r>
       <w:r>
         <w:rPr>
-          <w:rStyle w:val="16"/>
+          <w:rStyle w:val="14"/>
           <w:rFonts w:ascii="TH Sarabun New" w:hAnsi="TH Sarabun New" w:cs="TH Sarabun New"/>
           <w:sz w:val="32"/>
           <w:szCs w:val="32"/>
@@ -4739,15 +5242,15 @@
         </w:numPr>
         <w:spacing w:after="0" w:line="240" w:lineRule="auto"/>
         <w:rPr>
-          <w:rStyle w:val="16"/>
-          <w:rFonts w:ascii="TH Sarabun New" w:hAnsi="TH Sarabun New" w:cs="TH Sarabun New"/>
-          <w:sz w:val="32"/>
-          <w:szCs w:val="32"/>
-        </w:rPr>
-      </w:pPr>
-      <w:r>
-        <w:rPr>
-          <w:rStyle w:val="16"/>
+          <w:rStyle w:val="14"/>
+          <w:rFonts w:ascii="TH Sarabun New" w:hAnsi="TH Sarabun New" w:cs="TH Sarabun New"/>
+          <w:sz w:val="32"/>
+          <w:szCs w:val="32"/>
+        </w:rPr>
+      </w:pPr>
+      <w:r>
+        <w:rPr>
+          <w:rStyle w:val="14"/>
           <w:rFonts w:ascii="TH Sarabun New" w:hAnsi="TH Sarabun New" w:cs="TH Sarabun New"/>
           <w:sz w:val="32"/>
           <w:szCs w:val="32"/>
@@ -4758,7 +5261,7 @@
       </w:r>
       <w:r>
         <w:rPr>
-          <w:rStyle w:val="16"/>
+          <w:rStyle w:val="14"/>
           <w:rFonts w:ascii="TH Sarabun New" w:hAnsi="TH Sarabun New" w:cs="TH Sarabun New" w:hint="cs"/>
           <w:sz w:val="32"/>
           <w:szCs w:val="32"/>
@@ -4769,7 +5272,7 @@
       </w:r>
       <w:r>
         <w:rPr>
-          <w:rStyle w:val="16"/>
+          <w:rStyle w:val="14"/>
           <w:rFonts w:ascii="TH Sarabun New" w:hAnsi="TH Sarabun New" w:cs="TH Sarabun New"/>
           <w:sz w:val="32"/>
           <w:szCs w:val="32"/>
@@ -4780,7 +5283,7 @@
       </w:r>
       <w:r>
         <w:rPr>
-          <w:rStyle w:val="16"/>
+          <w:rStyle w:val="14"/>
           <w:rFonts w:ascii="TH Sarabun New" w:hAnsi="TH Sarabun New" w:cs="TH Sarabun New"/>
           <w:sz w:val="32"/>
           <w:szCs w:val="32"/>
@@ -4843,7 +5346,7 @@
     </w:p>
     <w:p>
       <w:pPr>
-        <w:pStyle w:val="15"/>
+        <w:pStyle w:val="13"/>
         <w:spacing w:after="0"/>
         <w:ind w:left="360"/>
         <w:contextualSpacing w:val="0"/>
@@ -4856,28 +5359,28 @@
     </w:p>
     <w:p>
       <w:pPr>
-        <w:pStyle w:val="1"/>
-        <w:rPr>
-          <w:rFonts w:ascii="TH Sarabun New" w:hAnsi="TH Sarabun New"/>
-        </w:rPr>
-      </w:pPr>
-      <w:r>
-        <w:rPr>
-          <w:rStyle w:val="16"/>
+        <w:pStyle w:val="Heading1"/>
+        <w:rPr>
+          <w:rFonts w:ascii="TH Sarabun New" w:hAnsi="TH Sarabun New"/>
+        </w:rPr>
+      </w:pPr>
+      <w:r>
+        <w:rPr>
+          <w:rStyle w:val="14"/>
           <w:rFonts w:ascii="TH Sarabun New" w:hAnsi="TH Sarabun New"/>
         </w:rPr>
         <w:t>9</w:t>
       </w:r>
       <w:r>
         <w:rPr>
-          <w:rStyle w:val="16"/>
+          <w:rStyle w:val="14"/>
           <w:rFonts w:ascii="TH Sarabun New" w:hAnsi="TH Sarabun New"/>
         </w:rPr>
         <w:t>.</w:t>
       </w:r>
       <w:r>
         <w:rPr>
-          <w:rStyle w:val="16"/>
+          <w:rStyle w:val="14"/>
           <w:rFonts w:ascii="TH Sarabun New" w:hAnsi="TH Sarabun New"/>
           <w:cs/>
           <w:lang w:bidi="th-TH"/>
@@ -4887,7 +5390,7 @@
     </w:p>
     <w:p>
       <w:pPr>
-        <w:pStyle w:val="15"/>
+        <w:pStyle w:val="13"/>
         <w:numPr>
           <w:ilvl w:val="0"/>
           <w:numId w:val="36"/>
@@ -4900,7 +5403,7 @@
       </w:pPr>
       <w:r>
         <w:rPr>
-          <w:rStyle w:val="16"/>
+          <w:rStyle w:val="14"/>
           <w:rFonts w:ascii="TH Sarabun New" w:hAnsi="TH Sarabun New" w:cs="TH Sarabun New"/>
           <w:color w:val="000000"/>
           <w:sz w:val="32"/>
@@ -4926,7 +5429,7 @@
       </w:r>
       <w:r>
         <w:rPr>
-          <w:rStyle w:val="16"/>
+          <w:rStyle w:val="14"/>
           <w:rFonts w:ascii="TH Sarabun New" w:hAnsi="TH Sarabun New" w:cs="TH Sarabun New"/>
           <w:color w:val="000000"/>
           <w:sz w:val="32"/>
@@ -4939,7 +5442,7 @@
     </w:p>
     <w:p>
       <w:pPr>
-        <w:pStyle w:val="15"/>
+        <w:pStyle w:val="13"/>
         <w:numPr>
           <w:ilvl w:val="0"/>
           <w:numId w:val="36"/>
@@ -4952,7 +5455,7 @@
       </w:pPr>
       <w:r>
         <w:rPr>
-          <w:rStyle w:val="16"/>
+          <w:rStyle w:val="14"/>
           <w:rFonts w:ascii="TH Sarabun New" w:hAnsi="TH Sarabun New" w:cs="TH Sarabun New"/>
           <w:color w:val="000000"/>
           <w:sz w:val="32"/>
@@ -4960,6 +5463,7 @@
           <w:cs/>
           <w:lang w:bidi="th-TH"/>
         </w:rPr>
+        <w:lastRenderedPageBreak/>
         <w:t>ศึกษา</w:t>
       </w:r>
       <w:r>
@@ -4978,7 +5482,7 @@
       </w:r>
       <w:r>
         <w:rPr>
-          <w:rStyle w:val="16"/>
+          <w:rStyle w:val="14"/>
           <w:rFonts w:ascii="TH Sarabun New" w:hAnsi="TH Sarabun New" w:cs="TH Sarabun New"/>
           <w:color w:val="000000"/>
           <w:sz w:val="32"/>
@@ -4991,7 +5495,7 @@
     </w:p>
     <w:p>
       <w:pPr>
-        <w:pStyle w:val="15"/>
+        <w:pStyle w:val="13"/>
         <w:numPr>
           <w:ilvl w:val="0"/>
           <w:numId w:val="36"/>
@@ -5004,7 +5508,7 @@
       </w:pPr>
       <w:r>
         <w:rPr>
-          <w:rStyle w:val="16"/>
+          <w:rStyle w:val="14"/>
           <w:rFonts w:ascii="TH Sarabun New" w:hAnsi="TH Sarabun New" w:cs="TH Sarabun New"/>
           <w:color w:val="000000"/>
           <w:sz w:val="32"/>
@@ -5030,7 +5534,7 @@
       </w:r>
       <w:r>
         <w:rPr>
-          <w:rStyle w:val="16"/>
+          <w:rStyle w:val="14"/>
           <w:rFonts w:ascii="TH Sarabun New" w:hAnsi="TH Sarabun New" w:cs="TH Sarabun New"/>
           <w:color w:val="000000"/>
           <w:sz w:val="32"/>
@@ -5043,7 +5547,7 @@
     </w:p>
     <w:p>
       <w:pPr>
-        <w:pStyle w:val="15"/>
+        <w:pStyle w:val="13"/>
         <w:numPr>
           <w:ilvl w:val="0"/>
           <w:numId w:val="36"/>
@@ -5056,7 +5560,7 @@
       </w:pPr>
       <w:r>
         <w:rPr>
-          <w:rStyle w:val="16"/>
+          <w:rStyle w:val="14"/>
           <w:rFonts w:ascii="TH Sarabun New" w:hAnsi="TH Sarabun New" w:cs="TH Sarabun New"/>
           <w:color w:val="000000"/>
           <w:sz w:val="32"/>
@@ -5069,7 +5573,7 @@
     </w:p>
     <w:p>
       <w:pPr>
-        <w:pStyle w:val="15"/>
+        <w:pStyle w:val="13"/>
         <w:numPr>
           <w:ilvl w:val="0"/>
           <w:numId w:val="36"/>
@@ -5082,7 +5586,7 @@
       </w:pPr>
       <w:r>
         <w:rPr>
-          <w:rStyle w:val="16"/>
+          <w:rStyle w:val="14"/>
           <w:rFonts w:ascii="TH Sarabun New" w:hAnsi="TH Sarabun New" w:cs="TH Sarabun New"/>
           <w:color w:val="000000"/>
           <w:sz w:val="32"/>
@@ -5094,7 +5598,7 @@
       </w:r>
       <w:r>
         <w:rPr>
-          <w:rStyle w:val="16"/>
+          <w:rStyle w:val="14"/>
           <w:rFonts w:ascii="TH Sarabun New" w:hAnsi="TH Sarabun New" w:cs="TH Sarabun New"/>
           <w:color w:val="000000"/>
           <w:sz w:val="32"/>
@@ -5106,7 +5610,7 @@
     </w:p>
     <w:p>
       <w:pPr>
-        <w:pStyle w:val="15"/>
+        <w:pStyle w:val="13"/>
         <w:numPr>
           <w:ilvl w:val="0"/>
           <w:numId w:val="36"/>
@@ -5119,7 +5623,7 @@
       </w:pPr>
       <w:r>
         <w:rPr>
-          <w:rStyle w:val="16"/>
+          <w:rStyle w:val="14"/>
           <w:rFonts w:ascii="TH Sarabun New" w:hAnsi="TH Sarabun New" w:cs="TH Sarabun New"/>
           <w:color w:val="000000"/>
           <w:sz w:val="32"/>
@@ -5131,7 +5635,7 @@
       </w:r>
       <w:r>
         <w:rPr>
-          <w:rStyle w:val="16"/>
+          <w:rStyle w:val="14"/>
           <w:rFonts w:ascii="TH Sarabun New" w:hAnsi="TH Sarabun New" w:cs="TH Sarabun New"/>
           <w:color w:val="000000"/>
           <w:sz w:val="32"/>
@@ -5142,7 +5646,7 @@
       </w:r>
       <w:r>
         <w:rPr>
-          <w:rStyle w:val="16"/>
+          <w:rStyle w:val="14"/>
           <w:rFonts w:ascii="TH Sarabun New" w:hAnsi="TH Sarabun New" w:cs="TH Sarabun New"/>
           <w:color w:val="000000"/>
           <w:sz w:val="32"/>
@@ -5155,7 +5659,7 @@
     </w:p>
     <w:p>
       <w:pPr>
-        <w:pStyle w:val="15"/>
+        <w:pStyle w:val="13"/>
         <w:numPr>
           <w:ilvl w:val="0"/>
           <w:numId w:val="36"/>
@@ -5168,7 +5672,7 @@
       </w:pPr>
       <w:r>
         <w:rPr>
-          <w:rStyle w:val="16"/>
+          <w:rStyle w:val="14"/>
           <w:rFonts w:ascii="TH Sarabun New" w:hAnsi="TH Sarabun New" w:cs="TH Sarabun New"/>
           <w:color w:val="000000"/>
           <w:sz w:val="32"/>
@@ -5181,7 +5685,7 @@
     </w:p>
     <w:p>
       <w:pPr>
-        <w:pStyle w:val="15"/>
+        <w:pStyle w:val="13"/>
         <w:numPr>
           <w:ilvl w:val="0"/>
           <w:numId w:val="36"/>
@@ -5192,7 +5696,7 @@
       </w:pPr>
       <w:r>
         <w:rPr>
-          <w:rStyle w:val="16"/>
+          <w:rStyle w:val="14"/>
           <w:rFonts w:ascii="TH Sarabun New" w:hAnsi="TH Sarabun New" w:cs="TH Sarabun New"/>
           <w:color w:val="000000"/>
           <w:sz w:val="32"/>
@@ -5205,7 +5709,7 @@
     </w:p>
     <w:p>
       <w:pPr>
-        <w:pStyle w:val="15"/>
+        <w:pStyle w:val="13"/>
         <w:numPr>
           <w:ilvl w:val="0"/>
           <w:numId w:val="36"/>
@@ -5216,7 +5720,7 @@
       </w:pPr>
       <w:r>
         <w:rPr>
-          <w:rStyle w:val="16"/>
+          <w:rStyle w:val="14"/>
           <w:rFonts w:ascii="TH Sarabun New" w:hAnsi="TH Sarabun New" w:cs="TH Sarabun New"/>
           <w:color w:val="000000"/>
           <w:sz w:val="32"/>
@@ -5229,7 +5733,7 @@
     </w:p>
     <w:p>
       <w:pPr>
-        <w:pStyle w:val="15"/>
+        <w:pStyle w:val="13"/>
         <w:numPr>
           <w:ilvl w:val="0"/>
           <w:numId w:val="36"/>
@@ -5240,7 +5744,7 @@
       </w:pPr>
       <w:r>
         <w:rPr>
-          <w:rStyle w:val="16"/>
+          <w:rStyle w:val="14"/>
           <w:rFonts w:ascii="TH Sarabun New" w:hAnsi="TH Sarabun New" w:cs="TH Sarabun New"/>
           <w:color w:val="000000"/>
           <w:sz w:val="32"/>
@@ -5252,7 +5756,7 @@
       </w:r>
       <w:r>
         <w:rPr>
-          <w:rStyle w:val="16"/>
+          <w:rStyle w:val="14"/>
           <w:rFonts w:ascii="TH Sarabun New" w:hAnsi="TH Sarabun New" w:cs="TH Sarabun New"/>
           <w:color w:val="000000"/>
           <w:sz w:val="32"/>
@@ -5263,7 +5767,7 @@
       </w:r>
       <w:r>
         <w:rPr>
-          <w:rStyle w:val="16"/>
+          <w:rStyle w:val="14"/>
           <w:rFonts w:ascii="TH Sarabun New" w:hAnsi="TH Sarabun New" w:cs="TH Sarabun New"/>
           <w:color w:val="000000"/>
           <w:sz w:val="32"/>
@@ -5276,7 +5780,7 @@
     </w:p>
     <w:p>
       <w:pPr>
-        <w:pStyle w:val="15"/>
+        <w:pStyle w:val="13"/>
         <w:numPr>
           <w:ilvl w:val="0"/>
           <w:numId w:val="36"/>
@@ -5287,7 +5791,7 @@
       </w:pPr>
       <w:r>
         <w:rPr>
-          <w:rStyle w:val="16"/>
+          <w:rStyle w:val="14"/>
           <w:rFonts w:ascii="TH Sarabun New" w:hAnsi="TH Sarabun New" w:cs="TH Sarabun New"/>
           <w:color w:val="000000"/>
           <w:sz w:val="32"/>
@@ -5300,7 +5804,7 @@
     </w:p>
     <w:p>
       <w:pPr>
-        <w:pStyle w:val="15"/>
+        <w:pStyle w:val="13"/>
         <w:numPr>
           <w:ilvl w:val="0"/>
           <w:numId w:val="36"/>
@@ -5311,7 +5815,7 @@
       </w:pPr>
       <w:r>
         <w:rPr>
-          <w:rStyle w:val="16"/>
+          <w:rStyle w:val="14"/>
           <w:rFonts w:ascii="TH Sarabun New" w:hAnsi="TH Sarabun New" w:cs="TH Sarabun New"/>
           <w:color w:val="000000"/>
           <w:sz w:val="32"/>
@@ -5324,7 +5828,7 @@
     </w:p>
     <w:p>
       <w:pPr>
-        <w:pStyle w:val="12"/>
+        <w:pStyle w:val="1"/>
         <w:ind w:left="1135"/>
         <w:rPr>
           <w:rFonts w:ascii="TH Sarabun New" w:hAnsi="TH Sarabun New" w:cs="TH Sarabun New"/>
@@ -5337,7 +5841,7 @@
     </w:p>
     <w:p>
       <w:pPr>
-        <w:pStyle w:val="15"/>
+        <w:pStyle w:val="13"/>
         <w:spacing w:after="0"/>
         <w:contextualSpacing w:val="0"/>
         <w:rPr>
@@ -5360,28 +5864,28 @@
     </w:p>
     <w:p>
       <w:pPr>
-        <w:pStyle w:val="1"/>
-        <w:rPr>
-          <w:rFonts w:ascii="TH Sarabun New" w:hAnsi="TH Sarabun New"/>
-        </w:rPr>
-      </w:pPr>
-      <w:r>
-        <w:rPr>
-          <w:rStyle w:val="16"/>
+        <w:pStyle w:val="Heading1"/>
+        <w:rPr>
+          <w:rFonts w:ascii="TH Sarabun New" w:hAnsi="TH Sarabun New"/>
+        </w:rPr>
+      </w:pPr>
+      <w:r>
+        <w:rPr>
+          <w:rStyle w:val="14"/>
           <w:rFonts w:ascii="TH Sarabun New" w:hAnsi="TH Sarabun New"/>
         </w:rPr>
         <w:t>10</w:t>
       </w:r>
       <w:r>
         <w:rPr>
-          <w:rStyle w:val="16"/>
+          <w:rStyle w:val="14"/>
           <w:rFonts w:ascii="TH Sarabun New" w:hAnsi="TH Sarabun New"/>
         </w:rPr>
         <w:t>.</w:t>
       </w:r>
       <w:r>
         <w:rPr>
-          <w:rStyle w:val="16"/>
+          <w:rStyle w:val="14"/>
           <w:rFonts w:ascii="TH Sarabun New" w:hAnsi="TH Sarabun New"/>
           <w:cs/>
           <w:lang w:bidi="th-TH"/>
@@ -5391,7 +5895,7 @@
     </w:p>
     <w:p>
       <w:pPr>
-        <w:pStyle w:val="15"/>
+        <w:pStyle w:val="13"/>
         <w:spacing w:after="0"/>
         <w:contextualSpacing w:val="0"/>
         <w:rPr>
@@ -5400,7 +5904,7 @@
       </w:pPr>
       <w:r>
         <w:rPr>
-          <w:rStyle w:val="16"/>
+          <w:rStyle w:val="14"/>
           <w:rFonts w:ascii="TH Sarabun New" w:hAnsi="TH Sarabun New" w:cs="TH Sarabun New"/>
           <w:color w:val="C9211E"/>
           <w:sz w:val="32"/>
@@ -5412,7 +5916,7 @@
       </w:r>
       <w:r>
         <w:rPr>
-          <w:rStyle w:val="16"/>
+          <w:rStyle w:val="14"/>
           <w:rFonts w:ascii="TH Sarabun New" w:hAnsi="TH Sarabun New" w:cs="TH Sarabun New"/>
           <w:color w:val="C9211E"/>
           <w:sz w:val="32"/>
@@ -5422,7 +5926,7 @@
       </w:r>
       <w:r>
         <w:rPr>
-          <w:rStyle w:val="16"/>
+          <w:rStyle w:val="14"/>
           <w:rFonts w:ascii="TH Sarabun New" w:hAnsi="TH Sarabun New" w:cs="TH Sarabun New"/>
           <w:color w:val="C9211E"/>
           <w:sz w:val="32"/>
@@ -5433,7 +5937,7 @@
       </w:r>
       <w:r>
         <w:rPr>
-          <w:rStyle w:val="16"/>
+          <w:rStyle w:val="14"/>
           <w:rFonts w:ascii="TH Sarabun New" w:hAnsi="TH Sarabun New" w:cs="TH Sarabun New"/>
           <w:color w:val="C9211E"/>
           <w:sz w:val="32"/>
@@ -5456,28 +5960,28 @@
     </w:p>
     <w:p>
       <w:pPr>
-        <w:pStyle w:val="1"/>
-        <w:rPr>
-          <w:rFonts w:ascii="TH Sarabun New" w:hAnsi="TH Sarabun New"/>
-        </w:rPr>
-      </w:pPr>
-      <w:r>
-        <w:rPr>
-          <w:rStyle w:val="16"/>
+        <w:pStyle w:val="Heading1"/>
+        <w:rPr>
+          <w:rFonts w:ascii="TH Sarabun New" w:hAnsi="TH Sarabun New"/>
+        </w:rPr>
+      </w:pPr>
+      <w:r>
+        <w:rPr>
+          <w:rStyle w:val="14"/>
           <w:rFonts w:ascii="TH Sarabun New" w:hAnsi="TH Sarabun New"/>
         </w:rPr>
         <w:t>11</w:t>
       </w:r>
       <w:r>
         <w:rPr>
-          <w:rStyle w:val="16"/>
+          <w:rStyle w:val="14"/>
           <w:rFonts w:ascii="TH Sarabun New" w:hAnsi="TH Sarabun New"/>
         </w:rPr>
         <w:t>.</w:t>
       </w:r>
       <w:r>
         <w:rPr>
-          <w:rStyle w:val="16"/>
+          <w:rStyle w:val="14"/>
           <w:rFonts w:ascii="TH Sarabun New" w:hAnsi="TH Sarabun New"/>
           <w:cs/>
           <w:lang w:bidi="th-TH"/>
@@ -5487,7 +5991,7 @@
     </w:p>
     <w:p>
       <w:pPr>
-        <w:pStyle w:val="15"/>
+        <w:pStyle w:val="13"/>
         <w:spacing w:after="0"/>
         <w:contextualSpacing w:val="0"/>
         <w:rPr>
@@ -5496,7 +6000,7 @@
       </w:pPr>
       <w:r>
         <w:rPr>
-          <w:rStyle w:val="16"/>
+          <w:rStyle w:val="14"/>
           <w:rFonts w:ascii="TH Sarabun New" w:hAnsi="TH Sarabun New" w:cs="TH Sarabun New"/>
           <w:color w:val="C9211E"/>
           <w:sz w:val="32"/>
@@ -5508,7 +6012,7 @@
       </w:r>
       <w:r>
         <w:rPr>
-          <w:rStyle w:val="16"/>
+          <w:rStyle w:val="14"/>
           <w:rFonts w:ascii="TH Sarabun New" w:hAnsi="TH Sarabun New" w:cs="TH Sarabun New"/>
           <w:color w:val="C9211E"/>
           <w:sz w:val="32"/>
@@ -5518,7 +6022,7 @@
       </w:r>
       <w:r>
         <w:rPr>
-          <w:rStyle w:val="16"/>
+          <w:rStyle w:val="14"/>
           <w:rFonts w:ascii="TH Sarabun New" w:hAnsi="TH Sarabun New" w:cs="TH Sarabun New"/>
           <w:color w:val="C9211E"/>
           <w:sz w:val="32"/>
@@ -5530,7 +6034,7 @@
       </w:r>
       <w:r>
         <w:rPr>
-          <w:rStyle w:val="16"/>
+          <w:rStyle w:val="14"/>
           <w:rFonts w:ascii="TH Sarabun New" w:hAnsi="TH Sarabun New" w:cs="TH Sarabun New"/>
           <w:color w:val="C9211E"/>
           <w:sz w:val="32"/>
@@ -5540,7 +6044,7 @@
       </w:r>
       <w:r>
         <w:rPr>
-          <w:rStyle w:val="16"/>
+          <w:rStyle w:val="14"/>
           <w:rFonts w:ascii="TH Sarabun New" w:hAnsi="TH Sarabun New" w:cs="TH Sarabun New"/>
           <w:color w:val="C9211E"/>
           <w:sz w:val="32"/>
@@ -5552,7 +6056,7 @@
       </w:r>
       <w:r>
         <w:rPr>
-          <w:rStyle w:val="16"/>
+          <w:rStyle w:val="14"/>
           <w:rFonts w:ascii="TH Sarabun New" w:hAnsi="TH Sarabun New" w:cs="TH Sarabun New"/>
           <w:color w:val="C9211E"/>
           <w:sz w:val="32"/>
@@ -5562,7 +6066,7 @@
       </w:r>
       <w:r>
         <w:rPr>
-          <w:rStyle w:val="16"/>
+          <w:rStyle w:val="14"/>
           <w:rFonts w:ascii="TH Sarabun New" w:hAnsi="TH Sarabun New" w:cs="TH Sarabun New"/>
           <w:color w:val="C9211E"/>
           <w:sz w:val="32"/>
@@ -5574,7 +6078,7 @@
       </w:r>
       <w:r>
         <w:rPr>
-          <w:rStyle w:val="16"/>
+          <w:rStyle w:val="14"/>
           <w:rFonts w:ascii="TH Sarabun New" w:hAnsi="TH Sarabun New" w:cs="TH Sarabun New"/>
           <w:color w:val="C9211E"/>
           <w:sz w:val="32"/>
@@ -5584,7 +6088,7 @@
       </w:r>
       <w:r>
         <w:rPr>
-          <w:rStyle w:val="16"/>
+          <w:rStyle w:val="14"/>
           <w:rFonts w:ascii="TH Sarabun New" w:hAnsi="TH Sarabun New" w:cs="TH Sarabun New"/>
           <w:color w:val="C9211E"/>
           <w:sz w:val="32"/>
@@ -5596,7 +6100,7 @@
       </w:r>
       <w:r>
         <w:rPr>
-          <w:rStyle w:val="16"/>
+          <w:rStyle w:val="14"/>
           <w:rFonts w:ascii="TH Sarabun New" w:hAnsi="TH Sarabun New" w:cs="TH Sarabun New"/>
           <w:color w:val="C9211E"/>
           <w:sz w:val="32"/>
@@ -5606,7 +6110,7 @@
       </w:r>
       <w:r>
         <w:rPr>
-          <w:rStyle w:val="16"/>
+          <w:rStyle w:val="14"/>
           <w:rFonts w:ascii="TH Sarabun New" w:hAnsi="TH Sarabun New" w:cs="TH Sarabun New"/>
           <w:color w:val="C9211E"/>
           <w:sz w:val="32"/>
@@ -5617,7 +6121,7 @@
       </w:r>
       <w:r>
         <w:rPr>
-          <w:rStyle w:val="16"/>
+          <w:rStyle w:val="14"/>
           <w:rFonts w:ascii="TH Sarabun New" w:hAnsi="TH Sarabun New" w:cs="TH Sarabun New"/>
           <w:color w:val="C9211E"/>
           <w:sz w:val="32"/>
@@ -5641,7 +6145,7 @@
       <w:hyperlink r:id="rId10" w:history="1">
         <w:r>
           <w:rPr>
-            <w:rStyle w:val="a7"/>
+            <w:rStyle w:val="Hyperlink"/>
             <w:rFonts w:ascii="TH Sarabun New" w:hAnsi="TH Sarabun New" w:cs="TH Sarabun New"/>
             <w:sz w:val="32"/>
             <w:szCs w:val="32"/>
@@ -5661,155 +6165,24 @@
         </w:rPr>
       </w:pPr>
     </w:p>
-    <w:p>
-      <w:pPr>
-        <w:pStyle w:val="1"/>
-        <w:rPr>
-          <w:rFonts w:ascii="TH Sarabun New" w:hAnsi="TH Sarabun New"/>
-        </w:rPr>
-      </w:pPr>
-      <w:r>
-        <w:rPr>
-          <w:rStyle w:val="16"/>
-          <w:rFonts w:ascii="TH Sarabun New" w:hAnsi="TH Sarabun New"/>
-        </w:rPr>
-        <w:t>12</w:t>
-      </w:r>
-      <w:r>
-        <w:rPr>
-          <w:rStyle w:val="16"/>
-          <w:rFonts w:ascii="TH Sarabun New" w:hAnsi="TH Sarabun New"/>
-          <w:cs/>
-          <w:lang w:bidi="th-TH"/>
-        </w:rPr>
-        <w:t>.</w:t>
-      </w:r>
-      <w:r>
-        <w:rPr>
-          <w:rStyle w:val="16"/>
-          <w:rFonts w:ascii="TH Sarabun New" w:hAnsi="TH Sarabun New"/>
-          <w:cs/>
-          <w:lang w:bidi="th-TH"/>
-        </w:rPr>
-        <w:t xml:space="preserve"> ภาคผนวก (</w:t>
-      </w:r>
-      <w:r>
-        <w:rPr>
-          <w:rStyle w:val="16"/>
-          <w:rFonts w:ascii="TH Sarabun New" w:hAnsi="TH Sarabun New"/>
-        </w:rPr>
-        <w:t>Appendix) (</w:t>
-      </w:r>
-      <w:r>
-        <w:rPr>
-          <w:rStyle w:val="16"/>
-          <w:rFonts w:ascii="TH Sarabun New" w:hAnsi="TH Sarabun New"/>
-          <w:cs/>
-          <w:lang w:bidi="th-TH"/>
-        </w:rPr>
-        <w:t>ถ้ามี)</w:t>
-      </w:r>
-    </w:p>
-    <w:p>
-      <w:pPr>
-        <w:pStyle w:val="15"/>
-        <w:tabs>
-          <w:tab w:val="left" w:pos="360"/>
-        </w:tabs>
-        <w:ind w:right="-880"/>
-        <w:rPr>
-          <w:rFonts w:ascii="TH Sarabun New" w:hAnsi="TH Sarabun New" w:cs="TH Sarabun New"/>
-        </w:rPr>
-      </w:pPr>
-      <w:r>
-        <w:rPr>
-          <w:rStyle w:val="16"/>
-          <w:rFonts w:ascii="TH Sarabun New" w:hAnsi="TH Sarabun New" w:cs="TH Sarabun New"/>
-          <w:b/>
-          <w:bCs/>
-          <w:color w:val="C9211E"/>
-          <w:sz w:val="32"/>
-          <w:szCs w:val="32"/>
-        </w:rPr>
-        <w:tab/>
-      </w:r>
-      <w:r>
-        <w:rPr>
-          <w:rStyle w:val="16"/>
-          <w:rFonts w:ascii="TH Sarabun New" w:hAnsi="TH Sarabun New" w:cs="TH Sarabun New"/>
-          <w:color w:val="C9211E"/>
-          <w:sz w:val="32"/>
-          <w:szCs w:val="32"/>
-          <w:cs/>
-          <w:lang w:bidi="th-TH"/>
-        </w:rPr>
-        <w:t xml:space="preserve">อธิบายหรือนำเสนอหัวข้อ หรือรายละเอียดเสริมอื่น ที่ไม่ได้มีอยู่ในหัวข้อข้างต้น เช่น </w:t>
-      </w:r>
-      <w:r>
-        <w:rPr>
-          <w:rStyle w:val="16"/>
-          <w:rFonts w:ascii="TH Sarabun New" w:hAnsi="TH Sarabun New" w:cs="TH Sarabun New"/>
-          <w:color w:val="C9211E"/>
-          <w:sz w:val="32"/>
-          <w:szCs w:val="32"/>
-        </w:rPr>
-        <w:t xml:space="preserve">Coding </w:t>
-      </w:r>
-      <w:r>
-        <w:rPr>
-          <w:rStyle w:val="16"/>
-          <w:rFonts w:ascii="TH Sarabun New" w:hAnsi="TH Sarabun New" w:cs="TH Sarabun New"/>
-          <w:color w:val="C9211E"/>
-          <w:sz w:val="32"/>
-          <w:szCs w:val="32"/>
-          <w:cs/>
-          <w:lang w:bidi="th-TH"/>
-        </w:rPr>
-        <w:t>ที่สำคัญ</w:t>
-      </w:r>
-      <w:r>
-        <w:rPr>
-          <w:rStyle w:val="16"/>
-          <w:rFonts w:ascii="TH Sarabun New" w:hAnsi="TH Sarabun New" w:cs="TH Sarabun New"/>
-          <w:color w:val="C9211E"/>
-          <w:sz w:val="32"/>
-          <w:szCs w:val="32"/>
-        </w:rPr>
-        <w:t xml:space="preserve">, </w:t>
-      </w:r>
-      <w:r>
-        <w:rPr>
-          <w:rStyle w:val="16"/>
-          <w:rFonts w:ascii="TH Sarabun New" w:hAnsi="TH Sarabun New" w:cs="TH Sarabun New"/>
-          <w:color w:val="C9211E"/>
-          <w:sz w:val="32"/>
-          <w:szCs w:val="32"/>
-          <w:cs/>
-          <w:lang w:bidi="th-TH"/>
-        </w:rPr>
-        <w:t>รูปภาพประกอบอื่น</w:t>
-      </w:r>
-    </w:p>
     <w:sdt>
       <w:sdtPr>
+        <w:rPr>
+          <w:rFonts w:ascii="Liberation Serif" w:eastAsia="Noto Serif CJK SC" w:hAnsi="Liberation Serif"/>
+          <w:bCs w:val="0"/>
+          <w:sz w:val="24"/>
+          <w:szCs w:val="32"/>
+        </w:rPr>
         <w:id w:val="1543096619"/>
         <w:docPartObj>
           <w:docPartGallery w:val="Bibliographies"/>
           <w:docPartUnique/>
         </w:docPartObj>
       </w:sdtPr>
-      <w:sdtEndPr>
-        <w:rPr>
-          <w:rFonts w:ascii="Liberation Serif" w:eastAsia="Noto Serif CJK SC" w:hAnsi="Liberation Serif"/>
-          <w:bCs w:val="0"/>
-          <w:sz w:val="24"/>
-          <w:szCs w:val="32"/>
-        </w:rPr>
-      </w:sdtEndPr>
       <w:sdtContent>
         <w:p>
           <w:pPr>
-            <w:pStyle w:val="1"/>
+            <w:pStyle w:val="Heading1"/>
           </w:pPr>
           <w:r>
             <w:t>References</w:t>
@@ -5817,18 +6190,16 @@
         </w:p>
         <w:sdt>
           <w:sdtPr>
+            <w:rPr>
+              <w:rFonts w:cs="TH Sarabun New"/>
+            </w:rPr>
             <w:id w:val="-573587230"/>
             <w:bibliography/>
           </w:sdtPr>
-          <w:sdtEndPr>
-            <w:rPr>
-              <w:rFonts w:cs="TH Sarabun New"/>
-            </w:rPr>
-          </w:sdtEndPr>
           <w:sdtContent>
             <w:p>
               <w:pPr>
-                <w:pStyle w:val="ac"/>
+                <w:pStyle w:val="Bibliography"/>
                 <w:rPr>
                   <w:b/>
                   <w:bCs/>
@@ -6080,6 +6451,206 @@
     <w:p/>
     <w:p>
       <w:pPr>
+        <w:pStyle w:val="Heading1"/>
+        <w:rPr>
+          <w:rFonts w:ascii="TH Sarabun New" w:hAnsi="TH Sarabun New"/>
+        </w:rPr>
+      </w:pPr>
+      <w:r>
+        <w:rPr>
+          <w:rStyle w:val="14"/>
+          <w:rFonts w:ascii="TH Sarabun New" w:hAnsi="TH Sarabun New"/>
+        </w:rPr>
+        <w:lastRenderedPageBreak/>
+        <w:t>12</w:t>
+      </w:r>
+      <w:r>
+        <w:rPr>
+          <w:rStyle w:val="14"/>
+          <w:rFonts w:ascii="TH Sarabun New" w:hAnsi="TH Sarabun New"/>
+          <w:cs/>
+          <w:lang w:bidi="th-TH"/>
+        </w:rPr>
+        <w:t>. ภาคผนวก (</w:t>
+      </w:r>
+      <w:r>
+        <w:rPr>
+          <w:rStyle w:val="14"/>
+          <w:rFonts w:ascii="TH Sarabun New" w:hAnsi="TH Sarabun New"/>
+        </w:rPr>
+        <w:t>Appendix) (</w:t>
+      </w:r>
+      <w:r>
+        <w:rPr>
+          <w:rStyle w:val="14"/>
+          <w:rFonts w:ascii="TH Sarabun New" w:hAnsi="TH Sarabun New"/>
+          <w:cs/>
+          <w:lang w:bidi="th-TH"/>
+        </w:rPr>
+        <w:t>ถ้ามี)</w:t>
+      </w:r>
+    </w:p>
+    <w:p>
+      <w:pPr>
+        <w:pStyle w:val="13"/>
+        <w:tabs>
+          <w:tab w:val="left" w:pos="360"/>
+        </w:tabs>
+        <w:ind w:right="-880"/>
+        <w:rPr>
+          <w:rFonts w:ascii="TH Sarabun New" w:hAnsi="TH Sarabun New" w:cs="TH Sarabun New"/>
+        </w:rPr>
+      </w:pPr>
+      <w:r>
+        <w:rPr>
+          <w:rStyle w:val="14"/>
+          <w:rFonts w:ascii="TH Sarabun New" w:hAnsi="TH Sarabun New" w:cs="TH Sarabun New"/>
+          <w:b/>
+          <w:bCs/>
+          <w:color w:val="C9211E"/>
+          <w:sz w:val="32"/>
+          <w:szCs w:val="32"/>
+        </w:rPr>
+        <w:tab/>
+      </w:r>
+      <w:r>
+        <w:rPr>
+          <w:rStyle w:val="14"/>
+          <w:rFonts w:ascii="TH Sarabun New" w:hAnsi="TH Sarabun New" w:cs="TH Sarabun New"/>
+          <w:color w:val="C9211E"/>
+          <w:sz w:val="32"/>
+          <w:szCs w:val="32"/>
+          <w:cs/>
+          <w:lang w:bidi="th-TH"/>
+        </w:rPr>
+        <w:t xml:space="preserve">อธิบายหรือนำเสนอหัวข้อ หรือรายละเอียดเสริมอื่น ที่ไม่ได้มีอยู่ในหัวข้อข้างต้น เช่น </w:t>
+      </w:r>
+      <w:r>
+        <w:rPr>
+          <w:rStyle w:val="14"/>
+          <w:rFonts w:ascii="TH Sarabun New" w:hAnsi="TH Sarabun New" w:cs="TH Sarabun New"/>
+          <w:color w:val="C9211E"/>
+          <w:sz w:val="32"/>
+          <w:szCs w:val="32"/>
+        </w:rPr>
+        <w:t xml:space="preserve">Coding </w:t>
+      </w:r>
+      <w:r>
+        <w:rPr>
+          <w:rStyle w:val="14"/>
+          <w:rFonts w:ascii="TH Sarabun New" w:hAnsi="TH Sarabun New" w:cs="TH Sarabun New"/>
+          <w:color w:val="C9211E"/>
+          <w:sz w:val="32"/>
+          <w:szCs w:val="32"/>
+          <w:cs/>
+          <w:lang w:bidi="th-TH"/>
+        </w:rPr>
+        <w:t>ที่สำคัญ</w:t>
+      </w:r>
+      <w:r>
+        <w:rPr>
+          <w:rStyle w:val="14"/>
+          <w:rFonts w:ascii="TH Sarabun New" w:hAnsi="TH Sarabun New" w:cs="TH Sarabun New"/>
+          <w:color w:val="C9211E"/>
+          <w:sz w:val="32"/>
+          <w:szCs w:val="32"/>
+        </w:rPr>
+        <w:t xml:space="preserve">, </w:t>
+      </w:r>
+      <w:r>
+        <w:rPr>
+          <w:rStyle w:val="14"/>
+          <w:rFonts w:ascii="TH Sarabun New" w:hAnsi="TH Sarabun New" w:cs="TH Sarabun New"/>
+          <w:color w:val="C9211E"/>
+          <w:sz w:val="32"/>
+          <w:szCs w:val="32"/>
+          <w:cs/>
+          <w:lang w:bidi="th-TH"/>
+        </w:rPr>
+        <w:t>รูปภาพประกอบอื่น</w:t>
+      </w:r>
+    </w:p>
+    <w:p>
+      <w:pPr>
+        <w:pStyle w:val="Textbody"/>
+        <w:spacing w:line="240" w:lineRule="auto"/>
+        <w:jc w:val="center"/>
+        <w:rPr>
+          <w:rFonts w:ascii="TH Sarabun New" w:hAnsi="TH Sarabun New" w:cs="TH Sarabun New"/>
+        </w:rPr>
+      </w:pPr>
+      <w:r>
+        <w:rPr>
+          <w:noProof/>
+        </w:rPr>
+        <w:drawing>
+          <wp:inline distT="0" distB="0" distL="0" distR="0" wp14:anchorId="13108E33" wp14:editId="62EA9C14">
+            <wp:extent cx="3019425" cy="3774281"/>
+            <wp:effectExtent l="0" t="0" r="0" b="0"/>
+            <wp:docPr id="1009528872" name="Picture 2" descr="ไม่มีคำอธิบายรูปภาพ"/>
+            <wp:cNvGraphicFramePr>
+              <a:graphicFrameLocks xmlns:a="http://schemas.openxmlformats.org/drawingml/2006/main" noChangeAspect="1"/>
+            </wp:cNvGraphicFramePr>
+            <a:graphic xmlns:a="http://schemas.openxmlformats.org/drawingml/2006/main">
+              <a:graphicData uri="http://schemas.openxmlformats.org/drawingml/2006/picture">
+                <pic:pic xmlns:pic="http://schemas.openxmlformats.org/drawingml/2006/picture">
+                  <pic:nvPicPr>
+                    <pic:cNvPr id="0" name="Picture 1" descr="ไม่มีคำอธิบายรูปภาพ"/>
+                    <pic:cNvPicPr>
+                      <a:picLocks noChangeAspect="1" noChangeArrowheads="1"/>
+                    </pic:cNvPicPr>
+                  </pic:nvPicPr>
+                  <pic:blipFill>
+                    <a:blip r:embed="rId11">
+                      <a:extLst>
+                        <a:ext uri="{28A0092B-C50C-407E-A947-70E740481C1C}">
+                          <a14:useLocalDpi xmlns:a14="http://schemas.microsoft.com/office/drawing/2010/main" val="0"/>
+                        </a:ext>
+                      </a:extLst>
+                    </a:blip>
+                    <a:srcRect/>
+                    <a:stretch>
+                      <a:fillRect/>
+                    </a:stretch>
+                  </pic:blipFill>
+                  <pic:spPr bwMode="auto">
+                    <a:xfrm>
+                      <a:off x="0" y="0"/>
+                      <a:ext cx="3021352" cy="3776690"/>
+                    </a:xfrm>
+                    <a:prstGeom prst="rect">
+                      <a:avLst/>
+                    </a:prstGeom>
+                    <a:noFill/>
+                    <a:ln>
+                      <a:noFill/>
+                    </a:ln>
+                  </pic:spPr>
+                </pic:pic>
+              </a:graphicData>
+            </a:graphic>
+          </wp:inline>
+        </w:drawing>
+      </w:r>
+    </w:p>
+    <w:p>
+      <w:pPr>
+        <w:pStyle w:val="Textbody"/>
+        <w:spacing w:line="240" w:lineRule="auto"/>
+        <w:jc w:val="center"/>
+        <w:rPr>
+          <w:rFonts w:ascii="TH Sarabun New" w:hAnsi="TH Sarabun New" w:cs="TH Sarabun New"/>
+        </w:rPr>
+      </w:pPr>
+      <w:r>
+        <w:rPr>
+          <w:rFonts w:ascii="TH Sarabun New" w:hAnsi="TH Sarabun New" w:cs="TH Sarabun New"/>
+        </w:rPr>
+        <w:t>https://www.facebook.com/AECconnect/posts/%E0%B8%97%E0%B8%B1%E0%B8%81%E0%B8%A9%E0%B8%B0%E0%B8%A0%E0%B8%B2%E0%B8%A9%E0%B8%B2%E0%B8%AD%E0%B8%B1%E0%B8%87%E0%B8%81%E0%B8%A4%E0%B8%A9-%E0%B8%84%E0%B8%99%E0%B9%84%E0%B8%97%E0%B8%A2-%E0%B9%80%E0%B8%81%E0%B8%B7%E0%B8%AD%E0%B8%9A%E0%B8%95%E0%B9%88%E0%B8%B3%E0%B8%AA%E0%B8%B8%E0%B8%94%E0%B9%83%E0%B8%99%E0%B8%AD%E0%B8%B2%E0%B9%80%E0%B8%8B%E0%B8%B5%E0%B8%A2%E0%B8%99%EF%B8%8F%EF%B8%8F%EF%B8%8Feducation-first-%E0%B9%80%E0%B8%9C%E0%B8%A2%E0%B9%81%E0%B8%9E%E0%B8%A3%E0%B9%88%E0%B8%94%E0%B8%B1%E0%B8%8A%E0%B8%99%E0%B8%B5%E0%B8%84%E0%B8%A7%E0%B8%B2%E0%B8%A1%E0%B8%AA%E0%B8%B2%E0%B8%A1/1143021054495035/</w:t>
+      </w:r>
+    </w:p>
+    <w:p>
+      <w:pPr>
         <w:pStyle w:val="Standard"/>
         <w:rPr>
           <w:rFonts w:ascii="TH Sarabun New" w:hAnsi="TH Sarabun New" w:cs="TH Sarabun New"/>
@@ -6088,8 +6659,49 @@
           <w:color w:val="0D0D0D"/>
           <w:sz w:val="32"/>
           <w:szCs w:val="32"/>
-        </w:rPr>
-      </w:pPr>
+          <w:lang w:bidi="th-TH"/>
+        </w:rPr>
+      </w:pPr>
+    </w:p>
+    <w:p>
+      <w:pPr>
+        <w:pStyle w:val="Standard"/>
+        <w:rPr>
+          <w:rFonts w:ascii="TH Sarabun New" w:hAnsi="TH Sarabun New" w:cs="TH Sarabun New"/>
+          <w:b/>
+          <w:bCs/>
+          <w:color w:val="0D0D0D"/>
+          <w:sz w:val="32"/>
+          <w:szCs w:val="32"/>
+          <w:lang w:bidi="th-TH"/>
+        </w:rPr>
+      </w:pPr>
+    </w:p>
+    <w:p>
+      <w:pPr>
+        <w:pStyle w:val="Standard"/>
+        <w:rPr>
+          <w:rFonts w:ascii="TH Sarabun New" w:hAnsi="TH Sarabun New" w:cs="TH Sarabun New"/>
+          <w:b/>
+          <w:bCs/>
+          <w:color w:val="0D0D0D"/>
+          <w:sz w:val="32"/>
+          <w:szCs w:val="32"/>
+          <w:lang w:bidi="th-TH"/>
+        </w:rPr>
+      </w:pPr>
+      <w:r>
+        <w:rPr>
+          <w:rFonts w:ascii="TH Sarabun New" w:hAnsi="TH Sarabun New" w:cs="TH Sarabun New"/>
+          <w:b/>
+          <w:bCs/>
+          <w:color w:val="0D0D0D"/>
+          <w:sz w:val="32"/>
+          <w:szCs w:val="32"/>
+          <w:lang w:bidi="th-TH"/>
+        </w:rPr>
+        <w:t>https://today.line.me/th/v3/article/LXNjBRr</w:t>
+      </w:r>
     </w:p>
     <w:sectPr>
       <w:pgSz w:w="12240" w:h="15840"/>
@@ -10069,7 +10681,7 @@
     <w:lsdException w:name="Unresolved Mention" w:semiHidden="1" w:unhideWhenUsed="1"/>
     <w:lsdException w:name="Smart Link" w:semiHidden="1" w:unhideWhenUsed="1"/>
   </w:latentStyles>
-  <w:style w:type="paragraph" w:default="1" w:styleId="a">
+  <w:style w:type="paragraph" w:default="1" w:styleId="Normal">
     <w:name w:val="Normal"/>
     <w:qFormat/>
     <w:rsid w:val="00C26675"/>
@@ -10079,11 +10691,11 @@
       <w:szCs w:val="32"/>
     </w:rPr>
   </w:style>
-  <w:style w:type="paragraph" w:styleId="1">
+  <w:style w:type="paragraph" w:styleId="Heading1">
     <w:name w:val="heading 1"/>
-    <w:basedOn w:val="a"/>
-    <w:next w:val="a"/>
-    <w:link w:val="10"/>
+    <w:basedOn w:val="Normal"/>
+    <w:next w:val="Normal"/>
+    <w:link w:val="Heading1Char"/>
     <w:uiPriority w:val="9"/>
     <w:qFormat/>
     <w:rsid w:val="00483578"/>
@@ -10100,11 +10712,11 @@
       <w:szCs w:val="36"/>
     </w:rPr>
   </w:style>
-  <w:style w:type="paragraph" w:styleId="2">
+  <w:style w:type="paragraph" w:styleId="Heading2">
     <w:name w:val="heading 2"/>
-    <w:basedOn w:val="a"/>
-    <w:next w:val="a"/>
-    <w:link w:val="20"/>
+    <w:basedOn w:val="Normal"/>
+    <w:next w:val="Normal"/>
+    <w:link w:val="Heading2Char"/>
     <w:uiPriority w:val="9"/>
     <w:unhideWhenUsed/>
     <w:qFormat/>
@@ -10120,11 +10732,11 @@
       <w:sz w:val="26"/>
     </w:rPr>
   </w:style>
-  <w:style w:type="paragraph" w:styleId="3">
+  <w:style w:type="paragraph" w:styleId="Heading3">
     <w:name w:val="heading 3"/>
-    <w:basedOn w:val="a"/>
-    <w:next w:val="a"/>
-    <w:link w:val="30"/>
+    <w:basedOn w:val="Normal"/>
+    <w:next w:val="Normal"/>
+    <w:link w:val="Heading3Char"/>
     <w:uiPriority w:val="9"/>
     <w:unhideWhenUsed/>
     <w:qFormat/>
@@ -10139,7 +10751,7 @@
       <w:rFonts w:asciiTheme="majorHAnsi" w:eastAsiaTheme="majorEastAsia" w:hAnsiTheme="majorHAnsi"/>
     </w:rPr>
   </w:style>
-  <w:style w:type="paragraph" w:styleId="4">
+  <w:style w:type="paragraph" w:styleId="Heading4">
     <w:name w:val="heading 4"/>
     <w:basedOn w:val="Heading"/>
     <w:next w:val="Textbody"/>
@@ -10158,13 +10770,12 @@
       <w:szCs w:val="24"/>
     </w:rPr>
   </w:style>
-  <w:style w:type="character" w:default="1" w:styleId="a0">
+  <w:style w:type="character" w:default="1" w:styleId="DefaultParagraphFont">
     <w:name w:val="Default Paragraph Font"/>
     <w:uiPriority w:val="1"/>
-    <w:semiHidden/>
     <w:unhideWhenUsed/>
   </w:style>
-  <w:style w:type="table" w:default="1" w:styleId="a1">
+  <w:style w:type="table" w:default="1" w:styleId="TableNormal">
     <w:name w:val="Normal Table"/>
     <w:uiPriority w:val="99"/>
     <w:semiHidden/>
@@ -10179,7 +10790,7 @@
       </w:tblCellMar>
     </w:tblPr>
   </w:style>
-  <w:style w:type="numbering" w:default="1" w:styleId="a2">
+  <w:style w:type="numbering" w:default="1" w:styleId="NoList">
     <w:name w:val="No List"/>
     <w:uiPriority w:val="99"/>
     <w:semiHidden/>
@@ -10314,7 +10925,7 @@
       <w:szCs w:val="18"/>
     </w:rPr>
   </w:style>
-  <w:style w:type="paragraph" w:customStyle="1" w:styleId="12">
+  <w:style w:type="paragraph" w:customStyle="1" w:styleId="1">
     <w:name w:val="ปกติ1"/>
     <w:pPr>
       <w:suppressAutoHyphens/>
@@ -10341,11 +10952,11 @@
       <w:spacing w:after="140" w:line="276" w:lineRule="auto"/>
     </w:pPr>
   </w:style>
-  <w:style w:type="paragraph" w:customStyle="1" w:styleId="13">
+  <w:style w:type="paragraph" w:customStyle="1" w:styleId="10">
     <w:name w:val="รายการ1"/>
     <w:basedOn w:val="Textbody"/>
   </w:style>
-  <w:style w:type="paragraph" w:customStyle="1" w:styleId="14">
+  <w:style w:type="paragraph" w:customStyle="1" w:styleId="12">
     <w:name w:val="คำอธิบายภาพ1"/>
     <w:basedOn w:val="Standard"/>
     <w:pPr>
@@ -10364,7 +10975,7 @@
       <w:suppressLineNumbers/>
     </w:pPr>
   </w:style>
-  <w:style w:type="paragraph" w:customStyle="1" w:styleId="15">
+  <w:style w:type="paragraph" w:customStyle="1" w:styleId="13">
     <w:name w:val="ย่อหน้ารายการ1"/>
     <w:basedOn w:val="Standard"/>
     <w:pPr>
@@ -10377,7 +10988,7 @@
     <w:name w:val="Frame contents"/>
     <w:basedOn w:val="Standard"/>
   </w:style>
-  <w:style w:type="character" w:customStyle="1" w:styleId="16">
+  <w:style w:type="character" w:customStyle="1" w:styleId="14">
     <w:name w:val="ฟอนต์ของย่อหน้าเริ่มต้น1"/>
   </w:style>
   <w:style w:type="character" w:customStyle="1" w:styleId="ListLabel127">
@@ -10520,10 +11131,10 @@
       <w:bCs/>
     </w:rPr>
   </w:style>
-  <w:style w:type="character" w:customStyle="1" w:styleId="10">
-    <w:name w:val="หัวเรื่อง 1 อักขระ"/>
-    <w:basedOn w:val="a0"/>
-    <w:link w:val="1"/>
+  <w:style w:type="character" w:customStyle="1" w:styleId="Heading1Char">
+    <w:name w:val="Heading 1 Char"/>
+    <w:basedOn w:val="DefaultParagraphFont"/>
+    <w:link w:val="Heading1"/>
     <w:uiPriority w:val="9"/>
     <w:rsid w:val="00483578"/>
     <w:rPr>
@@ -10534,7 +11145,7 @@
       <w:szCs w:val="36"/>
     </w:rPr>
   </w:style>
-  <w:style w:type="paragraph" w:styleId="a3">
+  <w:style w:type="paragraph" w:styleId="NoSpacing">
     <w:name w:val="No Spacing"/>
     <w:uiPriority w:val="1"/>
     <w:qFormat/>
@@ -10544,10 +11155,10 @@
       <w:szCs w:val="21"/>
     </w:rPr>
   </w:style>
-  <w:style w:type="character" w:customStyle="1" w:styleId="20">
-    <w:name w:val="หัวเรื่อง 2 อักขระ"/>
-    <w:basedOn w:val="a0"/>
-    <w:link w:val="2"/>
+  <w:style w:type="character" w:customStyle="1" w:styleId="Heading2Char">
+    <w:name w:val="Heading 2 Char"/>
+    <w:basedOn w:val="DefaultParagraphFont"/>
+    <w:link w:val="Heading2"/>
     <w:uiPriority w:val="9"/>
     <w:rsid w:val="00C26675"/>
     <w:rPr>
@@ -10557,10 +11168,10 @@
       <w:szCs w:val="32"/>
     </w:rPr>
   </w:style>
-  <w:style w:type="character" w:customStyle="1" w:styleId="30">
-    <w:name w:val="หัวเรื่อง 3 อักขระ"/>
-    <w:basedOn w:val="a0"/>
-    <w:link w:val="3"/>
+  <w:style w:type="character" w:customStyle="1" w:styleId="Heading3Char">
+    <w:name w:val="Heading 3 Char"/>
+    <w:basedOn w:val="DefaultParagraphFont"/>
+    <w:link w:val="Heading3"/>
     <w:uiPriority w:val="9"/>
     <w:rsid w:val="00C26675"/>
     <w:rPr>
@@ -10569,9 +11180,9 @@
       <w:szCs w:val="32"/>
     </w:rPr>
   </w:style>
-  <w:style w:type="paragraph" w:styleId="a4">
+  <w:style w:type="paragraph" w:styleId="ListParagraph">
     <w:name w:val="List Paragraph"/>
-    <w:basedOn w:val="a"/>
+    <w:basedOn w:val="Normal"/>
     <w:uiPriority w:val="34"/>
     <w:qFormat/>
     <w:rsid w:val="00483578"/>
@@ -10584,11 +11195,11 @@
       <w:szCs w:val="21"/>
     </w:rPr>
   </w:style>
-  <w:style w:type="paragraph" w:styleId="a5">
+  <w:style w:type="paragraph" w:styleId="Title">
     <w:name w:val="Title"/>
-    <w:basedOn w:val="a"/>
-    <w:next w:val="a"/>
-    <w:link w:val="a6"/>
+    <w:basedOn w:val="Normal"/>
+    <w:next w:val="Normal"/>
+    <w:link w:val="TitleChar"/>
     <w:uiPriority w:val="10"/>
     <w:qFormat/>
     <w:rsid w:val="00483578"/>
@@ -10603,10 +11214,10 @@
       <w:szCs w:val="50"/>
     </w:rPr>
   </w:style>
-  <w:style w:type="character" w:customStyle="1" w:styleId="a6">
-    <w:name w:val="ชื่อเรื่อง อักขระ"/>
-    <w:basedOn w:val="a0"/>
-    <w:link w:val="a5"/>
+  <w:style w:type="character" w:customStyle="1" w:styleId="TitleChar">
+    <w:name w:val="Title Char"/>
+    <w:basedOn w:val="DefaultParagraphFont"/>
+    <w:link w:val="Title"/>
     <w:uiPriority w:val="10"/>
     <w:rsid w:val="00483578"/>
     <w:rPr>
@@ -10617,17 +11228,17 @@
       <w:szCs w:val="50"/>
     </w:rPr>
   </w:style>
-  <w:style w:type="character" w:customStyle="1" w:styleId="17">
+  <w:style w:type="character" w:customStyle="1" w:styleId="15">
     <w:name w:val="ไฮเปอร์ลิงก์1"/>
-    <w:basedOn w:val="16"/>
+    <w:basedOn w:val="14"/>
     <w:rPr>
       <w:color w:val="467886"/>
       <w:u w:val="single"/>
     </w:rPr>
   </w:style>
-  <w:style w:type="character" w:customStyle="1" w:styleId="18">
+  <w:style w:type="character" w:customStyle="1" w:styleId="16">
     <w:name w:val="การอ้างถึงที่ไม่ได้แก้ไข1"/>
-    <w:basedOn w:val="16"/>
+    <w:basedOn w:val="14"/>
     <w:rPr>
       <w:color w:val="605E5C"/>
       <w:shd w:val="clear" w:color="auto" w:fill="E1DFDD"/>
@@ -10642,7 +11253,7 @@
   </w:style>
   <w:style w:type="numbering" w:customStyle="1" w:styleId="WWNum15">
     <w:name w:val="WWNum15"/>
-    <w:basedOn w:val="a2"/>
+    <w:basedOn w:val="NoList"/>
     <w:pPr>
       <w:numPr>
         <w:numId w:val="1"/>
@@ -10651,7 +11262,7 @@
   </w:style>
   <w:style w:type="numbering" w:customStyle="1" w:styleId="WWNum23">
     <w:name w:val="WWNum23"/>
-    <w:basedOn w:val="a2"/>
+    <w:basedOn w:val="NoList"/>
     <w:pPr>
       <w:numPr>
         <w:numId w:val="2"/>
@@ -10660,16 +11271,16 @@
   </w:style>
   <w:style w:type="numbering" w:customStyle="1" w:styleId="WWNum22">
     <w:name w:val="WWNum22"/>
-    <w:basedOn w:val="a2"/>
+    <w:basedOn w:val="NoList"/>
     <w:pPr>
       <w:numPr>
         <w:numId w:val="3"/>
       </w:numPr>
     </w:pPr>
   </w:style>
-  <w:style w:type="character" w:styleId="a7">
+  <w:style w:type="character" w:styleId="Hyperlink">
     <w:name w:val="Hyperlink"/>
-    <w:basedOn w:val="a0"/>
+    <w:basedOn w:val="DefaultParagraphFont"/>
     <w:uiPriority w:val="99"/>
     <w:unhideWhenUsed/>
     <w:rsid w:val="00445ECB"/>
@@ -10678,9 +11289,9 @@
       <w:u w:val="single"/>
     </w:rPr>
   </w:style>
-  <w:style w:type="character" w:styleId="a8">
+  <w:style w:type="character" w:styleId="UnresolvedMention">
     <w:name w:val="Unresolved Mention"/>
-    <w:basedOn w:val="a0"/>
+    <w:basedOn w:val="DefaultParagraphFont"/>
     <w:uiPriority w:val="99"/>
     <w:semiHidden/>
     <w:unhideWhenUsed/>
@@ -10690,10 +11301,10 @@
       <w:shd w:val="clear" w:color="auto" w:fill="E1DFDD"/>
     </w:rPr>
   </w:style>
-  <w:style w:type="paragraph" w:styleId="a9">
+  <w:style w:type="paragraph" w:styleId="EndnoteText">
     <w:name w:val="endnote text"/>
-    <w:basedOn w:val="a"/>
-    <w:link w:val="aa"/>
+    <w:basedOn w:val="Normal"/>
+    <w:link w:val="EndnoteTextChar"/>
     <w:uiPriority w:val="99"/>
     <w:semiHidden/>
     <w:unhideWhenUsed/>
@@ -10704,10 +11315,10 @@
       <w:szCs w:val="18"/>
     </w:rPr>
   </w:style>
-  <w:style w:type="character" w:customStyle="1" w:styleId="aa">
-    <w:name w:val="ข้อความอ้างอิงท้ายเรื่อง อักขระ"/>
-    <w:basedOn w:val="a0"/>
-    <w:link w:val="a9"/>
+  <w:style w:type="character" w:customStyle="1" w:styleId="EndnoteTextChar">
+    <w:name w:val="Endnote Text Char"/>
+    <w:basedOn w:val="DefaultParagraphFont"/>
+    <w:link w:val="EndnoteText"/>
     <w:uiPriority w:val="99"/>
     <w:semiHidden/>
     <w:rsid w:val="00824560"/>
@@ -10718,9 +11329,9 @@
       <w:szCs w:val="18"/>
     </w:rPr>
   </w:style>
-  <w:style w:type="character" w:styleId="ab">
+  <w:style w:type="character" w:styleId="EndnoteReference">
     <w:name w:val="endnote reference"/>
-    <w:basedOn w:val="a0"/>
+    <w:basedOn w:val="DefaultParagraphFont"/>
     <w:uiPriority w:val="99"/>
     <w:semiHidden/>
     <w:unhideWhenUsed/>
@@ -10729,10 +11340,10 @@
       <w:vertAlign w:val="superscript"/>
     </w:rPr>
   </w:style>
-  <w:style w:type="paragraph" w:styleId="ac">
+  <w:style w:type="paragraph" w:styleId="Bibliography">
     <w:name w:val="Bibliography"/>
-    <w:basedOn w:val="a"/>
-    <w:next w:val="a"/>
+    <w:basedOn w:val="Normal"/>
+    <w:next w:val="Normal"/>
     <w:uiPriority w:val="37"/>
     <w:unhideWhenUsed/>
     <w:rsid w:val="002C3AE9"/>
@@ -11073,11 +11684,23 @@
     <b:LCID>th-TH</b:LCID>
     <b:RefOrder>1</b:RefOrder>
   </b:Source>
+  <b:Source>
+    <b:Tag>LLM26</b:Tag>
+    <b:SourceType>InternetSite</b:SourceType>
+    <b:Guid>{1B2C778B-8FEA-4B1E-84AB-041ED22B7C9C}</b:Guid>
+    <b:InternetSiteTitle>LLM (โมเดลภาษาขนาดใหญ่)</b:InternetSiteTitle>
+    <b:ProductionCompany>AWS</b:ProductionCompany>
+    <b:YearAccessed>2026</b:YearAccessed>
+    <b:MonthAccessed>March</b:MonthAccessed>
+    <b:DayAccessed>3</b:DayAccessed>
+    <b:URL>https://aws.amazon.com/th/what-is/large-language-model/</b:URL>
+    <b:RefOrder>2</b:RefOrder>
+  </b:Source>
 </b:Sources>
 </file>
 
 <file path=customXml/itemProps1.xml><?xml version="1.0" encoding="utf-8"?>
-<ds:datastoreItem xmlns:ds="http://schemas.openxmlformats.org/officeDocument/2006/customXml" ds:itemID="{2A9F61A1-C5EB-45DE-8659-D7C2374F52BA}">
+<ds:datastoreItem xmlns:ds="http://schemas.openxmlformats.org/officeDocument/2006/customXml" ds:itemID="{008AC80B-5511-4AE2-B77B-F9A4DAB931FC}">
   <ds:schemaRefs>
     <ds:schemaRef ds:uri="http://schemas.openxmlformats.org/officeDocument/2006/bibliography"/>
   </ds:schemaRefs>

--- a/Proposals/ProposalWriteDraftLatest.docx
+++ b/Proposals/ProposalWriteDraftLatest.docx
@@ -1518,26 +1518,17 @@
     </w:p>
     <w:p>
       <w:pPr>
-        <w:pStyle w:val="Standard"/>
-        <w:rPr>
-          <w:rFonts w:ascii="TH Sarabun New" w:hAnsi="TH Sarabun New" w:cs="TH Sarabun New"/>
-          <w:sz w:val="32"/>
-          <w:szCs w:val="32"/>
-        </w:rPr>
-      </w:pPr>
-    </w:p>
-    <w:p>
-      <w:pPr>
         <w:pStyle w:val="Heading1"/>
         <w:rPr>
-          <w:rFonts w:ascii="TH Sarabun New" w:hAnsi="TH Sarabun New" w:hint="cs"/>
-        </w:rPr>
-      </w:pPr>
-      <w:r>
-        <w:rPr>
-          <w:rStyle w:val="14"/>
-          <w:rFonts w:ascii="TH Sarabun New" w:hAnsi="TH Sarabun New"/>
-        </w:rPr>
+          <w:rFonts w:ascii="TH Sarabun New" w:hAnsi="TH Sarabun New"/>
+        </w:rPr>
+      </w:pPr>
+      <w:r>
+        <w:rPr>
+          <w:rStyle w:val="14"/>
+          <w:rFonts w:ascii="TH Sarabun New" w:hAnsi="TH Sarabun New"/>
+        </w:rPr>
+        <w:lastRenderedPageBreak/>
         <w:t>6</w:t>
       </w:r>
       <w:r>
@@ -1708,1798 +1699,1575 @@
       <w:pPr>
         <w:pStyle w:val="Heading1"/>
         <w:rPr>
+          <w:rFonts w:ascii="TH Sarabun New" w:hAnsi="TH Sarabun New"/>
+        </w:rPr>
+      </w:pPr>
+      <w:r>
+        <w:rPr>
+          <w:rStyle w:val="14"/>
+          <w:rFonts w:ascii="TH Sarabun New" w:hAnsi="TH Sarabun New"/>
+        </w:rPr>
+        <w:t>7</w:t>
+      </w:r>
+      <w:r>
+        <w:rPr>
+          <w:rStyle w:val="14"/>
+          <w:rFonts w:ascii="TH Sarabun New" w:hAnsi="TH Sarabun New"/>
+          <w:szCs w:val="32"/>
+          <w:cs/>
+        </w:rPr>
+        <w:t>.</w:t>
+      </w:r>
+      <w:r>
+        <w:rPr>
+          <w:rStyle w:val="14"/>
+          <w:rFonts w:ascii="TH Sarabun New" w:hAnsi="TH Sarabun New"/>
+          <w:cs/>
+          <w:lang w:bidi="th-TH"/>
+        </w:rPr>
+        <w:t xml:space="preserve"> ทฤษฎีและหลักการ</w:t>
+      </w:r>
+    </w:p>
+    <w:p>
+      <w:r>
+        <w:rPr>
+          <w:rStyle w:val="14"/>
+          <w:rFonts w:ascii="TH Sarabun New" w:hAnsi="TH Sarabun New"/>
+          <w:sz w:val="32"/>
+          <w:cs/>
+          <w:lang w:bidi="th-TH"/>
+        </w:rPr>
+        <w:t>ในการ</w:t>
+      </w:r>
+      <w:r>
+        <w:rPr>
+          <w:rFonts w:ascii="TH Sarabun New" w:hAnsi="TH Sarabun New"/>
+          <w:sz w:val="32"/>
+          <w:cs/>
+          <w:lang w:bidi="th-TH"/>
+        </w:rPr>
+        <w:t>รศึกษาข้อมูลในการพัฒนา</w:t>
+      </w:r>
+      <w:r>
+        <w:rPr>
+          <w:rStyle w:val="14"/>
+          <w:rFonts w:ascii="TH Sarabun New" w:hAnsi="TH Sarabun New"/>
+          <w:sz w:val="32"/>
+          <w:cs/>
+          <w:lang w:bidi="th-TH"/>
+        </w:rPr>
+        <w:t xml:space="preserve">เกมเพื่อการเรียนรู้ภาษาอังกฤษบนแพลตฟอร์ม </w:t>
+      </w:r>
+      <w:r>
+        <w:rPr>
+          <w:rStyle w:val="14"/>
+          <w:rFonts w:ascii="TH Sarabun New" w:hAnsi="TH Sarabun New"/>
+          <w:sz w:val="32"/>
+          <w:lang w:bidi="th-TH"/>
+        </w:rPr>
+        <w:t xml:space="preserve">Roblox </w:t>
+      </w:r>
+      <w:r>
+        <w:rPr>
+          <w:rStyle w:val="14"/>
+          <w:rFonts w:ascii="TH Sarabun New" w:hAnsi="TH Sarabun New"/>
+          <w:sz w:val="32"/>
+          <w:cs/>
+          <w:lang w:bidi="th-TH"/>
+        </w:rPr>
+        <w:t>คณะผู้จัดทำได้ศึกษาทฤษฎีและหลักการที่เกี่ยวข้อง โดยมีหัวข้อสำคัญดังต่อไปนี้</w:t>
+      </w:r>
+    </w:p>
+    <w:p>
+      <w:pPr>
+        <w:rPr>
+          <w:rFonts w:ascii="TH Sarabun New" w:hAnsi="TH Sarabun New"/>
+          <w:sz w:val="32"/>
+        </w:rPr>
+      </w:pPr>
+      <w:r>
+        <w:rPr>
+          <w:rFonts w:ascii="TH Sarabun New" w:hAnsi="TH Sarabun New"/>
+          <w:sz w:val="32"/>
+        </w:rPr>
+        <w:t>7.1 Review of Literature</w:t>
+      </w:r>
+    </w:p>
+    <w:p>
+      <w:pPr>
+        <w:rPr>
+          <w:rFonts w:ascii="TH Sarabun New" w:hAnsi="TH Sarabun New"/>
+          <w:sz w:val="32"/>
+        </w:rPr>
+      </w:pPr>
+      <w:r>
+        <w:rPr>
+          <w:rFonts w:ascii="TH Sarabun New" w:hAnsi="TH Sarabun New"/>
+          <w:sz w:val="32"/>
+        </w:rPr>
+        <w:t xml:space="preserve">1. </w:t>
+      </w:r>
+      <w:proofErr w:type="spellStart"/>
+      <w:r>
+        <w:rPr>
+          <w:rFonts w:ascii="TH Sarabun New" w:hAnsi="TH Sarabun New"/>
+          <w:sz w:val="32"/>
+        </w:rPr>
+        <w:t>duolingo</w:t>
+      </w:r>
+      <w:proofErr w:type="spellEnd"/>
+    </w:p>
+    <w:p>
+      <w:pPr>
+        <w:ind w:firstLine="360"/>
+        <w:rPr>
+          <w:rFonts w:ascii="TH Sarabun New" w:hAnsi="TH Sarabun New"/>
+          <w:sz w:val="32"/>
+          <w:lang w:bidi="th-TH"/>
+        </w:rPr>
+      </w:pPr>
+      <w:r>
+        <w:rPr>
+          <w:rFonts w:ascii="TH Sarabun New" w:hAnsi="TH Sarabun New"/>
+          <w:sz w:val="32"/>
+          <w:cs/>
+          <w:lang w:bidi="th-TH"/>
+        </w:rPr>
+        <w:t xml:space="preserve">แอปพลิเคชันและเว็บไซต์ยอดนิยมสำหรับการเรียนรู้ภาษามากกว่า </w:t>
+      </w:r>
+      <w:r>
+        <w:rPr>
+          <w:rFonts w:ascii="TH Sarabun New" w:hAnsi="TH Sarabun New"/>
+          <w:sz w:val="32"/>
+        </w:rPr>
+        <w:t xml:space="preserve">40 </w:t>
+      </w:r>
+      <w:r>
+        <w:rPr>
+          <w:rFonts w:ascii="TH Sarabun New" w:hAnsi="TH Sarabun New"/>
+          <w:sz w:val="32"/>
+          <w:cs/>
+          <w:lang w:bidi="th-TH"/>
+        </w:rPr>
+        <w:t>ภาษา มีจุดเด่นที่การนำเทคนิค</w:t>
+      </w:r>
+      <w:r>
+        <w:rPr>
+          <w:rFonts w:ascii="TH Sarabun New" w:hAnsi="TH Sarabun New"/>
+          <w:sz w:val="32"/>
+          <w:lang w:bidi="th-TH"/>
+        </w:rPr>
+        <w:t xml:space="preserve"> </w:t>
+      </w:r>
+      <w:r>
+        <w:rPr>
+          <w:rFonts w:ascii="TH Sarabun New" w:hAnsi="TH Sarabun New"/>
+          <w:sz w:val="32"/>
+        </w:rPr>
+        <w:t>Gamification (</w:t>
+      </w:r>
+      <w:r>
+        <w:rPr>
+          <w:rFonts w:ascii="TH Sarabun New" w:hAnsi="TH Sarabun New"/>
+          <w:sz w:val="32"/>
+          <w:cs/>
+          <w:lang w:bidi="th-TH"/>
+        </w:rPr>
+        <w:t>การเรียนรู้ผ่านเกม) มาใช้ เช่น สะสมแต้ม</w:t>
+      </w:r>
+      <w:r>
+        <w:rPr>
+          <w:rFonts w:ascii="TH Sarabun New" w:hAnsi="TH Sarabun New"/>
+          <w:sz w:val="32"/>
+        </w:rPr>
+        <w:t xml:space="preserve">, </w:t>
+      </w:r>
+      <w:r>
+        <w:rPr>
+          <w:rFonts w:ascii="TH Sarabun New" w:hAnsi="TH Sarabun New"/>
+          <w:sz w:val="32"/>
+          <w:cs/>
+          <w:lang w:bidi="th-TH"/>
+        </w:rPr>
+        <w:t>ทำภารกิจสั้นๆ</w:t>
+      </w:r>
+      <w:r>
+        <w:rPr>
+          <w:rFonts w:ascii="TH Sarabun New" w:hAnsi="TH Sarabun New"/>
+          <w:sz w:val="32"/>
+        </w:rPr>
+        <w:t xml:space="preserve">, </w:t>
+      </w:r>
+      <w:r>
+        <w:rPr>
+          <w:rFonts w:ascii="TH Sarabun New" w:hAnsi="TH Sarabun New"/>
+          <w:sz w:val="32"/>
+          <w:cs/>
+          <w:lang w:bidi="th-TH"/>
+        </w:rPr>
+        <w:t xml:space="preserve">และนกฮูก </w:t>
+      </w:r>
+      <w:r>
+        <w:rPr>
+          <w:rFonts w:ascii="TH Sarabun New" w:hAnsi="TH Sarabun New"/>
+          <w:sz w:val="32"/>
+        </w:rPr>
+        <w:t>Duo</w:t>
+      </w:r>
+      <w:r>
+        <w:rPr>
+          <w:rFonts w:ascii="TH Sarabun New" w:hAnsi="TH Sarabun New"/>
+          <w:sz w:val="32"/>
+          <w:cs/>
+          <w:lang w:bidi="th-TH"/>
+        </w:rPr>
+        <w:t xml:space="preserve"> ทำให้การฝึกภาษาสนุกและติดเป็นนิสัย</w:t>
+      </w:r>
+    </w:p>
+    <w:p>
+      <w:pPr>
+        <w:rPr>
+          <w:rFonts w:ascii="TH Sarabun New" w:hAnsi="TH Sarabun New"/>
+          <w:sz w:val="32"/>
+          <w:lang w:bidi="th-TH"/>
+        </w:rPr>
+      </w:pPr>
+      <w:r>
+        <w:rPr>
+          <w:rFonts w:ascii="TH Sarabun New" w:hAnsi="TH Sarabun New"/>
+          <w:sz w:val="32"/>
+          <w:lang w:bidi="th-TH"/>
+        </w:rPr>
+        <w:t xml:space="preserve">Duolingo </w:t>
+      </w:r>
+      <w:r>
+        <w:rPr>
+          <w:rFonts w:ascii="TH Sarabun New" w:hAnsi="TH Sarabun New"/>
+          <w:sz w:val="32"/>
+          <w:cs/>
+          <w:lang w:bidi="th-TH"/>
+        </w:rPr>
+        <w:t xml:space="preserve">มีการแบ่งเนื้อหาที่ค่อนข้างเป็นระบบและเป็นจิตวิทยา </w:t>
+      </w:r>
+      <w:r>
+        <w:rPr>
           <w:rFonts w:ascii="TH Sarabun New" w:hAnsi="TH Sarabun New" w:hint="cs"/>
-        </w:rPr>
-      </w:pPr>
-      <w:r>
-        <w:rPr>
-          <w:rStyle w:val="14"/>
-          <w:rFonts w:ascii="TH Sarabun New" w:hAnsi="TH Sarabun New"/>
-        </w:rPr>
-        <w:t>7</w:t>
-      </w:r>
-      <w:r>
-        <w:rPr>
-          <w:rStyle w:val="14"/>
-          <w:rFonts w:ascii="TH Sarabun New" w:hAnsi="TH Sarabun New"/>
-          <w:szCs w:val="32"/>
-          <w:cs/>
-        </w:rPr>
-        <w:t>.</w:t>
-      </w:r>
-      <w:r>
-        <w:rPr>
-          <w:rStyle w:val="14"/>
-          <w:rFonts w:ascii="TH Sarabun New" w:hAnsi="TH Sarabun New"/>
-          <w:cs/>
-          <w:lang w:bidi="th-TH"/>
-        </w:rPr>
-        <w:t xml:space="preserve"> ทฤษฎีและหลักการ</w:t>
-      </w:r>
-    </w:p>
-    <w:p>
-      <w:r>
-        <w:rPr>
-          <w:rStyle w:val="14"/>
-          <w:rFonts w:ascii="TH Sarabun New" w:hAnsi="TH Sarabun New"/>
-          <w:sz w:val="32"/>
-          <w:cs/>
-          <w:lang w:bidi="th-TH"/>
-        </w:rPr>
-        <w:t>ในการ</w:t>
-      </w:r>
-      <w:r>
-        <w:rPr>
-          <w:rFonts w:ascii="TH Sarabun New" w:hAnsi="TH Sarabun New"/>
-          <w:sz w:val="32"/>
-          <w:cs/>
-          <w:lang w:bidi="th-TH"/>
-        </w:rPr>
-        <w:t>รศึกษาข้อมูลในการพัฒนา</w:t>
-      </w:r>
-      <w:r>
-        <w:rPr>
-          <w:rStyle w:val="14"/>
-          <w:rFonts w:ascii="TH Sarabun New" w:hAnsi="TH Sarabun New"/>
-          <w:sz w:val="32"/>
-          <w:cs/>
-          <w:lang w:bidi="th-TH"/>
-        </w:rPr>
-        <w:t xml:space="preserve">เกมเพื่อการเรียนรู้ภาษาอังกฤษบนแพลตฟอร์ม </w:t>
-      </w:r>
-      <w:r>
-        <w:rPr>
-          <w:rStyle w:val="14"/>
-          <w:rFonts w:ascii="TH Sarabun New" w:hAnsi="TH Sarabun New"/>
-          <w:sz w:val="32"/>
-          <w:lang w:bidi="th-TH"/>
-        </w:rPr>
-        <w:t xml:space="preserve">Roblox </w:t>
-      </w:r>
-      <w:r>
-        <w:rPr>
-          <w:rStyle w:val="14"/>
-          <w:rFonts w:ascii="TH Sarabun New" w:hAnsi="TH Sarabun New"/>
-          <w:sz w:val="32"/>
-          <w:cs/>
-          <w:lang w:bidi="th-TH"/>
-        </w:rPr>
-        <w:t>คณะผู้จัดทำได้ศึกษาทฤษฎีและหลักการที่เกี่ยวข้อง โดยมีหัวข้อสำคัญดังต่อไปนี้</w:t>
-      </w:r>
-    </w:p>
-    <w:p>
-      <w:pPr>
-        <w:rPr>
-          <w:rFonts w:ascii="TH Sarabun New" w:hAnsi="TH Sarabun New"/>
-          <w:sz w:val="32"/>
-        </w:rPr>
-      </w:pPr>
-      <w:r>
-        <w:rPr>
-          <w:rFonts w:ascii="TH Sarabun New" w:hAnsi="TH Sarabun New"/>
-          <w:sz w:val="32"/>
-        </w:rPr>
-        <w:t>7.1 Review of Literature</w:t>
-      </w:r>
-    </w:p>
-    <w:p>
-      <w:r>
-        <w:t>1.</w:t>
-      </w:r>
-      <w:r>
-        <w:t xml:space="preserve"> </w:t>
-      </w:r>
-      <w:proofErr w:type="spellStart"/>
-      <w:r>
-        <w:t>duolingo</w:t>
-      </w:r>
-      <w:proofErr w:type="spellEnd"/>
-    </w:p>
-    <w:p>
-      <w:pPr>
-        <w:ind w:firstLine="360"/>
-        <w:rPr>
-          <w:lang w:bidi="th-TH"/>
-        </w:rPr>
-      </w:pPr>
-      <w:r>
-        <w:rPr>
-          <w:cs/>
-          <w:lang w:bidi="th-TH"/>
-        </w:rPr>
-        <w:t xml:space="preserve">แอปพลิเคชันและเว็บไซต์ยอดนิยมสำหรับการเรียนรู้ภาษามากกว่า </w:t>
-      </w:r>
-      <w:r>
-        <w:t xml:space="preserve">40 </w:t>
-      </w:r>
-      <w:r>
-        <w:rPr>
-          <w:cs/>
-          <w:lang w:bidi="th-TH"/>
-        </w:rPr>
-        <w:t>ภาษา มีจุดเด่นที่การนำเทคนิค</w:t>
-      </w:r>
-      <w:r>
-        <w:rPr>
-          <w:lang w:bidi="th-TH"/>
-        </w:rPr>
-        <w:t xml:space="preserve"> </w:t>
-      </w:r>
-      <w:r>
-        <w:t>Gamification (</w:t>
-      </w:r>
-      <w:r>
-        <w:rPr>
-          <w:cs/>
-          <w:lang w:bidi="th-TH"/>
-        </w:rPr>
-        <w:t>การเรียนรู้ผ่านเกม) มาใช้ เช่น สะสมแต้ม</w:t>
-      </w:r>
-      <w:r>
-        <w:t xml:space="preserve">, </w:t>
-      </w:r>
-      <w:r>
-        <w:rPr>
-          <w:cs/>
-          <w:lang w:bidi="th-TH"/>
-        </w:rPr>
-        <w:t>ทำภารกิจสั้นๆ</w:t>
-      </w:r>
-      <w:r>
-        <w:t xml:space="preserve">, </w:t>
-      </w:r>
-      <w:r>
-        <w:rPr>
-          <w:cs/>
-          <w:lang w:bidi="th-TH"/>
-        </w:rPr>
-        <w:t xml:space="preserve">และนกฮูก </w:t>
-      </w:r>
-      <w:r>
-        <w:t>Duo</w:t>
-      </w:r>
-      <w:r>
-        <w:rPr>
-          <w:cs/>
-          <w:lang w:bidi="th-TH"/>
-        </w:rPr>
-        <w:t xml:space="preserve"> ทำให้การฝึกภาษาสนุกและติดเป็นนิสัย</w:t>
-      </w:r>
-    </w:p>
-    <w:p>
-      <w:pPr>
-        <w:ind w:firstLine="360"/>
-        <w:rPr>
-          <w:lang w:bidi="th-TH"/>
-        </w:rPr>
-      </w:pPr>
-      <w:r>
-        <w:rPr>
-          <w:rFonts w:hint="cs"/>
-          <w:cs/>
-          <w:lang w:bidi="th-TH"/>
-        </w:rPr>
-        <w:t xml:space="preserve">ผู้จัดทำสามารถศึกษา </w:t>
-      </w:r>
-      <w:r>
-        <w:rPr>
-          <w:lang w:bidi="th-TH"/>
-        </w:rPr>
-        <w:t xml:space="preserve">Design Pattern </w:t>
-      </w:r>
-      <w:r>
-        <w:rPr>
-          <w:rFonts w:hint="cs"/>
-          <w:cs/>
-          <w:lang w:bidi="th-TH"/>
-        </w:rPr>
-        <w:t>การออกแบบเนื้อหาการสอนภาษาอังกฤษได้จาก</w:t>
-      </w:r>
-      <w:r>
-        <w:rPr>
-          <w:cs/>
-          <w:lang w:bidi="th-TH"/>
-        </w:rPr>
-        <w:t>แอปพลิเคชัน</w:t>
-      </w:r>
-      <w:r>
-        <w:rPr>
-          <w:rFonts w:hint="cs"/>
-          <w:cs/>
-          <w:lang w:bidi="th-TH"/>
-        </w:rPr>
-        <w:t>นี้</w:t>
-      </w:r>
-    </w:p>
-    <w:p>
-      <w:pPr>
-        <w:rPr>
-          <w:lang w:bidi="th-TH"/>
-        </w:rPr>
-      </w:pPr>
-    </w:p>
-    <w:p>
-      <w:pPr>
-        <w:rPr>
-          <w:rFonts w:ascii="TH Sarabun New" w:hAnsi="TH Sarabun New"/>
-          <w:sz w:val="32"/>
-        </w:rPr>
-      </w:pPr>
-      <w:r>
-        <w:rPr>
-          <w:rFonts w:ascii="TH Sarabun New" w:hAnsi="TH Sarabun New"/>
-          <w:sz w:val="32"/>
-        </w:rPr>
-        <w:t>7.</w:t>
-      </w:r>
-      <w:r>
-        <w:rPr>
-          <w:rFonts w:ascii="TH Sarabun New" w:hAnsi="TH Sarabun New"/>
-          <w:sz w:val="32"/>
-        </w:rPr>
-        <w:t>2</w:t>
-      </w:r>
-      <w:r>
-        <w:rPr>
-          <w:rFonts w:ascii="TH Sarabun New" w:hAnsi="TH Sarabun New"/>
-          <w:sz w:val="32"/>
-        </w:rPr>
-        <w:t xml:space="preserve"> </w:t>
-      </w:r>
-      <w:r>
-        <w:rPr>
-          <w:rFonts w:ascii="TH Sarabun New" w:hAnsi="TH Sarabun New"/>
-          <w:sz w:val="32"/>
-        </w:rPr>
-        <w:t>Proposed Solution, System Design</w:t>
-      </w:r>
-    </w:p>
-    <w:p>
-      <w:pPr>
-        <w:rPr>
-          <w:rFonts w:ascii="TH Sarabun New" w:hAnsi="TH Sarabun New"/>
-          <w:sz w:val="32"/>
-        </w:rPr>
-      </w:pPr>
-    </w:p>
-    <w:p>
-      <w:pPr>
-        <w:rPr>
-          <w:rFonts w:ascii="TH Sarabun New" w:hAnsi="TH Sarabun New" w:hint="cs"/>
-          <w:sz w:val="32"/>
-          <w:cs/>
-        </w:rPr>
-      </w:pPr>
-      <w:r>
-        <w:rPr>
-          <w:rFonts w:ascii="TH Sarabun New" w:hAnsi="TH Sarabun New"/>
-          <w:sz w:val="32"/>
-        </w:rPr>
-        <w:t>7.</w:t>
-      </w:r>
-      <w:r>
-        <w:rPr>
-          <w:rFonts w:ascii="TH Sarabun New" w:hAnsi="TH Sarabun New"/>
-          <w:sz w:val="32"/>
-        </w:rPr>
-        <w:t>3 Technology stack</w:t>
-      </w:r>
-    </w:p>
-    <w:p>
-      <w:pPr>
-        <w:pStyle w:val="ListParagraph"/>
+          <w:sz w:val="32"/>
+          <w:cs/>
+          <w:lang w:bidi="th-TH"/>
+        </w:rPr>
+        <w:t>โดย</w:t>
+      </w:r>
+      <w:r>
+        <w:rPr>
+          <w:rFonts w:ascii="TH Sarabun New" w:hAnsi="TH Sarabun New"/>
+          <w:sz w:val="32"/>
+          <w:cs/>
+          <w:lang w:bidi="th-TH"/>
+        </w:rPr>
+        <w:t>แบ่งตาม</w:t>
+      </w:r>
+      <w:r>
+        <w:rPr>
+          <w:rFonts w:ascii="TH Sarabun New" w:hAnsi="TH Sarabun New"/>
+          <w:sz w:val="32"/>
+          <w:lang w:bidi="th-TH"/>
+        </w:rPr>
+        <w:t xml:space="preserve"> "</w:t>
+      </w:r>
+      <w:r>
+        <w:rPr>
+          <w:rFonts w:ascii="TH Sarabun New" w:hAnsi="TH Sarabun New"/>
+          <w:sz w:val="32"/>
+          <w:cs/>
+          <w:lang w:bidi="th-TH"/>
+        </w:rPr>
+        <w:t>สถานการณ์ที่ใช้จริง</w:t>
+      </w:r>
+      <w:r>
+        <w:rPr>
+          <w:rFonts w:ascii="TH Sarabun New" w:hAnsi="TH Sarabun New"/>
+          <w:sz w:val="32"/>
+          <w:lang w:bidi="th-TH"/>
+        </w:rPr>
+        <w:t xml:space="preserve">" (Context-based) </w:t>
+      </w:r>
+      <w:r>
+        <w:rPr>
+          <w:rFonts w:ascii="TH Sarabun New" w:hAnsi="TH Sarabun New"/>
+          <w:sz w:val="32"/>
+          <w:cs/>
+          <w:lang w:bidi="th-TH"/>
+        </w:rPr>
+        <w:t xml:space="preserve">โดยยึดมาตรฐานสากลอย่าง </w:t>
+      </w:r>
+      <w:r>
+        <w:rPr>
+          <w:rFonts w:ascii="TH Sarabun New" w:hAnsi="TH Sarabun New"/>
+          <w:sz w:val="32"/>
+          <w:lang w:bidi="th-TH"/>
+        </w:rPr>
+        <w:t xml:space="preserve">CEFR (Common European Framework of Reference for Languages) </w:t>
+      </w:r>
+      <w:r>
+        <w:rPr>
+          <w:rFonts w:ascii="TH Sarabun New" w:hAnsi="TH Sarabun New"/>
+          <w:sz w:val="32"/>
+          <w:cs/>
+          <w:lang w:bidi="th-TH"/>
+        </w:rPr>
+        <w:t>เป็นหลัก</w:t>
+      </w:r>
+    </w:p>
+    <w:p>
+      <w:pPr>
+        <w:rPr>
+          <w:rFonts w:ascii="TH Sarabun New" w:hAnsi="TH Sarabun New"/>
+          <w:sz w:val="32"/>
+          <w:lang w:bidi="th-TH"/>
+        </w:rPr>
+      </w:pPr>
+      <w:r>
+        <w:rPr>
+          <w:rFonts w:ascii="TH Sarabun New" w:hAnsi="TH Sarabun New"/>
+          <w:sz w:val="32"/>
+          <w:cs/>
+          <w:lang w:bidi="th-TH"/>
+        </w:rPr>
+        <w:t xml:space="preserve">นี่คือโครงสร้างที่ </w:t>
+      </w:r>
+      <w:r>
+        <w:rPr>
+          <w:rFonts w:ascii="TH Sarabun New" w:hAnsi="TH Sarabun New"/>
+          <w:sz w:val="32"/>
+          <w:lang w:bidi="th-TH"/>
+        </w:rPr>
+        <w:t xml:space="preserve">Duolingo </w:t>
+      </w:r>
+      <w:r>
+        <w:rPr>
+          <w:rFonts w:ascii="TH Sarabun New" w:hAnsi="TH Sarabun New"/>
+          <w:sz w:val="32"/>
+          <w:cs/>
+          <w:lang w:bidi="th-TH"/>
+        </w:rPr>
+        <w:t>ใช้แบ่งเนื้อหาจากง่ายไปยากครับ:</w:t>
+      </w:r>
+    </w:p>
+    <w:p>
+      <w:pPr>
+        <w:rPr>
+          <w:rFonts w:ascii="TH Sarabun New" w:hAnsi="TH Sarabun New"/>
+          <w:sz w:val="32"/>
+          <w:lang w:bidi="th-TH"/>
+        </w:rPr>
+      </w:pPr>
+      <w:r>
+        <w:rPr>
+          <w:rFonts w:ascii="TH Sarabun New" w:hAnsi="TH Sarabun New"/>
+          <w:sz w:val="32"/>
+          <w:lang w:bidi="th-TH"/>
+        </w:rPr>
+        <w:t xml:space="preserve">1. </w:t>
+      </w:r>
+      <w:r>
+        <w:rPr>
+          <w:rFonts w:ascii="TH Sarabun New" w:hAnsi="TH Sarabun New"/>
+          <w:sz w:val="32"/>
+          <w:cs/>
+          <w:lang w:bidi="th-TH"/>
+        </w:rPr>
+        <w:t xml:space="preserve">การแบ่งตาม </w:t>
+      </w:r>
+      <w:r>
+        <w:rPr>
+          <w:rFonts w:ascii="TH Sarabun New" w:hAnsi="TH Sarabun New"/>
+          <w:sz w:val="32"/>
+          <w:lang w:bidi="th-TH"/>
+        </w:rPr>
+        <w:t>Section (</w:t>
+      </w:r>
+      <w:r>
+        <w:rPr>
+          <w:rFonts w:ascii="TH Sarabun New" w:hAnsi="TH Sarabun New"/>
+          <w:sz w:val="32"/>
+          <w:cs/>
+          <w:lang w:bidi="th-TH"/>
+        </w:rPr>
+        <w:t>ระดับความเชี่ยวชาญ)</w:t>
+      </w:r>
+    </w:p>
+    <w:p>
+      <w:pPr>
+        <w:rPr>
+          <w:rFonts w:ascii="TH Sarabun New" w:hAnsi="TH Sarabun New"/>
+          <w:sz w:val="32"/>
+          <w:lang w:bidi="th-TH"/>
+        </w:rPr>
+      </w:pPr>
+      <w:r>
+        <w:rPr>
+          <w:rFonts w:ascii="TH Sarabun New" w:hAnsi="TH Sarabun New"/>
+          <w:sz w:val="32"/>
+          <w:lang w:bidi="th-TH"/>
+        </w:rPr>
+        <w:t xml:space="preserve">Duolingo </w:t>
+      </w:r>
+      <w:r>
+        <w:rPr>
+          <w:rFonts w:ascii="TH Sarabun New" w:hAnsi="TH Sarabun New"/>
+          <w:sz w:val="32"/>
+          <w:cs/>
+          <w:lang w:bidi="th-TH"/>
+        </w:rPr>
+        <w:t>จะแบ่งเป็น</w:t>
+      </w:r>
+      <w:r>
+        <w:rPr>
+          <w:rFonts w:ascii="TH Sarabun New" w:hAnsi="TH Sarabun New"/>
+          <w:sz w:val="32"/>
+          <w:lang w:bidi="th-TH"/>
+        </w:rPr>
+        <w:t xml:space="preserve"> "Sections" </w:t>
+      </w:r>
+      <w:r>
+        <w:rPr>
+          <w:rFonts w:ascii="TH Sarabun New" w:hAnsi="TH Sarabun New"/>
+          <w:sz w:val="32"/>
+          <w:cs/>
+          <w:lang w:bidi="th-TH"/>
+        </w:rPr>
+        <w:t>ใหญ่ๆ ซึ่งสอดคล้องกับระดับภาษาดังนี้:</w:t>
+      </w:r>
+    </w:p>
+    <w:p>
+      <w:pPr>
         <w:numPr>
           <w:ilvl w:val="0"/>
-          <w:numId w:val="29"/>
+          <w:numId w:val="38"/>
         </w:numPr>
         <w:rPr>
-          <w:rFonts w:ascii="TH Sarabun New" w:hAnsi="TH Sarabun New" w:cs="TH Sarabun New"/>
-          <w:sz w:val="32"/>
-          <w:szCs w:val="32"/>
-          <w:lang w:bidi="th-TH"/>
-        </w:rPr>
-      </w:pPr>
-      <w:r>
-        <w:rPr>
-          <w:rStyle w:val="StrongEmphasis"/>
-          <w:rFonts w:ascii="TH Sarabun New" w:hAnsi="TH Sarabun New" w:cs="TH Sarabun New"/>
-          <w:sz w:val="32"/>
-          <w:szCs w:val="32"/>
-          <w:cs/>
-          <w:lang w:bidi="th-TH"/>
-        </w:rPr>
-        <w:t xml:space="preserve">แพลตฟอร์ม </w:t>
-      </w:r>
-      <w:r>
-        <w:rPr>
-          <w:rStyle w:val="StrongEmphasis"/>
-          <w:rFonts w:ascii="TH Sarabun New" w:hAnsi="TH Sarabun New" w:cs="TH Sarabun New"/>
-          <w:sz w:val="32"/>
-          <w:szCs w:val="32"/>
-          <w:lang w:bidi="th-TH"/>
-        </w:rPr>
-        <w:t xml:space="preserve">Roblox </w:t>
-      </w:r>
-      <w:r>
-        <w:rPr>
-          <w:rStyle w:val="StrongEmphasis"/>
-          <w:rFonts w:ascii="TH Sarabun New" w:hAnsi="TH Sarabun New" w:cs="TH Sarabun New"/>
-          <w:sz w:val="32"/>
-          <w:szCs w:val="32"/>
-          <w:cs/>
-          <w:lang w:bidi="th-TH"/>
-        </w:rPr>
-        <w:t xml:space="preserve">และ </w:t>
-      </w:r>
-      <w:r>
-        <w:rPr>
-          <w:rStyle w:val="StrongEmphasis"/>
-          <w:rFonts w:ascii="TH Sarabun New" w:hAnsi="TH Sarabun New" w:cs="TH Sarabun New"/>
-          <w:sz w:val="32"/>
-          <w:szCs w:val="32"/>
-          <w:lang w:bidi="th-TH"/>
-        </w:rPr>
-        <w:t>Roblox Studio (Roblox Platform &amp; Engine)</w:t>
-      </w:r>
-    </w:p>
-    <w:p>
-      <w:pPr>
-        <w:pStyle w:val="ListParagraph"/>
-        <w:numPr>
-          <w:ilvl w:val="1"/>
-          <w:numId w:val="29"/>
-        </w:numPr>
-        <w:rPr>
-          <w:rFonts w:ascii="TH Sarabun New" w:hAnsi="TH Sarabun New" w:cs="TH Sarabun New"/>
-          <w:sz w:val="32"/>
-          <w:szCs w:val="32"/>
-          <w:lang w:bidi="th-TH"/>
-        </w:rPr>
-      </w:pPr>
-      <w:r>
-        <w:rPr>
-          <w:rFonts w:ascii="TH Sarabun New" w:hAnsi="TH Sarabun New" w:cs="TH Sarabun New"/>
-          <w:sz w:val="32"/>
-          <w:szCs w:val="32"/>
-          <w:cs/>
-          <w:lang w:bidi="th-TH"/>
-        </w:rPr>
-        <w:t xml:space="preserve">สถาปัตยกรรมของ </w:t>
-      </w:r>
-      <w:r>
-        <w:rPr>
-          <w:rFonts w:ascii="TH Sarabun New" w:hAnsi="TH Sarabun New" w:cs="TH Sarabun New"/>
-          <w:sz w:val="32"/>
-          <w:szCs w:val="32"/>
-          <w:lang w:bidi="th-TH"/>
-        </w:rPr>
-        <w:t>Roblox (Roblox Architecture)</w:t>
-      </w:r>
-    </w:p>
-    <w:p>
-      <w:pPr>
-        <w:ind w:firstLine="425"/>
-        <w:rPr>
-          <w:rFonts w:ascii="TH Sarabun New" w:hAnsi="TH Sarabun New"/>
-          <w:sz w:val="32"/>
-          <w:lang w:bidi="th-TH"/>
-        </w:rPr>
-      </w:pPr>
-      <w:r>
-        <w:rPr>
-          <w:rFonts w:ascii="TH Sarabun New" w:hAnsi="TH Sarabun New"/>
-          <w:sz w:val="32"/>
-          <w:lang w:bidi="th-TH"/>
-        </w:rPr>
-        <w:t xml:space="preserve">Roblox </w:t>
-      </w:r>
-      <w:r>
-        <w:rPr>
-          <w:rFonts w:ascii="TH Sarabun New" w:hAnsi="TH Sarabun New"/>
-          <w:sz w:val="32"/>
-          <w:cs/>
-          <w:lang w:bidi="th-TH"/>
-        </w:rPr>
-        <w:t>เป็นแพลตฟอร์มเกมออนไลน์แบบผู้เล่นหลายคน (</w:t>
-      </w:r>
-      <w:r>
-        <w:rPr>
-          <w:rFonts w:ascii="TH Sarabun New" w:hAnsi="TH Sarabun New"/>
-          <w:sz w:val="32"/>
-          <w:lang w:bidi="th-TH"/>
-        </w:rPr>
-        <w:t xml:space="preserve">Massively Multiplayer Online - MMO) </w:t>
-      </w:r>
-      <w:r>
-        <w:rPr>
-          <w:rFonts w:ascii="TH Sarabun New" w:hAnsi="TH Sarabun New"/>
-          <w:sz w:val="32"/>
-          <w:cs/>
-          <w:lang w:bidi="th-TH"/>
-        </w:rPr>
-        <w:t xml:space="preserve">ที่ทำงานภายใต้สถาปัตยกรรมแบบ </w:t>
-      </w:r>
-      <w:r>
-        <w:rPr>
-          <w:rFonts w:ascii="TH Sarabun New" w:hAnsi="TH Sarabun New"/>
-          <w:sz w:val="32"/>
-          <w:lang w:bidi="th-TH"/>
-        </w:rPr>
-        <w:t xml:space="preserve">Client-Server Model </w:t>
-      </w:r>
-      <w:r>
-        <w:rPr>
-          <w:rFonts w:ascii="TH Sarabun New" w:hAnsi="TH Sarabun New"/>
-          <w:sz w:val="32"/>
-          <w:cs/>
-          <w:lang w:bidi="th-TH"/>
-        </w:rPr>
-        <w:t xml:space="preserve">โดยตัวเกมถูกขับเคลื่อนด้วย </w:t>
-      </w:r>
-      <w:r>
-        <w:rPr>
-          <w:rStyle w:val="StrongEmphasis"/>
-          <w:rFonts w:ascii="TH Sarabun New" w:hAnsi="TH Sarabun New"/>
-          <w:b w:val="0"/>
-          <w:bCs w:val="0"/>
-          <w:sz w:val="32"/>
-          <w:lang w:bidi="th-TH"/>
-        </w:rPr>
-        <w:t>Roblox Engine</w:t>
-      </w:r>
-      <w:r>
-        <w:rPr>
-          <w:rFonts w:ascii="TH Sarabun New" w:hAnsi="TH Sarabun New"/>
-          <w:sz w:val="32"/>
-          <w:lang w:bidi="th-TH"/>
-        </w:rPr>
-        <w:t xml:space="preserve"> </w:t>
-      </w:r>
-      <w:r>
-        <w:rPr>
-          <w:rFonts w:ascii="TH Sarabun New" w:hAnsi="TH Sarabun New"/>
-          <w:sz w:val="32"/>
-          <w:cs/>
-          <w:lang w:bidi="th-TH"/>
-        </w:rPr>
-        <w:t xml:space="preserve">ซึ่งเป็น </w:t>
-      </w:r>
-      <w:r>
-        <w:rPr>
-          <w:rFonts w:ascii="TH Sarabun New" w:hAnsi="TH Sarabun New"/>
-          <w:sz w:val="32"/>
-          <w:lang w:bidi="th-TH"/>
-        </w:rPr>
-        <w:t xml:space="preserve">Game Engine </w:t>
-      </w:r>
-      <w:r>
-        <w:rPr>
-          <w:rFonts w:ascii="TH Sarabun New" w:hAnsi="TH Sarabun New"/>
-          <w:sz w:val="32"/>
-          <w:cs/>
-          <w:lang w:bidi="th-TH"/>
-        </w:rPr>
-        <w:t>ที่ประมวลผลระบบฟิสิกส์ (</w:t>
-      </w:r>
-      <w:r>
-        <w:rPr>
-          <w:rFonts w:ascii="TH Sarabun New" w:hAnsi="TH Sarabun New"/>
-          <w:sz w:val="32"/>
-          <w:lang w:bidi="th-TH"/>
-        </w:rPr>
-        <w:t xml:space="preserve">Physics) </w:t>
-      </w:r>
-      <w:r>
-        <w:rPr>
-          <w:rFonts w:ascii="TH Sarabun New" w:hAnsi="TH Sarabun New"/>
-          <w:sz w:val="32"/>
-          <w:cs/>
-          <w:lang w:bidi="th-TH"/>
-        </w:rPr>
-        <w:t>และการแสดงผลกราฟิก (</w:t>
-      </w:r>
-      <w:r>
-        <w:rPr>
-          <w:rFonts w:ascii="TH Sarabun New" w:hAnsi="TH Sarabun New"/>
-          <w:sz w:val="32"/>
-          <w:lang w:bidi="th-TH"/>
-        </w:rPr>
-        <w:t xml:space="preserve">Rendering) </w:t>
-      </w:r>
-      <w:r>
-        <w:rPr>
-          <w:rFonts w:ascii="TH Sarabun New" w:hAnsi="TH Sarabun New"/>
-          <w:sz w:val="32"/>
-          <w:cs/>
-          <w:lang w:bidi="th-TH"/>
-        </w:rPr>
-        <w:t>แบบเรียลไทม์หลักการทำงานเริ่มต้นเมื่อผู้เล่น (</w:t>
-      </w:r>
-      <w:r>
-        <w:rPr>
-          <w:rFonts w:ascii="TH Sarabun New" w:hAnsi="TH Sarabun New"/>
-          <w:sz w:val="32"/>
-          <w:lang w:bidi="th-TH"/>
-        </w:rPr>
-        <w:t xml:space="preserve">Client) </w:t>
-      </w:r>
-      <w:r>
-        <w:rPr>
-          <w:rFonts w:ascii="TH Sarabun New" w:hAnsi="TH Sarabun New"/>
-          <w:sz w:val="32"/>
-          <w:cs/>
-          <w:lang w:bidi="th-TH"/>
-        </w:rPr>
-        <w:t>เข้าสู่เกม ตัวโปรแกรมจะทำการส่งข้อมูล (</w:t>
-      </w:r>
-      <w:r>
-        <w:rPr>
-          <w:rFonts w:ascii="TH Sarabun New" w:hAnsi="TH Sarabun New"/>
-          <w:sz w:val="32"/>
-          <w:lang w:bidi="th-TH"/>
-        </w:rPr>
-        <w:t xml:space="preserve">Replication) </w:t>
-      </w:r>
-      <w:r>
-        <w:rPr>
-          <w:rFonts w:ascii="TH Sarabun New" w:hAnsi="TH Sarabun New"/>
-          <w:sz w:val="32"/>
-          <w:cs/>
-          <w:lang w:bidi="th-TH"/>
-        </w:rPr>
-        <w:t>ระหว่างเครื่องของผู้เล่นและ</w:t>
-      </w:r>
-      <w:proofErr w:type="spellStart"/>
-      <w:r>
-        <w:rPr>
-          <w:rFonts w:ascii="TH Sarabun New" w:hAnsi="TH Sarabun New"/>
-          <w:sz w:val="32"/>
-          <w:cs/>
-          <w:lang w:bidi="th-TH"/>
-        </w:rPr>
-        <w:t>เซิร์ฟเวอร์</w:t>
-      </w:r>
-      <w:proofErr w:type="spellEnd"/>
-      <w:r>
-        <w:rPr>
-          <w:rFonts w:ascii="TH Sarabun New" w:hAnsi="TH Sarabun New"/>
-          <w:sz w:val="32"/>
-          <w:cs/>
-          <w:lang w:bidi="th-TH"/>
-        </w:rPr>
-        <w:t xml:space="preserve"> (</w:t>
-      </w:r>
-      <w:r>
-        <w:rPr>
-          <w:rFonts w:ascii="TH Sarabun New" w:hAnsi="TH Sarabun New"/>
-          <w:sz w:val="32"/>
-          <w:lang w:bidi="th-TH"/>
-        </w:rPr>
-        <w:t xml:space="preserve">Server) </w:t>
-      </w:r>
-      <w:r>
-        <w:rPr>
-          <w:rFonts w:ascii="TH Sarabun New" w:hAnsi="TH Sarabun New"/>
-          <w:sz w:val="32"/>
-          <w:cs/>
-          <w:lang w:bidi="th-TH"/>
-        </w:rPr>
-        <w:t xml:space="preserve">ของ </w:t>
-      </w:r>
-      <w:r>
-        <w:rPr>
-          <w:rFonts w:ascii="TH Sarabun New" w:hAnsi="TH Sarabun New"/>
-          <w:sz w:val="32"/>
-          <w:lang w:bidi="th-TH"/>
-        </w:rPr>
-        <w:t xml:space="preserve">Roblox </w:t>
-      </w:r>
-      <w:r>
-        <w:rPr>
-          <w:rFonts w:ascii="TH Sarabun New" w:hAnsi="TH Sarabun New"/>
-          <w:sz w:val="32"/>
-          <w:cs/>
-          <w:lang w:bidi="th-TH"/>
-        </w:rPr>
-        <w:t>เพ</w:t>
-      </w:r>
-      <w:proofErr w:type="spellStart"/>
-      <w:r>
-        <w:rPr>
-          <w:rFonts w:ascii="TH Sarabun New" w:hAnsi="TH Sarabun New"/>
-          <w:sz w:val="32"/>
-          <w:cs/>
-          <w:lang w:bidi="th-TH"/>
-        </w:rPr>
-        <w:t>ื่</w:t>
-      </w:r>
-      <w:proofErr w:type="spellEnd"/>
-      <w:r>
-        <w:rPr>
-          <w:rFonts w:ascii="TH Sarabun New" w:hAnsi="TH Sarabun New"/>
-          <w:sz w:val="32"/>
-          <w:cs/>
-          <w:lang w:bidi="th-TH"/>
-        </w:rPr>
-        <w:t>ออ</w:t>
-      </w:r>
-      <w:proofErr w:type="spellStart"/>
-      <w:r>
-        <w:rPr>
-          <w:rFonts w:ascii="TH Sarabun New" w:hAnsi="TH Sarabun New"/>
-          <w:sz w:val="32"/>
-          <w:cs/>
-          <w:lang w:bidi="th-TH"/>
-        </w:rPr>
-        <w:t>ัป</w:t>
-      </w:r>
-      <w:proofErr w:type="spellEnd"/>
-      <w:r>
-        <w:rPr>
-          <w:rFonts w:ascii="TH Sarabun New" w:hAnsi="TH Sarabun New"/>
-          <w:sz w:val="32"/>
-          <w:cs/>
-          <w:lang w:bidi="th-TH"/>
-        </w:rPr>
-        <w:t>เดตสถานะของตัวละคร ตำแหน่ง และเหตุการณ์ต่างๆ ภายในเกม โดยมีกระบวนการทำงานดังนี้:</w:t>
-      </w:r>
-    </w:p>
-    <w:p>
-      <w:pPr>
-        <w:pStyle w:val="Textbody"/>
+          <w:rFonts w:ascii="TH Sarabun New" w:hAnsi="TH Sarabun New"/>
+          <w:sz w:val="32"/>
+          <w:lang w:bidi="th-TH"/>
+        </w:rPr>
+      </w:pPr>
+      <w:r>
+        <w:rPr>
+          <w:rFonts w:ascii="TH Sarabun New" w:hAnsi="TH Sarabun New"/>
+          <w:sz w:val="32"/>
+          <w:lang w:bidi="th-TH"/>
+        </w:rPr>
+        <w:t>Section 1: Rookie (</w:t>
+      </w:r>
+      <w:r>
+        <w:rPr>
+          <w:rFonts w:ascii="TH Sarabun New" w:hAnsi="TH Sarabun New"/>
+          <w:sz w:val="32"/>
+          <w:cs/>
+          <w:lang w:bidi="th-TH"/>
+        </w:rPr>
+        <w:t xml:space="preserve">ระดับเริ่มต้น) - เน้นคำศัพท์พื้นฐาน ทักทาย สั่งอาหาร ตัวเลข (เทียบเท่าระดับ </w:t>
+      </w:r>
+      <w:r>
+        <w:rPr>
+          <w:rFonts w:ascii="TH Sarabun New" w:hAnsi="TH Sarabun New"/>
+          <w:sz w:val="32"/>
+          <w:lang w:bidi="th-TH"/>
+        </w:rPr>
+        <w:t>A1)</w:t>
+      </w:r>
+    </w:p>
+    <w:p>
+      <w:pPr>
         <w:numPr>
           <w:ilvl w:val="0"/>
-          <w:numId w:val="6"/>
+          <w:numId w:val="38"/>
         </w:numPr>
-        <w:spacing w:after="0" w:line="240" w:lineRule="auto"/>
-        <w:ind w:hanging="284"/>
-        <w:rPr>
-          <w:rFonts w:ascii="TH Sarabun New" w:hAnsi="TH Sarabun New" w:cs="TH Sarabun New"/>
-          <w:sz w:val="32"/>
-          <w:szCs w:val="32"/>
-          <w:lang w:bidi="th-TH"/>
-        </w:rPr>
-      </w:pPr>
-      <w:r>
-        <w:rPr>
-          <w:rStyle w:val="StrongEmphasis"/>
-          <w:rFonts w:ascii="TH Sarabun New" w:hAnsi="TH Sarabun New" w:cs="TH Sarabun New"/>
-          <w:b w:val="0"/>
-          <w:bCs w:val="0"/>
-          <w:sz w:val="32"/>
-          <w:szCs w:val="32"/>
-          <w:lang w:bidi="th-TH"/>
-        </w:rPr>
-        <w:t>Data Model:</w:t>
-      </w:r>
-      <w:r>
-        <w:rPr>
-          <w:rFonts w:ascii="TH Sarabun New" w:hAnsi="TH Sarabun New" w:cs="TH Sarabun New"/>
-          <w:sz w:val="32"/>
-          <w:szCs w:val="32"/>
-          <w:lang w:bidi="th-TH"/>
-        </w:rPr>
-        <w:t xml:space="preserve"> </w:t>
-      </w:r>
-      <w:r>
-        <w:rPr>
-          <w:rFonts w:ascii="TH Sarabun New" w:hAnsi="TH Sarabun New" w:cs="TH Sarabun New"/>
-          <w:sz w:val="32"/>
-          <w:szCs w:val="32"/>
-          <w:cs/>
-          <w:lang w:bidi="th-TH"/>
-        </w:rPr>
-        <w:t xml:space="preserve">โครงสร้างข้อมูลแบบ </w:t>
-      </w:r>
-      <w:r>
-        <w:rPr>
-          <w:rFonts w:ascii="TH Sarabun New" w:hAnsi="TH Sarabun New" w:cs="TH Sarabun New"/>
-          <w:sz w:val="32"/>
-          <w:szCs w:val="32"/>
-          <w:lang w:bidi="th-TH"/>
-        </w:rPr>
-        <w:t xml:space="preserve">Tree hierarchy </w:t>
-      </w:r>
-      <w:r>
-        <w:rPr>
-          <w:rFonts w:ascii="TH Sarabun New" w:hAnsi="TH Sarabun New" w:cs="TH Sarabun New"/>
-          <w:sz w:val="32"/>
-          <w:szCs w:val="32"/>
-          <w:cs/>
-          <w:lang w:bidi="th-TH"/>
-        </w:rPr>
-        <w:t>ที่ใช้จัดการวัตถุทุกอย่างในเกม</w:t>
-      </w:r>
-    </w:p>
-    <w:p>
-      <w:pPr>
-        <w:pStyle w:val="Textbody"/>
+        <w:rPr>
+          <w:rFonts w:ascii="TH Sarabun New" w:hAnsi="TH Sarabun New"/>
+          <w:sz w:val="32"/>
+          <w:lang w:bidi="th-TH"/>
+        </w:rPr>
+      </w:pPr>
+      <w:r>
+        <w:rPr>
+          <w:rFonts w:ascii="TH Sarabun New" w:hAnsi="TH Sarabun New"/>
+          <w:sz w:val="32"/>
+          <w:lang w:bidi="th-TH"/>
+        </w:rPr>
+        <w:t>Section 2-3: Explorer (</w:t>
+      </w:r>
+      <w:proofErr w:type="gramStart"/>
+      <w:r>
+        <w:rPr>
+          <w:rFonts w:ascii="TH Sarabun New" w:hAnsi="TH Sarabun New"/>
+          <w:sz w:val="32"/>
+          <w:cs/>
+          <w:lang w:bidi="th-TH"/>
+        </w:rPr>
+        <w:t>ระดับพื้นฐานที่เริ่มสื่อสารได้) - เริ่มมีเรื่องของอดีต (</w:t>
+      </w:r>
+      <w:r>
+        <w:rPr>
+          <w:rFonts w:ascii="TH Sarabun New" w:hAnsi="TH Sarabun New"/>
+          <w:sz w:val="32"/>
+          <w:lang w:bidi="th-TH"/>
+        </w:rPr>
+        <w:t xml:space="preserve">Past Tense) </w:t>
+      </w:r>
+      <w:r>
+        <w:rPr>
+          <w:rFonts w:ascii="TH Sarabun New" w:hAnsi="TH Sarabun New"/>
+          <w:sz w:val="32"/>
+          <w:cs/>
+          <w:lang w:bidi="th-TH"/>
+        </w:rPr>
+        <w:t xml:space="preserve">การบรรยายลักษณะคน สิ่งของ (เทียบเท่าระดับ </w:t>
+      </w:r>
+      <w:proofErr w:type="gramEnd"/>
+      <w:r>
+        <w:rPr>
+          <w:rFonts w:ascii="TH Sarabun New" w:hAnsi="TH Sarabun New"/>
+          <w:sz w:val="32"/>
+          <w:lang w:bidi="th-TH"/>
+        </w:rPr>
+        <w:t>A1 - A2)</w:t>
+      </w:r>
+    </w:p>
+    <w:p>
+      <w:pPr>
         <w:numPr>
           <w:ilvl w:val="0"/>
-          <w:numId w:val="6"/>
+          <w:numId w:val="38"/>
         </w:numPr>
-        <w:spacing w:after="0" w:line="240" w:lineRule="auto"/>
-        <w:ind w:hanging="284"/>
-        <w:rPr>
-          <w:rFonts w:ascii="TH Sarabun New" w:hAnsi="TH Sarabun New" w:cs="TH Sarabun New"/>
-          <w:sz w:val="32"/>
-          <w:szCs w:val="32"/>
-          <w:lang w:bidi="th-TH"/>
-        </w:rPr>
-      </w:pPr>
-      <w:r>
-        <w:rPr>
-          <w:rStyle w:val="StrongEmphasis"/>
-          <w:rFonts w:ascii="TH Sarabun New" w:hAnsi="TH Sarabun New" w:cs="TH Sarabun New"/>
-          <w:b w:val="0"/>
-          <w:bCs w:val="0"/>
-          <w:sz w:val="32"/>
-          <w:szCs w:val="32"/>
-          <w:lang w:bidi="th-TH"/>
-        </w:rPr>
-        <w:t>Replication:</w:t>
-      </w:r>
-      <w:r>
-        <w:rPr>
-          <w:rFonts w:ascii="TH Sarabun New" w:hAnsi="TH Sarabun New" w:cs="TH Sarabun New"/>
-          <w:sz w:val="32"/>
-          <w:szCs w:val="32"/>
-          <w:lang w:bidi="th-TH"/>
-        </w:rPr>
-        <w:t xml:space="preserve"> </w:t>
-      </w:r>
-      <w:r>
-        <w:rPr>
-          <w:rFonts w:ascii="TH Sarabun New" w:hAnsi="TH Sarabun New" w:cs="TH Sarabun New"/>
-          <w:sz w:val="32"/>
-          <w:szCs w:val="32"/>
-          <w:cs/>
-          <w:lang w:bidi="th-TH"/>
-        </w:rPr>
-        <w:t xml:space="preserve">กระบวนการซิงค์ข้อมูลระหว่าง </w:t>
-      </w:r>
-      <w:r>
-        <w:rPr>
-          <w:rFonts w:ascii="TH Sarabun New" w:hAnsi="TH Sarabun New" w:cs="TH Sarabun New"/>
-          <w:sz w:val="32"/>
-          <w:szCs w:val="32"/>
-          <w:lang w:bidi="th-TH"/>
-        </w:rPr>
-        <w:t xml:space="preserve">Server </w:t>
-      </w:r>
-      <w:r>
-        <w:rPr>
-          <w:rFonts w:ascii="TH Sarabun New" w:hAnsi="TH Sarabun New" w:cs="TH Sarabun New"/>
-          <w:sz w:val="32"/>
-          <w:szCs w:val="32"/>
-          <w:cs/>
-          <w:lang w:bidi="th-TH"/>
-        </w:rPr>
-        <w:t xml:space="preserve">และ </w:t>
-      </w:r>
-      <w:r>
-        <w:rPr>
-          <w:rFonts w:ascii="TH Sarabun New" w:hAnsi="TH Sarabun New" w:cs="TH Sarabun New"/>
-          <w:sz w:val="32"/>
-          <w:szCs w:val="32"/>
-          <w:lang w:bidi="th-TH"/>
-        </w:rPr>
-        <w:t xml:space="preserve">Client </w:t>
-      </w:r>
-      <w:r>
-        <w:rPr>
-          <w:rFonts w:ascii="TH Sarabun New" w:hAnsi="TH Sarabun New" w:cs="TH Sarabun New"/>
-          <w:sz w:val="32"/>
-          <w:szCs w:val="32"/>
-          <w:cs/>
-          <w:lang w:bidi="th-TH"/>
-        </w:rPr>
-        <w:t>เพื่อให้ผู้เล่นทุกคนเห็นภาพเดียวกัน</w:t>
-      </w:r>
-    </w:p>
-    <w:p>
-      <w:pPr>
-        <w:pStyle w:val="Textbody"/>
+        <w:rPr>
+          <w:rFonts w:ascii="TH Sarabun New" w:hAnsi="TH Sarabun New"/>
+          <w:sz w:val="32"/>
+          <w:lang w:bidi="th-TH"/>
+        </w:rPr>
+      </w:pPr>
+      <w:r>
+        <w:rPr>
+          <w:rFonts w:ascii="TH Sarabun New" w:hAnsi="TH Sarabun New"/>
+          <w:sz w:val="32"/>
+          <w:lang w:bidi="th-TH"/>
+        </w:rPr>
+        <w:t>Section 4-5: Traveler / Trailblazer (</w:t>
+      </w:r>
+      <w:r>
+        <w:rPr>
+          <w:rFonts w:ascii="TH Sarabun New" w:hAnsi="TH Sarabun New"/>
+          <w:sz w:val="32"/>
+          <w:cs/>
+          <w:lang w:bidi="th-TH"/>
+        </w:rPr>
+        <w:t xml:space="preserve">ระดับกลาง) - เริ่มเน้นการแสดงความคิดเห็น การเล่าเรื่องราวที่ซับซ้อน การใช้ประโยคเงื่อนไข (เทียบเท่าระดับ </w:t>
+      </w:r>
+      <w:r>
+        <w:rPr>
+          <w:rFonts w:ascii="TH Sarabun New" w:hAnsi="TH Sarabun New"/>
+          <w:sz w:val="32"/>
+          <w:lang w:bidi="th-TH"/>
+        </w:rPr>
+        <w:t>B1)</w:t>
+      </w:r>
+    </w:p>
+    <w:p>
+      <w:pPr>
         <w:numPr>
           <w:ilvl w:val="0"/>
-          <w:numId w:val="6"/>
+          <w:numId w:val="38"/>
         </w:numPr>
-        <w:spacing w:after="0" w:line="240" w:lineRule="auto"/>
-        <w:ind w:hanging="284"/>
-        <w:rPr>
-          <w:rFonts w:ascii="TH Sarabun New" w:hAnsi="TH Sarabun New" w:cs="TH Sarabun New"/>
-          <w:sz w:val="32"/>
-          <w:szCs w:val="32"/>
-          <w:lang w:bidi="th-TH"/>
-        </w:rPr>
-      </w:pPr>
-      <w:r>
-        <w:rPr>
-          <w:rStyle w:val="StrongEmphasis"/>
-          <w:rFonts w:ascii="TH Sarabun New" w:hAnsi="TH Sarabun New" w:cs="TH Sarabun New"/>
-          <w:b w:val="0"/>
-          <w:bCs w:val="0"/>
-          <w:sz w:val="32"/>
-          <w:szCs w:val="32"/>
-          <w:lang w:bidi="th-TH"/>
-        </w:rPr>
-        <w:t>Remote Events/Functions:</w:t>
-      </w:r>
-      <w:r>
-        <w:rPr>
-          <w:rFonts w:ascii="TH Sarabun New" w:hAnsi="TH Sarabun New" w:cs="TH Sarabun New"/>
-          <w:sz w:val="32"/>
-          <w:szCs w:val="32"/>
-          <w:lang w:bidi="th-TH"/>
-        </w:rPr>
-        <w:t xml:space="preserve"> </w:t>
-      </w:r>
-      <w:r>
-        <w:rPr>
-          <w:rFonts w:ascii="TH Sarabun New" w:hAnsi="TH Sarabun New" w:cs="TH Sarabun New"/>
-          <w:sz w:val="32"/>
-          <w:szCs w:val="32"/>
-          <w:cs/>
-          <w:lang w:bidi="th-TH"/>
-        </w:rPr>
-        <w:t xml:space="preserve">กลไกสำคัญในการสื่อสารเมื่อผู้เล่นกระทำบางอย่าง (เช่น กดปุ่มตอบคำถาม) </w:t>
-      </w:r>
-      <w:r>
-        <w:rPr>
-          <w:rFonts w:ascii="TH Sarabun New" w:hAnsi="TH Sarabun New" w:cs="TH Sarabun New"/>
-          <w:sz w:val="32"/>
-          <w:szCs w:val="32"/>
-          <w:lang w:bidi="th-TH"/>
-        </w:rPr>
-        <w:t xml:space="preserve">Client </w:t>
-      </w:r>
-      <w:r>
-        <w:rPr>
-          <w:rFonts w:ascii="TH Sarabun New" w:hAnsi="TH Sarabun New" w:cs="TH Sarabun New"/>
-          <w:sz w:val="32"/>
-          <w:szCs w:val="32"/>
-          <w:cs/>
-          <w:lang w:bidi="th-TH"/>
-        </w:rPr>
-        <w:t xml:space="preserve">จะส่งสัญญาณไปที่ </w:t>
-      </w:r>
-      <w:r>
-        <w:rPr>
-          <w:rFonts w:ascii="TH Sarabun New" w:hAnsi="TH Sarabun New" w:cs="TH Sarabun New"/>
-          <w:sz w:val="32"/>
-          <w:szCs w:val="32"/>
-          <w:lang w:bidi="th-TH"/>
-        </w:rPr>
-        <w:t xml:space="preserve">Server </w:t>
-      </w:r>
-      <w:r>
-        <w:rPr>
-          <w:rFonts w:ascii="TH Sarabun New" w:hAnsi="TH Sarabun New" w:cs="TH Sarabun New"/>
-          <w:sz w:val="32"/>
-          <w:szCs w:val="32"/>
-          <w:cs/>
-          <w:lang w:bidi="th-TH"/>
-        </w:rPr>
-        <w:t>เพื่อประมวลผลคะแนนและส่งผลลัพธ์กลับมา</w:t>
-      </w:r>
-    </w:p>
-    <w:p>
-      <w:pPr>
-        <w:pStyle w:val="Heading3"/>
-        <w:rPr>
-          <w:lang w:bidi="th-TH"/>
-        </w:rPr>
-      </w:pPr>
-    </w:p>
-    <w:p>
-      <w:pPr>
-        <w:pStyle w:val="ListParagraph"/>
-        <w:numPr>
-          <w:ilvl w:val="1"/>
-          <w:numId w:val="29"/>
-        </w:numPr>
-        <w:rPr>
-          <w:rFonts w:ascii="TH Sarabun New" w:hAnsi="TH Sarabun New" w:cs="TH Sarabun New"/>
-          <w:sz w:val="32"/>
-          <w:szCs w:val="32"/>
-          <w:lang w:bidi="th-TH"/>
-        </w:rPr>
-      </w:pPr>
-      <w:r>
-        <w:rPr>
-          <w:rFonts w:ascii="TH Sarabun New" w:hAnsi="TH Sarabun New" w:cs="TH Sarabun New"/>
-          <w:sz w:val="32"/>
-          <w:szCs w:val="32"/>
-          <w:cs/>
-        </w:rPr>
-        <w:t xml:space="preserve">การพัฒนาด้วย </w:t>
-      </w:r>
-      <w:r>
-        <w:rPr>
-          <w:rFonts w:ascii="TH Sarabun New" w:hAnsi="TH Sarabun New" w:cs="TH Sarabun New"/>
-          <w:sz w:val="32"/>
-          <w:szCs w:val="32"/>
-        </w:rPr>
-        <w:t xml:space="preserve">Roblox Studio </w:t>
-      </w:r>
-      <w:r>
-        <w:rPr>
-          <w:rFonts w:ascii="TH Sarabun New" w:hAnsi="TH Sarabun New" w:cs="TH Sarabun New"/>
-          <w:sz w:val="32"/>
-          <w:szCs w:val="32"/>
-          <w:cs/>
-        </w:rPr>
-        <w:t xml:space="preserve">และภาษา </w:t>
-      </w:r>
-      <w:r>
-        <w:rPr>
-          <w:rFonts w:ascii="TH Sarabun New" w:hAnsi="TH Sarabun New" w:cs="TH Sarabun New"/>
-          <w:sz w:val="32"/>
-          <w:szCs w:val="32"/>
-        </w:rPr>
-        <w:t>Luau</w:t>
-      </w:r>
-    </w:p>
-    <w:p>
-      <w:pPr>
-        <w:pStyle w:val="ListParagraph"/>
-        <w:ind w:left="709"/>
-        <w:rPr>
-          <w:rFonts w:ascii="TH Sarabun New" w:hAnsi="TH Sarabun New" w:cs="TH Sarabun New"/>
-          <w:sz w:val="32"/>
-          <w:szCs w:val="32"/>
-          <w:lang w:bidi="th-TH"/>
-        </w:rPr>
-      </w:pPr>
-      <w:r>
-        <w:rPr>
-          <w:rFonts w:ascii="TH Sarabun New" w:hAnsi="TH Sarabun New" w:cs="TH Sarabun New"/>
-          <w:sz w:val="32"/>
-          <w:szCs w:val="32"/>
-          <w:lang w:bidi="th-TH"/>
-        </w:rPr>
-        <w:t xml:space="preserve">Roblox Studio </w:t>
-      </w:r>
-      <w:r>
-        <w:rPr>
-          <w:rFonts w:ascii="TH Sarabun New" w:hAnsi="TH Sarabun New" w:cs="TH Sarabun New"/>
-          <w:sz w:val="32"/>
-          <w:szCs w:val="32"/>
-          <w:cs/>
-          <w:lang w:bidi="th-TH"/>
-        </w:rPr>
-        <w:t xml:space="preserve">คือ </w:t>
-      </w:r>
-      <w:r>
-        <w:rPr>
-          <w:rFonts w:ascii="TH Sarabun New" w:hAnsi="TH Sarabun New" w:cs="TH Sarabun New"/>
-          <w:sz w:val="32"/>
-          <w:szCs w:val="32"/>
-          <w:lang w:bidi="th-TH"/>
-        </w:rPr>
-        <w:t xml:space="preserve">Integrated Development Environment (IDE) </w:t>
-      </w:r>
-      <w:r>
-        <w:rPr>
-          <w:rFonts w:ascii="TH Sarabun New" w:hAnsi="TH Sarabun New" w:cs="TH Sarabun New"/>
-          <w:sz w:val="32"/>
-          <w:szCs w:val="32"/>
-          <w:cs/>
-          <w:lang w:bidi="th-TH"/>
-        </w:rPr>
-        <w:t xml:space="preserve">เครื่องมือหลักที่ใช้ในการสร้างสภาพแวดล้อม วัตถุ </w:t>
-      </w:r>
-      <w:r>
-        <w:rPr>
-          <w:rFonts w:ascii="TH Sarabun New" w:hAnsi="TH Sarabun New" w:cs="TH Sarabun New"/>
-          <w:sz w:val="32"/>
-          <w:szCs w:val="32"/>
-          <w:lang w:bidi="th-TH"/>
-        </w:rPr>
-        <w:t>3</w:t>
-      </w:r>
-      <w:r>
-        <w:rPr>
-          <w:rFonts w:ascii="TH Sarabun New" w:hAnsi="TH Sarabun New" w:cs="TH Sarabun New"/>
-          <w:sz w:val="32"/>
-          <w:szCs w:val="32"/>
-          <w:cs/>
-          <w:lang w:bidi="th-TH"/>
-        </w:rPr>
-        <w:t xml:space="preserve"> มิติ และเขียนโปรแกรมควบคุม การทำงานทั้งหมดถูกควบคุมด้วยภาษา </w:t>
-      </w:r>
-      <w:r>
-        <w:rPr>
-          <w:rStyle w:val="StrongEmphasis"/>
-          <w:rFonts w:ascii="TH Sarabun New" w:hAnsi="TH Sarabun New" w:cs="TH Sarabun New"/>
-          <w:sz w:val="32"/>
-          <w:szCs w:val="32"/>
-          <w:lang w:bidi="th-TH"/>
-        </w:rPr>
-        <w:t>Luau</w:t>
-      </w:r>
-      <w:r>
-        <w:rPr>
-          <w:rFonts w:ascii="TH Sarabun New" w:hAnsi="TH Sarabun New" w:cs="TH Sarabun New"/>
-          <w:sz w:val="32"/>
-          <w:szCs w:val="32"/>
-          <w:lang w:bidi="th-TH"/>
-        </w:rPr>
-        <w:t xml:space="preserve"> (</w:t>
+        <w:rPr>
+          <w:rFonts w:ascii="TH Sarabun New" w:hAnsi="TH Sarabun New"/>
+          <w:sz w:val="32"/>
+          <w:lang w:bidi="th-TH"/>
+        </w:rPr>
+      </w:pPr>
+      <w:r>
+        <w:rPr>
+          <w:rFonts w:ascii="TH Sarabun New" w:hAnsi="TH Sarabun New"/>
+          <w:sz w:val="32"/>
+          <w:lang w:bidi="th-TH"/>
+        </w:rPr>
+        <w:t>Section 6+: Professional (</w:t>
+      </w:r>
+      <w:r>
+        <w:rPr>
+          <w:rFonts w:ascii="TH Sarabun New" w:hAnsi="TH Sarabun New"/>
+          <w:sz w:val="32"/>
+          <w:cs/>
+          <w:lang w:bidi="th-TH"/>
+        </w:rPr>
+        <w:t xml:space="preserve">ระดับสูง) - เน้นการอ่านบทความ การฟังเนื้อหายาวๆ และศัพท์เชิงวิชาการ (เทียบเท่าระดับ </w:t>
+      </w:r>
+      <w:r>
+        <w:rPr>
+          <w:rFonts w:ascii="TH Sarabun New" w:hAnsi="TH Sarabun New"/>
+          <w:sz w:val="32"/>
+          <w:lang w:bidi="th-TH"/>
+        </w:rPr>
+        <w:t>B2)</w:t>
+      </w:r>
+    </w:p>
+    <w:p>
+      <w:pPr>
+        <w:rPr>
+          <w:rFonts w:ascii="TH Sarabun New" w:hAnsi="TH Sarabun New"/>
+          <w:sz w:val="32"/>
+          <w:lang w:bidi="th-TH"/>
+        </w:rPr>
+      </w:pPr>
+      <w:r>
+        <w:rPr>
+          <w:rFonts w:ascii="TH Sarabun New" w:hAnsi="TH Sarabun New"/>
+          <w:sz w:val="32"/>
+          <w:lang w:bidi="th-TH"/>
+        </w:rPr>
+        <w:t xml:space="preserve">2. </w:t>
+      </w:r>
+      <w:r>
+        <w:rPr>
+          <w:rFonts w:ascii="TH Sarabun New" w:hAnsi="TH Sarabun New"/>
+          <w:sz w:val="32"/>
+          <w:cs/>
+          <w:lang w:bidi="th-TH"/>
+        </w:rPr>
+        <w:t>การแบ่งหน่วยย่อย (</w:t>
+      </w:r>
+      <w:r>
+        <w:rPr>
+          <w:rFonts w:ascii="TH Sarabun New" w:hAnsi="TH Sarabun New"/>
+          <w:sz w:val="32"/>
+          <w:lang w:bidi="th-TH"/>
+        </w:rPr>
+        <w:t>Units &amp; Skills)</w:t>
+      </w:r>
+    </w:p>
+    <w:p>
+      <w:pPr>
+        <w:rPr>
+          <w:rFonts w:ascii="TH Sarabun New" w:hAnsi="TH Sarabun New"/>
+          <w:sz w:val="32"/>
+          <w:lang w:bidi="th-TH"/>
+        </w:rPr>
+      </w:pPr>
+      <w:r>
+        <w:rPr>
+          <w:rFonts w:ascii="TH Sarabun New" w:hAnsi="TH Sarabun New"/>
+          <w:sz w:val="32"/>
+          <w:cs/>
+          <w:lang w:bidi="th-TH"/>
+        </w:rPr>
+        <w:t xml:space="preserve">ในแต่ละ </w:t>
+      </w:r>
+      <w:r>
+        <w:rPr>
+          <w:rFonts w:ascii="TH Sarabun New" w:hAnsi="TH Sarabun New"/>
+          <w:sz w:val="32"/>
+          <w:lang w:bidi="th-TH"/>
+        </w:rPr>
+        <w:t xml:space="preserve">Section </w:t>
+      </w:r>
+      <w:r>
+        <w:rPr>
+          <w:rFonts w:ascii="TH Sarabun New" w:hAnsi="TH Sarabun New"/>
+          <w:sz w:val="32"/>
+          <w:cs/>
+          <w:lang w:bidi="th-TH"/>
+        </w:rPr>
+        <w:t xml:space="preserve">จะมี </w:t>
+      </w:r>
+      <w:r>
+        <w:rPr>
+          <w:rFonts w:ascii="TH Sarabun New" w:hAnsi="TH Sarabun New"/>
+          <w:sz w:val="32"/>
+          <w:lang w:bidi="th-TH"/>
+        </w:rPr>
+        <w:t xml:space="preserve">Units </w:t>
       </w:r>
       <w:proofErr w:type="spellStart"/>
       <w:r>
         <w:rPr>
-          <w:rFonts w:ascii="TH Sarabun New" w:hAnsi="TH Sarabun New" w:cs="TH Sarabun New"/>
-          <w:sz w:val="32"/>
-          <w:szCs w:val="32"/>
-          <w:cs/>
-          <w:lang w:bidi="th-TH"/>
-        </w:rPr>
-        <w:t>เวอร์ชัน</w:t>
+          <w:rFonts w:ascii="TH Sarabun New" w:hAnsi="TH Sarabun New"/>
+          <w:sz w:val="32"/>
+          <w:cs/>
+          <w:lang w:bidi="th-TH"/>
+        </w:rPr>
+        <w:t>ย่อยๆ</w:t>
       </w:r>
       <w:proofErr w:type="spellEnd"/>
       <w:r>
         <w:rPr>
-          <w:rFonts w:ascii="TH Sarabun New" w:hAnsi="TH Sarabun New" w:cs="TH Sarabun New"/>
-          <w:sz w:val="32"/>
-          <w:szCs w:val="32"/>
-          <w:cs/>
-          <w:lang w:bidi="th-TH"/>
-        </w:rPr>
-        <w:t xml:space="preserve">ดัดแปลงของภาษา </w:t>
-      </w:r>
-      <w:r>
-        <w:rPr>
-          <w:rFonts w:ascii="TH Sarabun New" w:hAnsi="TH Sarabun New" w:cs="TH Sarabun New"/>
-          <w:sz w:val="32"/>
-          <w:szCs w:val="32"/>
-          <w:lang w:bidi="th-TH"/>
-        </w:rPr>
-        <w:t xml:space="preserve">Lua) </w:t>
-      </w:r>
-      <w:r>
-        <w:rPr>
-          <w:rFonts w:ascii="TH Sarabun New" w:hAnsi="TH Sarabun New" w:cs="TH Sarabun New"/>
-          <w:sz w:val="32"/>
-          <w:szCs w:val="32"/>
-          <w:cs/>
-          <w:lang w:bidi="th-TH"/>
-        </w:rPr>
-        <w:t xml:space="preserve">ซึ่งเป็นภาษาสคริปต์ที่มีความเร็วสูงและยืดหยุ่น โดยในการทำโครงงานนี้ ภาษา </w:t>
-      </w:r>
-      <w:r>
-        <w:rPr>
-          <w:rFonts w:ascii="TH Sarabun New" w:hAnsi="TH Sarabun New" w:cs="TH Sarabun New"/>
-          <w:sz w:val="32"/>
-          <w:szCs w:val="32"/>
-          <w:lang w:bidi="th-TH"/>
-        </w:rPr>
-        <w:t xml:space="preserve">Luau </w:t>
-      </w:r>
-      <w:r>
-        <w:rPr>
-          <w:rFonts w:ascii="TH Sarabun New" w:hAnsi="TH Sarabun New" w:cs="TH Sarabun New"/>
-          <w:sz w:val="32"/>
-          <w:szCs w:val="32"/>
-          <w:cs/>
-          <w:lang w:bidi="th-TH"/>
-        </w:rPr>
-        <w:t>จะถูกใช้ในการสร้างระบบต่างๆ เช่น:</w:t>
-      </w:r>
-    </w:p>
-    <w:p>
-      <w:pPr>
-        <w:pStyle w:val="Textbody"/>
+          <w:rFonts w:ascii="TH Sarabun New" w:hAnsi="TH Sarabun New"/>
+          <w:sz w:val="32"/>
+          <w:cs/>
+          <w:lang w:bidi="th-TH"/>
+        </w:rPr>
+        <w:t xml:space="preserve"> ซึ่งในนั้นจะประกอบด้วย:</w:t>
+      </w:r>
+    </w:p>
+    <w:p>
+      <w:pPr>
         <w:numPr>
           <w:ilvl w:val="0"/>
-          <w:numId w:val="7"/>
+          <w:numId w:val="39"/>
         </w:numPr>
         <w:rPr>
-          <w:rFonts w:ascii="TH Sarabun New" w:hAnsi="TH Sarabun New" w:cs="TH Sarabun New"/>
-          <w:sz w:val="32"/>
-          <w:szCs w:val="32"/>
-          <w:lang w:bidi="th-TH"/>
-        </w:rPr>
-      </w:pPr>
-      <w:r>
-        <w:rPr>
-          <w:rFonts w:ascii="TH Sarabun New" w:hAnsi="TH Sarabun New" w:cs="TH Sarabun New"/>
-          <w:sz w:val="32"/>
-          <w:szCs w:val="32"/>
-          <w:cs/>
-          <w:lang w:bidi="th-TH"/>
-        </w:rPr>
-        <w:t xml:space="preserve">ระบบ </w:t>
-      </w:r>
-      <w:r>
-        <w:rPr>
-          <w:rFonts w:ascii="TH Sarabun New" w:hAnsi="TH Sarabun New" w:cs="TH Sarabun New"/>
-          <w:sz w:val="32"/>
-          <w:szCs w:val="32"/>
-          <w:lang w:bidi="th-TH"/>
-        </w:rPr>
-        <w:t xml:space="preserve">GUI (Graphical User Interface) </w:t>
-      </w:r>
-      <w:r>
-        <w:rPr>
-          <w:rFonts w:ascii="TH Sarabun New" w:hAnsi="TH Sarabun New" w:cs="TH Sarabun New"/>
-          <w:sz w:val="32"/>
-          <w:szCs w:val="32"/>
-          <w:cs/>
-          <w:lang w:bidi="th-TH"/>
-        </w:rPr>
-        <w:t>สำหรับแสดงโจทย์ภาษาอังกฤษ</w:t>
-      </w:r>
-    </w:p>
-    <w:p>
-      <w:pPr>
-        <w:pStyle w:val="Textbody"/>
+          <w:rFonts w:ascii="TH Sarabun New" w:hAnsi="TH Sarabun New"/>
+          <w:sz w:val="32"/>
+          <w:lang w:bidi="th-TH"/>
+        </w:rPr>
+      </w:pPr>
+      <w:r>
+        <w:rPr>
+          <w:rFonts w:ascii="TH Sarabun New" w:hAnsi="TH Sarabun New"/>
+          <w:sz w:val="32"/>
+          <w:lang w:bidi="th-TH"/>
+        </w:rPr>
+        <w:t xml:space="preserve">Themed Skills: </w:t>
+      </w:r>
+      <w:r>
+        <w:rPr>
+          <w:rFonts w:ascii="TH Sarabun New" w:hAnsi="TH Sarabun New"/>
+          <w:sz w:val="32"/>
+          <w:cs/>
+          <w:lang w:bidi="th-TH"/>
+        </w:rPr>
+        <w:t>หัวข้อตามสถานการณ์ เช่น</w:t>
+      </w:r>
+      <w:r>
+        <w:rPr>
+          <w:rFonts w:ascii="TH Sarabun New" w:hAnsi="TH Sarabun New"/>
+          <w:sz w:val="32"/>
+          <w:lang w:bidi="th-TH"/>
+        </w:rPr>
+        <w:t xml:space="preserve"> </w:t>
+      </w:r>
+      <w:r>
+        <w:rPr>
+          <w:rFonts w:ascii="TH Sarabun New" w:hAnsi="TH Sarabun New"/>
+          <w:i/>
+          <w:iCs/>
+          <w:sz w:val="32"/>
+          <w:lang w:bidi="th-TH"/>
+        </w:rPr>
+        <w:t>Family, Travel, Work, Emotions</w:t>
+      </w:r>
+    </w:p>
+    <w:p>
+      <w:pPr>
         <w:numPr>
           <w:ilvl w:val="0"/>
-          <w:numId w:val="7"/>
+          <w:numId w:val="39"/>
         </w:numPr>
         <w:rPr>
-          <w:rFonts w:ascii="TH Sarabun New" w:hAnsi="TH Sarabun New" w:cs="TH Sarabun New"/>
-          <w:sz w:val="32"/>
-          <w:szCs w:val="32"/>
-          <w:lang w:bidi="th-TH"/>
-        </w:rPr>
-      </w:pPr>
-      <w:r>
-        <w:rPr>
-          <w:rFonts w:ascii="TH Sarabun New" w:hAnsi="TH Sarabun New" w:cs="TH Sarabun New"/>
-          <w:sz w:val="32"/>
-          <w:szCs w:val="32"/>
-          <w:cs/>
-          <w:lang w:bidi="th-TH"/>
-        </w:rPr>
-        <w:t>ระบบตรวจสอบคำตอบ (</w:t>
-      </w:r>
-      <w:r>
-        <w:rPr>
-          <w:rFonts w:ascii="TH Sarabun New" w:hAnsi="TH Sarabun New" w:cs="TH Sarabun New"/>
-          <w:sz w:val="32"/>
-          <w:szCs w:val="32"/>
-          <w:lang w:bidi="th-TH"/>
-        </w:rPr>
-        <w:t>Answer Validation)</w:t>
-      </w:r>
-    </w:p>
-    <w:p>
-      <w:pPr>
-        <w:pStyle w:val="Textbody"/>
+          <w:rFonts w:ascii="TH Sarabun New" w:hAnsi="TH Sarabun New"/>
+          <w:sz w:val="32"/>
+          <w:lang w:bidi="th-TH"/>
+        </w:rPr>
+      </w:pPr>
+      <w:r>
+        <w:rPr>
+          <w:rFonts w:ascii="TH Sarabun New" w:hAnsi="TH Sarabun New"/>
+          <w:sz w:val="32"/>
+          <w:lang w:bidi="th-TH"/>
+        </w:rPr>
+        <w:t xml:space="preserve">Grammar Skills: </w:t>
+      </w:r>
+      <w:r>
+        <w:rPr>
+          <w:rFonts w:ascii="TH Sarabun New" w:hAnsi="TH Sarabun New"/>
+          <w:sz w:val="32"/>
+          <w:cs/>
+          <w:lang w:bidi="th-TH"/>
+        </w:rPr>
+        <w:t>แทรกไวยากรณ์แบบไม่ให้รู้ตัว เช่น การเติม -</w:t>
+      </w:r>
+      <w:r>
+        <w:rPr>
+          <w:rFonts w:ascii="TH Sarabun New" w:hAnsi="TH Sarabun New"/>
+          <w:sz w:val="32"/>
+          <w:lang w:bidi="th-TH"/>
+        </w:rPr>
+        <w:t xml:space="preserve">s </w:t>
+      </w:r>
+      <w:r>
+        <w:rPr>
+          <w:rFonts w:ascii="TH Sarabun New" w:hAnsi="TH Sarabun New"/>
+          <w:sz w:val="32"/>
+          <w:cs/>
+          <w:lang w:bidi="th-TH"/>
+        </w:rPr>
+        <w:t xml:space="preserve">ใน </w:t>
+      </w:r>
+      <w:r>
+        <w:rPr>
+          <w:rFonts w:ascii="TH Sarabun New" w:hAnsi="TH Sarabun New"/>
+          <w:sz w:val="32"/>
+          <w:lang w:bidi="th-TH"/>
+        </w:rPr>
+        <w:t xml:space="preserve">Present Simple </w:t>
+      </w:r>
+      <w:r>
+        <w:rPr>
+          <w:rFonts w:ascii="TH Sarabun New" w:hAnsi="TH Sarabun New"/>
+          <w:sz w:val="32"/>
+          <w:cs/>
+          <w:lang w:bidi="th-TH"/>
+        </w:rPr>
+        <w:t xml:space="preserve">หรือการใช้ </w:t>
+      </w:r>
+      <w:r>
+        <w:rPr>
+          <w:rFonts w:ascii="TH Sarabun New" w:hAnsi="TH Sarabun New"/>
+          <w:sz w:val="32"/>
+          <w:lang w:bidi="th-TH"/>
+        </w:rPr>
+        <w:t xml:space="preserve">Verbs </w:t>
+      </w:r>
+      <w:r>
+        <w:rPr>
+          <w:rFonts w:ascii="TH Sarabun New" w:hAnsi="TH Sarabun New"/>
+          <w:sz w:val="32"/>
+          <w:cs/>
+          <w:lang w:bidi="th-TH"/>
+        </w:rPr>
+        <w:t xml:space="preserve">ช่อง </w:t>
+      </w:r>
+      <w:r>
+        <w:rPr>
+          <w:rFonts w:ascii="TH Sarabun New" w:hAnsi="TH Sarabun New"/>
+          <w:sz w:val="32"/>
+          <w:lang w:bidi="th-TH"/>
+        </w:rPr>
+        <w:t xml:space="preserve">2 </w:t>
+      </w:r>
+      <w:r>
+        <w:rPr>
+          <w:rFonts w:ascii="TH Sarabun New" w:hAnsi="TH Sarabun New"/>
+          <w:sz w:val="32"/>
+          <w:cs/>
+          <w:lang w:bidi="th-TH"/>
+        </w:rPr>
+        <w:t xml:space="preserve">ใน </w:t>
+      </w:r>
+      <w:r>
+        <w:rPr>
+          <w:rFonts w:ascii="TH Sarabun New" w:hAnsi="TH Sarabun New"/>
+          <w:sz w:val="32"/>
+          <w:lang w:bidi="th-TH"/>
+        </w:rPr>
+        <w:t>Past Tense</w:t>
+      </w:r>
+    </w:p>
+    <w:p>
+      <w:pPr>
         <w:numPr>
           <w:ilvl w:val="0"/>
-          <w:numId w:val="7"/>
+          <w:numId w:val="39"/>
         </w:numPr>
         <w:rPr>
-          <w:rFonts w:ascii="TH Sarabun New" w:hAnsi="TH Sarabun New" w:cs="TH Sarabun New"/>
-          <w:sz w:val="32"/>
-          <w:szCs w:val="32"/>
-          <w:lang w:bidi="th-TH"/>
-        </w:rPr>
-      </w:pPr>
-      <w:r>
-        <w:rPr>
-          <w:rFonts w:ascii="TH Sarabun New" w:hAnsi="TH Sarabun New" w:cs="TH Sarabun New"/>
-          <w:sz w:val="32"/>
-          <w:szCs w:val="32"/>
-          <w:cs/>
-          <w:lang w:bidi="th-TH"/>
-        </w:rPr>
-        <w:t>ระบบคลังข้อมูล (</w:t>
-      </w:r>
-      <w:proofErr w:type="spellStart"/>
-      <w:r>
-        <w:rPr>
-          <w:rFonts w:ascii="TH Sarabun New" w:hAnsi="TH Sarabun New" w:cs="TH Sarabun New"/>
-          <w:sz w:val="32"/>
-          <w:szCs w:val="32"/>
-          <w:lang w:bidi="th-TH"/>
-        </w:rPr>
-        <w:t>DataStore</w:t>
-      </w:r>
-      <w:proofErr w:type="spellEnd"/>
-      <w:r>
-        <w:rPr>
-          <w:rFonts w:ascii="TH Sarabun New" w:hAnsi="TH Sarabun New" w:cs="TH Sarabun New"/>
-          <w:sz w:val="32"/>
-          <w:szCs w:val="32"/>
-          <w:lang w:bidi="th-TH"/>
-        </w:rPr>
-        <w:t xml:space="preserve">) </w:t>
-      </w:r>
-      <w:r>
-        <w:rPr>
-          <w:rFonts w:ascii="TH Sarabun New" w:hAnsi="TH Sarabun New" w:cs="TH Sarabun New"/>
-          <w:sz w:val="32"/>
-          <w:szCs w:val="32"/>
-          <w:cs/>
-          <w:lang w:bidi="th-TH"/>
-        </w:rPr>
-        <w:t>สำหรับบันทึกความคืบหน้าของผู้เล่น</w:t>
-      </w:r>
-    </w:p>
-    <w:p>
-      <w:pPr>
-        <w:pStyle w:val="Heading2"/>
-        <w:rPr>
-          <w:sz w:val="32"/>
-          <w:lang w:bidi="th-TH"/>
-        </w:rPr>
-      </w:pPr>
-      <w:r>
-        <w:rPr>
-          <w:rStyle w:val="StrongEmphasis"/>
-          <w:rFonts w:ascii="TH Sarabun New" w:hAnsi="TH Sarabun New"/>
-          <w:cs/>
-          <w:lang w:bidi="th-TH"/>
-        </w:rPr>
-        <w:t>ทฤษฎีการสื่อสารภาษาอังกฤษ (</w:t>
-      </w:r>
-      <w:r>
-        <w:rPr>
-          <w:rStyle w:val="StrongEmphasis"/>
-          <w:rFonts w:ascii="TH Sarabun New" w:hAnsi="TH Sarabun New"/>
-          <w:lang w:bidi="th-TH"/>
-        </w:rPr>
-        <w:t>English Communication Theory)</w:t>
-      </w:r>
-    </w:p>
-    <w:p>
-      <w:pPr>
-        <w:pStyle w:val="Heading4"/>
-        <w:rPr>
-          <w:rStyle w:val="Heading3Char"/>
-          <w:rFonts w:ascii="TH Sarabun New" w:hAnsi="TH Sarabun New"/>
-          <w:sz w:val="32"/>
-        </w:rPr>
-      </w:pPr>
-      <w:r>
-        <w:rPr>
-          <w:rStyle w:val="Heading3Char"/>
-          <w:rFonts w:ascii="TH Sarabun New" w:hAnsi="TH Sarabun New"/>
-          <w:sz w:val="32"/>
-        </w:rPr>
-        <w:t>2.1</w:t>
-      </w:r>
-      <w:r>
-        <w:rPr>
-          <w:rStyle w:val="Heading3Char"/>
-          <w:rFonts w:ascii="TH Sarabun New" w:hAnsi="TH Sarabun New"/>
-          <w:sz w:val="32"/>
-          <w:cs/>
-        </w:rPr>
-        <w:t xml:space="preserve"> แนวคิดการสอนภาษาเพื่อการสื่อสาร (</w:t>
-      </w:r>
-      <w:r>
-        <w:rPr>
-          <w:rStyle w:val="Heading3Char"/>
-          <w:rFonts w:ascii="TH Sarabun New" w:hAnsi="TH Sarabun New"/>
-          <w:sz w:val="32"/>
-        </w:rPr>
-        <w:t>Communicative Language Teaching - CLT)</w:t>
-      </w:r>
-    </w:p>
-    <w:p>
-      <w:pPr>
-        <w:jc w:val="thaiDistribute"/>
-        <w:rPr>
-          <w:rFonts w:ascii="TH Sarabun New" w:eastAsiaTheme="majorEastAsia" w:hAnsi="TH Sarabun New"/>
-          <w:sz w:val="32"/>
-        </w:rPr>
-      </w:pPr>
-      <w:r>
-        <w:rPr>
-          <w:rStyle w:val="Heading3Char"/>
-          <w:rFonts w:ascii="TH Sarabun New" w:hAnsi="TH Sarabun New"/>
-          <w:sz w:val="32"/>
-        </w:rPr>
-        <w:br/>
-      </w:r>
-      <w:r>
-        <w:rPr>
-          <w:rFonts w:ascii="TH Sarabun New" w:hAnsi="TH Sarabun New"/>
-          <w:sz w:val="32"/>
-          <w:cs/>
-        </w:rPr>
-        <w:t xml:space="preserve">โครงงานนี้ยึดหลักการ </w:t>
-      </w:r>
-      <w:r>
-        <w:rPr>
-          <w:rFonts w:ascii="TH Sarabun New" w:hAnsi="TH Sarabun New"/>
-          <w:sz w:val="32"/>
-        </w:rPr>
-        <w:t xml:space="preserve">CLT </w:t>
-      </w:r>
-      <w:r>
-        <w:rPr>
-          <w:rFonts w:ascii="TH Sarabun New" w:hAnsi="TH Sarabun New"/>
-          <w:sz w:val="32"/>
-          <w:cs/>
-        </w:rPr>
-        <w:t>ที่เน้นให้ผู้เรียนได้ใช้ภาษาในสถานการณ์จริง (</w:t>
-      </w:r>
-      <w:r>
-        <w:rPr>
-          <w:rFonts w:ascii="TH Sarabun New" w:hAnsi="TH Sarabun New"/>
-          <w:sz w:val="32"/>
-        </w:rPr>
-        <w:t xml:space="preserve">Authentic Situations) </w:t>
-      </w:r>
-      <w:r>
-        <w:rPr>
-          <w:rFonts w:ascii="TH Sarabun New" w:hAnsi="TH Sarabun New"/>
-          <w:sz w:val="32"/>
-          <w:cs/>
-        </w:rPr>
-        <w:t>มากกว่าการท่องจำไวยากรณ์เพียงอย่างเดียว โดยจำลองบริบทภายในเกมให้ผู้เล่นต้องทำความเข้าใจสาร (</w:t>
-      </w:r>
-      <w:r>
-        <w:rPr>
-          <w:rFonts w:ascii="TH Sarabun New" w:hAnsi="TH Sarabun New"/>
-          <w:sz w:val="32"/>
-        </w:rPr>
-        <w:t xml:space="preserve">Input) </w:t>
-      </w:r>
-      <w:r>
-        <w:rPr>
-          <w:rFonts w:ascii="TH Sarabun New" w:hAnsi="TH Sarabun New"/>
-          <w:sz w:val="32"/>
-          <w:cs/>
-        </w:rPr>
-        <w:t>และสื่อสารตอบโต้ (</w:t>
-      </w:r>
-      <w:r>
-        <w:rPr>
-          <w:rFonts w:ascii="TH Sarabun New" w:hAnsi="TH Sarabun New"/>
-          <w:sz w:val="32"/>
-        </w:rPr>
-        <w:t xml:space="preserve">Output) </w:t>
-      </w:r>
-      <w:r>
-        <w:rPr>
-          <w:rFonts w:ascii="TH Sarabun New" w:hAnsi="TH Sarabun New"/>
-          <w:sz w:val="32"/>
-          <w:cs/>
-        </w:rPr>
-        <w:t>เพื่อให้บรรลุเป้าหมายของภารกิจ</w:t>
-      </w:r>
-    </w:p>
-    <w:p>
-      <w:pPr>
-        <w:pStyle w:val="Textbody"/>
-        <w:rPr>
-          <w:rFonts w:ascii="TH Sarabun New" w:hAnsi="TH Sarabun New" w:cs="TH Sarabun New"/>
-          <w:sz w:val="32"/>
-          <w:szCs w:val="32"/>
-          <w:lang w:bidi="th-TH"/>
-        </w:rPr>
-      </w:pPr>
-      <w:r>
-        <w:rPr>
-          <w:rStyle w:val="Heading3Char"/>
-          <w:rFonts w:ascii="TH Sarabun New" w:hAnsi="TH Sarabun New"/>
-          <w:sz w:val="32"/>
-        </w:rPr>
-        <w:t>2.2</w:t>
-      </w:r>
-      <w:r>
-        <w:rPr>
-          <w:rStyle w:val="Heading3Char"/>
-          <w:rFonts w:ascii="TH Sarabun New" w:hAnsi="TH Sarabun New"/>
-          <w:sz w:val="32"/>
-          <w:cs/>
-        </w:rPr>
-        <w:t xml:space="preserve"> ทักษะทางภาษาที่เน้นในบริบทเกม (</w:t>
-      </w:r>
-      <w:r>
-        <w:rPr>
-          <w:rStyle w:val="Heading3Char"/>
-          <w:rFonts w:ascii="TH Sarabun New" w:hAnsi="TH Sarabun New"/>
-          <w:sz w:val="32"/>
-        </w:rPr>
-        <w:t>Targeted Skills)</w:t>
-      </w:r>
-      <w:r>
-        <w:rPr>
-          <w:rStyle w:val="Heading3Char"/>
-          <w:rFonts w:ascii="TH Sarabun New" w:hAnsi="TH Sarabun New"/>
-          <w:sz w:val="32"/>
-        </w:rPr>
-        <w:br/>
-      </w:r>
-      <w:r>
-        <w:rPr>
-          <w:rFonts w:ascii="TH Sarabun New" w:hAnsi="TH Sarabun New" w:cs="TH Sarabun New"/>
-          <w:sz w:val="32"/>
-          <w:szCs w:val="32"/>
-          <w:cs/>
-          <w:lang w:bidi="th-TH"/>
-        </w:rPr>
-        <w:t xml:space="preserve">เนื่องจากข้อจำกัดและจุดเด่นของแพลตฟอร์ม โครงงานนี้จึงมุ่งเน้นทักษะ </w:t>
-      </w:r>
-      <w:r>
-        <w:rPr>
-          <w:rFonts w:ascii="TH Sarabun New" w:hAnsi="TH Sarabun New" w:cs="TH Sarabun New"/>
-          <w:sz w:val="32"/>
-          <w:szCs w:val="32"/>
-          <w:lang w:bidi="th-TH"/>
-        </w:rPr>
-        <w:t>3</w:t>
-      </w:r>
-      <w:r>
-        <w:rPr>
-          <w:rFonts w:ascii="TH Sarabun New" w:hAnsi="TH Sarabun New" w:cs="TH Sarabun New"/>
-          <w:sz w:val="32"/>
-          <w:szCs w:val="32"/>
-          <w:cs/>
-          <w:lang w:bidi="th-TH"/>
-        </w:rPr>
-        <w:t xml:space="preserve"> ด้านหลัก:</w:t>
-      </w:r>
-    </w:p>
-    <w:p>
-      <w:pPr>
-        <w:pStyle w:val="Textbody"/>
+          <w:rFonts w:ascii="TH Sarabun New" w:hAnsi="TH Sarabun New"/>
+          <w:sz w:val="32"/>
+          <w:lang w:bidi="th-TH"/>
+        </w:rPr>
+      </w:pPr>
+      <w:r>
+        <w:rPr>
+          <w:rFonts w:ascii="TH Sarabun New" w:hAnsi="TH Sarabun New"/>
+          <w:sz w:val="32"/>
+          <w:lang w:bidi="th-TH"/>
+        </w:rPr>
+        <w:t xml:space="preserve">Personalized Practice: </w:t>
+      </w:r>
+      <w:r>
+        <w:rPr>
+          <w:rFonts w:ascii="TH Sarabun New" w:hAnsi="TH Sarabun New"/>
+          <w:sz w:val="32"/>
+          <w:cs/>
+          <w:lang w:bidi="th-TH"/>
+        </w:rPr>
+        <w:t xml:space="preserve">บททบทวนที่ระบบ </w:t>
+      </w:r>
+      <w:r>
+        <w:rPr>
+          <w:rFonts w:ascii="TH Sarabun New" w:hAnsi="TH Sarabun New"/>
+          <w:sz w:val="32"/>
+          <w:lang w:bidi="th-TH"/>
+        </w:rPr>
+        <w:t xml:space="preserve">AI </w:t>
+      </w:r>
+      <w:r>
+        <w:rPr>
+          <w:rFonts w:ascii="TH Sarabun New" w:hAnsi="TH Sarabun New"/>
+          <w:sz w:val="32"/>
+          <w:cs/>
+          <w:lang w:bidi="th-TH"/>
+        </w:rPr>
+        <w:t>สุ่มคำที่เรามักจะตอบผิดมาให้ทำซ้ำ</w:t>
+      </w:r>
+    </w:p>
+    <w:p>
+      <w:pPr>
+        <w:rPr>
+          <w:rFonts w:ascii="TH Sarabun New" w:hAnsi="TH Sarabun New"/>
+          <w:sz w:val="32"/>
+          <w:lang w:bidi="th-TH"/>
+        </w:rPr>
+      </w:pPr>
+      <w:r>
+        <w:rPr>
+          <w:rFonts w:ascii="TH Sarabun New" w:hAnsi="TH Sarabun New"/>
+          <w:sz w:val="32"/>
+          <w:lang w:bidi="th-TH"/>
+        </w:rPr>
+        <w:lastRenderedPageBreak/>
+        <w:t xml:space="preserve">3. </w:t>
+      </w:r>
+      <w:r>
+        <w:rPr>
+          <w:rFonts w:ascii="TH Sarabun New" w:hAnsi="TH Sarabun New"/>
+          <w:sz w:val="32"/>
+          <w:cs/>
+          <w:lang w:bidi="th-TH"/>
+        </w:rPr>
+        <w:t>รูปแบบการสอนที่</w:t>
+      </w:r>
+      <w:r>
+        <w:rPr>
+          <w:rFonts w:ascii="TH Sarabun New" w:hAnsi="TH Sarabun New"/>
+          <w:sz w:val="32"/>
+          <w:lang w:bidi="th-TH"/>
+        </w:rPr>
+        <w:t xml:space="preserve"> "</w:t>
+      </w:r>
+      <w:r>
+        <w:rPr>
+          <w:rFonts w:ascii="TH Sarabun New" w:hAnsi="TH Sarabun New"/>
+          <w:sz w:val="32"/>
+          <w:cs/>
+          <w:lang w:bidi="th-TH"/>
+        </w:rPr>
+        <w:t>ค่อยเป็นค่อยไป</w:t>
+      </w:r>
+      <w:r>
+        <w:rPr>
+          <w:rFonts w:ascii="TH Sarabun New" w:hAnsi="TH Sarabun New"/>
+          <w:sz w:val="32"/>
+          <w:lang w:bidi="th-TH"/>
+        </w:rPr>
+        <w:t>" (Scaffolding)</w:t>
+      </w:r>
+    </w:p>
+    <w:p>
+      <w:pPr>
+        <w:rPr>
+          <w:rFonts w:ascii="TH Sarabun New" w:hAnsi="TH Sarabun New"/>
+          <w:sz w:val="32"/>
+          <w:lang w:bidi="th-TH"/>
+        </w:rPr>
+      </w:pPr>
+      <w:r>
+        <w:rPr>
+          <w:rFonts w:ascii="TH Sarabun New" w:hAnsi="TH Sarabun New"/>
+          <w:sz w:val="32"/>
+          <w:lang w:bidi="th-TH"/>
+        </w:rPr>
+        <w:t xml:space="preserve">Duolingo </w:t>
+      </w:r>
+      <w:r>
+        <w:rPr>
+          <w:rFonts w:ascii="TH Sarabun New" w:hAnsi="TH Sarabun New"/>
+          <w:sz w:val="32"/>
+          <w:cs/>
+          <w:lang w:bidi="th-TH"/>
+        </w:rPr>
+        <w:t xml:space="preserve">ใช้เทคนิคที่เรียกว่า </w:t>
+      </w:r>
+      <w:r>
+        <w:rPr>
+          <w:rFonts w:ascii="TH Sarabun New" w:hAnsi="TH Sarabun New"/>
+          <w:sz w:val="32"/>
+          <w:lang w:bidi="th-TH"/>
+        </w:rPr>
+        <w:t>Spaced Repetition (</w:t>
+      </w:r>
+      <w:r>
+        <w:rPr>
+          <w:rFonts w:ascii="TH Sarabun New" w:hAnsi="TH Sarabun New"/>
+          <w:sz w:val="32"/>
+          <w:cs/>
+          <w:lang w:bidi="th-TH"/>
+        </w:rPr>
+        <w:t>การทวนซ้ำตามระยะเวลา) โดยแบ่งลำดับการสอนในแต่ละคำศัพท์ดังนี้:</w:t>
+      </w:r>
+    </w:p>
+    <w:p>
+      <w:pPr>
         <w:numPr>
           <w:ilvl w:val="0"/>
-          <w:numId w:val="8"/>
+          <w:numId w:val="40"/>
         </w:numPr>
         <w:rPr>
-          <w:rFonts w:ascii="TH Sarabun New" w:hAnsi="TH Sarabun New" w:cs="TH Sarabun New"/>
-          <w:sz w:val="32"/>
-          <w:szCs w:val="32"/>
-          <w:lang w:bidi="th-TH"/>
-        </w:rPr>
-      </w:pPr>
-      <w:r>
-        <w:rPr>
-          <w:rStyle w:val="StrongEmphasis"/>
-          <w:rFonts w:ascii="TH Sarabun New" w:hAnsi="TH Sarabun New" w:cs="TH Sarabun New"/>
-          <w:sz w:val="32"/>
-          <w:szCs w:val="32"/>
-          <w:cs/>
-          <w:lang w:bidi="th-TH"/>
-        </w:rPr>
-        <w:t>ทักษะการอ่าน (</w:t>
-      </w:r>
-      <w:r>
-        <w:rPr>
-          <w:rStyle w:val="StrongEmphasis"/>
-          <w:rFonts w:ascii="TH Sarabun New" w:hAnsi="TH Sarabun New" w:cs="TH Sarabun New"/>
-          <w:sz w:val="32"/>
-          <w:szCs w:val="32"/>
-          <w:lang w:bidi="th-TH"/>
-        </w:rPr>
-        <w:t>Reading):</w:t>
-      </w:r>
-      <w:r>
-        <w:rPr>
-          <w:rFonts w:ascii="TH Sarabun New" w:hAnsi="TH Sarabun New" w:cs="TH Sarabun New"/>
-          <w:sz w:val="32"/>
-          <w:szCs w:val="32"/>
-          <w:lang w:bidi="th-TH"/>
-        </w:rPr>
-        <w:t xml:space="preserve"> </w:t>
-      </w:r>
-      <w:r>
-        <w:rPr>
-          <w:rFonts w:ascii="TH Sarabun New" w:hAnsi="TH Sarabun New" w:cs="TH Sarabun New"/>
-          <w:sz w:val="32"/>
-          <w:szCs w:val="32"/>
-          <w:cs/>
-          <w:lang w:bidi="th-TH"/>
-        </w:rPr>
-        <w:t xml:space="preserve">ผู้เล่นต้องอ่านคำสั่ง ป้ายบอกทาง หรือบทสนทนาของ </w:t>
-      </w:r>
-      <w:r>
-        <w:rPr>
-          <w:rFonts w:ascii="TH Sarabun New" w:hAnsi="TH Sarabun New" w:cs="TH Sarabun New"/>
-          <w:sz w:val="32"/>
-          <w:szCs w:val="32"/>
-          <w:lang w:bidi="th-TH"/>
-        </w:rPr>
-        <w:t xml:space="preserve">NPC (Non-Player Character) </w:t>
-      </w:r>
-      <w:r>
-        <w:rPr>
-          <w:rFonts w:ascii="TH Sarabun New" w:hAnsi="TH Sarabun New" w:cs="TH Sarabun New"/>
-          <w:sz w:val="32"/>
-          <w:szCs w:val="32"/>
-          <w:cs/>
-          <w:lang w:bidi="th-TH"/>
-        </w:rPr>
-        <w:t>เพื่อทำความเข้าใจภารกิจ</w:t>
-      </w:r>
-    </w:p>
-    <w:p>
-      <w:pPr>
-        <w:pStyle w:val="Textbody"/>
+          <w:rFonts w:ascii="TH Sarabun New" w:hAnsi="TH Sarabun New"/>
+          <w:sz w:val="32"/>
+          <w:lang w:bidi="th-TH"/>
+        </w:rPr>
+      </w:pPr>
+      <w:r>
+        <w:rPr>
+          <w:rFonts w:ascii="TH Sarabun New" w:hAnsi="TH Sarabun New"/>
+          <w:sz w:val="32"/>
+          <w:cs/>
+          <w:lang w:bidi="th-TH"/>
+        </w:rPr>
+        <w:t>จับคู่ภาพกับคำศัพท์: ให้ดูรูปก่อนเพื่อให้จำความหมายจากภาพ (ไม่เน้นแปล)</w:t>
+      </w:r>
+    </w:p>
+    <w:p>
+      <w:pPr>
         <w:numPr>
           <w:ilvl w:val="0"/>
-          <w:numId w:val="8"/>
+          <w:numId w:val="40"/>
         </w:numPr>
         <w:rPr>
-          <w:rFonts w:ascii="TH Sarabun New" w:hAnsi="TH Sarabun New" w:cs="TH Sarabun New"/>
-          <w:sz w:val="32"/>
-          <w:szCs w:val="32"/>
-          <w:lang w:bidi="th-TH"/>
-        </w:rPr>
-      </w:pPr>
-      <w:r>
-        <w:rPr>
-          <w:rStyle w:val="StrongEmphasis"/>
-          <w:rFonts w:ascii="TH Sarabun New" w:hAnsi="TH Sarabun New" w:cs="TH Sarabun New"/>
-          <w:sz w:val="32"/>
-          <w:szCs w:val="32"/>
-          <w:cs/>
-          <w:lang w:bidi="th-TH"/>
-        </w:rPr>
-        <w:t>ทักษะการฟัง (</w:t>
-      </w:r>
-      <w:r>
-        <w:rPr>
-          <w:rStyle w:val="StrongEmphasis"/>
-          <w:rFonts w:ascii="TH Sarabun New" w:hAnsi="TH Sarabun New" w:cs="TH Sarabun New"/>
-          <w:sz w:val="32"/>
-          <w:szCs w:val="32"/>
-          <w:lang w:bidi="th-TH"/>
-        </w:rPr>
-        <w:t>Listening):</w:t>
-      </w:r>
-      <w:r>
-        <w:rPr>
-          <w:rFonts w:ascii="TH Sarabun New" w:hAnsi="TH Sarabun New" w:cs="TH Sarabun New"/>
-          <w:sz w:val="32"/>
-          <w:szCs w:val="32"/>
-          <w:lang w:bidi="th-TH"/>
-        </w:rPr>
-        <w:t xml:space="preserve"> </w:t>
-      </w:r>
-      <w:r>
-        <w:rPr>
-          <w:rFonts w:ascii="TH Sarabun New" w:hAnsi="TH Sarabun New" w:cs="TH Sarabun New"/>
-          <w:sz w:val="32"/>
-          <w:szCs w:val="32"/>
-          <w:cs/>
-          <w:lang w:bidi="th-TH"/>
-        </w:rPr>
-        <w:t>ใช้</w:t>
-      </w:r>
-      <w:r>
-        <w:rPr>
-          <w:rFonts w:ascii="TH Sarabun New" w:hAnsi="TH Sarabun New" w:cs="TH Sarabun New"/>
-          <w:sz w:val="32"/>
-          <w:szCs w:val="32"/>
-          <w:cs/>
-          <w:lang w:bidi="th-TH"/>
-        </w:rPr>
-        <w:t>ระบบแปลงข้อความเป็นเสียงพูด</w:t>
-      </w:r>
-      <w:r>
-        <w:rPr>
-          <w:rFonts w:ascii="TH Sarabun New" w:hAnsi="TH Sarabun New" w:cs="TH Sarabun New" w:hint="cs"/>
-          <w:sz w:val="32"/>
-          <w:szCs w:val="32"/>
-          <w:cs/>
-          <w:lang w:bidi="th-TH"/>
-        </w:rPr>
-        <w:t xml:space="preserve"> </w:t>
-      </w:r>
-      <w:r>
-        <w:rPr>
-          <w:rFonts w:ascii="TH Sarabun New" w:hAnsi="TH Sarabun New" w:cs="TH Sarabun New"/>
-          <w:sz w:val="32"/>
-          <w:szCs w:val="32"/>
-          <w:lang w:bidi="th-TH"/>
-        </w:rPr>
-        <w:t>(</w:t>
-      </w:r>
-      <w:r>
-        <w:rPr>
-          <w:rFonts w:ascii="TH Sarabun New" w:hAnsi="TH Sarabun New" w:cs="TH Sarabun New"/>
-          <w:sz w:val="32"/>
-          <w:szCs w:val="32"/>
-          <w:lang w:bidi="th-TH"/>
-        </w:rPr>
-        <w:t>Text-to-Speech</w:t>
-      </w:r>
-      <w:r>
-        <w:rPr>
-          <w:rFonts w:ascii="TH Sarabun New" w:hAnsi="TH Sarabun New" w:cs="TH Sarabun New"/>
-          <w:sz w:val="32"/>
-          <w:szCs w:val="32"/>
-          <w:lang w:bidi="th-TH"/>
-        </w:rPr>
-        <w:t>)</w:t>
-      </w:r>
-      <w:r>
-        <w:rPr>
-          <w:rFonts w:ascii="TH Sarabun New" w:hAnsi="TH Sarabun New" w:cs="TH Sarabun New" w:hint="cs"/>
-          <w:sz w:val="32"/>
-          <w:szCs w:val="32"/>
-          <w:cs/>
-          <w:lang w:bidi="th-TH"/>
-        </w:rPr>
-        <w:t xml:space="preserve"> </w:t>
-      </w:r>
-      <w:r>
-        <w:rPr>
-          <w:rFonts w:ascii="TH Sarabun New" w:hAnsi="TH Sarabun New" w:cs="TH Sarabun New"/>
-          <w:sz w:val="32"/>
-          <w:szCs w:val="32"/>
-          <w:cs/>
-          <w:lang w:bidi="th-TH"/>
-        </w:rPr>
-        <w:t>เพื่อให้ผู้เล่นฟัง</w:t>
-      </w:r>
-      <w:r>
-        <w:rPr>
-          <w:rFonts w:ascii="TH Sarabun New" w:hAnsi="TH Sarabun New" w:cs="TH Sarabun New" w:hint="cs"/>
-          <w:sz w:val="32"/>
-          <w:szCs w:val="32"/>
-          <w:cs/>
-          <w:lang w:bidi="th-TH"/>
-        </w:rPr>
-        <w:t>เสียงของคำและประโยค</w:t>
-      </w:r>
-    </w:p>
-    <w:p>
-      <w:pPr>
-        <w:pStyle w:val="Textbody"/>
+          <w:rFonts w:ascii="TH Sarabun New" w:hAnsi="TH Sarabun New"/>
+          <w:sz w:val="32"/>
+          <w:lang w:bidi="th-TH"/>
+        </w:rPr>
+      </w:pPr>
+      <w:r>
+        <w:rPr>
+          <w:rFonts w:ascii="TH Sarabun New" w:hAnsi="TH Sarabun New"/>
+          <w:sz w:val="32"/>
+          <w:cs/>
+          <w:lang w:bidi="th-TH"/>
+        </w:rPr>
+        <w:t>แปลจากภาษาเป้าหมายเป็นภาษาเรา: ฝึกความเข้าใจ</w:t>
+      </w:r>
+    </w:p>
+    <w:p>
+      <w:pPr>
         <w:numPr>
           <w:ilvl w:val="0"/>
-          <w:numId w:val="8"/>
+          <w:numId w:val="40"/>
         </w:numPr>
         <w:rPr>
-          <w:rFonts w:ascii="TH Sarabun New" w:hAnsi="TH Sarabun New" w:cs="TH Sarabun New"/>
-          <w:sz w:val="32"/>
-          <w:szCs w:val="32"/>
-          <w:lang w:bidi="th-TH"/>
-        </w:rPr>
-      </w:pPr>
-      <w:r>
-        <w:rPr>
-          <w:rStyle w:val="StrongEmphasis"/>
-          <w:rFonts w:ascii="TH Sarabun New" w:hAnsi="TH Sarabun New" w:cs="TH Sarabun New"/>
-          <w:sz w:val="32"/>
-          <w:szCs w:val="32"/>
-          <w:cs/>
-          <w:lang w:bidi="th-TH"/>
-        </w:rPr>
-        <w:t>ทักษะการเขียน (</w:t>
-      </w:r>
-      <w:r>
-        <w:rPr>
-          <w:rStyle w:val="StrongEmphasis"/>
-          <w:rFonts w:ascii="TH Sarabun New" w:hAnsi="TH Sarabun New" w:cs="TH Sarabun New"/>
-          <w:sz w:val="32"/>
-          <w:szCs w:val="32"/>
-          <w:lang w:bidi="th-TH"/>
-        </w:rPr>
-        <w:t>Writing):</w:t>
-      </w:r>
-      <w:r>
-        <w:rPr>
-          <w:rFonts w:ascii="TH Sarabun New" w:hAnsi="TH Sarabun New" w:cs="TH Sarabun New"/>
-          <w:sz w:val="32"/>
-          <w:szCs w:val="32"/>
-          <w:lang w:bidi="th-TH"/>
-        </w:rPr>
-        <w:t xml:space="preserve"> </w:t>
-      </w:r>
-      <w:r>
-        <w:rPr>
-          <w:rFonts w:ascii="TH Sarabun New" w:hAnsi="TH Sarabun New" w:cs="TH Sarabun New"/>
-          <w:sz w:val="32"/>
-          <w:szCs w:val="32"/>
-          <w:cs/>
-          <w:lang w:bidi="th-TH"/>
-        </w:rPr>
-        <w:t>การพิมพ์คำตอบ (</w:t>
-      </w:r>
-      <w:r>
-        <w:rPr>
-          <w:rFonts w:ascii="TH Sarabun New" w:hAnsi="TH Sarabun New" w:cs="TH Sarabun New"/>
-          <w:sz w:val="32"/>
-          <w:szCs w:val="32"/>
-          <w:lang w:bidi="th-TH"/>
-        </w:rPr>
-        <w:t xml:space="preserve">Typing) </w:t>
-      </w:r>
-      <w:r>
-        <w:rPr>
-          <w:rFonts w:ascii="TH Sarabun New" w:hAnsi="TH Sarabun New" w:cs="TH Sarabun New"/>
-          <w:sz w:val="32"/>
-          <w:szCs w:val="32"/>
-          <w:cs/>
-          <w:lang w:bidi="th-TH"/>
-        </w:rPr>
-        <w:t>หรือการเลือกคำศัพท์ (</w:t>
-      </w:r>
-      <w:r>
-        <w:rPr>
-          <w:rFonts w:ascii="TH Sarabun New" w:hAnsi="TH Sarabun New" w:cs="TH Sarabun New"/>
-          <w:sz w:val="32"/>
-          <w:szCs w:val="32"/>
-          <w:lang w:bidi="th-TH"/>
-        </w:rPr>
-        <w:t xml:space="preserve">Vocabulary Selection) </w:t>
-      </w:r>
-      <w:r>
-        <w:rPr>
-          <w:rFonts w:ascii="TH Sarabun New" w:hAnsi="TH Sarabun New" w:cs="TH Sarabun New"/>
-          <w:sz w:val="32"/>
-          <w:szCs w:val="32"/>
-          <w:cs/>
-          <w:lang w:bidi="th-TH"/>
-        </w:rPr>
-        <w:t>เพื่อโต้ตอบกับระบบเกม</w:t>
-      </w:r>
-    </w:p>
-    <w:p>
-      <w:pPr>
-        <w:pStyle w:val="Textbody"/>
+          <w:rFonts w:ascii="TH Sarabun New" w:hAnsi="TH Sarabun New"/>
+          <w:sz w:val="32"/>
+          <w:lang w:bidi="th-TH"/>
+        </w:rPr>
+      </w:pPr>
+      <w:r>
+        <w:rPr>
+          <w:rFonts w:ascii="TH Sarabun New" w:hAnsi="TH Sarabun New"/>
+          <w:sz w:val="32"/>
+          <w:cs/>
+          <w:lang w:bidi="th-TH"/>
+        </w:rPr>
+        <w:t>ฟังแล้วพิมพ์ตาม: ฝึกการฟังและการสะกด</w:t>
+      </w:r>
+    </w:p>
+    <w:p>
+      <w:pPr>
         <w:numPr>
           <w:ilvl w:val="0"/>
-          <w:numId w:val="8"/>
+          <w:numId w:val="40"/>
         </w:numPr>
         <w:rPr>
-          <w:rFonts w:ascii="TH Sarabun New" w:hAnsi="TH Sarabun New" w:cs="TH Sarabun New"/>
-          <w:sz w:val="32"/>
-          <w:szCs w:val="32"/>
-          <w:lang w:bidi="th-TH"/>
-        </w:rPr>
-      </w:pPr>
-      <w:r>
-        <w:rPr>
-          <w:rStyle w:val="StrongEmphasis"/>
-          <w:rFonts w:ascii="TH Sarabun New" w:hAnsi="TH Sarabun New" w:cs="TH Sarabun New"/>
-          <w:sz w:val="32"/>
-          <w:szCs w:val="32"/>
-          <w:cs/>
-          <w:lang w:bidi="th-TH"/>
-        </w:rPr>
-        <w:t>ทักษะ</w:t>
-      </w:r>
-      <w:r>
-        <w:rPr>
-          <w:rStyle w:val="14"/>
-          <w:rFonts w:ascii="TH Sarabun New" w:hAnsi="TH Sarabun New" w:cs="TH Sarabun New" w:hint="cs"/>
+          <w:rFonts w:ascii="TH Sarabun New" w:hAnsi="TH Sarabun New"/>
+          <w:sz w:val="32"/>
+          <w:lang w:bidi="th-TH"/>
+        </w:rPr>
+      </w:pPr>
+      <w:r>
+        <w:rPr>
+          <w:rFonts w:ascii="TH Sarabun New" w:hAnsi="TH Sarabun New"/>
+          <w:sz w:val="32"/>
+          <w:cs/>
+          <w:lang w:bidi="th-TH"/>
+        </w:rPr>
+        <w:t>แปลจากภาษาเราเป็นภาษาเป้าหมาย: (เริ่มยากขึ้น) ฝึกการสร้างประโยคเอง</w:t>
+      </w:r>
+    </w:p>
+    <w:p>
+      <w:pPr>
+        <w:numPr>
+          <w:ilvl w:val="0"/>
+          <w:numId w:val="40"/>
+        </w:numPr>
+        <w:rPr>
+          <w:rFonts w:ascii="TH Sarabun New" w:hAnsi="TH Sarabun New"/>
+          <w:sz w:val="32"/>
+          <w:lang w:bidi="th-TH"/>
+        </w:rPr>
+      </w:pPr>
+      <w:r>
+        <w:rPr>
+          <w:rFonts w:ascii="TH Sarabun New" w:hAnsi="TH Sarabun New"/>
+          <w:sz w:val="32"/>
+          <w:cs/>
+          <w:lang w:bidi="th-TH"/>
+        </w:rPr>
+        <w:t>ฝึกพูด (</w:t>
+      </w:r>
+      <w:r>
+        <w:rPr>
+          <w:rFonts w:ascii="TH Sarabun New" w:hAnsi="TH Sarabun New"/>
+          <w:sz w:val="32"/>
+          <w:lang w:bidi="th-TH"/>
+        </w:rPr>
+        <w:t xml:space="preserve">Speaking): </w:t>
+      </w:r>
+      <w:r>
+        <w:rPr>
+          <w:rFonts w:ascii="TH Sarabun New" w:hAnsi="TH Sarabun New"/>
+          <w:sz w:val="32"/>
+          <w:cs/>
+          <w:lang w:bidi="th-TH"/>
+        </w:rPr>
+        <w:t xml:space="preserve">ฝึกการออกเสียงตาม </w:t>
+      </w:r>
+      <w:r>
+        <w:rPr>
+          <w:rFonts w:ascii="TH Sarabun New" w:hAnsi="TH Sarabun New"/>
+          <w:sz w:val="32"/>
+          <w:lang w:bidi="th-TH"/>
+        </w:rPr>
+        <w:t>AI</w:t>
+      </w:r>
+    </w:p>
+    <w:p>
+      <w:pPr>
+        <w:rPr>
+          <w:rFonts w:ascii="TH Sarabun New" w:hAnsi="TH Sarabun New"/>
+          <w:sz w:val="32"/>
+          <w:lang w:bidi="th-TH"/>
+        </w:rPr>
+      </w:pPr>
+      <w:r>
+        <w:rPr>
+          <w:rFonts w:ascii="TH Sarabun New" w:hAnsi="TH Sarabun New"/>
+          <w:sz w:val="32"/>
+          <w:lang w:bidi="th-TH"/>
+        </w:rPr>
+        <w:t xml:space="preserve">4. </w:t>
+      </w:r>
+      <w:r>
+        <w:rPr>
+          <w:rFonts w:ascii="TH Sarabun New" w:hAnsi="TH Sarabun New"/>
+          <w:sz w:val="32"/>
+          <w:cs/>
+          <w:lang w:bidi="th-TH"/>
+        </w:rPr>
+        <w:t>จุดเด่นที่ทำให้ต่างจากตำราเรียน</w:t>
+      </w:r>
+    </w:p>
+    <w:p>
+      <w:pPr>
+        <w:numPr>
+          <w:ilvl w:val="0"/>
+          <w:numId w:val="41"/>
+        </w:numPr>
+        <w:rPr>
+          <w:rFonts w:ascii="TH Sarabun New" w:hAnsi="TH Sarabun New"/>
+          <w:sz w:val="32"/>
+          <w:lang w:bidi="th-TH"/>
+        </w:rPr>
+      </w:pPr>
+      <w:r>
+        <w:rPr>
+          <w:rFonts w:ascii="TH Sarabun New" w:hAnsi="TH Sarabun New"/>
+          <w:sz w:val="32"/>
+          <w:lang w:bidi="th-TH"/>
+        </w:rPr>
+        <w:t xml:space="preserve">Gamification: </w:t>
+      </w:r>
+      <w:r>
+        <w:rPr>
+          <w:rFonts w:ascii="TH Sarabun New" w:hAnsi="TH Sarabun New"/>
+          <w:sz w:val="32"/>
+          <w:cs/>
+          <w:lang w:bidi="th-TH"/>
+        </w:rPr>
+        <w:t xml:space="preserve">มีการใช้ค่า </w:t>
+      </w:r>
+      <w:r>
+        <w:rPr>
+          <w:rFonts w:ascii="TH Sarabun New" w:hAnsi="TH Sarabun New"/>
+          <w:sz w:val="32"/>
+          <w:lang w:bidi="th-TH"/>
+        </w:rPr>
+        <w:t>XP, Streak (</w:t>
+      </w:r>
+      <w:r>
+        <w:rPr>
+          <w:rFonts w:ascii="TH Sarabun New" w:hAnsi="TH Sarabun New"/>
+          <w:sz w:val="32"/>
+          <w:cs/>
+          <w:lang w:bidi="th-TH"/>
+        </w:rPr>
+        <w:t>การเรียนต่อเนื่อง)</w:t>
+      </w:r>
+      <w:r>
+        <w:rPr>
+          <w:rFonts w:ascii="TH Sarabun New" w:hAnsi="TH Sarabun New"/>
+          <w:sz w:val="32"/>
+          <w:lang w:bidi="th-TH"/>
+        </w:rPr>
+        <w:t xml:space="preserve">, </w:t>
+      </w:r>
+      <w:r>
+        <w:rPr>
+          <w:rFonts w:ascii="TH Sarabun New" w:hAnsi="TH Sarabun New"/>
+          <w:sz w:val="32"/>
+          <w:cs/>
+          <w:lang w:bidi="th-TH"/>
+        </w:rPr>
+        <w:t xml:space="preserve">และ </w:t>
+      </w:r>
+      <w:r>
+        <w:rPr>
+          <w:rFonts w:ascii="TH Sarabun New" w:hAnsi="TH Sarabun New"/>
+          <w:sz w:val="32"/>
+          <w:lang w:bidi="th-TH"/>
+        </w:rPr>
+        <w:t xml:space="preserve">Leaderboard </w:t>
+      </w:r>
+      <w:r>
+        <w:rPr>
+          <w:rFonts w:ascii="TH Sarabun New" w:hAnsi="TH Sarabun New"/>
+          <w:sz w:val="32"/>
+          <w:cs/>
+          <w:lang w:bidi="th-TH"/>
+        </w:rPr>
+        <w:t>เพื่อกระตุ้นให้คนอยากเรียนทุกวัน</w:t>
+      </w:r>
+    </w:p>
+    <w:p>
+      <w:pPr>
+        <w:numPr>
+          <w:ilvl w:val="0"/>
+          <w:numId w:val="41"/>
+        </w:numPr>
+        <w:rPr>
+          <w:rFonts w:ascii="TH Sarabun New" w:hAnsi="TH Sarabun New"/>
+          <w:sz w:val="32"/>
+          <w:lang w:bidi="th-TH"/>
+        </w:rPr>
+      </w:pPr>
+      <w:r>
+        <w:rPr>
+          <w:rFonts w:ascii="TH Sarabun New" w:hAnsi="TH Sarabun New"/>
+          <w:sz w:val="32"/>
+          <w:lang w:bidi="th-TH"/>
+        </w:rPr>
+        <w:t xml:space="preserve">Bite-sized Lessons: </w:t>
+      </w:r>
+      <w:r>
+        <w:rPr>
+          <w:rFonts w:ascii="TH Sarabun New" w:hAnsi="TH Sarabun New"/>
+          <w:sz w:val="32"/>
+          <w:cs/>
+          <w:lang w:bidi="th-TH"/>
+        </w:rPr>
+        <w:t xml:space="preserve">บทเรียนสั้นๆ แค่ </w:t>
+      </w:r>
+      <w:r>
+        <w:rPr>
+          <w:rFonts w:ascii="TH Sarabun New" w:hAnsi="TH Sarabun New"/>
+          <w:sz w:val="32"/>
+          <w:lang w:bidi="th-TH"/>
+        </w:rPr>
+        <w:t xml:space="preserve">2-5 </w:t>
+      </w:r>
+      <w:r>
+        <w:rPr>
+          <w:rFonts w:ascii="TH Sarabun New" w:hAnsi="TH Sarabun New"/>
+          <w:sz w:val="32"/>
+          <w:cs/>
+          <w:lang w:bidi="th-TH"/>
+        </w:rPr>
+        <w:t>นาที เพื่อให้คนไม่รู้สึกท้อ</w:t>
+      </w:r>
+    </w:p>
+    <w:p>
+      <w:pPr>
+        <w:numPr>
+          <w:ilvl w:val="0"/>
+          <w:numId w:val="41"/>
+        </w:numPr>
+        <w:rPr>
+          <w:rFonts w:ascii="TH Sarabun New" w:hAnsi="TH Sarabun New"/>
+          <w:sz w:val="32"/>
+          <w:lang w:bidi="th-TH"/>
+        </w:rPr>
+      </w:pPr>
+      <w:r>
+        <w:rPr>
+          <w:rFonts w:ascii="TH Sarabun New" w:hAnsi="TH Sarabun New"/>
+          <w:sz w:val="32"/>
+          <w:lang w:bidi="th-TH"/>
+        </w:rPr>
+        <w:t xml:space="preserve">No Lectures: </w:t>
+      </w:r>
+      <w:r>
+        <w:rPr>
+          <w:rFonts w:ascii="TH Sarabun New" w:hAnsi="TH Sarabun New"/>
+          <w:sz w:val="32"/>
+          <w:cs/>
+          <w:lang w:bidi="th-TH"/>
+        </w:rPr>
+        <w:t>เขาจะไม่มานั่งอธิบายกฎไวยากรณ์ยาวๆ แต่จะให้เรา</w:t>
+      </w:r>
+      <w:r>
+        <w:rPr>
+          <w:rFonts w:ascii="TH Sarabun New" w:hAnsi="TH Sarabun New"/>
+          <w:sz w:val="32"/>
+          <w:lang w:bidi="th-TH"/>
+        </w:rPr>
+        <w:t xml:space="preserve"> "</w:t>
+      </w:r>
+      <w:r>
+        <w:rPr>
+          <w:rFonts w:ascii="TH Sarabun New" w:hAnsi="TH Sarabun New"/>
+          <w:sz w:val="32"/>
+          <w:cs/>
+          <w:lang w:bidi="th-TH"/>
+        </w:rPr>
+        <w:t>ลองทำผิด</w:t>
+      </w:r>
+      <w:r>
+        <w:rPr>
+          <w:rFonts w:ascii="TH Sarabun New" w:hAnsi="TH Sarabun New"/>
+          <w:sz w:val="32"/>
+          <w:lang w:bidi="th-TH"/>
+        </w:rPr>
+        <w:t xml:space="preserve">" </w:t>
+      </w:r>
+      <w:r>
+        <w:rPr>
+          <w:rFonts w:ascii="TH Sarabun New" w:hAnsi="TH Sarabun New"/>
+          <w:sz w:val="32"/>
+          <w:cs/>
+          <w:lang w:bidi="th-TH"/>
+        </w:rPr>
+        <w:t>แล้วค่อยๆ สังเกต</w:t>
+      </w:r>
+      <w:r>
+        <w:rPr>
+          <w:rFonts w:ascii="TH Sarabun New" w:hAnsi="TH Sarabun New"/>
+          <w:sz w:val="32"/>
+          <w:lang w:bidi="th-TH"/>
+        </w:rPr>
+        <w:t xml:space="preserve"> "</w:t>
+      </w:r>
+      <w:r>
+        <w:rPr>
+          <w:rFonts w:ascii="TH Sarabun New" w:hAnsi="TH Sarabun New"/>
+          <w:sz w:val="32"/>
+          <w:cs/>
+          <w:lang w:bidi="th-TH"/>
+        </w:rPr>
+        <w:t>แพท</w:t>
+      </w:r>
+      <w:proofErr w:type="spellStart"/>
+      <w:r>
+        <w:rPr>
+          <w:rFonts w:ascii="TH Sarabun New" w:hAnsi="TH Sarabun New"/>
+          <w:sz w:val="32"/>
+          <w:cs/>
+          <w:lang w:bidi="th-TH"/>
+        </w:rPr>
+        <w:t>เทิร์น</w:t>
+      </w:r>
+      <w:proofErr w:type="spellEnd"/>
+      <w:r>
+        <w:rPr>
+          <w:rFonts w:ascii="TH Sarabun New" w:hAnsi="TH Sarabun New"/>
+          <w:sz w:val="32"/>
+          <w:lang w:bidi="th-TH"/>
+        </w:rPr>
+        <w:t xml:space="preserve">" </w:t>
+      </w:r>
+      <w:r>
+        <w:rPr>
+          <w:rFonts w:ascii="TH Sarabun New" w:hAnsi="TH Sarabun New"/>
+          <w:sz w:val="32"/>
+          <w:cs/>
+          <w:lang w:bidi="th-TH"/>
+        </w:rPr>
+        <w:t>เอาเอง (เหมือนเด็กที่เรียนรู้ภาษาแม่)</w:t>
+      </w:r>
+    </w:p>
+    <w:p>
+      <w:pPr>
+        <w:rPr>
+          <w:rFonts w:ascii="TH Sarabun New" w:hAnsi="TH Sarabun New"/>
+          <w:sz w:val="32"/>
+          <w:lang w:bidi="th-TH"/>
+        </w:rPr>
+      </w:pPr>
+    </w:p>
+    <w:p>
+      <w:pPr>
+        <w:ind w:firstLine="360"/>
+        <w:rPr>
+          <w:rFonts w:ascii="TH Sarabun New" w:hAnsi="TH Sarabun New" w:hint="cs"/>
+          <w:sz w:val="32"/>
+          <w:cs/>
+          <w:lang w:bidi="th-TH"/>
+        </w:rPr>
+      </w:pPr>
+      <w:r>
+        <w:rPr>
+          <w:rFonts w:ascii="TH Sarabun New" w:hAnsi="TH Sarabun New" w:hint="cs"/>
+          <w:sz w:val="32"/>
+          <w:cs/>
+          <w:lang w:bidi="th-TH"/>
+        </w:rPr>
+        <w:t>ปัญหา</w:t>
+      </w:r>
+      <w:r>
+        <w:rPr>
+          <w:rFonts w:ascii="TH Sarabun New" w:hAnsi="TH Sarabun New"/>
+          <w:sz w:val="32"/>
+          <w:lang w:bidi="th-TH"/>
+        </w:rPr>
+        <w:t xml:space="preserve">: </w:t>
+      </w:r>
+      <w:r>
+        <w:rPr>
+          <w:rFonts w:ascii="TH Sarabun New" w:hAnsi="TH Sarabun New" w:hint="cs"/>
+          <w:sz w:val="32"/>
+          <w:cs/>
+          <w:lang w:bidi="th-TH"/>
+        </w:rPr>
+        <w:t xml:space="preserve">รูปแบบเกมไม่เป็นธรรมชาติ </w:t>
+      </w:r>
+      <w:r>
+        <w:rPr>
+          <w:rFonts w:ascii="TH Sarabun New" w:hAnsi="TH Sarabun New" w:hint="cs"/>
+          <w:sz w:val="32"/>
+          <w:cs/>
+          <w:lang w:bidi="th-TH"/>
+        </w:rPr>
+        <w:t>ภายใน</w:t>
+      </w:r>
+      <w:r>
+        <w:rPr>
+          <w:rFonts w:ascii="TH Sarabun New" w:hAnsi="TH Sarabun New" w:hint="cs"/>
+          <w:sz w:val="32"/>
+          <w:cs/>
+          <w:lang w:bidi="th-TH"/>
+        </w:rPr>
+        <w:t>เกมเป็นการถามตอบ</w:t>
+      </w:r>
+      <w:r>
+        <w:rPr>
+          <w:rFonts w:ascii="TH Sarabun New" w:hAnsi="TH Sarabun New" w:hint="cs"/>
+          <w:sz w:val="32"/>
+          <w:cs/>
+          <w:lang w:bidi="th-TH"/>
+        </w:rPr>
+        <w:t>ใน</w:t>
+      </w:r>
+      <w:r>
+        <w:rPr>
+          <w:rFonts w:ascii="TH Sarabun New" w:hAnsi="TH Sarabun New"/>
+          <w:sz w:val="32"/>
+          <w:cs/>
+          <w:lang w:bidi="th-TH"/>
+        </w:rPr>
+        <w:t>สถานการณ์</w:t>
+      </w:r>
+      <w:r>
+        <w:rPr>
+          <w:rFonts w:ascii="TH Sarabun New" w:hAnsi="TH Sarabun New" w:hint="cs"/>
+          <w:sz w:val="32"/>
+          <w:cs/>
+          <w:lang w:bidi="th-TH"/>
+        </w:rPr>
+        <w:t>ที่สร้างขึ้นมาโดยทันที ยัง</w:t>
+      </w:r>
+      <w:r>
+        <w:rPr>
+          <w:rFonts w:ascii="TH Sarabun New" w:hAnsi="TH Sarabun New" w:hint="cs"/>
+          <w:sz w:val="32"/>
+          <w:cs/>
+          <w:lang w:bidi="th-TH"/>
+        </w:rPr>
+        <w:t>ไม่ใช่การสนทนา</w:t>
+      </w:r>
+      <w:r>
+        <w:rPr>
+          <w:rFonts w:ascii="TH Sarabun New" w:hAnsi="TH Sarabun New" w:hint="cs"/>
+          <w:sz w:val="32"/>
+          <w:cs/>
+          <w:lang w:bidi="th-TH"/>
+        </w:rPr>
+        <w:t>แบบชีวิตจริงที่จะต้องมีเรื่องราวและเหตุผลของเหตุการณ์นั้นๆ</w:t>
+      </w:r>
+    </w:p>
+    <w:p>
+      <w:pPr>
+        <w:ind w:firstLine="360"/>
+        <w:rPr>
+          <w:rFonts w:ascii="TH Sarabun New" w:hAnsi="TH Sarabun New"/>
+          <w:sz w:val="32"/>
+          <w:lang w:bidi="th-TH"/>
+        </w:rPr>
+      </w:pPr>
+      <w:r>
+        <w:rPr>
+          <w:rFonts w:ascii="TH Sarabun New" w:hAnsi="TH Sarabun New"/>
+          <w:sz w:val="32"/>
+          <w:cs/>
+          <w:lang w:bidi="th-TH"/>
+        </w:rPr>
+        <w:t xml:space="preserve">ผู้จัดทำสามารถศึกษา </w:t>
+      </w:r>
+      <w:r>
+        <w:rPr>
+          <w:rFonts w:ascii="TH Sarabun New" w:hAnsi="TH Sarabun New"/>
+          <w:sz w:val="32"/>
+          <w:lang w:bidi="th-TH"/>
+        </w:rPr>
+        <w:t xml:space="preserve">Design Pattern </w:t>
+      </w:r>
+      <w:r>
+        <w:rPr>
+          <w:rFonts w:ascii="TH Sarabun New" w:hAnsi="TH Sarabun New"/>
+          <w:sz w:val="32"/>
+          <w:cs/>
+          <w:lang w:bidi="th-TH"/>
+        </w:rPr>
+        <w:t>การออกแบบเนื้อหาการสอนภาษาอังกฤษได้จากแอปพลิเคชันนี้</w:t>
+      </w:r>
+    </w:p>
+    <w:p>
+      <w:pPr>
+        <w:rPr>
+          <w:lang w:bidi="th-TH"/>
+        </w:rPr>
+      </w:pPr>
+    </w:p>
+    <w:p>
+      <w:pPr>
+        <w:pStyle w:val="Textbody"/>
+        <w:rPr>
+          <w:rFonts w:ascii="TH Sarabun New" w:hAnsi="TH Sarabun New" w:cs="TH Sarabun New"/>
           <w:b/>
           <w:bCs/>
           <w:sz w:val="32"/>
           <w:szCs w:val="32"/>
-          <w:cs/>
-          <w:lang w:bidi="th-TH"/>
-        </w:rPr>
-        <w:t>การพูด</w:t>
-      </w:r>
-      <w:r>
-        <w:rPr>
-          <w:rStyle w:val="14"/>
+          <w:lang w:bidi="th-TH"/>
+        </w:rPr>
+      </w:pPr>
+      <w:r>
+        <w:rPr>
           <w:rFonts w:ascii="TH Sarabun New" w:hAnsi="TH Sarabun New" w:cs="TH Sarabun New"/>
           <w:b/>
           <w:bCs/>
@@ -3507,30 +3275,8 @@
           <w:szCs w:val="32"/>
           <w:lang w:bidi="th-TH"/>
         </w:rPr>
-        <w:t xml:space="preserve"> (Speaking)</w:t>
-      </w:r>
-      <w:r>
-        <w:rPr>
-          <w:rFonts w:ascii="TH Sarabun New" w:hAnsi="TH Sarabun New" w:cs="TH Sarabun New"/>
-          <w:sz w:val="32"/>
-          <w:szCs w:val="32"/>
-          <w:lang w:bidi="th-TH"/>
-        </w:rPr>
-        <w:t xml:space="preserve">: </w:t>
-      </w:r>
-    </w:p>
-    <w:p>
-      <w:pPr>
-        <w:pStyle w:val="Textbody"/>
-        <w:rPr>
-          <w:rFonts w:ascii="TH Sarabun New" w:hAnsi="TH Sarabun New" w:cs="TH Sarabun New"/>
-          <w:b/>
-          <w:bCs/>
-          <w:sz w:val="32"/>
-          <w:szCs w:val="32"/>
-          <w:lang w:bidi="th-TH"/>
-        </w:rPr>
-      </w:pPr>
+        <w:t xml:space="preserve">2. </w:t>
+      </w:r>
       <w:r>
         <w:rPr>
           <w:rFonts w:ascii="TH Sarabun New" w:hAnsi="TH Sarabun New" w:cs="TH Sarabun New"/>
@@ -3644,7 +3390,274 @@
           <w:rFonts w:ascii="TH Sarabun New" w:hAnsi="TH Sarabun New" w:cs="TH Sarabun New" w:hint="cs"/>
           <w:sz w:val="32"/>
           <w:szCs w:val="32"/>
-          <w:cs/>
+          <w:lang w:bidi="th-TH"/>
+        </w:rPr>
+      </w:pPr>
+      <w:r>
+        <w:rPr>
+          <w:rFonts w:ascii="TH Sarabun New" w:hAnsi="TH Sarabun New" w:cs="TH Sarabun New"/>
+          <w:sz w:val="32"/>
+          <w:szCs w:val="32"/>
+          <w:lang w:bidi="th-TH"/>
+        </w:rPr>
+        <w:t xml:space="preserve">Common European Framework of Reference for Languages (CEFR) </w:t>
+      </w:r>
+      <w:r>
+        <w:rPr>
+          <w:rFonts w:ascii="TH Sarabun New" w:hAnsi="TH Sarabun New" w:cs="TH Sarabun New"/>
+          <w:sz w:val="32"/>
+          <w:szCs w:val="32"/>
+          <w:cs/>
+          <w:lang w:bidi="th-TH"/>
+        </w:rPr>
+        <w:t xml:space="preserve">คือมาตรฐานสากลที่ใช้อธิบายระดับความเชี่ยวชาญทางภาษา </w:t>
+      </w:r>
+      <w:r>
+        <w:rPr>
+          <w:rFonts w:ascii="TH Sarabun New" w:hAnsi="TH Sarabun New" w:cs="TH Sarabun New"/>
+          <w:sz w:val="32"/>
+          <w:szCs w:val="32"/>
+          <w:lang w:bidi="th-TH"/>
+        </w:rPr>
+        <w:t xml:space="preserve">CEFR </w:t>
+      </w:r>
+      <w:r>
+        <w:rPr>
+          <w:rFonts w:ascii="TH Sarabun New" w:hAnsi="TH Sarabun New" w:cs="TH Sarabun New"/>
+          <w:sz w:val="32"/>
+          <w:szCs w:val="32"/>
+          <w:cs/>
+          <w:lang w:bidi="th-TH"/>
+        </w:rPr>
+        <w:t xml:space="preserve">ได้รับการยอมรับอย่างกว้างขวางในทวีปยุโรป และมีการยอมรับเพิ่มมากขึ้นทั่วโลก </w:t>
+      </w:r>
+      <w:r>
+        <w:rPr>
+          <w:rFonts w:ascii="TH Sarabun New" w:hAnsi="TH Sarabun New" w:cs="TH Sarabun New"/>
+          <w:sz w:val="32"/>
+          <w:szCs w:val="32"/>
+          <w:lang w:bidi="th-TH"/>
+        </w:rPr>
+        <w:t xml:space="preserve">EF SET </w:t>
+      </w:r>
+      <w:r>
+        <w:rPr>
+          <w:rFonts w:ascii="TH Sarabun New" w:hAnsi="TH Sarabun New" w:cs="TH Sarabun New"/>
+          <w:sz w:val="32"/>
+          <w:szCs w:val="32"/>
+          <w:cs/>
+          <w:lang w:bidi="th-TH"/>
+        </w:rPr>
+        <w:t xml:space="preserve">เป็นมาตรฐานการทดสอบภาษาอังกฤษเดียวที่วัดระดับทักษะทั้งหมดได้อย่างแม่นยำ ตั้งแต่ระดับเริ่มต้นไปจนถึงระดับชำนาญ โดยอ้างอิงตามกรอบ </w:t>
+      </w:r>
+      <w:r>
+        <w:rPr>
+          <w:rFonts w:ascii="TH Sarabun New" w:hAnsi="TH Sarabun New" w:cs="TH Sarabun New"/>
+          <w:sz w:val="32"/>
+          <w:szCs w:val="32"/>
+          <w:lang w:bidi="th-TH"/>
+        </w:rPr>
+        <w:t>CEFR</w:t>
+      </w:r>
+    </w:p>
+    <w:p>
+      <w:pPr>
+        <w:pStyle w:val="Textbody"/>
+        <w:numPr>
+          <w:ilvl w:val="0"/>
+          <w:numId w:val="37"/>
+        </w:numPr>
+        <w:rPr>
+          <w:rFonts w:ascii="TH Sarabun New" w:hAnsi="TH Sarabun New" w:cs="TH Sarabun New"/>
+          <w:sz w:val="32"/>
+          <w:szCs w:val="32"/>
+          <w:lang w:bidi="th-TH"/>
+        </w:rPr>
+      </w:pPr>
+      <w:r>
+        <w:rPr>
+          <w:rFonts w:ascii="TH Sarabun New" w:hAnsi="TH Sarabun New" w:cs="TH Sarabun New"/>
+          <w:sz w:val="32"/>
+          <w:szCs w:val="32"/>
+          <w:lang w:bidi="th-TH"/>
+        </w:rPr>
+        <w:t>A1 - Beginner (</w:t>
+      </w:r>
+      <w:r>
+        <w:rPr>
+          <w:rFonts w:ascii="TH Sarabun New" w:hAnsi="TH Sarabun New" w:cs="TH Sarabun New"/>
+          <w:sz w:val="32"/>
+          <w:szCs w:val="32"/>
+          <w:cs/>
+          <w:lang w:bidi="th-TH"/>
+        </w:rPr>
+        <w:t>ระดับพื้นฐาน/เริ่มต้น): สามารถเข้าใจและใช้ประโยคพื้นฐานในชีวิตประจำวัน พูดแนะนำตัวเอง ตอบคำถามง่ายๆ เกี่ยวกับข้อมูลส่วนตัวได้ เช่น ที่อยู่</w:t>
+      </w:r>
+      <w:r>
+        <w:rPr>
+          <w:rFonts w:ascii="TH Sarabun New" w:hAnsi="TH Sarabun New" w:cs="TH Sarabun New"/>
+          <w:sz w:val="32"/>
+          <w:szCs w:val="32"/>
+          <w:lang w:bidi="th-TH"/>
+        </w:rPr>
+        <w:t xml:space="preserve">, </w:t>
+      </w:r>
+      <w:r>
+        <w:rPr>
+          <w:rFonts w:ascii="TH Sarabun New" w:hAnsi="TH Sarabun New" w:cs="TH Sarabun New"/>
+          <w:sz w:val="32"/>
+          <w:szCs w:val="32"/>
+          <w:cs/>
+          <w:lang w:bidi="th-TH"/>
+        </w:rPr>
+        <w:t>คนรู้จัก</w:t>
+      </w:r>
+      <w:r>
+        <w:rPr>
+          <w:rFonts w:ascii="TH Sarabun New" w:hAnsi="TH Sarabun New" w:cs="TH Sarabun New"/>
+          <w:sz w:val="32"/>
+          <w:szCs w:val="32"/>
+          <w:lang w:bidi="th-TH"/>
+        </w:rPr>
+        <w:t xml:space="preserve">, </w:t>
+      </w:r>
+      <w:r>
+        <w:rPr>
+          <w:rFonts w:ascii="TH Sarabun New" w:hAnsi="TH Sarabun New" w:cs="TH Sarabun New"/>
+          <w:sz w:val="32"/>
+          <w:szCs w:val="32"/>
+          <w:cs/>
+          <w:lang w:bidi="th-TH"/>
+        </w:rPr>
+        <w:t>สิ่งของ</w:t>
+      </w:r>
+    </w:p>
+    <w:p>
+      <w:pPr>
+        <w:pStyle w:val="Textbody"/>
+        <w:numPr>
+          <w:ilvl w:val="0"/>
+          <w:numId w:val="37"/>
+        </w:numPr>
+        <w:rPr>
+          <w:rFonts w:ascii="TH Sarabun New" w:hAnsi="TH Sarabun New" w:cs="TH Sarabun New"/>
+          <w:sz w:val="32"/>
+          <w:szCs w:val="32"/>
+          <w:lang w:bidi="th-TH"/>
+        </w:rPr>
+      </w:pPr>
+      <w:r>
+        <w:rPr>
+          <w:rFonts w:ascii="TH Sarabun New" w:hAnsi="TH Sarabun New" w:cs="TH Sarabun New"/>
+          <w:sz w:val="32"/>
+          <w:szCs w:val="32"/>
+          <w:lang w:bidi="th-TH"/>
+        </w:rPr>
+        <w:t>A2 - Elementary (</w:t>
+      </w:r>
+      <w:proofErr w:type="gramStart"/>
+      <w:r>
+        <w:rPr>
+          <w:rFonts w:ascii="TH Sarabun New" w:hAnsi="TH Sarabun New" w:cs="TH Sarabun New"/>
+          <w:sz w:val="32"/>
+          <w:szCs w:val="32"/>
+          <w:cs/>
+          <w:lang w:bidi="th-TH"/>
+        </w:rPr>
+        <w:t>ระดับพื้นฐาน/ประถม): สื่อสารเรื่องง่ายๆ ได้ในกิจวัตรประจำวัน สามารถเข้าใจประโยคและสำนวนที่พบบ่อยเกี่ยวกับเรื่องใกล้ตัว เช่น ข้อมูลส่วนตัว</w:t>
+      </w:r>
+      <w:r>
+        <w:rPr>
+          <w:rFonts w:ascii="TH Sarabun New" w:hAnsi="TH Sarabun New" w:cs="TH Sarabun New"/>
+          <w:sz w:val="32"/>
+          <w:szCs w:val="32"/>
+          <w:lang w:bidi="th-TH"/>
+        </w:rPr>
+        <w:t xml:space="preserve">, </w:t>
+      </w:r>
+      <w:r>
+        <w:rPr>
+          <w:rFonts w:ascii="TH Sarabun New" w:hAnsi="TH Sarabun New" w:cs="TH Sarabun New"/>
+          <w:sz w:val="32"/>
+          <w:szCs w:val="32"/>
+          <w:cs/>
+          <w:lang w:bidi="th-TH"/>
+        </w:rPr>
+        <w:t>ครอบครัว</w:t>
+      </w:r>
+      <w:r>
+        <w:rPr>
+          <w:rFonts w:ascii="TH Sarabun New" w:hAnsi="TH Sarabun New" w:cs="TH Sarabun New"/>
+          <w:sz w:val="32"/>
+          <w:szCs w:val="32"/>
+          <w:lang w:bidi="th-TH"/>
+        </w:rPr>
+        <w:t xml:space="preserve">, </w:t>
+      </w:r>
+      <w:r>
+        <w:rPr>
+          <w:rFonts w:ascii="TH Sarabun New" w:hAnsi="TH Sarabun New" w:cs="TH Sarabun New"/>
+          <w:sz w:val="32"/>
+          <w:szCs w:val="32"/>
+          <w:cs/>
+          <w:lang w:bidi="th-TH"/>
+        </w:rPr>
+        <w:t>การ</w:t>
+      </w:r>
+      <w:proofErr w:type="spellStart"/>
+      <w:r>
+        <w:rPr>
+          <w:rFonts w:ascii="TH Sarabun New" w:hAnsi="TH Sarabun New" w:cs="TH Sarabun New"/>
+          <w:sz w:val="32"/>
+          <w:szCs w:val="32"/>
+          <w:cs/>
+          <w:lang w:bidi="th-TH"/>
+        </w:rPr>
+        <w:t>ช็</w:t>
+      </w:r>
+      <w:proofErr w:type="spellEnd"/>
+      <w:r>
+        <w:rPr>
+          <w:rFonts w:ascii="TH Sarabun New" w:hAnsi="TH Sarabun New" w:cs="TH Sarabun New"/>
+          <w:sz w:val="32"/>
+          <w:szCs w:val="32"/>
+          <w:cs/>
+          <w:lang w:bidi="th-TH"/>
+        </w:rPr>
+        <w:t>อปปิ้ง</w:t>
+      </w:r>
+      <w:r>
+        <w:rPr>
+          <w:rFonts w:ascii="TH Sarabun New" w:hAnsi="TH Sarabun New" w:cs="TH Sarabun New"/>
+          <w:sz w:val="32"/>
+          <w:szCs w:val="32"/>
+          <w:lang w:bidi="th-TH"/>
+        </w:rPr>
+        <w:t xml:space="preserve">, </w:t>
+      </w:r>
+      <w:r>
+        <w:rPr>
+          <w:rFonts w:ascii="TH Sarabun New" w:hAnsi="TH Sarabun New" w:cs="TH Sarabun New"/>
+          <w:sz w:val="32"/>
+          <w:szCs w:val="32"/>
+          <w:cs/>
+          <w:lang w:bidi="th-TH"/>
+        </w:rPr>
+        <w:t>การทำงาน</w:t>
+      </w:r>
+      <w:proofErr w:type="gramEnd"/>
+    </w:p>
+    <w:p>
+      <w:pPr>
+        <w:pStyle w:val="Textbody"/>
+        <w:numPr>
+          <w:ilvl w:val="0"/>
+          <w:numId w:val="37"/>
+        </w:numPr>
+        <w:rPr>
+          <w:rFonts w:ascii="TH Sarabun New" w:hAnsi="TH Sarabun New" w:cs="TH Sarabun New"/>
+          <w:sz w:val="32"/>
+          <w:szCs w:val="32"/>
           <w:lang w:bidi="th-TH"/>
         </w:rPr>
       </w:pPr>
@@ -3656,106 +3669,1177 @@
           <w:lang w:bidi="th-TH"/>
         </w:rPr>
         <w:lastRenderedPageBreak/>
-        <w:t xml:space="preserve">Common European Framework of Reference for Languages (CEFR) </w:t>
-      </w:r>
-      <w:r>
-        <w:rPr>
-          <w:rFonts w:ascii="TH Sarabun New" w:hAnsi="TH Sarabun New" w:cs="TH Sarabun New"/>
-          <w:sz w:val="32"/>
-          <w:szCs w:val="32"/>
-          <w:cs/>
-          <w:lang w:bidi="th-TH"/>
-        </w:rPr>
-        <w:t xml:space="preserve">คือมาตรฐานสากลที่ใช้อธิบายระดับความเชี่ยวชาญทางภาษา </w:t>
-      </w:r>
-      <w:r>
-        <w:rPr>
-          <w:rFonts w:ascii="TH Sarabun New" w:hAnsi="TH Sarabun New" w:cs="TH Sarabun New"/>
-          <w:sz w:val="32"/>
-          <w:szCs w:val="32"/>
-          <w:lang w:bidi="th-TH"/>
-        </w:rPr>
-        <w:t xml:space="preserve">CEFR </w:t>
-      </w:r>
-      <w:r>
-        <w:rPr>
-          <w:rFonts w:ascii="TH Sarabun New" w:hAnsi="TH Sarabun New" w:cs="TH Sarabun New"/>
-          <w:sz w:val="32"/>
-          <w:szCs w:val="32"/>
-          <w:cs/>
-          <w:lang w:bidi="th-TH"/>
-        </w:rPr>
-        <w:t xml:space="preserve">ได้รับการยอมรับอย่างกว้างขวางในทวีปยุโรป และมีการยอมรับเพิ่มมากขึ้นทั่วโลก </w:t>
-      </w:r>
-      <w:r>
-        <w:rPr>
-          <w:rFonts w:ascii="TH Sarabun New" w:hAnsi="TH Sarabun New" w:cs="TH Sarabun New"/>
-          <w:sz w:val="32"/>
-          <w:szCs w:val="32"/>
-          <w:lang w:bidi="th-TH"/>
-        </w:rPr>
-        <w:t xml:space="preserve">EF SET </w:t>
-      </w:r>
-      <w:r>
-        <w:rPr>
-          <w:rFonts w:ascii="TH Sarabun New" w:hAnsi="TH Sarabun New" w:cs="TH Sarabun New"/>
-          <w:sz w:val="32"/>
-          <w:szCs w:val="32"/>
-          <w:cs/>
-          <w:lang w:bidi="th-TH"/>
-        </w:rPr>
-        <w:t xml:space="preserve">เป็นมาตรฐานการทดสอบภาษาอังกฤษเดียวที่วัดระดับทักษะทั้งหมดได้อย่างแม่นยำ ตั้งแต่ระดับเริ่มต้นไปจนถึงระดับชำนาญ โดยอ้างอิงตามกรอบ </w:t>
-      </w:r>
-      <w:r>
-        <w:rPr>
-          <w:rFonts w:ascii="TH Sarabun New" w:hAnsi="TH Sarabun New" w:cs="TH Sarabun New"/>
-          <w:sz w:val="32"/>
-          <w:szCs w:val="32"/>
-          <w:lang w:bidi="th-TH"/>
-        </w:rPr>
-        <w:t xml:space="preserve">CEFR </w:t>
-      </w:r>
-      <w:r>
-        <w:rPr>
-          <w:rFonts w:ascii="TH Sarabun New" w:hAnsi="TH Sarabun New" w:cs="TH Sarabun New"/>
-          <w:sz w:val="32"/>
-          <w:szCs w:val="32"/>
-          <w:cs/>
-          <w:lang w:bidi="th-TH"/>
-        </w:rPr>
-        <w:t xml:space="preserve">แบบทดสอบภาษาอังกฤษที่ได้รับมาตรฐานอื่น ๆ สามารถประเมินระดับความเชี่ยวชาญได้บ้าง แต่ไม่ใช่ระดับทั้งหมดของ </w:t>
-      </w:r>
-      <w:r>
-        <w:rPr>
-          <w:rFonts w:ascii="TH Sarabun New" w:hAnsi="TH Sarabun New" w:cs="TH Sarabun New"/>
-          <w:sz w:val="32"/>
-          <w:szCs w:val="32"/>
-          <w:lang w:bidi="th-TH"/>
-        </w:rPr>
-        <w:t>CEFR</w:t>
+        <w:t>B1 - Intermediate (</w:t>
+      </w:r>
+      <w:r>
+        <w:rPr>
+          <w:rFonts w:ascii="TH Sarabun New" w:hAnsi="TH Sarabun New" w:cs="TH Sarabun New"/>
+          <w:sz w:val="32"/>
+          <w:szCs w:val="32"/>
+          <w:cs/>
+          <w:lang w:bidi="th-TH"/>
+        </w:rPr>
+        <w:t>ระดับกลาง): สื่อสารได้คล่องตัวขึ้นในสถานการณ์ทั่วไปหรือขณะเดินทางต่างประเทศ เข้าใจประเด็นหลักของเรื่องที่คุ้นเคย แลกเปลี่ยนความคิดเห็น แสดงความคิดเห็นสั้นๆ เกี่ยวกับเรื่องทั่วไปได้</w:t>
       </w:r>
     </w:p>
     <w:p>
       <w:pPr>
         <w:pStyle w:val="Textbody"/>
-        <w:rPr>
-          <w:rFonts w:ascii="TH Sarabun New" w:hAnsi="TH Sarabun New" w:cs="TH Sarabun New"/>
-          <w:sz w:val="32"/>
-          <w:szCs w:val="32"/>
-          <w:lang w:bidi="th-TH"/>
-        </w:rPr>
-      </w:pPr>
+        <w:numPr>
+          <w:ilvl w:val="0"/>
+          <w:numId w:val="37"/>
+        </w:numPr>
+        <w:rPr>
+          <w:rFonts w:ascii="TH Sarabun New" w:hAnsi="TH Sarabun New" w:cs="TH Sarabun New"/>
+          <w:sz w:val="32"/>
+          <w:szCs w:val="32"/>
+          <w:lang w:bidi="th-TH"/>
+        </w:rPr>
+      </w:pPr>
+      <w:r>
+        <w:rPr>
+          <w:rFonts w:ascii="TH Sarabun New" w:hAnsi="TH Sarabun New" w:cs="TH Sarabun New"/>
+          <w:sz w:val="32"/>
+          <w:szCs w:val="32"/>
+          <w:lang w:bidi="th-TH"/>
+        </w:rPr>
+        <w:t>B2 - Upper-Intermediate (</w:t>
+      </w:r>
+      <w:r>
+        <w:rPr>
+          <w:rFonts w:ascii="TH Sarabun New" w:hAnsi="TH Sarabun New" w:cs="TH Sarabun New"/>
+          <w:sz w:val="32"/>
+          <w:szCs w:val="32"/>
+          <w:cs/>
+          <w:lang w:bidi="th-TH"/>
+        </w:rPr>
+        <w:t>ระดับกลาง-สูง): ใช้งานภาษาได้อย่างมีประสิทธิภาพ สื่อสารได้อย่างคล่องแคล่วและเป็นธรรมชาติในหัวข้อที่ซับซ้อน ทั้งบริบทการเรียนและการทำงาน สามารถเข้าใจใจความสำคัญของข้อความที่ซับซ้อนได้</w:t>
+      </w:r>
     </w:p>
     <w:p>
       <w:pPr>
         <w:pStyle w:val="Textbody"/>
         <w:rPr>
-          <w:rFonts w:ascii="TH Sarabun New" w:hAnsi="TH Sarabun New" w:cs="TH Sarabun New"/>
-          <w:sz w:val="32"/>
-          <w:szCs w:val="32"/>
-          <w:lang w:bidi="th-TH"/>
-        </w:rPr>
-      </w:pPr>
+          <w:rFonts w:ascii="TH Sarabun New" w:hAnsi="TH Sarabun New" w:cs="TH Sarabun New" w:hint="cs"/>
+          <w:sz w:val="32"/>
+          <w:szCs w:val="32"/>
+          <w:lang w:bidi="th-TH"/>
+        </w:rPr>
+      </w:pPr>
+      <w:r>
+        <w:rPr>
+          <w:rFonts w:ascii="TH Sarabun New" w:hAnsi="TH Sarabun New" w:cs="TH Sarabun New"/>
+          <w:sz w:val="32"/>
+          <w:szCs w:val="32"/>
+          <w:cs/>
+          <w:lang w:bidi="th-TH"/>
+        </w:rPr>
+        <w:t>ผู้จัดทำ</w:t>
+      </w:r>
+      <w:r>
+        <w:rPr>
+          <w:rFonts w:ascii="TH Sarabun New" w:hAnsi="TH Sarabun New" w:cs="TH Sarabun New" w:hint="cs"/>
+          <w:sz w:val="32"/>
+          <w:szCs w:val="32"/>
+          <w:cs/>
+          <w:lang w:bidi="th-TH"/>
+        </w:rPr>
+        <w:t>ยึดหลัก</w:t>
+      </w:r>
+      <w:r>
+        <w:rPr>
+          <w:rFonts w:ascii="TH Sarabun New" w:hAnsi="TH Sarabun New" w:cs="TH Sarabun New"/>
+          <w:sz w:val="32"/>
+          <w:szCs w:val="32"/>
+          <w:cs/>
+          <w:lang w:bidi="th-TH"/>
+        </w:rPr>
+        <w:t>เนื้อหาภาษาอังกฤษ</w:t>
+      </w:r>
+      <w:r>
+        <w:rPr>
+          <w:rFonts w:ascii="TH Sarabun New" w:hAnsi="TH Sarabun New" w:cs="TH Sarabun New" w:hint="cs"/>
+          <w:sz w:val="32"/>
+          <w:szCs w:val="32"/>
+          <w:cs/>
+          <w:lang w:bidi="th-TH"/>
+        </w:rPr>
+        <w:t>ตาม</w:t>
+      </w:r>
+      <w:r>
+        <w:rPr>
+          <w:rFonts w:ascii="TH Sarabun New" w:hAnsi="TH Sarabun New" w:cs="TH Sarabun New"/>
+          <w:sz w:val="32"/>
+          <w:szCs w:val="32"/>
+          <w:cs/>
+          <w:lang w:bidi="th-TH"/>
+        </w:rPr>
+        <w:t>มาตรฐาน</w:t>
+      </w:r>
+      <w:r>
+        <w:rPr>
+          <w:rFonts w:ascii="TH Sarabun New" w:hAnsi="TH Sarabun New" w:cs="TH Sarabun New"/>
+          <w:sz w:val="32"/>
+          <w:szCs w:val="32"/>
+          <w:lang w:bidi="th-TH"/>
+        </w:rPr>
+        <w:t xml:space="preserve"> CEFR </w:t>
+      </w:r>
+      <w:r>
+        <w:rPr>
+          <w:rFonts w:ascii="TH Sarabun New" w:hAnsi="TH Sarabun New" w:cs="TH Sarabun New" w:hint="cs"/>
+          <w:sz w:val="32"/>
+          <w:szCs w:val="32"/>
+          <w:cs/>
+          <w:lang w:bidi="th-TH"/>
+        </w:rPr>
+        <w:t xml:space="preserve">เพื่อเป็น </w:t>
+      </w:r>
+      <w:r>
+        <w:rPr>
+          <w:rFonts w:ascii="TH Sarabun New" w:hAnsi="TH Sarabun New" w:cs="TH Sarabun New"/>
+          <w:sz w:val="32"/>
+          <w:szCs w:val="32"/>
+          <w:lang w:bidi="th-TH"/>
+        </w:rPr>
+        <w:t xml:space="preserve">guideline </w:t>
+      </w:r>
+      <w:r>
+        <w:rPr>
+          <w:rFonts w:ascii="TH Sarabun New" w:hAnsi="TH Sarabun New" w:cs="TH Sarabun New" w:hint="cs"/>
+          <w:sz w:val="32"/>
+          <w:szCs w:val="32"/>
+          <w:cs/>
+          <w:lang w:bidi="th-TH"/>
+        </w:rPr>
+        <w:t>การออกแบบบริบทการสนทนาในเกมให้เหมาะสมตามระดับการเรียนรู้ของผู้เล่น</w:t>
+      </w:r>
+    </w:p>
+    <w:p>
+      <w:pPr>
+        <w:rPr>
+          <w:rFonts w:ascii="TH Sarabun New" w:hAnsi="TH Sarabun New"/>
+          <w:sz w:val="32"/>
+          <w:lang w:bidi="th-TH"/>
+        </w:rPr>
+      </w:pPr>
+      <w:r>
+        <w:rPr>
+          <w:rFonts w:ascii="TH Sarabun New" w:hAnsi="TH Sarabun New"/>
+          <w:sz w:val="32"/>
+          <w:lang w:bidi="th-TH"/>
+        </w:rPr>
+        <w:t xml:space="preserve">3. </w:t>
+      </w:r>
+      <w:proofErr w:type="spellStart"/>
+      <w:r>
+        <w:rPr>
+          <w:rFonts w:ascii="TH Sarabun New" w:hAnsi="TH Sarabun New"/>
+          <w:sz w:val="32"/>
+          <w:lang w:bidi="th-TH"/>
+        </w:rPr>
+        <w:t>trueplookpanya</w:t>
+      </w:r>
+      <w:proofErr w:type="spellEnd"/>
+    </w:p>
+    <w:p>
+      <w:pPr>
+        <w:ind w:firstLine="709"/>
+        <w:rPr>
+          <w:lang w:bidi="th-TH"/>
+        </w:rPr>
+      </w:pPr>
+      <w:r>
+        <w:rPr>
+          <w:cs/>
+          <w:lang w:bidi="th-TH"/>
+        </w:rPr>
+        <w:t>ทรูปลูกปัญญา คือ</w:t>
+      </w:r>
+      <w:r>
+        <w:rPr>
+          <w:lang w:bidi="th-TH"/>
+        </w:rPr>
+        <w:t> </w:t>
+      </w:r>
+      <w:r>
+        <w:rPr>
+          <w:cs/>
+          <w:lang w:bidi="th-TH"/>
+        </w:rPr>
+        <w:t xml:space="preserve">คลังความรู้ออนไลน์และศูนย์รวมสื่อการศึกษาอันดับ </w:t>
+      </w:r>
+      <w:r>
+        <w:rPr>
+          <w:lang w:bidi="th-TH"/>
+        </w:rPr>
+        <w:t xml:space="preserve">1 </w:t>
+      </w:r>
+      <w:r>
+        <w:rPr>
+          <w:cs/>
+          <w:lang w:bidi="th-TH"/>
+        </w:rPr>
+        <w:t>ของไทย</w:t>
+      </w:r>
+      <w:r>
+        <w:rPr>
+          <w:lang w:bidi="th-TH"/>
+        </w:rPr>
+        <w:t> </w:t>
+      </w:r>
+      <w:r>
+        <w:rPr>
+          <w:cs/>
+          <w:lang w:bidi="th-TH"/>
+        </w:rPr>
+        <w:t>พัฒนาโดยกลุ่มทรู เพื่อสร้างสังคมแห่งการเรียนรู้ที่ไม่มีที่สิ้นสุด ให้บริการฟรี ทั้งคลังบทเรียน</w:t>
+      </w:r>
+      <w:r>
+        <w:rPr>
+          <w:lang w:bidi="th-TH"/>
+        </w:rPr>
+        <w:t xml:space="preserve">, </w:t>
+      </w:r>
+      <w:r>
+        <w:rPr>
+          <w:cs/>
+          <w:lang w:bidi="th-TH"/>
+        </w:rPr>
+        <w:t>คลิปติว</w:t>
+      </w:r>
+      <w:proofErr w:type="spellStart"/>
+      <w:r>
+        <w:rPr>
+          <w:cs/>
+          <w:lang w:bidi="th-TH"/>
+        </w:rPr>
+        <w:t>เต</w:t>
+      </w:r>
+      <w:proofErr w:type="spellEnd"/>
+      <w:r>
+        <w:rPr>
+          <w:cs/>
+          <w:lang w:bidi="th-TH"/>
+        </w:rPr>
+        <w:t>อร์</w:t>
+      </w:r>
+      <w:r>
+        <w:rPr>
+          <w:lang w:bidi="th-TH"/>
+        </w:rPr>
+        <w:t xml:space="preserve">, </w:t>
+      </w:r>
+      <w:r>
+        <w:rPr>
+          <w:cs/>
+          <w:lang w:bidi="th-TH"/>
+        </w:rPr>
+        <w:t>คลังข้อสอบ</w:t>
+      </w:r>
+      <w:r>
+        <w:rPr>
+          <w:lang w:bidi="th-TH"/>
+        </w:rPr>
+        <w:t xml:space="preserve">, </w:t>
+      </w:r>
+      <w:r>
+        <w:rPr>
+          <w:cs/>
+          <w:lang w:bidi="th-TH"/>
+        </w:rPr>
+        <w:t>แหล่งการเรียนรู้คู่คุณธรรม</w:t>
+      </w:r>
+      <w:r>
+        <w:rPr>
+          <w:lang w:bidi="th-TH"/>
+        </w:rPr>
+        <w:t xml:space="preserve">, </w:t>
+      </w:r>
+      <w:r>
+        <w:rPr>
+          <w:cs/>
+          <w:lang w:bidi="th-TH"/>
+        </w:rPr>
+        <w:t>ข่าวสารศึกษา</w:t>
+      </w:r>
+      <w:r>
+        <w:rPr>
+          <w:lang w:bidi="th-TH"/>
+        </w:rPr>
+        <w:t xml:space="preserve">, </w:t>
+      </w:r>
+      <w:r>
+        <w:rPr>
+          <w:cs/>
+          <w:lang w:bidi="th-TH"/>
+        </w:rPr>
+        <w:t>แอปพลิเคชัน</w:t>
+      </w:r>
+      <w:r>
+        <w:rPr>
+          <w:lang w:bidi="th-TH"/>
+        </w:rPr>
+        <w:t xml:space="preserve">, </w:t>
+      </w:r>
+      <w:r>
+        <w:rPr>
+          <w:cs/>
+          <w:lang w:bidi="th-TH"/>
+        </w:rPr>
+        <w:t>และช่องทีวีทรูปลูกปัญญา (</w:t>
+      </w:r>
+      <w:proofErr w:type="spellStart"/>
+      <w:r>
+        <w:rPr>
+          <w:lang w:bidi="th-TH"/>
+        </w:rPr>
+        <w:t>TrueVisions</w:t>
+      </w:r>
+      <w:proofErr w:type="spellEnd"/>
+      <w:r>
+        <w:rPr>
+          <w:lang w:bidi="th-TH"/>
+        </w:rPr>
+        <w:t>)</w:t>
+      </w:r>
+    </w:p>
+    <w:p>
+      <w:pPr>
+        <w:ind w:firstLine="709"/>
+        <w:rPr>
+          <w:lang w:bidi="th-TH"/>
+        </w:rPr>
+      </w:pPr>
+      <w:r>
+        <w:rPr>
+          <w:rFonts w:ascii="TH Sarabun New" w:hAnsi="TH Sarabun New"/>
+          <w:sz w:val="32"/>
+          <w:cs/>
+          <w:lang w:bidi="th-TH"/>
+        </w:rPr>
+        <w:t>ผู้จัดทำ</w:t>
+      </w:r>
+      <w:r>
+        <w:rPr>
+          <w:rFonts w:hint="cs"/>
+          <w:cs/>
+          <w:lang w:bidi="th-TH"/>
+        </w:rPr>
+        <w:t>อ้างอิงเนื้อหาบทเรียนในแต่ละวัยตาม</w:t>
+      </w:r>
+      <w:r>
+        <w:rPr>
+          <w:cs/>
+          <w:lang w:bidi="th-TH"/>
+        </w:rPr>
+        <w:t>คลังบทเรียน</w:t>
+      </w:r>
+      <w:r>
+        <w:rPr>
+          <w:rFonts w:hint="cs"/>
+          <w:cs/>
+          <w:lang w:bidi="th-TH"/>
+        </w:rPr>
+        <w:t>ของ</w:t>
+      </w:r>
+      <w:r>
+        <w:rPr>
+          <w:cs/>
+          <w:lang w:bidi="th-TH"/>
+        </w:rPr>
+        <w:t>ทรูปลูกปัญญา</w:t>
+      </w:r>
+      <w:r>
+        <w:rPr>
+          <w:rFonts w:hint="cs"/>
+          <w:cs/>
+          <w:lang w:bidi="th-TH"/>
+        </w:rPr>
+        <w:t xml:space="preserve"> </w:t>
+      </w:r>
+      <w:r>
+        <w:rPr>
+          <w:rFonts w:hint="cs"/>
+          <w:cs/>
+          <w:lang w:bidi="th-TH"/>
+        </w:rPr>
+        <w:t>เพราะเป็นคลังความรู้ขนาดใหญ่ที่ครอบคลุมเนื้อหาการเรียนภาษาอังกฤษของทุกชั้นเรียน และเป็นแหล่ง</w:t>
+      </w:r>
+      <w:proofErr w:type="spellStart"/>
+      <w:r>
+        <w:rPr>
+          <w:rFonts w:hint="cs"/>
+          <w:cs/>
+          <w:lang w:bidi="th-TH"/>
+        </w:rPr>
+        <w:t>ข้</w:t>
+      </w:r>
+      <w:proofErr w:type="spellEnd"/>
+      <w:r>
+        <w:rPr>
+          <w:rFonts w:hint="cs"/>
+          <w:cs/>
+          <w:lang w:bidi="th-TH"/>
+        </w:rPr>
+        <w:t>อม</w:t>
+      </w:r>
+      <w:proofErr w:type="spellStart"/>
+      <w:r>
+        <w:rPr>
+          <w:rFonts w:hint="cs"/>
+          <w:cs/>
+          <w:lang w:bidi="th-TH"/>
+        </w:rPr>
+        <w:t>ูง</w:t>
+      </w:r>
+      <w:proofErr w:type="spellEnd"/>
+      <w:r>
+        <w:rPr>
+          <w:rFonts w:hint="cs"/>
+          <w:cs/>
+          <w:lang w:bidi="th-TH"/>
+        </w:rPr>
+        <w:t>ที่น่าเชื่อถือของไทย</w:t>
+      </w:r>
+    </w:p>
+    <w:p>
+      <w:pPr>
+        <w:ind w:firstLine="709"/>
+        <w:rPr>
+          <w:rFonts w:hint="cs"/>
+          <w:cs/>
+          <w:lang w:bidi="th-TH"/>
+        </w:rPr>
+      </w:pPr>
+    </w:p>
+    <w:p>
+      <w:pPr>
+        <w:rPr>
+          <w:rFonts w:ascii="TH Sarabun New" w:hAnsi="TH Sarabun New"/>
+          <w:sz w:val="32"/>
+        </w:rPr>
+      </w:pPr>
+      <w:r>
+        <w:rPr>
+          <w:rFonts w:ascii="TH Sarabun New" w:hAnsi="TH Sarabun New"/>
+          <w:sz w:val="32"/>
+        </w:rPr>
+        <w:t>7.</w:t>
+      </w:r>
+      <w:r>
+        <w:rPr>
+          <w:rFonts w:ascii="TH Sarabun New" w:hAnsi="TH Sarabun New"/>
+          <w:sz w:val="32"/>
+        </w:rPr>
+        <w:t>2</w:t>
+      </w:r>
+      <w:r>
+        <w:rPr>
+          <w:rFonts w:ascii="TH Sarabun New" w:hAnsi="TH Sarabun New"/>
+          <w:sz w:val="32"/>
+        </w:rPr>
+        <w:t xml:space="preserve"> </w:t>
+      </w:r>
+      <w:r>
+        <w:rPr>
+          <w:rFonts w:ascii="TH Sarabun New" w:hAnsi="TH Sarabun New"/>
+          <w:sz w:val="32"/>
+        </w:rPr>
+        <w:t>Proposed Solution, System Design</w:t>
+      </w:r>
+    </w:p>
+    <w:p>
+      <w:pPr>
+        <w:rPr>
+          <w:rFonts w:ascii="TH Sarabun New" w:hAnsi="TH Sarabun New"/>
+          <w:sz w:val="32"/>
+        </w:rPr>
+      </w:pPr>
+    </w:p>
+    <w:p>
+      <w:pPr>
+        <w:rPr>
+          <w:rFonts w:ascii="TH Sarabun New" w:hAnsi="TH Sarabun New"/>
+          <w:sz w:val="32"/>
+          <w:cs/>
+        </w:rPr>
+      </w:pPr>
+      <w:r>
+        <w:rPr>
+          <w:rFonts w:ascii="TH Sarabun New" w:hAnsi="TH Sarabun New"/>
+          <w:sz w:val="32"/>
+        </w:rPr>
+        <w:t>7.</w:t>
+      </w:r>
+      <w:r>
+        <w:rPr>
+          <w:rFonts w:ascii="TH Sarabun New" w:hAnsi="TH Sarabun New"/>
+          <w:sz w:val="32"/>
+        </w:rPr>
+        <w:t>3 Technology stack</w:t>
+      </w:r>
+    </w:p>
+    <w:p>
+      <w:pPr>
+        <w:pStyle w:val="ListParagraph"/>
+        <w:numPr>
+          <w:ilvl w:val="0"/>
+          <w:numId w:val="29"/>
+        </w:numPr>
+        <w:rPr>
+          <w:rFonts w:ascii="TH Sarabun New" w:hAnsi="TH Sarabun New" w:cs="TH Sarabun New"/>
+          <w:sz w:val="32"/>
+          <w:szCs w:val="32"/>
+          <w:lang w:bidi="th-TH"/>
+        </w:rPr>
+      </w:pPr>
+      <w:r>
+        <w:rPr>
+          <w:rStyle w:val="StrongEmphasis"/>
+          <w:rFonts w:ascii="TH Sarabun New" w:hAnsi="TH Sarabun New" w:cs="TH Sarabun New"/>
+          <w:sz w:val="32"/>
+          <w:szCs w:val="32"/>
+          <w:cs/>
+          <w:lang w:bidi="th-TH"/>
+        </w:rPr>
+        <w:t xml:space="preserve">แพลตฟอร์ม </w:t>
+      </w:r>
+      <w:r>
+        <w:rPr>
+          <w:rStyle w:val="StrongEmphasis"/>
+          <w:rFonts w:ascii="TH Sarabun New" w:hAnsi="TH Sarabun New" w:cs="TH Sarabun New"/>
+          <w:sz w:val="32"/>
+          <w:szCs w:val="32"/>
+          <w:lang w:bidi="th-TH"/>
+        </w:rPr>
+        <w:t xml:space="preserve">Roblox </w:t>
+      </w:r>
+      <w:r>
+        <w:rPr>
+          <w:rStyle w:val="StrongEmphasis"/>
+          <w:rFonts w:ascii="TH Sarabun New" w:hAnsi="TH Sarabun New" w:cs="TH Sarabun New"/>
+          <w:sz w:val="32"/>
+          <w:szCs w:val="32"/>
+          <w:cs/>
+          <w:lang w:bidi="th-TH"/>
+        </w:rPr>
+        <w:t xml:space="preserve">และ </w:t>
+      </w:r>
+      <w:r>
+        <w:rPr>
+          <w:rStyle w:val="StrongEmphasis"/>
+          <w:rFonts w:ascii="TH Sarabun New" w:hAnsi="TH Sarabun New" w:cs="TH Sarabun New"/>
+          <w:sz w:val="32"/>
+          <w:szCs w:val="32"/>
+          <w:lang w:bidi="th-TH"/>
+        </w:rPr>
+        <w:t>Roblox Studio (Roblox Platform &amp; Engine)</w:t>
+      </w:r>
+    </w:p>
+    <w:p>
+      <w:pPr>
+        <w:pStyle w:val="ListParagraph"/>
+        <w:numPr>
+          <w:ilvl w:val="1"/>
+          <w:numId w:val="29"/>
+        </w:numPr>
+        <w:rPr>
+          <w:rFonts w:ascii="TH Sarabun New" w:hAnsi="TH Sarabun New" w:cs="TH Sarabun New"/>
+          <w:sz w:val="32"/>
+          <w:szCs w:val="32"/>
+          <w:lang w:bidi="th-TH"/>
+        </w:rPr>
+      </w:pPr>
+      <w:r>
+        <w:rPr>
+          <w:rFonts w:ascii="TH Sarabun New" w:hAnsi="TH Sarabun New" w:cs="TH Sarabun New"/>
+          <w:sz w:val="32"/>
+          <w:szCs w:val="32"/>
+          <w:cs/>
+          <w:lang w:bidi="th-TH"/>
+        </w:rPr>
+        <w:t xml:space="preserve">สถาปัตยกรรมของ </w:t>
+      </w:r>
+      <w:r>
+        <w:rPr>
+          <w:rFonts w:ascii="TH Sarabun New" w:hAnsi="TH Sarabun New" w:cs="TH Sarabun New"/>
+          <w:sz w:val="32"/>
+          <w:szCs w:val="32"/>
+          <w:lang w:bidi="th-TH"/>
+        </w:rPr>
+        <w:t>Roblox (Roblox Architecture)</w:t>
+      </w:r>
+    </w:p>
+    <w:p>
+      <w:pPr>
+        <w:ind w:firstLine="425"/>
+        <w:rPr>
+          <w:rFonts w:ascii="TH Sarabun New" w:hAnsi="TH Sarabun New" w:hint="cs"/>
+          <w:sz w:val="32"/>
+          <w:lang w:bidi="th-TH"/>
+        </w:rPr>
+      </w:pPr>
+      <w:r>
+        <w:rPr>
+          <w:rFonts w:ascii="TH Sarabun New" w:hAnsi="TH Sarabun New"/>
+          <w:sz w:val="32"/>
+          <w:lang w:bidi="th-TH"/>
+        </w:rPr>
+        <w:t xml:space="preserve">Roblox </w:t>
+      </w:r>
+      <w:r>
+        <w:rPr>
+          <w:rFonts w:ascii="TH Sarabun New" w:hAnsi="TH Sarabun New"/>
+          <w:sz w:val="32"/>
+          <w:cs/>
+          <w:lang w:bidi="th-TH"/>
+        </w:rPr>
+        <w:t>เป็นแพลตฟอร์มเกมออนไลน์แบบผู้เล่นหลายคน (</w:t>
+      </w:r>
+      <w:r>
+        <w:rPr>
+          <w:rFonts w:ascii="TH Sarabun New" w:hAnsi="TH Sarabun New"/>
+          <w:sz w:val="32"/>
+          <w:lang w:bidi="th-TH"/>
+        </w:rPr>
+        <w:t xml:space="preserve">Massively Multiplayer Online - MMO) </w:t>
+      </w:r>
+      <w:r>
+        <w:rPr>
+          <w:rFonts w:ascii="TH Sarabun New" w:hAnsi="TH Sarabun New"/>
+          <w:sz w:val="32"/>
+          <w:cs/>
+          <w:lang w:bidi="th-TH"/>
+        </w:rPr>
+        <w:t xml:space="preserve">ที่ทำงานภายใต้สถาปัตยกรรมแบบ </w:t>
+      </w:r>
+      <w:r>
+        <w:rPr>
+          <w:rFonts w:ascii="TH Sarabun New" w:hAnsi="TH Sarabun New"/>
+          <w:sz w:val="32"/>
+          <w:lang w:bidi="th-TH"/>
+        </w:rPr>
+        <w:t xml:space="preserve">Client-Server Model </w:t>
+      </w:r>
+      <w:r>
+        <w:rPr>
+          <w:rFonts w:ascii="TH Sarabun New" w:hAnsi="TH Sarabun New"/>
+          <w:sz w:val="32"/>
+          <w:cs/>
+          <w:lang w:bidi="th-TH"/>
+        </w:rPr>
+        <w:t xml:space="preserve">โดยตัวเกมถูกขับเคลื่อนด้วย </w:t>
+      </w:r>
+      <w:r>
+        <w:rPr>
+          <w:rStyle w:val="StrongEmphasis"/>
+          <w:rFonts w:ascii="TH Sarabun New" w:hAnsi="TH Sarabun New"/>
+          <w:b w:val="0"/>
+          <w:bCs w:val="0"/>
+          <w:sz w:val="32"/>
+          <w:lang w:bidi="th-TH"/>
+        </w:rPr>
+        <w:t>Roblox Engine</w:t>
+      </w:r>
+      <w:r>
+        <w:rPr>
+          <w:rFonts w:ascii="TH Sarabun New" w:hAnsi="TH Sarabun New"/>
+          <w:sz w:val="32"/>
+          <w:lang w:bidi="th-TH"/>
+        </w:rPr>
+        <w:t xml:space="preserve"> </w:t>
+      </w:r>
+      <w:r>
+        <w:rPr>
+          <w:rFonts w:ascii="TH Sarabun New" w:hAnsi="TH Sarabun New"/>
+          <w:sz w:val="32"/>
+          <w:cs/>
+          <w:lang w:bidi="th-TH"/>
+        </w:rPr>
+        <w:t xml:space="preserve">ซึ่งเป็น </w:t>
+      </w:r>
+      <w:r>
+        <w:rPr>
+          <w:rFonts w:ascii="TH Sarabun New" w:hAnsi="TH Sarabun New"/>
+          <w:sz w:val="32"/>
+          <w:lang w:bidi="th-TH"/>
+        </w:rPr>
+        <w:t xml:space="preserve">Game Engine </w:t>
+      </w:r>
+      <w:r>
+        <w:rPr>
+          <w:rFonts w:ascii="TH Sarabun New" w:hAnsi="TH Sarabun New"/>
+          <w:sz w:val="32"/>
+          <w:cs/>
+          <w:lang w:bidi="th-TH"/>
+        </w:rPr>
+        <w:t>ที่ประมวลผลระบบฟิสิกส์ (</w:t>
+      </w:r>
+      <w:r>
+        <w:rPr>
+          <w:rFonts w:ascii="TH Sarabun New" w:hAnsi="TH Sarabun New"/>
+          <w:sz w:val="32"/>
+          <w:lang w:bidi="th-TH"/>
+        </w:rPr>
+        <w:t xml:space="preserve">Physics) </w:t>
+      </w:r>
+      <w:r>
+        <w:rPr>
+          <w:rFonts w:ascii="TH Sarabun New" w:hAnsi="TH Sarabun New"/>
+          <w:sz w:val="32"/>
+          <w:cs/>
+          <w:lang w:bidi="th-TH"/>
+        </w:rPr>
+        <w:t>และการแสดงผลกราฟิก (</w:t>
+      </w:r>
+      <w:r>
+        <w:rPr>
+          <w:rFonts w:ascii="TH Sarabun New" w:hAnsi="TH Sarabun New"/>
+          <w:sz w:val="32"/>
+          <w:lang w:bidi="th-TH"/>
+        </w:rPr>
+        <w:t xml:space="preserve">Rendering) </w:t>
+      </w:r>
+      <w:r>
+        <w:rPr>
+          <w:rFonts w:ascii="TH Sarabun New" w:hAnsi="TH Sarabun New"/>
+          <w:sz w:val="32"/>
+          <w:cs/>
+          <w:lang w:bidi="th-TH"/>
+        </w:rPr>
+        <w:t>แบบเรียลไทม์หลักการทำงานเริ่มต้นเมื่อผู้เล่น (</w:t>
+      </w:r>
+      <w:r>
+        <w:rPr>
+          <w:rFonts w:ascii="TH Sarabun New" w:hAnsi="TH Sarabun New"/>
+          <w:sz w:val="32"/>
+          <w:lang w:bidi="th-TH"/>
+        </w:rPr>
+        <w:t xml:space="preserve">Client) </w:t>
+      </w:r>
+      <w:r>
+        <w:rPr>
+          <w:rFonts w:ascii="TH Sarabun New" w:hAnsi="TH Sarabun New"/>
+          <w:sz w:val="32"/>
+          <w:cs/>
+          <w:lang w:bidi="th-TH"/>
+        </w:rPr>
+        <w:t>เข้าสู่เกม ตัวโปรแกรมจะทำการส่งข้อมูล (</w:t>
+      </w:r>
+      <w:r>
+        <w:rPr>
+          <w:rFonts w:ascii="TH Sarabun New" w:hAnsi="TH Sarabun New"/>
+          <w:sz w:val="32"/>
+          <w:lang w:bidi="th-TH"/>
+        </w:rPr>
+        <w:t xml:space="preserve">Replication) </w:t>
+      </w:r>
+      <w:r>
+        <w:rPr>
+          <w:rFonts w:ascii="TH Sarabun New" w:hAnsi="TH Sarabun New"/>
+          <w:sz w:val="32"/>
+          <w:cs/>
+          <w:lang w:bidi="th-TH"/>
+        </w:rPr>
+        <w:t>ระหว่างเครื่องของผู้เล่นและ</w:t>
+      </w:r>
+      <w:proofErr w:type="spellStart"/>
+      <w:r>
+        <w:rPr>
+          <w:rFonts w:ascii="TH Sarabun New" w:hAnsi="TH Sarabun New"/>
+          <w:sz w:val="32"/>
+          <w:cs/>
+          <w:lang w:bidi="th-TH"/>
+        </w:rPr>
+        <w:t>เซิร์ฟเวอร์</w:t>
+      </w:r>
+      <w:proofErr w:type="spellEnd"/>
+      <w:r>
+        <w:rPr>
+          <w:rFonts w:ascii="TH Sarabun New" w:hAnsi="TH Sarabun New"/>
+          <w:sz w:val="32"/>
+          <w:cs/>
+          <w:lang w:bidi="th-TH"/>
+        </w:rPr>
+        <w:t xml:space="preserve"> (</w:t>
+      </w:r>
+      <w:r>
+        <w:rPr>
+          <w:rFonts w:ascii="TH Sarabun New" w:hAnsi="TH Sarabun New"/>
+          <w:sz w:val="32"/>
+          <w:lang w:bidi="th-TH"/>
+        </w:rPr>
+        <w:t xml:space="preserve">Server) </w:t>
+      </w:r>
+      <w:r>
+        <w:rPr>
+          <w:rFonts w:ascii="TH Sarabun New" w:hAnsi="TH Sarabun New"/>
+          <w:sz w:val="32"/>
+          <w:cs/>
+          <w:lang w:bidi="th-TH"/>
+        </w:rPr>
+        <w:t xml:space="preserve">ของ </w:t>
+      </w:r>
+      <w:r>
+        <w:rPr>
+          <w:rFonts w:ascii="TH Sarabun New" w:hAnsi="TH Sarabun New"/>
+          <w:sz w:val="32"/>
+          <w:lang w:bidi="th-TH"/>
+        </w:rPr>
+        <w:t xml:space="preserve">Roblox </w:t>
+      </w:r>
+      <w:r>
+        <w:rPr>
+          <w:rFonts w:ascii="TH Sarabun New" w:hAnsi="TH Sarabun New"/>
+          <w:sz w:val="32"/>
+          <w:cs/>
+          <w:lang w:bidi="th-TH"/>
+        </w:rPr>
+        <w:t>เพ</w:t>
+      </w:r>
+      <w:proofErr w:type="spellStart"/>
+      <w:r>
+        <w:rPr>
+          <w:rFonts w:ascii="TH Sarabun New" w:hAnsi="TH Sarabun New"/>
+          <w:sz w:val="32"/>
+          <w:cs/>
+          <w:lang w:bidi="th-TH"/>
+        </w:rPr>
+        <w:t>ื่</w:t>
+      </w:r>
+      <w:proofErr w:type="spellEnd"/>
+      <w:r>
+        <w:rPr>
+          <w:rFonts w:ascii="TH Sarabun New" w:hAnsi="TH Sarabun New"/>
+          <w:sz w:val="32"/>
+          <w:cs/>
+          <w:lang w:bidi="th-TH"/>
+        </w:rPr>
+        <w:t>ออ</w:t>
+      </w:r>
+      <w:proofErr w:type="spellStart"/>
+      <w:r>
+        <w:rPr>
+          <w:rFonts w:ascii="TH Sarabun New" w:hAnsi="TH Sarabun New"/>
+          <w:sz w:val="32"/>
+          <w:cs/>
+          <w:lang w:bidi="th-TH"/>
+        </w:rPr>
+        <w:t>ัป</w:t>
+      </w:r>
+      <w:proofErr w:type="spellEnd"/>
+      <w:r>
+        <w:rPr>
+          <w:rFonts w:ascii="TH Sarabun New" w:hAnsi="TH Sarabun New"/>
+          <w:sz w:val="32"/>
+          <w:cs/>
+          <w:lang w:bidi="th-TH"/>
+        </w:rPr>
+        <w:t xml:space="preserve">เดตสถานะของตัวละคร ตำแหน่ง และเหตุการณ์ต่างๆ ภายในเกม </w:t>
+      </w:r>
+    </w:p>
+    <w:p>
+      <w:pPr>
+        <w:pStyle w:val="ListParagraph"/>
+        <w:numPr>
+          <w:ilvl w:val="1"/>
+          <w:numId w:val="29"/>
+        </w:numPr>
+        <w:rPr>
+          <w:rFonts w:ascii="TH Sarabun New" w:hAnsi="TH Sarabun New" w:cs="TH Sarabun New"/>
+          <w:sz w:val="32"/>
+          <w:szCs w:val="32"/>
+          <w:lang w:bidi="th-TH"/>
+        </w:rPr>
+      </w:pPr>
+      <w:r>
+        <w:rPr>
+          <w:rFonts w:ascii="TH Sarabun New" w:hAnsi="TH Sarabun New" w:cs="TH Sarabun New"/>
+          <w:sz w:val="32"/>
+          <w:szCs w:val="32"/>
+          <w:cs/>
+        </w:rPr>
+        <w:t xml:space="preserve">การพัฒนาด้วย </w:t>
+      </w:r>
+      <w:r>
+        <w:rPr>
+          <w:rFonts w:ascii="TH Sarabun New" w:hAnsi="TH Sarabun New" w:cs="TH Sarabun New"/>
+          <w:sz w:val="32"/>
+          <w:szCs w:val="32"/>
+        </w:rPr>
+        <w:t xml:space="preserve">Roblox Studio </w:t>
+      </w:r>
+      <w:r>
+        <w:rPr>
+          <w:rFonts w:ascii="TH Sarabun New" w:hAnsi="TH Sarabun New" w:cs="TH Sarabun New"/>
+          <w:sz w:val="32"/>
+          <w:szCs w:val="32"/>
+          <w:cs/>
+        </w:rPr>
+        <w:t xml:space="preserve">และภาษา </w:t>
+      </w:r>
+      <w:r>
+        <w:rPr>
+          <w:rFonts w:ascii="TH Sarabun New" w:hAnsi="TH Sarabun New" w:cs="TH Sarabun New"/>
+          <w:sz w:val="32"/>
+          <w:szCs w:val="32"/>
+        </w:rPr>
+        <w:t>Luau</w:t>
+      </w:r>
+    </w:p>
+    <w:p>
+      <w:pPr>
+        <w:ind w:firstLine="360"/>
+        <w:rPr>
+          <w:rFonts w:ascii="TH Sarabun New" w:hAnsi="TH Sarabun New"/>
+          <w:sz w:val="32"/>
+          <w:lang w:bidi="th-TH"/>
+        </w:rPr>
+      </w:pPr>
+      <w:r>
+        <w:rPr>
+          <w:rFonts w:ascii="TH Sarabun New" w:hAnsi="TH Sarabun New"/>
+          <w:sz w:val="32"/>
+          <w:lang w:bidi="th-TH"/>
+        </w:rPr>
+        <w:t xml:space="preserve">Roblox Studio </w:t>
+      </w:r>
+      <w:r>
+        <w:rPr>
+          <w:rFonts w:ascii="TH Sarabun New" w:hAnsi="TH Sarabun New"/>
+          <w:sz w:val="32"/>
+          <w:cs/>
+          <w:lang w:bidi="th-TH"/>
+        </w:rPr>
+        <w:t xml:space="preserve">คือ </w:t>
+      </w:r>
+      <w:r>
+        <w:rPr>
+          <w:rFonts w:ascii="TH Sarabun New" w:hAnsi="TH Sarabun New"/>
+          <w:sz w:val="32"/>
+          <w:lang w:bidi="th-TH"/>
+        </w:rPr>
+        <w:t xml:space="preserve">Integrated Development Environment (IDE) </w:t>
+      </w:r>
+      <w:r>
+        <w:rPr>
+          <w:rFonts w:ascii="TH Sarabun New" w:hAnsi="TH Sarabun New"/>
+          <w:sz w:val="32"/>
+          <w:cs/>
+          <w:lang w:bidi="th-TH"/>
+        </w:rPr>
+        <w:t xml:space="preserve">เครื่องมือหลักที่ใช้ในการสร้างสภาพแวดล้อม วัตถุ </w:t>
+      </w:r>
+      <w:r>
+        <w:rPr>
+          <w:rFonts w:ascii="TH Sarabun New" w:hAnsi="TH Sarabun New"/>
+          <w:sz w:val="32"/>
+          <w:lang w:bidi="th-TH"/>
+        </w:rPr>
+        <w:t>3</w:t>
+      </w:r>
+      <w:r>
+        <w:rPr>
+          <w:rFonts w:ascii="TH Sarabun New" w:hAnsi="TH Sarabun New"/>
+          <w:sz w:val="32"/>
+          <w:cs/>
+          <w:lang w:bidi="th-TH"/>
+        </w:rPr>
+        <w:t xml:space="preserve"> มิติ และเขียนโปรแกรมควบคุม การทำงานทั้งหมดถูกควบคุมด้วยภาษา </w:t>
+      </w:r>
+      <w:r>
+        <w:rPr>
+          <w:rStyle w:val="StrongEmphasis"/>
+          <w:rFonts w:ascii="TH Sarabun New" w:hAnsi="TH Sarabun New"/>
+          <w:sz w:val="32"/>
+          <w:lang w:bidi="th-TH"/>
+        </w:rPr>
+        <w:t>Luau</w:t>
+      </w:r>
+      <w:r>
+        <w:rPr>
+          <w:rFonts w:ascii="TH Sarabun New" w:hAnsi="TH Sarabun New"/>
+          <w:sz w:val="32"/>
+          <w:lang w:bidi="th-TH"/>
+        </w:rPr>
+        <w:t xml:space="preserve"> (</w:t>
+      </w:r>
+      <w:proofErr w:type="spellStart"/>
+      <w:r>
+        <w:rPr>
+          <w:rFonts w:ascii="TH Sarabun New" w:hAnsi="TH Sarabun New"/>
+          <w:sz w:val="32"/>
+          <w:cs/>
+          <w:lang w:bidi="th-TH"/>
+        </w:rPr>
+        <w:t>เวอร์ชัน</w:t>
+      </w:r>
+      <w:proofErr w:type="spellEnd"/>
+      <w:r>
+        <w:rPr>
+          <w:rFonts w:ascii="TH Sarabun New" w:hAnsi="TH Sarabun New"/>
+          <w:sz w:val="32"/>
+          <w:cs/>
+          <w:lang w:bidi="th-TH"/>
+        </w:rPr>
+        <w:t xml:space="preserve">ดัดแปลงของภาษา </w:t>
+      </w:r>
+      <w:r>
+        <w:rPr>
+          <w:rFonts w:ascii="TH Sarabun New" w:hAnsi="TH Sarabun New"/>
+          <w:sz w:val="32"/>
+          <w:lang w:bidi="th-TH"/>
+        </w:rPr>
+        <w:t xml:space="preserve">Lua) </w:t>
+      </w:r>
+      <w:r>
+        <w:rPr>
+          <w:rFonts w:ascii="TH Sarabun New" w:hAnsi="TH Sarabun New"/>
+          <w:sz w:val="32"/>
+          <w:cs/>
+          <w:lang w:bidi="th-TH"/>
+        </w:rPr>
+        <w:t xml:space="preserve">ซึ่งเป็นภาษาสคริปต์ที่มีความเร็วสูงและยืดหยุ่น </w:t>
+      </w:r>
+    </w:p>
+    <w:p>
+      <w:pPr>
+        <w:pStyle w:val="Textbody"/>
+        <w:ind w:firstLine="360"/>
+        <w:rPr>
+          <w:rFonts w:ascii="TH Sarabun New" w:hAnsi="TH Sarabun New" w:cs="TH Sarabun New"/>
+          <w:sz w:val="32"/>
+          <w:szCs w:val="32"/>
+          <w:lang w:bidi="th-TH"/>
+        </w:rPr>
+      </w:pPr>
+      <w:r>
+        <w:rPr>
+          <w:rFonts w:ascii="TH Sarabun New" w:hAnsi="TH Sarabun New" w:cs="TH Sarabun New"/>
+          <w:sz w:val="32"/>
+          <w:szCs w:val="32"/>
+          <w:lang w:bidi="th-TH"/>
+        </w:rPr>
+        <w:lastRenderedPageBreak/>
+        <w:drawing>
+          <wp:anchor distT="0" distB="0" distL="114300" distR="114300" simplePos="0" relativeHeight="251658240" behindDoc="1" locked="0" layoutInCell="1" allowOverlap="1" wp14:anchorId="775E82D8" wp14:editId="6EB2EA2F">
+            <wp:simplePos x="0" y="0"/>
+            <wp:positionH relativeFrom="margin">
+              <wp:align>center</wp:align>
+            </wp:positionH>
+            <wp:positionV relativeFrom="paragraph">
+              <wp:posOffset>737235</wp:posOffset>
+            </wp:positionV>
+            <wp:extent cx="2382520" cy="1352550"/>
+            <wp:effectExtent l="0" t="0" r="0" b="0"/>
+            <wp:wrapTopAndBottom/>
+            <wp:docPr id="2050" name="Picture 2" descr="A diagram of the server communicating with all connected clients.">
+              <a:extLst xmlns:a="http://schemas.openxmlformats.org/drawingml/2006/main">
+                <a:ext uri="{FF2B5EF4-FFF2-40B4-BE49-F238E27FC236}">
+                  <a16:creationId xmlns:a16="http://schemas.microsoft.com/office/drawing/2014/main" id="{C3ABDD99-0E90-7BAE-5138-DBEE41BFAD1B}"/>
+                </a:ext>
+              </a:extLst>
+            </wp:docPr>
+            <wp:cNvGraphicFramePr>
+              <a:graphicFrameLocks xmlns:a="http://schemas.openxmlformats.org/drawingml/2006/main" noChangeAspect="1"/>
+            </wp:cNvGraphicFramePr>
+            <a:graphic xmlns:a="http://schemas.openxmlformats.org/drawingml/2006/main">
+              <a:graphicData uri="http://schemas.openxmlformats.org/drawingml/2006/picture">
+                <pic:pic xmlns:pic="http://schemas.openxmlformats.org/drawingml/2006/picture">
+                  <pic:nvPicPr>
+                    <pic:cNvPr id="2050" name="Picture 2" descr="A diagram of the server communicating with all connected clients.">
+                      <a:extLst>
+                        <a:ext uri="{FF2B5EF4-FFF2-40B4-BE49-F238E27FC236}">
+                          <a16:creationId xmlns:a16="http://schemas.microsoft.com/office/drawing/2014/main" id="{C3ABDD99-0E90-7BAE-5138-DBEE41BFAD1B}"/>
+                        </a:ext>
+                      </a:extLst>
+                    </pic:cNvPr>
+                    <pic:cNvPicPr>
+                      <a:picLocks noChangeAspect="1" noChangeArrowheads="1"/>
+                    </pic:cNvPicPr>
+                  </pic:nvPicPr>
+                  <pic:blipFill>
+                    <a:blip r:embed="rId10" cstate="print">
+                      <a:extLst>
+                        <a:ext uri="{28A0092B-C50C-407E-A947-70E740481C1C}">
+                          <a14:useLocalDpi xmlns:a14="http://schemas.microsoft.com/office/drawing/2010/main" val="0"/>
+                        </a:ext>
+                      </a:extLst>
+                    </a:blip>
+                    <a:srcRect/>
+                    <a:stretch>
+                      <a:fillRect/>
+                    </a:stretch>
+                  </pic:blipFill>
+                  <pic:spPr bwMode="auto">
+                    <a:xfrm>
+                      <a:off x="0" y="0"/>
+                      <a:ext cx="2382520" cy="1352550"/>
+                    </a:xfrm>
+                    <a:prstGeom prst="rect">
+                      <a:avLst/>
+                    </a:prstGeom>
+                    <a:noFill/>
+                  </pic:spPr>
+                </pic:pic>
+              </a:graphicData>
+            </a:graphic>
+            <wp14:sizeRelH relativeFrom="margin">
+              <wp14:pctWidth>0</wp14:pctWidth>
+            </wp14:sizeRelH>
+            <wp14:sizeRelV relativeFrom="margin">
+              <wp14:pctHeight>0</wp14:pctHeight>
+            </wp14:sizeRelV>
+          </wp:anchor>
+        </w:drawing>
+      </w:r>
+      <w:r>
+        <w:rPr>
+          <w:rFonts w:ascii="TH Sarabun New" w:hAnsi="TH Sarabun New" w:cs="TH Sarabun New"/>
+          <w:sz w:val="32"/>
+          <w:szCs w:val="32"/>
+          <w:cs/>
+          <w:lang w:bidi="th-TH"/>
+        </w:rPr>
+        <w:t xml:space="preserve">ผู้จัดทำเลือกใช้ แพลตฟอร์ม </w:t>
+      </w:r>
+      <w:r>
+        <w:rPr>
+          <w:rFonts w:ascii="TH Sarabun New" w:hAnsi="TH Sarabun New" w:cs="TH Sarabun New"/>
+          <w:sz w:val="32"/>
+          <w:szCs w:val="32"/>
+        </w:rPr>
+        <w:t xml:space="preserve">Roblox </w:t>
+      </w:r>
+      <w:r>
+        <w:rPr>
+          <w:rFonts w:ascii="TH Sarabun New" w:hAnsi="TH Sarabun New" w:cs="TH Sarabun New"/>
+          <w:sz w:val="32"/>
+          <w:szCs w:val="32"/>
+          <w:cs/>
+          <w:lang w:bidi="th-TH"/>
+        </w:rPr>
+        <w:t xml:space="preserve">เพราะเป็นแพลตฟอร์มที่เข้าถึงง่าย มีฐานผู้เล่นวัยเยาว์จำนวนมาก และเครื่องมือที่ผู้จัดทำมีประสบการณ์การใช้งานมากกว่า </w:t>
+      </w:r>
+      <w:r>
+        <w:rPr>
+          <w:rFonts w:ascii="TH Sarabun New" w:hAnsi="TH Sarabun New" w:cs="TH Sarabun New"/>
+          <w:sz w:val="32"/>
+          <w:szCs w:val="32"/>
+        </w:rPr>
+        <w:t xml:space="preserve">4 </w:t>
+      </w:r>
+      <w:r>
+        <w:rPr>
+          <w:rFonts w:ascii="TH Sarabun New" w:hAnsi="TH Sarabun New" w:cs="TH Sarabun New"/>
+          <w:sz w:val="32"/>
+          <w:szCs w:val="32"/>
+          <w:cs/>
+          <w:lang w:bidi="th-TH"/>
+        </w:rPr>
+        <w:t>ปี มีความมั่นใจในการใช้เครื่องมือนี้มาก</w:t>
+      </w:r>
     </w:p>
     <w:p>
       <w:pPr>
@@ -3849,6 +4933,7 @@
     </w:p>
     <w:p>
       <w:pPr>
+        <w:ind w:firstLine="709"/>
         <w:rPr>
           <w:rFonts w:ascii="TH Sarabun New" w:hAnsi="TH Sarabun New"/>
           <w:color w:val="auto"/>
@@ -3944,6 +5029,700 @@
           <w:lang w:bidi="th-TH"/>
         </w:rPr>
         <w:t>ที่ประกอบด้วยตัวเข้ารหัสและตัวถอดรหัสที่มีความสามารถในการดูแลตนเอง ตัวเข้ารหัสและตัวถอดรหัสจะแยกความหมายจากลำดับข้อความและทำความเข้าใจความสัมพันธ์ระหว่างคำและวลีในนั้น</w:t>
+      </w:r>
+    </w:p>
+    <w:p>
+      <w:pPr>
+        <w:pStyle w:val="Textbody"/>
+        <w:ind w:firstLine="709"/>
+        <w:rPr>
+          <w:rFonts w:ascii="TH Sarabun New" w:hAnsi="TH Sarabun New" w:cs="TH Sarabun New" w:hint="cs"/>
+          <w:sz w:val="32"/>
+          <w:szCs w:val="32"/>
+          <w:cs/>
+          <w:lang w:bidi="th-TH"/>
+        </w:rPr>
+      </w:pPr>
+      <w:r>
+        <w:rPr>
+          <w:rFonts w:ascii="TH Sarabun New" w:hAnsi="TH Sarabun New" w:cs="TH Sarabun New"/>
+          <w:sz w:val="32"/>
+          <w:szCs w:val="32"/>
+          <w:cs/>
+          <w:lang w:bidi="th-TH"/>
+        </w:rPr>
+        <w:t>ผู้จัดทำ</w:t>
+      </w:r>
+      <w:r>
+        <w:rPr>
+          <w:rFonts w:ascii="TH Sarabun New" w:hAnsi="TH Sarabun New" w:cs="TH Sarabun New" w:hint="cs"/>
+          <w:sz w:val="32"/>
+          <w:szCs w:val="32"/>
+          <w:cs/>
+          <w:lang w:bidi="th-TH"/>
+        </w:rPr>
+        <w:t xml:space="preserve">นำ </w:t>
+      </w:r>
+      <w:r>
+        <w:rPr>
+          <w:rFonts w:ascii="TH Sarabun New" w:hAnsi="TH Sarabun New" w:cs="TH Sarabun New"/>
+          <w:sz w:val="32"/>
+          <w:szCs w:val="32"/>
+          <w:lang w:bidi="th-TH"/>
+        </w:rPr>
+        <w:t xml:space="preserve">LLM </w:t>
+      </w:r>
+      <w:r>
+        <w:rPr>
+          <w:rFonts w:ascii="TH Sarabun New" w:hAnsi="TH Sarabun New" w:cs="TH Sarabun New" w:hint="cs"/>
+          <w:sz w:val="32"/>
+          <w:szCs w:val="32"/>
+          <w:cs/>
+          <w:lang w:bidi="th-TH"/>
+        </w:rPr>
+        <w:t xml:space="preserve">มาเป็นตัวช่วยในการสร้างบทสนทราแบบ </w:t>
+      </w:r>
+      <w:r>
+        <w:rPr>
+          <w:rFonts w:ascii="TH Sarabun New" w:hAnsi="TH Sarabun New" w:cs="TH Sarabun New"/>
+          <w:sz w:val="32"/>
+          <w:szCs w:val="32"/>
+          <w:lang w:bidi="th-TH"/>
+        </w:rPr>
+        <w:t xml:space="preserve">Dynamic </w:t>
+      </w:r>
+      <w:r>
+        <w:rPr>
+          <w:rFonts w:ascii="TH Sarabun New" w:hAnsi="TH Sarabun New" w:cs="TH Sarabun New" w:hint="cs"/>
+          <w:sz w:val="32"/>
+          <w:szCs w:val="32"/>
+          <w:cs/>
+          <w:lang w:bidi="th-TH"/>
+        </w:rPr>
+        <w:t>ที่ตอบสนองต่อคำพูดของผู้เล่นได้เหมือนบทสนทนาจริง สามารถครอบคลุมเนื้อหาการสื่อสารได้มากกว่าการเขียนบทสนทนาแบบเดิมที่เป็นเงื่อนไข</w:t>
+      </w:r>
+    </w:p>
+    <w:p>
+      <w:pPr>
+        <w:pStyle w:val="Textbody"/>
+        <w:ind w:firstLine="360"/>
+        <w:rPr>
+          <w:rFonts w:ascii="TH Sarabun New" w:hAnsi="TH Sarabun New" w:cs="TH Sarabun New"/>
+          <w:sz w:val="32"/>
+          <w:szCs w:val="32"/>
+          <w:lang w:bidi="th-TH"/>
+        </w:rPr>
+      </w:pPr>
+    </w:p>
+    <w:p>
+      <w:pPr>
+        <w:pStyle w:val="Textbody"/>
+        <w:ind w:firstLine="360"/>
+        <w:jc w:val="center"/>
+        <w:rPr>
+          <w:rFonts w:ascii="TH Sarabun New" w:hAnsi="TH Sarabun New" w:cs="TH Sarabun New" w:hint="cs"/>
+          <w:sz w:val="32"/>
+          <w:szCs w:val="32"/>
+          <w:lang w:bidi="th-TH"/>
+        </w:rPr>
+      </w:pPr>
+    </w:p>
+    <w:p>
+      <w:pPr>
+        <w:pStyle w:val="Heading2"/>
+        <w:rPr>
+          <w:sz w:val="32"/>
+          <w:lang w:bidi="th-TH"/>
+        </w:rPr>
+      </w:pPr>
+      <w:r>
+        <w:rPr>
+          <w:rStyle w:val="StrongEmphasis"/>
+          <w:rFonts w:ascii="TH Sarabun New" w:hAnsi="TH Sarabun New"/>
+          <w:cs/>
+          <w:lang w:bidi="th-TH"/>
+        </w:rPr>
+        <w:t>ทฤษฎีการสื่อสารภาษาอังกฤษ (</w:t>
+      </w:r>
+      <w:r>
+        <w:rPr>
+          <w:rStyle w:val="StrongEmphasis"/>
+          <w:rFonts w:ascii="TH Sarabun New" w:hAnsi="TH Sarabun New"/>
+          <w:lang w:bidi="th-TH"/>
+        </w:rPr>
+        <w:t>English Communication Theory)</w:t>
+      </w:r>
+    </w:p>
+    <w:p>
+      <w:pPr>
+        <w:pStyle w:val="Heading4"/>
+        <w:rPr>
+          <w:rStyle w:val="Heading3Char"/>
+          <w:rFonts w:ascii="TH Sarabun New" w:hAnsi="TH Sarabun New"/>
+          <w:sz w:val="32"/>
+        </w:rPr>
+      </w:pPr>
+      <w:r>
+        <w:rPr>
+          <w:rStyle w:val="Heading3Char"/>
+          <w:rFonts w:ascii="TH Sarabun New" w:hAnsi="TH Sarabun New"/>
+          <w:sz w:val="32"/>
+        </w:rPr>
+        <w:t>2.1</w:t>
+      </w:r>
+      <w:r>
+        <w:rPr>
+          <w:rStyle w:val="Heading3Char"/>
+          <w:rFonts w:ascii="TH Sarabun New" w:hAnsi="TH Sarabun New"/>
+          <w:sz w:val="32"/>
+          <w:cs/>
+        </w:rPr>
+        <w:t xml:space="preserve"> แนวคิดการสอนภาษาเพื่อการสื่อสาร (</w:t>
+      </w:r>
+      <w:r>
+        <w:rPr>
+          <w:rStyle w:val="Heading3Char"/>
+          <w:rFonts w:ascii="TH Sarabun New" w:hAnsi="TH Sarabun New"/>
+          <w:sz w:val="32"/>
+        </w:rPr>
+        <w:t>Communicative Language Teaching - CLT)</w:t>
+      </w:r>
+    </w:p>
+    <w:p>
+      <w:pPr>
+        <w:jc w:val="thaiDistribute"/>
+        <w:rPr>
+          <w:rFonts w:ascii="TH Sarabun New" w:eastAsiaTheme="majorEastAsia" w:hAnsi="TH Sarabun New"/>
+          <w:sz w:val="32"/>
+        </w:rPr>
+      </w:pPr>
+      <w:r>
+        <w:rPr>
+          <w:rStyle w:val="Heading3Char"/>
+          <w:rFonts w:ascii="TH Sarabun New" w:hAnsi="TH Sarabun New"/>
+          <w:sz w:val="32"/>
+        </w:rPr>
+        <w:br/>
+      </w:r>
+      <w:r>
+        <w:rPr>
+          <w:rFonts w:ascii="TH Sarabun New" w:hAnsi="TH Sarabun New"/>
+          <w:sz w:val="32"/>
+          <w:cs/>
+        </w:rPr>
+        <w:t xml:space="preserve">โครงงานนี้ยึดหลักการ </w:t>
+      </w:r>
+      <w:r>
+        <w:rPr>
+          <w:rFonts w:ascii="TH Sarabun New" w:hAnsi="TH Sarabun New"/>
+          <w:sz w:val="32"/>
+        </w:rPr>
+        <w:t xml:space="preserve">CLT </w:t>
+      </w:r>
+      <w:r>
+        <w:rPr>
+          <w:rFonts w:ascii="TH Sarabun New" w:hAnsi="TH Sarabun New"/>
+          <w:sz w:val="32"/>
+          <w:cs/>
+        </w:rPr>
+        <w:t>ที่เน้นให้ผู้เรียนได้ใช้ภาษาในสถานการณ์จริง (</w:t>
+      </w:r>
+      <w:r>
+        <w:rPr>
+          <w:rFonts w:ascii="TH Sarabun New" w:hAnsi="TH Sarabun New"/>
+          <w:sz w:val="32"/>
+        </w:rPr>
+        <w:t xml:space="preserve">Authentic Situations) </w:t>
+      </w:r>
+      <w:r>
+        <w:rPr>
+          <w:rFonts w:ascii="TH Sarabun New" w:hAnsi="TH Sarabun New"/>
+          <w:sz w:val="32"/>
+          <w:cs/>
+        </w:rPr>
+        <w:t>มากกว่าการท่องจำไวยากรณ์เพียงอย่างเดียว โดยจำลองบริบทภายในเกมให้ผู้เล่นต้องทำความเข้าใจสาร (</w:t>
+      </w:r>
+      <w:r>
+        <w:rPr>
+          <w:rFonts w:ascii="TH Sarabun New" w:hAnsi="TH Sarabun New"/>
+          <w:sz w:val="32"/>
+        </w:rPr>
+        <w:t xml:space="preserve">Input) </w:t>
+      </w:r>
+      <w:r>
+        <w:rPr>
+          <w:rFonts w:ascii="TH Sarabun New" w:hAnsi="TH Sarabun New"/>
+          <w:sz w:val="32"/>
+          <w:cs/>
+        </w:rPr>
+        <w:t>และสื่อสารตอบโต้ (</w:t>
+      </w:r>
+      <w:r>
+        <w:rPr>
+          <w:rFonts w:ascii="TH Sarabun New" w:hAnsi="TH Sarabun New"/>
+          <w:sz w:val="32"/>
+        </w:rPr>
+        <w:t xml:space="preserve">Output) </w:t>
+      </w:r>
+      <w:r>
+        <w:rPr>
+          <w:rFonts w:ascii="TH Sarabun New" w:hAnsi="TH Sarabun New"/>
+          <w:sz w:val="32"/>
+          <w:cs/>
+        </w:rPr>
+        <w:t>เพื่อให้บรรลุเป้าหมายของภารกิจ</w:t>
+      </w:r>
+    </w:p>
+    <w:p>
+      <w:pPr>
+        <w:pStyle w:val="Textbody"/>
+        <w:rPr>
+          <w:rFonts w:ascii="TH Sarabun New" w:hAnsi="TH Sarabun New" w:cs="TH Sarabun New"/>
+          <w:sz w:val="32"/>
+          <w:szCs w:val="32"/>
+          <w:lang w:bidi="th-TH"/>
+        </w:rPr>
+      </w:pPr>
+      <w:r>
+        <w:rPr>
+          <w:rStyle w:val="Heading3Char"/>
+          <w:rFonts w:ascii="TH Sarabun New" w:hAnsi="TH Sarabun New"/>
+          <w:sz w:val="32"/>
+        </w:rPr>
+        <w:t>2.2</w:t>
+      </w:r>
+      <w:r>
+        <w:rPr>
+          <w:rStyle w:val="Heading3Char"/>
+          <w:rFonts w:ascii="TH Sarabun New" w:hAnsi="TH Sarabun New"/>
+          <w:sz w:val="32"/>
+          <w:cs/>
+        </w:rPr>
+        <w:t xml:space="preserve"> ทักษะทางภาษาที่เน้นในบริบทเกม (</w:t>
+      </w:r>
+      <w:r>
+        <w:rPr>
+          <w:rStyle w:val="Heading3Char"/>
+          <w:rFonts w:ascii="TH Sarabun New" w:hAnsi="TH Sarabun New"/>
+          <w:sz w:val="32"/>
+        </w:rPr>
+        <w:t>Targeted Skills)</w:t>
+      </w:r>
+      <w:r>
+        <w:rPr>
+          <w:rStyle w:val="Heading3Char"/>
+          <w:rFonts w:ascii="TH Sarabun New" w:hAnsi="TH Sarabun New"/>
+          <w:sz w:val="32"/>
+        </w:rPr>
+        <w:br/>
+      </w:r>
+      <w:r>
+        <w:rPr>
+          <w:rFonts w:ascii="TH Sarabun New" w:hAnsi="TH Sarabun New" w:cs="TH Sarabun New"/>
+          <w:sz w:val="32"/>
+          <w:szCs w:val="32"/>
+          <w:cs/>
+          <w:lang w:bidi="th-TH"/>
+        </w:rPr>
+        <w:t xml:space="preserve">เนื่องจากข้อจำกัดและจุดเด่นของแพลตฟอร์ม โครงงานนี้จึงมุ่งเน้นทักษะ </w:t>
+      </w:r>
+      <w:r>
+        <w:rPr>
+          <w:rFonts w:ascii="TH Sarabun New" w:hAnsi="TH Sarabun New" w:cs="TH Sarabun New"/>
+          <w:sz w:val="32"/>
+          <w:szCs w:val="32"/>
+          <w:lang w:bidi="th-TH"/>
+        </w:rPr>
+        <w:t>3</w:t>
+      </w:r>
+      <w:r>
+        <w:rPr>
+          <w:rFonts w:ascii="TH Sarabun New" w:hAnsi="TH Sarabun New" w:cs="TH Sarabun New"/>
+          <w:sz w:val="32"/>
+          <w:szCs w:val="32"/>
+          <w:cs/>
+          <w:lang w:bidi="th-TH"/>
+        </w:rPr>
+        <w:t xml:space="preserve"> ด้านหลัก:</w:t>
+      </w:r>
+    </w:p>
+    <w:p>
+      <w:pPr>
+        <w:pStyle w:val="Textbody"/>
+        <w:numPr>
+          <w:ilvl w:val="0"/>
+          <w:numId w:val="8"/>
+        </w:numPr>
+        <w:rPr>
+          <w:rFonts w:ascii="TH Sarabun New" w:hAnsi="TH Sarabun New" w:cs="TH Sarabun New"/>
+          <w:sz w:val="32"/>
+          <w:szCs w:val="32"/>
+          <w:lang w:bidi="th-TH"/>
+        </w:rPr>
+      </w:pPr>
+      <w:r>
+        <w:rPr>
+          <w:rStyle w:val="StrongEmphasis"/>
+          <w:rFonts w:ascii="TH Sarabun New" w:hAnsi="TH Sarabun New" w:cs="TH Sarabun New"/>
+          <w:sz w:val="32"/>
+          <w:szCs w:val="32"/>
+          <w:cs/>
+          <w:lang w:bidi="th-TH"/>
+        </w:rPr>
+        <w:t>ทักษะการอ่าน (</w:t>
+      </w:r>
+      <w:r>
+        <w:rPr>
+          <w:rStyle w:val="StrongEmphasis"/>
+          <w:rFonts w:ascii="TH Sarabun New" w:hAnsi="TH Sarabun New" w:cs="TH Sarabun New"/>
+          <w:sz w:val="32"/>
+          <w:szCs w:val="32"/>
+          <w:lang w:bidi="th-TH"/>
+        </w:rPr>
+        <w:t>Reading):</w:t>
+      </w:r>
+      <w:r>
+        <w:rPr>
+          <w:rFonts w:ascii="TH Sarabun New" w:hAnsi="TH Sarabun New" w:cs="TH Sarabun New"/>
+          <w:sz w:val="32"/>
+          <w:szCs w:val="32"/>
+          <w:lang w:bidi="th-TH"/>
+        </w:rPr>
+        <w:t xml:space="preserve"> </w:t>
+      </w:r>
+      <w:r>
+        <w:rPr>
+          <w:rFonts w:ascii="TH Sarabun New" w:hAnsi="TH Sarabun New" w:cs="TH Sarabun New"/>
+          <w:sz w:val="32"/>
+          <w:szCs w:val="32"/>
+          <w:cs/>
+          <w:lang w:bidi="th-TH"/>
+        </w:rPr>
+        <w:t xml:space="preserve">ผู้เล่นต้องอ่านคำสั่ง ป้ายบอกทาง หรือบทสนทนาของ </w:t>
+      </w:r>
+      <w:r>
+        <w:rPr>
+          <w:rFonts w:ascii="TH Sarabun New" w:hAnsi="TH Sarabun New" w:cs="TH Sarabun New"/>
+          <w:sz w:val="32"/>
+          <w:szCs w:val="32"/>
+          <w:lang w:bidi="th-TH"/>
+        </w:rPr>
+        <w:t xml:space="preserve">NPC (Non-Player Character) </w:t>
+      </w:r>
+      <w:r>
+        <w:rPr>
+          <w:rFonts w:ascii="TH Sarabun New" w:hAnsi="TH Sarabun New" w:cs="TH Sarabun New"/>
+          <w:sz w:val="32"/>
+          <w:szCs w:val="32"/>
+          <w:cs/>
+          <w:lang w:bidi="th-TH"/>
+        </w:rPr>
+        <w:t>เพื่อทำความเข้าใจภารกิจ</w:t>
+      </w:r>
+    </w:p>
+    <w:p>
+      <w:pPr>
+        <w:pStyle w:val="Textbody"/>
+        <w:numPr>
+          <w:ilvl w:val="0"/>
+          <w:numId w:val="8"/>
+        </w:numPr>
+        <w:rPr>
+          <w:rFonts w:ascii="TH Sarabun New" w:hAnsi="TH Sarabun New" w:cs="TH Sarabun New"/>
+          <w:sz w:val="32"/>
+          <w:szCs w:val="32"/>
+          <w:lang w:bidi="th-TH"/>
+        </w:rPr>
+      </w:pPr>
+      <w:r>
+        <w:rPr>
+          <w:rStyle w:val="StrongEmphasis"/>
+          <w:rFonts w:ascii="TH Sarabun New" w:hAnsi="TH Sarabun New" w:cs="TH Sarabun New"/>
+          <w:sz w:val="32"/>
+          <w:szCs w:val="32"/>
+          <w:cs/>
+          <w:lang w:bidi="th-TH"/>
+        </w:rPr>
+        <w:lastRenderedPageBreak/>
+        <w:t>ทักษะการเขียน (</w:t>
+      </w:r>
+      <w:r>
+        <w:rPr>
+          <w:rStyle w:val="StrongEmphasis"/>
+          <w:rFonts w:ascii="TH Sarabun New" w:hAnsi="TH Sarabun New" w:cs="TH Sarabun New"/>
+          <w:sz w:val="32"/>
+          <w:szCs w:val="32"/>
+          <w:lang w:bidi="th-TH"/>
+        </w:rPr>
+        <w:t>Writing):</w:t>
+      </w:r>
+      <w:r>
+        <w:rPr>
+          <w:rFonts w:ascii="TH Sarabun New" w:hAnsi="TH Sarabun New" w:cs="TH Sarabun New"/>
+          <w:sz w:val="32"/>
+          <w:szCs w:val="32"/>
+          <w:lang w:bidi="th-TH"/>
+        </w:rPr>
+        <w:t xml:space="preserve"> </w:t>
+      </w:r>
+      <w:r>
+        <w:rPr>
+          <w:rFonts w:ascii="TH Sarabun New" w:hAnsi="TH Sarabun New" w:cs="TH Sarabun New"/>
+          <w:sz w:val="32"/>
+          <w:szCs w:val="32"/>
+          <w:cs/>
+          <w:lang w:bidi="th-TH"/>
+        </w:rPr>
+        <w:t>การพิมพ์คำตอบ (</w:t>
+      </w:r>
+      <w:r>
+        <w:rPr>
+          <w:rFonts w:ascii="TH Sarabun New" w:hAnsi="TH Sarabun New" w:cs="TH Sarabun New"/>
+          <w:sz w:val="32"/>
+          <w:szCs w:val="32"/>
+          <w:lang w:bidi="th-TH"/>
+        </w:rPr>
+        <w:t xml:space="preserve">Typing) </w:t>
+      </w:r>
+      <w:r>
+        <w:rPr>
+          <w:rFonts w:ascii="TH Sarabun New" w:hAnsi="TH Sarabun New" w:cs="TH Sarabun New"/>
+          <w:sz w:val="32"/>
+          <w:szCs w:val="32"/>
+          <w:cs/>
+          <w:lang w:bidi="th-TH"/>
+        </w:rPr>
+        <w:t>หรือการเลือกคำศัพท์ (</w:t>
+      </w:r>
+      <w:r>
+        <w:rPr>
+          <w:rFonts w:ascii="TH Sarabun New" w:hAnsi="TH Sarabun New" w:cs="TH Sarabun New"/>
+          <w:sz w:val="32"/>
+          <w:szCs w:val="32"/>
+          <w:lang w:bidi="th-TH"/>
+        </w:rPr>
+        <w:t xml:space="preserve">Vocabulary Selection) </w:t>
+      </w:r>
+      <w:r>
+        <w:rPr>
+          <w:rFonts w:ascii="TH Sarabun New" w:hAnsi="TH Sarabun New" w:cs="TH Sarabun New"/>
+          <w:sz w:val="32"/>
+          <w:szCs w:val="32"/>
+          <w:cs/>
+          <w:lang w:bidi="th-TH"/>
+        </w:rPr>
+        <w:t>เพื่อโต้ตอบกับระบบเกม</w:t>
+      </w:r>
+    </w:p>
+    <w:p>
+      <w:pPr>
+        <w:pStyle w:val="Textbody"/>
+        <w:numPr>
+          <w:ilvl w:val="0"/>
+          <w:numId w:val="8"/>
+        </w:numPr>
+        <w:rPr>
+          <w:rFonts w:ascii="TH Sarabun New" w:hAnsi="TH Sarabun New" w:cs="TH Sarabun New"/>
+          <w:sz w:val="32"/>
+          <w:szCs w:val="32"/>
+          <w:lang w:bidi="th-TH"/>
+        </w:rPr>
+      </w:pPr>
+      <w:r>
+        <w:rPr>
+          <w:rStyle w:val="StrongEmphasis"/>
+          <w:rFonts w:ascii="TH Sarabun New" w:hAnsi="TH Sarabun New" w:cs="TH Sarabun New"/>
+          <w:sz w:val="32"/>
+          <w:szCs w:val="32"/>
+          <w:cs/>
+          <w:lang w:bidi="th-TH"/>
+        </w:rPr>
+        <w:t>ทักษะ</w:t>
+      </w:r>
+      <w:r>
+        <w:rPr>
+          <w:rStyle w:val="14"/>
+          <w:rFonts w:ascii="TH Sarabun New" w:hAnsi="TH Sarabun New" w:cs="TH Sarabun New" w:hint="cs"/>
+          <w:b/>
+          <w:bCs/>
+          <w:sz w:val="32"/>
+          <w:szCs w:val="32"/>
+          <w:cs/>
+          <w:lang w:bidi="th-TH"/>
+        </w:rPr>
+        <w:t>การพูด</w:t>
+      </w:r>
+      <w:r>
+        <w:rPr>
+          <w:rStyle w:val="14"/>
+          <w:rFonts w:ascii="TH Sarabun New" w:hAnsi="TH Sarabun New" w:cs="TH Sarabun New"/>
+          <w:b/>
+          <w:bCs/>
+          <w:sz w:val="32"/>
+          <w:szCs w:val="32"/>
+          <w:lang w:bidi="th-TH"/>
+        </w:rPr>
+        <w:t xml:space="preserve"> (Speaking)</w:t>
+      </w:r>
+      <w:r>
+        <w:rPr>
+          <w:rFonts w:ascii="TH Sarabun New" w:hAnsi="TH Sarabun New" w:cs="TH Sarabun New"/>
+          <w:sz w:val="32"/>
+          <w:szCs w:val="32"/>
+          <w:lang w:bidi="th-TH"/>
+        </w:rPr>
+        <w:t xml:space="preserve">: </w:t>
+      </w:r>
+      <w:r>
+        <w:rPr>
+          <w:rFonts w:ascii="TH Sarabun New" w:hAnsi="TH Sarabun New" w:cs="TH Sarabun New" w:hint="cs"/>
+          <w:sz w:val="32"/>
+          <w:szCs w:val="32"/>
+          <w:cs/>
+          <w:lang w:bidi="th-TH"/>
+        </w:rPr>
+        <w:t xml:space="preserve">ใช้ </w:t>
+      </w:r>
+      <w:r>
+        <w:rPr>
+          <w:rFonts w:ascii="TH Sarabun New" w:hAnsi="TH Sarabun New" w:cs="TH Sarabun New"/>
+          <w:sz w:val="32"/>
+          <w:szCs w:val="32"/>
+          <w:lang w:bidi="th-TH"/>
+        </w:rPr>
+        <w:t xml:space="preserve">Speech-recognition </w:t>
+      </w:r>
+    </w:p>
+    <w:p>
+      <w:pPr>
+        <w:pStyle w:val="Textbody"/>
+        <w:numPr>
+          <w:ilvl w:val="0"/>
+          <w:numId w:val="8"/>
+        </w:numPr>
+        <w:rPr>
+          <w:rFonts w:ascii="TH Sarabun New" w:hAnsi="TH Sarabun New" w:cs="TH Sarabun New"/>
+          <w:sz w:val="32"/>
+          <w:szCs w:val="32"/>
+          <w:lang w:bidi="th-TH"/>
+        </w:rPr>
+      </w:pPr>
+      <w:r>
+        <w:rPr>
+          <w:rStyle w:val="StrongEmphasis"/>
+          <w:rFonts w:ascii="TH Sarabun New" w:hAnsi="TH Sarabun New" w:cs="TH Sarabun New"/>
+          <w:sz w:val="32"/>
+          <w:szCs w:val="32"/>
+          <w:cs/>
+          <w:lang w:bidi="th-TH"/>
+        </w:rPr>
+        <w:t>ทักษะการฟัง (</w:t>
+      </w:r>
+      <w:r>
+        <w:rPr>
+          <w:rStyle w:val="StrongEmphasis"/>
+          <w:rFonts w:ascii="TH Sarabun New" w:hAnsi="TH Sarabun New" w:cs="TH Sarabun New"/>
+          <w:sz w:val="32"/>
+          <w:szCs w:val="32"/>
+          <w:lang w:bidi="th-TH"/>
+        </w:rPr>
+        <w:t>Listening):</w:t>
+      </w:r>
+      <w:r>
+        <w:rPr>
+          <w:rFonts w:ascii="TH Sarabun New" w:hAnsi="TH Sarabun New" w:cs="TH Sarabun New"/>
+          <w:sz w:val="32"/>
+          <w:szCs w:val="32"/>
+          <w:lang w:bidi="th-TH"/>
+        </w:rPr>
+        <w:t xml:space="preserve"> </w:t>
+      </w:r>
+      <w:r>
+        <w:rPr>
+          <w:rFonts w:ascii="TH Sarabun New" w:hAnsi="TH Sarabun New" w:cs="TH Sarabun New"/>
+          <w:sz w:val="32"/>
+          <w:szCs w:val="32"/>
+          <w:cs/>
+          <w:lang w:bidi="th-TH"/>
+        </w:rPr>
+        <w:t>ใช้</w:t>
+      </w:r>
+      <w:r>
+        <w:rPr>
+          <w:rFonts w:ascii="TH Sarabun New" w:hAnsi="TH Sarabun New" w:cs="TH Sarabun New"/>
+          <w:sz w:val="32"/>
+          <w:szCs w:val="32"/>
+          <w:cs/>
+          <w:lang w:bidi="th-TH"/>
+        </w:rPr>
+        <w:t>ระบบแปลงข้อความเป็นเสียงพูด</w:t>
+      </w:r>
+      <w:r>
+        <w:rPr>
+          <w:rFonts w:ascii="TH Sarabun New" w:hAnsi="TH Sarabun New" w:cs="TH Sarabun New" w:hint="cs"/>
+          <w:sz w:val="32"/>
+          <w:szCs w:val="32"/>
+          <w:cs/>
+          <w:lang w:bidi="th-TH"/>
+        </w:rPr>
+        <w:t xml:space="preserve"> </w:t>
+      </w:r>
+      <w:r>
+        <w:rPr>
+          <w:rFonts w:ascii="TH Sarabun New" w:hAnsi="TH Sarabun New" w:cs="TH Sarabun New"/>
+          <w:sz w:val="32"/>
+          <w:szCs w:val="32"/>
+          <w:lang w:bidi="th-TH"/>
+        </w:rPr>
+        <w:t>(</w:t>
+      </w:r>
+      <w:r>
+        <w:rPr>
+          <w:rFonts w:ascii="TH Sarabun New" w:hAnsi="TH Sarabun New" w:cs="TH Sarabun New"/>
+          <w:sz w:val="32"/>
+          <w:szCs w:val="32"/>
+          <w:lang w:bidi="th-TH"/>
+        </w:rPr>
+        <w:t>Text-to-Speech</w:t>
+      </w:r>
+      <w:r>
+        <w:rPr>
+          <w:rFonts w:ascii="TH Sarabun New" w:hAnsi="TH Sarabun New" w:cs="TH Sarabun New"/>
+          <w:sz w:val="32"/>
+          <w:szCs w:val="32"/>
+          <w:lang w:bidi="th-TH"/>
+        </w:rPr>
+        <w:t>)</w:t>
+      </w:r>
+      <w:r>
+        <w:rPr>
+          <w:rFonts w:ascii="TH Sarabun New" w:hAnsi="TH Sarabun New" w:cs="TH Sarabun New" w:hint="cs"/>
+          <w:sz w:val="32"/>
+          <w:szCs w:val="32"/>
+          <w:cs/>
+          <w:lang w:bidi="th-TH"/>
+        </w:rPr>
+        <w:t xml:space="preserve"> </w:t>
+      </w:r>
+      <w:r>
+        <w:rPr>
+          <w:rFonts w:ascii="TH Sarabun New" w:hAnsi="TH Sarabun New" w:cs="TH Sarabun New"/>
+          <w:sz w:val="32"/>
+          <w:szCs w:val="32"/>
+          <w:cs/>
+          <w:lang w:bidi="th-TH"/>
+        </w:rPr>
+        <w:t>เพื่อให้ผู้เล่นฟัง</w:t>
+      </w:r>
+      <w:r>
+        <w:rPr>
+          <w:rFonts w:ascii="TH Sarabun New" w:hAnsi="TH Sarabun New" w:cs="TH Sarabun New" w:hint="cs"/>
+          <w:sz w:val="32"/>
+          <w:szCs w:val="32"/>
+          <w:cs/>
+          <w:lang w:bidi="th-TH"/>
+        </w:rPr>
+        <w:t>เสียงของคำและประโยค</w:t>
       </w:r>
     </w:p>
     <w:p>
@@ -4313,7 +6092,6 @@
           <w:cs/>
           <w:lang w:bidi="th-TH"/>
         </w:rPr>
-        <w:lastRenderedPageBreak/>
         <w:t>สมดุล (</w:t>
       </w:r>
       <w:r>
@@ -4565,6 +6343,7 @@
           <w:szCs w:val="32"/>
           <w:lang w:bidi="th-TH"/>
         </w:rPr>
+        <w:lastRenderedPageBreak/>
         <w:t>Challenge (</w:t>
       </w:r>
       <w:r>
@@ -5106,7 +6885,25 @@
           <w:szCs w:val="32"/>
           <w:lang w:bidi="th-TH"/>
         </w:rPr>
-        <w:t>A1-A2</w:t>
+        <w:t>A1-</w:t>
+      </w:r>
+      <w:r>
+        <w:rPr>
+          <w:rFonts w:ascii="TH SarabunPSK" w:hAnsi="TH SarabunPSK" w:cs="TH SarabunPSK"/>
+          <w:sz w:val="32"/>
+          <w:szCs w:val="32"/>
+          <w:lang w:bidi="th-TH"/>
+        </w:rPr>
+        <w:t>B</w:t>
+      </w:r>
+      <w:r>
+        <w:rPr>
+          <w:rFonts w:ascii="TH SarabunPSK" w:hAnsi="TH SarabunPSK" w:cs="TH SarabunPSK"/>
+          <w:sz w:val="32"/>
+          <w:szCs w:val="32"/>
+          <w:lang w:bidi="th-TH"/>
+        </w:rPr>
+        <w:t>2</w:t>
       </w:r>
     </w:p>
     <w:p>
@@ -5333,15 +7130,16 @@
           <w:cs/>
           <w:lang w:bidi="th-TH"/>
         </w:rPr>
-        <w:t>และ สมาร์ตโฟน (</w:t>
-      </w:r>
-      <w:r>
-        <w:rPr>
-          <w:rFonts w:ascii="TH Sarabun New" w:hAnsi="TH Sarabun New" w:cs="TH Sarabun New"/>
-          <w:sz w:val="32"/>
-          <w:szCs w:val="32"/>
-        </w:rPr>
-        <w:t>Mobile)</w:t>
+        <w:t xml:space="preserve">และ </w:t>
+      </w:r>
+      <w:r>
+        <w:rPr>
+          <w:rFonts w:ascii="TH Sarabun New" w:hAnsi="TH Sarabun New" w:cs="TH Sarabun New"/>
+          <w:sz w:val="32"/>
+          <w:szCs w:val="32"/>
+          <w:lang w:bidi="th-TH"/>
+        </w:rPr>
+        <w:t>Tablet</w:t>
       </w:r>
     </w:p>
     <w:p>
@@ -5463,7 +7261,6 @@
           <w:cs/>
           <w:lang w:bidi="th-TH"/>
         </w:rPr>
-        <w:lastRenderedPageBreak/>
         <w:t>ศึกษา</w:t>
       </w:r>
       <w:r>
@@ -5799,6 +7596,7 @@
           <w:cs/>
           <w:lang w:bidi="th-TH"/>
         </w:rPr>
+        <w:lastRenderedPageBreak/>
         <w:t>ปรับปรุงเกม</w:t>
       </w:r>
     </w:p>
@@ -6142,7 +7940,7 @@
           <w:lang w:bidi="th-TH"/>
         </w:rPr>
       </w:pPr>
-      <w:hyperlink r:id="rId10" w:history="1">
+      <w:hyperlink r:id="rId11" w:history="1">
         <w:r>
           <w:rPr>
             <w:rStyle w:val="Hyperlink"/>
@@ -6461,7 +8259,6 @@
           <w:rStyle w:val="14"/>
           <w:rFonts w:ascii="TH Sarabun New" w:hAnsi="TH Sarabun New"/>
         </w:rPr>
-        <w:lastRenderedPageBreak/>
         <w:t>12</w:t>
       </w:r>
       <w:r>
@@ -6572,6 +8369,308 @@
     </w:p>
     <w:p>
       <w:pPr>
+        <w:pStyle w:val="13"/>
+        <w:tabs>
+          <w:tab w:val="left" w:pos="360"/>
+        </w:tabs>
+        <w:ind w:left="0" w:right="-880"/>
+        <w:rPr>
+          <w:rFonts w:ascii="TH Sarabun New" w:eastAsia="MS Gothic" w:hAnsi="TH Sarabun New" w:cs="TH Sarabun New"/>
+          <w:color w:val="000000" w:themeColor="text1"/>
+          <w:sz w:val="32"/>
+          <w:szCs w:val="32"/>
+          <w:lang w:bidi="th-TH"/>
+        </w:rPr>
+      </w:pPr>
+      <w:r>
+        <w:rPr>
+          <w:rFonts w:ascii="TH Sarabun New" w:hAnsi="TH Sarabun New" w:cs="TH Sarabun New"/>
+          <w:color w:val="000000" w:themeColor="text1"/>
+          <w:sz w:val="32"/>
+          <w:szCs w:val="32"/>
+          <w:cs/>
+          <w:lang w:bidi="th-TH"/>
+        </w:rPr>
+        <w:t>โครงงานนี้ผมทำกับทีมงานนอกมหาลัย</w:t>
+      </w:r>
+      <w:r>
+        <w:rPr>
+          <w:rFonts w:ascii="MS Gothic" w:eastAsia="MS Gothic" w:hAnsi="MS Gothic" w:cs="MS Gothic" w:hint="eastAsia"/>
+          <w:color w:val="000000" w:themeColor="text1"/>
+          <w:sz w:val="32"/>
+          <w:szCs w:val="32"/>
+          <w:cs/>
+          <w:lang w:bidi="th-TH"/>
+        </w:rPr>
+        <w:t> +</w:t>
+      </w:r>
+    </w:p>
+    <w:p>
+      <w:pPr>
+        <w:pStyle w:val="13"/>
+        <w:tabs>
+          <w:tab w:val="left" w:pos="360"/>
+        </w:tabs>
+        <w:ind w:left="0" w:right="-880"/>
+        <w:rPr>
+          <w:rFonts w:ascii="TH Sarabun New" w:hAnsi="TH Sarabun New" w:cs="TH Sarabun New"/>
+          <w:color w:val="000000" w:themeColor="text1"/>
+          <w:sz w:val="32"/>
+          <w:szCs w:val="32"/>
+          <w:lang w:bidi="th-TH"/>
+        </w:rPr>
+      </w:pPr>
+      <w:r>
+        <w:rPr>
+          <w:rFonts w:ascii="TH Sarabun New" w:hAnsi="TH Sarabun New" w:cs="TH Sarabun New"/>
+          <w:color w:val="000000" w:themeColor="text1"/>
+          <w:sz w:val="32"/>
+          <w:szCs w:val="32"/>
+          <w:cs/>
+          <w:lang w:bidi="th-TH"/>
+        </w:rPr>
+        <w:t xml:space="preserve">โดยผมทำหน้าที่เป็น </w:t>
+      </w:r>
+      <w:r>
+        <w:rPr>
+          <w:rFonts w:ascii="TH Sarabun New" w:hAnsi="TH Sarabun New" w:cs="TH Sarabun New"/>
+          <w:color w:val="000000" w:themeColor="text1"/>
+          <w:sz w:val="32"/>
+          <w:szCs w:val="32"/>
+        </w:rPr>
+        <w:t xml:space="preserve">Developer </w:t>
+      </w:r>
+      <w:r>
+        <w:rPr>
+          <w:rFonts w:ascii="TH Sarabun New" w:hAnsi="TH Sarabun New" w:cs="TH Sarabun New"/>
+          <w:color w:val="000000" w:themeColor="text1"/>
+          <w:sz w:val="32"/>
+          <w:szCs w:val="32"/>
+          <w:cs/>
+          <w:lang w:bidi="th-TH"/>
+        </w:rPr>
+        <w:t>หลัก ทำหน้าที่ออกแบบระบบเกม โครงสร้างทางเทคนิคของเกม</w:t>
+      </w:r>
+      <w:r>
+        <w:rPr>
+          <w:rFonts w:ascii="MS Gothic" w:eastAsia="MS Gothic" w:hAnsi="MS Gothic" w:cs="MS Gothic" w:hint="eastAsia"/>
+          <w:color w:val="000000" w:themeColor="text1"/>
+          <w:sz w:val="32"/>
+          <w:szCs w:val="32"/>
+          <w:cs/>
+          <w:lang w:bidi="th-TH"/>
+        </w:rPr>
+        <w:t> +</w:t>
+      </w:r>
+    </w:p>
+    <w:p>
+      <w:pPr>
+        <w:pStyle w:val="13"/>
+        <w:tabs>
+          <w:tab w:val="left" w:pos="360"/>
+        </w:tabs>
+        <w:ind w:left="0" w:right="-880"/>
+        <w:rPr>
+          <w:rFonts w:ascii="TH Sarabun New" w:hAnsi="TH Sarabun New" w:cs="TH Sarabun New"/>
+          <w:color w:val="000000" w:themeColor="text1"/>
+          <w:sz w:val="32"/>
+          <w:szCs w:val="32"/>
+          <w:lang w:bidi="th-TH"/>
+        </w:rPr>
+      </w:pPr>
+      <w:r>
+        <w:rPr>
+          <w:rFonts w:ascii="TH Sarabun New" w:hAnsi="TH Sarabun New" w:cs="TH Sarabun New"/>
+          <w:color w:val="000000" w:themeColor="text1"/>
+          <w:sz w:val="32"/>
+          <w:szCs w:val="32"/>
+          <w:cs/>
+          <w:lang w:bidi="th-TH"/>
+        </w:rPr>
+        <w:t>มีนาย</w:t>
+      </w:r>
+      <w:r>
+        <w:rPr>
+          <w:rFonts w:ascii="TH Sarabun New" w:hAnsi="TH Sarabun New" w:cs="TH Sarabun New"/>
+          <w:color w:val="000000" w:themeColor="text1"/>
+          <w:sz w:val="32"/>
+          <w:szCs w:val="32"/>
+        </w:rPr>
+        <w:t xml:space="preserve">A </w:t>
+      </w:r>
+      <w:r>
+        <w:rPr>
+          <w:rFonts w:ascii="TH Sarabun New" w:hAnsi="TH Sarabun New" w:cs="TH Sarabun New"/>
+          <w:color w:val="000000" w:themeColor="text1"/>
+          <w:sz w:val="32"/>
+          <w:szCs w:val="32"/>
+          <w:cs/>
+          <w:lang w:bidi="th-TH"/>
+        </w:rPr>
+        <w:t xml:space="preserve">ทำหน้าที่คิดออกแบบ </w:t>
+      </w:r>
+      <w:r>
+        <w:rPr>
+          <w:rFonts w:ascii="TH Sarabun New" w:hAnsi="TH Sarabun New" w:cs="TH Sarabun New"/>
+          <w:color w:val="000000" w:themeColor="text1"/>
+          <w:sz w:val="32"/>
+          <w:szCs w:val="32"/>
+        </w:rPr>
+        <w:t xml:space="preserve">feature </w:t>
+      </w:r>
+      <w:r>
+        <w:rPr>
+          <w:rFonts w:ascii="TH Sarabun New" w:hAnsi="TH Sarabun New" w:cs="TH Sarabun New"/>
+          <w:color w:val="000000" w:themeColor="text1"/>
+          <w:sz w:val="32"/>
+          <w:szCs w:val="32"/>
+          <w:cs/>
+          <w:lang w:bidi="th-TH"/>
+        </w:rPr>
+        <w:t>ในเกม โดยเน้นความสนุกของเกม</w:t>
+      </w:r>
+      <w:r>
+        <w:rPr>
+          <w:rFonts w:ascii="MS Gothic" w:eastAsia="MS Gothic" w:hAnsi="MS Gothic" w:cs="MS Gothic" w:hint="eastAsia"/>
+          <w:color w:val="000000" w:themeColor="text1"/>
+          <w:sz w:val="32"/>
+          <w:szCs w:val="32"/>
+          <w:cs/>
+          <w:lang w:bidi="th-TH"/>
+        </w:rPr>
+        <w:t> +</w:t>
+      </w:r>
+    </w:p>
+    <w:p>
+      <w:pPr>
+        <w:pStyle w:val="13"/>
+        <w:tabs>
+          <w:tab w:val="left" w:pos="360"/>
+        </w:tabs>
+        <w:ind w:left="0" w:right="-880"/>
+        <w:rPr>
+          <w:rFonts w:ascii="TH Sarabun New" w:eastAsia="MS Gothic" w:hAnsi="TH Sarabun New" w:cs="TH Sarabun New"/>
+          <w:color w:val="000000" w:themeColor="text1"/>
+          <w:sz w:val="32"/>
+          <w:szCs w:val="32"/>
+          <w:lang w:bidi="th-TH"/>
+        </w:rPr>
+      </w:pPr>
+      <w:r>
+        <w:rPr>
+          <w:rFonts w:ascii="TH Sarabun New" w:hAnsi="TH Sarabun New" w:cs="TH Sarabun New"/>
+          <w:color w:val="000000" w:themeColor="text1"/>
+          <w:sz w:val="32"/>
+          <w:szCs w:val="32"/>
+          <w:cs/>
+          <w:lang w:bidi="th-TH"/>
+        </w:rPr>
+        <w:t>มีนาย</w:t>
+      </w:r>
+      <w:r>
+        <w:rPr>
+          <w:rFonts w:ascii="TH Sarabun New" w:hAnsi="TH Sarabun New" w:cs="TH Sarabun New"/>
+          <w:color w:val="000000" w:themeColor="text1"/>
+          <w:sz w:val="32"/>
+          <w:szCs w:val="32"/>
+        </w:rPr>
+        <w:t xml:space="preserve">B </w:t>
+      </w:r>
+      <w:r>
+        <w:rPr>
+          <w:rFonts w:ascii="TH Sarabun New" w:hAnsi="TH Sarabun New" w:cs="TH Sarabun New"/>
+          <w:color w:val="000000" w:themeColor="text1"/>
+          <w:sz w:val="32"/>
+          <w:szCs w:val="32"/>
+          <w:cs/>
+          <w:lang w:bidi="th-TH"/>
+        </w:rPr>
+        <w:t>ทำหน้าที่ออกแบบรูปแบบการสอนภาษาอังกฤษของเกม</w:t>
+      </w:r>
+      <w:r>
+        <w:rPr>
+          <w:rFonts w:ascii="MS Gothic" w:eastAsia="MS Gothic" w:hAnsi="MS Gothic" w:cs="MS Gothic" w:hint="eastAsia"/>
+          <w:color w:val="000000" w:themeColor="text1"/>
+          <w:sz w:val="32"/>
+          <w:szCs w:val="32"/>
+          <w:cs/>
+          <w:lang w:bidi="th-TH"/>
+        </w:rPr>
+        <w:t> +</w:t>
+      </w:r>
+    </w:p>
+    <w:p>
+      <w:pPr>
+        <w:pStyle w:val="13"/>
+        <w:tabs>
+          <w:tab w:val="left" w:pos="360"/>
+        </w:tabs>
+        <w:ind w:left="0" w:right="-880"/>
+        <w:rPr>
+          <w:rFonts w:ascii="TH Sarabun New" w:hAnsi="TH Sarabun New" w:cs="TH Sarabun New"/>
+          <w:color w:val="000000" w:themeColor="text1"/>
+          <w:sz w:val="32"/>
+          <w:szCs w:val="32"/>
+        </w:rPr>
+      </w:pPr>
+      <w:r>
+        <w:rPr>
+          <w:rFonts w:ascii="TH Sarabun New" w:hAnsi="TH Sarabun New" w:cs="TH Sarabun New"/>
+          <w:color w:val="000000" w:themeColor="text1"/>
+          <w:sz w:val="32"/>
+          <w:szCs w:val="32"/>
+          <w:cs/>
+          <w:lang w:bidi="th-TH"/>
+        </w:rPr>
+        <w:t>มีนาย</w:t>
+      </w:r>
+      <w:r>
+        <w:rPr>
+          <w:rFonts w:ascii="TH Sarabun New" w:hAnsi="TH Sarabun New" w:cs="TH Sarabun New"/>
+          <w:color w:val="000000" w:themeColor="text1"/>
+          <w:sz w:val="32"/>
+          <w:szCs w:val="32"/>
+        </w:rPr>
+        <w:t xml:space="preserve">C </w:t>
+      </w:r>
+      <w:r>
+        <w:rPr>
+          <w:rFonts w:ascii="TH Sarabun New" w:hAnsi="TH Sarabun New" w:cs="TH Sarabun New"/>
+          <w:color w:val="000000" w:themeColor="text1"/>
+          <w:sz w:val="32"/>
+          <w:szCs w:val="32"/>
+          <w:cs/>
+          <w:lang w:bidi="th-TH"/>
+        </w:rPr>
+        <w:t xml:space="preserve">ทำหน้าที่สร้าง </w:t>
+      </w:r>
+      <w:r>
+        <w:rPr>
+          <w:rFonts w:ascii="TH Sarabun New" w:hAnsi="TH Sarabun New" w:cs="TH Sarabun New"/>
+          <w:color w:val="000000" w:themeColor="text1"/>
+          <w:sz w:val="32"/>
+          <w:szCs w:val="32"/>
+        </w:rPr>
+        <w:t xml:space="preserve">asset </w:t>
+      </w:r>
+      <w:r>
+        <w:rPr>
+          <w:rFonts w:ascii="TH Sarabun New" w:hAnsi="TH Sarabun New" w:cs="TH Sarabun New"/>
+          <w:color w:val="000000" w:themeColor="text1"/>
+          <w:sz w:val="32"/>
+          <w:szCs w:val="32"/>
+          <w:cs/>
+          <w:lang w:bidi="th-TH"/>
+        </w:rPr>
+        <w:t>ภายในเกม</w:t>
+      </w:r>
+    </w:p>
+    <w:p>
+      <w:pPr>
         <w:pStyle w:val="Textbody"/>
         <w:spacing w:line="240" w:lineRule="auto"/>
         <w:jc w:val="center"/>
@@ -6583,6 +8682,7 @@
         <w:rPr>
           <w:noProof/>
         </w:rPr>
+        <w:lastRenderedPageBreak/>
         <w:drawing>
           <wp:inline distT="0" distB="0" distL="0" distR="0" wp14:anchorId="13108E33" wp14:editId="62EA9C14">
             <wp:extent cx="3019425" cy="3774281"/>
@@ -6601,7 +8701,7 @@
                     </pic:cNvPicPr>
                   </pic:nvPicPr>
                   <pic:blipFill>
-                    <a:blip r:embed="rId11">
+                    <a:blip r:embed="rId12">
                       <a:extLst>
                         <a:ext uri="{28A0092B-C50C-407E-A947-70E740481C1C}">
                           <a14:useLocalDpi xmlns:a14="http://schemas.microsoft.com/office/drawing/2010/main" val="0"/>
@@ -6690,7 +8790,24 @@
           <w:lang w:bidi="th-TH"/>
         </w:rPr>
       </w:pPr>
-      <w:r>
+      <w:hyperlink r:id="rId13" w:history="1">
+        <w:r>
+          <w:rPr>
+            <w:rStyle w:val="Hyperlink"/>
+            <w:rFonts w:ascii="TH Sarabun New" w:hAnsi="TH Sarabun New" w:cs="TH Sarabun New"/>
+            <w:b/>
+            <w:bCs/>
+            <w:sz w:val="32"/>
+            <w:szCs w:val="32"/>
+            <w:lang w:bidi="th-TH"/>
+          </w:rPr>
+          <w:t>https://today.line.me/th/v3/article/LXNjBRr</w:t>
+        </w:r>
+      </w:hyperlink>
+    </w:p>
+    <w:p>
+      <w:pPr>
+        <w:pStyle w:val="Standard"/>
         <w:rPr>
           <w:rFonts w:ascii="TH Sarabun New" w:hAnsi="TH Sarabun New" w:cs="TH Sarabun New"/>
           <w:b/>
@@ -6700,7 +8817,32 @@
           <w:szCs w:val="32"/>
           <w:lang w:bidi="th-TH"/>
         </w:rPr>
-        <w:t>https://today.line.me/th/v3/article/LXNjBRr</w:t>
+      </w:pPr>
+    </w:p>
+    <w:p>
+      <w:pPr>
+        <w:pStyle w:val="Standard"/>
+        <w:rPr>
+          <w:rFonts w:ascii="TH Sarabun New" w:hAnsi="TH Sarabun New" w:cs="TH Sarabun New"/>
+          <w:b/>
+          <w:bCs/>
+          <w:color w:val="0D0D0D"/>
+          <w:sz w:val="32"/>
+          <w:szCs w:val="32"/>
+          <w:lang w:bidi="th-TH"/>
+        </w:rPr>
+      </w:pPr>
+      <w:r>
+        <w:rPr>
+          <w:rFonts w:ascii="TH Sarabun New" w:hAnsi="TH Sarabun New" w:cs="TH Sarabun New"/>
+          <w:b/>
+          <w:bCs/>
+          <w:color w:val="0D0D0D"/>
+          <w:sz w:val="32"/>
+          <w:szCs w:val="32"/>
+          <w:lang w:bidi="th-TH"/>
+        </w:rPr>
+        <w:t>https://www.trueplookpanya.com/plook/learning/search?start=0&amp;end=24&amp;sid=8000&amp;lid=20&amp;cid=8001&amp;ls=&amp;q=&amp;class=Primary&amp;sls=&amp;r=true</w:t>
       </w:r>
     </w:p>
     <w:sectPr>
@@ -7190,6 +9332,155 @@
     </w:lvl>
   </w:abstractNum>
   <w:abstractNum w:abstractNumId="4" w15:restartNumberingAfterBreak="0">
+    <w:nsid w:val="176409DF"/>
+    <w:multiLevelType w:val="multilevel"/>
+    <w:tmpl w:val="B9AC6F22"/>
+    <w:lvl w:ilvl="0">
+      <w:start w:val="1"/>
+      <w:numFmt w:val="bullet"/>
+      <w:lvlText w:val=""/>
+      <w:lvlJc w:val="left"/>
+      <w:pPr>
+        <w:tabs>
+          <w:tab w:val="num" w:pos="720"/>
+        </w:tabs>
+        <w:ind w:left="720" w:hanging="360"/>
+      </w:pPr>
+      <w:rPr>
+        <w:rFonts w:ascii="Symbol" w:hAnsi="Symbol" w:hint="default"/>
+        <w:sz w:val="20"/>
+      </w:rPr>
+    </w:lvl>
+    <w:lvl w:ilvl="1" w:tentative="1">
+      <w:start w:val="1"/>
+      <w:numFmt w:val="bullet"/>
+      <w:lvlText w:val="o"/>
+      <w:lvlJc w:val="left"/>
+      <w:pPr>
+        <w:tabs>
+          <w:tab w:val="num" w:pos="1440"/>
+        </w:tabs>
+        <w:ind w:left="1440" w:hanging="360"/>
+      </w:pPr>
+      <w:rPr>
+        <w:rFonts w:ascii="Courier New" w:hAnsi="Courier New" w:hint="default"/>
+        <w:sz w:val="20"/>
+      </w:rPr>
+    </w:lvl>
+    <w:lvl w:ilvl="2" w:tentative="1">
+      <w:start w:val="1"/>
+      <w:numFmt w:val="bullet"/>
+      <w:lvlText w:val=""/>
+      <w:lvlJc w:val="left"/>
+      <w:pPr>
+        <w:tabs>
+          <w:tab w:val="num" w:pos="2160"/>
+        </w:tabs>
+        <w:ind w:left="2160" w:hanging="360"/>
+      </w:pPr>
+      <w:rPr>
+        <w:rFonts w:ascii="Wingdings" w:hAnsi="Wingdings" w:hint="default"/>
+        <w:sz w:val="20"/>
+      </w:rPr>
+    </w:lvl>
+    <w:lvl w:ilvl="3" w:tentative="1">
+      <w:start w:val="1"/>
+      <w:numFmt w:val="bullet"/>
+      <w:lvlText w:val=""/>
+      <w:lvlJc w:val="left"/>
+      <w:pPr>
+        <w:tabs>
+          <w:tab w:val="num" w:pos="2880"/>
+        </w:tabs>
+        <w:ind w:left="2880" w:hanging="360"/>
+      </w:pPr>
+      <w:rPr>
+        <w:rFonts w:ascii="Wingdings" w:hAnsi="Wingdings" w:hint="default"/>
+        <w:sz w:val="20"/>
+      </w:rPr>
+    </w:lvl>
+    <w:lvl w:ilvl="4" w:tentative="1">
+      <w:start w:val="1"/>
+      <w:numFmt w:val="bullet"/>
+      <w:lvlText w:val=""/>
+      <w:lvlJc w:val="left"/>
+      <w:pPr>
+        <w:tabs>
+          <w:tab w:val="num" w:pos="3600"/>
+        </w:tabs>
+        <w:ind w:left="3600" w:hanging="360"/>
+      </w:pPr>
+      <w:rPr>
+        <w:rFonts w:ascii="Wingdings" w:hAnsi="Wingdings" w:hint="default"/>
+        <w:sz w:val="20"/>
+      </w:rPr>
+    </w:lvl>
+    <w:lvl w:ilvl="5" w:tentative="1">
+      <w:start w:val="1"/>
+      <w:numFmt w:val="bullet"/>
+      <w:lvlText w:val=""/>
+      <w:lvlJc w:val="left"/>
+      <w:pPr>
+        <w:tabs>
+          <w:tab w:val="num" w:pos="4320"/>
+        </w:tabs>
+        <w:ind w:left="4320" w:hanging="360"/>
+      </w:pPr>
+      <w:rPr>
+        <w:rFonts w:ascii="Wingdings" w:hAnsi="Wingdings" w:hint="default"/>
+        <w:sz w:val="20"/>
+      </w:rPr>
+    </w:lvl>
+    <w:lvl w:ilvl="6" w:tentative="1">
+      <w:start w:val="1"/>
+      <w:numFmt w:val="bullet"/>
+      <w:lvlText w:val=""/>
+      <w:lvlJc w:val="left"/>
+      <w:pPr>
+        <w:tabs>
+          <w:tab w:val="num" w:pos="5040"/>
+        </w:tabs>
+        <w:ind w:left="5040" w:hanging="360"/>
+      </w:pPr>
+      <w:rPr>
+        <w:rFonts w:ascii="Wingdings" w:hAnsi="Wingdings" w:hint="default"/>
+        <w:sz w:val="20"/>
+      </w:rPr>
+    </w:lvl>
+    <w:lvl w:ilvl="7" w:tentative="1">
+      <w:start w:val="1"/>
+      <w:numFmt w:val="bullet"/>
+      <w:lvlText w:val=""/>
+      <w:lvlJc w:val="left"/>
+      <w:pPr>
+        <w:tabs>
+          <w:tab w:val="num" w:pos="5760"/>
+        </w:tabs>
+        <w:ind w:left="5760" w:hanging="360"/>
+      </w:pPr>
+      <w:rPr>
+        <w:rFonts w:ascii="Wingdings" w:hAnsi="Wingdings" w:hint="default"/>
+        <w:sz w:val="20"/>
+      </w:rPr>
+    </w:lvl>
+    <w:lvl w:ilvl="8" w:tentative="1">
+      <w:start w:val="1"/>
+      <w:numFmt w:val="bullet"/>
+      <w:lvlText w:val=""/>
+      <w:lvlJc w:val="left"/>
+      <w:pPr>
+        <w:tabs>
+          <w:tab w:val="num" w:pos="6480"/>
+        </w:tabs>
+        <w:ind w:left="6480" w:hanging="360"/>
+      </w:pPr>
+      <w:rPr>
+        <w:rFonts w:ascii="Wingdings" w:hAnsi="Wingdings" w:hint="default"/>
+        <w:sz w:val="20"/>
+      </w:rPr>
+    </w:lvl>
+  </w:abstractNum>
+  <w:abstractNum w:abstractNumId="5" w15:restartNumberingAfterBreak="0">
     <w:nsid w:val="1FB46DE6"/>
     <w:multiLevelType w:val="multilevel"/>
     <w:tmpl w:val="CC3A8826"/>
@@ -7275,7 +9566,7 @@
       </w:pPr>
     </w:lvl>
   </w:abstractNum>
-  <w:abstractNum w:abstractNumId="5" w15:restartNumberingAfterBreak="0">
+  <w:abstractNum w:abstractNumId="6" w15:restartNumberingAfterBreak="0">
     <w:nsid w:val="20B45AD5"/>
     <w:multiLevelType w:val="multilevel"/>
     <w:tmpl w:val="CDB2CA6A"/>
@@ -7368,7 +9659,7 @@
       </w:pPr>
     </w:lvl>
   </w:abstractNum>
-  <w:abstractNum w:abstractNumId="6" w15:restartNumberingAfterBreak="0">
+  <w:abstractNum w:abstractNumId="7" w15:restartNumberingAfterBreak="0">
     <w:nsid w:val="23023746"/>
     <w:multiLevelType w:val="multilevel"/>
     <w:tmpl w:val="0409001F"/>
@@ -7454,7 +9745,156 @@
       </w:pPr>
     </w:lvl>
   </w:abstractNum>
-  <w:abstractNum w:abstractNumId="7" w15:restartNumberingAfterBreak="0">
+  <w:abstractNum w:abstractNumId="8" w15:restartNumberingAfterBreak="0">
+    <w:nsid w:val="26ED1769"/>
+    <w:multiLevelType w:val="multilevel"/>
+    <w:tmpl w:val="B4745144"/>
+    <w:lvl w:ilvl="0">
+      <w:start w:val="1"/>
+      <w:numFmt w:val="bullet"/>
+      <w:lvlText w:val=""/>
+      <w:lvlJc w:val="left"/>
+      <w:pPr>
+        <w:tabs>
+          <w:tab w:val="num" w:pos="720"/>
+        </w:tabs>
+        <w:ind w:left="720" w:hanging="360"/>
+      </w:pPr>
+      <w:rPr>
+        <w:rFonts w:ascii="Symbol" w:hAnsi="Symbol" w:hint="default"/>
+        <w:sz w:val="20"/>
+      </w:rPr>
+    </w:lvl>
+    <w:lvl w:ilvl="1" w:tentative="1">
+      <w:start w:val="1"/>
+      <w:numFmt w:val="bullet"/>
+      <w:lvlText w:val="o"/>
+      <w:lvlJc w:val="left"/>
+      <w:pPr>
+        <w:tabs>
+          <w:tab w:val="num" w:pos="1440"/>
+        </w:tabs>
+        <w:ind w:left="1440" w:hanging="360"/>
+      </w:pPr>
+      <w:rPr>
+        <w:rFonts w:ascii="Courier New" w:hAnsi="Courier New" w:hint="default"/>
+        <w:sz w:val="20"/>
+      </w:rPr>
+    </w:lvl>
+    <w:lvl w:ilvl="2" w:tentative="1">
+      <w:start w:val="1"/>
+      <w:numFmt w:val="bullet"/>
+      <w:lvlText w:val=""/>
+      <w:lvlJc w:val="left"/>
+      <w:pPr>
+        <w:tabs>
+          <w:tab w:val="num" w:pos="2160"/>
+        </w:tabs>
+        <w:ind w:left="2160" w:hanging="360"/>
+      </w:pPr>
+      <w:rPr>
+        <w:rFonts w:ascii="Wingdings" w:hAnsi="Wingdings" w:hint="default"/>
+        <w:sz w:val="20"/>
+      </w:rPr>
+    </w:lvl>
+    <w:lvl w:ilvl="3" w:tentative="1">
+      <w:start w:val="1"/>
+      <w:numFmt w:val="bullet"/>
+      <w:lvlText w:val=""/>
+      <w:lvlJc w:val="left"/>
+      <w:pPr>
+        <w:tabs>
+          <w:tab w:val="num" w:pos="2880"/>
+        </w:tabs>
+        <w:ind w:left="2880" w:hanging="360"/>
+      </w:pPr>
+      <w:rPr>
+        <w:rFonts w:ascii="Wingdings" w:hAnsi="Wingdings" w:hint="default"/>
+        <w:sz w:val="20"/>
+      </w:rPr>
+    </w:lvl>
+    <w:lvl w:ilvl="4" w:tentative="1">
+      <w:start w:val="1"/>
+      <w:numFmt w:val="bullet"/>
+      <w:lvlText w:val=""/>
+      <w:lvlJc w:val="left"/>
+      <w:pPr>
+        <w:tabs>
+          <w:tab w:val="num" w:pos="3600"/>
+        </w:tabs>
+        <w:ind w:left="3600" w:hanging="360"/>
+      </w:pPr>
+      <w:rPr>
+        <w:rFonts w:ascii="Wingdings" w:hAnsi="Wingdings" w:hint="default"/>
+        <w:sz w:val="20"/>
+      </w:rPr>
+    </w:lvl>
+    <w:lvl w:ilvl="5" w:tentative="1">
+      <w:start w:val="1"/>
+      <w:numFmt w:val="bullet"/>
+      <w:lvlText w:val=""/>
+      <w:lvlJc w:val="left"/>
+      <w:pPr>
+        <w:tabs>
+          <w:tab w:val="num" w:pos="4320"/>
+        </w:tabs>
+        <w:ind w:left="4320" w:hanging="360"/>
+      </w:pPr>
+      <w:rPr>
+        <w:rFonts w:ascii="Wingdings" w:hAnsi="Wingdings" w:hint="default"/>
+        <w:sz w:val="20"/>
+      </w:rPr>
+    </w:lvl>
+    <w:lvl w:ilvl="6" w:tentative="1">
+      <w:start w:val="1"/>
+      <w:numFmt w:val="bullet"/>
+      <w:lvlText w:val=""/>
+      <w:lvlJc w:val="left"/>
+      <w:pPr>
+        <w:tabs>
+          <w:tab w:val="num" w:pos="5040"/>
+        </w:tabs>
+        <w:ind w:left="5040" w:hanging="360"/>
+      </w:pPr>
+      <w:rPr>
+        <w:rFonts w:ascii="Wingdings" w:hAnsi="Wingdings" w:hint="default"/>
+        <w:sz w:val="20"/>
+      </w:rPr>
+    </w:lvl>
+    <w:lvl w:ilvl="7" w:tentative="1">
+      <w:start w:val="1"/>
+      <w:numFmt w:val="bullet"/>
+      <w:lvlText w:val=""/>
+      <w:lvlJc w:val="left"/>
+      <w:pPr>
+        <w:tabs>
+          <w:tab w:val="num" w:pos="5760"/>
+        </w:tabs>
+        <w:ind w:left="5760" w:hanging="360"/>
+      </w:pPr>
+      <w:rPr>
+        <w:rFonts w:ascii="Wingdings" w:hAnsi="Wingdings" w:hint="default"/>
+        <w:sz w:val="20"/>
+      </w:rPr>
+    </w:lvl>
+    <w:lvl w:ilvl="8" w:tentative="1">
+      <w:start w:val="1"/>
+      <w:numFmt w:val="bullet"/>
+      <w:lvlText w:val=""/>
+      <w:lvlJc w:val="left"/>
+      <w:pPr>
+        <w:tabs>
+          <w:tab w:val="num" w:pos="6480"/>
+        </w:tabs>
+        <w:ind w:left="6480" w:hanging="360"/>
+      </w:pPr>
+      <w:rPr>
+        <w:rFonts w:ascii="Wingdings" w:hAnsi="Wingdings" w:hint="default"/>
+        <w:sz w:val="20"/>
+      </w:rPr>
+    </w:lvl>
+  </w:abstractNum>
+  <w:abstractNum w:abstractNumId="9" w15:restartNumberingAfterBreak="0">
     <w:nsid w:val="27884819"/>
     <w:multiLevelType w:val="multilevel"/>
     <w:tmpl w:val="0409001F"/>
@@ -7540,7 +9980,7 @@
       </w:pPr>
     </w:lvl>
   </w:abstractNum>
-  <w:abstractNum w:abstractNumId="8" w15:restartNumberingAfterBreak="0">
+  <w:abstractNum w:abstractNumId="10" w15:restartNumberingAfterBreak="0">
     <w:nsid w:val="2880794F"/>
     <w:multiLevelType w:val="hybridMultilevel"/>
     <w:tmpl w:val="40D8EE7A"/>
@@ -7653,7 +10093,120 @@
       </w:rPr>
     </w:lvl>
   </w:abstractNum>
-  <w:abstractNum w:abstractNumId="9" w15:restartNumberingAfterBreak="0">
+  <w:abstractNum w:abstractNumId="11" w15:restartNumberingAfterBreak="0">
+    <w:nsid w:val="298929EB"/>
+    <w:multiLevelType w:val="multilevel"/>
+    <w:tmpl w:val="95DA33F2"/>
+    <w:lvl w:ilvl="0">
+      <w:start w:val="1"/>
+      <w:numFmt w:val="decimal"/>
+      <w:lvlText w:val="%1."/>
+      <w:lvlJc w:val="left"/>
+      <w:pPr>
+        <w:tabs>
+          <w:tab w:val="num" w:pos="720"/>
+        </w:tabs>
+        <w:ind w:left="720" w:hanging="360"/>
+      </w:pPr>
+    </w:lvl>
+    <w:lvl w:ilvl="1" w:tentative="1">
+      <w:start w:val="1"/>
+      <w:numFmt w:val="decimal"/>
+      <w:lvlText w:val="%2."/>
+      <w:lvlJc w:val="left"/>
+      <w:pPr>
+        <w:tabs>
+          <w:tab w:val="num" w:pos="1440"/>
+        </w:tabs>
+        <w:ind w:left="1440" w:hanging="360"/>
+      </w:pPr>
+    </w:lvl>
+    <w:lvl w:ilvl="2" w:tentative="1">
+      <w:start w:val="1"/>
+      <w:numFmt w:val="decimal"/>
+      <w:lvlText w:val="%3."/>
+      <w:lvlJc w:val="left"/>
+      <w:pPr>
+        <w:tabs>
+          <w:tab w:val="num" w:pos="2160"/>
+        </w:tabs>
+        <w:ind w:left="2160" w:hanging="360"/>
+      </w:pPr>
+    </w:lvl>
+    <w:lvl w:ilvl="3" w:tentative="1">
+      <w:start w:val="1"/>
+      <w:numFmt w:val="decimal"/>
+      <w:lvlText w:val="%4."/>
+      <w:lvlJc w:val="left"/>
+      <w:pPr>
+        <w:tabs>
+          <w:tab w:val="num" w:pos="2880"/>
+        </w:tabs>
+        <w:ind w:left="2880" w:hanging="360"/>
+      </w:pPr>
+    </w:lvl>
+    <w:lvl w:ilvl="4" w:tentative="1">
+      <w:start w:val="1"/>
+      <w:numFmt w:val="decimal"/>
+      <w:lvlText w:val="%5."/>
+      <w:lvlJc w:val="left"/>
+      <w:pPr>
+        <w:tabs>
+          <w:tab w:val="num" w:pos="3600"/>
+        </w:tabs>
+        <w:ind w:left="3600" w:hanging="360"/>
+      </w:pPr>
+    </w:lvl>
+    <w:lvl w:ilvl="5" w:tentative="1">
+      <w:start w:val="1"/>
+      <w:numFmt w:val="decimal"/>
+      <w:lvlText w:val="%6."/>
+      <w:lvlJc w:val="left"/>
+      <w:pPr>
+        <w:tabs>
+          <w:tab w:val="num" w:pos="4320"/>
+        </w:tabs>
+        <w:ind w:left="4320" w:hanging="360"/>
+      </w:pPr>
+    </w:lvl>
+    <w:lvl w:ilvl="6" w:tentative="1">
+      <w:start w:val="1"/>
+      <w:numFmt w:val="decimal"/>
+      <w:lvlText w:val="%7."/>
+      <w:lvlJc w:val="left"/>
+      <w:pPr>
+        <w:tabs>
+          <w:tab w:val="num" w:pos="5040"/>
+        </w:tabs>
+        <w:ind w:left="5040" w:hanging="360"/>
+      </w:pPr>
+    </w:lvl>
+    <w:lvl w:ilvl="7" w:tentative="1">
+      <w:start w:val="1"/>
+      <w:numFmt w:val="decimal"/>
+      <w:lvlText w:val="%8."/>
+      <w:lvlJc w:val="left"/>
+      <w:pPr>
+        <w:tabs>
+          <w:tab w:val="num" w:pos="5760"/>
+        </w:tabs>
+        <w:ind w:left="5760" w:hanging="360"/>
+      </w:pPr>
+    </w:lvl>
+    <w:lvl w:ilvl="8" w:tentative="1">
+      <w:start w:val="1"/>
+      <w:numFmt w:val="decimal"/>
+      <w:lvlText w:val="%9."/>
+      <w:lvlJc w:val="left"/>
+      <w:pPr>
+        <w:tabs>
+          <w:tab w:val="num" w:pos="6480"/>
+        </w:tabs>
+        <w:ind w:left="6480" w:hanging="360"/>
+      </w:pPr>
+    </w:lvl>
+  </w:abstractNum>
+  <w:abstractNum w:abstractNumId="12" w15:restartNumberingAfterBreak="0">
     <w:nsid w:val="2BD12AE9"/>
     <w:multiLevelType w:val="hybridMultilevel"/>
     <w:tmpl w:val="E6AE5362"/>
@@ -7739,7 +10292,7 @@
       </w:pPr>
     </w:lvl>
   </w:abstractNum>
-  <w:abstractNum w:abstractNumId="10" w15:restartNumberingAfterBreak="0">
+  <w:abstractNum w:abstractNumId="13" w15:restartNumberingAfterBreak="0">
     <w:nsid w:val="2D8755DB"/>
     <w:multiLevelType w:val="hybridMultilevel"/>
     <w:tmpl w:val="ED7A077E"/>
@@ -7825,7 +10378,7 @@
       </w:pPr>
     </w:lvl>
   </w:abstractNum>
-  <w:abstractNum w:abstractNumId="11" w15:restartNumberingAfterBreak="0">
+  <w:abstractNum w:abstractNumId="14" w15:restartNumberingAfterBreak="0">
     <w:nsid w:val="32FB7955"/>
     <w:multiLevelType w:val="multilevel"/>
     <w:tmpl w:val="066255C6"/>
@@ -7929,7 +10482,7 @@
       </w:rPr>
     </w:lvl>
   </w:abstractNum>
-  <w:abstractNum w:abstractNumId="12" w15:restartNumberingAfterBreak="0">
+  <w:abstractNum w:abstractNumId="15" w15:restartNumberingAfterBreak="0">
     <w:nsid w:val="35401FC6"/>
     <w:multiLevelType w:val="multilevel"/>
     <w:tmpl w:val="0409001F"/>
@@ -8015,7 +10568,7 @@
       </w:pPr>
     </w:lvl>
   </w:abstractNum>
-  <w:abstractNum w:abstractNumId="13" w15:restartNumberingAfterBreak="0">
+  <w:abstractNum w:abstractNumId="16" w15:restartNumberingAfterBreak="0">
     <w:nsid w:val="36982CA4"/>
     <w:multiLevelType w:val="hybridMultilevel"/>
     <w:tmpl w:val="B33CBADA"/>
@@ -8101,7 +10654,7 @@
       </w:pPr>
     </w:lvl>
   </w:abstractNum>
-  <w:abstractNum w:abstractNumId="14" w15:restartNumberingAfterBreak="0">
+  <w:abstractNum w:abstractNumId="17" w15:restartNumberingAfterBreak="0">
     <w:nsid w:val="388057C1"/>
     <w:multiLevelType w:val="multilevel"/>
     <w:tmpl w:val="8DEAED26"/>
@@ -8205,7 +10758,7 @@
       </w:rPr>
     </w:lvl>
   </w:abstractNum>
-  <w:abstractNum w:abstractNumId="15" w15:restartNumberingAfterBreak="0">
+  <w:abstractNum w:abstractNumId="18" w15:restartNumberingAfterBreak="0">
     <w:nsid w:val="3B172D3A"/>
     <w:multiLevelType w:val="multilevel"/>
     <w:tmpl w:val="0409001F"/>
@@ -8291,7 +10844,7 @@
       </w:pPr>
     </w:lvl>
   </w:abstractNum>
-  <w:abstractNum w:abstractNumId="16" w15:restartNumberingAfterBreak="0">
+  <w:abstractNum w:abstractNumId="19" w15:restartNumberingAfterBreak="0">
     <w:nsid w:val="3D825932"/>
     <w:multiLevelType w:val="hybridMultilevel"/>
     <w:tmpl w:val="1524447A"/>
@@ -8377,7 +10930,7 @@
       </w:pPr>
     </w:lvl>
   </w:abstractNum>
-  <w:abstractNum w:abstractNumId="17" w15:restartNumberingAfterBreak="0">
+  <w:abstractNum w:abstractNumId="20" w15:restartNumberingAfterBreak="0">
     <w:nsid w:val="3F6535F5"/>
     <w:multiLevelType w:val="hybridMultilevel"/>
     <w:tmpl w:val="80281132"/>
@@ -8463,7 +11016,7 @@
       </w:pPr>
     </w:lvl>
   </w:abstractNum>
-  <w:abstractNum w:abstractNumId="18" w15:restartNumberingAfterBreak="0">
+  <w:abstractNum w:abstractNumId="21" w15:restartNumberingAfterBreak="0">
     <w:nsid w:val="40264194"/>
     <w:multiLevelType w:val="multilevel"/>
     <w:tmpl w:val="F626C44C"/>
@@ -8567,7 +11120,7 @@
       </w:rPr>
     </w:lvl>
   </w:abstractNum>
-  <w:abstractNum w:abstractNumId="19" w15:restartNumberingAfterBreak="0">
+  <w:abstractNum w:abstractNumId="22" w15:restartNumberingAfterBreak="0">
     <w:nsid w:val="459C31D4"/>
     <w:multiLevelType w:val="multilevel"/>
     <w:tmpl w:val="C366CA66"/>
@@ -8663,7 +11216,7 @@
       </w:pPr>
     </w:lvl>
   </w:abstractNum>
-  <w:abstractNum w:abstractNumId="20" w15:restartNumberingAfterBreak="0">
+  <w:abstractNum w:abstractNumId="23" w15:restartNumberingAfterBreak="0">
     <w:nsid w:val="49964BD1"/>
     <w:multiLevelType w:val="multilevel"/>
     <w:tmpl w:val="7F94F410"/>
@@ -8749,7 +11302,7 @@
       </w:pPr>
     </w:lvl>
   </w:abstractNum>
-  <w:abstractNum w:abstractNumId="21" w15:restartNumberingAfterBreak="0">
+  <w:abstractNum w:abstractNumId="24" w15:restartNumberingAfterBreak="0">
     <w:nsid w:val="4B0F4E5F"/>
     <w:multiLevelType w:val="multilevel"/>
     <w:tmpl w:val="A69E79D6"/>
@@ -8835,7 +11388,120 @@
       </w:pPr>
     </w:lvl>
   </w:abstractNum>
-  <w:abstractNum w:abstractNumId="22" w15:restartNumberingAfterBreak="0">
+  <w:abstractNum w:abstractNumId="25" w15:restartNumberingAfterBreak="0">
+    <w:nsid w:val="4F48327A"/>
+    <w:multiLevelType w:val="hybridMultilevel"/>
+    <w:tmpl w:val="5E682D1E"/>
+    <w:lvl w:ilvl="0" w:tplc="04090001">
+      <w:start w:val="1"/>
+      <w:numFmt w:val="bullet"/>
+      <w:lvlText w:val=""/>
+      <w:lvlJc w:val="left"/>
+      <w:pPr>
+        <w:ind w:left="720" w:hanging="360"/>
+      </w:pPr>
+      <w:rPr>
+        <w:rFonts w:ascii="Symbol" w:hAnsi="Symbol" w:hint="default"/>
+      </w:rPr>
+    </w:lvl>
+    <w:lvl w:ilvl="1" w:tplc="04090003" w:tentative="1">
+      <w:start w:val="1"/>
+      <w:numFmt w:val="bullet"/>
+      <w:lvlText w:val="o"/>
+      <w:lvlJc w:val="left"/>
+      <w:pPr>
+        <w:ind w:left="1440" w:hanging="360"/>
+      </w:pPr>
+      <w:rPr>
+        <w:rFonts w:ascii="Courier New" w:hAnsi="Courier New" w:cs="Courier New" w:hint="default"/>
+      </w:rPr>
+    </w:lvl>
+    <w:lvl w:ilvl="2" w:tplc="04090005" w:tentative="1">
+      <w:start w:val="1"/>
+      <w:numFmt w:val="bullet"/>
+      <w:lvlText w:val=""/>
+      <w:lvlJc w:val="left"/>
+      <w:pPr>
+        <w:ind w:left="2160" w:hanging="360"/>
+      </w:pPr>
+      <w:rPr>
+        <w:rFonts w:ascii="Wingdings" w:hAnsi="Wingdings" w:hint="default"/>
+      </w:rPr>
+    </w:lvl>
+    <w:lvl w:ilvl="3" w:tplc="04090001" w:tentative="1">
+      <w:start w:val="1"/>
+      <w:numFmt w:val="bullet"/>
+      <w:lvlText w:val=""/>
+      <w:lvlJc w:val="left"/>
+      <w:pPr>
+        <w:ind w:left="2880" w:hanging="360"/>
+      </w:pPr>
+      <w:rPr>
+        <w:rFonts w:ascii="Symbol" w:hAnsi="Symbol" w:hint="default"/>
+      </w:rPr>
+    </w:lvl>
+    <w:lvl w:ilvl="4" w:tplc="04090003" w:tentative="1">
+      <w:start w:val="1"/>
+      <w:numFmt w:val="bullet"/>
+      <w:lvlText w:val="o"/>
+      <w:lvlJc w:val="left"/>
+      <w:pPr>
+        <w:ind w:left="3600" w:hanging="360"/>
+      </w:pPr>
+      <w:rPr>
+        <w:rFonts w:ascii="Courier New" w:hAnsi="Courier New" w:cs="Courier New" w:hint="default"/>
+      </w:rPr>
+    </w:lvl>
+    <w:lvl w:ilvl="5" w:tplc="04090005" w:tentative="1">
+      <w:start w:val="1"/>
+      <w:numFmt w:val="bullet"/>
+      <w:lvlText w:val=""/>
+      <w:lvlJc w:val="left"/>
+      <w:pPr>
+        <w:ind w:left="4320" w:hanging="360"/>
+      </w:pPr>
+      <w:rPr>
+        <w:rFonts w:ascii="Wingdings" w:hAnsi="Wingdings" w:hint="default"/>
+      </w:rPr>
+    </w:lvl>
+    <w:lvl w:ilvl="6" w:tplc="04090001" w:tentative="1">
+      <w:start w:val="1"/>
+      <w:numFmt w:val="bullet"/>
+      <w:lvlText w:val=""/>
+      <w:lvlJc w:val="left"/>
+      <w:pPr>
+        <w:ind w:left="5040" w:hanging="360"/>
+      </w:pPr>
+      <w:rPr>
+        <w:rFonts w:ascii="Symbol" w:hAnsi="Symbol" w:hint="default"/>
+      </w:rPr>
+    </w:lvl>
+    <w:lvl w:ilvl="7" w:tplc="04090003" w:tentative="1">
+      <w:start w:val="1"/>
+      <w:numFmt w:val="bullet"/>
+      <w:lvlText w:val="o"/>
+      <w:lvlJc w:val="left"/>
+      <w:pPr>
+        <w:ind w:left="5760" w:hanging="360"/>
+      </w:pPr>
+      <w:rPr>
+        <w:rFonts w:ascii="Courier New" w:hAnsi="Courier New" w:cs="Courier New" w:hint="default"/>
+      </w:rPr>
+    </w:lvl>
+    <w:lvl w:ilvl="8" w:tplc="04090005" w:tentative="1">
+      <w:start w:val="1"/>
+      <w:numFmt w:val="bullet"/>
+      <w:lvlText w:val=""/>
+      <w:lvlJc w:val="left"/>
+      <w:pPr>
+        <w:ind w:left="6480" w:hanging="360"/>
+      </w:pPr>
+      <w:rPr>
+        <w:rFonts w:ascii="Wingdings" w:hAnsi="Wingdings" w:hint="default"/>
+      </w:rPr>
+    </w:lvl>
+  </w:abstractNum>
+  <w:abstractNum w:abstractNumId="26" w15:restartNumberingAfterBreak="0">
     <w:nsid w:val="5192069C"/>
     <w:multiLevelType w:val="multilevel"/>
     <w:tmpl w:val="68FE5D82"/>
@@ -8931,7 +11597,7 @@
       </w:pPr>
     </w:lvl>
   </w:abstractNum>
-  <w:abstractNum w:abstractNumId="23" w15:restartNumberingAfterBreak="0">
+  <w:abstractNum w:abstractNumId="27" w15:restartNumberingAfterBreak="0">
     <w:nsid w:val="57EF2240"/>
     <w:multiLevelType w:val="hybridMultilevel"/>
     <w:tmpl w:val="5F8CECDA"/>
@@ -9017,7 +11683,7 @@
       </w:pPr>
     </w:lvl>
   </w:abstractNum>
-  <w:abstractNum w:abstractNumId="24" w15:restartNumberingAfterBreak="0">
+  <w:abstractNum w:abstractNumId="28" w15:restartNumberingAfterBreak="0">
     <w:nsid w:val="588E05DF"/>
     <w:multiLevelType w:val="multilevel"/>
     <w:tmpl w:val="DA4AD95C"/>
@@ -9121,7 +11787,7 @@
       </w:rPr>
     </w:lvl>
   </w:abstractNum>
-  <w:abstractNum w:abstractNumId="25" w15:restartNumberingAfterBreak="0">
+  <w:abstractNum w:abstractNumId="29" w15:restartNumberingAfterBreak="0">
     <w:nsid w:val="5BA7657E"/>
     <w:multiLevelType w:val="multilevel"/>
     <w:tmpl w:val="A39294F6"/>
@@ -9225,7 +11891,7 @@
       </w:rPr>
     </w:lvl>
   </w:abstractNum>
-  <w:abstractNum w:abstractNumId="26" w15:restartNumberingAfterBreak="0">
+  <w:abstractNum w:abstractNumId="30" w15:restartNumberingAfterBreak="0">
     <w:nsid w:val="5BE81EB0"/>
     <w:multiLevelType w:val="multilevel"/>
     <w:tmpl w:val="02945C46"/>
@@ -9329,7 +11995,7 @@
       </w:rPr>
     </w:lvl>
   </w:abstractNum>
-  <w:abstractNum w:abstractNumId="27" w15:restartNumberingAfterBreak="0">
+  <w:abstractNum w:abstractNumId="31" w15:restartNumberingAfterBreak="0">
     <w:nsid w:val="63784447"/>
     <w:multiLevelType w:val="multilevel"/>
     <w:tmpl w:val="3B3A7FD6"/>
@@ -9415,7 +12081,7 @@
       </w:pPr>
     </w:lvl>
   </w:abstractNum>
-  <w:abstractNum w:abstractNumId="28" w15:restartNumberingAfterBreak="0">
+  <w:abstractNum w:abstractNumId="32" w15:restartNumberingAfterBreak="0">
     <w:nsid w:val="6ABD18B1"/>
     <w:multiLevelType w:val="multilevel"/>
     <w:tmpl w:val="B7140BA4"/>
@@ -9535,7 +12201,7 @@
       </w:rPr>
     </w:lvl>
   </w:abstractNum>
-  <w:abstractNum w:abstractNumId="29" w15:restartNumberingAfterBreak="0">
+  <w:abstractNum w:abstractNumId="33" w15:restartNumberingAfterBreak="0">
     <w:nsid w:val="6B4756D2"/>
     <w:multiLevelType w:val="multilevel"/>
     <w:tmpl w:val="0409001F"/>
@@ -9621,7 +12287,7 @@
       </w:pPr>
     </w:lvl>
   </w:abstractNum>
-  <w:abstractNum w:abstractNumId="30" w15:restartNumberingAfterBreak="0">
+  <w:abstractNum w:abstractNumId="34" w15:restartNumberingAfterBreak="0">
     <w:nsid w:val="730842EC"/>
     <w:multiLevelType w:val="multilevel"/>
     <w:tmpl w:val="419A210A"/>
@@ -9743,7 +12409,7 @@
       </w:rPr>
     </w:lvl>
   </w:abstractNum>
-  <w:abstractNum w:abstractNumId="31" w15:restartNumberingAfterBreak="0">
+  <w:abstractNum w:abstractNumId="35" w15:restartNumberingAfterBreak="0">
     <w:nsid w:val="74F366FB"/>
     <w:multiLevelType w:val="hybridMultilevel"/>
     <w:tmpl w:val="0630D7F0"/>
@@ -9829,7 +12495,7 @@
       </w:pPr>
     </w:lvl>
   </w:abstractNum>
-  <w:abstractNum w:abstractNumId="32" w15:restartNumberingAfterBreak="0">
+  <w:abstractNum w:abstractNumId="36" w15:restartNumberingAfterBreak="0">
     <w:nsid w:val="766D038E"/>
     <w:multiLevelType w:val="multilevel"/>
     <w:tmpl w:val="0409001F"/>
@@ -9915,7 +12581,156 @@
       </w:pPr>
     </w:lvl>
   </w:abstractNum>
-  <w:abstractNum w:abstractNumId="33" w15:restartNumberingAfterBreak="0">
+  <w:abstractNum w:abstractNumId="37" w15:restartNumberingAfterBreak="0">
+    <w:nsid w:val="78D9713A"/>
+    <w:multiLevelType w:val="multilevel"/>
+    <w:tmpl w:val="2940DE70"/>
+    <w:lvl w:ilvl="0">
+      <w:start w:val="1"/>
+      <w:numFmt w:val="bullet"/>
+      <w:lvlText w:val=""/>
+      <w:lvlJc w:val="left"/>
+      <w:pPr>
+        <w:tabs>
+          <w:tab w:val="num" w:pos="720"/>
+        </w:tabs>
+        <w:ind w:left="720" w:hanging="360"/>
+      </w:pPr>
+      <w:rPr>
+        <w:rFonts w:ascii="Symbol" w:hAnsi="Symbol" w:hint="default"/>
+        <w:sz w:val="20"/>
+      </w:rPr>
+    </w:lvl>
+    <w:lvl w:ilvl="1" w:tentative="1">
+      <w:start w:val="1"/>
+      <w:numFmt w:val="bullet"/>
+      <w:lvlText w:val="o"/>
+      <w:lvlJc w:val="left"/>
+      <w:pPr>
+        <w:tabs>
+          <w:tab w:val="num" w:pos="1440"/>
+        </w:tabs>
+        <w:ind w:left="1440" w:hanging="360"/>
+      </w:pPr>
+      <w:rPr>
+        <w:rFonts w:ascii="Courier New" w:hAnsi="Courier New" w:hint="default"/>
+        <w:sz w:val="20"/>
+      </w:rPr>
+    </w:lvl>
+    <w:lvl w:ilvl="2" w:tentative="1">
+      <w:start w:val="1"/>
+      <w:numFmt w:val="bullet"/>
+      <w:lvlText w:val=""/>
+      <w:lvlJc w:val="left"/>
+      <w:pPr>
+        <w:tabs>
+          <w:tab w:val="num" w:pos="2160"/>
+        </w:tabs>
+        <w:ind w:left="2160" w:hanging="360"/>
+      </w:pPr>
+      <w:rPr>
+        <w:rFonts w:ascii="Wingdings" w:hAnsi="Wingdings" w:hint="default"/>
+        <w:sz w:val="20"/>
+      </w:rPr>
+    </w:lvl>
+    <w:lvl w:ilvl="3" w:tentative="1">
+      <w:start w:val="1"/>
+      <w:numFmt w:val="bullet"/>
+      <w:lvlText w:val=""/>
+      <w:lvlJc w:val="left"/>
+      <w:pPr>
+        <w:tabs>
+          <w:tab w:val="num" w:pos="2880"/>
+        </w:tabs>
+        <w:ind w:left="2880" w:hanging="360"/>
+      </w:pPr>
+      <w:rPr>
+        <w:rFonts w:ascii="Wingdings" w:hAnsi="Wingdings" w:hint="default"/>
+        <w:sz w:val="20"/>
+      </w:rPr>
+    </w:lvl>
+    <w:lvl w:ilvl="4" w:tentative="1">
+      <w:start w:val="1"/>
+      <w:numFmt w:val="bullet"/>
+      <w:lvlText w:val=""/>
+      <w:lvlJc w:val="left"/>
+      <w:pPr>
+        <w:tabs>
+          <w:tab w:val="num" w:pos="3600"/>
+        </w:tabs>
+        <w:ind w:left="3600" w:hanging="360"/>
+      </w:pPr>
+      <w:rPr>
+        <w:rFonts w:ascii="Wingdings" w:hAnsi="Wingdings" w:hint="default"/>
+        <w:sz w:val="20"/>
+      </w:rPr>
+    </w:lvl>
+    <w:lvl w:ilvl="5" w:tentative="1">
+      <w:start w:val="1"/>
+      <w:numFmt w:val="bullet"/>
+      <w:lvlText w:val=""/>
+      <w:lvlJc w:val="left"/>
+      <w:pPr>
+        <w:tabs>
+          <w:tab w:val="num" w:pos="4320"/>
+        </w:tabs>
+        <w:ind w:left="4320" w:hanging="360"/>
+      </w:pPr>
+      <w:rPr>
+        <w:rFonts w:ascii="Wingdings" w:hAnsi="Wingdings" w:hint="default"/>
+        <w:sz w:val="20"/>
+      </w:rPr>
+    </w:lvl>
+    <w:lvl w:ilvl="6" w:tentative="1">
+      <w:start w:val="1"/>
+      <w:numFmt w:val="bullet"/>
+      <w:lvlText w:val=""/>
+      <w:lvlJc w:val="left"/>
+      <w:pPr>
+        <w:tabs>
+          <w:tab w:val="num" w:pos="5040"/>
+        </w:tabs>
+        <w:ind w:left="5040" w:hanging="360"/>
+      </w:pPr>
+      <w:rPr>
+        <w:rFonts w:ascii="Wingdings" w:hAnsi="Wingdings" w:hint="default"/>
+        <w:sz w:val="20"/>
+      </w:rPr>
+    </w:lvl>
+    <w:lvl w:ilvl="7" w:tentative="1">
+      <w:start w:val="1"/>
+      <w:numFmt w:val="bullet"/>
+      <w:lvlText w:val=""/>
+      <w:lvlJc w:val="left"/>
+      <w:pPr>
+        <w:tabs>
+          <w:tab w:val="num" w:pos="5760"/>
+        </w:tabs>
+        <w:ind w:left="5760" w:hanging="360"/>
+      </w:pPr>
+      <w:rPr>
+        <w:rFonts w:ascii="Wingdings" w:hAnsi="Wingdings" w:hint="default"/>
+        <w:sz w:val="20"/>
+      </w:rPr>
+    </w:lvl>
+    <w:lvl w:ilvl="8" w:tentative="1">
+      <w:start w:val="1"/>
+      <w:numFmt w:val="bullet"/>
+      <w:lvlText w:val=""/>
+      <w:lvlJc w:val="left"/>
+      <w:pPr>
+        <w:tabs>
+          <w:tab w:val="num" w:pos="6480"/>
+        </w:tabs>
+        <w:ind w:left="6480" w:hanging="360"/>
+      </w:pPr>
+      <w:rPr>
+        <w:rFonts w:ascii="Wingdings" w:hAnsi="Wingdings" w:hint="default"/>
+        <w:sz w:val="20"/>
+      </w:rPr>
+    </w:lvl>
+  </w:abstractNum>
+  <w:abstractNum w:abstractNumId="38" w15:restartNumberingAfterBreak="0">
     <w:nsid w:val="7B2B017C"/>
     <w:multiLevelType w:val="hybridMultilevel"/>
     <w:tmpl w:val="64C0A228"/>
@@ -10001,7 +12816,7 @@
       </w:pPr>
     </w:lvl>
   </w:abstractNum>
-  <w:abstractNum w:abstractNumId="34" w15:restartNumberingAfterBreak="0">
+  <w:abstractNum w:abstractNumId="39" w15:restartNumberingAfterBreak="0">
     <w:nsid w:val="7B93093D"/>
     <w:multiLevelType w:val="hybridMultilevel"/>
     <w:tmpl w:val="31DAE736"/>
@@ -10087,7 +12902,7 @@
       </w:pPr>
     </w:lvl>
   </w:abstractNum>
-  <w:abstractNum w:abstractNumId="35" w15:restartNumberingAfterBreak="0">
+  <w:abstractNum w:abstractNumId="40" w15:restartNumberingAfterBreak="0">
     <w:nsid w:val="7F040FD1"/>
     <w:multiLevelType w:val="hybridMultilevel"/>
     <w:tmpl w:val="EAA8D4AC"/>
@@ -10174,64 +12989,64 @@
     </w:lvl>
   </w:abstractNum>
   <w:num w:numId="1" w16cid:durableId="4938563">
-    <w:abstractNumId w:val="5"/>
+    <w:abstractNumId w:val="6"/>
   </w:num>
   <w:num w:numId="2" w16cid:durableId="1291670171">
+    <w:abstractNumId w:val="26"/>
+  </w:num>
+  <w:num w:numId="3" w16cid:durableId="424694116">
     <w:abstractNumId w:val="22"/>
   </w:num>
-  <w:num w:numId="3" w16cid:durableId="424694116">
-    <w:abstractNumId w:val="19"/>
-  </w:num>
   <w:num w:numId="4" w16cid:durableId="1766148621">
-    <w:abstractNumId w:val="15"/>
+    <w:abstractNumId w:val="18"/>
   </w:num>
   <w:num w:numId="5" w16cid:durableId="1500462468">
     <w:abstractNumId w:val="2"/>
   </w:num>
   <w:num w:numId="6" w16cid:durableId="400640706">
-    <w:abstractNumId w:val="18"/>
+    <w:abstractNumId w:val="21"/>
   </w:num>
   <w:num w:numId="7" w16cid:durableId="979312602">
+    <w:abstractNumId w:val="17"/>
+  </w:num>
+  <w:num w:numId="8" w16cid:durableId="1926375224">
     <w:abstractNumId w:val="14"/>
   </w:num>
-  <w:num w:numId="8" w16cid:durableId="1926375224">
-    <w:abstractNumId w:val="11"/>
-  </w:num>
   <w:num w:numId="9" w16cid:durableId="147022736">
-    <w:abstractNumId w:val="25"/>
+    <w:abstractNumId w:val="29"/>
   </w:num>
   <w:num w:numId="10" w16cid:durableId="1278021584">
-    <w:abstractNumId w:val="21"/>
+    <w:abstractNumId w:val="24"/>
   </w:num>
   <w:num w:numId="11" w16cid:durableId="1219827715">
-    <w:abstractNumId w:val="27"/>
+    <w:abstractNumId w:val="31"/>
   </w:num>
   <w:num w:numId="12" w16cid:durableId="618731563">
-    <w:abstractNumId w:val="24"/>
+    <w:abstractNumId w:val="28"/>
   </w:num>
   <w:num w:numId="13" w16cid:durableId="1119563986">
-    <w:abstractNumId w:val="26"/>
+    <w:abstractNumId w:val="30"/>
   </w:num>
   <w:num w:numId="14" w16cid:durableId="1178156381">
-    <w:abstractNumId w:val="4"/>
+    <w:abstractNumId w:val="5"/>
   </w:num>
   <w:num w:numId="15" w16cid:durableId="1843546599">
-    <w:abstractNumId w:val="28"/>
+    <w:abstractNumId w:val="32"/>
   </w:num>
   <w:num w:numId="16" w16cid:durableId="869412714">
-    <w:abstractNumId w:val="13"/>
+    <w:abstractNumId w:val="16"/>
   </w:num>
   <w:num w:numId="17" w16cid:durableId="1786804960">
-    <w:abstractNumId w:val="8"/>
+    <w:abstractNumId w:val="10"/>
   </w:num>
   <w:num w:numId="18" w16cid:durableId="72824368">
     <w:abstractNumId w:val="3"/>
   </w:num>
   <w:num w:numId="19" w16cid:durableId="1965042778">
-    <w:abstractNumId w:val="9"/>
+    <w:abstractNumId w:val="12"/>
   </w:num>
   <w:num w:numId="20" w16cid:durableId="662002578">
-    <w:abstractNumId w:val="20"/>
+    <w:abstractNumId w:val="23"/>
   </w:num>
   <w:num w:numId="21" w16cid:durableId="447361260">
     <w:abstractNumId w:val="0"/>
@@ -10240,46 +13055,61 @@
     <w:abstractNumId w:val="1"/>
   </w:num>
   <w:num w:numId="23" w16cid:durableId="170726119">
-    <w:abstractNumId w:val="29"/>
+    <w:abstractNumId w:val="33"/>
   </w:num>
   <w:num w:numId="24" w16cid:durableId="159152865">
-    <w:abstractNumId w:val="23"/>
+    <w:abstractNumId w:val="27"/>
   </w:num>
   <w:num w:numId="25" w16cid:durableId="1874732813">
-    <w:abstractNumId w:val="30"/>
+    <w:abstractNumId w:val="34"/>
   </w:num>
   <w:num w:numId="26" w16cid:durableId="279991125">
-    <w:abstractNumId w:val="6"/>
+    <w:abstractNumId w:val="7"/>
   </w:num>
   <w:num w:numId="27" w16cid:durableId="1159921877">
-    <w:abstractNumId w:val="7"/>
+    <w:abstractNumId w:val="9"/>
   </w:num>
   <w:num w:numId="28" w16cid:durableId="137649159">
-    <w:abstractNumId w:val="12"/>
+    <w:abstractNumId w:val="15"/>
   </w:num>
   <w:num w:numId="29" w16cid:durableId="929463240">
-    <w:abstractNumId w:val="32"/>
+    <w:abstractNumId w:val="36"/>
   </w:num>
   <w:num w:numId="30" w16cid:durableId="1087774514">
-    <w:abstractNumId w:val="31"/>
+    <w:abstractNumId w:val="35"/>
   </w:num>
   <w:num w:numId="31" w16cid:durableId="1979144083">
-    <w:abstractNumId w:val="33"/>
+    <w:abstractNumId w:val="38"/>
   </w:num>
   <w:num w:numId="32" w16cid:durableId="371737106">
-    <w:abstractNumId w:val="35"/>
+    <w:abstractNumId w:val="40"/>
   </w:num>
   <w:num w:numId="33" w16cid:durableId="1598295521">
-    <w:abstractNumId w:val="10"/>
+    <w:abstractNumId w:val="13"/>
   </w:num>
   <w:num w:numId="34" w16cid:durableId="1022131396">
-    <w:abstractNumId w:val="17"/>
+    <w:abstractNumId w:val="20"/>
   </w:num>
   <w:num w:numId="35" w16cid:durableId="598952422">
-    <w:abstractNumId w:val="16"/>
+    <w:abstractNumId w:val="19"/>
   </w:num>
   <w:num w:numId="36" w16cid:durableId="2125953308">
-    <w:abstractNumId w:val="34"/>
+    <w:abstractNumId w:val="39"/>
+  </w:num>
+  <w:num w:numId="37" w16cid:durableId="146241422">
+    <w:abstractNumId w:val="25"/>
+  </w:num>
+  <w:num w:numId="38" w16cid:durableId="79841471">
+    <w:abstractNumId w:val="8"/>
+  </w:num>
+  <w:num w:numId="39" w16cid:durableId="2126338838">
+    <w:abstractNumId w:val="4"/>
+  </w:num>
+  <w:num w:numId="40" w16cid:durableId="556429188">
+    <w:abstractNumId w:val="11"/>
+  </w:num>
+  <w:num w:numId="41" w16cid:durableId="61610317">
+    <w:abstractNumId w:val="37"/>
   </w:num>
 </w:numbering>
 </file>
@@ -11351,6 +14181,18 @@
       <w:rFonts w:cs="Mangal"/>
     </w:rPr>
   </w:style>
+  <w:style w:type="character" w:styleId="FollowedHyperlink">
+    <w:name w:val="FollowedHyperlink"/>
+    <w:basedOn w:val="DefaultParagraphFont"/>
+    <w:uiPriority w:val="99"/>
+    <w:semiHidden/>
+    <w:unhideWhenUsed/>
+    <w:rsid w:val="00AC3264"/>
+    <w:rPr>
+      <w:color w:val="96607D" w:themeColor="followedHyperlink"/>
+      <w:u w:val="single"/>
+    </w:rPr>
+  </w:style>
 </w:styles>
 </file>
 

--- a/Proposals/ProposalWriteDraftLatest.docx
+++ b/Proposals/ProposalWriteDraftLatest.docx
@@ -3115,7 +3115,7 @@
       <w:pPr>
         <w:ind w:firstLine="360"/>
         <w:rPr>
-          <w:rFonts w:ascii="TH Sarabun New" w:hAnsi="TH Sarabun New" w:hint="cs"/>
+          <w:rFonts w:ascii="TH Sarabun New" w:hAnsi="TH Sarabun New"/>
           <w:sz w:val="32"/>
           <w:cs/>
           <w:lang w:bidi="th-TH"/>
@@ -3387,7 +3387,7 @@
       <w:pPr>
         <w:pStyle w:val="Textbody"/>
         <w:rPr>
-          <w:rFonts w:ascii="TH Sarabun New" w:hAnsi="TH Sarabun New" w:cs="TH Sarabun New" w:hint="cs"/>
+          <w:rFonts w:ascii="TH Sarabun New" w:hAnsi="TH Sarabun New" w:cs="TH Sarabun New"/>
           <w:sz w:val="32"/>
           <w:szCs w:val="32"/>
           <w:lang w:bidi="th-TH"/>
@@ -3720,17 +3720,301 @@
       <w:pPr>
         <w:pStyle w:val="Textbody"/>
         <w:rPr>
+          <w:rFonts w:ascii="TH Sarabun New" w:hAnsi="TH Sarabun New" w:cs="TH Sarabun New"/>
+          <w:sz w:val="32"/>
+          <w:szCs w:val="32"/>
+          <w:lang w:bidi="th-TH"/>
+        </w:rPr>
+      </w:pPr>
+      <w:r>
+        <w:rPr>
+          <w:rFonts w:ascii="TH Sarabun New" w:hAnsi="TH Sarabun New" w:cs="TH Sarabun New"/>
+          <w:sz w:val="32"/>
+          <w:szCs w:val="32"/>
+          <w:cs/>
+          <w:lang w:bidi="th-TH"/>
+        </w:rPr>
+        <w:t>ผู้จัดทำ</w:t>
+      </w:r>
+      <w:r>
+        <w:rPr>
           <w:rFonts w:ascii="TH Sarabun New" w:hAnsi="TH Sarabun New" w:cs="TH Sarabun New" w:hint="cs"/>
           <w:sz w:val="32"/>
           <w:szCs w:val="32"/>
-          <w:lang w:bidi="th-TH"/>
-        </w:rPr>
-      </w:pPr>
-      <w:r>
-        <w:rPr>
-          <w:rFonts w:ascii="TH Sarabun New" w:hAnsi="TH Sarabun New" w:cs="TH Sarabun New"/>
-          <w:sz w:val="32"/>
-          <w:szCs w:val="32"/>
+          <w:cs/>
+          <w:lang w:bidi="th-TH"/>
+        </w:rPr>
+        <w:t>ยึดหลัก</w:t>
+      </w:r>
+      <w:r>
+        <w:rPr>
+          <w:rFonts w:ascii="TH Sarabun New" w:hAnsi="TH Sarabun New" w:cs="TH Sarabun New"/>
+          <w:sz w:val="32"/>
+          <w:szCs w:val="32"/>
+          <w:cs/>
+          <w:lang w:bidi="th-TH"/>
+        </w:rPr>
+        <w:t>เนื้อหาภาษาอังกฤษ</w:t>
+      </w:r>
+      <w:r>
+        <w:rPr>
+          <w:rFonts w:ascii="TH Sarabun New" w:hAnsi="TH Sarabun New" w:cs="TH Sarabun New" w:hint="cs"/>
+          <w:sz w:val="32"/>
+          <w:szCs w:val="32"/>
+          <w:cs/>
+          <w:lang w:bidi="th-TH"/>
+        </w:rPr>
+        <w:t>ตาม</w:t>
+      </w:r>
+      <w:r>
+        <w:rPr>
+          <w:rFonts w:ascii="TH Sarabun New" w:hAnsi="TH Sarabun New" w:cs="TH Sarabun New"/>
+          <w:sz w:val="32"/>
+          <w:szCs w:val="32"/>
+          <w:cs/>
+          <w:lang w:bidi="th-TH"/>
+        </w:rPr>
+        <w:t>มาตรฐาน</w:t>
+      </w:r>
+      <w:r>
+        <w:rPr>
+          <w:rFonts w:ascii="TH Sarabun New" w:hAnsi="TH Sarabun New" w:cs="TH Sarabun New"/>
+          <w:sz w:val="32"/>
+          <w:szCs w:val="32"/>
+          <w:lang w:bidi="th-TH"/>
+        </w:rPr>
+        <w:t xml:space="preserve"> CEFR </w:t>
+      </w:r>
+      <w:r>
+        <w:rPr>
+          <w:rFonts w:ascii="TH Sarabun New" w:hAnsi="TH Sarabun New" w:cs="TH Sarabun New" w:hint="cs"/>
+          <w:sz w:val="32"/>
+          <w:szCs w:val="32"/>
+          <w:cs/>
+          <w:lang w:bidi="th-TH"/>
+        </w:rPr>
+        <w:t xml:space="preserve">เพื่อเป็น </w:t>
+      </w:r>
+      <w:r>
+        <w:rPr>
+          <w:rFonts w:ascii="TH Sarabun New" w:hAnsi="TH Sarabun New" w:cs="TH Sarabun New"/>
+          <w:sz w:val="32"/>
+          <w:szCs w:val="32"/>
+          <w:lang w:bidi="th-TH"/>
+        </w:rPr>
+        <w:t xml:space="preserve">guideline </w:t>
+      </w:r>
+      <w:r>
+        <w:rPr>
+          <w:rFonts w:ascii="TH Sarabun New" w:hAnsi="TH Sarabun New" w:cs="TH Sarabun New" w:hint="cs"/>
+          <w:sz w:val="32"/>
+          <w:szCs w:val="32"/>
+          <w:cs/>
+          <w:lang w:bidi="th-TH"/>
+        </w:rPr>
+        <w:t>การออกแบบบริบทการสนทนาในเกมให้เหมาะสมตามระดับการเรียนรู้ของผู้เล่น</w:t>
+      </w:r>
+    </w:p>
+    <w:p>
+      <w:pPr>
+        <w:rPr>
+          <w:rFonts w:ascii="TH Sarabun New" w:hAnsi="TH Sarabun New"/>
+          <w:sz w:val="32"/>
+          <w:lang w:bidi="th-TH"/>
+        </w:rPr>
+      </w:pPr>
+      <w:r>
+        <w:rPr>
+          <w:rFonts w:ascii="TH Sarabun New" w:hAnsi="TH Sarabun New"/>
+          <w:sz w:val="32"/>
+          <w:lang w:bidi="th-TH"/>
+        </w:rPr>
+        <w:t xml:space="preserve">3. </w:t>
+      </w:r>
+      <w:proofErr w:type="spellStart"/>
+      <w:r>
+        <w:rPr>
+          <w:rFonts w:ascii="TH Sarabun New" w:hAnsi="TH Sarabun New"/>
+          <w:sz w:val="32"/>
+          <w:lang w:bidi="th-TH"/>
+        </w:rPr>
+        <w:t>trueplookpanya</w:t>
+      </w:r>
+      <w:proofErr w:type="spellEnd"/>
+    </w:p>
+    <w:p>
+      <w:pPr>
+        <w:ind w:firstLine="709"/>
+        <w:rPr>
+          <w:lang w:bidi="th-TH"/>
+        </w:rPr>
+      </w:pPr>
+      <w:r>
+        <w:rPr>
+          <w:cs/>
+          <w:lang w:bidi="th-TH"/>
+        </w:rPr>
+        <w:t>ทรูปลูกปัญญา คือ</w:t>
+      </w:r>
+      <w:r>
+        <w:rPr>
+          <w:lang w:bidi="th-TH"/>
+        </w:rPr>
+        <w:t> </w:t>
+      </w:r>
+      <w:r>
+        <w:rPr>
+          <w:cs/>
+          <w:lang w:bidi="th-TH"/>
+        </w:rPr>
+        <w:t xml:space="preserve">คลังความรู้ออนไลน์และศูนย์รวมสื่อการศึกษาอันดับ </w:t>
+      </w:r>
+      <w:r>
+        <w:rPr>
+          <w:lang w:bidi="th-TH"/>
+        </w:rPr>
+        <w:t xml:space="preserve">1 </w:t>
+      </w:r>
+      <w:r>
+        <w:rPr>
+          <w:cs/>
+          <w:lang w:bidi="th-TH"/>
+        </w:rPr>
+        <w:t>ของไทย</w:t>
+      </w:r>
+      <w:r>
+        <w:rPr>
+          <w:lang w:bidi="th-TH"/>
+        </w:rPr>
+        <w:t> </w:t>
+      </w:r>
+      <w:r>
+        <w:rPr>
+          <w:cs/>
+          <w:lang w:bidi="th-TH"/>
+        </w:rPr>
+        <w:t>พัฒนาโดยกลุ่มทรู เพื่อสร้างสังคมแห่งการเรียนรู้ที่ไม่มีที่สิ้นสุด ให้บริการฟรี ทั้งคลังบทเรียน</w:t>
+      </w:r>
+      <w:r>
+        <w:rPr>
+          <w:lang w:bidi="th-TH"/>
+        </w:rPr>
+        <w:t xml:space="preserve">, </w:t>
+      </w:r>
+      <w:r>
+        <w:rPr>
+          <w:cs/>
+          <w:lang w:bidi="th-TH"/>
+        </w:rPr>
+        <w:t>คลิปติว</w:t>
+      </w:r>
+      <w:proofErr w:type="spellStart"/>
+      <w:r>
+        <w:rPr>
+          <w:cs/>
+          <w:lang w:bidi="th-TH"/>
+        </w:rPr>
+        <w:t>เต</w:t>
+      </w:r>
+      <w:proofErr w:type="spellEnd"/>
+      <w:r>
+        <w:rPr>
+          <w:cs/>
+          <w:lang w:bidi="th-TH"/>
+        </w:rPr>
+        <w:t>อร์</w:t>
+      </w:r>
+      <w:r>
+        <w:rPr>
+          <w:lang w:bidi="th-TH"/>
+        </w:rPr>
+        <w:t xml:space="preserve">, </w:t>
+      </w:r>
+      <w:r>
+        <w:rPr>
+          <w:cs/>
+          <w:lang w:bidi="th-TH"/>
+        </w:rPr>
+        <w:t>คลังข้อสอบ</w:t>
+      </w:r>
+      <w:r>
+        <w:rPr>
+          <w:lang w:bidi="th-TH"/>
+        </w:rPr>
+        <w:t xml:space="preserve">, </w:t>
+      </w:r>
+      <w:r>
+        <w:rPr>
+          <w:cs/>
+          <w:lang w:bidi="th-TH"/>
+        </w:rPr>
+        <w:t>แหล่งการเรียนรู้คู่คุณธรรม</w:t>
+      </w:r>
+      <w:r>
+        <w:rPr>
+          <w:lang w:bidi="th-TH"/>
+        </w:rPr>
+        <w:t xml:space="preserve">, </w:t>
+      </w:r>
+      <w:r>
+        <w:rPr>
+          <w:cs/>
+          <w:lang w:bidi="th-TH"/>
+        </w:rPr>
+        <w:t>ข่าวสารศึกษา</w:t>
+      </w:r>
+      <w:r>
+        <w:rPr>
+          <w:lang w:bidi="th-TH"/>
+        </w:rPr>
+        <w:t xml:space="preserve">, </w:t>
+      </w:r>
+      <w:r>
+        <w:rPr>
+          <w:cs/>
+          <w:lang w:bidi="th-TH"/>
+        </w:rPr>
+        <w:t>แอปพลิเคชัน</w:t>
+      </w:r>
+      <w:r>
+        <w:rPr>
+          <w:lang w:bidi="th-TH"/>
+        </w:rPr>
+        <w:t xml:space="preserve">, </w:t>
+      </w:r>
+      <w:r>
+        <w:rPr>
+          <w:cs/>
+          <w:lang w:bidi="th-TH"/>
+        </w:rPr>
+        <w:t>และช่องทีวีทรูปลูกปัญญา (</w:t>
+      </w:r>
+      <w:proofErr w:type="spellStart"/>
+      <w:r>
+        <w:rPr>
+          <w:lang w:bidi="th-TH"/>
+        </w:rPr>
+        <w:t>TrueVisions</w:t>
+      </w:r>
+      <w:proofErr w:type="spellEnd"/>
+      <w:r>
+        <w:rPr>
+          <w:lang w:bidi="th-TH"/>
+        </w:rPr>
+        <w:t>)</w:t>
+      </w:r>
+    </w:p>
+    <w:p>
+      <w:pPr>
+        <w:ind w:firstLine="709"/>
+        <w:rPr>
+          <w:lang w:bidi="th-TH"/>
+        </w:rPr>
+      </w:pPr>
+      <w:r>
+        <w:rPr>
+          <w:rFonts w:ascii="TH Sarabun New" w:hAnsi="TH Sarabun New"/>
+          <w:sz w:val="32"/>
           <w:cs/>
           <w:lang w:bidi="th-TH"/>
         </w:rPr>
@@ -3738,376 +4022,91 @@
       </w:r>
       <w:r>
         <w:rPr>
-          <w:rFonts w:ascii="TH Sarabun New" w:hAnsi="TH Sarabun New" w:cs="TH Sarabun New" w:hint="cs"/>
-          <w:sz w:val="32"/>
-          <w:szCs w:val="32"/>
-          <w:cs/>
-          <w:lang w:bidi="th-TH"/>
-        </w:rPr>
-        <w:t>ยึดหลัก</w:t>
-      </w:r>
-      <w:r>
-        <w:rPr>
-          <w:rFonts w:ascii="TH Sarabun New" w:hAnsi="TH Sarabun New" w:cs="TH Sarabun New"/>
-          <w:sz w:val="32"/>
-          <w:szCs w:val="32"/>
-          <w:cs/>
-          <w:lang w:bidi="th-TH"/>
-        </w:rPr>
-        <w:t>เนื้อหาภาษาอังกฤษ</w:t>
-      </w:r>
-      <w:r>
-        <w:rPr>
-          <w:rFonts w:ascii="TH Sarabun New" w:hAnsi="TH Sarabun New" w:cs="TH Sarabun New" w:hint="cs"/>
-          <w:sz w:val="32"/>
-          <w:szCs w:val="32"/>
-          <w:cs/>
-          <w:lang w:bidi="th-TH"/>
-        </w:rPr>
-        <w:t>ตาม</w:t>
-      </w:r>
-      <w:r>
-        <w:rPr>
-          <w:rFonts w:ascii="TH Sarabun New" w:hAnsi="TH Sarabun New" w:cs="TH Sarabun New"/>
-          <w:sz w:val="32"/>
-          <w:szCs w:val="32"/>
-          <w:cs/>
-          <w:lang w:bidi="th-TH"/>
-        </w:rPr>
-        <w:t>มาตรฐาน</w:t>
-      </w:r>
-      <w:r>
-        <w:rPr>
-          <w:rFonts w:ascii="TH Sarabun New" w:hAnsi="TH Sarabun New" w:cs="TH Sarabun New"/>
-          <w:sz w:val="32"/>
-          <w:szCs w:val="32"/>
-          <w:lang w:bidi="th-TH"/>
-        </w:rPr>
-        <w:t xml:space="preserve"> CEFR </w:t>
-      </w:r>
-      <w:r>
-        <w:rPr>
-          <w:rFonts w:ascii="TH Sarabun New" w:hAnsi="TH Sarabun New" w:cs="TH Sarabun New" w:hint="cs"/>
-          <w:sz w:val="32"/>
-          <w:szCs w:val="32"/>
-          <w:cs/>
-          <w:lang w:bidi="th-TH"/>
-        </w:rPr>
-        <w:t xml:space="preserve">เพื่อเป็น </w:t>
-      </w:r>
-      <w:r>
-        <w:rPr>
-          <w:rFonts w:ascii="TH Sarabun New" w:hAnsi="TH Sarabun New" w:cs="TH Sarabun New"/>
-          <w:sz w:val="32"/>
-          <w:szCs w:val="32"/>
-          <w:lang w:bidi="th-TH"/>
-        </w:rPr>
-        <w:t xml:space="preserve">guideline </w:t>
-      </w:r>
-      <w:r>
-        <w:rPr>
-          <w:rFonts w:ascii="TH Sarabun New" w:hAnsi="TH Sarabun New" w:cs="TH Sarabun New" w:hint="cs"/>
-          <w:sz w:val="32"/>
-          <w:szCs w:val="32"/>
-          <w:cs/>
-          <w:lang w:bidi="th-TH"/>
-        </w:rPr>
-        <w:t>การออกแบบบริบทการสนทนาในเกมให้เหมาะสมตามระดับการเรียนรู้ของผู้เล่น</w:t>
-      </w:r>
-    </w:p>
-    <w:p>
-      <w:pPr>
-        <w:rPr>
-          <w:rFonts w:ascii="TH Sarabun New" w:hAnsi="TH Sarabun New"/>
-          <w:sz w:val="32"/>
-          <w:lang w:bidi="th-TH"/>
-        </w:rPr>
-      </w:pPr>
-      <w:r>
-        <w:rPr>
-          <w:rFonts w:ascii="TH Sarabun New" w:hAnsi="TH Sarabun New"/>
-          <w:sz w:val="32"/>
-          <w:lang w:bidi="th-TH"/>
-        </w:rPr>
-        <w:t xml:space="preserve">3. </w:t>
+          <w:rFonts w:hint="cs"/>
+          <w:cs/>
+          <w:lang w:bidi="th-TH"/>
+        </w:rPr>
+        <w:t>อ้างอิงเนื้อหาบทเรียนในแต่ละวัยตาม</w:t>
+      </w:r>
+      <w:r>
+        <w:rPr>
+          <w:cs/>
+          <w:lang w:bidi="th-TH"/>
+        </w:rPr>
+        <w:t>คลังบทเรียน</w:t>
+      </w:r>
+      <w:r>
+        <w:rPr>
+          <w:rFonts w:hint="cs"/>
+          <w:cs/>
+          <w:lang w:bidi="th-TH"/>
+        </w:rPr>
+        <w:t>ของ</w:t>
+      </w:r>
+      <w:r>
+        <w:rPr>
+          <w:cs/>
+          <w:lang w:bidi="th-TH"/>
+        </w:rPr>
+        <w:t>ทรูปลูกปัญญา</w:t>
+      </w:r>
+      <w:r>
+        <w:rPr>
+          <w:rFonts w:hint="cs"/>
+          <w:cs/>
+          <w:lang w:bidi="th-TH"/>
+        </w:rPr>
+        <w:t xml:space="preserve"> </w:t>
+      </w:r>
+      <w:r>
+        <w:rPr>
+          <w:rFonts w:hint="cs"/>
+          <w:cs/>
+          <w:lang w:bidi="th-TH"/>
+        </w:rPr>
+        <w:t>เพราะเป็นคลังความรู้ขนาดใหญ่ที่ครอบคลุมเนื้อหาการเรียนภาษาอังกฤษของทุกชั้นเรียน และเป็นแหล่ง</w:t>
       </w:r>
       <w:proofErr w:type="spellStart"/>
       <w:r>
         <w:rPr>
-          <w:rFonts w:ascii="TH Sarabun New" w:hAnsi="TH Sarabun New"/>
-          <w:sz w:val="32"/>
-          <w:lang w:bidi="th-TH"/>
-        </w:rPr>
-        <w:t>trueplookpanya</w:t>
+          <w:rFonts w:hint="cs"/>
+          <w:cs/>
+          <w:lang w:bidi="th-TH"/>
+        </w:rPr>
+        <w:t>ข้</w:t>
       </w:r>
       <w:proofErr w:type="spellEnd"/>
+      <w:r>
+        <w:rPr>
+          <w:rFonts w:hint="cs"/>
+          <w:cs/>
+          <w:lang w:bidi="th-TH"/>
+        </w:rPr>
+        <w:t>อม</w:t>
+      </w:r>
+      <w:proofErr w:type="spellStart"/>
+      <w:r>
+        <w:rPr>
+          <w:rFonts w:hint="cs"/>
+          <w:cs/>
+          <w:lang w:bidi="th-TH"/>
+        </w:rPr>
+        <w:t>ูง</w:t>
+      </w:r>
+      <w:proofErr w:type="spellEnd"/>
+      <w:r>
+        <w:rPr>
+          <w:rFonts w:hint="cs"/>
+          <w:cs/>
+          <w:lang w:bidi="th-TH"/>
+        </w:rPr>
+        <w:t>ที่น่าเชื่อถือของไทย</w:t>
+      </w:r>
     </w:p>
     <w:p>
       <w:pPr>
         <w:ind w:firstLine="709"/>
         <w:rPr>
-          <w:lang w:bidi="th-TH"/>
-        </w:rPr>
-      </w:pPr>
-      <w:r>
-        <w:rPr>
-          <w:cs/>
-          <w:lang w:bidi="th-TH"/>
-        </w:rPr>
-        <w:t>ทรูปลูกปัญญา คือ</w:t>
-      </w:r>
-      <w:r>
-        <w:rPr>
-          <w:lang w:bidi="th-TH"/>
-        </w:rPr>
-        <w:t> </w:t>
-      </w:r>
-      <w:r>
-        <w:rPr>
-          <w:cs/>
-          <w:lang w:bidi="th-TH"/>
-        </w:rPr>
-        <w:t xml:space="preserve">คลังความรู้ออนไลน์และศูนย์รวมสื่อการศึกษาอันดับ </w:t>
-      </w:r>
-      <w:r>
-        <w:rPr>
-          <w:lang w:bidi="th-TH"/>
-        </w:rPr>
-        <w:t xml:space="preserve">1 </w:t>
-      </w:r>
-      <w:r>
-        <w:rPr>
-          <w:cs/>
-          <w:lang w:bidi="th-TH"/>
-        </w:rPr>
-        <w:t>ของไทย</w:t>
-      </w:r>
-      <w:r>
-        <w:rPr>
-          <w:lang w:bidi="th-TH"/>
-        </w:rPr>
-        <w:t> </w:t>
-      </w:r>
-      <w:r>
-        <w:rPr>
-          <w:cs/>
-          <w:lang w:bidi="th-TH"/>
-        </w:rPr>
-        <w:t>พัฒนาโดยกลุ่มทรู เพื่อสร้างสังคมแห่งการเรียนรู้ที่ไม่มีที่สิ้นสุด ให้บริการฟรี ทั้งคลังบทเรียน</w:t>
-      </w:r>
-      <w:r>
-        <w:rPr>
-          <w:lang w:bidi="th-TH"/>
-        </w:rPr>
-        <w:t xml:space="preserve">, </w:t>
-      </w:r>
-      <w:r>
-        <w:rPr>
-          <w:cs/>
-          <w:lang w:bidi="th-TH"/>
-        </w:rPr>
-        <w:t>คลิปติว</w:t>
-      </w:r>
-      <w:proofErr w:type="spellStart"/>
-      <w:r>
-        <w:rPr>
-          <w:cs/>
-          <w:lang w:bidi="th-TH"/>
-        </w:rPr>
-        <w:t>เต</w:t>
-      </w:r>
-      <w:proofErr w:type="spellEnd"/>
-      <w:r>
-        <w:rPr>
-          <w:cs/>
-          <w:lang w:bidi="th-TH"/>
-        </w:rPr>
-        <w:t>อร์</w:t>
-      </w:r>
-      <w:r>
-        <w:rPr>
-          <w:lang w:bidi="th-TH"/>
-        </w:rPr>
-        <w:t xml:space="preserve">, </w:t>
-      </w:r>
-      <w:r>
-        <w:rPr>
-          <w:cs/>
-          <w:lang w:bidi="th-TH"/>
-        </w:rPr>
-        <w:t>คลังข้อสอบ</w:t>
-      </w:r>
-      <w:r>
-        <w:rPr>
-          <w:lang w:bidi="th-TH"/>
-        </w:rPr>
-        <w:t xml:space="preserve">, </w:t>
-      </w:r>
-      <w:r>
-        <w:rPr>
-          <w:cs/>
-          <w:lang w:bidi="th-TH"/>
-        </w:rPr>
-        <w:t>แหล่งการเรียนรู้คู่คุณธรรม</w:t>
-      </w:r>
-      <w:r>
-        <w:rPr>
-          <w:lang w:bidi="th-TH"/>
-        </w:rPr>
-        <w:t xml:space="preserve">, </w:t>
-      </w:r>
-      <w:r>
-        <w:rPr>
-          <w:cs/>
-          <w:lang w:bidi="th-TH"/>
-        </w:rPr>
-        <w:t>ข่าวสารศึกษา</w:t>
-      </w:r>
-      <w:r>
-        <w:rPr>
-          <w:lang w:bidi="th-TH"/>
-        </w:rPr>
-        <w:t xml:space="preserve">, </w:t>
-      </w:r>
-      <w:r>
-        <w:rPr>
-          <w:cs/>
-          <w:lang w:bidi="th-TH"/>
-        </w:rPr>
-        <w:t>แอปพลิเคชัน</w:t>
-      </w:r>
-      <w:r>
-        <w:rPr>
-          <w:lang w:bidi="th-TH"/>
-        </w:rPr>
-        <w:t xml:space="preserve">, </w:t>
-      </w:r>
-      <w:r>
-        <w:rPr>
-          <w:cs/>
-          <w:lang w:bidi="th-TH"/>
-        </w:rPr>
-        <w:t>และช่องทีวีทรูปลูกปัญญา (</w:t>
-      </w:r>
-      <w:proofErr w:type="spellStart"/>
-      <w:r>
-        <w:rPr>
-          <w:lang w:bidi="th-TH"/>
-        </w:rPr>
-        <w:t>TrueVisions</w:t>
-      </w:r>
-      <w:proofErr w:type="spellEnd"/>
-      <w:r>
-        <w:rPr>
-          <w:lang w:bidi="th-TH"/>
-        </w:rPr>
-        <w:t>)</w:t>
-      </w:r>
-    </w:p>
-    <w:p>
-      <w:pPr>
-        <w:ind w:firstLine="709"/>
-        <w:rPr>
-          <w:lang w:bidi="th-TH"/>
-        </w:rPr>
-      </w:pPr>
-      <w:r>
-        <w:rPr>
-          <w:rFonts w:ascii="TH Sarabun New" w:hAnsi="TH Sarabun New"/>
-          <w:sz w:val="32"/>
-          <w:cs/>
-          <w:lang w:bidi="th-TH"/>
-        </w:rPr>
-        <w:t>ผู้จัดทำ</w:t>
-      </w:r>
-      <w:r>
-        <w:rPr>
-          <w:rFonts w:hint="cs"/>
-          <w:cs/>
-          <w:lang w:bidi="th-TH"/>
-        </w:rPr>
-        <w:t>อ้างอิงเนื้อหาบทเรียนในแต่ละวัยตาม</w:t>
-      </w:r>
-      <w:r>
-        <w:rPr>
-          <w:cs/>
-          <w:lang w:bidi="th-TH"/>
-        </w:rPr>
-        <w:t>คลังบทเรียน</w:t>
-      </w:r>
-      <w:r>
-        <w:rPr>
-          <w:rFonts w:hint="cs"/>
-          <w:cs/>
-          <w:lang w:bidi="th-TH"/>
-        </w:rPr>
-        <w:t>ของ</w:t>
-      </w:r>
-      <w:r>
-        <w:rPr>
-          <w:cs/>
-          <w:lang w:bidi="th-TH"/>
-        </w:rPr>
-        <w:t>ทรูปลูกปัญญา</w:t>
-      </w:r>
-      <w:r>
-        <w:rPr>
-          <w:rFonts w:hint="cs"/>
-          <w:cs/>
-          <w:lang w:bidi="th-TH"/>
-        </w:rPr>
-        <w:t xml:space="preserve"> </w:t>
-      </w:r>
-      <w:r>
-        <w:rPr>
-          <w:rFonts w:hint="cs"/>
-          <w:cs/>
-          <w:lang w:bidi="th-TH"/>
-        </w:rPr>
-        <w:t>เพราะเป็นคลังความรู้ขนาดใหญ่ที่ครอบคลุมเนื้อหาการเรียนภาษาอังกฤษของทุกชั้นเรียน และเป็นแหล่ง</w:t>
-      </w:r>
-      <w:proofErr w:type="spellStart"/>
-      <w:r>
-        <w:rPr>
-          <w:rFonts w:hint="cs"/>
-          <w:cs/>
-          <w:lang w:bidi="th-TH"/>
-        </w:rPr>
-        <w:t>ข้</w:t>
-      </w:r>
-      <w:proofErr w:type="spellEnd"/>
-      <w:r>
-        <w:rPr>
-          <w:rFonts w:hint="cs"/>
-          <w:cs/>
-          <w:lang w:bidi="th-TH"/>
-        </w:rPr>
-        <w:t>อม</w:t>
-      </w:r>
-      <w:proofErr w:type="spellStart"/>
-      <w:r>
-        <w:rPr>
-          <w:rFonts w:hint="cs"/>
-          <w:cs/>
-          <w:lang w:bidi="th-TH"/>
-        </w:rPr>
-        <w:t>ูง</w:t>
-      </w:r>
-      <w:proofErr w:type="spellEnd"/>
-      <w:r>
-        <w:rPr>
-          <w:rFonts w:hint="cs"/>
-          <w:cs/>
-          <w:lang w:bidi="th-TH"/>
-        </w:rPr>
-        <w:t>ที่น่าเชื่อถือของไทย</w:t>
-      </w:r>
-    </w:p>
-    <w:p>
-      <w:pPr>
-        <w:ind w:firstLine="709"/>
-        <w:rPr>
-          <w:rFonts w:hint="cs"/>
           <w:cs/>
           <w:lang w:bidi="th-TH"/>
         </w:rPr>
@@ -4275,7 +4274,7 @@
       <w:pPr>
         <w:ind w:firstLine="425"/>
         <w:rPr>
-          <w:rFonts w:ascii="TH Sarabun New" w:hAnsi="TH Sarabun New" w:hint="cs"/>
+          <w:rFonts w:ascii="TH Sarabun New" w:hAnsi="TH Sarabun New"/>
           <w:sz w:val="32"/>
           <w:lang w:bidi="th-TH"/>
         </w:rPr>
@@ -4717,6 +4716,7 @@
       <w:r>
         <w:rPr>
           <w:rFonts w:ascii="TH Sarabun New" w:hAnsi="TH Sarabun New" w:cs="TH Sarabun New"/>
+          <w:noProof/>
           <w:sz w:val="32"/>
           <w:szCs w:val="32"/>
           <w:lang w:bidi="th-TH"/>
@@ -5036,7 +5036,7 @@
         <w:pStyle w:val="Textbody"/>
         <w:ind w:firstLine="709"/>
         <w:rPr>
-          <w:rFonts w:ascii="TH Sarabun New" w:hAnsi="TH Sarabun New" w:cs="TH Sarabun New" w:hint="cs"/>
+          <w:rFonts w:ascii="TH Sarabun New" w:hAnsi="TH Sarabun New" w:cs="TH Sarabun New"/>
           <w:sz w:val="32"/>
           <w:szCs w:val="32"/>
           <w:cs/>
@@ -5120,7 +5120,7 @@
         <w:ind w:firstLine="360"/>
         <w:jc w:val="center"/>
         <w:rPr>
-          <w:rFonts w:ascii="TH Sarabun New" w:hAnsi="TH Sarabun New" w:cs="TH Sarabun New" w:hint="cs"/>
+          <w:rFonts w:ascii="TH Sarabun New" w:hAnsi="TH Sarabun New" w:cs="TH Sarabun New"/>
           <w:sz w:val="32"/>
           <w:szCs w:val="32"/>
           <w:lang w:bidi="th-TH"/>
@@ -8668,6 +8668,2923 @@
         </w:rPr>
         <w:t>ภายในเกม</w:t>
       </w:r>
+    </w:p>
+    <w:p>
+      <w:pPr>
+        <w:pStyle w:val="13"/>
+        <w:tabs>
+          <w:tab w:val="left" w:pos="360"/>
+        </w:tabs>
+        <w:ind w:left="0" w:right="-880"/>
+        <w:rPr>
+          <w:rFonts w:ascii="TH Sarabun New" w:hAnsi="TH Sarabun New" w:cs="TH Sarabun New"/>
+          <w:color w:val="000000" w:themeColor="text1"/>
+          <w:sz w:val="32"/>
+          <w:szCs w:val="32"/>
+          <w:lang w:bidi="th-TH"/>
+        </w:rPr>
+      </w:pPr>
+    </w:p>
+    <w:p>
+      <w:pPr>
+        <w:pStyle w:val="13"/>
+        <w:tabs>
+          <w:tab w:val="left" w:pos="360"/>
+        </w:tabs>
+        <w:ind w:left="0" w:right="-880"/>
+        <w:rPr>
+          <w:rFonts w:ascii="TH Sarabun New" w:hAnsi="TH Sarabun New" w:cs="TH Sarabun New"/>
+          <w:color w:val="000000" w:themeColor="text1"/>
+          <w:sz w:val="32"/>
+          <w:szCs w:val="32"/>
+          <w:lang w:bidi="th-TH"/>
+        </w:rPr>
+      </w:pPr>
+      <w:r>
+        <w:rPr>
+          <w:rFonts w:ascii="TH Sarabun New" w:hAnsi="TH Sarabun New" w:cs="TH Sarabun New"/>
+          <w:color w:val="000000" w:themeColor="text1"/>
+          <w:sz w:val="32"/>
+          <w:szCs w:val="32"/>
+          <w:cs/>
+          <w:lang w:bidi="th-TH"/>
+        </w:rPr>
+        <w:lastRenderedPageBreak/>
+        <w:t xml:space="preserve">แนวคิดการเรียนรู้คือ ถ้าเกมสนุก เด็กก็อยากเล่น </w:t>
+      </w:r>
+    </w:p>
+    <w:p>
+      <w:pPr>
+        <w:pStyle w:val="13"/>
+        <w:tabs>
+          <w:tab w:val="left" w:pos="360"/>
+        </w:tabs>
+        <w:ind w:left="0" w:right="-880"/>
+        <w:rPr>
+          <w:rFonts w:ascii="TH Sarabun New" w:hAnsi="TH Sarabun New" w:cs="TH Sarabun New"/>
+          <w:color w:val="000000" w:themeColor="text1"/>
+          <w:sz w:val="32"/>
+          <w:szCs w:val="32"/>
+          <w:lang w:bidi="th-TH"/>
+        </w:rPr>
+      </w:pPr>
+      <w:r>
+        <w:rPr>
+          <w:rFonts w:ascii="TH Sarabun New" w:hAnsi="TH Sarabun New" w:cs="TH Sarabun New"/>
+          <w:color w:val="000000" w:themeColor="text1"/>
+          <w:sz w:val="32"/>
+          <w:szCs w:val="32"/>
+          <w:cs/>
+          <w:lang w:bidi="th-TH"/>
+        </w:rPr>
+        <w:t>และถ้าเด็กอยากเล่น เด็กก็อยากเข้าใจภาษาอังกฤษในเกมเองโดยธรรมชาติ</w:t>
+      </w:r>
+    </w:p>
+    <w:p>
+      <w:pPr>
+        <w:pStyle w:val="13"/>
+        <w:tabs>
+          <w:tab w:val="left" w:pos="360"/>
+        </w:tabs>
+        <w:ind w:left="0" w:right="-880"/>
+        <w:rPr>
+          <w:rFonts w:ascii="TH Sarabun New" w:hAnsi="TH Sarabun New" w:cs="TH Sarabun New"/>
+          <w:color w:val="000000" w:themeColor="text1"/>
+          <w:sz w:val="32"/>
+          <w:szCs w:val="32"/>
+          <w:lang w:bidi="th-TH"/>
+        </w:rPr>
+      </w:pPr>
+      <w:r>
+        <w:rPr>
+          <w:rFonts w:ascii="TH Sarabun New" w:hAnsi="TH Sarabun New" w:cs="TH Sarabun New"/>
+          <w:color w:val="000000" w:themeColor="text1"/>
+          <w:sz w:val="32"/>
+          <w:szCs w:val="32"/>
+          <w:cs/>
+          <w:lang w:bidi="th-TH"/>
+        </w:rPr>
+        <w:t xml:space="preserve">ในเกม จะเน้นบทสนทนาและคำศัพท์ที่ใช้ในชีวิตประจำวัน เช่น การทักทาย การซื้อขาย หรือการบอกทิศทาง </w:t>
+      </w:r>
+    </w:p>
+    <w:p>
+      <w:pPr>
+        <w:pStyle w:val="13"/>
+        <w:tabs>
+          <w:tab w:val="left" w:pos="360"/>
+        </w:tabs>
+        <w:ind w:left="0" w:right="-880"/>
+        <w:rPr>
+          <w:rFonts w:ascii="TH Sarabun New" w:hAnsi="TH Sarabun New" w:cs="TH Sarabun New"/>
+          <w:color w:val="000000" w:themeColor="text1"/>
+          <w:sz w:val="32"/>
+          <w:szCs w:val="32"/>
+          <w:lang w:bidi="th-TH"/>
+        </w:rPr>
+      </w:pPr>
+      <w:r>
+        <w:rPr>
+          <w:rFonts w:ascii="TH Sarabun New" w:hAnsi="TH Sarabun New" w:cs="TH Sarabun New"/>
+          <w:color w:val="000000" w:themeColor="text1"/>
+          <w:sz w:val="32"/>
+          <w:szCs w:val="32"/>
+          <w:cs/>
+          <w:lang w:bidi="th-TH"/>
+        </w:rPr>
+        <w:t>ซึ่งเป็นสถานการณ์ที่เด็กสามารถนำไปใช้ได้จริง</w:t>
+      </w:r>
+    </w:p>
+    <w:p>
+      <w:pPr>
+        <w:pStyle w:val="13"/>
+        <w:tabs>
+          <w:tab w:val="left" w:pos="360"/>
+        </w:tabs>
+        <w:ind w:left="0" w:right="-880"/>
+        <w:rPr>
+          <w:rFonts w:ascii="TH Sarabun New" w:hAnsi="TH Sarabun New" w:cs="TH Sarabun New" w:hint="cs"/>
+          <w:color w:val="000000" w:themeColor="text1"/>
+          <w:sz w:val="32"/>
+          <w:szCs w:val="32"/>
+          <w:lang w:bidi="th-TH"/>
+        </w:rPr>
+      </w:pPr>
+      <w:r>
+        <w:rPr>
+          <w:rFonts w:ascii="TH Sarabun New" w:hAnsi="TH Sarabun New" w:cs="TH Sarabun New"/>
+          <w:color w:val="000000" w:themeColor="text1"/>
+          <w:sz w:val="32"/>
+          <w:szCs w:val="32"/>
+          <w:cs/>
+          <w:lang w:bidi="th-TH"/>
+        </w:rPr>
+        <w:t>ทำให้เด็กได้ฝึกภาษาอังกฤษไปพร้อมกับการเล่นเกมอย่างสนุกสนาน</w:t>
+      </w:r>
+    </w:p>
+    <w:p>
+      <w:pPr>
+        <w:pStyle w:val="13"/>
+        <w:tabs>
+          <w:tab w:val="left" w:pos="360"/>
+        </w:tabs>
+        <w:ind w:left="0" w:right="-880"/>
+        <w:rPr>
+          <w:rFonts w:ascii="TH Sarabun New" w:hAnsi="TH Sarabun New" w:cs="TH Sarabun New"/>
+          <w:color w:val="000000" w:themeColor="text1"/>
+          <w:sz w:val="32"/>
+          <w:szCs w:val="32"/>
+          <w:lang w:bidi="th-TH"/>
+        </w:rPr>
+      </w:pPr>
+    </w:p>
+    <w:p>
+      <w:pPr>
+        <w:pStyle w:val="13"/>
+        <w:tabs>
+          <w:tab w:val="left" w:pos="360"/>
+        </w:tabs>
+        <w:ind w:left="0" w:right="-880"/>
+        <w:rPr>
+          <w:rFonts w:ascii="TH Sarabun New" w:hAnsi="TH Sarabun New" w:cs="TH Sarabun New"/>
+          <w:color w:val="000000" w:themeColor="text1"/>
+          <w:sz w:val="32"/>
+          <w:szCs w:val="32"/>
+          <w:lang w:bidi="th-TH"/>
+        </w:rPr>
+      </w:pPr>
+    </w:p>
+    <w:p>
+      <w:pPr>
+        <w:pStyle w:val="13"/>
+        <w:tabs>
+          <w:tab w:val="left" w:pos="360"/>
+        </w:tabs>
+        <w:ind w:left="0" w:right="-880"/>
+        <w:rPr>
+          <w:rFonts w:ascii="TH Sarabun New" w:hAnsi="TH Sarabun New" w:cs="TH Sarabun New"/>
+          <w:color w:val="000000" w:themeColor="text1"/>
+          <w:sz w:val="32"/>
+          <w:szCs w:val="32"/>
+          <w:lang w:bidi="th-TH"/>
+        </w:rPr>
+      </w:pPr>
+      <w:r>
+        <w:rPr>
+          <w:rFonts w:ascii="TH Sarabun New" w:hAnsi="TH Sarabun New" w:cs="TH Sarabun New"/>
+          <w:color w:val="000000" w:themeColor="text1"/>
+          <w:sz w:val="32"/>
+          <w:szCs w:val="32"/>
+          <w:lang w:bidi="th-TH"/>
+        </w:rPr>
+        <w:t>teaching</w:t>
+      </w:r>
+      <w:r>
+        <w:rPr>
+          <w:rFonts w:ascii="TH Sarabun New" w:hAnsi="TH Sarabun New" w:cs="TH Sarabun New"/>
+          <w:color w:val="000000" w:themeColor="text1"/>
+          <w:sz w:val="32"/>
+          <w:szCs w:val="32"/>
+          <w:lang w:bidi="th-TH"/>
+        </w:rPr>
+        <w:br/>
+      </w:r>
+      <w:r>
+        <w:rPr>
+          <w:rFonts w:ascii="TH Sarabun New" w:hAnsi="TH Sarabun New" w:cs="TH Sarabun New"/>
+          <w:color w:val="000000" w:themeColor="text1"/>
+          <w:sz w:val="32"/>
+          <w:szCs w:val="32"/>
+          <w:cs/>
+          <w:lang w:bidi="th-TH"/>
+        </w:rPr>
+        <w:t xml:space="preserve">มุ่งเน้นทักษะ </w:t>
+      </w:r>
+      <w:r>
+        <w:rPr>
+          <w:rFonts w:ascii="TH Sarabun New" w:hAnsi="TH Sarabun New" w:cs="TH Sarabun New"/>
+          <w:color w:val="000000" w:themeColor="text1"/>
+          <w:sz w:val="32"/>
+          <w:szCs w:val="32"/>
+          <w:lang w:bidi="th-TH"/>
+        </w:rPr>
+        <w:t xml:space="preserve">4 </w:t>
+      </w:r>
+      <w:r>
+        <w:rPr>
+          <w:rFonts w:ascii="TH Sarabun New" w:hAnsi="TH Sarabun New" w:cs="TH Sarabun New"/>
+          <w:color w:val="000000" w:themeColor="text1"/>
+          <w:sz w:val="32"/>
+          <w:szCs w:val="32"/>
+          <w:cs/>
+          <w:lang w:bidi="th-TH"/>
+        </w:rPr>
+        <w:t>ด้านคือ ฟัง พูด อ่าน เขียน</w:t>
+      </w:r>
+      <w:r>
+        <w:rPr>
+          <w:rFonts w:ascii="TH Sarabun New" w:hAnsi="TH Sarabun New" w:cs="TH Sarabun New"/>
+          <w:color w:val="000000" w:themeColor="text1"/>
+          <w:sz w:val="32"/>
+          <w:szCs w:val="32"/>
+          <w:lang w:bidi="th-TH"/>
+        </w:rPr>
+        <w:br/>
+      </w:r>
+      <w:r>
+        <w:rPr>
+          <w:rFonts w:ascii="TH Sarabun New" w:hAnsi="TH Sarabun New" w:cs="TH Sarabun New"/>
+          <w:color w:val="000000" w:themeColor="text1"/>
+          <w:sz w:val="32"/>
+          <w:szCs w:val="32"/>
+          <w:cs/>
+          <w:lang w:bidi="th-TH"/>
+        </w:rPr>
+        <w:t xml:space="preserve">โดย </w:t>
+      </w:r>
+      <w:r>
+        <w:rPr>
+          <w:rFonts w:ascii="TH Sarabun New" w:hAnsi="TH Sarabun New" w:cs="TH Sarabun New"/>
+          <w:color w:val="000000" w:themeColor="text1"/>
+          <w:sz w:val="32"/>
+          <w:szCs w:val="32"/>
+          <w:lang w:bidi="th-TH"/>
+        </w:rPr>
+        <w:t xml:space="preserve">focus </w:t>
+      </w:r>
+      <w:r>
+        <w:rPr>
+          <w:rFonts w:ascii="TH Sarabun New" w:hAnsi="TH Sarabun New" w:cs="TH Sarabun New"/>
+          <w:color w:val="000000" w:themeColor="text1"/>
+          <w:sz w:val="32"/>
+          <w:szCs w:val="32"/>
+          <w:cs/>
+          <w:lang w:bidi="th-TH"/>
+        </w:rPr>
+        <w:t>ไปที่การ อ่าน เขียน ก่อน</w:t>
+      </w:r>
+      <w:r>
+        <w:rPr>
+          <w:rFonts w:ascii="TH Sarabun New" w:hAnsi="TH Sarabun New" w:cs="TH Sarabun New"/>
+          <w:color w:val="000000" w:themeColor="text1"/>
+          <w:sz w:val="32"/>
+          <w:szCs w:val="32"/>
+          <w:lang w:bidi="th-TH"/>
+        </w:rPr>
+        <w:t xml:space="preserve"> </w:t>
+      </w:r>
+      <w:r>
+        <w:rPr>
+          <w:rFonts w:ascii="TH Sarabun New" w:hAnsi="TH Sarabun New" w:cs="TH Sarabun New"/>
+          <w:color w:val="000000" w:themeColor="text1"/>
+          <w:sz w:val="32"/>
+          <w:szCs w:val="32"/>
+          <w:lang w:bidi="th-TH"/>
+        </w:rPr>
+        <w:br/>
+      </w:r>
+      <w:r>
+        <w:rPr>
+          <w:rFonts w:ascii="TH Sarabun New" w:hAnsi="TH Sarabun New" w:cs="TH Sarabun New"/>
+          <w:color w:val="000000" w:themeColor="text1"/>
+          <w:sz w:val="32"/>
+          <w:szCs w:val="32"/>
+          <w:cs/>
+          <w:lang w:bidi="th-TH"/>
+        </w:rPr>
+        <w:t xml:space="preserve">การเรียนรู้ภาษาอังกฤษภายในเกมจะเรียนผ่าน </w:t>
+      </w:r>
+      <w:r>
+        <w:rPr>
+          <w:rFonts w:ascii="TH Sarabun New" w:hAnsi="TH Sarabun New" w:cs="TH Sarabun New"/>
+          <w:color w:val="000000" w:themeColor="text1"/>
+          <w:sz w:val="32"/>
+          <w:szCs w:val="32"/>
+          <w:lang w:bidi="th-TH"/>
+        </w:rPr>
+        <w:t xml:space="preserve">NPC </w:t>
+      </w:r>
+      <w:r>
+        <w:rPr>
+          <w:rFonts w:ascii="TH Sarabun New" w:hAnsi="TH Sarabun New" w:cs="TH Sarabun New"/>
+          <w:color w:val="000000" w:themeColor="text1"/>
+          <w:sz w:val="32"/>
+          <w:szCs w:val="32"/>
+          <w:cs/>
+          <w:lang w:bidi="th-TH"/>
+        </w:rPr>
+        <w:t xml:space="preserve">ในรูปแบบการคุย </w:t>
+      </w:r>
+      <w:r>
+        <w:rPr>
+          <w:rFonts w:ascii="TH Sarabun New" w:hAnsi="TH Sarabun New" w:cs="TH Sarabun New"/>
+          <w:color w:val="000000" w:themeColor="text1"/>
+          <w:sz w:val="32"/>
+          <w:szCs w:val="32"/>
+          <w:lang w:bidi="th-TH"/>
+        </w:rPr>
+        <w:t xml:space="preserve">Dialog </w:t>
+      </w:r>
+      <w:r>
+        <w:rPr>
+          <w:rFonts w:ascii="TH Sarabun New" w:hAnsi="TH Sarabun New" w:cs="TH Sarabun New"/>
+          <w:color w:val="000000" w:themeColor="text1"/>
+          <w:sz w:val="32"/>
+          <w:szCs w:val="32"/>
+          <w:cs/>
+          <w:lang w:bidi="th-TH"/>
+        </w:rPr>
+        <w:t xml:space="preserve">โดยการทำ </w:t>
+      </w:r>
+      <w:r>
+        <w:rPr>
+          <w:rFonts w:ascii="TH Sarabun New" w:hAnsi="TH Sarabun New" w:cs="TH Sarabun New"/>
+          <w:color w:val="000000" w:themeColor="text1"/>
+          <w:sz w:val="32"/>
+          <w:szCs w:val="32"/>
+          <w:lang w:bidi="th-TH"/>
+        </w:rPr>
+        <w:t>Quest</w:t>
+      </w:r>
+      <w:r>
+        <w:rPr>
+          <w:rFonts w:ascii="TH Sarabun New" w:hAnsi="TH Sarabun New" w:cs="TH Sarabun New"/>
+          <w:color w:val="000000" w:themeColor="text1"/>
+          <w:sz w:val="32"/>
+          <w:szCs w:val="32"/>
+          <w:lang w:bidi="th-TH"/>
+        </w:rPr>
+        <w:br/>
+      </w:r>
+      <w:r>
+        <w:rPr>
+          <w:rFonts w:ascii="TH Sarabun New" w:hAnsi="TH Sarabun New" w:cs="TH Sarabun New"/>
+          <w:color w:val="000000" w:themeColor="text1"/>
+          <w:sz w:val="32"/>
+          <w:szCs w:val="32"/>
+          <w:lang w:bidi="th-TH"/>
+        </w:rPr>
+        <w:br/>
+      </w:r>
+      <w:proofErr w:type="spellStart"/>
+      <w:r>
+        <w:rPr>
+          <w:rFonts w:ascii="TH Sarabun New" w:hAnsi="TH Sarabun New" w:cs="TH Sarabun New"/>
+          <w:color w:val="000000" w:themeColor="text1"/>
+          <w:sz w:val="32"/>
+          <w:szCs w:val="32"/>
+          <w:lang w:bidi="th-TH"/>
+        </w:rPr>
+        <w:t>quest</w:t>
+      </w:r>
+      <w:proofErr w:type="spellEnd"/>
+      <w:r>
+        <w:rPr>
+          <w:rFonts w:ascii="TH Sarabun New" w:hAnsi="TH Sarabun New" w:cs="TH Sarabun New"/>
+          <w:color w:val="000000" w:themeColor="text1"/>
+          <w:sz w:val="32"/>
+          <w:szCs w:val="32"/>
+          <w:lang w:bidi="th-TH"/>
+        </w:rPr>
+        <w:t xml:space="preserve"> </w:t>
+      </w:r>
+      <w:r>
+        <w:rPr>
+          <w:rFonts w:ascii="TH Sarabun New" w:hAnsi="TH Sarabun New" w:cs="TH Sarabun New"/>
+          <w:color w:val="000000" w:themeColor="text1"/>
+          <w:sz w:val="32"/>
+          <w:szCs w:val="32"/>
+          <w:cs/>
+          <w:lang w:bidi="th-TH"/>
+        </w:rPr>
+        <w:t xml:space="preserve">แบ่งเป็น </w:t>
+      </w:r>
+      <w:r>
+        <w:rPr>
+          <w:rFonts w:ascii="TH Sarabun New" w:hAnsi="TH Sarabun New" w:cs="TH Sarabun New"/>
+          <w:color w:val="000000" w:themeColor="text1"/>
+          <w:sz w:val="32"/>
+          <w:szCs w:val="32"/>
+          <w:lang w:bidi="th-TH"/>
+        </w:rPr>
+        <w:t>level</w:t>
+      </w:r>
+      <w:r>
+        <w:rPr>
+          <w:rFonts w:ascii="TH Sarabun New" w:hAnsi="TH Sarabun New" w:cs="TH Sarabun New"/>
+          <w:color w:val="000000" w:themeColor="text1"/>
+          <w:sz w:val="32"/>
+          <w:szCs w:val="32"/>
+          <w:lang w:bidi="th-TH"/>
+        </w:rPr>
+        <w:br/>
+        <w:t xml:space="preserve">level1 </w:t>
+      </w:r>
+      <w:r>
+        <w:rPr>
+          <w:rFonts w:ascii="TH Sarabun New" w:hAnsi="TH Sarabun New" w:cs="TH Sarabun New"/>
+          <w:color w:val="000000" w:themeColor="text1"/>
+          <w:sz w:val="32"/>
+          <w:szCs w:val="32"/>
+          <w:cs/>
+          <w:lang w:bidi="th-TH"/>
+        </w:rPr>
+        <w:t>เป็นรูปแบบคำสั่ง และใช้คำ</w:t>
+      </w:r>
+      <w:proofErr w:type="spellStart"/>
+      <w:r>
+        <w:rPr>
+          <w:rFonts w:ascii="TH Sarabun New" w:hAnsi="TH Sarabun New" w:cs="TH Sarabun New"/>
+          <w:color w:val="000000" w:themeColor="text1"/>
+          <w:sz w:val="32"/>
+          <w:szCs w:val="32"/>
+          <w:cs/>
+          <w:lang w:bidi="th-TH"/>
+        </w:rPr>
+        <w:t>ศัพย์</w:t>
+      </w:r>
+      <w:proofErr w:type="spellEnd"/>
+      <w:r>
+        <w:rPr>
+          <w:rFonts w:ascii="TH Sarabun New" w:hAnsi="TH Sarabun New" w:cs="TH Sarabun New"/>
+          <w:color w:val="000000" w:themeColor="text1"/>
+          <w:sz w:val="32"/>
+          <w:szCs w:val="32"/>
+          <w:cs/>
+          <w:lang w:bidi="th-TH"/>
+        </w:rPr>
+        <w:t xml:space="preserve">ง่ายๆ ทำซ้ำๆ บ่อยๆ มี </w:t>
+      </w:r>
+      <w:r>
+        <w:rPr>
+          <w:rFonts w:ascii="TH Sarabun New" w:hAnsi="TH Sarabun New" w:cs="TH Sarabun New"/>
+          <w:color w:val="000000" w:themeColor="text1"/>
+          <w:sz w:val="32"/>
+          <w:szCs w:val="32"/>
+          <w:lang w:bidi="th-TH"/>
+        </w:rPr>
+        <w:t xml:space="preserve">choice </w:t>
+      </w:r>
+      <w:r>
+        <w:rPr>
+          <w:rFonts w:ascii="TH Sarabun New" w:hAnsi="TH Sarabun New" w:cs="TH Sarabun New"/>
+          <w:color w:val="000000" w:themeColor="text1"/>
+          <w:sz w:val="32"/>
+          <w:szCs w:val="32"/>
+          <w:cs/>
+          <w:lang w:bidi="th-TH"/>
+        </w:rPr>
+        <w:t>ไม่มาก ถูกหมด</w:t>
+      </w:r>
+      <w:r>
+        <w:rPr>
+          <w:rFonts w:ascii="TH Sarabun New" w:hAnsi="TH Sarabun New" w:cs="TH Sarabun New"/>
+          <w:color w:val="000000" w:themeColor="text1"/>
+          <w:sz w:val="32"/>
+          <w:szCs w:val="32"/>
+          <w:lang w:bidi="th-TH"/>
+        </w:rPr>
+        <w:br/>
+        <w:t>quest:(Hunt 3 chickens, close 3 doors, Pick up big red box)</w:t>
+      </w:r>
+      <w:r>
+        <w:rPr>
+          <w:rFonts w:ascii="TH Sarabun New" w:hAnsi="TH Sarabun New" w:cs="TH Sarabun New"/>
+          <w:color w:val="000000" w:themeColor="text1"/>
+          <w:sz w:val="32"/>
+          <w:szCs w:val="32"/>
+          <w:lang w:bidi="th-TH"/>
+        </w:rPr>
+        <w:br/>
+      </w:r>
+      <w:r>
+        <w:rPr>
+          <w:rFonts w:ascii="TH Sarabun New" w:hAnsi="TH Sarabun New" w:cs="TH Sarabun New"/>
+          <w:color w:val="000000" w:themeColor="text1"/>
+          <w:sz w:val="32"/>
+          <w:szCs w:val="32"/>
+          <w:lang w:bidi="th-TH"/>
+        </w:rPr>
+        <w:br/>
+        <w:t xml:space="preserve">level2 </w:t>
+      </w:r>
+      <w:r>
+        <w:rPr>
+          <w:rFonts w:ascii="TH Sarabun New" w:hAnsi="TH Sarabun New" w:cs="TH Sarabun New"/>
+          <w:color w:val="000000" w:themeColor="text1"/>
+          <w:sz w:val="32"/>
+          <w:szCs w:val="32"/>
+          <w:cs/>
+          <w:lang w:bidi="th-TH"/>
+        </w:rPr>
+        <w:t>จะรวมเวล</w:t>
+      </w:r>
+      <w:r>
+        <w:rPr>
+          <w:rFonts w:ascii="TH Sarabun New" w:hAnsi="TH Sarabun New" w:cs="TH Sarabun New"/>
+          <w:color w:val="000000" w:themeColor="text1"/>
+          <w:sz w:val="32"/>
+          <w:szCs w:val="32"/>
+          <w:lang w:bidi="th-TH"/>
+        </w:rPr>
+        <w:t xml:space="preserve">1 </w:t>
+      </w:r>
+      <w:r>
+        <w:rPr>
+          <w:rFonts w:ascii="TH Sarabun New" w:hAnsi="TH Sarabun New" w:cs="TH Sarabun New"/>
+          <w:color w:val="000000" w:themeColor="text1"/>
+          <w:sz w:val="32"/>
+          <w:szCs w:val="32"/>
+          <w:cs/>
+          <w:lang w:bidi="th-TH"/>
+        </w:rPr>
+        <w:t>เป็นประโยคที่ยาวขึ้น มีเรื่องราว และให้สร้างประโยคจากสถานะการณ์ในเกม ยังใช้คำ</w:t>
+      </w:r>
+      <w:proofErr w:type="spellStart"/>
+      <w:r>
+        <w:rPr>
+          <w:rFonts w:ascii="TH Sarabun New" w:hAnsi="TH Sarabun New" w:cs="TH Sarabun New"/>
+          <w:color w:val="000000" w:themeColor="text1"/>
+          <w:sz w:val="32"/>
+          <w:szCs w:val="32"/>
+          <w:cs/>
+          <w:lang w:bidi="th-TH"/>
+        </w:rPr>
+        <w:t>ศัพย์</w:t>
+      </w:r>
+      <w:proofErr w:type="spellEnd"/>
+      <w:r>
+        <w:rPr>
+          <w:rFonts w:ascii="TH Sarabun New" w:hAnsi="TH Sarabun New" w:cs="TH Sarabun New"/>
+          <w:color w:val="000000" w:themeColor="text1"/>
+          <w:sz w:val="32"/>
+          <w:szCs w:val="32"/>
+          <w:cs/>
+          <w:lang w:bidi="th-TH"/>
+        </w:rPr>
+        <w:t xml:space="preserve">ง่ายๆ มี </w:t>
+      </w:r>
+      <w:r>
+        <w:rPr>
+          <w:rFonts w:ascii="TH Sarabun New" w:hAnsi="TH Sarabun New" w:cs="TH Sarabun New"/>
+          <w:color w:val="000000" w:themeColor="text1"/>
+          <w:sz w:val="32"/>
+          <w:szCs w:val="32"/>
+          <w:lang w:bidi="th-TH"/>
+        </w:rPr>
+        <w:t xml:space="preserve">choice </w:t>
+      </w:r>
+      <w:r>
+        <w:rPr>
+          <w:rFonts w:ascii="TH Sarabun New" w:hAnsi="TH Sarabun New" w:cs="TH Sarabun New"/>
+          <w:color w:val="000000" w:themeColor="text1"/>
+          <w:sz w:val="32"/>
+          <w:szCs w:val="32"/>
+          <w:cs/>
+          <w:lang w:bidi="th-TH"/>
+        </w:rPr>
+        <w:t>ถูกและผิด</w:t>
+      </w:r>
+      <w:r>
+        <w:rPr>
+          <w:rFonts w:ascii="TH Sarabun New" w:hAnsi="TH Sarabun New" w:cs="TH Sarabun New"/>
+          <w:color w:val="000000" w:themeColor="text1"/>
+          <w:sz w:val="32"/>
+          <w:szCs w:val="32"/>
+          <w:lang w:bidi="th-TH"/>
+        </w:rPr>
+        <w:br/>
+        <w:t>NPC: I lost my wedding ring in the pond. Can you help me find it?</w:t>
+      </w:r>
+      <w:r>
+        <w:rPr>
+          <w:rFonts w:ascii="TH Sarabun New" w:hAnsi="TH Sarabun New" w:cs="TH Sarabun New"/>
+          <w:color w:val="000000" w:themeColor="text1"/>
+          <w:sz w:val="32"/>
+          <w:szCs w:val="32"/>
+          <w:lang w:bidi="th-TH"/>
+        </w:rPr>
+        <w:br/>
+        <w:t>quest: Find the ring in the pond.</w:t>
+      </w:r>
+      <w:r>
+        <w:rPr>
+          <w:rFonts w:ascii="TH Sarabun New" w:hAnsi="TH Sarabun New" w:cs="TH Sarabun New"/>
+          <w:color w:val="000000" w:themeColor="text1"/>
+          <w:sz w:val="32"/>
+          <w:szCs w:val="32"/>
+          <w:lang w:bidi="th-TH"/>
+        </w:rPr>
+        <w:br/>
+      </w:r>
+      <w:r>
+        <w:rPr>
+          <w:rFonts w:ascii="TH Sarabun New" w:hAnsi="TH Sarabun New" w:cs="TH Sarabun New"/>
+          <w:color w:val="000000" w:themeColor="text1"/>
+          <w:sz w:val="32"/>
+          <w:szCs w:val="32"/>
+          <w:lang w:bidi="th-TH"/>
+        </w:rPr>
+        <w:br/>
+        <w:t xml:space="preserve">NPC: We </w:t>
+      </w:r>
+      <w:proofErr w:type="spellStart"/>
+      <w:r>
+        <w:rPr>
+          <w:rFonts w:ascii="TH Sarabun New" w:hAnsi="TH Sarabun New" w:cs="TH Sarabun New"/>
+          <w:color w:val="000000" w:themeColor="text1"/>
+          <w:sz w:val="32"/>
+          <w:szCs w:val="32"/>
+          <w:lang w:bidi="th-TH"/>
+        </w:rPr>
+        <w:t>dont</w:t>
+      </w:r>
+      <w:proofErr w:type="spellEnd"/>
+      <w:r>
+        <w:rPr>
+          <w:rFonts w:ascii="TH Sarabun New" w:hAnsi="TH Sarabun New" w:cs="TH Sarabun New"/>
+          <w:color w:val="000000" w:themeColor="text1"/>
+          <w:sz w:val="32"/>
+          <w:szCs w:val="32"/>
+          <w:lang w:bidi="th-TH"/>
+        </w:rPr>
+        <w:t xml:space="preserve"> have enough people to move these boxes. Can you help me carry them?</w:t>
+      </w:r>
+      <w:r>
+        <w:rPr>
+          <w:rFonts w:ascii="TH Sarabun New" w:hAnsi="TH Sarabun New" w:cs="TH Sarabun New"/>
+          <w:color w:val="000000" w:themeColor="text1"/>
+          <w:sz w:val="32"/>
+          <w:szCs w:val="32"/>
+          <w:lang w:bidi="th-TH"/>
+        </w:rPr>
+        <w:br/>
+        <w:t>quest: Help NPC move 3 big red boxes.</w:t>
+      </w:r>
+      <w:r>
+        <w:rPr>
+          <w:rFonts w:ascii="TH Sarabun New" w:hAnsi="TH Sarabun New" w:cs="TH Sarabun New"/>
+          <w:color w:val="000000" w:themeColor="text1"/>
+          <w:sz w:val="32"/>
+          <w:szCs w:val="32"/>
+          <w:lang w:bidi="th-TH"/>
+        </w:rPr>
+        <w:br/>
+      </w:r>
+    </w:p>
+    <w:p>
+      <w:pPr>
+        <w:pStyle w:val="13"/>
+        <w:tabs>
+          <w:tab w:val="left" w:pos="360"/>
+        </w:tabs>
+        <w:ind w:left="0" w:right="-880"/>
+        <w:rPr>
+          <w:rFonts w:ascii="TH Sarabun New" w:hAnsi="TH Sarabun New" w:cs="TH Sarabun New"/>
+          <w:color w:val="000000" w:themeColor="text1"/>
+          <w:sz w:val="32"/>
+          <w:szCs w:val="32"/>
+          <w:lang w:bidi="th-TH"/>
+        </w:rPr>
+      </w:pPr>
+      <w:r>
+        <w:rPr>
+          <w:rFonts w:ascii="TH Sarabun New" w:hAnsi="TH Sarabun New" w:cs="TH Sarabun New"/>
+          <w:color w:val="000000" w:themeColor="text1"/>
+          <w:sz w:val="32"/>
+          <w:szCs w:val="32"/>
+          <w:lang w:bidi="th-TH"/>
+        </w:rPr>
+        <w:br/>
+        <w:t>NPC: Hey</w:t>
+      </w:r>
+      <w:proofErr w:type="gramStart"/>
+      <w:r>
+        <w:rPr>
+          <w:rFonts w:ascii="TH Sarabun New" w:hAnsi="TH Sarabun New" w:cs="TH Sarabun New"/>
+          <w:color w:val="000000" w:themeColor="text1"/>
+          <w:sz w:val="32"/>
+          <w:szCs w:val="32"/>
+          <w:lang w:bidi="th-TH"/>
+        </w:rPr>
+        <w:t xml:space="preserve">, </w:t>
+      </w:r>
+      <w:proofErr w:type="spellStart"/>
+      <w:r>
+        <w:rPr>
+          <w:rFonts w:ascii="TH Sarabun New" w:hAnsi="TH Sarabun New" w:cs="TH Sarabun New"/>
+          <w:color w:val="000000" w:themeColor="text1"/>
+          <w:sz w:val="32"/>
+          <w:szCs w:val="32"/>
+          <w:lang w:bidi="th-TH"/>
+        </w:rPr>
+        <w:t>i</w:t>
+      </w:r>
+      <w:proofErr w:type="spellEnd"/>
+      <w:proofErr w:type="gramEnd"/>
+      <w:r>
+        <w:rPr>
+          <w:rFonts w:ascii="TH Sarabun New" w:hAnsi="TH Sarabun New" w:cs="TH Sarabun New"/>
+          <w:color w:val="000000" w:themeColor="text1"/>
+          <w:sz w:val="32"/>
+          <w:szCs w:val="32"/>
+          <w:lang w:bidi="th-TH"/>
+        </w:rPr>
+        <w:t xml:space="preserve"> </w:t>
+      </w:r>
+      <w:proofErr w:type="gramStart"/>
+      <w:r>
+        <w:rPr>
+          <w:rFonts w:ascii="TH Sarabun New" w:hAnsi="TH Sarabun New" w:cs="TH Sarabun New"/>
+          <w:color w:val="000000" w:themeColor="text1"/>
+          <w:sz w:val="32"/>
+          <w:szCs w:val="32"/>
+          <w:lang w:bidi="th-TH"/>
+        </w:rPr>
+        <w:t>have to</w:t>
+      </w:r>
+      <w:proofErr w:type="gramEnd"/>
+      <w:r>
+        <w:rPr>
+          <w:rFonts w:ascii="TH Sarabun New" w:hAnsi="TH Sarabun New" w:cs="TH Sarabun New"/>
+          <w:color w:val="000000" w:themeColor="text1"/>
+          <w:sz w:val="32"/>
+          <w:szCs w:val="32"/>
+          <w:lang w:bidi="th-TH"/>
+        </w:rPr>
+        <w:t xml:space="preserve"> go to pee. Can you watch the chicken for me for a moment?</w:t>
+      </w:r>
+      <w:r>
+        <w:rPr>
+          <w:rFonts w:ascii="TH Sarabun New" w:hAnsi="TH Sarabun New" w:cs="TH Sarabun New"/>
+          <w:color w:val="000000" w:themeColor="text1"/>
+          <w:sz w:val="32"/>
+          <w:szCs w:val="32"/>
+          <w:lang w:bidi="th-TH"/>
+        </w:rPr>
+        <w:br/>
+        <w:t>quest: player watching a scenario and have to explain that to an NPC.</w:t>
+      </w:r>
+      <w:r>
+        <w:rPr>
+          <w:rFonts w:ascii="TH Sarabun New" w:hAnsi="TH Sarabun New" w:cs="TH Sarabun New"/>
+          <w:color w:val="000000" w:themeColor="text1"/>
+          <w:sz w:val="32"/>
+          <w:szCs w:val="32"/>
+          <w:lang w:bidi="th-TH"/>
+        </w:rPr>
+        <w:br/>
+        <w:t>scene:*</w:t>
+      </w:r>
+      <w:r>
+        <w:rPr>
+          <w:rFonts w:ascii="TH Sarabun New" w:hAnsi="TH Sarabun New" w:cs="TH Sarabun New"/>
+          <w:color w:val="000000" w:themeColor="text1"/>
+          <w:sz w:val="32"/>
+          <w:szCs w:val="32"/>
+          <w:cs/>
+          <w:lang w:bidi="th-TH"/>
+        </w:rPr>
+        <w:t>มีไก่เดินจากบ่อน้ำมาที่เล้า*</w:t>
+      </w:r>
+      <w:r>
+        <w:rPr>
+          <w:rFonts w:ascii="TH Sarabun New" w:hAnsi="TH Sarabun New" w:cs="TH Sarabun New"/>
+          <w:color w:val="000000" w:themeColor="text1"/>
+          <w:sz w:val="32"/>
+          <w:szCs w:val="32"/>
+          <w:lang w:bidi="th-TH"/>
+        </w:rPr>
+        <w:br/>
+        <w:t xml:space="preserve">Player </w:t>
+      </w:r>
+      <w:r>
+        <w:rPr>
+          <w:rFonts w:ascii="TH Sarabun New" w:hAnsi="TH Sarabun New" w:cs="TH Sarabun New"/>
+          <w:color w:val="000000" w:themeColor="text1"/>
+          <w:sz w:val="32"/>
+          <w:szCs w:val="32"/>
+          <w:cs/>
+          <w:lang w:bidi="th-TH"/>
+        </w:rPr>
+        <w:t xml:space="preserve">สร้างประโยค: </w:t>
+      </w:r>
+      <w:r>
+        <w:rPr>
+          <w:rFonts w:ascii="TH Sarabun New" w:hAnsi="TH Sarabun New" w:cs="TH Sarabun New"/>
+          <w:color w:val="000000" w:themeColor="text1"/>
+          <w:sz w:val="32"/>
+          <w:szCs w:val="32"/>
+          <w:lang w:bidi="th-TH"/>
+        </w:rPr>
+        <w:t>A chicken walked from the pond to the coop.</w:t>
+      </w:r>
+      <w:r>
+        <w:rPr>
+          <w:rFonts w:ascii="TH Sarabun New" w:hAnsi="TH Sarabun New" w:cs="TH Sarabun New"/>
+          <w:color w:val="000000" w:themeColor="text1"/>
+          <w:sz w:val="32"/>
+          <w:szCs w:val="32"/>
+          <w:lang w:bidi="th-TH"/>
+        </w:rPr>
+        <w:br/>
+      </w:r>
+      <w:r>
+        <w:rPr>
+          <w:rFonts w:ascii="TH Sarabun New" w:hAnsi="TH Sarabun New" w:cs="TH Sarabun New"/>
+          <w:color w:val="000000" w:themeColor="text1"/>
+          <w:sz w:val="32"/>
+          <w:szCs w:val="32"/>
+          <w:cs/>
+          <w:lang w:bidi="th-TH"/>
+        </w:rPr>
+        <w:t>การสร้างประโยคใน เวล</w:t>
+      </w:r>
+      <w:r>
+        <w:rPr>
+          <w:rFonts w:ascii="TH Sarabun New" w:hAnsi="TH Sarabun New" w:cs="TH Sarabun New"/>
+          <w:color w:val="000000" w:themeColor="text1"/>
+          <w:sz w:val="32"/>
+          <w:szCs w:val="32"/>
+          <w:lang w:bidi="th-TH"/>
+        </w:rPr>
+        <w:t xml:space="preserve">2 </w:t>
+      </w:r>
+      <w:r>
+        <w:rPr>
+          <w:rFonts w:ascii="TH Sarabun New" w:hAnsi="TH Sarabun New" w:cs="TH Sarabun New"/>
+          <w:color w:val="000000" w:themeColor="text1"/>
+          <w:sz w:val="32"/>
+          <w:szCs w:val="32"/>
+          <w:cs/>
+          <w:lang w:bidi="th-TH"/>
+        </w:rPr>
+        <w:t xml:space="preserve">จะมี </w:t>
+      </w:r>
+      <w:r>
+        <w:rPr>
+          <w:rFonts w:ascii="TH Sarabun New" w:hAnsi="TH Sarabun New" w:cs="TH Sarabun New"/>
+          <w:color w:val="000000" w:themeColor="text1"/>
+          <w:sz w:val="32"/>
+          <w:szCs w:val="32"/>
+          <w:lang w:bidi="th-TH"/>
+        </w:rPr>
+        <w:t xml:space="preserve">choice </w:t>
+      </w:r>
+      <w:r>
+        <w:rPr>
+          <w:rFonts w:ascii="TH Sarabun New" w:hAnsi="TH Sarabun New" w:cs="TH Sarabun New"/>
+          <w:color w:val="000000" w:themeColor="text1"/>
+          <w:sz w:val="32"/>
+          <w:szCs w:val="32"/>
+          <w:cs/>
+          <w:lang w:bidi="th-TH"/>
+        </w:rPr>
+        <w:t>มาให้ (</w:t>
+      </w:r>
+      <w:r>
+        <w:rPr>
+          <w:rFonts w:ascii="TH Sarabun New" w:hAnsi="TH Sarabun New" w:cs="TH Sarabun New"/>
+          <w:color w:val="000000" w:themeColor="text1"/>
+          <w:sz w:val="32"/>
+          <w:szCs w:val="32"/>
+          <w:lang w:bidi="th-TH"/>
+        </w:rPr>
+        <w:t>A chicken/A duck/ A cow &gt; walk/fly/swim &gt; from the pond/cloud/house &gt; to the coop/tray/cave) etc.</w:t>
+      </w:r>
+      <w:r>
+        <w:rPr>
+          <w:rFonts w:ascii="TH Sarabun New" w:hAnsi="TH Sarabun New" w:cs="TH Sarabun New"/>
+          <w:color w:val="000000" w:themeColor="text1"/>
+          <w:sz w:val="32"/>
+          <w:szCs w:val="32"/>
+          <w:lang w:bidi="th-TH"/>
+        </w:rPr>
+        <w:br/>
+      </w:r>
+      <w:r>
+        <w:rPr>
+          <w:rFonts w:ascii="TH Sarabun New" w:hAnsi="TH Sarabun New" w:cs="TH Sarabun New"/>
+          <w:color w:val="000000" w:themeColor="text1"/>
+          <w:sz w:val="32"/>
+          <w:szCs w:val="32"/>
+          <w:lang w:bidi="th-TH"/>
+        </w:rPr>
+        <w:lastRenderedPageBreak/>
+        <w:br/>
+        <w:t xml:space="preserve">level3 </w:t>
+      </w:r>
+      <w:r>
+        <w:rPr>
+          <w:rFonts w:ascii="TH Sarabun New" w:hAnsi="TH Sarabun New" w:cs="TH Sarabun New"/>
+          <w:color w:val="000000" w:themeColor="text1"/>
+          <w:sz w:val="32"/>
+          <w:szCs w:val="32"/>
+          <w:cs/>
+          <w:lang w:bidi="th-TH"/>
+        </w:rPr>
+        <w:t xml:space="preserve">จะเป็นเวล </w:t>
+      </w:r>
+      <w:r>
+        <w:rPr>
+          <w:rFonts w:ascii="TH Sarabun New" w:hAnsi="TH Sarabun New" w:cs="TH Sarabun New"/>
+          <w:color w:val="000000" w:themeColor="text1"/>
+          <w:sz w:val="32"/>
+          <w:szCs w:val="32"/>
+          <w:lang w:bidi="th-TH"/>
+        </w:rPr>
+        <w:t xml:space="preserve">2 </w:t>
+      </w:r>
+      <w:r>
+        <w:rPr>
+          <w:rFonts w:ascii="TH Sarabun New" w:hAnsi="TH Sarabun New" w:cs="TH Sarabun New"/>
+          <w:color w:val="000000" w:themeColor="text1"/>
+          <w:sz w:val="32"/>
+          <w:szCs w:val="32"/>
+          <w:cs/>
+          <w:lang w:bidi="th-TH"/>
+        </w:rPr>
+        <w:t>ที่ใช้คำ</w:t>
+      </w:r>
+      <w:proofErr w:type="spellStart"/>
+      <w:r>
+        <w:rPr>
+          <w:rFonts w:ascii="TH Sarabun New" w:hAnsi="TH Sarabun New" w:cs="TH Sarabun New"/>
+          <w:color w:val="000000" w:themeColor="text1"/>
+          <w:sz w:val="32"/>
+          <w:szCs w:val="32"/>
+          <w:cs/>
+          <w:lang w:bidi="th-TH"/>
+        </w:rPr>
+        <w:t>ศัพย์</w:t>
+      </w:r>
+      <w:proofErr w:type="spellEnd"/>
+      <w:r>
+        <w:rPr>
+          <w:rFonts w:ascii="TH Sarabun New" w:hAnsi="TH Sarabun New" w:cs="TH Sarabun New"/>
+          <w:color w:val="000000" w:themeColor="text1"/>
+          <w:sz w:val="32"/>
+          <w:szCs w:val="32"/>
+          <w:cs/>
+          <w:lang w:bidi="th-TH"/>
+        </w:rPr>
+        <w:t xml:space="preserve"> </w:t>
+      </w:r>
+      <w:r>
+        <w:rPr>
+          <w:rFonts w:ascii="TH Sarabun New" w:hAnsi="TH Sarabun New" w:cs="TH Sarabun New"/>
+          <w:color w:val="000000" w:themeColor="text1"/>
+          <w:sz w:val="32"/>
+          <w:szCs w:val="32"/>
+          <w:lang w:bidi="th-TH"/>
+        </w:rPr>
+        <w:t xml:space="preserve">vocab </w:t>
+      </w:r>
+      <w:r>
+        <w:rPr>
+          <w:rFonts w:ascii="TH Sarabun New" w:hAnsi="TH Sarabun New" w:cs="TH Sarabun New"/>
+          <w:color w:val="000000" w:themeColor="text1"/>
+          <w:sz w:val="32"/>
+          <w:szCs w:val="32"/>
+          <w:cs/>
+          <w:lang w:bidi="th-TH"/>
+        </w:rPr>
+        <w:t xml:space="preserve">ที่ยากขึ้น มี </w:t>
+      </w:r>
+      <w:r>
+        <w:rPr>
+          <w:rFonts w:ascii="TH Sarabun New" w:hAnsi="TH Sarabun New" w:cs="TH Sarabun New"/>
+          <w:color w:val="000000" w:themeColor="text1"/>
+          <w:sz w:val="32"/>
+          <w:szCs w:val="32"/>
+          <w:lang w:bidi="th-TH"/>
+        </w:rPr>
+        <w:t xml:space="preserve">choice </w:t>
+      </w:r>
+      <w:r>
+        <w:rPr>
+          <w:rFonts w:ascii="TH Sarabun New" w:hAnsi="TH Sarabun New" w:cs="TH Sarabun New"/>
+          <w:color w:val="000000" w:themeColor="text1"/>
+          <w:sz w:val="32"/>
+          <w:szCs w:val="32"/>
+          <w:cs/>
+          <w:lang w:bidi="th-TH"/>
+        </w:rPr>
+        <w:t xml:space="preserve">ใน </w:t>
+      </w:r>
+      <w:r>
+        <w:rPr>
+          <w:rFonts w:ascii="TH Sarabun New" w:hAnsi="TH Sarabun New" w:cs="TH Sarabun New"/>
+          <w:color w:val="000000" w:themeColor="text1"/>
+          <w:sz w:val="32"/>
+          <w:szCs w:val="32"/>
+          <w:lang w:bidi="th-TH"/>
+        </w:rPr>
+        <w:t xml:space="preserve">dialog </w:t>
+      </w:r>
+      <w:r>
+        <w:rPr>
+          <w:rFonts w:ascii="TH Sarabun New" w:hAnsi="TH Sarabun New" w:cs="TH Sarabun New"/>
+          <w:color w:val="000000" w:themeColor="text1"/>
+          <w:sz w:val="32"/>
+          <w:szCs w:val="32"/>
+          <w:cs/>
+          <w:lang w:bidi="th-TH"/>
+        </w:rPr>
+        <w:t xml:space="preserve">และมี </w:t>
+      </w:r>
+      <w:r>
+        <w:rPr>
+          <w:rFonts w:ascii="TH Sarabun New" w:hAnsi="TH Sarabun New" w:cs="TH Sarabun New"/>
+          <w:color w:val="000000" w:themeColor="text1"/>
+          <w:sz w:val="32"/>
+          <w:szCs w:val="32"/>
+          <w:lang w:bidi="th-TH"/>
+        </w:rPr>
+        <w:t xml:space="preserve">consequence </w:t>
+      </w:r>
+      <w:r>
+        <w:rPr>
+          <w:rFonts w:ascii="TH Sarabun New" w:hAnsi="TH Sarabun New" w:cs="TH Sarabun New"/>
+          <w:color w:val="000000" w:themeColor="text1"/>
+          <w:sz w:val="32"/>
+          <w:szCs w:val="32"/>
+          <w:cs/>
+          <w:lang w:bidi="th-TH"/>
+        </w:rPr>
+        <w:t xml:space="preserve">ของการตอบผิด/แปลกๆ เช่น </w:t>
+      </w:r>
+      <w:r>
+        <w:rPr>
+          <w:rFonts w:ascii="TH Sarabun New" w:hAnsi="TH Sarabun New" w:cs="TH Sarabun New"/>
+          <w:color w:val="000000" w:themeColor="text1"/>
+          <w:sz w:val="32"/>
+          <w:szCs w:val="32"/>
+          <w:lang w:bidi="th-TH"/>
+        </w:rPr>
+        <w:t xml:space="preserve">reward </w:t>
+      </w:r>
+      <w:r>
+        <w:rPr>
+          <w:rFonts w:ascii="TH Sarabun New" w:hAnsi="TH Sarabun New" w:cs="TH Sarabun New"/>
+          <w:color w:val="000000" w:themeColor="text1"/>
+          <w:sz w:val="32"/>
+          <w:szCs w:val="32"/>
+          <w:cs/>
+          <w:lang w:bidi="th-TH"/>
+        </w:rPr>
+        <w:t xml:space="preserve">น้อยลงหรือ </w:t>
+      </w:r>
+      <w:r>
+        <w:rPr>
+          <w:rFonts w:ascii="TH Sarabun New" w:hAnsi="TH Sarabun New" w:cs="TH Sarabun New"/>
+          <w:color w:val="000000" w:themeColor="text1"/>
+          <w:sz w:val="32"/>
+          <w:szCs w:val="32"/>
+          <w:lang w:bidi="th-TH"/>
+        </w:rPr>
+        <w:t xml:space="preserve">quest </w:t>
+      </w:r>
+      <w:r>
+        <w:rPr>
+          <w:rFonts w:ascii="TH Sarabun New" w:hAnsi="TH Sarabun New" w:cs="TH Sarabun New"/>
+          <w:color w:val="000000" w:themeColor="text1"/>
+          <w:sz w:val="32"/>
+          <w:szCs w:val="32"/>
+          <w:cs/>
+          <w:lang w:bidi="th-TH"/>
+        </w:rPr>
+        <w:t>หายไป</w:t>
+      </w:r>
+      <w:r>
+        <w:rPr>
+          <w:rFonts w:ascii="TH Sarabun New" w:hAnsi="TH Sarabun New" w:cs="TH Sarabun New"/>
+          <w:color w:val="000000" w:themeColor="text1"/>
+          <w:sz w:val="32"/>
+          <w:szCs w:val="32"/>
+          <w:lang w:bidi="th-TH"/>
+        </w:rPr>
+        <w:br/>
+        <w:t>vocab: ()</w:t>
+      </w:r>
+      <w:r>
+        <w:rPr>
+          <w:rFonts w:ascii="TH Sarabun New" w:hAnsi="TH Sarabun New" w:cs="TH Sarabun New"/>
+          <w:color w:val="000000" w:themeColor="text1"/>
+          <w:sz w:val="32"/>
+          <w:szCs w:val="32"/>
+          <w:lang w:bidi="th-TH"/>
+        </w:rPr>
+        <w:br/>
+        <w:t>quest: Watch what happened in front of John house.</w:t>
+      </w:r>
+      <w:r>
+        <w:rPr>
+          <w:rFonts w:ascii="TH Sarabun New" w:hAnsi="TH Sarabun New" w:cs="TH Sarabun New"/>
+          <w:color w:val="000000" w:themeColor="text1"/>
+          <w:sz w:val="32"/>
+          <w:szCs w:val="32"/>
+          <w:lang w:bidi="th-TH"/>
+        </w:rPr>
+        <w:br/>
+        <w:t>scene: *</w:t>
+      </w:r>
+      <w:r>
+        <w:rPr>
+          <w:rFonts w:ascii="TH Sarabun New" w:hAnsi="TH Sarabun New" w:cs="TH Sarabun New"/>
+          <w:color w:val="000000" w:themeColor="text1"/>
+          <w:sz w:val="32"/>
+          <w:szCs w:val="32"/>
+          <w:cs/>
+          <w:lang w:bidi="th-TH"/>
+        </w:rPr>
+        <w:t xml:space="preserve">หมา </w:t>
+      </w:r>
+      <w:r>
+        <w:rPr>
+          <w:rFonts w:ascii="TH Sarabun New" w:hAnsi="TH Sarabun New" w:cs="TH Sarabun New"/>
+          <w:color w:val="000000" w:themeColor="text1"/>
+          <w:sz w:val="32"/>
+          <w:szCs w:val="32"/>
+          <w:lang w:bidi="th-TH"/>
+        </w:rPr>
+        <w:t xml:space="preserve">3 </w:t>
+      </w:r>
+      <w:r>
+        <w:rPr>
+          <w:rFonts w:ascii="TH Sarabun New" w:hAnsi="TH Sarabun New" w:cs="TH Sarabun New"/>
+          <w:color w:val="000000" w:themeColor="text1"/>
+          <w:sz w:val="32"/>
+          <w:szCs w:val="32"/>
+          <w:cs/>
+          <w:lang w:bidi="th-TH"/>
+        </w:rPr>
+        <w:t>ตัวทำเลาะกันอยู่หน้าบ้านแล้วมีคนมาไล่ไป*</w:t>
+      </w:r>
+      <w:r>
+        <w:rPr>
+          <w:rFonts w:ascii="TH Sarabun New" w:hAnsi="TH Sarabun New" w:cs="TH Sarabun New"/>
+          <w:color w:val="000000" w:themeColor="text1"/>
+          <w:sz w:val="32"/>
+          <w:szCs w:val="32"/>
+          <w:lang w:bidi="th-TH"/>
+        </w:rPr>
+        <w:br/>
+        <w:t>player: 3 Dogs are fighting/</w:t>
+      </w:r>
+      <w:proofErr w:type="spellStart"/>
+      <w:r>
+        <w:rPr>
+          <w:rFonts w:ascii="TH Sarabun New" w:hAnsi="TH Sarabun New" w:cs="TH Sarabun New"/>
+          <w:color w:val="000000" w:themeColor="text1"/>
+          <w:sz w:val="32"/>
+          <w:szCs w:val="32"/>
+          <w:lang w:bidi="th-TH"/>
+        </w:rPr>
+        <w:t>brawing</w:t>
+      </w:r>
+      <w:proofErr w:type="spellEnd"/>
+      <w:r>
+        <w:rPr>
+          <w:rFonts w:ascii="TH Sarabun New" w:hAnsi="TH Sarabun New" w:cs="TH Sarabun New"/>
+          <w:color w:val="000000" w:themeColor="text1"/>
+          <w:sz w:val="32"/>
+          <w:szCs w:val="32"/>
+          <w:lang w:bidi="th-TH"/>
+        </w:rPr>
+        <w:t>/bullying in front of the house/hut/building the a man/woman/dog walked in and calm/anger the situation.</w:t>
+      </w:r>
+      <w:r>
+        <w:rPr>
+          <w:rFonts w:ascii="TH Sarabun New" w:hAnsi="TH Sarabun New" w:cs="TH Sarabun New"/>
+          <w:color w:val="000000" w:themeColor="text1"/>
+          <w:sz w:val="32"/>
+          <w:szCs w:val="32"/>
+          <w:lang w:bidi="th-TH"/>
+        </w:rPr>
+        <w:br/>
+      </w:r>
+      <w:r>
+        <w:rPr>
+          <w:rFonts w:ascii="TH Sarabun New" w:hAnsi="TH Sarabun New" w:cs="TH Sarabun New"/>
+          <w:color w:val="000000" w:themeColor="text1"/>
+          <w:sz w:val="32"/>
+          <w:szCs w:val="32"/>
+          <w:lang w:bidi="th-TH"/>
+        </w:rPr>
+        <w:br/>
+        <w:t xml:space="preserve">level4 </w:t>
+      </w:r>
+      <w:r>
+        <w:rPr>
+          <w:rFonts w:ascii="TH Sarabun New" w:hAnsi="TH Sarabun New" w:cs="TH Sarabun New"/>
+          <w:color w:val="000000" w:themeColor="text1"/>
+          <w:sz w:val="32"/>
+          <w:szCs w:val="32"/>
+          <w:cs/>
+          <w:lang w:bidi="th-TH"/>
+        </w:rPr>
+        <w:t xml:space="preserve">เป็นบทสนทนาที่ </w:t>
+      </w:r>
+      <w:r>
+        <w:rPr>
+          <w:rFonts w:ascii="TH Sarabun New" w:hAnsi="TH Sarabun New" w:cs="TH Sarabun New"/>
+          <w:color w:val="000000" w:themeColor="text1"/>
+          <w:sz w:val="32"/>
+          <w:szCs w:val="32"/>
+          <w:lang w:bidi="th-TH"/>
+        </w:rPr>
+        <w:t xml:space="preserve">player </w:t>
+      </w:r>
+      <w:r>
+        <w:rPr>
+          <w:rFonts w:ascii="TH Sarabun New" w:hAnsi="TH Sarabun New" w:cs="TH Sarabun New"/>
+          <w:color w:val="000000" w:themeColor="text1"/>
+          <w:sz w:val="32"/>
+          <w:szCs w:val="32"/>
+          <w:cs/>
+          <w:lang w:bidi="th-TH"/>
+        </w:rPr>
+        <w:t>ต้องพิมเองก่อน แล้วมีคำใบ้ขึ้นมา</w:t>
+      </w:r>
+      <w:r>
+        <w:rPr>
+          <w:rFonts w:ascii="TH Sarabun New" w:hAnsi="TH Sarabun New" w:cs="TH Sarabun New"/>
+          <w:color w:val="000000" w:themeColor="text1"/>
+          <w:sz w:val="32"/>
+          <w:szCs w:val="32"/>
+          <w:lang w:bidi="th-TH"/>
+        </w:rPr>
+        <w:br/>
+      </w:r>
+      <w:r>
+        <w:rPr>
+          <w:rFonts w:ascii="TH Sarabun New" w:hAnsi="TH Sarabun New" w:cs="TH Sarabun New"/>
+          <w:color w:val="000000" w:themeColor="text1"/>
+          <w:sz w:val="32"/>
+          <w:szCs w:val="32"/>
+          <w:cs/>
+          <w:lang w:bidi="th-TH"/>
+        </w:rPr>
+        <w:t xml:space="preserve">มี </w:t>
+      </w:r>
+      <w:proofErr w:type="spellStart"/>
+      <w:r>
+        <w:rPr>
+          <w:rFonts w:ascii="TH Sarabun New" w:hAnsi="TH Sarabun New" w:cs="TH Sarabun New"/>
+          <w:color w:val="000000" w:themeColor="text1"/>
+          <w:sz w:val="32"/>
+          <w:szCs w:val="32"/>
+          <w:lang w:bidi="th-TH"/>
+        </w:rPr>
+        <w:t>guildline</w:t>
+      </w:r>
+      <w:proofErr w:type="spellEnd"/>
+      <w:r>
+        <w:rPr>
+          <w:rFonts w:ascii="TH Sarabun New" w:hAnsi="TH Sarabun New" w:cs="TH Sarabun New"/>
+          <w:color w:val="000000" w:themeColor="text1"/>
+          <w:sz w:val="32"/>
+          <w:szCs w:val="32"/>
+          <w:lang w:bidi="th-TH"/>
+        </w:rPr>
+        <w:t xml:space="preserve"> </w:t>
+      </w:r>
+      <w:r>
+        <w:rPr>
+          <w:rFonts w:ascii="TH Sarabun New" w:hAnsi="TH Sarabun New" w:cs="TH Sarabun New"/>
+          <w:color w:val="000000" w:themeColor="text1"/>
+          <w:sz w:val="32"/>
+          <w:szCs w:val="32"/>
+          <w:cs/>
+          <w:lang w:bidi="th-TH"/>
+        </w:rPr>
+        <w:t xml:space="preserve">เป็น </w:t>
+      </w:r>
+      <w:r>
+        <w:rPr>
+          <w:rFonts w:ascii="TH Sarabun New" w:hAnsi="TH Sarabun New" w:cs="TH Sarabun New"/>
+          <w:color w:val="000000" w:themeColor="text1"/>
+          <w:sz w:val="32"/>
+          <w:szCs w:val="32"/>
+          <w:lang w:bidi="th-TH"/>
+        </w:rPr>
+        <w:t xml:space="preserve">option </w:t>
+      </w:r>
+      <w:r>
+        <w:rPr>
+          <w:rFonts w:ascii="TH Sarabun New" w:hAnsi="TH Sarabun New" w:cs="TH Sarabun New"/>
+          <w:color w:val="000000" w:themeColor="text1"/>
+          <w:sz w:val="32"/>
+          <w:szCs w:val="32"/>
+          <w:cs/>
+          <w:lang w:bidi="th-TH"/>
+        </w:rPr>
+        <w:t xml:space="preserve">เช่นสามารถถามอะไร </w:t>
+      </w:r>
+      <w:proofErr w:type="spellStart"/>
+      <w:r>
+        <w:rPr>
+          <w:rFonts w:ascii="TH Sarabun New" w:hAnsi="TH Sarabun New" w:cs="TH Sarabun New"/>
+          <w:color w:val="000000" w:themeColor="text1"/>
+          <w:sz w:val="32"/>
+          <w:szCs w:val="32"/>
+          <w:lang w:bidi="th-TH"/>
+        </w:rPr>
+        <w:t>npc</w:t>
+      </w:r>
+      <w:proofErr w:type="spellEnd"/>
+      <w:r>
+        <w:rPr>
+          <w:rFonts w:ascii="TH Sarabun New" w:hAnsi="TH Sarabun New" w:cs="TH Sarabun New"/>
+          <w:color w:val="000000" w:themeColor="text1"/>
+          <w:sz w:val="32"/>
+          <w:szCs w:val="32"/>
+          <w:lang w:bidi="th-TH"/>
+        </w:rPr>
+        <w:t xml:space="preserve"> </w:t>
+      </w:r>
+      <w:r>
+        <w:rPr>
+          <w:rFonts w:ascii="TH Sarabun New" w:hAnsi="TH Sarabun New" w:cs="TH Sarabun New"/>
+          <w:color w:val="000000" w:themeColor="text1"/>
+          <w:sz w:val="32"/>
+          <w:szCs w:val="32"/>
+          <w:cs/>
+          <w:lang w:bidi="th-TH"/>
+        </w:rPr>
+        <w:t>ได้บ้าง</w:t>
+      </w:r>
+      <w:r>
+        <w:rPr>
+          <w:rFonts w:ascii="TH Sarabun New" w:hAnsi="TH Sarabun New" w:cs="TH Sarabun New"/>
+          <w:color w:val="000000" w:themeColor="text1"/>
+          <w:sz w:val="32"/>
+          <w:szCs w:val="32"/>
+          <w:lang w:bidi="th-TH"/>
+        </w:rPr>
+        <w:t xml:space="preserve"> </w:t>
+      </w:r>
+      <w:r>
+        <w:rPr>
+          <w:rFonts w:ascii="TH Sarabun New" w:hAnsi="TH Sarabun New" w:cs="TH Sarabun New"/>
+          <w:color w:val="000000" w:themeColor="text1"/>
+          <w:sz w:val="32"/>
+          <w:szCs w:val="32"/>
+          <w:lang w:bidi="th-TH"/>
+        </w:rPr>
+        <w:br/>
+        <w:t xml:space="preserve">NPC: Hello, welcome to Char's Shop. How </w:t>
+      </w:r>
+      <w:proofErr w:type="gramStart"/>
+      <w:r>
+        <w:rPr>
+          <w:rFonts w:ascii="TH Sarabun New" w:hAnsi="TH Sarabun New" w:cs="TH Sarabun New"/>
+          <w:color w:val="000000" w:themeColor="text1"/>
+          <w:sz w:val="32"/>
+          <w:szCs w:val="32"/>
+          <w:lang w:bidi="th-TH"/>
+        </w:rPr>
+        <w:t xml:space="preserve">can </w:t>
+      </w:r>
+      <w:proofErr w:type="spellStart"/>
+      <w:r>
+        <w:rPr>
+          <w:rFonts w:ascii="TH Sarabun New" w:hAnsi="TH Sarabun New" w:cs="TH Sarabun New"/>
+          <w:color w:val="000000" w:themeColor="text1"/>
+          <w:sz w:val="32"/>
+          <w:szCs w:val="32"/>
+          <w:lang w:bidi="th-TH"/>
+        </w:rPr>
+        <w:t>i</w:t>
+      </w:r>
+      <w:proofErr w:type="spellEnd"/>
+      <w:proofErr w:type="gramEnd"/>
+      <w:r>
+        <w:rPr>
+          <w:rFonts w:ascii="TH Sarabun New" w:hAnsi="TH Sarabun New" w:cs="TH Sarabun New"/>
+          <w:color w:val="000000" w:themeColor="text1"/>
+          <w:sz w:val="32"/>
+          <w:szCs w:val="32"/>
+          <w:lang w:bidi="th-TH"/>
+        </w:rPr>
+        <w:t xml:space="preserve"> help you?</w:t>
+      </w:r>
+      <w:r>
+        <w:rPr>
+          <w:rFonts w:ascii="TH Sarabun New" w:hAnsi="TH Sarabun New" w:cs="TH Sarabun New"/>
+          <w:color w:val="000000" w:themeColor="text1"/>
+          <w:sz w:val="32"/>
+          <w:szCs w:val="32"/>
+          <w:lang w:bidi="th-TH"/>
+        </w:rPr>
+        <w:br/>
+        <w:t>(1.Ask about price./ 2.Ask about town./ 3.Ask about selling.)</w:t>
+      </w:r>
+      <w:r>
+        <w:rPr>
+          <w:rFonts w:ascii="TH Sarabun New" w:hAnsi="TH Sarabun New" w:cs="TH Sarabun New"/>
+          <w:color w:val="000000" w:themeColor="text1"/>
+          <w:sz w:val="32"/>
+          <w:szCs w:val="32"/>
+          <w:lang w:bidi="th-TH"/>
+        </w:rPr>
+        <w:br/>
+        <w:t xml:space="preserve">Player: How much is that wheel of angle. </w:t>
+      </w:r>
+      <w:r>
+        <w:rPr>
+          <w:rFonts w:ascii="TH Sarabun New" w:hAnsi="TH Sarabun New" w:cs="TH Sarabun New"/>
+          <w:color w:val="000000" w:themeColor="text1"/>
+          <w:sz w:val="32"/>
+          <w:szCs w:val="32"/>
+          <w:lang w:bidi="th-TH"/>
+        </w:rPr>
+        <w:br/>
+        <w:t>NPC: 50000 coins.</w:t>
+      </w:r>
+      <w:r>
+        <w:rPr>
+          <w:rFonts w:ascii="TH Sarabun New" w:hAnsi="TH Sarabun New" w:cs="TH Sarabun New"/>
+          <w:color w:val="000000" w:themeColor="text1"/>
+          <w:sz w:val="32"/>
+          <w:szCs w:val="32"/>
+          <w:lang w:bidi="th-TH"/>
+        </w:rPr>
+        <w:br/>
+      </w:r>
+      <w:r>
+        <w:rPr>
+          <w:rFonts w:ascii="TH Sarabun New" w:hAnsi="TH Sarabun New" w:cs="TH Sarabun New"/>
+          <w:color w:val="000000" w:themeColor="text1"/>
+          <w:sz w:val="32"/>
+          <w:szCs w:val="32"/>
+          <w:lang w:bidi="th-TH"/>
+        </w:rPr>
+        <w:br/>
+        <w:t xml:space="preserve">level5 </w:t>
+      </w:r>
+      <w:r>
+        <w:rPr>
+          <w:rFonts w:ascii="TH Sarabun New" w:hAnsi="TH Sarabun New" w:cs="TH Sarabun New"/>
+          <w:color w:val="000000" w:themeColor="text1"/>
+          <w:sz w:val="32"/>
+          <w:szCs w:val="32"/>
+          <w:cs/>
+          <w:lang w:bidi="th-TH"/>
+        </w:rPr>
+        <w:t>เป็นบทสนทนาจริงทั้งหมด</w:t>
+      </w:r>
+      <w:r>
+        <w:rPr>
+          <w:rFonts w:ascii="TH Sarabun New" w:hAnsi="TH Sarabun New" w:cs="TH Sarabun New"/>
+          <w:color w:val="000000" w:themeColor="text1"/>
+          <w:sz w:val="32"/>
+          <w:szCs w:val="32"/>
+          <w:lang w:bidi="th-TH"/>
+        </w:rPr>
+        <w:t xml:space="preserve"> </w:t>
+      </w:r>
+      <w:r>
+        <w:rPr>
+          <w:rFonts w:ascii="TH Sarabun New" w:hAnsi="TH Sarabun New" w:cs="TH Sarabun New"/>
+          <w:color w:val="000000" w:themeColor="text1"/>
+          <w:sz w:val="32"/>
+          <w:szCs w:val="32"/>
+          <w:lang w:bidi="th-TH"/>
+        </w:rPr>
+        <w:br/>
+        <w:t xml:space="preserve">player </w:t>
+      </w:r>
+      <w:r>
+        <w:rPr>
+          <w:rFonts w:ascii="TH Sarabun New" w:hAnsi="TH Sarabun New" w:cs="TH Sarabun New"/>
+          <w:color w:val="000000" w:themeColor="text1"/>
+          <w:sz w:val="32"/>
+          <w:szCs w:val="32"/>
+          <w:cs/>
+          <w:lang w:bidi="th-TH"/>
+        </w:rPr>
+        <w:t xml:space="preserve">พิมเองทุกคำ เพื่อคุยกับ </w:t>
+      </w:r>
+      <w:proofErr w:type="spellStart"/>
+      <w:r>
+        <w:rPr>
+          <w:rFonts w:ascii="TH Sarabun New" w:hAnsi="TH Sarabun New" w:cs="TH Sarabun New"/>
+          <w:color w:val="000000" w:themeColor="text1"/>
+          <w:sz w:val="32"/>
+          <w:szCs w:val="32"/>
+          <w:lang w:bidi="th-TH"/>
+        </w:rPr>
+        <w:t>npc</w:t>
+      </w:r>
+      <w:proofErr w:type="spellEnd"/>
+      <w:r>
+        <w:rPr>
+          <w:rFonts w:ascii="TH Sarabun New" w:hAnsi="TH Sarabun New" w:cs="TH Sarabun New"/>
+          <w:color w:val="000000" w:themeColor="text1"/>
+          <w:sz w:val="32"/>
+          <w:szCs w:val="32"/>
+          <w:lang w:bidi="th-TH"/>
+        </w:rPr>
+        <w:br/>
+      </w:r>
+      <w:r>
+        <w:rPr>
+          <w:rFonts w:ascii="TH Sarabun New" w:hAnsi="TH Sarabun New" w:cs="TH Sarabun New"/>
+          <w:color w:val="000000" w:themeColor="text1"/>
+          <w:sz w:val="32"/>
+          <w:szCs w:val="32"/>
+          <w:lang w:bidi="th-TH"/>
+        </w:rPr>
+        <w:br/>
+        <w:t xml:space="preserve">level1 </w:t>
+      </w:r>
+      <w:r>
+        <w:rPr>
+          <w:rFonts w:ascii="TH Sarabun New" w:hAnsi="TH Sarabun New" w:cs="TH Sarabun New"/>
+          <w:color w:val="000000" w:themeColor="text1"/>
+          <w:sz w:val="32"/>
+          <w:szCs w:val="32"/>
+          <w:cs/>
+          <w:lang w:bidi="th-TH"/>
+        </w:rPr>
+        <w:t>ได้คำ</w:t>
+      </w:r>
+      <w:proofErr w:type="spellStart"/>
+      <w:r>
+        <w:rPr>
+          <w:rFonts w:ascii="TH Sarabun New" w:hAnsi="TH Sarabun New" w:cs="TH Sarabun New"/>
+          <w:color w:val="000000" w:themeColor="text1"/>
+          <w:sz w:val="32"/>
+          <w:szCs w:val="32"/>
+          <w:cs/>
+          <w:lang w:bidi="th-TH"/>
+        </w:rPr>
+        <w:t>ศัพย์</w:t>
+      </w:r>
+      <w:proofErr w:type="spellEnd"/>
+      <w:r>
+        <w:rPr>
+          <w:rFonts w:ascii="TH Sarabun New" w:hAnsi="TH Sarabun New" w:cs="TH Sarabun New"/>
+          <w:color w:val="000000" w:themeColor="text1"/>
+          <w:sz w:val="32"/>
+          <w:szCs w:val="32"/>
+          <w:cs/>
+          <w:lang w:bidi="th-TH"/>
+        </w:rPr>
+        <w:t xml:space="preserve">ง่ายๆ ใกล็ตัว และประโยคอย่างง่ายที่ประกอบด้วย </w:t>
+      </w:r>
+      <w:proofErr w:type="spellStart"/>
+      <w:r>
+        <w:rPr>
+          <w:rFonts w:ascii="TH Sarabun New" w:hAnsi="TH Sarabun New" w:cs="TH Sarabun New"/>
+          <w:color w:val="000000" w:themeColor="text1"/>
+          <w:sz w:val="32"/>
+          <w:szCs w:val="32"/>
+          <w:lang w:bidi="th-TH"/>
+        </w:rPr>
+        <w:t>Nouns,Verb</w:t>
+      </w:r>
+      <w:proofErr w:type="spellEnd"/>
+      <w:r>
+        <w:rPr>
+          <w:rFonts w:ascii="TH Sarabun New" w:hAnsi="TH Sarabun New" w:cs="TH Sarabun New"/>
+          <w:color w:val="000000" w:themeColor="text1"/>
+          <w:sz w:val="32"/>
+          <w:szCs w:val="32"/>
+          <w:lang w:bidi="th-TH"/>
+        </w:rPr>
+        <w:t>.</w:t>
+      </w:r>
+      <w:r>
+        <w:rPr>
+          <w:rFonts w:ascii="TH Sarabun New" w:hAnsi="TH Sarabun New" w:cs="TH Sarabun New"/>
+          <w:color w:val="000000" w:themeColor="text1"/>
+          <w:sz w:val="32"/>
+          <w:szCs w:val="32"/>
+          <w:lang w:bidi="th-TH"/>
+        </w:rPr>
+        <w:br/>
+        <w:t>(I love cat, Run , I see him.)</w:t>
+      </w:r>
+      <w:r>
+        <w:rPr>
+          <w:rFonts w:ascii="TH Sarabun New" w:hAnsi="TH Sarabun New" w:cs="TH Sarabun New"/>
+          <w:color w:val="000000" w:themeColor="text1"/>
+          <w:sz w:val="32"/>
+          <w:szCs w:val="32"/>
+          <w:lang w:bidi="th-TH"/>
+        </w:rPr>
+        <w:br/>
+      </w:r>
+      <w:r>
+        <w:rPr>
+          <w:rFonts w:ascii="TH Sarabun New" w:hAnsi="TH Sarabun New" w:cs="TH Sarabun New"/>
+          <w:color w:val="000000" w:themeColor="text1"/>
+          <w:sz w:val="32"/>
+          <w:szCs w:val="32"/>
+          <w:lang w:bidi="th-TH"/>
+        </w:rPr>
+        <w:br/>
+        <w:t xml:space="preserve">level2 </w:t>
+      </w:r>
+      <w:r>
+        <w:rPr>
+          <w:rFonts w:ascii="TH Sarabun New" w:hAnsi="TH Sarabun New" w:cs="TH Sarabun New"/>
+          <w:color w:val="000000" w:themeColor="text1"/>
+          <w:sz w:val="32"/>
+          <w:szCs w:val="32"/>
+          <w:cs/>
+          <w:lang w:bidi="th-TH"/>
+        </w:rPr>
+        <w:t>จะฝึกการเข้าใจประโยค จากการแต่งประโยคจากคำ</w:t>
+      </w:r>
+      <w:proofErr w:type="spellStart"/>
+      <w:r>
+        <w:rPr>
+          <w:rFonts w:ascii="TH Sarabun New" w:hAnsi="TH Sarabun New" w:cs="TH Sarabun New"/>
+          <w:color w:val="000000" w:themeColor="text1"/>
+          <w:sz w:val="32"/>
+          <w:szCs w:val="32"/>
+          <w:cs/>
+          <w:lang w:bidi="th-TH"/>
+        </w:rPr>
+        <w:t>ศัพย์</w:t>
+      </w:r>
+      <w:proofErr w:type="spellEnd"/>
+      <w:r>
+        <w:rPr>
+          <w:rFonts w:ascii="TH Sarabun New" w:hAnsi="TH Sarabun New" w:cs="TH Sarabun New"/>
+          <w:color w:val="000000" w:themeColor="text1"/>
+          <w:sz w:val="32"/>
+          <w:szCs w:val="32"/>
+          <w:cs/>
+          <w:lang w:bidi="th-TH"/>
+        </w:rPr>
+        <w:t>ง่ายๆ ในเวล</w:t>
+      </w:r>
+      <w:r>
+        <w:rPr>
+          <w:rFonts w:ascii="TH Sarabun New" w:hAnsi="TH Sarabun New" w:cs="TH Sarabun New"/>
+          <w:color w:val="000000" w:themeColor="text1"/>
+          <w:sz w:val="32"/>
+          <w:szCs w:val="32"/>
+          <w:lang w:bidi="th-TH"/>
+        </w:rPr>
+        <w:t xml:space="preserve">1 </w:t>
+      </w:r>
+      <w:r>
+        <w:rPr>
+          <w:rFonts w:ascii="TH Sarabun New" w:hAnsi="TH Sarabun New" w:cs="TH Sarabun New"/>
+          <w:color w:val="000000" w:themeColor="text1"/>
+          <w:sz w:val="32"/>
+          <w:szCs w:val="32"/>
+          <w:lang w:bidi="th-TH"/>
+        </w:rPr>
+        <w:br/>
+        <w:t xml:space="preserve">(I see 5 dogs in the field.) </w:t>
+      </w:r>
+      <w:r>
+        <w:rPr>
+          <w:rFonts w:ascii="TH Sarabun New" w:hAnsi="TH Sarabun New" w:cs="TH Sarabun New"/>
+          <w:color w:val="000000" w:themeColor="text1"/>
+          <w:sz w:val="32"/>
+          <w:szCs w:val="32"/>
+          <w:cs/>
+          <w:lang w:bidi="th-TH"/>
+        </w:rPr>
+        <w:t xml:space="preserve">แต่งเองจาก </w:t>
+      </w:r>
+      <w:r>
+        <w:rPr>
+          <w:rFonts w:ascii="TH Sarabun New" w:hAnsi="TH Sarabun New" w:cs="TH Sarabun New"/>
+          <w:color w:val="000000" w:themeColor="text1"/>
+          <w:sz w:val="32"/>
+          <w:szCs w:val="32"/>
+          <w:lang w:bidi="th-TH"/>
+        </w:rPr>
+        <w:t>option</w:t>
+      </w:r>
+      <w:r>
+        <w:rPr>
+          <w:rFonts w:ascii="TH Sarabun New" w:hAnsi="TH Sarabun New" w:cs="TH Sarabun New"/>
+          <w:color w:val="000000" w:themeColor="text1"/>
+          <w:sz w:val="32"/>
+          <w:szCs w:val="32"/>
+          <w:lang w:bidi="th-TH"/>
+        </w:rPr>
+        <w:br/>
+      </w:r>
+      <w:r>
+        <w:rPr>
+          <w:rFonts w:ascii="TH Sarabun New" w:hAnsi="TH Sarabun New" w:cs="TH Sarabun New"/>
+          <w:color w:val="000000" w:themeColor="text1"/>
+          <w:sz w:val="32"/>
+          <w:szCs w:val="32"/>
+          <w:lang w:bidi="th-TH"/>
+        </w:rPr>
+        <w:br/>
+        <w:t xml:space="preserve">level3 </w:t>
+      </w:r>
+      <w:r>
+        <w:rPr>
+          <w:rFonts w:ascii="TH Sarabun New" w:hAnsi="TH Sarabun New" w:cs="TH Sarabun New"/>
+          <w:color w:val="000000" w:themeColor="text1"/>
+          <w:sz w:val="32"/>
+          <w:szCs w:val="32"/>
+          <w:cs/>
+          <w:lang w:bidi="th-TH"/>
+        </w:rPr>
+        <w:t xml:space="preserve">จะฝึกการเข้าใจประโยค โดยถ้าเข้าใจผิดจะเปลี่ยน </w:t>
+      </w:r>
+      <w:r>
+        <w:rPr>
+          <w:rFonts w:ascii="TH Sarabun New" w:hAnsi="TH Sarabun New" w:cs="TH Sarabun New"/>
+          <w:color w:val="000000" w:themeColor="text1"/>
+          <w:sz w:val="32"/>
+          <w:szCs w:val="32"/>
+          <w:lang w:bidi="th-TH"/>
+        </w:rPr>
+        <w:t xml:space="preserve">outcome </w:t>
+      </w:r>
+      <w:r>
+        <w:rPr>
+          <w:rFonts w:ascii="TH Sarabun New" w:hAnsi="TH Sarabun New" w:cs="TH Sarabun New"/>
+          <w:color w:val="000000" w:themeColor="text1"/>
+          <w:sz w:val="32"/>
+          <w:szCs w:val="32"/>
+          <w:cs/>
+          <w:lang w:bidi="th-TH"/>
+        </w:rPr>
+        <w:t xml:space="preserve">ของการสนทนานั้นเช่น </w:t>
+      </w:r>
+      <w:proofErr w:type="spellStart"/>
+      <w:r>
+        <w:rPr>
+          <w:rFonts w:ascii="TH Sarabun New" w:hAnsi="TH Sarabun New" w:cs="TH Sarabun New"/>
+          <w:color w:val="000000" w:themeColor="text1"/>
+          <w:sz w:val="32"/>
+          <w:szCs w:val="32"/>
+          <w:lang w:bidi="th-TH"/>
+        </w:rPr>
+        <w:t>npc</w:t>
+      </w:r>
+      <w:proofErr w:type="spellEnd"/>
+      <w:r>
+        <w:rPr>
+          <w:rFonts w:ascii="TH Sarabun New" w:hAnsi="TH Sarabun New" w:cs="TH Sarabun New"/>
+          <w:color w:val="000000" w:themeColor="text1"/>
+          <w:sz w:val="32"/>
+          <w:szCs w:val="32"/>
+          <w:lang w:bidi="th-TH"/>
+        </w:rPr>
+        <w:t xml:space="preserve"> </w:t>
+      </w:r>
+      <w:r>
+        <w:rPr>
+          <w:rFonts w:ascii="TH Sarabun New" w:hAnsi="TH Sarabun New" w:cs="TH Sarabun New"/>
+          <w:color w:val="000000" w:themeColor="text1"/>
+          <w:sz w:val="32"/>
+          <w:szCs w:val="32"/>
+          <w:cs/>
+          <w:lang w:bidi="th-TH"/>
+        </w:rPr>
+        <w:t>งอน</w:t>
+      </w:r>
+      <w:r>
+        <w:rPr>
+          <w:rFonts w:ascii="TH Sarabun New" w:hAnsi="TH Sarabun New" w:cs="TH Sarabun New"/>
+          <w:color w:val="000000" w:themeColor="text1"/>
+          <w:sz w:val="32"/>
+          <w:szCs w:val="32"/>
+          <w:lang w:bidi="th-TH"/>
+        </w:rPr>
+        <w:t xml:space="preserve">, quest </w:t>
+      </w:r>
+      <w:r>
+        <w:rPr>
+          <w:rFonts w:ascii="TH Sarabun New" w:hAnsi="TH Sarabun New" w:cs="TH Sarabun New"/>
+          <w:color w:val="000000" w:themeColor="text1"/>
+          <w:sz w:val="32"/>
+          <w:szCs w:val="32"/>
+          <w:cs/>
+          <w:lang w:bidi="th-TH"/>
+        </w:rPr>
+        <w:t xml:space="preserve">ยากขึ้น + </w:t>
+      </w:r>
+      <w:r>
+        <w:rPr>
+          <w:rFonts w:ascii="TH Sarabun New" w:hAnsi="TH Sarabun New" w:cs="TH Sarabun New"/>
+          <w:color w:val="000000" w:themeColor="text1"/>
+          <w:sz w:val="32"/>
+          <w:szCs w:val="32"/>
+          <w:lang w:bidi="th-TH"/>
+        </w:rPr>
+        <w:t xml:space="preserve">vocab </w:t>
+      </w:r>
+      <w:r>
+        <w:rPr>
+          <w:rFonts w:ascii="TH Sarabun New" w:hAnsi="TH Sarabun New" w:cs="TH Sarabun New"/>
+          <w:color w:val="000000" w:themeColor="text1"/>
+          <w:sz w:val="32"/>
+          <w:szCs w:val="32"/>
+          <w:cs/>
+          <w:lang w:bidi="th-TH"/>
+        </w:rPr>
+        <w:t xml:space="preserve">ระดับ </w:t>
+      </w:r>
+      <w:r>
+        <w:rPr>
+          <w:rFonts w:ascii="TH Sarabun New" w:hAnsi="TH Sarabun New" w:cs="TH Sarabun New"/>
+          <w:color w:val="000000" w:themeColor="text1"/>
+          <w:sz w:val="32"/>
+          <w:szCs w:val="32"/>
+          <w:lang w:bidi="th-TH"/>
+        </w:rPr>
+        <w:t>medium</w:t>
+      </w:r>
+      <w:r>
+        <w:rPr>
+          <w:rFonts w:ascii="TH Sarabun New" w:hAnsi="TH Sarabun New" w:cs="TH Sarabun New"/>
+          <w:color w:val="000000" w:themeColor="text1"/>
+          <w:sz w:val="32"/>
+          <w:szCs w:val="32"/>
+          <w:lang w:bidi="th-TH"/>
+        </w:rPr>
+        <w:br/>
+      </w:r>
+      <w:r>
+        <w:rPr>
+          <w:rFonts w:ascii="TH Sarabun New" w:hAnsi="TH Sarabun New" w:cs="TH Sarabun New"/>
+          <w:color w:val="000000" w:themeColor="text1"/>
+          <w:sz w:val="32"/>
+          <w:szCs w:val="32"/>
+          <w:lang w:bidi="th-TH"/>
+        </w:rPr>
+        <w:br/>
+        <w:t xml:space="preserve">level4 </w:t>
+      </w:r>
+      <w:r>
+        <w:rPr>
+          <w:rFonts w:ascii="TH Sarabun New" w:hAnsi="TH Sarabun New" w:cs="TH Sarabun New"/>
+          <w:color w:val="000000" w:themeColor="text1"/>
+          <w:sz w:val="32"/>
+          <w:szCs w:val="32"/>
+          <w:cs/>
+          <w:lang w:bidi="th-TH"/>
+        </w:rPr>
+        <w:t>จะฝึกการเขียน/พิม แต่งประโยค ต่างกับเวล</w:t>
+      </w:r>
+      <w:r>
+        <w:rPr>
+          <w:rFonts w:ascii="TH Sarabun New" w:hAnsi="TH Sarabun New" w:cs="TH Sarabun New"/>
+          <w:color w:val="000000" w:themeColor="text1"/>
+          <w:sz w:val="32"/>
+          <w:szCs w:val="32"/>
+          <w:lang w:bidi="th-TH"/>
+        </w:rPr>
+        <w:t xml:space="preserve">2 </w:t>
+      </w:r>
+      <w:r>
+        <w:rPr>
+          <w:rFonts w:ascii="TH Sarabun New" w:hAnsi="TH Sarabun New" w:cs="TH Sarabun New"/>
+          <w:color w:val="000000" w:themeColor="text1"/>
+          <w:sz w:val="32"/>
+          <w:szCs w:val="32"/>
+          <w:cs/>
+          <w:lang w:bidi="th-TH"/>
+        </w:rPr>
+        <w:t>ที่เวล</w:t>
+      </w:r>
+      <w:r>
+        <w:rPr>
+          <w:rFonts w:ascii="TH Sarabun New" w:hAnsi="TH Sarabun New" w:cs="TH Sarabun New"/>
+          <w:color w:val="000000" w:themeColor="text1"/>
+          <w:sz w:val="32"/>
+          <w:szCs w:val="32"/>
+          <w:lang w:bidi="th-TH"/>
+        </w:rPr>
+        <w:t xml:space="preserve">2 </w:t>
+      </w:r>
+      <w:r>
+        <w:rPr>
+          <w:rFonts w:ascii="TH Sarabun New" w:hAnsi="TH Sarabun New" w:cs="TH Sarabun New"/>
+          <w:color w:val="000000" w:themeColor="text1"/>
+          <w:sz w:val="32"/>
+          <w:szCs w:val="32"/>
+          <w:cs/>
+          <w:lang w:bidi="th-TH"/>
+        </w:rPr>
+        <w:t xml:space="preserve">เป็น </w:t>
+      </w:r>
+      <w:r>
+        <w:rPr>
+          <w:rFonts w:ascii="TH Sarabun New" w:hAnsi="TH Sarabun New" w:cs="TH Sarabun New"/>
+          <w:color w:val="000000" w:themeColor="text1"/>
+          <w:sz w:val="32"/>
+          <w:szCs w:val="32"/>
+          <w:lang w:bidi="th-TH"/>
+        </w:rPr>
+        <w:t xml:space="preserve">option </w:t>
+      </w:r>
+      <w:r>
+        <w:rPr>
+          <w:rFonts w:ascii="TH Sarabun New" w:hAnsi="TH Sarabun New" w:cs="TH Sarabun New"/>
+          <w:color w:val="000000" w:themeColor="text1"/>
+          <w:sz w:val="32"/>
+          <w:szCs w:val="32"/>
+          <w:cs/>
+          <w:lang w:bidi="th-TH"/>
+        </w:rPr>
+        <w:t>ให้เลือก</w:t>
+      </w:r>
+      <w:r>
+        <w:rPr>
+          <w:rFonts w:ascii="TH Sarabun New" w:hAnsi="TH Sarabun New" w:cs="TH Sarabun New"/>
+          <w:color w:val="000000" w:themeColor="text1"/>
+          <w:sz w:val="32"/>
+          <w:szCs w:val="32"/>
+          <w:lang w:bidi="th-TH"/>
+        </w:rPr>
+        <w:t xml:space="preserve"> </w:t>
+      </w:r>
+      <w:r>
+        <w:rPr>
+          <w:rFonts w:ascii="TH Sarabun New" w:hAnsi="TH Sarabun New" w:cs="TH Sarabun New"/>
+          <w:color w:val="000000" w:themeColor="text1"/>
+          <w:sz w:val="32"/>
+          <w:szCs w:val="32"/>
+          <w:lang w:bidi="th-TH"/>
+        </w:rPr>
+        <w:br/>
+      </w:r>
+      <w:r>
+        <w:rPr>
+          <w:rFonts w:ascii="TH Sarabun New" w:hAnsi="TH Sarabun New" w:cs="TH Sarabun New"/>
+          <w:color w:val="000000" w:themeColor="text1"/>
+          <w:sz w:val="32"/>
+          <w:szCs w:val="32"/>
+          <w:lang w:bidi="th-TH"/>
+        </w:rPr>
+        <w:br/>
+        <w:t xml:space="preserve">level5 </w:t>
+      </w:r>
+      <w:r>
+        <w:rPr>
+          <w:rFonts w:ascii="TH Sarabun New" w:hAnsi="TH Sarabun New" w:cs="TH Sarabun New"/>
+          <w:color w:val="000000" w:themeColor="text1"/>
+          <w:sz w:val="32"/>
+          <w:szCs w:val="32"/>
+          <w:cs/>
+          <w:lang w:bidi="th-TH"/>
+        </w:rPr>
+        <w:t>ฝึกใช้จริงแบบไม่มีตัวช่วย</w:t>
+      </w:r>
+      <w:r>
+        <w:rPr>
+          <w:rFonts w:ascii="TH Sarabun New" w:hAnsi="TH Sarabun New" w:cs="TH Sarabun New"/>
+          <w:color w:val="000000" w:themeColor="text1"/>
+          <w:sz w:val="32"/>
+          <w:szCs w:val="32"/>
+          <w:lang w:bidi="th-TH"/>
+        </w:rPr>
+        <w:t xml:space="preserve"> + vocab </w:t>
+      </w:r>
+      <w:r>
+        <w:rPr>
+          <w:rFonts w:ascii="TH Sarabun New" w:hAnsi="TH Sarabun New" w:cs="TH Sarabun New"/>
+          <w:color w:val="000000" w:themeColor="text1"/>
+          <w:sz w:val="32"/>
+          <w:szCs w:val="32"/>
+          <w:cs/>
+          <w:lang w:bidi="th-TH"/>
+        </w:rPr>
+        <w:t xml:space="preserve">ระดับ </w:t>
+      </w:r>
+      <w:r>
+        <w:rPr>
+          <w:rFonts w:ascii="TH Sarabun New" w:hAnsi="TH Sarabun New" w:cs="TH Sarabun New"/>
+          <w:color w:val="000000" w:themeColor="text1"/>
+          <w:sz w:val="32"/>
+          <w:szCs w:val="32"/>
+          <w:lang w:bidi="th-TH"/>
+        </w:rPr>
+        <w:t>hard</w:t>
+      </w:r>
+      <w:r>
+        <w:rPr>
+          <w:rFonts w:ascii="TH Sarabun New" w:hAnsi="TH Sarabun New" w:cs="TH Sarabun New"/>
+          <w:color w:val="000000" w:themeColor="text1"/>
+          <w:sz w:val="32"/>
+          <w:szCs w:val="32"/>
+          <w:lang w:bidi="th-TH"/>
+        </w:rPr>
+        <w:br/>
+      </w:r>
+      <w:r>
+        <w:rPr>
+          <w:rFonts w:ascii="TH Sarabun New" w:hAnsi="TH Sarabun New" w:cs="TH Sarabun New"/>
+          <w:color w:val="000000" w:themeColor="text1"/>
+          <w:sz w:val="32"/>
+          <w:szCs w:val="32"/>
+          <w:lang w:bidi="th-TH"/>
+        </w:rPr>
+        <w:lastRenderedPageBreak/>
+        <w:br/>
+      </w:r>
+      <w:r>
+        <w:rPr>
+          <w:rFonts w:ascii="TH Sarabun New" w:hAnsi="TH Sarabun New" w:cs="TH Sarabun New"/>
+          <w:color w:val="000000" w:themeColor="text1"/>
+          <w:sz w:val="32"/>
+          <w:szCs w:val="32"/>
+          <w:cs/>
+          <w:lang w:bidi="th-TH"/>
+        </w:rPr>
+        <w:t xml:space="preserve">ใช้ </w:t>
+      </w:r>
+      <w:r>
+        <w:rPr>
+          <w:rFonts w:ascii="TH Sarabun New" w:hAnsi="TH Sarabun New" w:cs="TH Sarabun New"/>
+          <w:color w:val="000000" w:themeColor="text1"/>
+          <w:sz w:val="32"/>
+          <w:szCs w:val="32"/>
+          <w:lang w:bidi="th-TH"/>
+        </w:rPr>
+        <w:t xml:space="preserve">LLM </w:t>
+      </w:r>
+      <w:r>
+        <w:rPr>
+          <w:rFonts w:ascii="TH Sarabun New" w:hAnsi="TH Sarabun New" w:cs="TH Sarabun New"/>
+          <w:color w:val="000000" w:themeColor="text1"/>
+          <w:sz w:val="32"/>
+          <w:szCs w:val="32"/>
+          <w:cs/>
+          <w:lang w:bidi="th-TH"/>
+        </w:rPr>
+        <w:t xml:space="preserve">ใน </w:t>
+      </w:r>
+      <w:r>
+        <w:rPr>
+          <w:rFonts w:ascii="TH Sarabun New" w:hAnsi="TH Sarabun New" w:cs="TH Sarabun New"/>
+          <w:color w:val="000000" w:themeColor="text1"/>
+          <w:sz w:val="32"/>
+          <w:szCs w:val="32"/>
+          <w:lang w:bidi="th-TH"/>
+        </w:rPr>
+        <w:t>level 3-5</w:t>
+      </w:r>
+      <w:r>
+        <w:rPr>
+          <w:rFonts w:ascii="TH Sarabun New" w:hAnsi="TH Sarabun New" w:cs="TH Sarabun New"/>
+          <w:color w:val="000000" w:themeColor="text1"/>
+          <w:sz w:val="32"/>
+          <w:szCs w:val="32"/>
+          <w:lang w:bidi="th-TH"/>
+        </w:rPr>
+        <w:br/>
+        <w:t xml:space="preserve">level 3 </w:t>
+      </w:r>
+      <w:r>
+        <w:rPr>
+          <w:rFonts w:ascii="TH Sarabun New" w:hAnsi="TH Sarabun New" w:cs="TH Sarabun New"/>
+          <w:color w:val="000000" w:themeColor="text1"/>
+          <w:sz w:val="32"/>
+          <w:szCs w:val="32"/>
+          <w:cs/>
+          <w:lang w:bidi="th-TH"/>
+        </w:rPr>
+        <w:t xml:space="preserve">ใช้ </w:t>
+      </w:r>
+      <w:r>
+        <w:rPr>
+          <w:rFonts w:ascii="TH Sarabun New" w:hAnsi="TH Sarabun New" w:cs="TH Sarabun New"/>
+          <w:color w:val="000000" w:themeColor="text1"/>
+          <w:sz w:val="32"/>
+          <w:szCs w:val="32"/>
+          <w:lang w:bidi="th-TH"/>
+        </w:rPr>
+        <w:t xml:space="preserve">LLM </w:t>
+      </w:r>
+      <w:r>
+        <w:rPr>
+          <w:rFonts w:ascii="TH Sarabun New" w:hAnsi="TH Sarabun New" w:cs="TH Sarabun New"/>
+          <w:color w:val="000000" w:themeColor="text1"/>
+          <w:sz w:val="32"/>
+          <w:szCs w:val="32"/>
+          <w:cs/>
+          <w:lang w:bidi="th-TH"/>
+        </w:rPr>
+        <w:t xml:space="preserve">สร้าง </w:t>
+      </w:r>
+      <w:r>
+        <w:rPr>
+          <w:rFonts w:ascii="TH Sarabun New" w:hAnsi="TH Sarabun New" w:cs="TH Sarabun New"/>
+          <w:color w:val="000000" w:themeColor="text1"/>
+          <w:sz w:val="32"/>
+          <w:szCs w:val="32"/>
+          <w:lang w:bidi="th-TH"/>
+        </w:rPr>
+        <w:t xml:space="preserve">choice </w:t>
+      </w:r>
+      <w:r>
+        <w:rPr>
+          <w:rFonts w:ascii="TH Sarabun New" w:hAnsi="TH Sarabun New" w:cs="TH Sarabun New"/>
+          <w:color w:val="000000" w:themeColor="text1"/>
+          <w:sz w:val="32"/>
+          <w:szCs w:val="32"/>
+          <w:cs/>
+          <w:lang w:bidi="th-TH"/>
+        </w:rPr>
+        <w:t xml:space="preserve">ของ </w:t>
+      </w:r>
+      <w:r>
+        <w:rPr>
+          <w:rFonts w:ascii="TH Sarabun New" w:hAnsi="TH Sarabun New" w:cs="TH Sarabun New"/>
+          <w:color w:val="000000" w:themeColor="text1"/>
+          <w:sz w:val="32"/>
+          <w:szCs w:val="32"/>
+          <w:lang w:bidi="th-TH"/>
+        </w:rPr>
+        <w:t>dialogs</w:t>
+      </w:r>
+      <w:r>
+        <w:rPr>
+          <w:rFonts w:ascii="TH Sarabun New" w:hAnsi="TH Sarabun New" w:cs="TH Sarabun New"/>
+          <w:color w:val="000000" w:themeColor="text1"/>
+          <w:sz w:val="32"/>
+          <w:szCs w:val="32"/>
+          <w:lang w:bidi="th-TH"/>
+        </w:rPr>
+        <w:br/>
+        <w:t xml:space="preserve">level 4 </w:t>
+      </w:r>
+      <w:r>
+        <w:rPr>
+          <w:rFonts w:ascii="TH Sarabun New" w:hAnsi="TH Sarabun New" w:cs="TH Sarabun New"/>
+          <w:color w:val="000000" w:themeColor="text1"/>
+          <w:sz w:val="32"/>
+          <w:szCs w:val="32"/>
+          <w:cs/>
+          <w:lang w:bidi="th-TH"/>
+        </w:rPr>
+        <w:t xml:space="preserve">เป็นตัวช่วยพิม และ ใช้ </w:t>
+      </w:r>
+      <w:r>
+        <w:rPr>
+          <w:rFonts w:ascii="TH Sarabun New" w:hAnsi="TH Sarabun New" w:cs="TH Sarabun New"/>
+          <w:color w:val="000000" w:themeColor="text1"/>
+          <w:sz w:val="32"/>
+          <w:szCs w:val="32"/>
+          <w:lang w:bidi="th-TH"/>
+        </w:rPr>
+        <w:t xml:space="preserve">gen </w:t>
+      </w:r>
+      <w:r>
+        <w:rPr>
+          <w:rFonts w:ascii="TH Sarabun New" w:hAnsi="TH Sarabun New" w:cs="TH Sarabun New"/>
+          <w:color w:val="000000" w:themeColor="text1"/>
+          <w:sz w:val="32"/>
+          <w:szCs w:val="32"/>
+          <w:cs/>
+          <w:lang w:bidi="th-TH"/>
+        </w:rPr>
+        <w:t xml:space="preserve">บทพูดให้ </w:t>
+      </w:r>
+      <w:proofErr w:type="spellStart"/>
+      <w:r>
+        <w:rPr>
+          <w:rFonts w:ascii="TH Sarabun New" w:hAnsi="TH Sarabun New" w:cs="TH Sarabun New"/>
+          <w:color w:val="000000" w:themeColor="text1"/>
+          <w:sz w:val="32"/>
+          <w:szCs w:val="32"/>
+          <w:lang w:bidi="th-TH"/>
+        </w:rPr>
+        <w:t>npc</w:t>
+      </w:r>
+      <w:proofErr w:type="spellEnd"/>
+      <w:r>
+        <w:rPr>
+          <w:rFonts w:ascii="TH Sarabun New" w:hAnsi="TH Sarabun New" w:cs="TH Sarabun New"/>
+          <w:color w:val="000000" w:themeColor="text1"/>
+          <w:sz w:val="32"/>
+          <w:szCs w:val="32"/>
+          <w:lang w:bidi="th-TH"/>
+        </w:rPr>
+        <w:br/>
+        <w:t xml:space="preserve">level 5 </w:t>
+      </w:r>
+      <w:r>
+        <w:rPr>
+          <w:rFonts w:ascii="TH Sarabun New" w:hAnsi="TH Sarabun New" w:cs="TH Sarabun New"/>
+          <w:color w:val="000000" w:themeColor="text1"/>
+          <w:sz w:val="32"/>
+          <w:szCs w:val="32"/>
+          <w:cs/>
+          <w:lang w:bidi="th-TH"/>
+        </w:rPr>
+        <w:t xml:space="preserve">เป็นตัวหลักในการสนทนาของ </w:t>
+      </w:r>
+      <w:r>
+        <w:rPr>
+          <w:rFonts w:ascii="TH Sarabun New" w:hAnsi="TH Sarabun New" w:cs="TH Sarabun New"/>
+          <w:color w:val="000000" w:themeColor="text1"/>
+          <w:sz w:val="32"/>
+          <w:szCs w:val="32"/>
+          <w:lang w:bidi="th-TH"/>
+        </w:rPr>
+        <w:t xml:space="preserve">NPC </w:t>
+      </w:r>
+      <w:r>
+        <w:rPr>
+          <w:rFonts w:ascii="TH Sarabun New" w:hAnsi="TH Sarabun New" w:cs="TH Sarabun New"/>
+          <w:color w:val="000000" w:themeColor="text1"/>
+          <w:sz w:val="32"/>
+          <w:szCs w:val="32"/>
+          <w:cs/>
+          <w:lang w:bidi="th-TH"/>
+        </w:rPr>
+        <w:t xml:space="preserve">เพราะ </w:t>
+      </w:r>
+      <w:r>
+        <w:rPr>
+          <w:rFonts w:ascii="TH Sarabun New" w:hAnsi="TH Sarabun New" w:cs="TH Sarabun New"/>
+          <w:color w:val="000000" w:themeColor="text1"/>
+          <w:sz w:val="32"/>
+          <w:szCs w:val="32"/>
+          <w:lang w:bidi="th-TH"/>
+        </w:rPr>
+        <w:t xml:space="preserve">player </w:t>
+      </w:r>
+      <w:r>
+        <w:rPr>
+          <w:rFonts w:ascii="TH Sarabun New" w:hAnsi="TH Sarabun New" w:cs="TH Sarabun New"/>
+          <w:color w:val="000000" w:themeColor="text1"/>
+          <w:sz w:val="32"/>
+          <w:szCs w:val="32"/>
+          <w:cs/>
+          <w:lang w:bidi="th-TH"/>
+        </w:rPr>
+        <w:t xml:space="preserve">ต้องพิมคุยกับ </w:t>
+      </w:r>
+      <w:proofErr w:type="spellStart"/>
+      <w:r>
+        <w:rPr>
+          <w:rFonts w:ascii="TH Sarabun New" w:hAnsi="TH Sarabun New" w:cs="TH Sarabun New"/>
+          <w:color w:val="000000" w:themeColor="text1"/>
+          <w:sz w:val="32"/>
+          <w:szCs w:val="32"/>
+          <w:lang w:bidi="th-TH"/>
+        </w:rPr>
+        <w:t>npc</w:t>
+      </w:r>
+      <w:proofErr w:type="spellEnd"/>
+      <w:r>
+        <w:rPr>
+          <w:rFonts w:ascii="TH Sarabun New" w:hAnsi="TH Sarabun New" w:cs="TH Sarabun New"/>
+          <w:color w:val="000000" w:themeColor="text1"/>
+          <w:sz w:val="32"/>
+          <w:szCs w:val="32"/>
+          <w:lang w:bidi="th-TH"/>
+        </w:rPr>
+        <w:t xml:space="preserve"> </w:t>
+      </w:r>
+      <w:r>
+        <w:rPr>
+          <w:rFonts w:ascii="TH Sarabun New" w:hAnsi="TH Sarabun New" w:cs="TH Sarabun New"/>
+          <w:color w:val="000000" w:themeColor="text1"/>
+          <w:sz w:val="32"/>
+          <w:szCs w:val="32"/>
+          <w:cs/>
+          <w:lang w:bidi="th-TH"/>
+        </w:rPr>
+        <w:t>เท่านั้น</w:t>
+      </w:r>
+      <w:r>
+        <w:rPr>
+          <w:rFonts w:ascii="TH Sarabun New" w:hAnsi="TH Sarabun New" w:cs="TH Sarabun New"/>
+          <w:color w:val="000000" w:themeColor="text1"/>
+          <w:sz w:val="32"/>
+          <w:szCs w:val="32"/>
+          <w:lang w:bidi="th-TH"/>
+        </w:rPr>
+        <w:br/>
+      </w:r>
+      <w:r>
+        <w:rPr>
+          <w:rFonts w:ascii="TH Sarabun New" w:hAnsi="TH Sarabun New" w:cs="TH Sarabun New"/>
+          <w:color w:val="000000" w:themeColor="text1"/>
+          <w:sz w:val="32"/>
+          <w:szCs w:val="32"/>
+          <w:lang w:bidi="th-TH"/>
+        </w:rPr>
+        <w:br/>
+        <w:t xml:space="preserve">Vocab </w:t>
+      </w:r>
+      <w:r>
+        <w:rPr>
+          <w:rFonts w:ascii="TH Sarabun New" w:hAnsi="TH Sarabun New" w:cs="TH Sarabun New"/>
+          <w:color w:val="000000" w:themeColor="text1"/>
+          <w:sz w:val="32"/>
+          <w:szCs w:val="32"/>
+          <w:cs/>
+          <w:lang w:bidi="th-TH"/>
+        </w:rPr>
+        <w:t>ใน เกม</w:t>
+      </w:r>
+      <w:r>
+        <w:rPr>
+          <w:rFonts w:ascii="TH Sarabun New" w:hAnsi="TH Sarabun New" w:cs="TH Sarabun New"/>
+          <w:color w:val="000000" w:themeColor="text1"/>
+          <w:sz w:val="32"/>
+          <w:szCs w:val="32"/>
+          <w:lang w:bidi="th-TH"/>
+        </w:rPr>
+        <w:br/>
+      </w:r>
+      <w:r>
+        <w:rPr>
+          <w:rFonts w:ascii="TH Sarabun New" w:hAnsi="TH Sarabun New" w:cs="TH Sarabun New"/>
+          <w:color w:val="000000" w:themeColor="text1"/>
+          <w:sz w:val="32"/>
+          <w:szCs w:val="32"/>
+          <w:cs/>
+          <w:lang w:bidi="th-TH"/>
+        </w:rPr>
+        <w:t>แต่ละเมือง แต่ละเกาะมักจะใช้คำ</w:t>
+      </w:r>
+      <w:proofErr w:type="spellStart"/>
+      <w:r>
+        <w:rPr>
+          <w:rFonts w:ascii="TH Sarabun New" w:hAnsi="TH Sarabun New" w:cs="TH Sarabun New"/>
+          <w:color w:val="000000" w:themeColor="text1"/>
+          <w:sz w:val="32"/>
+          <w:szCs w:val="32"/>
+          <w:cs/>
+          <w:lang w:bidi="th-TH"/>
+        </w:rPr>
+        <w:t>ศัพย์</w:t>
+      </w:r>
+      <w:proofErr w:type="spellEnd"/>
+      <w:r>
+        <w:rPr>
+          <w:rFonts w:ascii="TH Sarabun New" w:hAnsi="TH Sarabun New" w:cs="TH Sarabun New"/>
+          <w:color w:val="000000" w:themeColor="text1"/>
+          <w:sz w:val="32"/>
+          <w:szCs w:val="32"/>
+          <w:cs/>
+          <w:lang w:bidi="th-TH"/>
+        </w:rPr>
+        <w:t>ในกลุ่มเดียวกัน</w:t>
+      </w:r>
+      <w:r>
+        <w:rPr>
+          <w:rFonts w:ascii="TH Sarabun New" w:hAnsi="TH Sarabun New" w:cs="TH Sarabun New"/>
+          <w:color w:val="000000" w:themeColor="text1"/>
+          <w:sz w:val="32"/>
+          <w:szCs w:val="32"/>
+          <w:lang w:bidi="th-TH"/>
+        </w:rPr>
+        <w:br/>
+      </w:r>
+      <w:r>
+        <w:rPr>
+          <w:rFonts w:ascii="TH Sarabun New" w:hAnsi="TH Sarabun New" w:cs="TH Sarabun New"/>
+          <w:color w:val="000000" w:themeColor="text1"/>
+          <w:sz w:val="32"/>
+          <w:szCs w:val="32"/>
+          <w:cs/>
+          <w:lang w:bidi="th-TH"/>
+        </w:rPr>
+        <w:t>เช่นในหมู่บ้าน จะเป็น</w:t>
+      </w:r>
+      <w:proofErr w:type="spellStart"/>
+      <w:r>
+        <w:rPr>
+          <w:rFonts w:ascii="TH Sarabun New" w:hAnsi="TH Sarabun New" w:cs="TH Sarabun New"/>
+          <w:color w:val="000000" w:themeColor="text1"/>
+          <w:sz w:val="32"/>
+          <w:szCs w:val="32"/>
+          <w:cs/>
+          <w:lang w:bidi="th-TH"/>
+        </w:rPr>
+        <w:t>ศัพย์</w:t>
+      </w:r>
+      <w:proofErr w:type="spellEnd"/>
+      <w:r>
+        <w:rPr>
+          <w:rFonts w:ascii="TH Sarabun New" w:hAnsi="TH Sarabun New" w:cs="TH Sarabun New"/>
+          <w:color w:val="000000" w:themeColor="text1"/>
+          <w:sz w:val="32"/>
+          <w:szCs w:val="32"/>
+          <w:cs/>
+          <w:lang w:bidi="th-TH"/>
+        </w:rPr>
+        <w:t xml:space="preserve">ที่เกี่ยวกับหมู่บ้าน (เช่น </w:t>
+      </w:r>
+      <w:r>
+        <w:rPr>
+          <w:rFonts w:ascii="TH Sarabun New" w:hAnsi="TH Sarabun New" w:cs="TH Sarabun New"/>
+          <w:color w:val="000000" w:themeColor="text1"/>
+          <w:sz w:val="32"/>
+          <w:szCs w:val="32"/>
+          <w:lang w:bidi="th-TH"/>
+        </w:rPr>
+        <w:t>House, pathway, farm, forest, tower, fruit, cow, chickens)</w:t>
+      </w:r>
+      <w:r>
+        <w:rPr>
+          <w:rFonts w:ascii="TH Sarabun New" w:hAnsi="TH Sarabun New" w:cs="TH Sarabun New"/>
+          <w:color w:val="000000" w:themeColor="text1"/>
+          <w:sz w:val="32"/>
+          <w:szCs w:val="32"/>
+          <w:lang w:bidi="th-TH"/>
+        </w:rPr>
+        <w:br/>
+      </w:r>
+      <w:r>
+        <w:rPr>
+          <w:rFonts w:ascii="TH Sarabun New" w:hAnsi="TH Sarabun New" w:cs="TH Sarabun New"/>
+          <w:color w:val="000000" w:themeColor="text1"/>
+          <w:sz w:val="32"/>
+          <w:szCs w:val="32"/>
+          <w:lang w:bidi="th-TH"/>
+        </w:rPr>
+        <w:br/>
+        <w:t xml:space="preserve">vocab </w:t>
+      </w:r>
+      <w:r>
+        <w:rPr>
+          <w:rFonts w:ascii="TH Sarabun New" w:hAnsi="TH Sarabun New" w:cs="TH Sarabun New"/>
+          <w:color w:val="000000" w:themeColor="text1"/>
+          <w:sz w:val="32"/>
+          <w:szCs w:val="32"/>
+          <w:cs/>
+          <w:lang w:bidi="th-TH"/>
+        </w:rPr>
+        <w:t>การค้าขาย</w:t>
+      </w:r>
+      <w:r>
+        <w:rPr>
+          <w:rFonts w:ascii="TH Sarabun New" w:hAnsi="TH Sarabun New" w:cs="TH Sarabun New"/>
+          <w:color w:val="000000" w:themeColor="text1"/>
+          <w:sz w:val="32"/>
+          <w:szCs w:val="32"/>
+          <w:lang w:bidi="th-TH"/>
+        </w:rPr>
+        <w:br/>
+        <w:t xml:space="preserve">level 1 </w:t>
+      </w:r>
+      <w:r>
+        <w:rPr>
+          <w:rFonts w:ascii="TH Sarabun New" w:hAnsi="TH Sarabun New" w:cs="TH Sarabun New"/>
+          <w:color w:val="000000" w:themeColor="text1"/>
+          <w:sz w:val="32"/>
+          <w:szCs w:val="32"/>
+          <w:cs/>
+          <w:lang w:bidi="th-TH"/>
+        </w:rPr>
+        <w:t xml:space="preserve">จะง่ายๆ เป็น </w:t>
+      </w:r>
+      <w:r>
+        <w:rPr>
+          <w:rFonts w:ascii="TH Sarabun New" w:hAnsi="TH Sarabun New" w:cs="TH Sarabun New"/>
+          <w:color w:val="000000" w:themeColor="text1"/>
+          <w:sz w:val="32"/>
+          <w:szCs w:val="32"/>
+          <w:lang w:bidi="th-TH"/>
+        </w:rPr>
+        <w:t xml:space="preserve">option </w:t>
+      </w:r>
+      <w:r>
+        <w:rPr>
+          <w:rFonts w:ascii="TH Sarabun New" w:hAnsi="TH Sarabun New" w:cs="TH Sarabun New"/>
+          <w:color w:val="000000" w:themeColor="text1"/>
+          <w:sz w:val="32"/>
+          <w:szCs w:val="32"/>
+          <w:cs/>
+          <w:lang w:bidi="th-TH"/>
+        </w:rPr>
+        <w:t xml:space="preserve">ของ </w:t>
+      </w:r>
+      <w:r>
+        <w:rPr>
+          <w:rFonts w:ascii="TH Sarabun New" w:hAnsi="TH Sarabun New" w:cs="TH Sarabun New"/>
+          <w:color w:val="000000" w:themeColor="text1"/>
+          <w:sz w:val="32"/>
+          <w:szCs w:val="32"/>
+          <w:lang w:bidi="th-TH"/>
+        </w:rPr>
+        <w:t xml:space="preserve">dialog </w:t>
+      </w:r>
+      <w:r>
+        <w:rPr>
+          <w:rFonts w:ascii="TH Sarabun New" w:hAnsi="TH Sarabun New" w:cs="TH Sarabun New"/>
+          <w:color w:val="000000" w:themeColor="text1"/>
+          <w:sz w:val="32"/>
+          <w:szCs w:val="32"/>
+          <w:cs/>
+          <w:lang w:bidi="th-TH"/>
+        </w:rPr>
+        <w:t xml:space="preserve">ไม่มี </w:t>
+      </w:r>
+      <w:r>
+        <w:rPr>
+          <w:rFonts w:ascii="TH Sarabun New" w:hAnsi="TH Sarabun New" w:cs="TH Sarabun New"/>
+          <w:color w:val="000000" w:themeColor="text1"/>
+          <w:sz w:val="32"/>
+          <w:szCs w:val="32"/>
+          <w:lang w:bidi="th-TH"/>
+        </w:rPr>
+        <w:t xml:space="preserve">UI </w:t>
+      </w:r>
+      <w:r>
+        <w:rPr>
+          <w:rFonts w:ascii="TH Sarabun New" w:hAnsi="TH Sarabun New" w:cs="TH Sarabun New"/>
+          <w:color w:val="000000" w:themeColor="text1"/>
+          <w:sz w:val="32"/>
+          <w:szCs w:val="32"/>
+          <w:cs/>
+          <w:lang w:bidi="th-TH"/>
+        </w:rPr>
+        <w:t>การขายของ จะขายของที่ถืออยู่เท่านั้น</w:t>
+      </w:r>
+      <w:r>
+        <w:rPr>
+          <w:rFonts w:ascii="TH Sarabun New" w:hAnsi="TH Sarabun New" w:cs="TH Sarabun New"/>
+          <w:color w:val="000000" w:themeColor="text1"/>
+          <w:sz w:val="32"/>
+          <w:szCs w:val="32"/>
+          <w:lang w:bidi="th-TH"/>
+        </w:rPr>
+        <w:br/>
+        <w:t xml:space="preserve">level 2-3 </w:t>
+      </w:r>
+      <w:r>
+        <w:rPr>
+          <w:rFonts w:ascii="TH Sarabun New" w:hAnsi="TH Sarabun New" w:cs="TH Sarabun New"/>
+          <w:color w:val="000000" w:themeColor="text1"/>
+          <w:sz w:val="32"/>
+          <w:szCs w:val="32"/>
+          <w:cs/>
+          <w:lang w:bidi="th-TH"/>
+        </w:rPr>
+        <w:t xml:space="preserve">จะ ประยุกต์ใช้การสร้างประโยคจาก </w:t>
+      </w:r>
+      <w:r>
+        <w:rPr>
+          <w:rFonts w:ascii="TH Sarabun New" w:hAnsi="TH Sarabun New" w:cs="TH Sarabun New"/>
+          <w:color w:val="000000" w:themeColor="text1"/>
+          <w:sz w:val="32"/>
+          <w:szCs w:val="32"/>
+          <w:lang w:bidi="th-TH"/>
+        </w:rPr>
+        <w:t xml:space="preserve">options </w:t>
+      </w:r>
+      <w:r>
+        <w:rPr>
+          <w:rFonts w:ascii="TH Sarabun New" w:hAnsi="TH Sarabun New" w:cs="TH Sarabun New"/>
+          <w:color w:val="000000" w:themeColor="text1"/>
+          <w:sz w:val="32"/>
+          <w:szCs w:val="32"/>
+          <w:lang w:bidi="th-TH"/>
+        </w:rPr>
+        <w:br/>
+        <w:t xml:space="preserve">level 3 </w:t>
+      </w:r>
+      <w:proofErr w:type="spellStart"/>
+      <w:r>
+        <w:rPr>
+          <w:rFonts w:ascii="TH Sarabun New" w:hAnsi="TH Sarabun New" w:cs="TH Sarabun New"/>
+          <w:color w:val="000000" w:themeColor="text1"/>
+          <w:sz w:val="32"/>
+          <w:szCs w:val="32"/>
+          <w:lang w:bidi="th-TH"/>
+        </w:rPr>
+        <w:t>npc</w:t>
+      </w:r>
+      <w:proofErr w:type="spellEnd"/>
+      <w:r>
+        <w:rPr>
+          <w:rFonts w:ascii="TH Sarabun New" w:hAnsi="TH Sarabun New" w:cs="TH Sarabun New"/>
+          <w:color w:val="000000" w:themeColor="text1"/>
+          <w:sz w:val="32"/>
+          <w:szCs w:val="32"/>
+          <w:lang w:bidi="th-TH"/>
+        </w:rPr>
+        <w:t xml:space="preserve"> </w:t>
+      </w:r>
+      <w:r>
+        <w:rPr>
+          <w:rFonts w:ascii="TH Sarabun New" w:hAnsi="TH Sarabun New" w:cs="TH Sarabun New"/>
+          <w:color w:val="000000" w:themeColor="text1"/>
+          <w:sz w:val="32"/>
+          <w:szCs w:val="32"/>
+          <w:cs/>
+          <w:lang w:bidi="th-TH"/>
+        </w:rPr>
+        <w:t xml:space="preserve">เริ่มมีการเหลี่ยม </w:t>
+      </w:r>
+      <w:proofErr w:type="spellStart"/>
+      <w:r>
+        <w:rPr>
+          <w:rFonts w:ascii="TH Sarabun New" w:hAnsi="TH Sarabun New" w:cs="TH Sarabun New"/>
+          <w:color w:val="000000" w:themeColor="text1"/>
+          <w:sz w:val="32"/>
+          <w:szCs w:val="32"/>
+          <w:lang w:bidi="th-TH"/>
+        </w:rPr>
+        <w:t>npc</w:t>
+      </w:r>
+      <w:proofErr w:type="spellEnd"/>
+      <w:r>
+        <w:rPr>
+          <w:rFonts w:ascii="TH Sarabun New" w:hAnsi="TH Sarabun New" w:cs="TH Sarabun New"/>
+          <w:color w:val="000000" w:themeColor="text1"/>
+          <w:sz w:val="32"/>
+          <w:szCs w:val="32"/>
+          <w:lang w:bidi="th-TH"/>
+        </w:rPr>
+        <w:t xml:space="preserve"> (You selling 50 woods for 5000? Nah too much, will pay 3000$. )</w:t>
+      </w:r>
+      <w:r>
+        <w:rPr>
+          <w:rFonts w:ascii="TH Sarabun New" w:hAnsi="TH Sarabun New" w:cs="TH Sarabun New"/>
+          <w:color w:val="000000" w:themeColor="text1"/>
+          <w:sz w:val="32"/>
+          <w:szCs w:val="32"/>
+          <w:lang w:bidi="th-TH"/>
+        </w:rPr>
+        <w:br/>
+        <w:t xml:space="preserve">level 4+ </w:t>
+      </w:r>
+      <w:r>
+        <w:rPr>
+          <w:rFonts w:ascii="TH Sarabun New" w:hAnsi="TH Sarabun New" w:cs="TH Sarabun New"/>
+          <w:color w:val="000000" w:themeColor="text1"/>
+          <w:sz w:val="32"/>
+          <w:szCs w:val="32"/>
+          <w:cs/>
+          <w:lang w:bidi="th-TH"/>
+        </w:rPr>
+        <w:t>จะพิมโต้ตอบเอง แต่</w:t>
+      </w:r>
+      <w:r>
+        <w:rPr>
+          <w:rFonts w:ascii="TH Sarabun New" w:hAnsi="TH Sarabun New" w:cs="TH Sarabun New"/>
+          <w:color w:val="000000" w:themeColor="text1"/>
+          <w:sz w:val="32"/>
+          <w:szCs w:val="32"/>
+          <w:lang w:bidi="th-TH"/>
+        </w:rPr>
+        <w:t xml:space="preserve"> </w:t>
+      </w:r>
+      <w:r>
+        <w:rPr>
+          <w:rFonts w:ascii="TH Sarabun New" w:hAnsi="TH Sarabun New" w:cs="TH Sarabun New"/>
+          <w:color w:val="000000" w:themeColor="text1"/>
+          <w:sz w:val="32"/>
+          <w:szCs w:val="32"/>
+          <w:cs/>
+          <w:lang w:bidi="th-TH"/>
+        </w:rPr>
+        <w:t>เริ่มมีการเหลี่ยมมากขึ้น กดราคา โกงราคา</w:t>
+      </w:r>
+    </w:p>
+    <w:p>
+      <w:pPr>
+        <w:pStyle w:val="13"/>
+        <w:tabs>
+          <w:tab w:val="left" w:pos="360"/>
+        </w:tabs>
+        <w:ind w:left="0" w:right="-880"/>
+        <w:rPr>
+          <w:rFonts w:ascii="TH Sarabun New" w:hAnsi="TH Sarabun New" w:cs="TH Sarabun New"/>
+          <w:color w:val="000000" w:themeColor="text1"/>
+          <w:sz w:val="32"/>
+          <w:szCs w:val="32"/>
+          <w:lang w:bidi="th-TH"/>
+        </w:rPr>
+      </w:pPr>
+    </w:p>
+    <w:p>
+      <w:pPr>
+        <w:pStyle w:val="13"/>
+        <w:tabs>
+          <w:tab w:val="left" w:pos="360"/>
+        </w:tabs>
+        <w:ind w:left="0" w:right="-880"/>
+        <w:rPr>
+          <w:rFonts w:ascii="TH Sarabun New" w:hAnsi="TH Sarabun New" w:cs="TH Sarabun New" w:hint="cs"/>
+          <w:color w:val="000000" w:themeColor="text1"/>
+          <w:sz w:val="32"/>
+          <w:szCs w:val="32"/>
+          <w:lang w:bidi="th-TH"/>
+        </w:rPr>
+      </w:pPr>
+      <w:r>
+        <w:rPr>
+          <w:rFonts w:ascii="TH Sarabun New" w:hAnsi="TH Sarabun New" w:cs="TH Sarabun New"/>
+          <w:color w:val="000000" w:themeColor="text1"/>
+          <w:sz w:val="32"/>
+          <w:szCs w:val="32"/>
+          <w:cs/>
+          <w:lang w:bidi="th-TH"/>
+        </w:rPr>
+        <w:t>ในส่วนของการวัดผลจะใช้การประเมินผลในรูปแบบที่เหมาะสมกับเด็ก</w:t>
+      </w:r>
+    </w:p>
+    <w:p>
+      <w:pPr>
+        <w:pStyle w:val="13"/>
+        <w:tabs>
+          <w:tab w:val="left" w:pos="360"/>
+        </w:tabs>
+        <w:ind w:left="0" w:right="-880"/>
+        <w:rPr>
+          <w:rFonts w:ascii="TH Sarabun New" w:hAnsi="TH Sarabun New" w:cs="TH Sarabun New"/>
+          <w:color w:val="000000" w:themeColor="text1"/>
+          <w:sz w:val="32"/>
+          <w:szCs w:val="32"/>
+          <w:lang w:bidi="th-TH"/>
+        </w:rPr>
+      </w:pPr>
+      <w:r>
+        <w:rPr>
+          <w:rFonts w:ascii="TH Sarabun New" w:hAnsi="TH Sarabun New" w:cs="TH Sarabun New"/>
+          <w:color w:val="000000" w:themeColor="text1"/>
+          <w:sz w:val="32"/>
+          <w:szCs w:val="32"/>
+          <w:cs/>
+          <w:lang w:bidi="th-TH"/>
+        </w:rPr>
+        <w:t>เริ่มจากมีการทำแบบทดสอบก่อนเล่นและหลังเล่นเกม เพื่อเปรียบเทียบพัฒนาการด้านภาษา</w:t>
+      </w:r>
+    </w:p>
+    <w:p>
+      <w:pPr>
+        <w:pStyle w:val="13"/>
+        <w:tabs>
+          <w:tab w:val="left" w:pos="360"/>
+        </w:tabs>
+        <w:ind w:left="0" w:right="-880"/>
+        <w:rPr>
+          <w:rFonts w:ascii="TH Sarabun New" w:hAnsi="TH Sarabun New" w:cs="TH Sarabun New"/>
+          <w:color w:val="000000" w:themeColor="text1"/>
+          <w:sz w:val="32"/>
+          <w:szCs w:val="32"/>
+          <w:lang w:bidi="th-TH"/>
+        </w:rPr>
+      </w:pPr>
+      <w:r>
+        <w:rPr>
+          <w:rFonts w:ascii="TH Sarabun New" w:hAnsi="TH Sarabun New" w:cs="TH Sarabun New"/>
+          <w:color w:val="000000" w:themeColor="text1"/>
+          <w:sz w:val="32"/>
+          <w:szCs w:val="32"/>
+          <w:cs/>
+          <w:lang w:bidi="th-TH"/>
+        </w:rPr>
+        <w:t>โดยผู้ปกครองจะมีส่วนร่วมเป็นผู้สังเกตพฤติกรรมด้วย</w:t>
+      </w:r>
+    </w:p>
+    <w:p>
+      <w:pPr>
+        <w:pStyle w:val="13"/>
+        <w:tabs>
+          <w:tab w:val="left" w:pos="360"/>
+        </w:tabs>
+        <w:ind w:left="0" w:right="-880"/>
+        <w:rPr>
+          <w:rFonts w:ascii="TH Sarabun New" w:hAnsi="TH Sarabun New" w:cs="TH Sarabun New"/>
+          <w:color w:val="000000" w:themeColor="text1"/>
+          <w:sz w:val="32"/>
+          <w:szCs w:val="32"/>
+          <w:lang w:bidi="th-TH"/>
+        </w:rPr>
+      </w:pPr>
+      <w:r>
+        <w:rPr>
+          <w:rFonts w:ascii="TH Sarabun New" w:hAnsi="TH Sarabun New" w:cs="TH Sarabun New"/>
+          <w:color w:val="000000" w:themeColor="text1"/>
+          <w:sz w:val="32"/>
+          <w:szCs w:val="32"/>
+          <w:cs/>
+          <w:lang w:bidi="th-TH"/>
+        </w:rPr>
+        <w:t xml:space="preserve">และมีการบันทึกพฤติกรรมการเล่นภายในเกม </w:t>
+      </w:r>
+    </w:p>
+    <w:p>
+      <w:pPr>
+        <w:pStyle w:val="13"/>
+        <w:tabs>
+          <w:tab w:val="left" w:pos="360"/>
+        </w:tabs>
+        <w:ind w:left="0" w:right="-880"/>
+        <w:rPr>
+          <w:rFonts w:ascii="TH Sarabun New" w:hAnsi="TH Sarabun New" w:cs="TH Sarabun New"/>
+          <w:color w:val="000000" w:themeColor="text1"/>
+          <w:sz w:val="32"/>
+          <w:szCs w:val="32"/>
+          <w:lang w:bidi="th-TH"/>
+        </w:rPr>
+      </w:pPr>
+      <w:r>
+        <w:rPr>
+          <w:rFonts w:ascii="TH Sarabun New" w:hAnsi="TH Sarabun New" w:cs="TH Sarabun New"/>
+          <w:color w:val="000000" w:themeColor="text1"/>
+          <w:sz w:val="32"/>
+          <w:szCs w:val="32"/>
+          <w:cs/>
+          <w:lang w:bidi="th-TH"/>
+        </w:rPr>
+        <w:t>เช่น เวลาในการเล่น และการทำภารกิจสำเร็จ</w:t>
+      </w:r>
+    </w:p>
+    <w:p>
+      <w:pPr>
+        <w:pStyle w:val="13"/>
+        <w:tabs>
+          <w:tab w:val="left" w:pos="360"/>
+        </w:tabs>
+        <w:ind w:left="0" w:right="-880"/>
+        <w:rPr>
+          <w:rFonts w:ascii="TH Sarabun New" w:hAnsi="TH Sarabun New" w:cs="TH Sarabun New"/>
+          <w:color w:val="000000" w:themeColor="text1"/>
+          <w:sz w:val="32"/>
+          <w:szCs w:val="32"/>
+          <w:lang w:bidi="th-TH"/>
+        </w:rPr>
+      </w:pPr>
+      <w:r>
+        <w:rPr>
+          <w:rFonts w:ascii="TH Sarabun New" w:hAnsi="TH Sarabun New" w:cs="TH Sarabun New"/>
+          <w:color w:val="000000" w:themeColor="text1"/>
+          <w:sz w:val="32"/>
+          <w:szCs w:val="32"/>
+          <w:cs/>
+          <w:lang w:bidi="th-TH"/>
+        </w:rPr>
+        <w:t>ซึ่งจะช่วยให้เห็นว่าเกมสามารถช่วยส่งเสริมการเรียนรู้ภาษาอังกฤษของเด็กได้จริงมากน้อยแค่ไหน</w:t>
+      </w:r>
+    </w:p>
+    <w:p>
+      <w:pPr>
+        <w:pStyle w:val="13"/>
+        <w:tabs>
+          <w:tab w:val="left" w:pos="360"/>
+        </w:tabs>
+        <w:ind w:left="0" w:right="-880"/>
+        <w:rPr>
+          <w:rFonts w:ascii="TH Sarabun New" w:hAnsi="TH Sarabun New" w:cs="TH Sarabun New" w:hint="cs"/>
+          <w:color w:val="000000" w:themeColor="text1"/>
+          <w:sz w:val="32"/>
+          <w:szCs w:val="32"/>
+          <w:cs/>
+          <w:lang w:bidi="th-TH"/>
+        </w:rPr>
+      </w:pPr>
     </w:p>
     <w:p>
       <w:pPr>

--- a/Proposals/ProposalWriteDraftLatest.docx
+++ b/Proposals/ProposalWriteDraftLatest.docx
@@ -1729,56 +1729,6 @@
       </w:r>
     </w:p>
     <w:p>
-      <w:r>
-        <w:rPr>
-          <w:rStyle w:val="14"/>
-          <w:rFonts w:ascii="TH Sarabun New" w:hAnsi="TH Sarabun New"/>
-          <w:sz w:val="32"/>
-          <w:cs/>
-          <w:lang w:bidi="th-TH"/>
-        </w:rPr>
-        <w:t>ในการ</w:t>
-      </w:r>
-      <w:r>
-        <w:rPr>
-          <w:rFonts w:ascii="TH Sarabun New" w:hAnsi="TH Sarabun New"/>
-          <w:sz w:val="32"/>
-          <w:cs/>
-          <w:lang w:bidi="th-TH"/>
-        </w:rPr>
-        <w:t>รศึกษาข้อมูลในการพัฒนา</w:t>
-      </w:r>
-      <w:r>
-        <w:rPr>
-          <w:rStyle w:val="14"/>
-          <w:rFonts w:ascii="TH Sarabun New" w:hAnsi="TH Sarabun New"/>
-          <w:sz w:val="32"/>
-          <w:cs/>
-          <w:lang w:bidi="th-TH"/>
-        </w:rPr>
-        <w:t xml:space="preserve">เกมเพื่อการเรียนรู้ภาษาอังกฤษบนแพลตฟอร์ม </w:t>
-      </w:r>
-      <w:r>
-        <w:rPr>
-          <w:rStyle w:val="14"/>
-          <w:rFonts w:ascii="TH Sarabun New" w:hAnsi="TH Sarabun New"/>
-          <w:sz w:val="32"/>
-          <w:lang w:bidi="th-TH"/>
-        </w:rPr>
-        <w:t xml:space="preserve">Roblox </w:t>
-      </w:r>
-      <w:r>
-        <w:rPr>
-          <w:rStyle w:val="14"/>
-          <w:rFonts w:ascii="TH Sarabun New" w:hAnsi="TH Sarabun New"/>
-          <w:sz w:val="32"/>
-          <w:cs/>
-          <w:lang w:bidi="th-TH"/>
-        </w:rPr>
-        <w:t>คณะผู้จัดทำได้ศึกษาทฤษฎีและหลักการที่เกี่ยวข้อง โดยมีหัวข้อสำคัญดังต่อไปนี้</w:t>
-      </w:r>
-    </w:p>
-    <w:p>
       <w:pPr>
         <w:rPr>
           <w:rFonts w:ascii="TH Sarabun New" w:hAnsi="TH Sarabun New"/>
@@ -2623,58 +2573,58 @@
           <w:sz w:val="32"/>
           <w:lang w:bidi="th-TH"/>
         </w:rPr>
+        <w:t xml:space="preserve">3. </w:t>
+      </w:r>
+      <w:r>
+        <w:rPr>
+          <w:rFonts w:ascii="TH Sarabun New" w:hAnsi="TH Sarabun New"/>
+          <w:sz w:val="32"/>
+          <w:cs/>
+          <w:lang w:bidi="th-TH"/>
+        </w:rPr>
+        <w:t>รูปแบบการสอนที่</w:t>
+      </w:r>
+      <w:r>
+        <w:rPr>
+          <w:rFonts w:ascii="TH Sarabun New" w:hAnsi="TH Sarabun New"/>
+          <w:sz w:val="32"/>
+          <w:lang w:bidi="th-TH"/>
+        </w:rPr>
+        <w:t xml:space="preserve"> "</w:t>
+      </w:r>
+      <w:r>
+        <w:rPr>
+          <w:rFonts w:ascii="TH Sarabun New" w:hAnsi="TH Sarabun New"/>
+          <w:sz w:val="32"/>
+          <w:cs/>
+          <w:lang w:bidi="th-TH"/>
+        </w:rPr>
+        <w:t>ค่อยเป็นค่อยไป</w:t>
+      </w:r>
+      <w:r>
+        <w:rPr>
+          <w:rFonts w:ascii="TH Sarabun New" w:hAnsi="TH Sarabun New"/>
+          <w:sz w:val="32"/>
+          <w:lang w:bidi="th-TH"/>
+        </w:rPr>
+        <w:t>" (Scaffolding)</w:t>
+      </w:r>
+    </w:p>
+    <w:p>
+      <w:pPr>
+        <w:rPr>
+          <w:rFonts w:ascii="TH Sarabun New" w:hAnsi="TH Sarabun New"/>
+          <w:sz w:val="32"/>
+          <w:lang w:bidi="th-TH"/>
+        </w:rPr>
+      </w:pPr>
+      <w:r>
+        <w:rPr>
+          <w:rFonts w:ascii="TH Sarabun New" w:hAnsi="TH Sarabun New"/>
+          <w:sz w:val="32"/>
+          <w:lang w:bidi="th-TH"/>
+        </w:rPr>
         <w:lastRenderedPageBreak/>
-        <w:t xml:space="preserve">3. </w:t>
-      </w:r>
-      <w:r>
-        <w:rPr>
-          <w:rFonts w:ascii="TH Sarabun New" w:hAnsi="TH Sarabun New"/>
-          <w:sz w:val="32"/>
-          <w:cs/>
-          <w:lang w:bidi="th-TH"/>
-        </w:rPr>
-        <w:t>รูปแบบการสอนที่</w:t>
-      </w:r>
-      <w:r>
-        <w:rPr>
-          <w:rFonts w:ascii="TH Sarabun New" w:hAnsi="TH Sarabun New"/>
-          <w:sz w:val="32"/>
-          <w:lang w:bidi="th-TH"/>
-        </w:rPr>
-        <w:t xml:space="preserve"> "</w:t>
-      </w:r>
-      <w:r>
-        <w:rPr>
-          <w:rFonts w:ascii="TH Sarabun New" w:hAnsi="TH Sarabun New"/>
-          <w:sz w:val="32"/>
-          <w:cs/>
-          <w:lang w:bidi="th-TH"/>
-        </w:rPr>
-        <w:t>ค่อยเป็นค่อยไป</w:t>
-      </w:r>
-      <w:r>
-        <w:rPr>
-          <w:rFonts w:ascii="TH Sarabun New" w:hAnsi="TH Sarabun New"/>
-          <w:sz w:val="32"/>
-          <w:lang w:bidi="th-TH"/>
-        </w:rPr>
-        <w:t>" (Scaffolding)</w:t>
-      </w:r>
-    </w:p>
-    <w:p>
-      <w:pPr>
-        <w:rPr>
-          <w:rFonts w:ascii="TH Sarabun New" w:hAnsi="TH Sarabun New"/>
-          <w:sz w:val="32"/>
-          <w:lang w:bidi="th-TH"/>
-        </w:rPr>
-      </w:pPr>
-      <w:r>
-        <w:rPr>
-          <w:rFonts w:ascii="TH Sarabun New" w:hAnsi="TH Sarabun New"/>
-          <w:sz w:val="32"/>
-          <w:lang w:bidi="th-TH"/>
-        </w:rPr>
         <w:t xml:space="preserve">Duolingo </w:t>
       </w:r>
       <w:r>
@@ -3668,7 +3618,6 @@
           <w:szCs w:val="32"/>
           <w:lang w:bidi="th-TH"/>
         </w:rPr>
-        <w:lastRenderedPageBreak/>
         <w:t>B1 - Intermediate (</w:t>
       </w:r>
       <w:r>
@@ -3703,6 +3652,7 @@
           <w:szCs w:val="32"/>
           <w:lang w:bidi="th-TH"/>
         </w:rPr>
+        <w:lastRenderedPageBreak/>
         <w:t>B2 - Upper-Intermediate (</w:t>
       </w:r>
       <w:r>
@@ -4064,36 +4014,16 @@
           <w:cs/>
           <w:lang w:bidi="th-TH"/>
         </w:rPr>
-        <w:t>เพราะเป็นคลังความรู้ขนาดใหญ่ที่ครอบคลุมเนื้อหาการเรียนภาษาอังกฤษของทุกชั้นเรียน และเป็นแหล่ง</w:t>
-      </w:r>
-      <w:proofErr w:type="spellStart"/>
+        <w:t>เพราะเป็นคลังความรู้ขนาดใหญ่ที่ครอบคลุมเนื้อหาการเรียนภาษาอังกฤษของทุกชั้นเรียน และเป็นแหล่งข้อมู</w:t>
+      </w:r>
       <w:r>
         <w:rPr>
           <w:rFonts w:hint="cs"/>
           <w:cs/>
           <w:lang w:bidi="th-TH"/>
         </w:rPr>
-        <w:t>ข้</w:t>
-      </w:r>
-      <w:proofErr w:type="spellEnd"/>
-      <w:r>
-        <w:rPr>
-          <w:rFonts w:hint="cs"/>
-          <w:cs/>
-          <w:lang w:bidi="th-TH"/>
-        </w:rPr>
-        <w:t>อม</w:t>
-      </w:r>
-      <w:proofErr w:type="spellStart"/>
-      <w:r>
-        <w:rPr>
-          <w:rFonts w:hint="cs"/>
-          <w:cs/>
-          <w:lang w:bidi="th-TH"/>
-        </w:rPr>
-        <w:t>ูง</w:t>
-      </w:r>
-      <w:proofErr w:type="spellEnd"/>
+        <w:t>ล</w:t>
+      </w:r>
       <w:r>
         <w:rPr>
           <w:rFonts w:hint="cs"/>
@@ -8802,7 +8732,7 @@
         </w:tabs>
         <w:ind w:left="0" w:right="-880"/>
         <w:rPr>
-          <w:rFonts w:ascii="TH Sarabun New" w:hAnsi="TH Sarabun New" w:cs="TH Sarabun New" w:hint="cs"/>
+          <w:rFonts w:ascii="TH Sarabun New" w:hAnsi="TH Sarabun New" w:cs="TH Sarabun New"/>
           <w:color w:val="000000" w:themeColor="text1"/>
           <w:sz w:val="32"/>
           <w:szCs w:val="32"/>
@@ -11415,7 +11345,7 @@
         </w:tabs>
         <w:ind w:left="0" w:right="-880"/>
         <w:rPr>
-          <w:rFonts w:ascii="TH Sarabun New" w:hAnsi="TH Sarabun New" w:cs="TH Sarabun New" w:hint="cs"/>
+          <w:rFonts w:ascii="TH Sarabun New" w:hAnsi="TH Sarabun New" w:cs="TH Sarabun New"/>
           <w:color w:val="000000" w:themeColor="text1"/>
           <w:sz w:val="32"/>
           <w:szCs w:val="32"/>
@@ -11577,7 +11507,7 @@
         </w:tabs>
         <w:ind w:left="0" w:right="-880"/>
         <w:rPr>
-          <w:rFonts w:ascii="TH Sarabun New" w:hAnsi="TH Sarabun New" w:cs="TH Sarabun New" w:hint="cs"/>
+          <w:rFonts w:ascii="TH Sarabun New" w:hAnsi="TH Sarabun New" w:cs="TH Sarabun New"/>
           <w:color w:val="000000" w:themeColor="text1"/>
           <w:sz w:val="32"/>
           <w:szCs w:val="32"/>
@@ -16520,6 +16450,7 @@
   <w:style w:type="character" w:default="1" w:styleId="DefaultParagraphFont">
     <w:name w:val="Default Paragraph Font"/>
     <w:uiPriority w:val="1"/>
+    <w:semiHidden/>
     <w:unhideWhenUsed/>
   </w:style>
   <w:style w:type="table" w:default="1" w:styleId="TableNormal">

--- a/Proposals/ProposalWriteDraftLatest.docx
+++ b/Proposals/ProposalWriteDraftLatest.docx
@@ -5035,200 +5035,197 @@
     <w:p>
       <w:pPr>
         <w:pStyle w:val="Textbody"/>
-        <w:ind w:firstLine="360"/>
-        <w:rPr>
-          <w:rFonts w:ascii="TH Sarabun New" w:hAnsi="TH Sarabun New" w:cs="TH Sarabun New"/>
-          <w:sz w:val="32"/>
-          <w:szCs w:val="32"/>
-          <w:lang w:bidi="th-TH"/>
-        </w:rPr>
-      </w:pPr>
+        <w:rPr>
+          <w:rFonts w:ascii="TH Sarabun New" w:hAnsi="TH Sarabun New" w:cs="TH Sarabun New"/>
+          <w:sz w:val="32"/>
+          <w:szCs w:val="32"/>
+          <w:lang w:bidi="th-TH"/>
+        </w:rPr>
+      </w:pPr>
+    </w:p>
+    <w:p>
+      <w:pPr>
+        <w:pStyle w:val="Heading2"/>
+        <w:rPr>
+          <w:sz w:val="32"/>
+          <w:lang w:bidi="th-TH"/>
+        </w:rPr>
+      </w:pPr>
+      <w:r>
+        <w:rPr>
+          <w:rStyle w:val="StrongEmphasis"/>
+          <w:rFonts w:ascii="TH Sarabun New" w:hAnsi="TH Sarabun New"/>
+          <w:cs/>
+          <w:lang w:bidi="th-TH"/>
+        </w:rPr>
+        <w:t>ทฤษฎีการสื่อสารภาษาอังกฤษ (</w:t>
+      </w:r>
+      <w:r>
+        <w:rPr>
+          <w:rStyle w:val="StrongEmphasis"/>
+          <w:rFonts w:ascii="TH Sarabun New" w:hAnsi="TH Sarabun New"/>
+          <w:lang w:bidi="th-TH"/>
+        </w:rPr>
+        <w:t>English Communication Theory)</w:t>
+      </w:r>
+    </w:p>
+    <w:p>
+      <w:pPr>
+        <w:pStyle w:val="Heading4"/>
+        <w:rPr>
+          <w:rFonts w:ascii="TH Sarabun New" w:eastAsiaTheme="majorEastAsia" w:hAnsi="TH Sarabun New" w:cs="TH Sarabun New"/>
+          <w:b w:val="0"/>
+          <w:bCs w:val="0"/>
+          <w:color w:val="000000" w:themeColor="text1"/>
+          <w:sz w:val="32"/>
+          <w:szCs w:val="32"/>
+        </w:rPr>
+      </w:pPr>
+      <w:r>
+        <w:rPr>
+          <w:rStyle w:val="Heading3Char"/>
+          <w:rFonts w:ascii="TH Sarabun New" w:hAnsi="TH Sarabun New"/>
+          <w:b w:val="0"/>
+          <w:bCs w:val="0"/>
+          <w:sz w:val="32"/>
+          <w:cs/>
+        </w:rPr>
+        <w:t>แนวคิดการสอนภาษาเพื่อการสื่อสาร (</w:t>
+      </w:r>
+      <w:r>
+        <w:rPr>
+          <w:rStyle w:val="Heading3Char"/>
+          <w:rFonts w:ascii="TH Sarabun New" w:hAnsi="TH Sarabun New"/>
+          <w:b w:val="0"/>
+          <w:bCs w:val="0"/>
+          <w:sz w:val="32"/>
+        </w:rPr>
+        <w:t>Communicative Language Teaching - CLT)</w:t>
+      </w:r>
+      <w:r>
+        <w:rPr>
+          <w:rStyle w:val="Heading3Char"/>
+          <w:rFonts w:ascii="TH Sarabun New" w:hAnsi="TH Sarabun New"/>
+          <w:b w:val="0"/>
+          <w:bCs w:val="0"/>
+          <w:sz w:val="32"/>
+        </w:rPr>
+        <w:br/>
+      </w:r>
+      <w:r>
+        <w:rPr>
+          <w:rFonts w:ascii="TH Sarabun New" w:hAnsi="TH Sarabun New" w:cs="TH Sarabun New"/>
+          <w:b w:val="0"/>
+          <w:bCs w:val="0"/>
+          <w:sz w:val="32"/>
+          <w:szCs w:val="32"/>
+          <w:cs/>
+        </w:rPr>
+        <w:t xml:space="preserve">โครงงานนี้ยึดหลักการ </w:t>
+      </w:r>
+      <w:r>
+        <w:rPr>
+          <w:rFonts w:ascii="TH Sarabun New" w:hAnsi="TH Sarabun New" w:cs="TH Sarabun New"/>
+          <w:b w:val="0"/>
+          <w:bCs w:val="0"/>
+          <w:sz w:val="32"/>
+          <w:szCs w:val="32"/>
+        </w:rPr>
+        <w:t xml:space="preserve">CLT </w:t>
+      </w:r>
+      <w:r>
+        <w:rPr>
+          <w:rFonts w:ascii="TH Sarabun New" w:hAnsi="TH Sarabun New" w:cs="TH Sarabun New"/>
+          <w:b w:val="0"/>
+          <w:bCs w:val="0"/>
+          <w:sz w:val="32"/>
+          <w:szCs w:val="32"/>
+          <w:cs/>
+        </w:rPr>
+        <w:t>ที่เน้นให้ผู้เรียนได้ใช้ภาษาในสถานการณ์จริง (</w:t>
+      </w:r>
+      <w:r>
+        <w:rPr>
+          <w:rFonts w:ascii="TH Sarabun New" w:hAnsi="TH Sarabun New" w:cs="TH Sarabun New"/>
+          <w:b w:val="0"/>
+          <w:bCs w:val="0"/>
+          <w:sz w:val="32"/>
+          <w:szCs w:val="32"/>
+        </w:rPr>
+        <w:t xml:space="preserve">Authentic Situations) </w:t>
+      </w:r>
+      <w:r>
+        <w:rPr>
+          <w:rFonts w:ascii="TH Sarabun New" w:hAnsi="TH Sarabun New" w:cs="TH Sarabun New"/>
+          <w:b w:val="0"/>
+          <w:bCs w:val="0"/>
+          <w:sz w:val="32"/>
+          <w:szCs w:val="32"/>
+          <w:cs/>
+        </w:rPr>
+        <w:t>มากกว่าการท่องจำไวยากรณ์เพียงอย่างเดียว โดยจำลองบริบทภายในเกมให้ผู้เล่นต้องทำความเข้าใจสาร (</w:t>
+      </w:r>
+      <w:r>
+        <w:rPr>
+          <w:rFonts w:ascii="TH Sarabun New" w:hAnsi="TH Sarabun New" w:cs="TH Sarabun New"/>
+          <w:b w:val="0"/>
+          <w:bCs w:val="0"/>
+          <w:sz w:val="32"/>
+          <w:szCs w:val="32"/>
+        </w:rPr>
+        <w:t xml:space="preserve">Input) </w:t>
+      </w:r>
+      <w:r>
+        <w:rPr>
+          <w:rFonts w:ascii="TH Sarabun New" w:hAnsi="TH Sarabun New" w:cs="TH Sarabun New"/>
+          <w:b w:val="0"/>
+          <w:bCs w:val="0"/>
+          <w:sz w:val="32"/>
+          <w:szCs w:val="32"/>
+          <w:cs/>
+        </w:rPr>
+        <w:t>และสื่อสารตอบโต้ (</w:t>
+      </w:r>
+      <w:r>
+        <w:rPr>
+          <w:rFonts w:ascii="TH Sarabun New" w:hAnsi="TH Sarabun New" w:cs="TH Sarabun New"/>
+          <w:b w:val="0"/>
+          <w:bCs w:val="0"/>
+          <w:sz w:val="32"/>
+          <w:szCs w:val="32"/>
+        </w:rPr>
+        <w:t xml:space="preserve">Output) </w:t>
+      </w:r>
+      <w:r>
+        <w:rPr>
+          <w:rFonts w:ascii="TH Sarabun New" w:hAnsi="TH Sarabun New" w:cs="TH Sarabun New"/>
+          <w:b w:val="0"/>
+          <w:bCs w:val="0"/>
+          <w:sz w:val="32"/>
+          <w:szCs w:val="32"/>
+          <w:cs/>
+        </w:rPr>
+        <w:t>เพื่อให้บรรลุเป้าหมายของภารกิจ</w:t>
+      </w:r>
     </w:p>
     <w:p>
       <w:pPr>
         <w:pStyle w:val="Textbody"/>
-        <w:ind w:firstLine="360"/>
-        <w:jc w:val="center"/>
-        <w:rPr>
-          <w:rFonts w:ascii="TH Sarabun New" w:hAnsi="TH Sarabun New" w:cs="TH Sarabun New"/>
-          <w:sz w:val="32"/>
-          <w:szCs w:val="32"/>
-          <w:lang w:bidi="th-TH"/>
-        </w:rPr>
-      </w:pPr>
-    </w:p>
-    <w:p>
-      <w:pPr>
-        <w:pStyle w:val="Heading2"/>
-        <w:rPr>
-          <w:sz w:val="32"/>
-          <w:lang w:bidi="th-TH"/>
-        </w:rPr>
-      </w:pPr>
-      <w:r>
-        <w:rPr>
-          <w:rStyle w:val="StrongEmphasis"/>
-          <w:rFonts w:ascii="TH Sarabun New" w:hAnsi="TH Sarabun New"/>
-          <w:cs/>
-          <w:lang w:bidi="th-TH"/>
-        </w:rPr>
-        <w:t>ทฤษฎีการสื่อสารภาษาอังกฤษ (</w:t>
-      </w:r>
-      <w:r>
-        <w:rPr>
-          <w:rStyle w:val="StrongEmphasis"/>
-          <w:rFonts w:ascii="TH Sarabun New" w:hAnsi="TH Sarabun New"/>
-          <w:lang w:bidi="th-TH"/>
-        </w:rPr>
-        <w:t>English Communication Theory)</w:t>
-      </w:r>
-    </w:p>
-    <w:p>
-      <w:pPr>
-        <w:pStyle w:val="Heading4"/>
+        <w:rPr>
+          <w:rFonts w:ascii="TH Sarabun New" w:hAnsi="TH Sarabun New" w:cs="TH Sarabun New"/>
+          <w:sz w:val="32"/>
+          <w:szCs w:val="32"/>
+          <w:lang w:bidi="th-TH"/>
+        </w:rPr>
+      </w:pPr>
+      <w:r>
         <w:rPr>
           <w:rStyle w:val="Heading3Char"/>
           <w:rFonts w:ascii="TH Sarabun New" w:hAnsi="TH Sarabun New"/>
           <w:sz w:val="32"/>
-        </w:rPr>
-      </w:pPr>
-      <w:r>
-        <w:rPr>
-          <w:rStyle w:val="Heading3Char"/>
-          <w:rFonts w:ascii="TH Sarabun New" w:hAnsi="TH Sarabun New"/>
-          <w:sz w:val="32"/>
-        </w:rPr>
-        <w:t>2.1</w:t>
-      </w:r>
-      <w:r>
-        <w:rPr>
-          <w:rStyle w:val="Heading3Char"/>
-          <w:rFonts w:ascii="TH Sarabun New" w:hAnsi="TH Sarabun New"/>
-          <w:sz w:val="32"/>
-          <w:cs/>
-        </w:rPr>
-        <w:t xml:space="preserve"> แนวคิดการสอนภาษาเพื่อการสื่อสาร (</w:t>
-      </w:r>
-      <w:r>
-        <w:rPr>
-          <w:rStyle w:val="Heading3Char"/>
-          <w:rFonts w:ascii="TH Sarabun New" w:hAnsi="TH Sarabun New"/>
-          <w:sz w:val="32"/>
-        </w:rPr>
-        <w:t>Communicative Language Teaching - CLT)</w:t>
-      </w:r>
-    </w:p>
-    <w:p>
-      <w:pPr>
-        <w:jc w:val="thaiDistribute"/>
-        <w:rPr>
-          <w:rFonts w:ascii="TH Sarabun New" w:eastAsiaTheme="majorEastAsia" w:hAnsi="TH Sarabun New"/>
-          <w:sz w:val="32"/>
-        </w:rPr>
-      </w:pPr>
-      <w:r>
-        <w:rPr>
-          <w:rStyle w:val="Heading3Char"/>
-          <w:rFonts w:ascii="TH Sarabun New" w:hAnsi="TH Sarabun New"/>
-          <w:sz w:val="32"/>
-        </w:rPr>
-        <w:br/>
-      </w:r>
-      <w:r>
-        <w:rPr>
-          <w:rFonts w:ascii="TH Sarabun New" w:hAnsi="TH Sarabun New"/>
-          <w:sz w:val="32"/>
-          <w:cs/>
-        </w:rPr>
-        <w:t xml:space="preserve">โครงงานนี้ยึดหลักการ </w:t>
-      </w:r>
-      <w:r>
-        <w:rPr>
-          <w:rFonts w:ascii="TH Sarabun New" w:hAnsi="TH Sarabun New"/>
-          <w:sz w:val="32"/>
-        </w:rPr>
-        <w:t xml:space="preserve">CLT </w:t>
-      </w:r>
-      <w:r>
-        <w:rPr>
-          <w:rFonts w:ascii="TH Sarabun New" w:hAnsi="TH Sarabun New"/>
-          <w:sz w:val="32"/>
-          <w:cs/>
-        </w:rPr>
-        <w:t>ที่เน้นให้ผู้เรียนได้ใช้ภาษาในสถานการณ์จริง (</w:t>
-      </w:r>
-      <w:r>
-        <w:rPr>
-          <w:rFonts w:ascii="TH Sarabun New" w:hAnsi="TH Sarabun New"/>
-          <w:sz w:val="32"/>
-        </w:rPr>
-        <w:t xml:space="preserve">Authentic Situations) </w:t>
-      </w:r>
-      <w:r>
-        <w:rPr>
-          <w:rFonts w:ascii="TH Sarabun New" w:hAnsi="TH Sarabun New"/>
-          <w:sz w:val="32"/>
-          <w:cs/>
-        </w:rPr>
-        <w:t>มากกว่าการท่องจำไวยากรณ์เพียงอย่างเดียว โดยจำลองบริบทภายในเกมให้ผู้เล่นต้องทำความเข้าใจสาร (</w:t>
-      </w:r>
-      <w:r>
-        <w:rPr>
-          <w:rFonts w:ascii="TH Sarabun New" w:hAnsi="TH Sarabun New"/>
-          <w:sz w:val="32"/>
-        </w:rPr>
-        <w:t xml:space="preserve">Input) </w:t>
-      </w:r>
-      <w:r>
-        <w:rPr>
-          <w:rFonts w:ascii="TH Sarabun New" w:hAnsi="TH Sarabun New"/>
-          <w:sz w:val="32"/>
-          <w:cs/>
-        </w:rPr>
-        <w:t>และสื่อสารตอบโต้ (</w:t>
-      </w:r>
-      <w:r>
-        <w:rPr>
-          <w:rFonts w:ascii="TH Sarabun New" w:hAnsi="TH Sarabun New"/>
-          <w:sz w:val="32"/>
-        </w:rPr>
-        <w:t xml:space="preserve">Output) </w:t>
-      </w:r>
-      <w:r>
-        <w:rPr>
-          <w:rFonts w:ascii="TH Sarabun New" w:hAnsi="TH Sarabun New"/>
-          <w:sz w:val="32"/>
-          <w:cs/>
-        </w:rPr>
-        <w:t>เพื่อให้บรรลุเป้าหมายของภารกิจ</w:t>
-      </w:r>
-    </w:p>
-    <w:p>
-      <w:pPr>
-        <w:pStyle w:val="Textbody"/>
-        <w:rPr>
-          <w:rFonts w:ascii="TH Sarabun New" w:hAnsi="TH Sarabun New" w:cs="TH Sarabun New"/>
-          <w:sz w:val="32"/>
-          <w:szCs w:val="32"/>
-          <w:lang w:bidi="th-TH"/>
-        </w:rPr>
-      </w:pPr>
-      <w:r>
-        <w:rPr>
-          <w:rStyle w:val="Heading3Char"/>
-          <w:rFonts w:ascii="TH Sarabun New" w:hAnsi="TH Sarabun New"/>
-          <w:sz w:val="32"/>
-        </w:rPr>
-        <w:t>2.2</w:t>
-      </w:r>
-      <w:r>
-        <w:rPr>
-          <w:rStyle w:val="Heading3Char"/>
-          <w:rFonts w:ascii="TH Sarabun New" w:hAnsi="TH Sarabun New"/>
-          <w:sz w:val="32"/>
-          <w:cs/>
-        </w:rPr>
-        <w:t xml:space="preserve"> ทักษะทางภาษาที่เน้นในบริบทเกม (</w:t>
+          <w:cs/>
+        </w:rPr>
+        <w:t>ทักษะทางภาษาที่เน้นในบริบทเกม (</w:t>
       </w:r>
       <w:r>
         <w:rPr>
@@ -5373,7 +5370,6 @@
           <w:cs/>
           <w:lang w:bidi="th-TH"/>
         </w:rPr>
-        <w:lastRenderedPageBreak/>
         <w:t>ทักษะการเขียน (</w:t>
       </w:r>
       <w:r>
@@ -5467,6 +5463,7 @@
           <w:cs/>
           <w:lang w:bidi="th-TH"/>
         </w:rPr>
+        <w:lastRenderedPageBreak/>
         <w:t>ทักษะ</w:t>
       </w:r>
       <w:r>
@@ -5521,6 +5518,16 @@
           <w:lang w:bidi="th-TH"/>
         </w:rPr>
         <w:t xml:space="preserve">Speech-recognition </w:t>
+      </w:r>
+      <w:r>
+        <w:rPr>
+          <w:rFonts w:ascii="TH Sarabun New" w:hAnsi="TH Sarabun New" w:cs="TH Sarabun New" w:hint="cs"/>
+          <w:sz w:val="32"/>
+          <w:szCs w:val="32"/>
+          <w:cs/>
+          <w:lang w:bidi="th-TH"/>
+        </w:rPr>
+        <w:t>ตรวจจับการออกเสียงคำ</w:t>
       </w:r>
     </w:p>
     <w:p>
@@ -6273,7 +6280,6 @@
           <w:szCs w:val="32"/>
           <w:lang w:bidi="th-TH"/>
         </w:rPr>
-        <w:lastRenderedPageBreak/>
         <w:t>Challenge (</w:t>
       </w:r>
       <w:r>
@@ -6404,6 +6410,7 @@
           <w:szCs w:val="32"/>
           <w:lang w:bidi="th-TH"/>
         </w:rPr>
+        <w:lastRenderedPageBreak/>
         <w:t>Progress (</w:t>
       </w:r>
       <w:r>
@@ -6467,137 +6474,6 @@
           <w:lang w:bidi="th-TH"/>
         </w:rPr>
         <w:t>ที่ท้าทายขึ้น</w:t>
-      </w:r>
-    </w:p>
-    <w:p>
-      <w:pPr>
-        <w:pStyle w:val="Textbody"/>
-        <w:rPr>
-          <w:rFonts w:ascii="TH Sarabun New" w:hAnsi="TH Sarabun New" w:cs="TH Sarabun New"/>
-          <w:sz w:val="32"/>
-          <w:szCs w:val="32"/>
-          <w:lang w:bidi="th-TH"/>
-        </w:rPr>
-      </w:pPr>
-      <w:r>
-        <w:rPr>
-          <w:rStyle w:val="StrongEmphasis"/>
-          <w:rFonts w:ascii="TH Sarabun New" w:hAnsi="TH Sarabun New" w:cs="TH Sarabun New"/>
-          <w:lang w:bidi="th-TH"/>
-        </w:rPr>
-        <w:t>4.2</w:t>
-      </w:r>
-      <w:r>
-        <w:rPr>
-          <w:rStyle w:val="StrongEmphasis"/>
-          <w:rFonts w:ascii="TH Sarabun New" w:hAnsi="TH Sarabun New" w:cs="TH Sarabun New"/>
-          <w:cs/>
-          <w:lang w:bidi="th-TH"/>
-        </w:rPr>
-        <w:t xml:space="preserve"> การออกแบบส่วนต่อประสานผู้ใช้ (</w:t>
-      </w:r>
-      <w:r>
-        <w:rPr>
-          <w:rStyle w:val="StrongEmphasis"/>
-          <w:rFonts w:ascii="TH Sarabun New" w:hAnsi="TH Sarabun New" w:cs="TH Sarabun New"/>
-          <w:lang w:bidi="th-TH"/>
-        </w:rPr>
-        <w:t>UI/UX Design)</w:t>
-      </w:r>
-      <w:r>
-        <w:rPr>
-          <w:rFonts w:ascii="TH Sarabun New" w:hAnsi="TH Sarabun New" w:cs="TH Sarabun New"/>
-          <w:sz w:val="32"/>
-          <w:szCs w:val="32"/>
-          <w:lang w:bidi="th-TH"/>
-        </w:rPr>
-        <w:br/>
-      </w:r>
-      <w:r>
-        <w:rPr>
-          <w:rFonts w:ascii="TH Sarabun New" w:hAnsi="TH Sarabun New" w:cs="TH Sarabun New"/>
-          <w:sz w:val="32"/>
-          <w:szCs w:val="32"/>
-          <w:cs/>
-          <w:lang w:bidi="th-TH"/>
-        </w:rPr>
-        <w:t xml:space="preserve">เนื่องจากกลุ่มเป้าหมายคือเด็กและเยาวชน การออกแบบ </w:t>
-      </w:r>
-      <w:r>
-        <w:rPr>
-          <w:rFonts w:ascii="TH Sarabun New" w:hAnsi="TH Sarabun New" w:cs="TH Sarabun New"/>
-          <w:sz w:val="32"/>
-          <w:szCs w:val="32"/>
-          <w:lang w:bidi="th-TH"/>
-        </w:rPr>
-        <w:t xml:space="preserve">User Interface (UI) </w:t>
-      </w:r>
-      <w:r>
-        <w:rPr>
-          <w:rFonts w:ascii="TH Sarabun New" w:hAnsi="TH Sarabun New" w:cs="TH Sarabun New"/>
-          <w:sz w:val="32"/>
-          <w:szCs w:val="32"/>
-          <w:cs/>
-          <w:lang w:bidi="th-TH"/>
-        </w:rPr>
-        <w:t xml:space="preserve">ใน </w:t>
-      </w:r>
-      <w:r>
-        <w:rPr>
-          <w:rFonts w:ascii="TH Sarabun New" w:hAnsi="TH Sarabun New" w:cs="TH Sarabun New"/>
-          <w:sz w:val="32"/>
-          <w:szCs w:val="32"/>
-          <w:lang w:bidi="th-TH"/>
-        </w:rPr>
-        <w:t xml:space="preserve">Roblox </w:t>
-      </w:r>
-      <w:r>
-        <w:rPr>
-          <w:rFonts w:ascii="TH Sarabun New" w:hAnsi="TH Sarabun New" w:cs="TH Sarabun New"/>
-          <w:sz w:val="32"/>
-          <w:szCs w:val="32"/>
-          <w:cs/>
-          <w:lang w:bidi="th-TH"/>
-        </w:rPr>
-        <w:t>จึงเน้นความเรียบง่าย สีสันสดใส และเข้าใจง่าย (</w:t>
-      </w:r>
-      <w:r>
-        <w:rPr>
-          <w:rFonts w:ascii="TH Sarabun New" w:hAnsi="TH Sarabun New" w:cs="TH Sarabun New"/>
-          <w:sz w:val="32"/>
-          <w:szCs w:val="32"/>
-          <w:lang w:bidi="th-TH"/>
-        </w:rPr>
-        <w:t xml:space="preserve">Intuitive) </w:t>
-      </w:r>
-      <w:r>
-        <w:rPr>
-          <w:rFonts w:ascii="TH Sarabun New" w:hAnsi="TH Sarabun New" w:cs="TH Sarabun New"/>
-          <w:sz w:val="32"/>
-          <w:szCs w:val="32"/>
-          <w:cs/>
-          <w:lang w:bidi="th-TH"/>
-        </w:rPr>
-        <w:t>ปุ่มกดและตัวหนังสือต้องมีขนาดที่เหมาะสม อ่านง่าย และมีการตอบสนองทันที (</w:t>
-      </w:r>
-      <w:r>
-        <w:rPr>
-          <w:rFonts w:ascii="TH Sarabun New" w:hAnsi="TH Sarabun New" w:cs="TH Sarabun New"/>
-          <w:sz w:val="32"/>
-          <w:szCs w:val="32"/>
-          <w:lang w:bidi="th-TH"/>
-        </w:rPr>
-        <w:t xml:space="preserve">Instant Feedback) </w:t>
-      </w:r>
-      <w:r>
-        <w:rPr>
-          <w:rFonts w:ascii="TH Sarabun New" w:hAnsi="TH Sarabun New" w:cs="TH Sarabun New"/>
-          <w:sz w:val="32"/>
-          <w:szCs w:val="32"/>
-          <w:cs/>
-          <w:lang w:bidi="th-TH"/>
-        </w:rPr>
-        <w:t>เมื่อผู้เล่นกดเลือกคำตอบ ไม่ว่าถูกหรือผิด เพื่อให้เกิดการเรียนรู้</w:t>
       </w:r>
     </w:p>
     <w:p>
@@ -7526,7 +7402,6 @@
           <w:cs/>
           <w:lang w:bidi="th-TH"/>
         </w:rPr>
-        <w:lastRenderedPageBreak/>
         <w:t>ปรับปรุงเกม</w:t>
       </w:r>
     </w:p>
@@ -7602,6 +7477,7 @@
           <w:rStyle w:val="14"/>
           <w:rFonts w:ascii="TH Sarabun New" w:hAnsi="TH Sarabun New"/>
         </w:rPr>
+        <w:lastRenderedPageBreak/>
         <w:t>10</w:t>
       </w:r>
       <w:r>
@@ -7933,7 +7809,8 @@
                   <w:bCs/>
                   <w:noProof/>
                   <w:kern w:val="0"/>
-                  <w:szCs w:val="24"/>
+                  <w:sz w:val="28"/>
+                  <w:szCs w:val="28"/>
                 </w:rPr>
               </w:pPr>
               <w:r>
@@ -7947,7 +7824,7 @@
               </w:r>
               <w:r>
                 <w:rPr>
-                  <w:rFonts w:cs="Angsana New" w:hint="cs"/>
+                  <w:rFonts w:hint="cs"/>
                   <w:noProof/>
                   <w:cs/>
                 </w:rPr>
@@ -7964,13 +7841,23 @@
               </w:r>
               <w:r>
                 <w:rPr>
-                  <w:rFonts w:cs="Angsana New" w:hint="cs"/>
+                  <w:rFonts w:ascii="Browallia New" w:hAnsi="Browallia New" w:cs="Browallia New" w:hint="cs"/>
                   <w:b/>
                   <w:bCs/>
                   <w:noProof/>
                   <w:cs/>
                 </w:rPr>
-                <w:t xml:space="preserve">และ </w:t>
+                <w:t>และ</w:t>
+              </w:r>
+              <w:r>
+                <w:rPr>
+                  <w:rFonts w:hint="cs"/>
+                  <w:b/>
+                  <w:bCs/>
+                  <w:noProof/>
+                  <w:cs/>
+                </w:rPr>
+                <w:t xml:space="preserve"> </w:t>
               </w:r>
               <w:r>
                 <w:rPr>
@@ -7979,17 +7866,17 @@
                   <w:bCs/>
                   <w:noProof/>
                 </w:rPr>
-                <w:t>EF SET</w:t>
+                <w:t>EF SET.</w:t>
               </w:r>
               <w:r>
                 <w:rPr>
-                  <w:rFonts w:cs="Angsana New" w:hint="cs"/>
+                  <w:rFonts w:hint="cs"/>
                   <w:b/>
                   <w:bCs/>
                   <w:noProof/>
                   <w:cs/>
                 </w:rPr>
-                <w:t xml:space="preserve">. </w:t>
+                <w:t xml:space="preserve"> </w:t>
               </w:r>
               <w:r>
                 <w:rPr>
@@ -8004,7 +7891,7 @@
               </w:r>
               <w:r>
                 <w:rPr>
-                  <w:rFonts w:cs="Angsana New" w:hint="cs"/>
+                  <w:rFonts w:ascii="Browallia New" w:hAnsi="Browallia New" w:cs="Browallia New" w:hint="cs"/>
                   <w:b/>
                   <w:bCs/>
                   <w:i/>
@@ -8012,7 +7899,19 @@
                   <w:noProof/>
                   <w:cs/>
                 </w:rPr>
-                <w:t xml:space="preserve">และ </w:t>
+                <w:t>และ</w:t>
+              </w:r>
+              <w:r>
+                <w:rPr>
+                  <w:rFonts w:hint="cs"/>
+                  <w:b/>
+                  <w:bCs/>
+                  <w:i/>
+                  <w:iCs/>
+                  <w:noProof/>
+                  <w:cs/>
+                </w:rPr>
+                <w:t xml:space="preserve"> </w:t>
               </w:r>
               <w:r>
                 <w:rPr>
@@ -8023,11 +7922,11 @@
                   <w:iCs/>
                   <w:noProof/>
                 </w:rPr>
-                <w:t>EF SET</w:t>
+                <w:t>EF SET.</w:t>
               </w:r>
               <w:r>
                 <w:rPr>
-                  <w:rFonts w:cs="Angsana New" w:hint="cs"/>
+                  <w:rFonts w:hint="cs"/>
                   <w:b/>
                   <w:bCs/>
                   <w:i/>
@@ -8035,17 +7934,57 @@
                   <w:noProof/>
                   <w:cs/>
                 </w:rPr>
-                <w:t xml:space="preserve">. </w:t>
+                <w:t xml:space="preserve"> </w:t>
               </w:r>
               <w:r>
                 <w:rPr>
-                  <w:rFonts w:cs="Angsana New" w:hint="cs"/>
+                  <w:rFonts w:hint="cs"/>
                   <w:b/>
                   <w:bCs/>
                   <w:noProof/>
                   <w:cs/>
                 </w:rPr>
-                <w:t xml:space="preserve">[ออนไลน์] 2 มีนาคม 2026. </w:t>
+                <w:t>[</w:t>
+              </w:r>
+              <w:r>
+                <w:rPr>
+                  <w:rFonts w:ascii="Browallia New" w:hAnsi="Browallia New" w:cs="Browallia New" w:hint="cs"/>
+                  <w:b/>
+                  <w:bCs/>
+                  <w:noProof/>
+                  <w:cs/>
+                </w:rPr>
+                <w:t>ออนไลน์</w:t>
+              </w:r>
+              <w:r>
+                <w:rPr>
+                  <w:rFonts w:hint="cs"/>
+                  <w:b/>
+                  <w:bCs/>
+                  <w:noProof/>
+                  <w:cs/>
+                </w:rPr>
+                <w:t xml:space="preserve">] 2 </w:t>
+              </w:r>
+              <w:r>
+                <w:rPr>
+                  <w:rFonts w:ascii="Browallia New" w:hAnsi="Browallia New" w:cs="Browallia New" w:hint="cs"/>
+                  <w:b/>
+                  <w:bCs/>
+                  <w:noProof/>
+                  <w:cs/>
+                </w:rPr>
+                <w:t>มีนาคม</w:t>
+              </w:r>
+              <w:r>
+                <w:rPr>
+                  <w:rFonts w:hint="cs"/>
+                  <w:b/>
+                  <w:bCs/>
+                  <w:noProof/>
+                  <w:cs/>
+                </w:rPr>
+                <w:t xml:space="preserve"> 2026. </w:t>
               </w:r>
               <w:r>
                 <w:rPr>
@@ -8054,112 +7993,77 @@
                   <w:bCs/>
                   <w:noProof/>
                 </w:rPr>
-                <w:t>https</w:t>
+                <w:t>https://www.efset.org/th/cefr/.</w:t>
               </w:r>
-              <w:r>
+            </w:p>
+            <w:p>
+              <w:pPr>
+                <w:pStyle w:val="Bibliography"/>
                 <w:rPr>
-                  <w:rFonts w:cs="Angsana New" w:hint="cs"/>
                   <w:b/>
                   <w:bCs/>
                   <w:noProof/>
                   <w:cs/>
                 </w:rPr>
-                <w:t>://</w:t>
-              </w:r>
+              </w:pPr>
               <w:r>
                 <w:rPr>
-                  <w:rFonts w:hint="cs"/>
                   <w:b/>
                   <w:bCs/>
                   <w:noProof/>
                 </w:rPr>
-                <w:t>www</w:t>
+                <w:t xml:space="preserve">2. </w:t>
               </w:r>
               <w:r>
                 <w:rPr>
-                  <w:rFonts w:cs="Angsana New" w:hint="cs"/>
                   <w:b/>
                   <w:bCs/>
+                  <w:i/>
+                  <w:iCs/>
+                  <w:noProof/>
+                </w:rPr>
+                <w:t>LLM (</w:t>
+              </w:r>
+              <w:r>
+                <w:rPr>
+                  <w:rFonts w:ascii="Browallia New" w:hAnsi="Browallia New" w:cs="Browallia New" w:hint="cs"/>
+                  <w:b/>
+                  <w:bCs/>
+                  <w:i/>
+                  <w:iCs/>
                   <w:noProof/>
                   <w:cs/>
                 </w:rPr>
-                <w:t>.</w:t>
+                <w:t>โมเดลภาษาขนาดใหญ่</w:t>
               </w:r>
               <w:r>
                 <w:rPr>
-                  <w:rFonts w:hint="cs"/>
+                  <w:b/>
+                  <w:bCs/>
+                  <w:i/>
+                  <w:iCs/>
+                  <w:noProof/>
+                  <w:cs/>
+                </w:rPr>
+                <w:t>).</w:t>
+              </w:r>
+              <w:r>
+                <w:rPr>
+                  <w:b/>
+                  <w:bCs/>
+                  <w:i/>
+                  <w:iCs/>
+                  <w:noProof/>
+                </w:rPr>
+                <w:t xml:space="preserve"> </w:t>
+              </w:r>
+              <w:r>
+                <w:rPr>
                   <w:b/>
                   <w:bCs/>
                   <w:noProof/>
                 </w:rPr>
-                <w:t>efset</w:t>
-              </w:r>
-              <w:r>
-                <w:rPr>
-                  <w:rFonts w:cs="Angsana New" w:hint="cs"/>
-                  <w:b/>
-                  <w:bCs/>
-                  <w:noProof/>
-                  <w:cs/>
-                </w:rPr>
-                <w:t>.</w:t>
-              </w:r>
-              <w:r>
-                <w:rPr>
-                  <w:rFonts w:hint="cs"/>
-                  <w:b/>
-                  <w:bCs/>
-                  <w:noProof/>
-                </w:rPr>
-                <w:t>org</w:t>
-              </w:r>
-              <w:r>
-                <w:rPr>
-                  <w:rFonts w:cs="Angsana New" w:hint="cs"/>
-                  <w:b/>
-                  <w:bCs/>
-                  <w:noProof/>
-                  <w:cs/>
-                </w:rPr>
-                <w:t>/</w:t>
-              </w:r>
-              <w:r>
-                <w:rPr>
-                  <w:rFonts w:hint="cs"/>
-                  <w:b/>
-                  <w:bCs/>
-                  <w:noProof/>
-                </w:rPr>
-                <w:t>th</w:t>
-              </w:r>
-              <w:r>
-                <w:rPr>
-                  <w:rFonts w:cs="Angsana New" w:hint="cs"/>
-                  <w:b/>
-                  <w:bCs/>
-                  <w:noProof/>
-                  <w:cs/>
-                </w:rPr>
-                <w:t>/</w:t>
-              </w:r>
-              <w:r>
-                <w:rPr>
-                  <w:rFonts w:hint="cs"/>
-                  <w:b/>
-                  <w:bCs/>
-                  <w:noProof/>
-                </w:rPr>
-                <w:t>cefr</w:t>
-              </w:r>
-              <w:r>
-                <w:rPr>
-                  <w:rFonts w:cs="Angsana New" w:hint="cs"/>
-                  <w:b/>
-                  <w:bCs/>
-                  <w:noProof/>
-                  <w:cs/>
-                </w:rPr>
-                <w:t>/.</w:t>
+                <w:t>[Online] AWS. [Cited: March 3, 2026.] https://aws.amazon.com/th/what-is/large-language-model/.</w:t>
               </w:r>
             </w:p>
             <w:p>
@@ -8639,7 +8543,6 @@
           <w:cs/>
           <w:lang w:bidi="th-TH"/>
         </w:rPr>
-        <w:lastRenderedPageBreak/>
         <w:t xml:space="preserve">แนวคิดการเรียนรู้คือ ถ้าเกมสนุก เด็กก็อยากเล่น </w:t>
       </w:r>
     </w:p>
@@ -8721,6 +8624,7 @@
           <w:cs/>
           <w:lang w:bidi="th-TH"/>
         </w:rPr>
+        <w:lastRenderedPageBreak/>
         <w:t>ซึ่งเป็นสถานการณ์ที่เด็กสามารถนำไปใช้ได้จริง</w:t>
       </w:r>
     </w:p>
@@ -9539,7 +9443,6 @@
           <w:szCs w:val="32"/>
           <w:lang w:bidi="th-TH"/>
         </w:rPr>
-        <w:lastRenderedPageBreak/>
         <w:br/>
         <w:t xml:space="preserve">level3 </w:t>
       </w:r>
@@ -9734,6 +9637,16 @@
           <w:lang w:bidi="th-TH"/>
         </w:rPr>
         <w:br/>
+      </w:r>
+      <w:r>
+        <w:rPr>
+          <w:rFonts w:ascii="TH Sarabun New" w:hAnsi="TH Sarabun New" w:cs="TH Sarabun New"/>
+          <w:color w:val="000000" w:themeColor="text1"/>
+          <w:sz w:val="32"/>
+          <w:szCs w:val="32"/>
+          <w:lang w:bidi="th-TH"/>
+        </w:rPr>
+        <w:lastRenderedPageBreak/>
         <w:t>vocab: ()</w:t>
       </w:r>
       <w:r>
@@ -10659,7 +10572,6 @@
           <w:szCs w:val="32"/>
           <w:lang w:bidi="th-TH"/>
         </w:rPr>
-        <w:lastRenderedPageBreak/>
         <w:br/>
       </w:r>
       <w:r>
@@ -10787,6 +10699,16 @@
           <w:lang w:bidi="th-TH"/>
         </w:rPr>
         <w:br/>
+      </w:r>
+      <w:r>
+        <w:rPr>
+          <w:rFonts w:ascii="TH Sarabun New" w:hAnsi="TH Sarabun New" w:cs="TH Sarabun New"/>
+          <w:color w:val="000000" w:themeColor="text1"/>
+          <w:sz w:val="32"/>
+          <w:szCs w:val="32"/>
+          <w:lang w:bidi="th-TH"/>
+        </w:rPr>
+        <w:lastRenderedPageBreak/>
         <w:t xml:space="preserve">level 4 </w:t>
       </w:r>
       <w:r>
@@ -17360,7 +17282,7 @@
 </file>
 
 <file path=customXml/item1.xml><?xml version="1.0" encoding="utf-8"?>
-<b:Sources xmlns:b="http://schemas.openxmlformats.org/officeDocument/2006/bibliography" xmlns="http://schemas.openxmlformats.org/officeDocument/2006/bibliography" SelectedStyle="\ISO690Nmerical.XSL" StyleName="ISO 690 - เรียงลำดับตามการอ้างอิงข้อมูล" Version="1987">
+<b:Sources xmlns:b="http://schemas.openxmlformats.org/officeDocument/2006/bibliography" xmlns="http://schemas.openxmlformats.org/officeDocument/2006/bibliography" SelectedStyle="\ISO690Nmerical.XSL" StyleName="ISO 690 - Numerical Reference" Version="1987">
   <b:Source xmlns:b="http://schemas.openxmlformats.org/officeDocument/2006/bibliography">
     <b:Tag>htt</b:Tag>
     <b:SourceType>InternetSite</b:SourceType>
@@ -17390,7 +17312,7 @@
 </file>
 
 <file path=customXml/itemProps1.xml><?xml version="1.0" encoding="utf-8"?>
-<ds:datastoreItem xmlns:ds="http://schemas.openxmlformats.org/officeDocument/2006/customXml" ds:itemID="{008AC80B-5511-4AE2-B77B-F9A4DAB931FC}">
+<ds:datastoreItem xmlns:ds="http://schemas.openxmlformats.org/officeDocument/2006/customXml" ds:itemID="{9B135731-C49E-4CF3-B917-C3ACE9C21419}">
   <ds:schemaRefs>
     <ds:schemaRef ds:uri="http://schemas.openxmlformats.org/officeDocument/2006/bibliography"/>
   </ds:schemaRefs>

--- a/Proposals/ProposalWriteDraftLatest.docx
+++ b/Proposals/ProposalWriteDraftLatest.docx
@@ -671,7 +671,7 @@
         <w:pStyle w:val="Heading1"/>
         <w:rPr>
           <w:rStyle w:val="14"/>
-          <w:rFonts w:ascii="TH Sarabun New" w:hAnsi="TH Sarabun New" w:hint="cs"/>
+          <w:rFonts w:ascii="TH Sarabun New" w:hAnsi="TH Sarabun New"/>
           <w:b/>
           <w:bCs w:val="0"/>
           <w:sz w:val="36"/>
@@ -1118,7 +1118,7 @@
         <w:pStyle w:val="Textbody"/>
         <w:spacing w:line="240" w:lineRule="auto"/>
         <w:rPr>
-          <w:rFonts w:ascii="TH Sarabun New" w:hAnsi="TH Sarabun New" w:cs="TH Sarabun New" w:hint="cs"/>
+          <w:rFonts w:ascii="TH Sarabun New" w:hAnsi="TH Sarabun New" w:cs="TH Sarabun New"/>
           <w:cs/>
           <w:lang w:bidi="th-TH"/>
         </w:rPr>
@@ -1304,6 +1304,7 @@
       <w:r>
         <w:rPr>
           <w:rFonts w:ascii="TH Sarabun New" w:hAnsi="TH Sarabun New" w:cs="TH Sarabun New"/>
+          <w:noProof/>
         </w:rPr>
         <w:lastRenderedPageBreak/>
         <w:drawing>
@@ -1368,7 +1369,7 @@
         <w:spacing w:line="240" w:lineRule="auto"/>
         <w:jc w:val="center"/>
         <w:rPr>
-          <w:rFonts w:ascii="TH Sarabun New" w:hAnsi="TH Sarabun New" w:cs="TH Sarabun New" w:hint="cs"/>
+          <w:rFonts w:ascii="TH Sarabun New" w:hAnsi="TH Sarabun New" w:cs="TH Sarabun New"/>
           <w:cs/>
           <w:lang w:bidi="th-TH"/>
         </w:rPr>
@@ -2132,7 +2133,7 @@
       <w:pPr>
         <w:ind w:firstLine="709"/>
         <w:rPr>
-          <w:rFonts w:ascii="TH Sarabun New" w:hAnsi="TH Sarabun New" w:hint="cs"/>
+          <w:rFonts w:ascii="TH Sarabun New" w:hAnsi="TH Sarabun New"/>
           <w:sz w:val="32"/>
           <w:cs/>
           <w:lang w:bidi="th-TH"/>
@@ -2213,7 +2214,6 @@
     <w:p>
       <w:pPr>
         <w:rPr>
-          <w:rFonts w:hint="cs"/>
           <w:lang w:bidi="th-TH"/>
         </w:rPr>
       </w:pPr>
@@ -2414,7 +2414,6 @@
         </w:rPr>
         <w:t xml:space="preserve">เป็นมาตรฐานการทดสอบภาษาอังกฤษเดียวที่วัดระดับทักษะทั้งหมดได้อย่างแม่นยำ ตั้งแต่ระดับเริ่มต้นไปจนถึงระดับชำนาญ โดยอ้างอิงตามกรอบ </w:t>
       </w:r>
-      <w:proofErr w:type="gramStart"/>
       <w:r>
         <w:rPr>
           <w:rFonts w:ascii="TH Sarabun New" w:hAnsi="TH Sarabun New" w:cs="TH Sarabun New"/>
@@ -2424,7 +2423,6 @@
         </w:rPr>
         <w:t>CEFR</w:t>
       </w:r>
-      <w:proofErr w:type="gramEnd"/>
     </w:p>
     <w:p>
       <w:pPr>
@@ -2521,7 +2519,6 @@
         </w:rPr>
         <w:t>A2 - Elementary (</w:t>
       </w:r>
-      <w:proofErr w:type="gramStart"/>
       <w:r>
         <w:rPr>
           <w:rFonts w:ascii="TH Sarabun New" w:hAnsi="TH Sarabun New" w:cs="TH Sarabun New"/>
@@ -2611,7 +2608,6 @@
         </w:rPr>
         <w:t>การทำงาน</w:t>
       </w:r>
-      <w:proofErr w:type="gramEnd"/>
     </w:p>
     <w:p>
       <w:pPr>
@@ -2743,7 +2739,7 @@
       <w:pPr>
         <w:ind w:firstLine="709"/>
         <w:rPr>
-          <w:rFonts w:ascii="TH Sarabun New" w:hAnsi="TH Sarabun New" w:hint="cs"/>
+          <w:rFonts w:ascii="TH Sarabun New" w:hAnsi="TH Sarabun New"/>
           <w:sz w:val="32"/>
           <w:lang w:bidi="th-TH"/>
         </w:rPr>
@@ -2797,7 +2793,7 @@
       <w:pPr>
         <w:ind w:firstLine="709"/>
         <w:rPr>
-          <w:rFonts w:ascii="TH Sarabun New" w:hAnsi="TH Sarabun New" w:hint="cs"/>
+          <w:rFonts w:ascii="TH Sarabun New" w:hAnsi="TH Sarabun New"/>
           <w:sz w:val="32"/>
           <w:lang w:bidi="th-TH"/>
         </w:rPr>
@@ -3044,7 +3040,7 @@
       <w:pPr>
         <w:ind w:firstLine="709"/>
         <w:rPr>
-          <w:rFonts w:ascii="TH Sarabun New" w:hAnsi="TH Sarabun New" w:hint="cs"/>
+          <w:rFonts w:ascii="TH Sarabun New" w:hAnsi="TH Sarabun New"/>
           <w:sz w:val="32"/>
           <w:lang w:bidi="th-TH"/>
         </w:rPr>
@@ -3122,7 +3118,7 @@
       <w:pPr>
         <w:ind w:firstLine="709"/>
         <w:rPr>
-          <w:rFonts w:ascii="TH Sarabun New" w:hAnsi="TH Sarabun New" w:hint="cs"/>
+          <w:rFonts w:ascii="TH Sarabun New" w:hAnsi="TH Sarabun New"/>
           <w:sz w:val="32"/>
           <w:lang w:bidi="th-TH"/>
         </w:rPr>
@@ -3397,25 +3393,7 @@
           <w:sz w:val="32"/>
           <w:lang w:bidi="th-TH"/>
         </w:rPr>
-        <w:t xml:space="preserve">I </w:t>
-      </w:r>
-      <w:proofErr w:type="gramStart"/>
-      <w:r>
-        <w:rPr>
-          <w:rFonts w:ascii="TH Sarabun New" w:hAnsi="TH Sarabun New"/>
-          <w:sz w:val="32"/>
-          <w:lang w:bidi="th-TH"/>
-        </w:rPr>
-        <w:t>see</w:t>
-      </w:r>
-      <w:proofErr w:type="gramEnd"/>
-      <w:r>
-        <w:rPr>
-          <w:rFonts w:ascii="TH Sarabun New" w:hAnsi="TH Sarabun New"/>
-          <w:sz w:val="32"/>
-          <w:lang w:bidi="th-TH"/>
-        </w:rPr>
-        <w:t xml:space="preserve"> a cat.</w:t>
+        <w:t>I see a cat.</w:t>
       </w:r>
     </w:p>
     <w:p>
@@ -3437,25 +3415,7 @@
           <w:sz w:val="32"/>
           <w:lang w:bidi="th-TH"/>
         </w:rPr>
-        <w:t xml:space="preserve">I </w:t>
-      </w:r>
-      <w:proofErr w:type="gramStart"/>
-      <w:r>
-        <w:rPr>
-          <w:rFonts w:ascii="TH Sarabun New" w:hAnsi="TH Sarabun New"/>
-          <w:sz w:val="32"/>
-          <w:lang w:bidi="th-TH"/>
-        </w:rPr>
-        <w:t>run</w:t>
-      </w:r>
-      <w:proofErr w:type="gramEnd"/>
-      <w:r>
-        <w:rPr>
-          <w:rFonts w:ascii="TH Sarabun New" w:hAnsi="TH Sarabun New"/>
-          <w:sz w:val="32"/>
-          <w:lang w:bidi="th-TH"/>
-        </w:rPr>
-        <w:t>.</w:t>
+        <w:t>I run.</w:t>
       </w:r>
     </w:p>
     <w:p>
@@ -3501,7 +3461,7 @@
       <w:pPr>
         <w:ind w:firstLine="709"/>
         <w:rPr>
-          <w:rFonts w:ascii="TH Sarabun New" w:hAnsi="TH Sarabun New" w:hint="cs"/>
+          <w:rFonts w:ascii="TH Sarabun New" w:hAnsi="TH Sarabun New"/>
           <w:sz w:val="32"/>
           <w:lang w:bidi="th-TH"/>
         </w:rPr>
@@ -3519,7 +3479,7 @@
     <w:p>
       <w:pPr>
         <w:rPr>
-          <w:rFonts w:ascii="TH Sarabun New" w:hAnsi="TH Sarabun New" w:hint="cs"/>
+          <w:rFonts w:ascii="TH Sarabun New" w:hAnsi="TH Sarabun New"/>
           <w:sz w:val="32"/>
           <w:lang w:bidi="th-TH"/>
         </w:rPr>
@@ -3554,7 +3514,7 @@
     <w:p>
       <w:pPr>
         <w:rPr>
-          <w:rFonts w:ascii="TH Sarabun New" w:hAnsi="TH Sarabun New" w:hint="cs"/>
+          <w:rFonts w:ascii="TH Sarabun New" w:hAnsi="TH Sarabun New"/>
           <w:sz w:val="32"/>
           <w:lang w:bidi="th-TH"/>
         </w:rPr>
@@ -3820,18 +3780,8 @@
           <w:sz w:val="32"/>
           <w:lang w:bidi="th-TH"/>
         </w:rPr>
-        <w:t xml:space="preserve">walk / fly / </w:t>
-      </w:r>
-      <w:proofErr w:type="gramStart"/>
-      <w:r>
-        <w:rPr>
-          <w:rFonts w:ascii="TH Sarabun New" w:hAnsi="TH Sarabun New"/>
-          <w:sz w:val="32"/>
-          <w:lang w:bidi="th-TH"/>
-        </w:rPr>
-        <w:t>swim</w:t>
-      </w:r>
-      <w:proofErr w:type="gramEnd"/>
+        <w:t>walk / fly / swim</w:t>
+      </w:r>
     </w:p>
     <w:p>
       <w:pPr>
@@ -3944,20 +3894,8 @@
           <w:sz w:val="32"/>
           <w:lang w:bidi="th-TH"/>
         </w:rPr>
-        <w:t xml:space="preserve">2.3 Level 3: Context Understanding and Consequence-based </w:t>
-      </w:r>
-      <w:proofErr w:type="gramStart"/>
-      <w:r>
-        <w:rPr>
-          <w:rFonts w:ascii="TH Sarabun New" w:hAnsi="TH Sarabun New"/>
-          <w:b/>
-          <w:bCs/>
-          <w:sz w:val="32"/>
-          <w:lang w:bidi="th-TH"/>
-        </w:rPr>
-        <w:t>Dialogue</w:t>
-      </w:r>
-      <w:proofErr w:type="gramEnd"/>
+        <w:t>2.3 Level 3: Context Understanding and Consequence-based Dialogue</w:t>
+      </w:r>
     </w:p>
     <w:p>
       <w:pPr>
@@ -4147,24 +4085,7 @@
           <w:lang w:bidi="th-TH"/>
         </w:rPr>
         <w:br/>
-      </w:r>
-      <w:proofErr w:type="gramStart"/>
-      <w:r>
-        <w:rPr>
-          <w:rFonts w:ascii="TH Sarabun New" w:hAnsi="TH Sarabun New"/>
-          <w:sz w:val="32"/>
-          <w:lang w:bidi="th-TH"/>
-        </w:rPr>
-        <w:t>Observe</w:t>
-      </w:r>
-      <w:proofErr w:type="gramEnd"/>
-      <w:r>
-        <w:rPr>
-          <w:rFonts w:ascii="TH Sarabun New" w:hAnsi="TH Sarabun New"/>
-          <w:sz w:val="32"/>
-          <w:lang w:bidi="th-TH"/>
-        </w:rPr>
-        <w:t xml:space="preserve"> what happened in front of John’s house.</w:t>
+        <w:t>Observe what happened in front of John’s house.</w:t>
       </w:r>
     </w:p>
     <w:p>
@@ -4453,18 +4374,8 @@
           <w:sz w:val="32"/>
           <w:lang w:bidi="th-TH"/>
         </w:rPr>
-        <w:t xml:space="preserve">Ask about the </w:t>
-      </w:r>
-      <w:proofErr w:type="gramStart"/>
-      <w:r>
-        <w:rPr>
-          <w:rFonts w:ascii="TH Sarabun New" w:hAnsi="TH Sarabun New"/>
-          <w:sz w:val="32"/>
-          <w:lang w:bidi="th-TH"/>
-        </w:rPr>
-        <w:t>price</w:t>
-      </w:r>
-      <w:proofErr w:type="gramEnd"/>
+        <w:t>Ask about the price</w:t>
+      </w:r>
     </w:p>
     <w:p>
       <w:pPr>
@@ -4484,18 +4395,8 @@
           <w:sz w:val="32"/>
           <w:lang w:bidi="th-TH"/>
         </w:rPr>
-        <w:t xml:space="preserve">Ask about the </w:t>
-      </w:r>
-      <w:proofErr w:type="gramStart"/>
-      <w:r>
-        <w:rPr>
-          <w:rFonts w:ascii="TH Sarabun New" w:hAnsi="TH Sarabun New"/>
-          <w:sz w:val="32"/>
-          <w:lang w:bidi="th-TH"/>
-        </w:rPr>
-        <w:t>town</w:t>
-      </w:r>
-      <w:proofErr w:type="gramEnd"/>
+        <w:t>Ask about the town</w:t>
+      </w:r>
     </w:p>
     <w:p>
       <w:pPr>
@@ -4515,18 +4416,8 @@
           <w:sz w:val="32"/>
           <w:lang w:bidi="th-TH"/>
         </w:rPr>
-        <w:t xml:space="preserve">Ask about selling </w:t>
-      </w:r>
-      <w:proofErr w:type="gramStart"/>
-      <w:r>
-        <w:rPr>
-          <w:rFonts w:ascii="TH Sarabun New" w:hAnsi="TH Sarabun New"/>
-          <w:sz w:val="32"/>
-          <w:lang w:bidi="th-TH"/>
-        </w:rPr>
-        <w:t>items</w:t>
-      </w:r>
-      <w:proofErr w:type="gramEnd"/>
+        <w:t>Ask about selling items</w:t>
+      </w:r>
     </w:p>
     <w:p>
       <w:pPr>
@@ -4560,25 +4451,7 @@
           <w:sz w:val="32"/>
           <w:lang w:bidi="th-TH"/>
         </w:rPr>
-        <w:t xml:space="preserve">How </w:t>
-      </w:r>
-      <w:proofErr w:type="gramStart"/>
-      <w:r>
-        <w:rPr>
-          <w:rFonts w:ascii="TH Sarabun New" w:hAnsi="TH Sarabun New"/>
-          <w:sz w:val="32"/>
-          <w:lang w:bidi="th-TH"/>
-        </w:rPr>
-        <w:t>much</w:t>
-      </w:r>
-      <w:proofErr w:type="gramEnd"/>
-      <w:r>
-        <w:rPr>
-          <w:rFonts w:ascii="TH Sarabun New" w:hAnsi="TH Sarabun New"/>
-          <w:sz w:val="32"/>
-          <w:lang w:bidi="th-TH"/>
-        </w:rPr>
-        <w:t xml:space="preserve"> is that wheel of ang</w:t>
+        <w:t>How much is that wheel of ang</w:t>
       </w:r>
       <w:r>
         <w:rPr>
@@ -5144,25 +5017,7 @@
           <w:lang w:bidi="th-TH"/>
         </w:rPr>
         <w:br/>
-        <w:t xml:space="preserve">“You are selling 50 </w:t>
-      </w:r>
-      <w:proofErr w:type="gramStart"/>
-      <w:r>
-        <w:rPr>
-          <w:rFonts w:ascii="TH Sarabun New" w:hAnsi="TH Sarabun New"/>
-          <w:sz w:val="32"/>
-          <w:lang w:bidi="th-TH"/>
-        </w:rPr>
-        <w:t>wood</w:t>
-      </w:r>
-      <w:proofErr w:type="gramEnd"/>
-      <w:r>
-        <w:rPr>
-          <w:rFonts w:ascii="TH Sarabun New" w:hAnsi="TH Sarabun New"/>
-          <w:sz w:val="32"/>
-          <w:lang w:bidi="th-TH"/>
-        </w:rPr>
-        <w:t xml:space="preserve"> for 5000 coins? That is too expensive. I can pay 3000.”</w:t>
+        <w:t>“You are selling 50 wood for 5000 coins? That is too expensive. I can pay 3000.”</w:t>
       </w:r>
     </w:p>
     <w:p>
@@ -5268,7 +5123,7 @@
     <w:p>
       <w:pPr>
         <w:rPr>
-          <w:rFonts w:ascii="TH Sarabun New" w:hAnsi="TH Sarabun New" w:hint="cs"/>
+          <w:rFonts w:ascii="TH Sarabun New" w:hAnsi="TH Sarabun New"/>
           <w:sz w:val="32"/>
           <w:lang w:bidi="th-TH"/>
         </w:rPr>
@@ -5834,6 +5689,23 @@
           <w:lang w:bidi="th-TH"/>
         </w:rPr>
       </w:pPr>
+    </w:p>
+    <w:p>
+      <w:pPr>
+        <w:rPr>
+          <w:rFonts w:ascii="TH Sarabun New" w:hAnsi="TH Sarabun New"/>
+          <w:sz w:val="32"/>
+          <w:lang w:bidi="th-TH"/>
+        </w:rPr>
+      </w:pPr>
+      <w:r>
+        <w:rPr>
+          <w:rFonts w:ascii="TH Sarabun New" w:hAnsi="TH Sarabun New"/>
+          <w:sz w:val="32"/>
+          <w:lang w:bidi="th-TH"/>
+        </w:rPr>
+        <w:t xml:space="preserve">6. </w:t>
+      </w:r>
     </w:p>
     <w:p>
       <w:pPr>
@@ -6724,7 +6596,7 @@
         <w:pStyle w:val="Textbody"/>
         <w:ind w:firstLine="709"/>
         <w:rPr>
-          <w:rFonts w:ascii="TH Sarabun New" w:hAnsi="TH Sarabun New" w:cs="TH Sarabun New" w:hint="cs"/>
+          <w:rFonts w:ascii="TH Sarabun New" w:hAnsi="TH Sarabun New" w:cs="TH Sarabun New"/>
           <w:sz w:val="32"/>
           <w:szCs w:val="32"/>
           <w:cs/>
@@ -7113,7 +6985,7 @@
           <w:numId w:val="8"/>
         </w:numPr>
         <w:rPr>
-          <w:rFonts w:ascii="TH Sarabun New" w:hAnsi="TH Sarabun New" w:cs="TH Sarabun New" w:hint="cs"/>
+          <w:rFonts w:ascii="TH Sarabun New" w:hAnsi="TH Sarabun New" w:cs="TH Sarabun New"/>
           <w:sz w:val="32"/>
           <w:szCs w:val="32"/>
           <w:lang w:bidi="th-TH"/>
@@ -7827,20 +7699,8 @@
           <w:cs/>
           <w:lang w:bidi="th-TH"/>
         </w:rPr>
-        <w:t xml:space="preserve"> ผู้เล่นต้องตอบคำถาม </w:t>
-      </w:r>
-      <w:proofErr w:type="gramStart"/>
-      <w:r>
-        <w:rPr>
-          <w:rFonts w:ascii="TH Sarabun New" w:hAnsi="TH Sarabun New" w:cs="TH Sarabun New"/>
-          <w:sz w:val="32"/>
-          <w:szCs w:val="32"/>
-          <w:cs/>
-          <w:lang w:bidi="th-TH"/>
-        </w:rPr>
-        <w:t>หรือแก้ปริศนาทางภาษา</w:t>
-      </w:r>
-      <w:proofErr w:type="gramEnd"/>
+        <w:t xml:space="preserve"> ผู้เล่นต้องตอบคำถาม หรือแก้ปริศนาทางภาษา</w:t>
+      </w:r>
     </w:p>
     <w:p>
       <w:pPr>
@@ -7915,7 +7775,6 @@
         </w:rPr>
         <w:t xml:space="preserve">Currency), </w:t>
       </w:r>
-      <w:proofErr w:type="gramStart"/>
       <w:r>
         <w:rPr>
           <w:rFonts w:ascii="TH Sarabun New" w:hAnsi="TH Sarabun New" w:cs="TH Sarabun New"/>
@@ -7926,7 +7785,6 @@
         </w:rPr>
         <w:t>หรือไอเทม</w:t>
       </w:r>
-      <w:proofErr w:type="gramEnd"/>
     </w:p>
     <w:p>
       <w:pPr>
@@ -8063,7 +7921,7 @@
         <w:ind w:left="714" w:hanging="357"/>
         <w:rPr>
           <w:rStyle w:val="14"/>
-          <w:rFonts w:ascii="TH SarabunPSK" w:hAnsi="TH SarabunPSK" w:cs="TH SarabunPSK"/>
+          <w:rFonts w:ascii="TH Sarabun New" w:hAnsi="TH Sarabun New" w:cs="TH Sarabun New"/>
           <w:sz w:val="32"/>
           <w:szCs w:val="32"/>
         </w:rPr>
@@ -8073,7 +7931,7 @@
       <w:r>
         <w:rPr>
           <w:rStyle w:val="14"/>
-          <w:rFonts w:ascii="TH SarabunPSK" w:hAnsi="TH SarabunPSK" w:cs="TH SarabunPSK"/>
+          <w:rFonts w:ascii="TH Sarabun New" w:hAnsi="TH Sarabun New" w:cs="TH Sarabun New"/>
           <w:sz w:val="32"/>
           <w:szCs w:val="32"/>
           <w:cs/>
@@ -8084,7 +7942,7 @@
       <w:r>
         <w:rPr>
           <w:rStyle w:val="14"/>
-          <w:rFonts w:ascii="TH SarabunPSK" w:hAnsi="TH SarabunPSK" w:cs="TH SarabunPSK" w:hint="cs"/>
+          <w:rFonts w:ascii="TH Sarabun New" w:hAnsi="TH Sarabun New" w:cs="TH Sarabun New"/>
           <w:sz w:val="32"/>
           <w:szCs w:val="32"/>
           <w:cs/>
@@ -8095,7 +7953,7 @@
       <w:r>
         <w:rPr>
           <w:rStyle w:val="14"/>
-          <w:rFonts w:ascii="TH SarabunPSK" w:hAnsi="TH SarabunPSK" w:cs="TH SarabunPSK"/>
+          <w:rFonts w:ascii="TH Sarabun New" w:hAnsi="TH Sarabun New" w:cs="TH Sarabun New"/>
           <w:sz w:val="32"/>
           <w:szCs w:val="32"/>
           <w:cs/>
@@ -8106,7 +7964,7 @@
       <w:r>
         <w:rPr>
           <w:rStyle w:val="14"/>
-          <w:rFonts w:ascii="TH SarabunPSK" w:hAnsi="TH SarabunPSK" w:cs="TH SarabunPSK"/>
+          <w:rFonts w:ascii="TH Sarabun New" w:hAnsi="TH Sarabun New" w:cs="TH Sarabun New"/>
           <w:sz w:val="32"/>
           <w:szCs w:val="32"/>
         </w:rPr>
@@ -8115,7 +7973,7 @@
       <w:r>
         <w:rPr>
           <w:rStyle w:val="14"/>
-          <w:rFonts w:ascii="TH SarabunPSK" w:hAnsi="TH SarabunPSK" w:cs="TH SarabunPSK"/>
+          <w:rFonts w:ascii="TH Sarabun New" w:hAnsi="TH Sarabun New" w:cs="TH Sarabun New"/>
           <w:sz w:val="32"/>
           <w:szCs w:val="32"/>
           <w:lang w:bidi="th-TH"/>
@@ -8125,7 +7983,7 @@
       <w:r>
         <w:rPr>
           <w:rStyle w:val="14"/>
-          <w:rFonts w:ascii="TH SarabunPSK" w:hAnsi="TH SarabunPSK" w:cs="TH SarabunPSK"/>
+          <w:rFonts w:ascii="TH Sarabun New" w:hAnsi="TH Sarabun New" w:cs="TH Sarabun New"/>
           <w:sz w:val="32"/>
           <w:szCs w:val="32"/>
         </w:rPr>
@@ -8134,7 +7992,7 @@
       <w:r>
         <w:rPr>
           <w:rStyle w:val="14"/>
-          <w:rFonts w:ascii="TH SarabunPSK" w:hAnsi="TH SarabunPSK" w:cs="TH SarabunPSK"/>
+          <w:rFonts w:ascii="TH Sarabun New" w:hAnsi="TH Sarabun New" w:cs="TH Sarabun New"/>
           <w:sz w:val="32"/>
           <w:szCs w:val="32"/>
           <w:cs/>
@@ -8152,35 +8010,25 @@
         </w:numPr>
         <w:ind w:left="714" w:hanging="357"/>
         <w:rPr>
-          <w:rFonts w:ascii="TH SarabunPSK" w:hAnsi="TH SarabunPSK" w:cs="TH SarabunPSK"/>
-          <w:sz w:val="32"/>
-          <w:szCs w:val="32"/>
-        </w:rPr>
-      </w:pPr>
-      <w:r>
-        <w:rPr>
-          <w:rFonts w:ascii="TH SarabunPSK" w:hAnsi="TH SarabunPSK" w:cs="TH SarabunPSK" w:hint="cs"/>
+          <w:rFonts w:ascii="TH Sarabun New" w:hAnsi="TH Sarabun New" w:cs="TH Sarabun New"/>
+          <w:sz w:val="32"/>
+          <w:szCs w:val="32"/>
+        </w:rPr>
+      </w:pPr>
+      <w:r>
+        <w:rPr>
+          <w:rFonts w:ascii="TH Sarabun New" w:hAnsi="TH Sarabun New" w:cs="TH Sarabun New"/>
           <w:sz w:val="32"/>
           <w:szCs w:val="32"/>
           <w:cs/>
           <w:lang w:bidi="th-TH"/>
         </w:rPr>
         <w:lastRenderedPageBreak/>
-        <w:t>ครอบคลุมเนื้อหาภาษาอังกฤษตาม</w:t>
-      </w:r>
-      <w:r>
-        <w:rPr>
-          <w:rFonts w:ascii="TH SarabunPSK" w:hAnsi="TH SarabunPSK" w:cs="TH SarabunPSK"/>
-          <w:sz w:val="32"/>
-          <w:szCs w:val="32"/>
-          <w:cs/>
-          <w:lang w:bidi="th-TH"/>
-        </w:rPr>
-        <w:t>มาตรฐานสากล (</w:t>
-      </w:r>
-      <w:r>
-        <w:rPr>
-          <w:rFonts w:ascii="TH SarabunPSK" w:hAnsi="TH SarabunPSK" w:cs="TH SarabunPSK"/>
+        <w:t>ครอบคลุมเนื้อหาภาษาอังกฤษตามมาตรฐานสากล (</w:t>
+      </w:r>
+      <w:r>
+        <w:rPr>
+          <w:rFonts w:ascii="TH Sarabun New" w:hAnsi="TH Sarabun New" w:cs="TH Sarabun New"/>
           <w:sz w:val="32"/>
           <w:szCs w:val="32"/>
           <w:lang w:bidi="th-TH"/>
@@ -8189,7 +8037,7 @@
       </w:r>
       <w:r>
         <w:rPr>
-          <w:rFonts w:ascii="TH SarabunPSK" w:hAnsi="TH SarabunPSK" w:cs="TH SarabunPSK" w:hint="cs"/>
+          <w:rFonts w:ascii="TH Sarabun New" w:hAnsi="TH Sarabun New" w:cs="TH Sarabun New"/>
           <w:sz w:val="32"/>
           <w:szCs w:val="32"/>
           <w:cs/>
@@ -8199,7 +8047,7 @@
       </w:r>
       <w:r>
         <w:rPr>
-          <w:rFonts w:ascii="TH SarabunPSK" w:hAnsi="TH SarabunPSK" w:cs="TH SarabunPSK"/>
+          <w:rFonts w:ascii="TH Sarabun New" w:hAnsi="TH Sarabun New" w:cs="TH Sarabun New"/>
           <w:sz w:val="32"/>
           <w:szCs w:val="32"/>
           <w:lang w:bidi="th-TH"/>
@@ -8208,7 +8056,7 @@
       </w:r>
       <w:r>
         <w:rPr>
-          <w:rFonts w:ascii="TH SarabunPSK" w:hAnsi="TH SarabunPSK" w:cs="TH SarabunPSK"/>
+          <w:rFonts w:ascii="TH Sarabun New" w:hAnsi="TH Sarabun New" w:cs="TH Sarabun New"/>
           <w:sz w:val="32"/>
           <w:szCs w:val="32"/>
           <w:lang w:bidi="th-TH"/>
@@ -8217,7 +8065,7 @@
       </w:r>
       <w:r>
         <w:rPr>
-          <w:rFonts w:ascii="TH SarabunPSK" w:hAnsi="TH SarabunPSK" w:cs="TH SarabunPSK"/>
+          <w:rFonts w:ascii="TH Sarabun New" w:hAnsi="TH Sarabun New" w:cs="TH Sarabun New"/>
           <w:sz w:val="32"/>
           <w:szCs w:val="32"/>
           <w:lang w:bidi="th-TH"/>
@@ -8234,14 +8082,14 @@
         </w:numPr>
         <w:ind w:left="714" w:hanging="357"/>
         <w:rPr>
-          <w:rFonts w:ascii="TH SarabunPSK" w:hAnsi="TH SarabunPSK" w:cs="TH SarabunPSK"/>
-          <w:sz w:val="32"/>
-          <w:szCs w:val="32"/>
-        </w:rPr>
-      </w:pPr>
-      <w:r>
-        <w:rPr>
-          <w:rFonts w:ascii="TH SarabunPSK" w:hAnsi="TH SarabunPSK" w:cs="TH SarabunPSK"/>
+          <w:rFonts w:ascii="TH Sarabun New" w:hAnsi="TH Sarabun New" w:cs="TH Sarabun New"/>
+          <w:sz w:val="32"/>
+          <w:szCs w:val="32"/>
+        </w:rPr>
+      </w:pPr>
+      <w:r>
+        <w:rPr>
+          <w:rFonts w:ascii="TH Sarabun New" w:hAnsi="TH Sarabun New" w:cs="TH Sarabun New"/>
           <w:sz w:val="32"/>
           <w:szCs w:val="32"/>
           <w:cs/>
@@ -8251,7 +8099,7 @@
       </w:r>
       <w:r>
         <w:rPr>
-          <w:rFonts w:ascii="TH SarabunPSK" w:hAnsi="TH SarabunPSK" w:cs="TH SarabunPSK"/>
+          <w:rFonts w:ascii="TH Sarabun New" w:hAnsi="TH Sarabun New" w:cs="TH Sarabun New"/>
           <w:sz w:val="32"/>
           <w:szCs w:val="32"/>
         </w:rPr>
@@ -8259,7 +8107,7 @@
       </w:r>
       <w:r>
         <w:rPr>
-          <w:rFonts w:ascii="TH SarabunPSK" w:hAnsi="TH SarabunPSK" w:cs="TH SarabunPSK"/>
+          <w:rFonts w:ascii="TH Sarabun New" w:hAnsi="TH Sarabun New" w:cs="TH Sarabun New"/>
           <w:sz w:val="32"/>
           <w:szCs w:val="32"/>
           <w:cs/>
@@ -8269,7 +8117,7 @@
       </w:r>
       <w:r>
         <w:rPr>
-          <w:rFonts w:ascii="TH SarabunPSK" w:hAnsi="TH SarabunPSK" w:cs="TH SarabunPSK"/>
+          <w:rFonts w:ascii="TH Sarabun New" w:hAnsi="TH Sarabun New" w:cs="TH Sarabun New"/>
           <w:sz w:val="32"/>
           <w:szCs w:val="32"/>
         </w:rPr>
@@ -8277,7 +8125,7 @@
       </w:r>
       <w:r>
         <w:rPr>
-          <w:rFonts w:ascii="TH SarabunPSK" w:hAnsi="TH SarabunPSK" w:cs="TH SarabunPSK"/>
+          <w:rFonts w:ascii="TH Sarabun New" w:hAnsi="TH Sarabun New" w:cs="TH Sarabun New"/>
           <w:sz w:val="32"/>
           <w:szCs w:val="32"/>
           <w:cs/>
@@ -8295,14 +8143,14 @@
         </w:numPr>
         <w:ind w:left="714" w:hanging="357"/>
         <w:rPr>
-          <w:rFonts w:ascii="TH SarabunPSK" w:hAnsi="TH SarabunPSK" w:cs="TH SarabunPSK"/>
-          <w:sz w:val="32"/>
-          <w:szCs w:val="32"/>
-        </w:rPr>
-      </w:pPr>
-      <w:r>
-        <w:rPr>
-          <w:rFonts w:ascii="TH SarabunPSK" w:hAnsi="TH SarabunPSK" w:cs="TH SarabunPSK"/>
+          <w:rFonts w:ascii="TH Sarabun New" w:hAnsi="TH Sarabun New" w:cs="TH Sarabun New"/>
+          <w:sz w:val="32"/>
+          <w:szCs w:val="32"/>
+        </w:rPr>
+      </w:pPr>
+      <w:r>
+        <w:rPr>
+          <w:rFonts w:ascii="TH Sarabun New" w:hAnsi="TH Sarabun New" w:cs="TH Sarabun New"/>
           <w:sz w:val="32"/>
           <w:szCs w:val="32"/>
           <w:cs/>
@@ -8312,7 +8160,7 @@
       </w:r>
       <w:r>
         <w:rPr>
-          <w:rFonts w:ascii="TH SarabunPSK" w:hAnsi="TH SarabunPSK" w:cs="TH SarabunPSK"/>
+          <w:rFonts w:ascii="TH Sarabun New" w:hAnsi="TH Sarabun New" w:cs="TH Sarabun New"/>
           <w:sz w:val="32"/>
           <w:szCs w:val="32"/>
         </w:rPr>
@@ -8320,7 +8168,7 @@
       </w:r>
       <w:r>
         <w:rPr>
-          <w:rFonts w:ascii="TH SarabunPSK" w:hAnsi="TH SarabunPSK" w:cs="TH SarabunPSK"/>
+          <w:rFonts w:ascii="TH Sarabun New" w:hAnsi="TH Sarabun New" w:cs="TH Sarabun New"/>
           <w:sz w:val="32"/>
           <w:szCs w:val="32"/>
           <w:cs/>
@@ -8330,7 +8178,7 @@
       </w:r>
       <w:r>
         <w:rPr>
-          <w:rFonts w:ascii="TH SarabunPSK" w:hAnsi="TH SarabunPSK" w:cs="TH SarabunPSK"/>
+          <w:rFonts w:ascii="TH Sarabun New" w:hAnsi="TH Sarabun New" w:cs="TH Sarabun New"/>
           <w:sz w:val="32"/>
           <w:szCs w:val="32"/>
         </w:rPr>
@@ -8485,29 +8333,7 @@
           <w:cs/>
           <w:lang w:bidi="th-TH"/>
         </w:rPr>
-        <w:t>พัฒนา</w:t>
-      </w:r>
-      <w:r>
-        <w:rPr>
-          <w:rStyle w:val="14"/>
-          <w:rFonts w:ascii="TH Sarabun New" w:hAnsi="TH Sarabun New" w:cs="TH Sarabun New" w:hint="cs"/>
-          <w:sz w:val="32"/>
-          <w:szCs w:val="32"/>
-          <w:cs/>
-          <w:lang w:bidi="th-TH"/>
-        </w:rPr>
-        <w:t>เกม</w:t>
-      </w:r>
-      <w:r>
-        <w:rPr>
-          <w:rStyle w:val="14"/>
-          <w:rFonts w:ascii="TH Sarabun New" w:hAnsi="TH Sarabun New" w:cs="TH Sarabun New"/>
-          <w:sz w:val="32"/>
-          <w:szCs w:val="32"/>
-          <w:cs/>
-          <w:lang w:bidi="th-TH"/>
-        </w:rPr>
-        <w:t xml:space="preserve">บนแพลตฟอร์ม </w:t>
+        <w:t xml:space="preserve">พัฒนาเกมบนแพลตฟอร์ม </w:t>
       </w:r>
       <w:r>
         <w:rPr>
@@ -8622,7 +8448,7 @@
         <w:pStyle w:val="13"/>
         <w:numPr>
           <w:ilvl w:val="0"/>
-          <w:numId w:val="36"/>
+          <w:numId w:val="56"/>
         </w:numPr>
         <w:spacing w:after="0"/>
         <w:contextualSpacing w:val="0"/>
@@ -8666,7 +8492,54 @@
           <w:cs/>
           <w:lang w:bidi="th-TH"/>
         </w:rPr>
-        <w:t>ที่เกี่ยวข้องกับการออกแบบเกม</w:t>
+        <w:t>ที่เกี่ยวข้อง</w:t>
+      </w:r>
+      <w:r>
+        <w:rPr>
+          <w:rFonts w:ascii="TH Sarabun New" w:hAnsi="TH Sarabun New" w:cs="TH Sarabun New"/>
+          <w:color w:val="000000"/>
+          <w:sz w:val="32"/>
+          <w:szCs w:val="32"/>
+          <w:cs/>
+          <w:lang w:bidi="th-TH"/>
+        </w:rPr>
+        <w:t>และรวบรวมข้อมูล</w:t>
+      </w:r>
+      <w:r>
+        <w:rPr>
+          <w:rStyle w:val="14"/>
+          <w:rFonts w:ascii="TH Sarabun New" w:hAnsi="TH Sarabun New" w:cs="TH Sarabun New" w:hint="cs"/>
+          <w:color w:val="000000"/>
+          <w:sz w:val="32"/>
+          <w:szCs w:val="32"/>
+          <w:cs/>
+          <w:lang w:bidi="th-TH"/>
+        </w:rPr>
+        <w:t>เกี่ยว</w:t>
+      </w:r>
+      <w:r>
+        <w:rPr>
+          <w:rStyle w:val="14"/>
+          <w:rFonts w:ascii="TH Sarabun New" w:hAnsi="TH Sarabun New" w:cs="TH Sarabun New"/>
+          <w:color w:val="000000"/>
+          <w:sz w:val="32"/>
+          <w:szCs w:val="32"/>
+          <w:cs/>
+          <w:lang w:bidi="th-TH"/>
+        </w:rPr>
+        <w:t>กับ</w:t>
+      </w:r>
+      <w:r>
+        <w:rPr>
+          <w:rStyle w:val="14"/>
+          <w:rFonts w:ascii="TH Sarabun New" w:hAnsi="TH Sarabun New" w:cs="TH Sarabun New"/>
+          <w:color w:val="000000"/>
+          <w:sz w:val="32"/>
+          <w:szCs w:val="32"/>
+          <w:cs/>
+          <w:lang w:bidi="th-TH"/>
+        </w:rPr>
+        <w:t>การออกแบบเกม</w:t>
       </w:r>
     </w:p>
     <w:p>
@@ -8674,7 +8547,7 @@
         <w:pStyle w:val="13"/>
         <w:numPr>
           <w:ilvl w:val="0"/>
-          <w:numId w:val="36"/>
+          <w:numId w:val="56"/>
         </w:numPr>
         <w:spacing w:after="0"/>
         <w:contextualSpacing w:val="0"/>
@@ -8718,7 +8591,42 @@
           <w:cs/>
           <w:lang w:bidi="th-TH"/>
         </w:rPr>
-        <w:t>ที่เกี่ยวข้องกับการเรียนรู้ภาษา</w:t>
+        <w:t>ที่เกี่ยวข้อง</w:t>
+      </w:r>
+      <w:r>
+        <w:rPr>
+          <w:rFonts w:ascii="TH Sarabun New" w:hAnsi="TH Sarabun New" w:cs="TH Sarabun New"/>
+          <w:color w:val="000000"/>
+          <w:sz w:val="32"/>
+          <w:szCs w:val="32"/>
+          <w:cs/>
+          <w:lang w:bidi="th-TH"/>
+        </w:rPr>
+        <w:t>และรวบรวมข้อมูล</w:t>
+      </w:r>
+      <w:r>
+        <w:rPr>
+          <w:rStyle w:val="14"/>
+          <w:rFonts w:ascii="TH Sarabun New" w:hAnsi="TH Sarabun New" w:cs="TH Sarabun New" w:hint="cs"/>
+          <w:color w:val="000000"/>
+          <w:sz w:val="32"/>
+          <w:szCs w:val="32"/>
+          <w:cs/>
+          <w:lang w:bidi="th-TH"/>
+        </w:rPr>
+        <w:t>เกี่ยว</w:t>
+      </w:r>
+      <w:r>
+        <w:rPr>
+          <w:rStyle w:val="14"/>
+          <w:rFonts w:ascii="TH Sarabun New" w:hAnsi="TH Sarabun New" w:cs="TH Sarabun New"/>
+          <w:color w:val="000000"/>
+          <w:sz w:val="32"/>
+          <w:szCs w:val="32"/>
+          <w:cs/>
+          <w:lang w:bidi="th-TH"/>
+        </w:rPr>
+        <w:t>กับการเรียนรู้ภาษา</w:t>
       </w:r>
     </w:p>
     <w:p>
@@ -8726,7 +8634,7 @@
         <w:pStyle w:val="13"/>
         <w:numPr>
           <w:ilvl w:val="0"/>
-          <w:numId w:val="36"/>
+          <w:numId w:val="56"/>
         </w:numPr>
         <w:spacing w:after="0"/>
         <w:contextualSpacing w:val="0"/>
@@ -8736,7 +8644,6 @@
       </w:pPr>
       <w:r>
         <w:rPr>
-          <w:rStyle w:val="14"/>
           <w:rFonts w:ascii="TH Sarabun New" w:hAnsi="TH Sarabun New" w:cs="TH Sarabun New"/>
           <w:color w:val="000000"/>
           <w:sz w:val="32"/>
@@ -8744,25 +8651,20 @@
           <w:cs/>
           <w:lang w:bidi="th-TH"/>
         </w:rPr>
-        <w:t>ศึกษา</w:t>
-      </w:r>
-      <w:r>
-        <w:rPr>
-          <w:rStyle w:val="StrongEmphasis"/>
-          <w:rFonts w:ascii="TH Sarabun New" w:hAnsi="TH Sarabun New" w:cs="TH Sarabun New"/>
-          <w:b w:val="0"/>
-          <w:bCs w:val="0"/>
+        <w:t>ออกแบบสถาปัตยกรรมระบบ (</w:t>
+      </w:r>
+      <w:r>
+        <w:rPr>
+          <w:rFonts w:ascii="TH Sarabun New" w:hAnsi="TH Sarabun New" w:cs="TH Sarabun New"/>
           <w:color w:val="000000"/>
           <w:sz w:val="32"/>
           <w:szCs w:val="32"/>
-          <w:cs/>
-          <w:lang w:bidi="th-TH"/>
-        </w:rPr>
-        <w:t>ทฤษฎี</w:t>
-      </w:r>
-      <w:r>
-        <w:rPr>
-          <w:rStyle w:val="14"/>
+          <w:lang w:bidi="th-TH"/>
+        </w:rPr>
+        <w:t xml:space="preserve">System Architecture) </w:t>
+      </w:r>
+      <w:r>
+        <w:rPr>
           <w:rFonts w:ascii="TH Sarabun New" w:hAnsi="TH Sarabun New" w:cs="TH Sarabun New"/>
           <w:color w:val="000000"/>
           <w:sz w:val="32"/>
@@ -8770,7 +8672,17 @@
           <w:cs/>
           <w:lang w:bidi="th-TH"/>
         </w:rPr>
-        <w:t>ที่เกี่ยวข้องกับการเรียนรู้ของเด็ก</w:t>
+        <w:t>และกลไกเกม (</w:t>
+      </w:r>
+      <w:r>
+        <w:rPr>
+          <w:rFonts w:ascii="TH Sarabun New" w:hAnsi="TH Sarabun New" w:cs="TH Sarabun New"/>
+          <w:color w:val="000000"/>
+          <w:sz w:val="32"/>
+          <w:szCs w:val="32"/>
+          <w:lang w:bidi="th-TH"/>
+        </w:rPr>
+        <w:t>Game Mechanics)</w:t>
       </w:r>
     </w:p>
     <w:p>
@@ -8778,7 +8690,7 @@
         <w:pStyle w:val="13"/>
         <w:numPr>
           <w:ilvl w:val="0"/>
-          <w:numId w:val="36"/>
+          <w:numId w:val="56"/>
         </w:numPr>
         <w:spacing w:after="0"/>
         <w:contextualSpacing w:val="0"/>
@@ -8796,7 +8708,7 @@
           <w:cs/>
           <w:lang w:bidi="th-TH"/>
         </w:rPr>
-        <w:t>ศึกษาสื่อการเรียนรรู้อื่นๆ ที่ออกแบบในรูปแบบของเกม</w:t>
+        <w:t>ออกแบบเกมในส่วนของการเรียนรู้ภาษาอังกฤษ</w:t>
       </w:r>
     </w:p>
     <w:p>
@@ -8804,12 +8716,12 @@
         <w:pStyle w:val="13"/>
         <w:numPr>
           <w:ilvl w:val="0"/>
-          <w:numId w:val="36"/>
+          <w:numId w:val="56"/>
         </w:numPr>
-        <w:spacing w:after="0"/>
-        <w:contextualSpacing w:val="0"/>
-        <w:rPr>
-          <w:rFonts w:ascii="TH Sarabun New" w:hAnsi="TH Sarabun New" w:cs="TH Sarabun New"/>
+        <w:rPr>
+          <w:rFonts w:ascii="TH Sarabun New" w:hAnsi="TH Sarabun New" w:cs="TH Sarabun New"/>
+          <w:sz w:val="32"/>
+          <w:szCs w:val="32"/>
         </w:rPr>
       </w:pPr>
       <w:r>
@@ -8821,38 +8733,107 @@
           <w:cs/>
           <w:lang w:bidi="th-TH"/>
         </w:rPr>
-        <w:t>ออกแบบสถาปัตยกรรมระบบ (</w:t>
-      </w:r>
-      <w:r>
-        <w:rPr>
+        <w:t>พัฒนาระบบ</w:t>
+      </w:r>
+      <w:r>
+        <w:rPr>
+          <w:rStyle w:val="14"/>
           <w:rFonts w:ascii="TH Sarabun New" w:hAnsi="TH Sarabun New" w:cs="TH Sarabun New"/>
           <w:color w:val="000000"/>
           <w:sz w:val="32"/>
           <w:szCs w:val="32"/>
-          <w:lang w:bidi="th-TH"/>
-        </w:rPr>
-        <w:t xml:space="preserve">System Architecture) </w:t>
-      </w:r>
-      <w:r>
-        <w:rPr>
-          <w:rFonts w:ascii="TH Sarabun New" w:hAnsi="TH Sarabun New" w:cs="TH Sarabun New"/>
+          <w:cs/>
+          <w:lang w:bidi="th-TH"/>
+        </w:rPr>
+        <w:t>เกม</w:t>
+      </w:r>
+      <w:r>
+        <w:rPr>
+          <w:rStyle w:val="14"/>
+          <w:rFonts w:ascii="TH Sarabun New" w:hAnsi="TH Sarabun New" w:cs="TH Sarabun New" w:hint="cs"/>
           <w:color w:val="000000"/>
           <w:sz w:val="32"/>
           <w:szCs w:val="32"/>
           <w:cs/>
           <w:lang w:bidi="th-TH"/>
         </w:rPr>
-        <w:t>และกลไกเกม (</w:t>
-      </w:r>
-      <w:r>
-        <w:rPr>
+        <w:t xml:space="preserve"> </w:t>
+      </w:r>
+      <w:r>
+        <w:rPr>
+          <w:rStyle w:val="14"/>
           <w:rFonts w:ascii="TH Sarabun New" w:hAnsi="TH Sarabun New" w:cs="TH Sarabun New"/>
           <w:color w:val="000000"/>
           <w:sz w:val="32"/>
           <w:szCs w:val="32"/>
           <w:lang w:bidi="th-TH"/>
         </w:rPr>
-        <w:t>Game Mechanics)</w:t>
+        <w:t>(</w:t>
+      </w:r>
+      <w:r>
+        <w:rPr>
+          <w:rFonts w:ascii="TH Sarabun New" w:hAnsi="TH Sarabun New" w:cs="TH Sarabun New"/>
+          <w:color w:val="000000"/>
+          <w:sz w:val="32"/>
+          <w:szCs w:val="32"/>
+          <w:lang w:bidi="th-TH"/>
+        </w:rPr>
+        <w:t>Front-end</w:t>
+      </w:r>
+      <w:r>
+        <w:rPr>
+          <w:rFonts w:ascii="TH Sarabun New" w:hAnsi="TH Sarabun New" w:cs="TH Sarabun New"/>
+          <w:color w:val="000000"/>
+          <w:sz w:val="32"/>
+          <w:szCs w:val="32"/>
+          <w:lang w:bidi="th-TH"/>
+        </w:rPr>
+        <w:t>)</w:t>
+      </w:r>
+      <w:r>
+        <w:rPr>
+          <w:rFonts w:ascii="TH Sarabun New" w:hAnsi="TH Sarabun New" w:cs="TH Sarabun New"/>
+          <w:sz w:val="32"/>
+          <w:szCs w:val="32"/>
+        </w:rPr>
+        <w:t xml:space="preserve"> </w:t>
+      </w:r>
+      <w:r>
+        <w:rPr>
+          <w:rFonts w:ascii="TH Sarabun New" w:hAnsi="TH Sarabun New" w:cs="TH Sarabun New" w:hint="cs"/>
+          <w:sz w:val="32"/>
+          <w:szCs w:val="32"/>
+          <w:cs/>
+          <w:lang w:bidi="th-TH"/>
+        </w:rPr>
+        <w:t xml:space="preserve">และ </w:t>
+      </w:r>
+      <w:r>
+        <w:rPr>
+          <w:rFonts w:ascii="TH Sarabun New" w:hAnsi="TH Sarabun New" w:cs="TH Sarabun New"/>
+          <w:sz w:val="32"/>
+          <w:szCs w:val="32"/>
+          <w:lang w:bidi="th-TH"/>
+        </w:rPr>
+        <w:t>(B</w:t>
+      </w:r>
+      <w:r>
+        <w:rPr>
+          <w:rFonts w:ascii="TH Sarabun New" w:hAnsi="TH Sarabun New" w:cs="TH Sarabun New"/>
+          <w:sz w:val="32"/>
+          <w:szCs w:val="32"/>
+          <w:lang w:bidi="th-TH"/>
+        </w:rPr>
+        <w:t>ack-end</w:t>
+      </w:r>
+      <w:r>
+        <w:rPr>
+          <w:rFonts w:ascii="TH Sarabun New" w:hAnsi="TH Sarabun New" w:cs="TH Sarabun New"/>
+          <w:sz w:val="32"/>
+          <w:szCs w:val="32"/>
+          <w:lang w:bidi="th-TH"/>
+        </w:rPr>
+        <w:t>)</w:t>
       </w:r>
     </w:p>
     <w:p>
@@ -8860,25 +8841,33 @@
         <w:pStyle w:val="13"/>
         <w:numPr>
           <w:ilvl w:val="0"/>
-          <w:numId w:val="36"/>
+          <w:numId w:val="56"/>
         </w:numPr>
-        <w:spacing w:after="0"/>
-        <w:contextualSpacing w:val="0"/>
-        <w:rPr>
-          <w:rFonts w:ascii="TH Sarabun New" w:hAnsi="TH Sarabun New" w:cs="TH Sarabun New"/>
-        </w:rPr>
-      </w:pPr>
-      <w:r>
         <w:rPr>
           <w:rStyle w:val="14"/>
           <w:rFonts w:ascii="TH Sarabun New" w:hAnsi="TH Sarabun New" w:cs="TH Sarabun New"/>
+        </w:rPr>
+      </w:pPr>
+      <w:r>
+        <w:rPr>
+          <w:rFonts w:ascii="TH Sarabun New" w:hAnsi="TH Sarabun New" w:cs="TH Sarabun New"/>
           <w:color w:val="000000"/>
           <w:sz w:val="32"/>
           <w:szCs w:val="32"/>
           <w:cs/>
           <w:lang w:bidi="th-TH"/>
         </w:rPr>
-        <w:t>ออกแบบเกมในส่วนของการเรียนรู้ภาษาอังกฤษ</w:t>
+        <w:t>ทดสอบการทำงานของระบบ (</w:t>
+      </w:r>
+      <w:r>
+        <w:rPr>
+          <w:rFonts w:ascii="TH Sarabun New" w:hAnsi="TH Sarabun New" w:cs="TH Sarabun New"/>
+          <w:color w:val="000000"/>
+          <w:sz w:val="32"/>
+          <w:szCs w:val="32"/>
+          <w:lang w:bidi="th-TH"/>
+        </w:rPr>
+        <w:t>Unit Test / Integration Test)</w:t>
       </w:r>
     </w:p>
     <w:p>
@@ -8886,23 +8875,44 @@
         <w:pStyle w:val="13"/>
         <w:numPr>
           <w:ilvl w:val="0"/>
-          <w:numId w:val="36"/>
+          <w:numId w:val="56"/>
         </w:numPr>
         <w:rPr>
-          <w:rFonts w:ascii="TH Sarabun New" w:hAnsi="TH Sarabun New" w:cs="TH Sarabun New"/>
-        </w:rPr>
-      </w:pPr>
-      <w:r>
-        <w:rPr>
           <w:rStyle w:val="14"/>
           <w:rFonts w:ascii="TH Sarabun New" w:hAnsi="TH Sarabun New" w:cs="TH Sarabun New"/>
+        </w:rPr>
+      </w:pPr>
+      <w:r>
+        <w:rPr>
+          <w:rFonts w:ascii="TH Sarabun New" w:hAnsi="TH Sarabun New" w:cs="TH Sarabun New"/>
           <w:color w:val="000000"/>
           <w:sz w:val="32"/>
           <w:szCs w:val="32"/>
           <w:cs/>
           <w:lang w:bidi="th-TH"/>
         </w:rPr>
-        <w:t>ออกแบบโครงสร้างของเกม</w:t>
+        <w:t>ประเมินผลประสิทธิภาพการเรียนรู้ (</w:t>
+      </w:r>
+      <w:r>
+        <w:rPr>
+          <w:rFonts w:ascii="TH Sarabun New" w:hAnsi="TH Sarabun New" w:cs="TH Sarabun New"/>
+          <w:color w:val="000000"/>
+          <w:sz w:val="32"/>
+          <w:szCs w:val="32"/>
+          <w:lang w:bidi="th-TH"/>
+        </w:rPr>
+        <w:t xml:space="preserve">Pre-test / Post-test) </w:t>
+      </w:r>
+      <w:r>
+        <w:rPr>
+          <w:rFonts w:ascii="TH Sarabun New" w:hAnsi="TH Sarabun New" w:cs="TH Sarabun New"/>
+          <w:color w:val="000000"/>
+          <w:sz w:val="32"/>
+          <w:szCs w:val="32"/>
+          <w:cs/>
+          <w:lang w:bidi="th-TH"/>
+        </w:rPr>
+        <w:t>กับกลุ่มตัวอย่าง</w:t>
       </w:r>
     </w:p>
     <w:p>
@@ -8910,7 +8920,7 @@
         <w:pStyle w:val="13"/>
         <w:numPr>
           <w:ilvl w:val="0"/>
-          <w:numId w:val="36"/>
+          <w:numId w:val="56"/>
         </w:numPr>
         <w:rPr>
           <w:rFonts w:ascii="TH Sarabun New" w:hAnsi="TH Sarabun New" w:cs="TH Sarabun New"/>
@@ -8926,124 +8936,49 @@
           <w:cs/>
           <w:lang w:bidi="th-TH"/>
         </w:rPr>
-        <w:t>เริ่มพัฒนาเกม</w:t>
-      </w:r>
-    </w:p>
-    <w:p>
-      <w:pPr>
-        <w:pStyle w:val="13"/>
-        <w:numPr>
-          <w:ilvl w:val="0"/>
-          <w:numId w:val="36"/>
-        </w:numPr>
+        <w:t>จัดทำรายงาน</w:t>
+      </w:r>
+    </w:p>
+    <w:p>
+      <w:pPr>
+        <w:pStyle w:val="Standard"/>
+        <w:rPr>
+          <w:rFonts w:ascii="TH Sarabun New" w:hAnsi="TH Sarabun New" w:cs="TH Sarabun New"/>
+          <w:sz w:val="32"/>
+          <w:szCs w:val="32"/>
+        </w:rPr>
+      </w:pPr>
+    </w:p>
+    <w:p>
+      <w:pPr>
+        <w:pStyle w:val="Heading1"/>
+        <w:rPr>
+          <w:rFonts w:ascii="TH Sarabun New" w:hAnsi="TH Sarabun New"/>
+        </w:rPr>
+      </w:pPr>
+      <w:r>
         <w:rPr>
           <w:rStyle w:val="14"/>
-          <w:rFonts w:ascii="TH Sarabun New" w:hAnsi="TH Sarabun New" w:cs="TH Sarabun New"/>
-        </w:rPr>
-      </w:pPr>
-      <w:r>
-        <w:rPr>
-          <w:rFonts w:ascii="TH Sarabun New" w:hAnsi="TH Sarabun New" w:cs="TH Sarabun New"/>
-          <w:color w:val="000000"/>
-          <w:sz w:val="32"/>
-          <w:szCs w:val="32"/>
-          <w:cs/>
-          <w:lang w:bidi="th-TH"/>
-        </w:rPr>
-        <w:t>ทดสอบการทำงานของระบบ (</w:t>
-      </w:r>
-      <w:r>
-        <w:rPr>
-          <w:rFonts w:ascii="TH Sarabun New" w:hAnsi="TH Sarabun New" w:cs="TH Sarabun New"/>
-          <w:color w:val="000000"/>
-          <w:sz w:val="32"/>
-          <w:szCs w:val="32"/>
-          <w:lang w:bidi="th-TH"/>
-        </w:rPr>
-        <w:t>Unit Test / Integration Test)</w:t>
-      </w:r>
-    </w:p>
-    <w:p>
-      <w:pPr>
-        <w:pStyle w:val="13"/>
-        <w:numPr>
-          <w:ilvl w:val="0"/>
-          <w:numId w:val="36"/>
-        </w:numPr>
+          <w:rFonts w:ascii="TH Sarabun New" w:hAnsi="TH Sarabun New"/>
+        </w:rPr>
+        <w:t>10</w:t>
+      </w:r>
+      <w:r>
         <w:rPr>
           <w:rStyle w:val="14"/>
-          <w:rFonts w:ascii="TH Sarabun New" w:hAnsi="TH Sarabun New" w:cs="TH Sarabun New"/>
-        </w:rPr>
-      </w:pPr>
-      <w:r>
-        <w:rPr>
-          <w:rFonts w:ascii="TH Sarabun New" w:hAnsi="TH Sarabun New" w:cs="TH Sarabun New"/>
-          <w:color w:val="000000"/>
-          <w:sz w:val="32"/>
-          <w:szCs w:val="32"/>
-          <w:cs/>
-          <w:lang w:bidi="th-TH"/>
-        </w:rPr>
-        <w:t>ประเมินผลประสิทธิภาพการเรียนรู้ (</w:t>
-      </w:r>
-      <w:r>
-        <w:rPr>
-          <w:rFonts w:ascii="TH Sarabun New" w:hAnsi="TH Sarabun New" w:cs="TH Sarabun New"/>
-          <w:color w:val="000000"/>
-          <w:sz w:val="32"/>
-          <w:szCs w:val="32"/>
-          <w:lang w:bidi="th-TH"/>
-        </w:rPr>
-        <w:t xml:space="preserve">Pre-test / Post-test) </w:t>
-      </w:r>
-      <w:r>
-        <w:rPr>
-          <w:rFonts w:ascii="TH Sarabun New" w:hAnsi="TH Sarabun New" w:cs="TH Sarabun New"/>
-          <w:color w:val="000000"/>
-          <w:sz w:val="32"/>
-          <w:szCs w:val="32"/>
-          <w:cs/>
-          <w:lang w:bidi="th-TH"/>
-        </w:rPr>
-        <w:t>กับกลุ่มตัวอย่าง</w:t>
-      </w:r>
-    </w:p>
-    <w:p>
-      <w:pPr>
-        <w:pStyle w:val="13"/>
-        <w:numPr>
-          <w:ilvl w:val="0"/>
-          <w:numId w:val="36"/>
-        </w:numPr>
-        <w:rPr>
-          <w:rFonts w:ascii="TH Sarabun New" w:hAnsi="TH Sarabun New" w:cs="TH Sarabun New"/>
-        </w:rPr>
-      </w:pPr>
+          <w:rFonts w:ascii="TH Sarabun New" w:hAnsi="TH Sarabun New"/>
+        </w:rPr>
+        <w:t>.</w:t>
+      </w:r>
       <w:r>
         <w:rPr>
           <w:rStyle w:val="14"/>
-          <w:rFonts w:ascii="TH Sarabun New" w:hAnsi="TH Sarabun New" w:cs="TH Sarabun New"/>
-          <w:color w:val="000000"/>
-          <w:sz w:val="32"/>
-          <w:szCs w:val="32"/>
-          <w:cs/>
-          <w:lang w:bidi="th-TH"/>
-        </w:rPr>
-        <w:t>จัดทำรายงาน</w:t>
-      </w:r>
-    </w:p>
-    <w:p>
-      <w:pPr>
-        <w:pStyle w:val="1"/>
-        <w:ind w:left="1135"/>
-        <w:rPr>
-          <w:rFonts w:ascii="TH Sarabun New" w:hAnsi="TH Sarabun New" w:cs="TH Sarabun New"/>
-          <w:color w:val="000000"/>
-          <w:sz w:val="32"/>
-          <w:szCs w:val="32"/>
-          <w:lang w:bidi="th-TH"/>
-        </w:rPr>
-      </w:pPr>
+          <w:rFonts w:ascii="TH Sarabun New" w:hAnsi="TH Sarabun New"/>
+          <w:cs/>
+          <w:lang w:bidi="th-TH"/>
+        </w:rPr>
+        <w:t xml:space="preserve"> แผนการดำเนินการ</w:t>
+      </w:r>
     </w:p>
     <w:p>
       <w:pPr>
@@ -9052,11 +8987,53 @@
         <w:contextualSpacing w:val="0"/>
         <w:rPr>
           <w:rFonts w:ascii="TH Sarabun New" w:hAnsi="TH Sarabun New" w:cs="TH Sarabun New"/>
+        </w:rPr>
+      </w:pPr>
+      <w:r>
+        <w:rPr>
+          <w:rStyle w:val="14"/>
+          <w:rFonts w:ascii="TH Sarabun New" w:hAnsi="TH Sarabun New" w:cs="TH Sarabun New"/>
           <w:color w:val="C9211E"/>
           <w:sz w:val="32"/>
           <w:szCs w:val="32"/>
-        </w:rPr>
-      </w:pPr>
+          <w:cs/>
+          <w:lang w:bidi="th-TH"/>
+        </w:rPr>
+        <w:t xml:space="preserve">นำเสนอการวางแผนตามขั้นตอนในข้อที่ </w:t>
+      </w:r>
+      <w:r>
+        <w:rPr>
+          <w:rStyle w:val="14"/>
+          <w:rFonts w:ascii="TH Sarabun New" w:hAnsi="TH Sarabun New" w:cs="TH Sarabun New"/>
+          <w:color w:val="C9211E"/>
+          <w:sz w:val="32"/>
+          <w:szCs w:val="32"/>
+        </w:rPr>
+        <w:t>9</w:t>
+      </w:r>
+      <w:r>
+        <w:rPr>
+          <w:rStyle w:val="14"/>
+          <w:rFonts w:ascii="TH Sarabun New" w:hAnsi="TH Sarabun New" w:cs="TH Sarabun New"/>
+          <w:color w:val="C9211E"/>
+          <w:sz w:val="32"/>
+          <w:szCs w:val="32"/>
+          <w:lang w:bidi="th-TH"/>
+        </w:rPr>
+        <w:t xml:space="preserve">. </w:t>
+      </w:r>
+      <w:r>
+        <w:rPr>
+          <w:rStyle w:val="14"/>
+          <w:rFonts w:ascii="TH Sarabun New" w:hAnsi="TH Sarabun New" w:cs="TH Sarabun New"/>
+          <w:color w:val="C9211E"/>
+          <w:sz w:val="32"/>
+          <w:szCs w:val="32"/>
+          <w:cs/>
+          <w:lang w:bidi="th-TH"/>
+        </w:rPr>
+        <w:t>ระยะเวลาที่ใช้ในแต่ละขั้นตอน ตั้งแต่เริ่มต้น ช่วงพัฒนา และการเตรียมเอกสารหรือคู่มือที่เกี่ยวข้อง</w:t>
+      </w:r>
     </w:p>
     <w:p>
       <w:pPr>
@@ -9080,103 +9057,6 @@
           <w:rStyle w:val="14"/>
           <w:rFonts w:ascii="TH Sarabun New" w:hAnsi="TH Sarabun New"/>
         </w:rPr>
-        <w:t>10</w:t>
-      </w:r>
-      <w:r>
-        <w:rPr>
-          <w:rStyle w:val="14"/>
-          <w:rFonts w:ascii="TH Sarabun New" w:hAnsi="TH Sarabun New"/>
-        </w:rPr>
-        <w:t>.</w:t>
-      </w:r>
-      <w:r>
-        <w:rPr>
-          <w:rStyle w:val="14"/>
-          <w:rFonts w:ascii="TH Sarabun New" w:hAnsi="TH Sarabun New"/>
-          <w:cs/>
-          <w:lang w:bidi="th-TH"/>
-        </w:rPr>
-        <w:t xml:space="preserve"> แผนการดำเนินการ</w:t>
-      </w:r>
-    </w:p>
-    <w:p>
-      <w:pPr>
-        <w:pStyle w:val="13"/>
-        <w:spacing w:after="0"/>
-        <w:contextualSpacing w:val="0"/>
-        <w:rPr>
-          <w:rFonts w:ascii="TH Sarabun New" w:hAnsi="TH Sarabun New" w:cs="TH Sarabun New"/>
-        </w:rPr>
-      </w:pPr>
-      <w:r>
-        <w:rPr>
-          <w:rStyle w:val="14"/>
-          <w:rFonts w:ascii="TH Sarabun New" w:hAnsi="TH Sarabun New" w:cs="TH Sarabun New"/>
-          <w:color w:val="C9211E"/>
-          <w:sz w:val="32"/>
-          <w:szCs w:val="32"/>
-          <w:cs/>
-          <w:lang w:bidi="th-TH"/>
-        </w:rPr>
-        <w:t xml:space="preserve">นำเสนอการวางแผนตามขั้นตอนในข้อที่ </w:t>
-      </w:r>
-      <w:r>
-        <w:rPr>
-          <w:rStyle w:val="14"/>
-          <w:rFonts w:ascii="TH Sarabun New" w:hAnsi="TH Sarabun New" w:cs="TH Sarabun New"/>
-          <w:color w:val="C9211E"/>
-          <w:sz w:val="32"/>
-          <w:szCs w:val="32"/>
-        </w:rPr>
-        <w:t>9</w:t>
-      </w:r>
-      <w:r>
-        <w:rPr>
-          <w:rStyle w:val="14"/>
-          <w:rFonts w:ascii="TH Sarabun New" w:hAnsi="TH Sarabun New" w:cs="TH Sarabun New"/>
-          <w:color w:val="C9211E"/>
-          <w:sz w:val="32"/>
-          <w:szCs w:val="32"/>
-          <w:lang w:bidi="th-TH"/>
-        </w:rPr>
-        <w:t xml:space="preserve">. </w:t>
-      </w:r>
-      <w:r>
-        <w:rPr>
-          <w:rStyle w:val="14"/>
-          <w:rFonts w:ascii="TH Sarabun New" w:hAnsi="TH Sarabun New" w:cs="TH Sarabun New"/>
-          <w:color w:val="C9211E"/>
-          <w:sz w:val="32"/>
-          <w:szCs w:val="32"/>
-          <w:cs/>
-          <w:lang w:bidi="th-TH"/>
-        </w:rPr>
-        <w:t>ระยะเวลาที่ใช้ในแต่ละขั้นตอน ตั้งแต่เริ่มต้น ช่วงพัฒนา และการเตรียมเอกสารหรือคู่มือที่เกี่ยวข้อง</w:t>
-      </w:r>
-    </w:p>
-    <w:p>
-      <w:pPr>
-        <w:pStyle w:val="Standard"/>
-        <w:rPr>
-          <w:rFonts w:ascii="TH Sarabun New" w:hAnsi="TH Sarabun New" w:cs="TH Sarabun New"/>
-          <w:sz w:val="32"/>
-          <w:szCs w:val="32"/>
-        </w:rPr>
-      </w:pPr>
-    </w:p>
-    <w:p>
-      <w:pPr>
-        <w:pStyle w:val="Heading1"/>
-        <w:rPr>
-          <w:rFonts w:ascii="TH Sarabun New" w:hAnsi="TH Sarabun New"/>
-        </w:rPr>
-      </w:pPr>
-      <w:r>
-        <w:rPr>
-          <w:rStyle w:val="14"/>
-          <w:rFonts w:ascii="TH Sarabun New" w:hAnsi="TH Sarabun New"/>
-        </w:rPr>
-        <w:lastRenderedPageBreak/>
         <w:t>11</w:t>
       </w:r>
       <w:r>
@@ -10459,7 +10339,7 @@
         </w:tabs>
         <w:ind w:left="0" w:right="-880"/>
         <w:rPr>
-          <w:rFonts w:ascii="TH Sarabun New" w:hAnsi="TH Sarabun New" w:cs="TH Sarabun New" w:hint="cs"/>
+          <w:rFonts w:ascii="TH Sarabun New" w:hAnsi="TH Sarabun New" w:cs="TH Sarabun New"/>
           <w:color w:val="000000" w:themeColor="text1"/>
           <w:sz w:val="32"/>
           <w:szCs w:val="32"/>
@@ -10491,7 +10371,7 @@
         </w:tabs>
         <w:ind w:left="0" w:right="-880"/>
         <w:rPr>
-          <w:rFonts w:ascii="TH Sarabun New" w:hAnsi="TH Sarabun New" w:cs="TH Sarabun New" w:hint="cs"/>
+          <w:rFonts w:ascii="TH Sarabun New" w:hAnsi="TH Sarabun New" w:cs="TH Sarabun New"/>
           <w:color w:val="000000" w:themeColor="text1"/>
           <w:sz w:val="32"/>
           <w:szCs w:val="32"/>
@@ -10552,31 +10432,7 @@
             <w:szCs w:val="32"/>
             <w:lang w:bidi="th-TH"/>
           </w:rPr>
-          <w:t>https://today.line.me/th/v3/a</w:t>
-        </w:r>
-        <w:r>
-          <w:rPr>
-            <w:rStyle w:val="Hyperlink"/>
-            <w:rFonts w:ascii="TH Sarabun New" w:hAnsi="TH Sarabun New" w:cs="TH Sarabun New"/>
-            <w:b/>
-            <w:bCs/>
-            <w:sz w:val="32"/>
-            <w:szCs w:val="32"/>
-            <w:lang w:bidi="th-TH"/>
-          </w:rPr>
-          <w:t>r</w:t>
-        </w:r>
-        <w:r>
-          <w:rPr>
-            <w:rStyle w:val="Hyperlink"/>
-            <w:rFonts w:ascii="TH Sarabun New" w:hAnsi="TH Sarabun New" w:cs="TH Sarabun New"/>
-            <w:b/>
-            <w:bCs/>
-            <w:sz w:val="32"/>
-            <w:szCs w:val="32"/>
-            <w:lang w:bidi="th-TH"/>
-          </w:rPr>
-          <w:t>ticle/LXNjBRr</w:t>
+          <w:t>https://today.line.me/th/v3/article/LXNjBRr</w:t>
         </w:r>
       </w:hyperlink>
     </w:p>
@@ -11744,6 +11600,96 @@
     </w:lvl>
   </w:abstractNum>
   <w:abstractNum w:abstractNumId="9" w15:restartNumberingAfterBreak="0">
+    <w:nsid w:val="17F538B3"/>
+    <w:multiLevelType w:val="hybridMultilevel"/>
+    <w:tmpl w:val="64F2FEE8"/>
+    <w:lvl w:ilvl="0" w:tplc="8DAA3CEA">
+      <w:start w:val="1"/>
+      <w:numFmt w:val="decimal"/>
+      <w:lvlText w:val="%1."/>
+      <w:lvlJc w:val="left"/>
+      <w:pPr>
+        <w:ind w:left="1080" w:hanging="360"/>
+      </w:pPr>
+      <w:rPr>
+        <w:sz w:val="32"/>
+        <w:szCs w:val="32"/>
+      </w:rPr>
+    </w:lvl>
+    <w:lvl w:ilvl="1" w:tplc="04090019" w:tentative="1">
+      <w:start w:val="1"/>
+      <w:numFmt w:val="lowerLetter"/>
+      <w:lvlText w:val="%2."/>
+      <w:lvlJc w:val="left"/>
+      <w:pPr>
+        <w:ind w:left="1800" w:hanging="360"/>
+      </w:pPr>
+    </w:lvl>
+    <w:lvl w:ilvl="2" w:tplc="0409001B" w:tentative="1">
+      <w:start w:val="1"/>
+      <w:numFmt w:val="lowerRoman"/>
+      <w:lvlText w:val="%3."/>
+      <w:lvlJc w:val="right"/>
+      <w:pPr>
+        <w:ind w:left="2520" w:hanging="180"/>
+      </w:pPr>
+    </w:lvl>
+    <w:lvl w:ilvl="3" w:tplc="0409000F" w:tentative="1">
+      <w:start w:val="1"/>
+      <w:numFmt w:val="decimal"/>
+      <w:lvlText w:val="%4."/>
+      <w:lvlJc w:val="left"/>
+      <w:pPr>
+        <w:ind w:left="3240" w:hanging="360"/>
+      </w:pPr>
+    </w:lvl>
+    <w:lvl w:ilvl="4" w:tplc="04090019" w:tentative="1">
+      <w:start w:val="1"/>
+      <w:numFmt w:val="lowerLetter"/>
+      <w:lvlText w:val="%5."/>
+      <w:lvlJc w:val="left"/>
+      <w:pPr>
+        <w:ind w:left="3960" w:hanging="360"/>
+      </w:pPr>
+    </w:lvl>
+    <w:lvl w:ilvl="5" w:tplc="0409001B" w:tentative="1">
+      <w:start w:val="1"/>
+      <w:numFmt w:val="lowerRoman"/>
+      <w:lvlText w:val="%6."/>
+      <w:lvlJc w:val="right"/>
+      <w:pPr>
+        <w:ind w:left="4680" w:hanging="180"/>
+      </w:pPr>
+    </w:lvl>
+    <w:lvl w:ilvl="6" w:tplc="0409000F" w:tentative="1">
+      <w:start w:val="1"/>
+      <w:numFmt w:val="decimal"/>
+      <w:lvlText w:val="%7."/>
+      <w:lvlJc w:val="left"/>
+      <w:pPr>
+        <w:ind w:left="5400" w:hanging="360"/>
+      </w:pPr>
+    </w:lvl>
+    <w:lvl w:ilvl="7" w:tplc="04090019" w:tentative="1">
+      <w:start w:val="1"/>
+      <w:numFmt w:val="lowerLetter"/>
+      <w:lvlText w:val="%8."/>
+      <w:lvlJc w:val="left"/>
+      <w:pPr>
+        <w:ind w:left="6120" w:hanging="360"/>
+      </w:pPr>
+    </w:lvl>
+    <w:lvl w:ilvl="8" w:tplc="0409001B" w:tentative="1">
+      <w:start w:val="1"/>
+      <w:numFmt w:val="lowerRoman"/>
+      <w:lvlText w:val="%9."/>
+      <w:lvlJc w:val="right"/>
+      <w:pPr>
+        <w:ind w:left="6840" w:hanging="180"/>
+      </w:pPr>
+    </w:lvl>
+  </w:abstractNum>
+  <w:abstractNum w:abstractNumId="10" w15:restartNumberingAfterBreak="0">
     <w:nsid w:val="1AAD0E25"/>
     <w:multiLevelType w:val="hybridMultilevel"/>
     <w:tmpl w:val="9AB69FBA"/>
@@ -11856,7 +11802,7 @@
       </w:rPr>
     </w:lvl>
   </w:abstractNum>
-  <w:abstractNum w:abstractNumId="10" w15:restartNumberingAfterBreak="0">
+  <w:abstractNum w:abstractNumId="11" w15:restartNumberingAfterBreak="0">
     <w:nsid w:val="1FB46DE6"/>
     <w:multiLevelType w:val="multilevel"/>
     <w:tmpl w:val="CC3A8826"/>
@@ -11942,7 +11888,7 @@
       </w:pPr>
     </w:lvl>
   </w:abstractNum>
-  <w:abstractNum w:abstractNumId="11" w15:restartNumberingAfterBreak="0">
+  <w:abstractNum w:abstractNumId="12" w15:restartNumberingAfterBreak="0">
     <w:nsid w:val="20B45AD5"/>
     <w:multiLevelType w:val="multilevel"/>
     <w:tmpl w:val="CDB2CA6A"/>
@@ -12035,7 +11981,7 @@
       </w:pPr>
     </w:lvl>
   </w:abstractNum>
-  <w:abstractNum w:abstractNumId="12" w15:restartNumberingAfterBreak="0">
+  <w:abstractNum w:abstractNumId="13" w15:restartNumberingAfterBreak="0">
     <w:nsid w:val="20EF365F"/>
     <w:multiLevelType w:val="multilevel"/>
     <w:tmpl w:val="39142460"/>
@@ -12148,7 +12094,7 @@
       </w:pPr>
     </w:lvl>
   </w:abstractNum>
-  <w:abstractNum w:abstractNumId="13" w15:restartNumberingAfterBreak="0">
+  <w:abstractNum w:abstractNumId="14" w15:restartNumberingAfterBreak="0">
     <w:nsid w:val="23023746"/>
     <w:multiLevelType w:val="multilevel"/>
     <w:tmpl w:val="0409001F"/>
@@ -12234,7 +12180,7 @@
       </w:pPr>
     </w:lvl>
   </w:abstractNum>
-  <w:abstractNum w:abstractNumId="14" w15:restartNumberingAfterBreak="0">
+  <w:abstractNum w:abstractNumId="15" w15:restartNumberingAfterBreak="0">
     <w:nsid w:val="234424F9"/>
     <w:multiLevelType w:val="multilevel"/>
     <w:tmpl w:val="2BC22210"/>
@@ -12383,7 +12329,7 @@
       </w:rPr>
     </w:lvl>
   </w:abstractNum>
-  <w:abstractNum w:abstractNumId="15" w15:restartNumberingAfterBreak="0">
+  <w:abstractNum w:abstractNumId="16" w15:restartNumberingAfterBreak="0">
     <w:nsid w:val="26ED1769"/>
     <w:multiLevelType w:val="multilevel"/>
     <w:tmpl w:val="B4745144"/>
@@ -12532,7 +12478,7 @@
       </w:rPr>
     </w:lvl>
   </w:abstractNum>
-  <w:abstractNum w:abstractNumId="16" w15:restartNumberingAfterBreak="0">
+  <w:abstractNum w:abstractNumId="17" w15:restartNumberingAfterBreak="0">
     <w:nsid w:val="27884819"/>
     <w:multiLevelType w:val="multilevel"/>
     <w:tmpl w:val="0409001F"/>
@@ -12618,7 +12564,7 @@
       </w:pPr>
     </w:lvl>
   </w:abstractNum>
-  <w:abstractNum w:abstractNumId="17" w15:restartNumberingAfterBreak="0">
+  <w:abstractNum w:abstractNumId="18" w15:restartNumberingAfterBreak="0">
     <w:nsid w:val="2880794F"/>
     <w:multiLevelType w:val="hybridMultilevel"/>
     <w:tmpl w:val="40D8EE7A"/>
@@ -12731,7 +12677,7 @@
       </w:rPr>
     </w:lvl>
   </w:abstractNum>
-  <w:abstractNum w:abstractNumId="18" w15:restartNumberingAfterBreak="0">
+  <w:abstractNum w:abstractNumId="19" w15:restartNumberingAfterBreak="0">
     <w:nsid w:val="298929EB"/>
     <w:multiLevelType w:val="multilevel"/>
     <w:tmpl w:val="95DA33F2"/>
@@ -12844,7 +12790,7 @@
       </w:pPr>
     </w:lvl>
   </w:abstractNum>
-  <w:abstractNum w:abstractNumId="19" w15:restartNumberingAfterBreak="0">
+  <w:abstractNum w:abstractNumId="20" w15:restartNumberingAfterBreak="0">
     <w:nsid w:val="29AB4F00"/>
     <w:multiLevelType w:val="hybridMultilevel"/>
     <w:tmpl w:val="0B6817C2"/>
@@ -12957,7 +12903,7 @@
       </w:rPr>
     </w:lvl>
   </w:abstractNum>
-  <w:abstractNum w:abstractNumId="20" w15:restartNumberingAfterBreak="0">
+  <w:abstractNum w:abstractNumId="21" w15:restartNumberingAfterBreak="0">
     <w:nsid w:val="2BD12AE9"/>
     <w:multiLevelType w:val="hybridMultilevel"/>
     <w:tmpl w:val="E6AE5362"/>
@@ -13043,7 +12989,7 @@
       </w:pPr>
     </w:lvl>
   </w:abstractNum>
-  <w:abstractNum w:abstractNumId="21" w15:restartNumberingAfterBreak="0">
+  <w:abstractNum w:abstractNumId="22" w15:restartNumberingAfterBreak="0">
     <w:nsid w:val="2D8755DB"/>
     <w:multiLevelType w:val="hybridMultilevel"/>
     <w:tmpl w:val="ED7A077E"/>
@@ -13129,7 +13075,7 @@
       </w:pPr>
     </w:lvl>
   </w:abstractNum>
-  <w:abstractNum w:abstractNumId="22" w15:restartNumberingAfterBreak="0">
+  <w:abstractNum w:abstractNumId="23" w15:restartNumberingAfterBreak="0">
     <w:nsid w:val="2F824D03"/>
     <w:multiLevelType w:val="hybridMultilevel"/>
     <w:tmpl w:val="806AF124"/>
@@ -13242,7 +13188,7 @@
       </w:rPr>
     </w:lvl>
   </w:abstractNum>
-  <w:abstractNum w:abstractNumId="23" w15:restartNumberingAfterBreak="0">
+  <w:abstractNum w:abstractNumId="24" w15:restartNumberingAfterBreak="0">
     <w:nsid w:val="2FB3163D"/>
     <w:multiLevelType w:val="multilevel"/>
     <w:tmpl w:val="90B4D752"/>
@@ -13359,7 +13305,7 @@
       </w:pPr>
     </w:lvl>
   </w:abstractNum>
-  <w:abstractNum w:abstractNumId="24" w15:restartNumberingAfterBreak="0">
+  <w:abstractNum w:abstractNumId="25" w15:restartNumberingAfterBreak="0">
     <w:nsid w:val="32FB7955"/>
     <w:multiLevelType w:val="multilevel"/>
     <w:tmpl w:val="066255C6"/>
@@ -13463,7 +13409,7 @@
       </w:rPr>
     </w:lvl>
   </w:abstractNum>
-  <w:abstractNum w:abstractNumId="25" w15:restartNumberingAfterBreak="0">
+  <w:abstractNum w:abstractNumId="26" w15:restartNumberingAfterBreak="0">
     <w:nsid w:val="35401FC6"/>
     <w:multiLevelType w:val="multilevel"/>
     <w:tmpl w:val="0409001F"/>
@@ -13549,7 +13495,7 @@
       </w:pPr>
     </w:lvl>
   </w:abstractNum>
-  <w:abstractNum w:abstractNumId="26" w15:restartNumberingAfterBreak="0">
+  <w:abstractNum w:abstractNumId="27" w15:restartNumberingAfterBreak="0">
     <w:nsid w:val="36982CA4"/>
     <w:multiLevelType w:val="hybridMultilevel"/>
     <w:tmpl w:val="B33CBADA"/>
@@ -13635,7 +13581,7 @@
       </w:pPr>
     </w:lvl>
   </w:abstractNum>
-  <w:abstractNum w:abstractNumId="27" w15:restartNumberingAfterBreak="0">
+  <w:abstractNum w:abstractNumId="28" w15:restartNumberingAfterBreak="0">
     <w:nsid w:val="388057C1"/>
     <w:multiLevelType w:val="multilevel"/>
     <w:tmpl w:val="8DEAED26"/>
@@ -13739,7 +13685,7 @@
       </w:rPr>
     </w:lvl>
   </w:abstractNum>
-  <w:abstractNum w:abstractNumId="28" w15:restartNumberingAfterBreak="0">
+  <w:abstractNum w:abstractNumId="29" w15:restartNumberingAfterBreak="0">
     <w:nsid w:val="3B172D3A"/>
     <w:multiLevelType w:val="multilevel"/>
     <w:tmpl w:val="0409001F"/>
@@ -13825,7 +13771,7 @@
       </w:pPr>
     </w:lvl>
   </w:abstractNum>
-  <w:abstractNum w:abstractNumId="29" w15:restartNumberingAfterBreak="0">
+  <w:abstractNum w:abstractNumId="30" w15:restartNumberingAfterBreak="0">
     <w:nsid w:val="3D022CC7"/>
     <w:multiLevelType w:val="hybridMultilevel"/>
     <w:tmpl w:val="182CBEE0"/>
@@ -13938,7 +13884,7 @@
       </w:rPr>
     </w:lvl>
   </w:abstractNum>
-  <w:abstractNum w:abstractNumId="30" w15:restartNumberingAfterBreak="0">
+  <w:abstractNum w:abstractNumId="31" w15:restartNumberingAfterBreak="0">
     <w:nsid w:val="3D825932"/>
     <w:multiLevelType w:val="hybridMultilevel"/>
     <w:tmpl w:val="1524447A"/>
@@ -14024,7 +13970,7 @@
       </w:pPr>
     </w:lvl>
   </w:abstractNum>
-  <w:abstractNum w:abstractNumId="31" w15:restartNumberingAfterBreak="0">
+  <w:abstractNum w:abstractNumId="32" w15:restartNumberingAfterBreak="0">
     <w:nsid w:val="3F6535F5"/>
     <w:multiLevelType w:val="hybridMultilevel"/>
     <w:tmpl w:val="80281132"/>
@@ -14110,7 +14056,7 @@
       </w:pPr>
     </w:lvl>
   </w:abstractNum>
-  <w:abstractNum w:abstractNumId="32" w15:restartNumberingAfterBreak="0">
+  <w:abstractNum w:abstractNumId="33" w15:restartNumberingAfterBreak="0">
     <w:nsid w:val="40264194"/>
     <w:multiLevelType w:val="multilevel"/>
     <w:tmpl w:val="F626C44C"/>
@@ -14214,7 +14160,7 @@
       </w:rPr>
     </w:lvl>
   </w:abstractNum>
-  <w:abstractNum w:abstractNumId="33" w15:restartNumberingAfterBreak="0">
+  <w:abstractNum w:abstractNumId="34" w15:restartNumberingAfterBreak="0">
     <w:nsid w:val="459C31D4"/>
     <w:multiLevelType w:val="multilevel"/>
     <w:tmpl w:val="C366CA66"/>
@@ -14310,7 +14256,7 @@
       </w:pPr>
     </w:lvl>
   </w:abstractNum>
-  <w:abstractNum w:abstractNumId="34" w15:restartNumberingAfterBreak="0">
+  <w:abstractNum w:abstractNumId="35" w15:restartNumberingAfterBreak="0">
     <w:nsid w:val="49964BD1"/>
     <w:multiLevelType w:val="multilevel"/>
     <w:tmpl w:val="7F94F410"/>
@@ -14396,7 +14342,7 @@
       </w:pPr>
     </w:lvl>
   </w:abstractNum>
-  <w:abstractNum w:abstractNumId="35" w15:restartNumberingAfterBreak="0">
+  <w:abstractNum w:abstractNumId="36" w15:restartNumberingAfterBreak="0">
     <w:nsid w:val="4B0F4E5F"/>
     <w:multiLevelType w:val="multilevel"/>
     <w:tmpl w:val="A69E79D6"/>
@@ -14482,7 +14428,7 @@
       </w:pPr>
     </w:lvl>
   </w:abstractNum>
-  <w:abstractNum w:abstractNumId="36" w15:restartNumberingAfterBreak="0">
+  <w:abstractNum w:abstractNumId="37" w15:restartNumberingAfterBreak="0">
     <w:nsid w:val="4F48327A"/>
     <w:multiLevelType w:val="hybridMultilevel"/>
     <w:tmpl w:val="5E682D1E"/>
@@ -14595,7 +14541,7 @@
       </w:rPr>
     </w:lvl>
   </w:abstractNum>
-  <w:abstractNum w:abstractNumId="37" w15:restartNumberingAfterBreak="0">
+  <w:abstractNum w:abstractNumId="38" w15:restartNumberingAfterBreak="0">
     <w:nsid w:val="517C38EB"/>
     <w:multiLevelType w:val="hybridMultilevel"/>
     <w:tmpl w:val="8ADEE83A"/>
@@ -14708,7 +14654,7 @@
       </w:rPr>
     </w:lvl>
   </w:abstractNum>
-  <w:abstractNum w:abstractNumId="38" w15:restartNumberingAfterBreak="0">
+  <w:abstractNum w:abstractNumId="39" w15:restartNumberingAfterBreak="0">
     <w:nsid w:val="5192069C"/>
     <w:multiLevelType w:val="multilevel"/>
     <w:tmpl w:val="68FE5D82"/>
@@ -14804,7 +14750,7 @@
       </w:pPr>
     </w:lvl>
   </w:abstractNum>
-  <w:abstractNum w:abstractNumId="39" w15:restartNumberingAfterBreak="0">
+  <w:abstractNum w:abstractNumId="40" w15:restartNumberingAfterBreak="0">
     <w:nsid w:val="57EF2240"/>
     <w:multiLevelType w:val="hybridMultilevel"/>
     <w:tmpl w:val="5F8CECDA"/>
@@ -14890,7 +14836,7 @@
       </w:pPr>
     </w:lvl>
   </w:abstractNum>
-  <w:abstractNum w:abstractNumId="40" w15:restartNumberingAfterBreak="0">
+  <w:abstractNum w:abstractNumId="41" w15:restartNumberingAfterBreak="0">
     <w:nsid w:val="588E05DF"/>
     <w:multiLevelType w:val="multilevel"/>
     <w:tmpl w:val="DA4AD95C"/>
@@ -14994,7 +14940,7 @@
       </w:rPr>
     </w:lvl>
   </w:abstractNum>
-  <w:abstractNum w:abstractNumId="41" w15:restartNumberingAfterBreak="0">
+  <w:abstractNum w:abstractNumId="42" w15:restartNumberingAfterBreak="0">
     <w:nsid w:val="5BA7657E"/>
     <w:multiLevelType w:val="multilevel"/>
     <w:tmpl w:val="A39294F6"/>
@@ -15098,7 +15044,7 @@
       </w:rPr>
     </w:lvl>
   </w:abstractNum>
-  <w:abstractNum w:abstractNumId="42" w15:restartNumberingAfterBreak="0">
+  <w:abstractNum w:abstractNumId="43" w15:restartNumberingAfterBreak="0">
     <w:nsid w:val="5BE81EB0"/>
     <w:multiLevelType w:val="multilevel"/>
     <w:tmpl w:val="02945C46"/>
@@ -15202,7 +15148,7 @@
       </w:rPr>
     </w:lvl>
   </w:abstractNum>
-  <w:abstractNum w:abstractNumId="43" w15:restartNumberingAfterBreak="0">
+  <w:abstractNum w:abstractNumId="44" w15:restartNumberingAfterBreak="0">
     <w:nsid w:val="63784447"/>
     <w:multiLevelType w:val="multilevel"/>
     <w:tmpl w:val="3B3A7FD6"/>
@@ -15288,7 +15234,7 @@
       </w:pPr>
     </w:lvl>
   </w:abstractNum>
-  <w:abstractNum w:abstractNumId="44" w15:restartNumberingAfterBreak="0">
+  <w:abstractNum w:abstractNumId="45" w15:restartNumberingAfterBreak="0">
     <w:nsid w:val="6ABD18B1"/>
     <w:multiLevelType w:val="multilevel"/>
     <w:tmpl w:val="B7140BA4"/>
@@ -15408,7 +15354,7 @@
       </w:rPr>
     </w:lvl>
   </w:abstractNum>
-  <w:abstractNum w:abstractNumId="45" w15:restartNumberingAfterBreak="0">
+  <w:abstractNum w:abstractNumId="46" w15:restartNumberingAfterBreak="0">
     <w:nsid w:val="6B4756D2"/>
     <w:multiLevelType w:val="multilevel"/>
     <w:tmpl w:val="0409001F"/>
@@ -15494,7 +15440,7 @@
       </w:pPr>
     </w:lvl>
   </w:abstractNum>
-  <w:abstractNum w:abstractNumId="46" w15:restartNumberingAfterBreak="0">
+  <w:abstractNum w:abstractNumId="47" w15:restartNumberingAfterBreak="0">
     <w:nsid w:val="707A5A07"/>
     <w:multiLevelType w:val="multilevel"/>
     <w:tmpl w:val="25244F0C"/>
@@ -15643,7 +15589,7 @@
       </w:rPr>
     </w:lvl>
   </w:abstractNum>
-  <w:abstractNum w:abstractNumId="47" w15:restartNumberingAfterBreak="0">
+  <w:abstractNum w:abstractNumId="48" w15:restartNumberingAfterBreak="0">
     <w:nsid w:val="72811845"/>
     <w:multiLevelType w:val="hybridMultilevel"/>
     <w:tmpl w:val="7E90F7CC"/>
@@ -15756,7 +15702,7 @@
       </w:rPr>
     </w:lvl>
   </w:abstractNum>
-  <w:abstractNum w:abstractNumId="48" w15:restartNumberingAfterBreak="0">
+  <w:abstractNum w:abstractNumId="49" w15:restartNumberingAfterBreak="0">
     <w:nsid w:val="730842EC"/>
     <w:multiLevelType w:val="multilevel"/>
     <w:tmpl w:val="419A210A"/>
@@ -15878,7 +15824,7 @@
       </w:rPr>
     </w:lvl>
   </w:abstractNum>
-  <w:abstractNum w:abstractNumId="49" w15:restartNumberingAfterBreak="0">
+  <w:abstractNum w:abstractNumId="50" w15:restartNumberingAfterBreak="0">
     <w:nsid w:val="74F366FB"/>
     <w:multiLevelType w:val="hybridMultilevel"/>
     <w:tmpl w:val="0630D7F0"/>
@@ -15964,7 +15910,7 @@
       </w:pPr>
     </w:lvl>
   </w:abstractNum>
-  <w:abstractNum w:abstractNumId="50" w15:restartNumberingAfterBreak="0">
+  <w:abstractNum w:abstractNumId="51" w15:restartNumberingAfterBreak="0">
     <w:nsid w:val="766D038E"/>
     <w:multiLevelType w:val="multilevel"/>
     <w:tmpl w:val="0409001F"/>
@@ -16050,7 +15996,7 @@
       </w:pPr>
     </w:lvl>
   </w:abstractNum>
-  <w:abstractNum w:abstractNumId="51" w15:restartNumberingAfterBreak="0">
+  <w:abstractNum w:abstractNumId="52" w15:restartNumberingAfterBreak="0">
     <w:nsid w:val="78D9713A"/>
     <w:multiLevelType w:val="multilevel"/>
     <w:tmpl w:val="2940DE70"/>
@@ -16199,7 +16145,7 @@
       </w:rPr>
     </w:lvl>
   </w:abstractNum>
-  <w:abstractNum w:abstractNumId="52" w15:restartNumberingAfterBreak="0">
+  <w:abstractNum w:abstractNumId="53" w15:restartNumberingAfterBreak="0">
     <w:nsid w:val="7B2B017C"/>
     <w:multiLevelType w:val="hybridMultilevel"/>
     <w:tmpl w:val="64C0A228"/>
@@ -16285,7 +16231,7 @@
       </w:pPr>
     </w:lvl>
   </w:abstractNum>
-  <w:abstractNum w:abstractNumId="53" w15:restartNumberingAfterBreak="0">
+  <w:abstractNum w:abstractNumId="54" w15:restartNumberingAfterBreak="0">
     <w:nsid w:val="7B93093D"/>
     <w:multiLevelType w:val="hybridMultilevel"/>
     <w:tmpl w:val="31DAE736"/>
@@ -16371,7 +16317,7 @@
       </w:pPr>
     </w:lvl>
   </w:abstractNum>
-  <w:abstractNum w:abstractNumId="54" w15:restartNumberingAfterBreak="0">
+  <w:abstractNum w:abstractNumId="55" w15:restartNumberingAfterBreak="0">
     <w:nsid w:val="7F040FD1"/>
     <w:multiLevelType w:val="hybridMultilevel"/>
     <w:tmpl w:val="EAA8D4AC"/>
@@ -16458,64 +16404,64 @@
     </w:lvl>
   </w:abstractNum>
   <w:num w:numId="1" w16cid:durableId="4938563">
-    <w:abstractNumId w:val="11"/>
+    <w:abstractNumId w:val="12"/>
   </w:num>
   <w:num w:numId="2" w16cid:durableId="1291670171">
-    <w:abstractNumId w:val="38"/>
+    <w:abstractNumId w:val="39"/>
   </w:num>
   <w:num w:numId="3" w16cid:durableId="424694116">
-    <w:abstractNumId w:val="33"/>
+    <w:abstractNumId w:val="34"/>
   </w:num>
   <w:num w:numId="4" w16cid:durableId="1766148621">
-    <w:abstractNumId w:val="28"/>
+    <w:abstractNumId w:val="29"/>
   </w:num>
   <w:num w:numId="5" w16cid:durableId="1500462468">
     <w:abstractNumId w:val="4"/>
   </w:num>
   <w:num w:numId="6" w16cid:durableId="400640706">
-    <w:abstractNumId w:val="32"/>
+    <w:abstractNumId w:val="33"/>
   </w:num>
   <w:num w:numId="7" w16cid:durableId="979312602">
+    <w:abstractNumId w:val="28"/>
+  </w:num>
+  <w:num w:numId="8" w16cid:durableId="1926375224">
+    <w:abstractNumId w:val="25"/>
+  </w:num>
+  <w:num w:numId="9" w16cid:durableId="147022736">
+    <w:abstractNumId w:val="42"/>
+  </w:num>
+  <w:num w:numId="10" w16cid:durableId="1278021584">
+    <w:abstractNumId w:val="36"/>
+  </w:num>
+  <w:num w:numId="11" w16cid:durableId="1219827715">
+    <w:abstractNumId w:val="44"/>
+  </w:num>
+  <w:num w:numId="12" w16cid:durableId="618731563">
+    <w:abstractNumId w:val="41"/>
+  </w:num>
+  <w:num w:numId="13" w16cid:durableId="1119563986">
+    <w:abstractNumId w:val="43"/>
+  </w:num>
+  <w:num w:numId="14" w16cid:durableId="1178156381">
+    <w:abstractNumId w:val="11"/>
+  </w:num>
+  <w:num w:numId="15" w16cid:durableId="1843546599">
+    <w:abstractNumId w:val="45"/>
+  </w:num>
+  <w:num w:numId="16" w16cid:durableId="869412714">
     <w:abstractNumId w:val="27"/>
   </w:num>
-  <w:num w:numId="8" w16cid:durableId="1926375224">
-    <w:abstractNumId w:val="24"/>
-  </w:num>
-  <w:num w:numId="9" w16cid:durableId="147022736">
-    <w:abstractNumId w:val="41"/>
-  </w:num>
-  <w:num w:numId="10" w16cid:durableId="1278021584">
-    <w:abstractNumId w:val="35"/>
-  </w:num>
-  <w:num w:numId="11" w16cid:durableId="1219827715">
-    <w:abstractNumId w:val="43"/>
-  </w:num>
-  <w:num w:numId="12" w16cid:durableId="618731563">
-    <w:abstractNumId w:val="40"/>
-  </w:num>
-  <w:num w:numId="13" w16cid:durableId="1119563986">
-    <w:abstractNumId w:val="42"/>
-  </w:num>
-  <w:num w:numId="14" w16cid:durableId="1178156381">
-    <w:abstractNumId w:val="10"/>
-  </w:num>
-  <w:num w:numId="15" w16cid:durableId="1843546599">
-    <w:abstractNumId w:val="44"/>
-  </w:num>
-  <w:num w:numId="16" w16cid:durableId="869412714">
-    <w:abstractNumId w:val="26"/>
-  </w:num>
   <w:num w:numId="17" w16cid:durableId="1786804960">
-    <w:abstractNumId w:val="17"/>
+    <w:abstractNumId w:val="18"/>
   </w:num>
   <w:num w:numId="18" w16cid:durableId="72824368">
     <w:abstractNumId w:val="6"/>
   </w:num>
   <w:num w:numId="19" w16cid:durableId="1965042778">
-    <w:abstractNumId w:val="20"/>
+    <w:abstractNumId w:val="21"/>
   </w:num>
   <w:num w:numId="20" w16cid:durableId="662002578">
-    <w:abstractNumId w:val="34"/>
+    <w:abstractNumId w:val="35"/>
   </w:num>
   <w:num w:numId="21" w16cid:durableId="447361260">
     <w:abstractNumId w:val="2"/>
@@ -16524,103 +16470,106 @@
     <w:abstractNumId w:val="3"/>
   </w:num>
   <w:num w:numId="23" w16cid:durableId="170726119">
-    <w:abstractNumId w:val="45"/>
+    <w:abstractNumId w:val="46"/>
   </w:num>
   <w:num w:numId="24" w16cid:durableId="159152865">
-    <w:abstractNumId w:val="39"/>
+    <w:abstractNumId w:val="40"/>
   </w:num>
   <w:num w:numId="25" w16cid:durableId="1874732813">
-    <w:abstractNumId w:val="48"/>
+    <w:abstractNumId w:val="49"/>
   </w:num>
   <w:num w:numId="26" w16cid:durableId="279991125">
-    <w:abstractNumId w:val="13"/>
+    <w:abstractNumId w:val="14"/>
   </w:num>
   <w:num w:numId="27" w16cid:durableId="1159921877">
-    <w:abstractNumId w:val="16"/>
+    <w:abstractNumId w:val="17"/>
   </w:num>
   <w:num w:numId="28" w16cid:durableId="137649159">
-    <w:abstractNumId w:val="25"/>
+    <w:abstractNumId w:val="26"/>
   </w:num>
   <w:num w:numId="29" w16cid:durableId="929463240">
+    <w:abstractNumId w:val="51"/>
+  </w:num>
+  <w:num w:numId="30" w16cid:durableId="1087774514">
     <w:abstractNumId w:val="50"/>
   </w:num>
-  <w:num w:numId="30" w16cid:durableId="1087774514">
-    <w:abstractNumId w:val="49"/>
-  </w:num>
   <w:num w:numId="31" w16cid:durableId="1979144083">
-    <w:abstractNumId w:val="52"/>
+    <w:abstractNumId w:val="53"/>
   </w:num>
   <w:num w:numId="32" w16cid:durableId="371737106">
+    <w:abstractNumId w:val="55"/>
+  </w:num>
+  <w:num w:numId="33" w16cid:durableId="1598295521">
+    <w:abstractNumId w:val="22"/>
+  </w:num>
+  <w:num w:numId="34" w16cid:durableId="1022131396">
+    <w:abstractNumId w:val="32"/>
+  </w:num>
+  <w:num w:numId="35" w16cid:durableId="598952422">
+    <w:abstractNumId w:val="31"/>
+  </w:num>
+  <w:num w:numId="36" w16cid:durableId="2125953308">
     <w:abstractNumId w:val="54"/>
   </w:num>
-  <w:num w:numId="33" w16cid:durableId="1598295521">
-    <w:abstractNumId w:val="21"/>
-  </w:num>
-  <w:num w:numId="34" w16cid:durableId="1022131396">
-    <w:abstractNumId w:val="31"/>
-  </w:num>
-  <w:num w:numId="35" w16cid:durableId="598952422">
-    <w:abstractNumId w:val="30"/>
-  </w:num>
-  <w:num w:numId="36" w16cid:durableId="2125953308">
-    <w:abstractNumId w:val="53"/>
-  </w:num>
   <w:num w:numId="37" w16cid:durableId="146241422">
-    <w:abstractNumId w:val="36"/>
+    <w:abstractNumId w:val="37"/>
   </w:num>
   <w:num w:numId="38" w16cid:durableId="79841471">
-    <w:abstractNumId w:val="15"/>
+    <w:abstractNumId w:val="16"/>
   </w:num>
   <w:num w:numId="39" w16cid:durableId="2126338838">
     <w:abstractNumId w:val="8"/>
   </w:num>
   <w:num w:numId="40" w16cid:durableId="556429188">
-    <w:abstractNumId w:val="18"/>
+    <w:abstractNumId w:val="19"/>
   </w:num>
   <w:num w:numId="41" w16cid:durableId="61610317">
-    <w:abstractNumId w:val="51"/>
+    <w:abstractNumId w:val="52"/>
   </w:num>
   <w:num w:numId="42" w16cid:durableId="979772751">
     <w:abstractNumId w:val="5"/>
   </w:num>
   <w:num w:numId="43" w16cid:durableId="31268035">
-    <w:abstractNumId w:val="19"/>
+    <w:abstractNumId w:val="20"/>
   </w:num>
   <w:num w:numId="44" w16cid:durableId="572009049">
-    <w:abstractNumId w:val="22"/>
+    <w:abstractNumId w:val="23"/>
   </w:num>
   <w:num w:numId="45" w16cid:durableId="1565023259">
-    <w:abstractNumId w:val="37"/>
+    <w:abstractNumId w:val="38"/>
   </w:num>
   <w:num w:numId="46" w16cid:durableId="1369836987">
     <w:abstractNumId w:val="7"/>
   </w:num>
   <w:num w:numId="47" w16cid:durableId="251355851">
-    <w:abstractNumId w:val="14"/>
+    <w:abstractNumId w:val="15"/>
   </w:num>
   <w:num w:numId="48" w16cid:durableId="2063402291">
-    <w:abstractNumId w:val="12"/>
+    <w:abstractNumId w:val="13"/>
   </w:num>
   <w:num w:numId="49" w16cid:durableId="1533153408">
     <w:abstractNumId w:val="1"/>
   </w:num>
   <w:num w:numId="50" w16cid:durableId="173306456">
-    <w:abstractNumId w:val="46"/>
+    <w:abstractNumId w:val="47"/>
   </w:num>
   <w:num w:numId="51" w16cid:durableId="100035870">
-    <w:abstractNumId w:val="23"/>
+    <w:abstractNumId w:val="24"/>
   </w:num>
   <w:num w:numId="52" w16cid:durableId="220480775">
-    <w:abstractNumId w:val="47"/>
+    <w:abstractNumId w:val="48"/>
   </w:num>
   <w:num w:numId="53" w16cid:durableId="548227751">
-    <w:abstractNumId w:val="29"/>
+    <w:abstractNumId w:val="30"/>
   </w:num>
   <w:num w:numId="54" w16cid:durableId="1979457698">
-    <w:abstractNumId w:val="9"/>
+    <w:abstractNumId w:val="10"/>
   </w:num>
   <w:num w:numId="55" w16cid:durableId="1158305257">
     <w:abstractNumId w:val="0"/>
+  </w:num>
+  <w:num w:numId="56" w16cid:durableId="1150025951">
+    <w:abstractNumId w:val="9"/>
   </w:num>
 </w:numbering>
 </file>

--- a/Proposals/ProposalWriteDraftLatest.docx
+++ b/Proposals/ProposalWriteDraftLatest.docx
@@ -1655,17 +1655,7 @@
           <w:cs/>
           <w:lang w:bidi="th-TH"/>
         </w:rPr>
-        <w:t xml:space="preserve">รูปที่ 1 </w:t>
-      </w:r>
-      <w:r>
-        <w:rPr>
-          <w:rFonts w:ascii="TH Sarabun New" w:hAnsi="TH Sarabun New" w:cs="TH Sarabun New"/>
-          <w:sz w:val="32"/>
-          <w:szCs w:val="32"/>
-          <w:cs/>
-          <w:lang w:bidi="th-TH"/>
-        </w:rPr>
-        <w:t>ระดับความสามารถภาษาอังกฤษของประเทศไทยจากรายงาน</w:t>
+        <w:t>รูปที่ 1 ระดับความสามารถภาษาอังกฤษของประเทศไทยจากรายงาน</w:t>
       </w:r>
       <w:r>
         <w:rPr>
@@ -2561,7 +2551,7 @@
       <w:pPr>
         <w:ind w:firstLine="709"/>
         <w:rPr>
-          <w:rFonts w:ascii="TH Sarabun New" w:hAnsi="TH Sarabun New" w:hint="cs"/>
+          <w:rFonts w:ascii="TH Sarabun New" w:hAnsi="TH Sarabun New"/>
           <w:sz w:val="32"/>
           <w:cs/>
           <w:lang w:bidi="th-TH"/>
@@ -2613,7 +2603,6 @@
     <w:p>
       <w:pPr>
         <w:rPr>
-          <w:rFonts w:hint="cs"/>
           <w:lang w:bidi="th-TH"/>
         </w:rPr>
       </w:pPr>
@@ -3660,7 +3649,7 @@
           <w:szCs w:val="32"/>
           <w:lang w:bidi="th-TH"/>
         </w:rPr>
-        <w:t xml:space="preserve">Non-Player Character: NPC) </w:t>
+        <w:t xml:space="preserve">NPC) </w:t>
       </w:r>
       <w:r>
         <w:rPr>
@@ -3725,7 +3714,27 @@
           <w:cs/>
           <w:lang w:bidi="th-TH"/>
         </w:rPr>
-        <w:t>ผู้เล่นจะต้องตอบสนองต่อสถานการณ์ภายในเกมผ่านการพิมพ์คำตอบ การเลือกคำศัพท์ หรือการสร้างประโยค ซึ่งช่วยส่งเสริมความสามารถในการใช้คำศัพท์และโครงสร้างประโยคภาษาอังกฤษ</w:t>
+        <w:t>ผู้เล่นจะต้องตอบสนองต่อสถานการณ์ภายในเกมผ่านการพิมพ์คำตอบ การเลือกคำศัพท์ หรือการสร้างประโยค</w:t>
+      </w:r>
+      <w:r>
+        <w:rPr>
+          <w:rFonts w:ascii="TH Sarabun New" w:hAnsi="TH Sarabun New" w:cs="TH Sarabun New" w:hint="cs"/>
+          <w:sz w:val="32"/>
+          <w:szCs w:val="32"/>
+          <w:cs/>
+          <w:lang w:bidi="th-TH"/>
+        </w:rPr>
+        <w:t xml:space="preserve"> </w:t>
+      </w:r>
+      <w:r>
+        <w:rPr>
+          <w:rFonts w:ascii="TH Sarabun New" w:hAnsi="TH Sarabun New" w:cs="TH Sarabun New"/>
+          <w:sz w:val="32"/>
+          <w:szCs w:val="32"/>
+          <w:cs/>
+          <w:lang w:bidi="th-TH"/>
+        </w:rPr>
+        <w:t>ซึ่งช่วยส่งเสริมความสามารถในการใช้คำศัพท์และโครงสร้างประโยคภาษาอังกฤษ</w:t>
       </w:r>
     </w:p>
     <w:p>
@@ -4175,6 +4184,66 @@
           <w:lang w:bidi="th-TH"/>
         </w:rPr>
       </w:pPr>
+      <w:r>
+        <w:rPr>
+          <w:rFonts w:ascii="TH Sarabun New" w:hAnsi="TH Sarabun New"/>
+          <w:sz w:val="32"/>
+          <w:cs/>
+          <w:lang w:bidi="th-TH"/>
+        </w:rPr>
+        <w:t>ทฤษฎีดังกล่าวระบุว่า หากระดับความยากของกิจกรรมต่ำเกินไป ผู้เล่นจะรู้สึกเบื่อหน่าย (</w:t>
+      </w:r>
+      <w:r>
+        <w:rPr>
+          <w:rFonts w:ascii="TH Sarabun New" w:hAnsi="TH Sarabun New"/>
+          <w:sz w:val="32"/>
+          <w:lang w:bidi="th-TH"/>
+        </w:rPr>
+        <w:t xml:space="preserve">Boredom) </w:t>
+      </w:r>
+      <w:r>
+        <w:rPr>
+          <w:rFonts w:ascii="TH Sarabun New" w:hAnsi="TH Sarabun New"/>
+          <w:sz w:val="32"/>
+          <w:cs/>
+          <w:lang w:bidi="th-TH"/>
+        </w:rPr>
+        <w:t>แต่หากความยากสูงเกินไป ผู้เล่นจะเกิดความวิตกกังวล (</w:t>
+      </w:r>
+      <w:r>
+        <w:rPr>
+          <w:rFonts w:ascii="TH Sarabun New" w:hAnsi="TH Sarabun New"/>
+          <w:sz w:val="32"/>
+          <w:lang w:bidi="th-TH"/>
+        </w:rPr>
+        <w:t xml:space="preserve">Anxiety) </w:t>
+      </w:r>
+      <w:r>
+        <w:rPr>
+          <w:rFonts w:ascii="TH Sarabun New" w:hAnsi="TH Sarabun New"/>
+          <w:sz w:val="32"/>
+          <w:cs/>
+          <w:lang w:bidi="th-TH"/>
+        </w:rPr>
+        <w:t xml:space="preserve">ดังนั้น การออกแบบเกมที่เหมาะสมควรสร้างความสมดุลระหว่างความท้าทายของกิจกรรมและทักษะของผู้เล่น เพื่อให้ผู้เล่นสามารถอยู่ในสภาวะ </w:t>
+      </w:r>
+      <w:r>
+        <w:rPr>
+          <w:rFonts w:ascii="TH Sarabun New" w:hAnsi="TH Sarabun New"/>
+          <w:sz w:val="32"/>
+          <w:lang w:bidi="th-TH"/>
+        </w:rPr>
+        <w:t xml:space="preserve">Flow </w:t>
+      </w:r>
+      <w:r>
+        <w:rPr>
+          <w:rFonts w:ascii="TH Sarabun New" w:hAnsi="TH Sarabun New"/>
+          <w:sz w:val="32"/>
+          <w:cs/>
+          <w:lang w:bidi="th-TH"/>
+        </w:rPr>
+        <w:t>และมีแรงจูงใจในการเล่นต่อเนื่อง</w:t>
+      </w:r>
     </w:p>
     <w:p>
       <w:pPr>
@@ -4192,121 +4261,42 @@
           <w:cs/>
           <w:lang w:bidi="th-TH"/>
         </w:rPr>
-        <w:t>ทฤษฎีดังกล่าวระบุว่า หากระดับความยากของกิจกรรมต่ำเกินไป ผู้เล่นจะรู้สึกเบื่อหน่าย (</w:t>
-      </w:r>
-      <w:r>
-        <w:rPr>
-          <w:rFonts w:ascii="TH Sarabun New" w:hAnsi="TH Sarabun New"/>
-          <w:sz w:val="32"/>
-          <w:lang w:bidi="th-TH"/>
-        </w:rPr>
-        <w:t xml:space="preserve">Boredom) </w:t>
-      </w:r>
-      <w:r>
-        <w:rPr>
-          <w:rFonts w:ascii="TH Sarabun New" w:hAnsi="TH Sarabun New"/>
-          <w:sz w:val="32"/>
-          <w:cs/>
-          <w:lang w:bidi="th-TH"/>
-        </w:rPr>
-        <w:t>แต่หากความยากสูงเกินไป ผู้เล่นจะเกิดความวิตกกังวล (</w:t>
-      </w:r>
-      <w:r>
-        <w:rPr>
-          <w:rFonts w:ascii="TH Sarabun New" w:hAnsi="TH Sarabun New"/>
-          <w:sz w:val="32"/>
-          <w:lang w:bidi="th-TH"/>
-        </w:rPr>
-        <w:t xml:space="preserve">Anxiety) </w:t>
-      </w:r>
-      <w:r>
-        <w:rPr>
-          <w:rFonts w:ascii="TH Sarabun New" w:hAnsi="TH Sarabun New"/>
-          <w:sz w:val="32"/>
-          <w:cs/>
-          <w:lang w:bidi="th-TH"/>
-        </w:rPr>
-        <w:t xml:space="preserve">ดังนั้น การออกแบบเกมที่เหมาะสมควรสร้างความสมดุลระหว่างความท้าทายของกิจกรรมและทักษะของผู้เล่น เพื่อให้ผู้เล่นสามารถอยู่ในสภาวะ </w:t>
-      </w:r>
-      <w:r>
-        <w:rPr>
-          <w:rFonts w:ascii="TH Sarabun New" w:hAnsi="TH Sarabun New"/>
-          <w:sz w:val="32"/>
-          <w:lang w:bidi="th-TH"/>
-        </w:rPr>
-        <w:t xml:space="preserve">Flow </w:t>
-      </w:r>
-      <w:r>
-        <w:rPr>
-          <w:rFonts w:ascii="TH Sarabun New" w:hAnsi="TH Sarabun New"/>
-          <w:sz w:val="32"/>
-          <w:cs/>
-          <w:lang w:bidi="th-TH"/>
-        </w:rPr>
-        <w:t>และมีแรงจูงใจในการเล่นต่อเนื่อง</w:t>
-      </w:r>
-    </w:p>
-    <w:p>
-      <w:pPr>
-        <w:ind w:firstLine="709"/>
-        <w:rPr>
-          <w:rFonts w:ascii="TH Sarabun New" w:hAnsi="TH Sarabun New"/>
-          <w:sz w:val="32"/>
-          <w:lang w:bidi="th-TH"/>
-        </w:rPr>
-      </w:pPr>
-      <w:r>
-        <w:rPr>
-          <w:rFonts w:ascii="TH Sarabun New" w:hAnsi="TH Sarabun New"/>
-          <w:sz w:val="32"/>
-          <w:cs/>
+        <w:t>ในโครงงานนี้ แนวคิดดังกล่าวถูกนำมาใช้ในการออกแบบระดับความยากของ</w:t>
+      </w:r>
+      <w:r>
+        <w:rPr>
+          <w:rFonts w:ascii="TH Sarabun New" w:hAnsi="TH Sarabun New" w:hint="cs"/>
+          <w:sz w:val="32"/>
+          <w:cs/>
+          <w:lang w:bidi="th-TH"/>
+        </w:rPr>
+        <w:t>เกมและเนื้อหา</w:t>
+      </w:r>
+      <w:r>
+        <w:rPr>
+          <w:rFonts w:ascii="TH Sarabun New" w:hAnsi="TH Sarabun New"/>
+          <w:sz w:val="32"/>
+          <w:cs/>
+          <w:lang w:bidi="th-TH"/>
+        </w:rPr>
+        <w:t>ภาษาอังกฤษ โดยมีการปรับระดับความยากตามความก้าวหน้าของผู้เล่นภายในเกม</w:t>
+      </w:r>
+    </w:p>
+    <w:p>
+      <w:pPr>
+        <w:rPr>
+          <w:rFonts w:ascii="TH Sarabun New" w:hAnsi="TH Sarabun New"/>
+          <w:sz w:val="32"/>
+          <w:lang w:bidi="th-TH"/>
+        </w:rPr>
+      </w:pPr>
+      <w:r>
+        <w:rPr>
+          <w:rFonts w:ascii="TH Sarabun New" w:hAnsi="TH Sarabun New"/>
+          <w:sz w:val="32"/>
           <w:lang w:bidi="th-TH"/>
         </w:rPr>
         <w:lastRenderedPageBreak/>
-        <w:t>ในโครงงานนี้ แนวคิดดังกล่าวถูกนำมาใช้ในการออกแบบระดับความยากของคำศัพท์และ</w:t>
-      </w:r>
-      <w:r>
-        <w:rPr>
-          <w:rFonts w:ascii="TH Sarabun New" w:hAnsi="TH Sarabun New"/>
-          <w:sz w:val="32"/>
-          <w:cs/>
-          <w:lang w:bidi="th-TH"/>
-        </w:rPr>
-        <w:t>ประโยค</w:t>
-      </w:r>
-      <w:r>
-        <w:rPr>
-          <w:rFonts w:ascii="TH Sarabun New" w:hAnsi="TH Sarabun New"/>
-          <w:sz w:val="32"/>
-          <w:cs/>
-          <w:lang w:bidi="th-TH"/>
-        </w:rPr>
-        <w:t>ภาษาอังกฤษ โดยมีการปรับระดับความยากตามความก้าวหน้าของผู้เล่นภายในเกม</w:t>
-      </w:r>
-    </w:p>
-    <w:p>
-      <w:pPr>
-        <w:rPr>
-          <w:rFonts w:ascii="TH Sarabun New" w:hAnsi="TH Sarabun New"/>
-          <w:sz w:val="32"/>
-          <w:lang w:bidi="th-TH"/>
-        </w:rPr>
-      </w:pPr>
-    </w:p>
-    <w:p>
-      <w:pPr>
-        <w:rPr>
-          <w:rFonts w:ascii="TH Sarabun New" w:hAnsi="TH Sarabun New"/>
-          <w:sz w:val="32"/>
-          <w:lang w:bidi="th-TH"/>
-        </w:rPr>
-      </w:pPr>
-      <w:r>
-        <w:rPr>
-          <w:rFonts w:ascii="TH Sarabun New" w:hAnsi="TH Sarabun New"/>
-          <w:sz w:val="32"/>
-          <w:lang w:bidi="th-TH"/>
-        </w:rPr>
         <w:t>6.</w:t>
       </w:r>
       <w:r>
@@ -4499,7 +4489,7 @@
           <w:cs/>
           <w:lang w:bidi="th-TH"/>
         </w:rPr>
-        <w:t>ผู้เล่นสำรวจพื้นที่ภายในเกมและรับภารกิจที่เกี่ยวข้องกับการใช้ภาษาอังกฤษ</w:t>
+        <w:t>ผู้เล่นสำรวจพื้นที่ภายในเกมและรับภารกิจ</w:t>
       </w:r>
     </w:p>
     <w:p>
@@ -4539,7 +4529,42 @@
           <w:cs/>
           <w:lang w:bidi="th-TH"/>
         </w:rPr>
-        <w:t>ผู้เล่นต้องแก้ปัญหาหรือคำถามทางภาษา เช่น การตอบคำถามหรือเลือกคำศัพท์ที่ถูกต้อง</w:t>
+        <w:t>ผู้เล่นต้อง</w:t>
+      </w:r>
+      <w:r>
+        <w:rPr>
+          <w:rFonts w:ascii="TH Sarabun New" w:hAnsi="TH Sarabun New" w:hint="cs"/>
+          <w:sz w:val="32"/>
+          <w:cs/>
+          <w:lang w:bidi="th-TH"/>
+        </w:rPr>
+        <w:t>ต่อสู้ศัตรูหรือ</w:t>
+      </w:r>
+      <w:r>
+        <w:rPr>
+          <w:rFonts w:ascii="TH Sarabun New" w:hAnsi="TH Sarabun New"/>
+          <w:sz w:val="32"/>
+          <w:cs/>
+          <w:lang w:bidi="th-TH"/>
+        </w:rPr>
+        <w:t>แก้ปัญหา</w:t>
+      </w:r>
+      <w:r>
+        <w:rPr>
+          <w:rFonts w:ascii="TH Sarabun New" w:hAnsi="TH Sarabun New"/>
+          <w:sz w:val="32"/>
+          <w:lang w:bidi="th-TH"/>
+        </w:rPr>
+        <w:t xml:space="preserve"> Puzzle </w:t>
+      </w:r>
+      <w:r>
+        <w:rPr>
+          <w:rFonts w:ascii="TH Sarabun New" w:hAnsi="TH Sarabun New" w:hint="cs"/>
+          <w:sz w:val="32"/>
+          <w:cs/>
+          <w:lang w:bidi="th-TH"/>
+        </w:rPr>
+        <w:t>ภายในเกม</w:t>
       </w:r>
     </w:p>
     <w:p>
@@ -4661,19 +4686,33 @@
     </w:p>
     <w:p>
       <w:pPr>
-        <w:ind w:firstLine="360"/>
-        <w:rPr>
-          <w:lang w:bidi="th-TH"/>
-        </w:rPr>
-      </w:pPr>
-      <w:r>
-        <w:rPr>
-          <w:rFonts w:ascii="TH Sarabun New" w:hAnsi="TH Sarabun New"/>
-          <w:sz w:val="32"/>
-          <w:cs/>
-          <w:lang w:bidi="th-TH"/>
-        </w:rPr>
-        <w:t>โครงสร้างดังกล่าวช่วยสร้างแรงจูงใจให้ผู้เล่นมีส่วนร่วมกับกิจกรรมภายในเกมอย่างต่อเนื่อง และส่งเสริมการเรียนรู้ผ่านการมีปฏิสัมพันธ์กับระบบเกม</w:t>
+        <w:rPr>
+          <w:rFonts w:hint="cs"/>
+          <w:cs/>
+          <w:lang w:bidi="th-TH"/>
+        </w:rPr>
+      </w:pPr>
+    </w:p>
+    <w:p>
+      <w:pPr>
+        <w:rPr>
+          <w:rFonts w:ascii="TH Sarabun New" w:hAnsi="TH Sarabun New"/>
+          <w:sz w:val="32"/>
+        </w:rPr>
+      </w:pPr>
+      <w:r>
+        <w:rPr>
+          <w:rFonts w:ascii="TH Sarabun New" w:hAnsi="TH Sarabun New"/>
+          <w:sz w:val="32"/>
+        </w:rPr>
+        <w:t>7.</w:t>
+      </w:r>
+      <w:r>
+        <w:rPr>
+          <w:rFonts w:ascii="TH Sarabun New" w:hAnsi="TH Sarabun New"/>
+          <w:sz w:val="32"/>
+        </w:rPr>
+        <w:t>2</w:t>
       </w:r>
       <w:r>
         <w:rPr>
@@ -4682,43 +4721,6 @@
         </w:rPr>
         <w:t xml:space="preserve"> </w:t>
       </w:r>
-    </w:p>
-    <w:p>
-      <w:pPr>
-        <w:rPr>
-          <w:cs/>
-          <w:lang w:bidi="th-TH"/>
-        </w:rPr>
-      </w:pPr>
-    </w:p>
-    <w:p>
-      <w:pPr>
-        <w:rPr>
-          <w:rFonts w:ascii="TH Sarabun New" w:hAnsi="TH Sarabun New"/>
-          <w:sz w:val="32"/>
-        </w:rPr>
-      </w:pPr>
-      <w:r>
-        <w:rPr>
-          <w:rFonts w:ascii="TH Sarabun New" w:hAnsi="TH Sarabun New"/>
-          <w:sz w:val="32"/>
-        </w:rPr>
-        <w:t>7.</w:t>
-      </w:r>
-      <w:r>
-        <w:rPr>
-          <w:rFonts w:ascii="TH Sarabun New" w:hAnsi="TH Sarabun New"/>
-          <w:sz w:val="32"/>
-        </w:rPr>
-        <w:t>2</w:t>
-      </w:r>
-      <w:r>
-        <w:rPr>
-          <w:rFonts w:ascii="TH Sarabun New" w:hAnsi="TH Sarabun New"/>
-          <w:sz w:val="32"/>
-        </w:rPr>
-        <w:t xml:space="preserve"> </w:t>
-      </w:r>
       <w:r>
         <w:rPr>
           <w:rFonts w:ascii="TH Sarabun New" w:hAnsi="TH Sarabun New"/>
@@ -5005,7 +5007,6 @@
           <w:cs/>
           <w:lang w:bidi="th-TH"/>
         </w:rPr>
-        <w:lastRenderedPageBreak/>
         <w:t>ตัวอย่างภารกิจ เช่น</w:t>
       </w:r>
     </w:p>
@@ -5120,6 +5121,7 @@
           <w:sz w:val="32"/>
           <w:lang w:bidi="th-TH"/>
         </w:rPr>
+        <w:lastRenderedPageBreak/>
         <w:t xml:space="preserve">I </w:t>
       </w:r>
       <w:proofErr w:type="gramStart"/>
@@ -5671,7 +5673,6 @@
           <w:cs/>
           <w:lang w:bidi="th-TH"/>
         </w:rPr>
-        <w:lastRenderedPageBreak/>
         <w:t>ในระดับที่สาม ระบบจะเริ่มใช้คำศัพท์ที่มีความซับซ้อนมากขึ้น และผู้เล่นจะต้องเข้าใจบริบทของเหตุการณ์ภายในเกมเพื่อตอบคำถามหรืออธิบายสถานการณ์</w:t>
       </w:r>
     </w:p>
@@ -5819,6 +5820,7 @@
           <w:cs/>
           <w:lang w:bidi="th-TH"/>
         </w:rPr>
+        <w:lastRenderedPageBreak/>
         <w:t>ตัวอย่างภารกิจ</w:t>
       </w:r>
     </w:p>
@@ -6435,7 +6437,6 @@
           <w:cs/>
           <w:lang w:bidi="th-TH"/>
         </w:rPr>
-        <w:lastRenderedPageBreak/>
         <w:t>ระดับนี้มุ่งเน้นการฝึกการใช้ภาษาอังกฤษในสถานการณ์จริง และส่งเสริมให้ผู้เล่นสามารถใช้คำศัพท์และโครงสร้างประโยคได้อย่างอิสระ</w:t>
       </w:r>
     </w:p>
@@ -6560,6 +6561,7 @@
           <w:sz w:val="32"/>
           <w:lang w:bidi="th-TH"/>
         </w:rPr>
+        <w:lastRenderedPageBreak/>
         <w:t>house</w:t>
       </w:r>
     </w:p>
@@ -7015,7 +7017,7 @@
     <w:p>
       <w:pPr>
         <w:rPr>
-          <w:rFonts w:ascii="TH Sarabun New" w:hAnsi="TH Sarabun New" w:hint="cs"/>
+          <w:rFonts w:ascii="TH Sarabun New" w:hAnsi="TH Sarabun New"/>
           <w:sz w:val="32"/>
           <w:cs/>
           <w:lang w:bidi="th-TH"/>
@@ -7122,7 +7124,6 @@
           <w:sz w:val="32"/>
           <w:lang w:bidi="th-TH"/>
         </w:rPr>
-        <w:lastRenderedPageBreak/>
         <w:t xml:space="preserve">Level 4: </w:t>
       </w:r>
       <w:r>
@@ -7295,6 +7296,7 @@
           <w:sz w:val="32"/>
           <w:lang w:bidi="th-TH"/>
         </w:rPr>
+        <w:lastRenderedPageBreak/>
         <w:t xml:space="preserve">Pre-test </w:t>
       </w:r>
       <w:r>
@@ -8765,7 +8767,7 @@
           <w:numId w:val="29"/>
         </w:numPr>
         <w:rPr>
-          <w:rFonts w:ascii="TH Sarabun New" w:hAnsi="TH Sarabun New" w:cs="TH Sarabun New" w:hint="cs"/>
+          <w:rFonts w:ascii="TH Sarabun New" w:hAnsi="TH Sarabun New" w:cs="TH Sarabun New"/>
           <w:sz w:val="32"/>
           <w:szCs w:val="32"/>
           <w:cs/>
@@ -9567,7 +9569,7 @@
         <w:pStyle w:val="Textbody"/>
         <w:ind w:firstLine="709"/>
         <w:rPr>
-          <w:rFonts w:ascii="TH Sarabun New" w:hAnsi="TH Sarabun New" w:cs="TH Sarabun New" w:hint="cs"/>
+          <w:rFonts w:ascii="TH Sarabun New" w:hAnsi="TH Sarabun New" w:cs="TH Sarabun New"/>
           <w:sz w:val="32"/>
           <w:szCs w:val="32"/>
           <w:cs/>
@@ -10738,7 +10740,7 @@
       <w:pPr>
         <w:rPr>
           <w:rStyle w:val="14"/>
-          <w:rFonts w:ascii="TH Sarabun New" w:hAnsi="TH Sarabun New" w:hint="cs"/>
+          <w:rFonts w:ascii="TH Sarabun New" w:hAnsi="TH Sarabun New"/>
           <w:color w:val="000000"/>
           <w:sz w:val="32"/>
           <w:lang w:bidi="th-TH"/>
@@ -10760,7 +10762,7 @@
       <w:pPr>
         <w:pStyle w:val="Heading1"/>
         <w:rPr>
-          <w:rFonts w:ascii="TH Sarabun New" w:hAnsi="TH Sarabun New" w:hint="cs"/>
+          <w:rFonts w:ascii="TH Sarabun New" w:hAnsi="TH Sarabun New"/>
         </w:rPr>
       </w:pPr>
       <w:r>
@@ -15574,7 +15576,7 @@
       <w:pPr>
         <w:pStyle w:val="Heading1"/>
         <w:rPr>
-          <w:rFonts w:ascii="TH Sarabun New" w:hAnsi="TH Sarabun New" w:hint="cs"/>
+          <w:rFonts w:ascii="TH Sarabun New" w:hAnsi="TH Sarabun New"/>
           <w:b/>
           <w:bCs w:val="0"/>
           <w:szCs w:val="32"/>
@@ -15614,34 +15616,30 @@
     </w:p>
     <w:sdt>
       <w:sdtPr>
+        <w:rPr>
+          <w:rFonts w:ascii="Liberation Serif" w:eastAsia="Noto Serif CJK SC" w:hAnsi="Liberation Serif"/>
+          <w:bCs w:val="0"/>
+          <w:sz w:val="24"/>
+          <w:szCs w:val="32"/>
+        </w:rPr>
         <w:id w:val="1937163180"/>
         <w:docPartObj>
           <w:docPartGallery w:val="Bibliographies"/>
           <w:docPartUnique/>
         </w:docPartObj>
       </w:sdtPr>
-      <w:sdtEndPr>
-        <w:rPr>
-          <w:rFonts w:ascii="Liberation Serif" w:eastAsia="Noto Serif CJK SC" w:hAnsi="Liberation Serif"/>
-          <w:bCs w:val="0"/>
-          <w:sz w:val="24"/>
-          <w:szCs w:val="32"/>
-        </w:rPr>
-      </w:sdtEndPr>
       <w:sdtContent>
         <w:sdt>
           <w:sdtPr>
-            <w:id w:val="-573587230"/>
-            <w:bibliography/>
-          </w:sdtPr>
-          <w:sdtEndPr>
             <w:rPr>
               <w:rFonts w:ascii="Liberation Serif" w:eastAsia="Noto Serif CJK SC" w:hAnsi="Liberation Serif"/>
               <w:bCs w:val="0"/>
               <w:sz w:val="24"/>
               <w:szCs w:val="32"/>
             </w:rPr>
-          </w:sdtEndPr>
+            <w:id w:val="-573587230"/>
+            <w:bibliography/>
+          </w:sdtPr>
           <w:sdtContent>
             <w:p>
               <w:pPr>
@@ -25975,6 +25973,7 @@
   <w:style w:type="character" w:default="1" w:styleId="DefaultParagraphFont">
     <w:name w:val="Default Paragraph Font"/>
     <w:uiPriority w:val="1"/>
+    <w:semiHidden/>
     <w:unhideWhenUsed/>
   </w:style>
   <w:style w:type="table" w:default="1" w:styleId="TableNormal">

--- a/Proposals/ProposalWriteDraftLatest.docx
+++ b/Proposals/ProposalWriteDraftLatest.docx
@@ -4687,7 +4687,6 @@
     <w:p>
       <w:pPr>
         <w:rPr>
-          <w:rFonts w:hint="cs"/>
           <w:cs/>
           <w:lang w:bidi="th-TH"/>
         </w:rPr>
@@ -6890,22 +6889,14 @@
       <w:r>
         <w:rPr>
           <w:rFonts w:ascii="TH Sarabun New" w:hAnsi="TH Sarabun New"/>
-          <w:sz w:val="32"/>
-          <w:lang w:bidi="th-TH"/>
-        </w:rPr>
-        <w:t>Learning Flow Diagram</w:t>
-      </w:r>
-      <w:r>
-        <w:rPr>
-          <w:rFonts w:ascii="TH Sarabun New" w:hAnsi="TH Sarabun New"/>
           <w:noProof/>
           <w:sz w:val="32"/>
           <w:lang w:bidi="th-TH"/>
         </w:rPr>
         <w:drawing>
-          <wp:inline distT="0" distB="0" distL="0" distR="0" wp14:anchorId="7FBDA1A7" wp14:editId="626B41F5">
-            <wp:extent cx="6326505" cy="1499235"/>
-            <wp:effectExtent l="0" t="0" r="0" b="5715"/>
+          <wp:inline distT="0" distB="0" distL="0" distR="0" wp14:anchorId="7FBDA1A7" wp14:editId="7CB91AC0">
+            <wp:extent cx="6326505" cy="1075902"/>
+            <wp:effectExtent l="0" t="0" r="0" b="0"/>
             <wp:docPr id="1297693589" name="Picture 2"/>
             <wp:cNvGraphicFramePr>
               <a:graphicFrameLocks xmlns:a="http://schemas.openxmlformats.org/drawingml/2006/main" noChangeAspect="1"/>
@@ -6919,7 +6910,7 @@
                       <a:picLocks noChangeAspect="1" noChangeArrowheads="1"/>
                     </pic:cNvPicPr>
                   </pic:nvPicPr>
-                  <pic:blipFill>
+                  <pic:blipFill rotWithShape="1">
                     <a:blip r:embed="rId11" cstate="print">
                       <a:extLst>
                         <a:ext uri="{28A0092B-C50C-407E-A947-70E740481C1C}">
@@ -6927,7 +6918,7 @@
                         </a:ext>
                       </a:extLst>
                     </a:blip>
-                    <a:srcRect/>
+                    <a:srcRect t="28236"/>
                     <a:stretch>
                       <a:fillRect/>
                     </a:stretch>
@@ -6935,7 +6926,7 @@
                   <pic:spPr bwMode="auto">
                     <a:xfrm>
                       <a:off x="0" y="0"/>
-                      <a:ext cx="6326505" cy="1499235"/>
+                      <a:ext cx="6326505" cy="1075902"/>
                     </a:xfrm>
                     <a:prstGeom prst="rect">
                       <a:avLst/>
@@ -6944,6 +6935,11 @@
                     <a:ln>
                       <a:noFill/>
                     </a:ln>
+                    <a:extLst>
+                      <a:ext uri="{53640926-AAD7-44D8-BBD7-CCE9431645EC}">
+                        <a14:shadowObscured xmlns:a14="http://schemas.microsoft.com/office/drawing/2010/main"/>
+                      </a:ext>
+                    </a:extLst>
                   </pic:spPr>
                 </pic:pic>
               </a:graphicData>
@@ -6954,9 +6950,38 @@
     </w:p>
     <w:p>
       <w:pPr>
-        <w:rPr>
-          <w:rFonts w:ascii="TH Sarabun New" w:hAnsi="TH Sarabun New"/>
-          <w:sz w:val="32"/>
+        <w:jc w:val="center"/>
+        <w:rPr>
+          <w:rFonts w:ascii="TH Sarabun New" w:hAnsi="TH Sarabun New"/>
+          <w:sz w:val="32"/>
+          <w:lang w:bidi="th-TH"/>
+        </w:rPr>
+      </w:pPr>
+      <w:r>
+        <w:rPr>
+          <w:rFonts w:ascii="TH Sarabun New" w:hAnsi="TH Sarabun New" w:hint="cs"/>
+          <w:sz w:val="32"/>
+          <w:cs/>
+          <w:lang w:bidi="th-TH"/>
+        </w:rPr>
+        <w:t xml:space="preserve">รูปที่ 2 </w:t>
+      </w:r>
+      <w:r>
+        <w:rPr>
+          <w:rFonts w:ascii="TH Sarabun New" w:hAnsi="TH Sarabun New"/>
+          <w:sz w:val="32"/>
+          <w:lang w:bidi="th-TH"/>
+        </w:rPr>
+        <w:t>Learning Flow Diagram</w:t>
+      </w:r>
+    </w:p>
+    <w:p>
+      <w:pPr>
+        <w:jc w:val="center"/>
+        <w:rPr>
+          <w:rFonts w:ascii="TH Sarabun New" w:hAnsi="TH Sarabun New" w:hint="cs"/>
+          <w:sz w:val="32"/>
+          <w:cs/>
           <w:lang w:bidi="th-TH"/>
         </w:rPr>
       </w:pPr>
@@ -7296,7 +7321,6 @@
           <w:sz w:val="32"/>
           <w:lang w:bidi="th-TH"/>
         </w:rPr>
-        <w:lastRenderedPageBreak/>
         <w:t xml:space="preserve">Pre-test </w:t>
       </w:r>
       <w:r>
@@ -7359,6 +7383,7 @@
           <w:cs/>
           <w:lang w:bidi="th-TH"/>
         </w:rPr>
+        <w:lastRenderedPageBreak/>
         <w:t>การสังเกตพฤติกรรมโดยผู้ปกครอง</w:t>
       </w:r>
       <w:r>
@@ -7533,204 +7558,674 @@
       </w:pPr>
       <w:r>
         <w:rPr>
-          <w:rFonts w:ascii="TH Sarabun New" w:hAnsi="TH Sarabun New"/>
-          <w:sz w:val="32"/>
-          <w:lang w:bidi="th-TH"/>
-        </w:rPr>
-        <w:t xml:space="preserve">6. </w:t>
-      </w:r>
-      <w:r>
-        <w:rPr>
-          <w:rFonts w:ascii="TH Sarabun New" w:hAnsi="TH Sarabun New"/>
-          <w:sz w:val="32"/>
-          <w:lang w:bidi="th-TH"/>
-        </w:rPr>
-        <w:t>Gameplay and Game Mechanic</w:t>
-      </w:r>
-    </w:p>
-    <w:p>
-      <w:pPr>
-        <w:ind w:left="709"/>
-        <w:rPr>
-          <w:rFonts w:ascii="TH Sarabun New" w:hAnsi="TH Sarabun New"/>
-          <w:sz w:val="32"/>
-          <w:lang w:bidi="th-TH"/>
-        </w:rPr>
-      </w:pPr>
-      <w:r>
-        <w:rPr>
-          <w:rFonts w:ascii="TH Sarabun New" w:hAnsi="TH Sarabun New"/>
-          <w:sz w:val="32"/>
-          <w:lang w:bidi="th-TH"/>
-        </w:rPr>
-        <w:t>Combat system.</w:t>
-      </w:r>
-    </w:p>
-    <w:p>
-      <w:pPr>
-        <w:ind w:left="709"/>
-        <w:rPr>
-          <w:rFonts w:ascii="TH Sarabun New" w:hAnsi="TH Sarabun New"/>
-          <w:sz w:val="32"/>
-          <w:lang w:bidi="th-TH"/>
-        </w:rPr>
-      </w:pPr>
-      <w:r>
-        <w:rPr>
-          <w:rFonts w:ascii="TH Sarabun New" w:hAnsi="TH Sarabun New"/>
-          <w:sz w:val="32"/>
-          <w:lang w:bidi="th-TH"/>
-        </w:rPr>
-        <w:t xml:space="preserve">Quest system. </w:t>
-      </w:r>
-    </w:p>
-    <w:p>
-      <w:pPr>
-        <w:ind w:left="709"/>
-        <w:rPr>
-          <w:rFonts w:ascii="TH Sarabun New" w:hAnsi="TH Sarabun New"/>
-          <w:sz w:val="32"/>
-          <w:lang w:bidi="th-TH"/>
-        </w:rPr>
-      </w:pPr>
-      <w:r>
-        <w:rPr>
-          <w:rFonts w:ascii="TH Sarabun New" w:hAnsi="TH Sarabun New"/>
-          <w:sz w:val="32"/>
-          <w:lang w:bidi="th-TH"/>
-        </w:rPr>
-        <w:t>Procedural Terrain generation system.</w:t>
-      </w:r>
-    </w:p>
-    <w:p>
-      <w:pPr>
-        <w:ind w:left="709"/>
-        <w:rPr>
-          <w:rFonts w:ascii="TH Sarabun New" w:hAnsi="TH Sarabun New"/>
-          <w:sz w:val="32"/>
-          <w:lang w:bidi="th-TH"/>
-        </w:rPr>
-      </w:pPr>
-      <w:r>
-        <w:rPr>
-          <w:rFonts w:ascii="TH Sarabun New" w:hAnsi="TH Sarabun New"/>
-          <w:sz w:val="32"/>
-          <w:lang w:bidi="th-TH"/>
-        </w:rPr>
-        <w:t xml:space="preserve">NPC system. </w:t>
-      </w:r>
-    </w:p>
-    <w:p>
-      <w:pPr>
-        <w:ind w:left="709"/>
-        <w:rPr>
-          <w:rFonts w:ascii="TH Sarabun New" w:hAnsi="TH Sarabun New"/>
-          <w:sz w:val="32"/>
-          <w:lang w:bidi="th-TH"/>
-        </w:rPr>
-      </w:pPr>
-      <w:r>
-        <w:rPr>
-          <w:rFonts w:ascii="TH Sarabun New" w:hAnsi="TH Sarabun New"/>
-          <w:sz w:val="32"/>
-          <w:lang w:bidi="th-TH"/>
-        </w:rPr>
-        <w:t>Dialog system.</w:t>
-      </w:r>
-    </w:p>
-    <w:p>
-      <w:pPr>
-        <w:ind w:left="709"/>
-        <w:rPr>
-          <w:rFonts w:ascii="TH Sarabun New" w:hAnsi="TH Sarabun New"/>
-          <w:sz w:val="32"/>
-          <w:lang w:bidi="th-TH"/>
-        </w:rPr>
-      </w:pPr>
-      <w:r>
-        <w:rPr>
-          <w:rFonts w:ascii="TH Sarabun New" w:hAnsi="TH Sarabun New"/>
-          <w:sz w:val="32"/>
-          <w:lang w:bidi="th-TH"/>
-        </w:rPr>
-        <w:t>GUI system.</w:t>
-      </w:r>
-    </w:p>
-    <w:p>
-      <w:pPr>
-        <w:ind w:left="709"/>
-        <w:rPr>
-          <w:rFonts w:ascii="TH Sarabun New" w:hAnsi="TH Sarabun New"/>
-          <w:sz w:val="32"/>
-          <w:lang w:bidi="th-TH"/>
-        </w:rPr>
-      </w:pPr>
-      <w:r>
-        <w:rPr>
-          <w:rFonts w:ascii="TH Sarabun New" w:hAnsi="TH Sarabun New"/>
-          <w:sz w:val="32"/>
-          <w:lang w:bidi="th-TH"/>
-        </w:rPr>
-        <w:t>Lobby system.</w:t>
-      </w:r>
-    </w:p>
-    <w:p>
-      <w:pPr>
-        <w:ind w:left="709"/>
-        <w:rPr>
-          <w:rFonts w:ascii="TH Sarabun New" w:hAnsi="TH Sarabun New"/>
-          <w:sz w:val="32"/>
-          <w:lang w:bidi="th-TH"/>
-        </w:rPr>
-      </w:pPr>
-      <w:r>
-        <w:rPr>
-          <w:rFonts w:ascii="TH Sarabun New" w:hAnsi="TH Sarabun New"/>
-          <w:sz w:val="32"/>
-          <w:lang w:bidi="th-TH"/>
-        </w:rPr>
-        <w:t>Transportation system.</w:t>
-      </w:r>
-    </w:p>
-    <w:p>
-      <w:pPr>
-        <w:ind w:left="709"/>
-        <w:rPr>
-          <w:rFonts w:ascii="TH Sarabun New" w:hAnsi="TH Sarabun New"/>
-          <w:sz w:val="32"/>
-          <w:lang w:bidi="th-TH"/>
-        </w:rPr>
-      </w:pPr>
-      <w:r>
-        <w:rPr>
-          <w:rFonts w:ascii="TH Sarabun New" w:hAnsi="TH Sarabun New"/>
-          <w:sz w:val="32"/>
-          <w:lang w:bidi="th-TH"/>
-        </w:rPr>
-        <w:t>Stats system.</w:t>
-      </w:r>
-    </w:p>
-    <w:p>
-      <w:pPr>
-        <w:ind w:left="709"/>
-        <w:rPr>
-          <w:rFonts w:ascii="TH Sarabun New" w:hAnsi="TH Sarabun New"/>
-          <w:sz w:val="32"/>
-          <w:lang w:bidi="th-TH"/>
-        </w:rPr>
-      </w:pPr>
-      <w:r>
-        <w:rPr>
-          <w:rFonts w:ascii="TH Sarabun New" w:hAnsi="TH Sarabun New"/>
-          <w:sz w:val="32"/>
-          <w:lang w:bidi="th-TH"/>
-        </w:rPr>
-        <w:t>Inventory system.</w:t>
-      </w:r>
-    </w:p>
-    <w:p>
-      <w:pPr>
-        <w:ind w:left="709"/>
+          <w:rFonts w:ascii="TH Sarabun New" w:hAnsi="TH Sarabun New" w:hint="cs"/>
+          <w:sz w:val="32"/>
+          <w:cs/>
+          <w:lang w:bidi="th-TH"/>
+        </w:rPr>
+        <w:t>6.</w:t>
+      </w:r>
+      <w:r>
+        <w:rPr>
+          <w:rFonts w:ascii="Arial" w:eastAsia="Times New Roman" w:hAnsi="Arial" w:cs="Arial"/>
+          <w:b/>
+          <w:bCs/>
+          <w:color w:val="FFFFFF"/>
+          <w:kern w:val="0"/>
+          <w:sz w:val="26"/>
+          <w:szCs w:val="26"/>
+          <w:lang w:eastAsia="en-US" w:bidi="th-TH"/>
+        </w:rPr>
+        <w:t xml:space="preserve"> </w:t>
+      </w:r>
+      <w:r>
+        <w:rPr>
+          <w:rFonts w:ascii="TH Sarabun New" w:hAnsi="TH Sarabun New"/>
+          <w:sz w:val="32"/>
+          <w:lang w:bidi="th-TH"/>
+        </w:rPr>
+        <w:t>System Architecture (</w:t>
+      </w:r>
+      <w:r>
+        <w:rPr>
+          <w:rFonts w:ascii="TH Sarabun New" w:hAnsi="TH Sarabun New"/>
+          <w:sz w:val="32"/>
+          <w:cs/>
+          <w:lang w:bidi="th-TH"/>
+        </w:rPr>
+        <w:t>สถาปัตยกรรมระบบ)</w:t>
+      </w:r>
+    </w:p>
+    <w:p>
+      <w:pPr>
+        <w:pStyle w:val="ListParagraph"/>
+        <w:numPr>
+          <w:ilvl w:val="0"/>
+          <w:numId w:val="83"/>
+        </w:numPr>
+        <w:rPr>
+          <w:rFonts w:ascii="TH Sarabun New" w:hAnsi="TH Sarabun New" w:cs="TH Sarabun New"/>
+          <w:sz w:val="32"/>
+          <w:szCs w:val="32"/>
+          <w:lang w:bidi="th-TH"/>
+        </w:rPr>
+      </w:pPr>
+      <w:r>
+        <w:rPr>
+          <w:rFonts w:ascii="TH Sarabun New" w:hAnsi="TH Sarabun New" w:cs="TH Sarabun New"/>
+          <w:sz w:val="32"/>
+          <w:szCs w:val="32"/>
+          <w:lang w:bidi="th-TH"/>
+        </w:rPr>
+        <w:t>Client-Side (</w:t>
+      </w:r>
+      <w:r>
+        <w:rPr>
+          <w:rFonts w:ascii="TH Sarabun New" w:hAnsi="TH Sarabun New" w:cs="TH Sarabun New"/>
+          <w:sz w:val="32"/>
+          <w:szCs w:val="32"/>
+          <w:cs/>
+          <w:lang w:bidi="th-TH"/>
+        </w:rPr>
+        <w:t>ฝั่งผู้เล่น):</w:t>
+      </w:r>
+      <w:r>
+        <w:rPr>
+          <w:rFonts w:ascii="TH Sarabun New" w:hAnsi="TH Sarabun New" w:cs="TH Sarabun New"/>
+          <w:sz w:val="32"/>
+          <w:szCs w:val="32"/>
+          <w:lang w:bidi="th-TH"/>
+        </w:rPr>
+        <w:t xml:space="preserve"> Roblox Client </w:t>
+      </w:r>
+      <w:r>
+        <w:rPr>
+          <w:rFonts w:ascii="TH Sarabun New" w:hAnsi="TH Sarabun New" w:cs="TH Sarabun New"/>
+          <w:sz w:val="32"/>
+          <w:szCs w:val="32"/>
+          <w:cs/>
+          <w:lang w:bidi="th-TH"/>
+        </w:rPr>
+        <w:t xml:space="preserve">รันบนอุปกรณ์ของผู้เล่น รับผิดชอบการแสดงผล </w:t>
+      </w:r>
+      <w:r>
+        <w:rPr>
+          <w:rFonts w:ascii="TH Sarabun New" w:hAnsi="TH Sarabun New" w:cs="TH Sarabun New"/>
+          <w:sz w:val="32"/>
+          <w:szCs w:val="32"/>
+          <w:lang w:bidi="th-TH"/>
+        </w:rPr>
+        <w:t xml:space="preserve">GUI, </w:t>
+      </w:r>
+      <w:r>
+        <w:rPr>
+          <w:rFonts w:ascii="TH Sarabun New" w:hAnsi="TH Sarabun New" w:cs="TH Sarabun New"/>
+          <w:sz w:val="32"/>
+          <w:szCs w:val="32"/>
+          <w:cs/>
+          <w:lang w:bidi="th-TH"/>
+        </w:rPr>
+        <w:t xml:space="preserve">การรับ </w:t>
+      </w:r>
+      <w:r>
+        <w:rPr>
+          <w:rFonts w:ascii="TH Sarabun New" w:hAnsi="TH Sarabun New" w:cs="TH Sarabun New"/>
+          <w:sz w:val="32"/>
+          <w:szCs w:val="32"/>
+          <w:lang w:bidi="th-TH"/>
+        </w:rPr>
+        <w:t xml:space="preserve">Input </w:t>
+      </w:r>
+      <w:r>
+        <w:rPr>
+          <w:rFonts w:ascii="TH Sarabun New" w:hAnsi="TH Sarabun New" w:cs="TH Sarabun New"/>
+          <w:sz w:val="32"/>
+          <w:szCs w:val="32"/>
+          <w:cs/>
+          <w:lang w:bidi="th-TH"/>
+        </w:rPr>
+        <w:t>จากผู้เล่น</w:t>
+      </w:r>
+      <w:r>
+        <w:rPr>
+          <w:rFonts w:ascii="TH Sarabun New" w:hAnsi="TH Sarabun New" w:cs="TH Sarabun New"/>
+          <w:sz w:val="32"/>
+          <w:szCs w:val="32"/>
+          <w:lang w:bidi="th-TH"/>
+        </w:rPr>
+        <w:t xml:space="preserve">, </w:t>
+      </w:r>
+      <w:r>
+        <w:rPr>
+          <w:rFonts w:ascii="TH Sarabun New" w:hAnsi="TH Sarabun New" w:cs="TH Sarabun New" w:hint="cs"/>
+          <w:sz w:val="32"/>
+          <w:szCs w:val="32"/>
+          <w:cs/>
+          <w:lang w:bidi="th-TH"/>
+        </w:rPr>
+        <w:t>การแสดงฉากภายในเกม</w:t>
+      </w:r>
+      <w:r>
+        <w:rPr>
+          <w:rFonts w:ascii="TH Sarabun New" w:hAnsi="TH Sarabun New" w:cs="TH Sarabun New"/>
+          <w:sz w:val="32"/>
+          <w:szCs w:val="32"/>
+          <w:lang w:bidi="th-TH"/>
+        </w:rPr>
+        <w:t xml:space="preserve">, </w:t>
+      </w:r>
+      <w:r>
+        <w:rPr>
+          <w:rFonts w:ascii="TH Sarabun New" w:hAnsi="TH Sarabun New" w:cs="TH Sarabun New" w:hint="cs"/>
+          <w:sz w:val="32"/>
+          <w:szCs w:val="32"/>
+          <w:cs/>
+          <w:lang w:bidi="th-TH"/>
+        </w:rPr>
+        <w:t>ระบบแสดงบทสนทนากับตัวละครในเกม</w:t>
+      </w:r>
+      <w:r>
+        <w:rPr>
+          <w:rFonts w:ascii="TH Sarabun New" w:hAnsi="TH Sarabun New" w:cs="TH Sarabun New"/>
+          <w:sz w:val="32"/>
+          <w:szCs w:val="32"/>
+          <w:lang w:bidi="th-TH"/>
+        </w:rPr>
+        <w:t xml:space="preserve"> </w:t>
+      </w:r>
+    </w:p>
+    <w:p>
+      <w:pPr>
+        <w:pStyle w:val="ListParagraph"/>
+        <w:numPr>
+          <w:ilvl w:val="0"/>
+          <w:numId w:val="83"/>
+        </w:numPr>
+        <w:rPr>
+          <w:rFonts w:ascii="TH Sarabun New" w:hAnsi="TH Sarabun New" w:cs="TH Sarabun New"/>
+          <w:sz w:val="32"/>
+          <w:szCs w:val="32"/>
+          <w:lang w:bidi="th-TH"/>
+        </w:rPr>
+      </w:pPr>
+      <w:r>
+        <w:rPr>
+          <w:rFonts w:ascii="TH Sarabun New" w:hAnsi="TH Sarabun New" w:cs="TH Sarabun New"/>
+          <w:sz w:val="32"/>
+          <w:szCs w:val="32"/>
+          <w:lang w:bidi="th-TH"/>
+        </w:rPr>
+        <w:t>Server-Side (</w:t>
+      </w:r>
+      <w:r>
+        <w:rPr>
+          <w:rFonts w:ascii="TH Sarabun New" w:hAnsi="TH Sarabun New" w:cs="TH Sarabun New"/>
+          <w:sz w:val="32"/>
+          <w:szCs w:val="32"/>
+          <w:cs/>
+          <w:lang w:bidi="th-TH"/>
+        </w:rPr>
+        <w:t>ฝั่ง</w:t>
+      </w:r>
+      <w:proofErr w:type="spellStart"/>
+      <w:r>
+        <w:rPr>
+          <w:rFonts w:ascii="TH Sarabun New" w:hAnsi="TH Sarabun New" w:cs="TH Sarabun New"/>
+          <w:sz w:val="32"/>
+          <w:szCs w:val="32"/>
+          <w:cs/>
+          <w:lang w:bidi="th-TH"/>
+        </w:rPr>
+        <w:t>เซิร์ฟเวอร์</w:t>
+      </w:r>
+      <w:proofErr w:type="spellEnd"/>
+      <w:r>
+        <w:rPr>
+          <w:rFonts w:ascii="TH Sarabun New" w:hAnsi="TH Sarabun New" w:cs="TH Sarabun New"/>
+          <w:sz w:val="32"/>
+          <w:szCs w:val="32"/>
+          <w:cs/>
+          <w:lang w:bidi="th-TH"/>
+        </w:rPr>
+        <w:t xml:space="preserve">เกม): </w:t>
+      </w:r>
+      <w:r>
+        <w:rPr>
+          <w:rFonts w:ascii="TH Sarabun New" w:hAnsi="TH Sarabun New" w:cs="TH Sarabun New"/>
+          <w:sz w:val="32"/>
+          <w:szCs w:val="32"/>
+          <w:lang w:bidi="th-TH"/>
+        </w:rPr>
+        <w:t xml:space="preserve">Roblox Server </w:t>
+      </w:r>
+      <w:r>
+        <w:rPr>
+          <w:rFonts w:ascii="TH Sarabun New" w:hAnsi="TH Sarabun New" w:cs="TH Sarabun New"/>
+          <w:sz w:val="32"/>
+          <w:szCs w:val="32"/>
+          <w:cs/>
+          <w:lang w:bidi="th-TH"/>
+        </w:rPr>
+        <w:t xml:space="preserve">จัดการ </w:t>
+      </w:r>
+      <w:r>
+        <w:rPr>
+          <w:rFonts w:ascii="TH Sarabun New" w:hAnsi="TH Sarabun New" w:cs="TH Sarabun New"/>
+          <w:sz w:val="32"/>
+          <w:szCs w:val="32"/>
+          <w:lang w:bidi="th-TH"/>
+        </w:rPr>
+        <w:t xml:space="preserve">Game Logic </w:t>
+      </w:r>
+      <w:r>
+        <w:rPr>
+          <w:rFonts w:ascii="TH Sarabun New" w:hAnsi="TH Sarabun New" w:cs="TH Sarabun New"/>
+          <w:sz w:val="32"/>
+          <w:szCs w:val="32"/>
+          <w:cs/>
+          <w:lang w:bidi="th-TH"/>
+        </w:rPr>
+        <w:t xml:space="preserve">หลักๆ </w:t>
+      </w:r>
+      <w:r>
+        <w:rPr>
+          <w:rFonts w:ascii="TH Sarabun New" w:hAnsi="TH Sarabun New" w:cs="TH Sarabun New" w:hint="cs"/>
+          <w:sz w:val="32"/>
+          <w:szCs w:val="32"/>
+          <w:cs/>
+          <w:lang w:bidi="th-TH"/>
+        </w:rPr>
+        <w:t>เช่น</w:t>
+      </w:r>
+      <w:r>
+        <w:rPr>
+          <w:rFonts w:ascii="TH Sarabun New" w:hAnsi="TH Sarabun New" w:cs="TH Sarabun New"/>
+          <w:sz w:val="32"/>
+          <w:szCs w:val="32"/>
+          <w:cs/>
+          <w:lang w:bidi="th-TH"/>
+        </w:rPr>
+        <w:t xml:space="preserve"> ระบบเควสต์</w:t>
+      </w:r>
+      <w:r>
+        <w:rPr>
+          <w:rFonts w:ascii="TH Sarabun New" w:hAnsi="TH Sarabun New" w:cs="TH Sarabun New"/>
+          <w:sz w:val="32"/>
+          <w:szCs w:val="32"/>
+          <w:lang w:bidi="th-TH"/>
+        </w:rPr>
+        <w:t xml:space="preserve">, </w:t>
+      </w:r>
+      <w:r>
+        <w:rPr>
+          <w:rFonts w:ascii="TH Sarabun New" w:hAnsi="TH Sarabun New" w:cs="TH Sarabun New"/>
+          <w:sz w:val="32"/>
+          <w:szCs w:val="32"/>
+          <w:cs/>
+          <w:lang w:bidi="th-TH"/>
+        </w:rPr>
+        <w:t>ระบบสุ่มแผนที่</w:t>
+      </w:r>
+      <w:r>
+        <w:rPr>
+          <w:rFonts w:ascii="TH Sarabun New" w:hAnsi="TH Sarabun New" w:cs="TH Sarabun New"/>
+          <w:sz w:val="32"/>
+          <w:szCs w:val="32"/>
+          <w:lang w:bidi="th-TH"/>
+        </w:rPr>
+        <w:t xml:space="preserve">, </w:t>
+      </w:r>
+      <w:r>
+        <w:rPr>
+          <w:rFonts w:ascii="TH Sarabun New" w:hAnsi="TH Sarabun New" w:cs="TH Sarabun New"/>
+          <w:sz w:val="32"/>
+          <w:szCs w:val="32"/>
+          <w:cs/>
+          <w:lang w:bidi="th-TH"/>
+        </w:rPr>
+        <w:t>ระบบต่อสู้</w:t>
+      </w:r>
+      <w:r>
+        <w:rPr>
+          <w:rFonts w:ascii="TH Sarabun New" w:hAnsi="TH Sarabun New" w:cs="TH Sarabun New"/>
+          <w:sz w:val="32"/>
+          <w:szCs w:val="32"/>
+          <w:lang w:bidi="th-TH"/>
+        </w:rPr>
+        <w:t xml:space="preserve">, </w:t>
+      </w:r>
+      <w:r>
+        <w:rPr>
+          <w:rFonts w:ascii="TH Sarabun New" w:hAnsi="TH Sarabun New" w:cs="TH Sarabun New" w:hint="cs"/>
+          <w:sz w:val="32"/>
+          <w:szCs w:val="32"/>
+          <w:cs/>
+          <w:lang w:bidi="th-TH"/>
+        </w:rPr>
+        <w:t>ระบบการเดินทาง</w:t>
+      </w:r>
+      <w:r>
+        <w:rPr>
+          <w:rFonts w:ascii="TH Sarabun New" w:hAnsi="TH Sarabun New" w:cs="TH Sarabun New"/>
+          <w:sz w:val="32"/>
+          <w:szCs w:val="32"/>
+          <w:lang w:bidi="th-TH"/>
+        </w:rPr>
+        <w:t xml:space="preserve">, </w:t>
+      </w:r>
+      <w:r>
+        <w:rPr>
+          <w:rFonts w:ascii="TH Sarabun New" w:hAnsi="TH Sarabun New" w:cs="TH Sarabun New" w:hint="cs"/>
+          <w:sz w:val="32"/>
+          <w:szCs w:val="32"/>
+          <w:cs/>
+          <w:lang w:bidi="th-TH"/>
+        </w:rPr>
+        <w:t xml:space="preserve">ระบบการพัฒนาตัวละคร </w:t>
+      </w:r>
+      <w:r>
+        <w:rPr>
+          <w:rFonts w:ascii="TH Sarabun New" w:hAnsi="TH Sarabun New" w:cs="TH Sarabun New"/>
+          <w:sz w:val="32"/>
+          <w:szCs w:val="32"/>
+          <w:cs/>
+          <w:lang w:bidi="th-TH"/>
+        </w:rPr>
+        <w:t xml:space="preserve"> และการตรวจสอบเงื่อนไขความถูกต้องต่างๆ</w:t>
+      </w:r>
+    </w:p>
+    <w:p>
+      <w:pPr>
+        <w:pStyle w:val="ListParagraph"/>
+        <w:numPr>
+          <w:ilvl w:val="0"/>
+          <w:numId w:val="83"/>
+        </w:numPr>
+        <w:rPr>
+          <w:rFonts w:ascii="TH Sarabun New" w:hAnsi="TH Sarabun New" w:cs="TH Sarabun New"/>
+          <w:sz w:val="32"/>
+          <w:szCs w:val="32"/>
+          <w:lang w:bidi="th-TH"/>
+        </w:rPr>
+      </w:pPr>
+      <w:r>
+        <w:rPr>
+          <w:rFonts w:ascii="TH Sarabun New" w:hAnsi="TH Sarabun New" w:cs="TH Sarabun New"/>
+          <w:sz w:val="32"/>
+          <w:szCs w:val="32"/>
+          <w:lang w:bidi="th-TH"/>
+        </w:rPr>
+        <w:t>Database (</w:t>
+      </w:r>
+      <w:r>
+        <w:rPr>
+          <w:rFonts w:ascii="TH Sarabun New" w:hAnsi="TH Sarabun New" w:cs="TH Sarabun New"/>
+          <w:sz w:val="32"/>
+          <w:szCs w:val="32"/>
+          <w:cs/>
+          <w:lang w:bidi="th-TH"/>
+        </w:rPr>
+        <w:t xml:space="preserve">ระบบฐานข้อมูล): </w:t>
+      </w:r>
+      <w:r>
+        <w:rPr>
+          <w:rFonts w:ascii="TH Sarabun New" w:hAnsi="TH Sarabun New" w:cs="TH Sarabun New"/>
+          <w:sz w:val="32"/>
+          <w:szCs w:val="32"/>
+          <w:lang w:bidi="th-TH"/>
+        </w:rPr>
+        <w:t xml:space="preserve">Roblox </w:t>
+      </w:r>
+      <w:proofErr w:type="spellStart"/>
+      <w:r>
+        <w:rPr>
+          <w:rFonts w:ascii="TH Sarabun New" w:hAnsi="TH Sarabun New" w:cs="TH Sarabun New"/>
+          <w:sz w:val="32"/>
+          <w:szCs w:val="32"/>
+          <w:lang w:bidi="th-TH"/>
+        </w:rPr>
+        <w:t>DataStore</w:t>
+      </w:r>
+      <w:proofErr w:type="spellEnd"/>
+      <w:r>
+        <w:rPr>
+          <w:rFonts w:ascii="TH Sarabun New" w:hAnsi="TH Sarabun New" w:cs="TH Sarabun New"/>
+          <w:sz w:val="32"/>
+          <w:szCs w:val="32"/>
+          <w:lang w:bidi="th-TH"/>
+        </w:rPr>
+        <w:t xml:space="preserve"> </w:t>
+      </w:r>
+      <w:r>
+        <w:rPr>
+          <w:rFonts w:ascii="TH Sarabun New" w:hAnsi="TH Sarabun New" w:cs="TH Sarabun New"/>
+          <w:sz w:val="32"/>
+          <w:szCs w:val="32"/>
+          <w:cs/>
+          <w:lang w:bidi="th-TH"/>
+        </w:rPr>
+        <w:t>ที่รองรับการบันทึกโปรไฟล์ผู้</w:t>
+      </w:r>
+      <w:r>
+        <w:rPr>
+          <w:rFonts w:ascii="TH Sarabun New" w:hAnsi="TH Sarabun New" w:cs="TH Sarabun New" w:hint="cs"/>
+          <w:sz w:val="32"/>
+          <w:szCs w:val="32"/>
+          <w:cs/>
+          <w:lang w:bidi="th-TH"/>
+        </w:rPr>
+        <w:t>เล่น</w:t>
+      </w:r>
+      <w:r>
+        <w:rPr>
+          <w:rFonts w:ascii="TH Sarabun New" w:hAnsi="TH Sarabun New" w:cs="TH Sarabun New"/>
+          <w:sz w:val="32"/>
+          <w:szCs w:val="32"/>
+          <w:cs/>
+          <w:lang w:bidi="th-TH"/>
+        </w:rPr>
+        <w:t xml:space="preserve"> (</w:t>
+      </w:r>
+      <w:r>
+        <w:rPr>
+          <w:rFonts w:ascii="TH Sarabun New" w:hAnsi="TH Sarabun New" w:cs="TH Sarabun New"/>
+          <w:sz w:val="32"/>
+          <w:szCs w:val="32"/>
+          <w:lang w:bidi="th-TH"/>
+        </w:rPr>
+        <w:t xml:space="preserve">Progression, Inventory, Stats) </w:t>
+      </w:r>
+      <w:r>
+        <w:rPr>
+          <w:rFonts w:ascii="TH Sarabun New" w:hAnsi="TH Sarabun New" w:cs="TH Sarabun New"/>
+          <w:sz w:val="32"/>
+          <w:szCs w:val="32"/>
+          <w:cs/>
+          <w:lang w:bidi="th-TH"/>
+        </w:rPr>
+        <w:t>และบันทึกผลการพัฒนาทางภาษาอังกฤษ (</w:t>
+      </w:r>
+      <w:r>
+        <w:rPr>
+          <w:rFonts w:ascii="TH Sarabun New" w:hAnsi="TH Sarabun New" w:cs="TH Sarabun New"/>
+          <w:sz w:val="32"/>
+          <w:szCs w:val="32"/>
+          <w:lang w:bidi="th-TH"/>
+        </w:rPr>
+        <w:t>Gameplay Analytics / Data Collection)</w:t>
+      </w:r>
+    </w:p>
+    <w:p>
+      <w:pPr>
+        <w:pStyle w:val="ListParagraph"/>
+        <w:numPr>
+          <w:ilvl w:val="0"/>
+          <w:numId w:val="83"/>
+        </w:numPr>
+        <w:rPr>
+          <w:rFonts w:ascii="TH Sarabun New" w:hAnsi="TH Sarabun New"/>
+          <w:sz w:val="32"/>
+          <w:lang w:bidi="th-TH"/>
+        </w:rPr>
+      </w:pPr>
+      <w:r>
+        <w:rPr>
+          <w:rFonts w:ascii="TH Sarabun New" w:hAnsi="TH Sarabun New" w:cs="TH Sarabun New"/>
+          <w:sz w:val="32"/>
+          <w:szCs w:val="32"/>
+          <w:lang w:bidi="th-TH"/>
+        </w:rPr>
+        <w:t>External Service / API Integration (</w:t>
+      </w:r>
+      <w:r>
+        <w:rPr>
+          <w:rFonts w:ascii="TH Sarabun New" w:hAnsi="TH Sarabun New" w:cs="TH Sarabun New"/>
+          <w:sz w:val="32"/>
+          <w:szCs w:val="32"/>
+          <w:cs/>
+          <w:lang w:bidi="th-TH"/>
+        </w:rPr>
+        <w:t>บริการภายนอก</w:t>
+      </w:r>
+      <w:r>
+        <w:rPr>
+          <w:rFonts w:ascii="TH Sarabun New" w:hAnsi="TH Sarabun New" w:cs="TH Sarabun New"/>
+          <w:sz w:val="32"/>
+          <w:szCs w:val="32"/>
+          <w:lang w:bidi="th-TH"/>
+        </w:rPr>
+        <w:t xml:space="preserve">): </w:t>
+      </w:r>
+      <w:r>
+        <w:rPr>
+          <w:rFonts w:ascii="TH Sarabun New" w:hAnsi="TH Sarabun New" w:cs="TH Sarabun New"/>
+          <w:sz w:val="32"/>
+          <w:szCs w:val="32"/>
+          <w:cs/>
+          <w:lang w:bidi="th-TH"/>
+        </w:rPr>
+        <w:t xml:space="preserve">ใช้ </w:t>
+      </w:r>
+      <w:r>
+        <w:rPr>
+          <w:rFonts w:ascii="TH Sarabun New" w:hAnsi="TH Sarabun New" w:cs="TH Sarabun New"/>
+          <w:sz w:val="32"/>
+          <w:szCs w:val="32"/>
+          <w:lang w:bidi="th-TH"/>
+        </w:rPr>
+        <w:t xml:space="preserve">Large Language Model (Gemini/LLM) </w:t>
+      </w:r>
+      <w:r>
+        <w:rPr>
+          <w:rFonts w:ascii="TH Sarabun New" w:hAnsi="TH Sarabun New" w:cs="TH Sarabun New"/>
+          <w:sz w:val="32"/>
+          <w:szCs w:val="32"/>
+          <w:cs/>
+          <w:lang w:bidi="th-TH"/>
+        </w:rPr>
+        <w:t xml:space="preserve">ในระบบนี้ </w:t>
+      </w:r>
+      <w:r>
+        <w:rPr>
+          <w:rFonts w:ascii="TH Sarabun New" w:hAnsi="TH Sarabun New" w:cs="TH Sarabun New"/>
+          <w:sz w:val="32"/>
+          <w:szCs w:val="32"/>
+          <w:lang w:bidi="th-TH"/>
+        </w:rPr>
+        <w:t xml:space="preserve">Roblox </w:t>
+      </w:r>
+      <w:r>
+        <w:rPr>
+          <w:rFonts w:ascii="TH Sarabun New" w:hAnsi="TH Sarabun New" w:cs="TH Sarabun New"/>
+          <w:sz w:val="32"/>
+          <w:szCs w:val="32"/>
+          <w:cs/>
+          <w:lang w:bidi="th-TH"/>
+        </w:rPr>
+        <w:t xml:space="preserve">สื่อสารกับ </w:t>
+      </w:r>
+      <w:r>
+        <w:rPr>
+          <w:rFonts w:ascii="TH Sarabun New" w:hAnsi="TH Sarabun New" w:cs="TH Sarabun New"/>
+          <w:sz w:val="32"/>
+          <w:szCs w:val="32"/>
+          <w:lang w:bidi="th-TH"/>
+        </w:rPr>
+        <w:t xml:space="preserve">AI </w:t>
+      </w:r>
+      <w:r>
+        <w:rPr>
+          <w:rFonts w:ascii="TH Sarabun New" w:hAnsi="TH Sarabun New" w:cs="TH Sarabun New"/>
+          <w:sz w:val="32"/>
+          <w:szCs w:val="32"/>
+          <w:cs/>
+          <w:lang w:bidi="th-TH"/>
+        </w:rPr>
+        <w:t xml:space="preserve">ผ่าน </w:t>
+      </w:r>
+      <w:proofErr w:type="spellStart"/>
+      <w:r>
+        <w:rPr>
+          <w:rFonts w:ascii="TH Sarabun New" w:hAnsi="TH Sarabun New" w:cs="TH Sarabun New"/>
+          <w:sz w:val="32"/>
+          <w:szCs w:val="32"/>
+          <w:lang w:bidi="th-TH"/>
+        </w:rPr>
+        <w:t>HttpService</w:t>
+      </w:r>
+      <w:proofErr w:type="spellEnd"/>
+      <w:r>
+        <w:rPr>
+          <w:rFonts w:ascii="TH Sarabun New" w:hAnsi="TH Sarabun New" w:cs="TH Sarabun New"/>
+          <w:sz w:val="32"/>
+          <w:szCs w:val="32"/>
+          <w:lang w:bidi="th-TH"/>
+        </w:rPr>
+        <w:t xml:space="preserve"> </w:t>
+      </w:r>
+      <w:r>
+        <w:rPr>
+          <w:rFonts w:ascii="TH Sarabun New" w:hAnsi="TH Sarabun New" w:cs="TH Sarabun New"/>
+          <w:sz w:val="32"/>
+          <w:szCs w:val="32"/>
+          <w:cs/>
+          <w:lang w:bidi="th-TH"/>
+        </w:rPr>
+        <w:t>ไปยัง</w:t>
+      </w:r>
+      <w:r>
+        <w:rPr>
+          <w:rFonts w:ascii="TH Sarabun New" w:hAnsi="TH Sarabun New" w:cs="TH Sarabun New" w:hint="cs"/>
+          <w:sz w:val="32"/>
+          <w:szCs w:val="32"/>
+          <w:cs/>
+          <w:lang w:bidi="th-TH"/>
+        </w:rPr>
+        <w:t xml:space="preserve"> </w:t>
+      </w:r>
+      <w:r>
+        <w:rPr>
+          <w:rFonts w:ascii="TH Sarabun New" w:hAnsi="TH Sarabun New" w:cs="TH Sarabun New"/>
+          <w:sz w:val="32"/>
+          <w:szCs w:val="32"/>
+          <w:lang w:bidi="th-TH"/>
+        </w:rPr>
+        <w:t xml:space="preserve">Gemini API </w:t>
+      </w:r>
+    </w:p>
+    <w:p>
+      <w:pPr>
+        <w:ind w:left="360"/>
+        <w:rPr>
+          <w:rFonts w:ascii="TH Sarabun New" w:hAnsi="TH Sarabun New" w:hint="cs"/>
+          <w:sz w:val="32"/>
+          <w:lang w:bidi="th-TH"/>
+        </w:rPr>
+      </w:pPr>
+    </w:p>
+    <w:p>
+      <w:pPr>
+        <w:jc w:val="center"/>
         <w:rPr>
           <w:rFonts w:ascii="TH Sarabun New" w:hAnsi="TH Sarabun New"/>
           <w:noProof/>
@@ -7741,44 +8236,18 @@
       <w:r>
         <w:rPr>
           <w:rFonts w:ascii="TH Sarabun New" w:hAnsi="TH Sarabun New"/>
-          <w:sz w:val="32"/>
-          <w:lang w:bidi="th-TH"/>
-        </w:rPr>
-        <w:t>Progression design.</w:t>
-      </w:r>
-      <w:r>
-        <w:rPr>
-          <w:rFonts w:ascii="TH Sarabun New" w:hAnsi="TH Sarabun New"/>
+          <w:b/>
+          <w:bCs/>
           <w:noProof/>
-          <w:sz w:val="32"/>
-          <w:lang w:bidi="th-TH"/>
-        </w:rPr>
-        <w:t xml:space="preserve"> </w:t>
-      </w:r>
-    </w:p>
-    <w:p>
-      <w:pPr>
-        <w:rPr>
-          <w:rFonts w:ascii="TH Sarabun New" w:hAnsi="TH Sarabun New"/>
-          <w:color w:val="EE0000"/>
-          <w:sz w:val="32"/>
-          <w:lang w:bidi="th-TH"/>
-        </w:rPr>
-      </w:pPr>
-      <w:r>
-        <w:rPr>
-          <w:rFonts w:ascii="TH Sarabun New" w:hAnsi="TH Sarabun New"/>
-          <w:noProof/>
-          <w:color w:val="EE0000"/>
           <w:sz w:val="32"/>
           <w:lang w:bidi="th-TH"/>
         </w:rPr>
         <w:lastRenderedPageBreak/>
         <w:drawing>
-          <wp:inline distT="0" distB="0" distL="0" distR="0" wp14:anchorId="5B587E22" wp14:editId="6CEBD5EF">
-            <wp:extent cx="6326505" cy="6539230"/>
-            <wp:effectExtent l="0" t="0" r="0" b="0"/>
-            <wp:docPr id="1731504632" name="Picture 4"/>
+          <wp:inline distT="0" distB="0" distL="0" distR="0" wp14:anchorId="6AAD62B6" wp14:editId="7A71ACBF">
+            <wp:extent cx="4644969" cy="6323873"/>
+            <wp:effectExtent l="0" t="0" r="3810" b="1270"/>
+            <wp:docPr id="560136999" name="Picture 2"/>
             <wp:cNvGraphicFramePr>
               <a:graphicFrameLocks xmlns:a="http://schemas.openxmlformats.org/drawingml/2006/main" noChangeAspect="1"/>
             </wp:cNvGraphicFramePr>
@@ -7786,7 +8255,7 @@
               <a:graphicData uri="http://schemas.openxmlformats.org/drawingml/2006/picture">
                 <pic:pic xmlns:pic="http://schemas.openxmlformats.org/drawingml/2006/picture">
                   <pic:nvPicPr>
-                    <pic:cNvPr id="0" name="Picture 3"/>
+                    <pic:cNvPr id="0" name="Picture 1"/>
                     <pic:cNvPicPr>
                       <a:picLocks noChangeAspect="1" noChangeArrowheads="1"/>
                     </pic:cNvPicPr>
@@ -7807,7 +8276,7 @@
                   <pic:spPr bwMode="auto">
                     <a:xfrm>
                       <a:off x="0" y="0"/>
-                      <a:ext cx="6326505" cy="6539230"/>
+                      <a:ext cx="4648121" cy="6328165"/>
                     </a:xfrm>
                     <a:prstGeom prst="rect">
                       <a:avLst/>
@@ -7826,8 +8295,64 @@
     </w:p>
     <w:p>
       <w:pPr>
-        <w:rPr>
-          <w:rFonts w:ascii="TH Sarabun New" w:hAnsi="TH Sarabun New"/>
+        <w:jc w:val="center"/>
+        <w:rPr>
+          <w:rFonts w:ascii="TH Sarabun New" w:hAnsi="TH Sarabun New" w:hint="cs"/>
+          <w:noProof/>
+          <w:sz w:val="32"/>
+          <w:cs/>
+          <w:lang w:bidi="th-TH"/>
+        </w:rPr>
+      </w:pPr>
+      <w:r>
+        <w:rPr>
+          <w:rFonts w:ascii="TH Sarabun New" w:hAnsi="TH Sarabun New" w:hint="cs"/>
+          <w:sz w:val="32"/>
+          <w:cs/>
+          <w:lang w:bidi="th-TH"/>
+        </w:rPr>
+        <w:t xml:space="preserve">รูปที่ </w:t>
+      </w:r>
+      <w:r>
+        <w:rPr>
+          <w:rFonts w:ascii="TH Sarabun New" w:hAnsi="TH Sarabun New" w:hint="cs"/>
+          <w:sz w:val="32"/>
+          <w:cs/>
+          <w:lang w:bidi="th-TH"/>
+        </w:rPr>
+        <w:t xml:space="preserve">3 </w:t>
+      </w:r>
+      <w:r>
+        <w:rPr>
+          <w:rFonts w:ascii="TH Sarabun New" w:hAnsi="TH Sarabun New"/>
+          <w:sz w:val="32"/>
+          <w:lang w:bidi="th-TH"/>
+        </w:rPr>
+        <w:t>Architecture Diagram</w:t>
+      </w:r>
+      <w:r>
+        <w:rPr>
+          <w:rFonts w:ascii="TH Sarabun New" w:hAnsi="TH Sarabun New"/>
+          <w:sz w:val="32"/>
+          <w:lang w:bidi="th-TH"/>
+        </w:rPr>
+        <w:t xml:space="preserve"> </w:t>
+      </w:r>
+      <w:r>
+        <w:rPr>
+          <w:rFonts w:ascii="TH Sarabun New" w:hAnsi="TH Sarabun New" w:hint="cs"/>
+          <w:sz w:val="32"/>
+          <w:cs/>
+          <w:lang w:bidi="th-TH"/>
+        </w:rPr>
+        <w:t>โดยรวมของเกม</w:t>
+      </w:r>
+    </w:p>
+    <w:p>
+      <w:pPr>
+        <w:rPr>
+          <w:rFonts w:ascii="TH Sarabun New" w:hAnsi="TH Sarabun New"/>
+          <w:color w:val="EE0000"/>
           <w:sz w:val="32"/>
           <w:lang w:bidi="th-TH"/>
         </w:rPr>
@@ -7918,6 +8443,7 @@
     </w:p>
     <w:p>
       <w:pPr>
+        <w:ind w:firstLine="709"/>
         <w:rPr>
           <w:rFonts w:ascii="TH Sarabun New" w:hAnsi="TH Sarabun New"/>
           <w:sz w:val="32"/>
@@ -8121,9 +8647,9 @@
           <w:lang w:bidi="th-TH"/>
         </w:rPr>
         <w:drawing>
-          <wp:inline distT="0" distB="0" distL="0" distR="0" wp14:anchorId="640D0A16" wp14:editId="10D7D265">
-            <wp:extent cx="5488122" cy="3062177"/>
-            <wp:effectExtent l="0" t="0" r="0" b="5080"/>
+          <wp:inline distT="0" distB="0" distL="0" distR="0" wp14:anchorId="640D0A16" wp14:editId="2C4FE8C3">
+            <wp:extent cx="5487670" cy="2647059"/>
+            <wp:effectExtent l="0" t="0" r="0" b="1270"/>
             <wp:docPr id="842488997" name="Picture 3"/>
             <wp:cNvGraphicFramePr>
               <a:graphicFrameLocks xmlns:a="http://schemas.openxmlformats.org/drawingml/2006/main" noChangeAspect="1"/>
@@ -8137,7 +8663,7 @@
                       <a:picLocks noChangeAspect="1" noChangeArrowheads="1"/>
                     </pic:cNvPicPr>
                   </pic:nvPicPr>
-                  <pic:blipFill>
+                  <pic:blipFill rotWithShape="1">
                     <a:blip r:embed="rId13" cstate="print">
                       <a:extLst>
                         <a:ext uri="{28A0092B-C50C-407E-A947-70E740481C1C}">
@@ -8145,7 +8671,7 @@
                         </a:ext>
                       </a:extLst>
                     </a:blip>
-                    <a:srcRect/>
+                    <a:srcRect t="13549"/>
                     <a:stretch>
                       <a:fillRect/>
                     </a:stretch>
@@ -8153,7 +8679,7 @@
                   <pic:spPr bwMode="auto">
                     <a:xfrm>
                       <a:off x="0" y="0"/>
-                      <a:ext cx="5490417" cy="3063458"/>
+                      <a:ext cx="5488122" cy="2647277"/>
                     </a:xfrm>
                     <a:prstGeom prst="rect">
                       <a:avLst/>
@@ -8162,6 +8688,11 @@
                     <a:ln>
                       <a:noFill/>
                     </a:ln>
+                    <a:extLst>
+                      <a:ext uri="{53640926-AAD7-44D8-BBD7-CCE9431645EC}">
+                        <a14:shadowObscured xmlns:a14="http://schemas.microsoft.com/office/drawing/2010/main"/>
+                      </a:ext>
+                    </a:extLst>
                   </pic:spPr>
                 </pic:pic>
               </a:graphicData>
@@ -8172,163 +8703,124 @@
     </w:p>
     <w:p>
       <w:pPr>
-        <w:rPr>
-          <w:rFonts w:ascii="TH Sarabun New" w:hAnsi="TH Sarabun New"/>
-          <w:sz w:val="32"/>
-          <w:lang w:bidi="th-TH"/>
-        </w:rPr>
-      </w:pPr>
-    </w:p>
-    <w:p>
-      <w:pPr>
-        <w:rPr>
-          <w:rFonts w:ascii="TH Sarabun New" w:hAnsi="TH Sarabun New"/>
-          <w:sz w:val="32"/>
-          <w:cs/>
-        </w:rPr>
-      </w:pPr>
-      <w:r>
-        <w:rPr>
-          <w:rFonts w:ascii="TH Sarabun New" w:hAnsi="TH Sarabun New"/>
-          <w:sz w:val="32"/>
-        </w:rPr>
-        <w:t>7.3 Technology stack</w:t>
-      </w:r>
-    </w:p>
-    <w:p>
-      <w:pPr>
-        <w:pStyle w:val="ListParagraph"/>
-        <w:numPr>
-          <w:ilvl w:val="0"/>
-          <w:numId w:val="71"/>
-        </w:numPr>
-        <w:rPr>
-          <w:rFonts w:ascii="TH Sarabun New" w:hAnsi="TH Sarabun New" w:cs="TH Sarabun New"/>
-          <w:sz w:val="32"/>
-          <w:szCs w:val="32"/>
-          <w:lang w:bidi="th-TH"/>
-        </w:rPr>
-      </w:pPr>
-      <w:r>
-        <w:rPr>
-          <w:rStyle w:val="StrongEmphasis"/>
-          <w:rFonts w:ascii="TH Sarabun New" w:hAnsi="TH Sarabun New" w:cs="TH Sarabun New"/>
-          <w:sz w:val="32"/>
-          <w:szCs w:val="32"/>
-          <w:cs/>
-          <w:lang w:bidi="th-TH"/>
-        </w:rPr>
-        <w:t xml:space="preserve">แพลตฟอร์ม </w:t>
-      </w:r>
-      <w:r>
-        <w:rPr>
-          <w:rStyle w:val="StrongEmphasis"/>
-          <w:rFonts w:ascii="TH Sarabun New" w:hAnsi="TH Sarabun New" w:cs="TH Sarabun New"/>
-          <w:sz w:val="32"/>
-          <w:szCs w:val="32"/>
-          <w:lang w:bidi="th-TH"/>
-        </w:rPr>
-        <w:t xml:space="preserve">Roblox </w:t>
-      </w:r>
-      <w:r>
-        <w:rPr>
-          <w:rStyle w:val="StrongEmphasis"/>
-          <w:rFonts w:ascii="TH Sarabun New" w:hAnsi="TH Sarabun New" w:cs="TH Sarabun New"/>
-          <w:sz w:val="32"/>
-          <w:szCs w:val="32"/>
-          <w:cs/>
-          <w:lang w:bidi="th-TH"/>
-        </w:rPr>
-        <w:t xml:space="preserve">และ </w:t>
-      </w:r>
-      <w:r>
-        <w:rPr>
-          <w:rStyle w:val="StrongEmphasis"/>
-          <w:rFonts w:ascii="TH Sarabun New" w:hAnsi="TH Sarabun New" w:cs="TH Sarabun New"/>
-          <w:sz w:val="32"/>
-          <w:szCs w:val="32"/>
-          <w:lang w:bidi="th-TH"/>
-        </w:rPr>
-        <w:t>Roblox Studio (Roblox Platform &amp; Engine)</w:t>
-      </w:r>
+        <w:jc w:val="center"/>
+        <w:rPr>
+          <w:rFonts w:ascii="TH Sarabun New" w:hAnsi="TH Sarabun New"/>
+          <w:noProof/>
+          <w:sz w:val="32"/>
+          <w:lang w:bidi="th-TH"/>
+        </w:rPr>
+      </w:pPr>
+      <w:r>
+        <w:rPr>
+          <w:rFonts w:ascii="TH Sarabun New" w:hAnsi="TH Sarabun New" w:hint="cs"/>
+          <w:sz w:val="32"/>
+          <w:cs/>
+          <w:lang w:bidi="th-TH"/>
+        </w:rPr>
+        <w:t xml:space="preserve">รูปที่ </w:t>
+      </w:r>
+      <w:r>
+        <w:rPr>
+          <w:rFonts w:ascii="TH Sarabun New" w:hAnsi="TH Sarabun New" w:hint="cs"/>
+          <w:sz w:val="32"/>
+          <w:cs/>
+          <w:lang w:bidi="th-TH"/>
+        </w:rPr>
+        <w:t>4</w:t>
+      </w:r>
+      <w:r>
+        <w:rPr>
+          <w:rFonts w:ascii="TH Sarabun New" w:hAnsi="TH Sarabun New" w:hint="cs"/>
+          <w:sz w:val="32"/>
+          <w:cs/>
+          <w:lang w:bidi="th-TH"/>
+        </w:rPr>
+        <w:t xml:space="preserve"> </w:t>
+      </w:r>
+      <w:r>
+        <w:rPr>
+          <w:rFonts w:ascii="TH Sarabun New" w:hAnsi="TH Sarabun New"/>
+          <w:sz w:val="32"/>
+          <w:lang w:bidi="th-TH"/>
+        </w:rPr>
+        <w:t xml:space="preserve">Diagram </w:t>
+      </w:r>
+      <w:r>
+        <w:rPr>
+          <w:rFonts w:ascii="TH Sarabun New" w:hAnsi="TH Sarabun New"/>
+          <w:sz w:val="32"/>
+          <w:cs/>
+          <w:lang w:bidi="th-TH"/>
+        </w:rPr>
+        <w:t xml:space="preserve">การคุยโต้ตอบระหว่าง </w:t>
+      </w:r>
+      <w:r>
+        <w:rPr>
+          <w:rFonts w:ascii="TH Sarabun New" w:hAnsi="TH Sarabun New"/>
+          <w:sz w:val="32"/>
+          <w:lang w:bidi="th-TH"/>
+        </w:rPr>
+        <w:t xml:space="preserve">NPC </w:t>
+      </w:r>
+      <w:r>
+        <w:rPr>
+          <w:rFonts w:ascii="TH Sarabun New" w:hAnsi="TH Sarabun New"/>
+          <w:sz w:val="32"/>
+          <w:cs/>
+          <w:lang w:bidi="th-TH"/>
+        </w:rPr>
+        <w:t xml:space="preserve">ที่ใช้ </w:t>
+      </w:r>
+      <w:r>
+        <w:rPr>
+          <w:rFonts w:ascii="TH Sarabun New" w:hAnsi="TH Sarabun New"/>
+          <w:sz w:val="32"/>
+          <w:lang w:bidi="th-TH"/>
+        </w:rPr>
+        <w:t>LLM</w:t>
+      </w:r>
+    </w:p>
+    <w:p>
+      <w:pPr>
+        <w:rPr>
+          <w:rFonts w:ascii="TH Sarabun New" w:hAnsi="TH Sarabun New"/>
+          <w:sz w:val="32"/>
+          <w:lang w:bidi="th-TH"/>
+        </w:rPr>
+      </w:pPr>
     </w:p>
     <w:p>
       <w:pPr>
         <w:pStyle w:val="ListParagraph"/>
         <w:numPr>
           <w:ilvl w:val="1"/>
-          <w:numId w:val="71"/>
+          <w:numId w:val="80"/>
         </w:numPr>
         <w:rPr>
-          <w:rFonts w:ascii="TH Sarabun New" w:hAnsi="TH Sarabun New" w:cs="TH Sarabun New"/>
-          <w:sz w:val="32"/>
-          <w:szCs w:val="32"/>
-          <w:lang w:bidi="th-TH"/>
-        </w:rPr>
-      </w:pPr>
-      <w:r>
-        <w:rPr>
-          <w:rFonts w:ascii="TH Sarabun New" w:hAnsi="TH Sarabun New" w:cs="TH Sarabun New"/>
-          <w:sz w:val="32"/>
-          <w:szCs w:val="32"/>
-          <w:cs/>
-          <w:lang w:bidi="th-TH"/>
-        </w:rPr>
-        <w:t xml:space="preserve">สถาปัตยกรรมของ </w:t>
-      </w:r>
-      <w:r>
-        <w:rPr>
-          <w:rFonts w:ascii="TH Sarabun New" w:hAnsi="TH Sarabun New" w:cs="TH Sarabun New"/>
-          <w:sz w:val="32"/>
-          <w:szCs w:val="32"/>
-          <w:lang w:bidi="th-TH"/>
-        </w:rPr>
-        <w:t>Roblox (Roblox Architecture)</w:t>
-      </w:r>
-    </w:p>
-    <w:p>
-      <w:pPr>
-        <w:ind w:firstLine="425"/>
-        <w:rPr>
-          <w:rFonts w:ascii="TH Sarabun New" w:hAnsi="TH Sarabun New"/>
-          <w:sz w:val="32"/>
-          <w:lang w:bidi="th-TH"/>
-        </w:rPr>
-      </w:pPr>
-      <w:r>
-        <w:rPr>
-          <w:rFonts w:ascii="TH Sarabun New" w:hAnsi="TH Sarabun New"/>
-          <w:sz w:val="32"/>
-          <w:lang w:bidi="th-TH"/>
-        </w:rPr>
-        <w:t xml:space="preserve">Roblox </w:t>
-      </w:r>
-      <w:r>
-        <w:rPr>
-          <w:rFonts w:ascii="TH Sarabun New" w:hAnsi="TH Sarabun New"/>
-          <w:sz w:val="32"/>
-          <w:cs/>
-          <w:lang w:bidi="th-TH"/>
-        </w:rPr>
-        <w:t xml:space="preserve">เป็นแพลตฟอร์มเกมออนไลน์แบบผู้เล่นหลายคนที่ทำงานภายใต้สถาปัตยกรรมแบบ </w:t>
-      </w:r>
-      <w:r>
-        <w:rPr>
-          <w:rFonts w:ascii="TH Sarabun New" w:hAnsi="TH Sarabun New"/>
-          <w:sz w:val="32"/>
-          <w:lang w:bidi="th-TH"/>
-        </w:rPr>
-        <w:t xml:space="preserve">Client-Server Model </w:t>
-      </w:r>
-      <w:r>
-        <w:rPr>
-          <w:rFonts w:ascii="TH Sarabun New" w:hAnsi="TH Sarabun New"/>
-          <w:sz w:val="32"/>
-          <w:cs/>
-          <w:lang w:bidi="th-TH"/>
-        </w:rPr>
-        <w:t xml:space="preserve">โดยตัวเกมถูกขับเคลื่อนด้วย </w:t>
-      </w:r>
+          <w:rFonts w:ascii="TH Sarabun New" w:hAnsi="TH Sarabun New"/>
+          <w:sz w:val="32"/>
+          <w:cs/>
+        </w:rPr>
+      </w:pPr>
+      <w:r>
+        <w:rPr>
+          <w:rFonts w:ascii="TH Sarabun New" w:hAnsi="TH Sarabun New"/>
+          <w:sz w:val="32"/>
+        </w:rPr>
+        <w:t>Technology stack</w:t>
+      </w:r>
+    </w:p>
+    <w:p>
+      <w:pPr>
+        <w:rPr>
+          <w:rFonts w:ascii="TH Sarabun New" w:hAnsi="TH Sarabun New"/>
+          <w:b/>
+          <w:bCs/>
+          <w:sz w:val="32"/>
+          <w:lang w:bidi="th-TH"/>
+        </w:rPr>
+      </w:pPr>
       <w:r>
         <w:rPr>
           <w:rStyle w:val="StrongEmphasis"/>
@@ -8336,6 +8828,156 @@
           <w:b w:val="0"/>
           <w:bCs w:val="0"/>
           <w:sz w:val="32"/>
+          <w:cs/>
+          <w:lang w:bidi="th-TH"/>
+        </w:rPr>
+        <w:t>1.</w:t>
+      </w:r>
+      <w:r>
+        <w:rPr>
+          <w:rStyle w:val="StrongEmphasis"/>
+          <w:rFonts w:ascii="TH Sarabun New" w:hAnsi="TH Sarabun New"/>
+          <w:b w:val="0"/>
+          <w:bCs w:val="0"/>
+          <w:sz w:val="32"/>
+          <w:cs/>
+          <w:lang w:bidi="th-TH"/>
+        </w:rPr>
+        <w:t xml:space="preserve"> </w:t>
+      </w:r>
+      <w:r>
+        <w:rPr>
+          <w:rStyle w:val="StrongEmphasis"/>
+          <w:rFonts w:ascii="TH Sarabun New" w:hAnsi="TH Sarabun New"/>
+          <w:b w:val="0"/>
+          <w:bCs w:val="0"/>
+          <w:sz w:val="32"/>
+          <w:cs/>
+          <w:lang w:bidi="th-TH"/>
+        </w:rPr>
+        <w:t xml:space="preserve">แพลตฟอร์ม </w:t>
+      </w:r>
+      <w:r>
+        <w:rPr>
+          <w:rStyle w:val="StrongEmphasis"/>
+          <w:rFonts w:ascii="TH Sarabun New" w:hAnsi="TH Sarabun New"/>
+          <w:b w:val="0"/>
+          <w:bCs w:val="0"/>
+          <w:sz w:val="32"/>
+          <w:lang w:bidi="th-TH"/>
+        </w:rPr>
+        <w:t xml:space="preserve">Roblox </w:t>
+      </w:r>
+      <w:r>
+        <w:rPr>
+          <w:rStyle w:val="StrongEmphasis"/>
+          <w:rFonts w:ascii="TH Sarabun New" w:hAnsi="TH Sarabun New"/>
+          <w:b w:val="0"/>
+          <w:bCs w:val="0"/>
+          <w:sz w:val="32"/>
+          <w:cs/>
+          <w:lang w:bidi="th-TH"/>
+        </w:rPr>
+        <w:t xml:space="preserve">และ </w:t>
+      </w:r>
+      <w:r>
+        <w:rPr>
+          <w:rStyle w:val="StrongEmphasis"/>
+          <w:rFonts w:ascii="TH Sarabun New" w:hAnsi="TH Sarabun New"/>
+          <w:b w:val="0"/>
+          <w:bCs w:val="0"/>
+          <w:sz w:val="32"/>
+          <w:lang w:bidi="th-TH"/>
+        </w:rPr>
+        <w:t>Roblox Studio (Roblox Platform &amp; Engine)</w:t>
+      </w:r>
+    </w:p>
+    <w:p>
+      <w:pPr>
+        <w:ind w:left="360"/>
+        <w:rPr>
+          <w:rFonts w:ascii="TH Sarabun New" w:hAnsi="TH Sarabun New"/>
+          <w:sz w:val="32"/>
+          <w:lang w:bidi="th-TH"/>
+        </w:rPr>
+      </w:pPr>
+      <w:r>
+        <w:rPr>
+          <w:rFonts w:ascii="TH Sarabun New" w:hAnsi="TH Sarabun New"/>
+          <w:sz w:val="32"/>
+          <w:cs/>
+          <w:lang w:bidi="th-TH"/>
+        </w:rPr>
+        <w:t xml:space="preserve">1.1 </w:t>
+      </w:r>
+      <w:r>
+        <w:rPr>
+          <w:rFonts w:ascii="TH Sarabun New" w:hAnsi="TH Sarabun New"/>
+          <w:sz w:val="32"/>
+          <w:cs/>
+          <w:lang w:bidi="th-TH"/>
+        </w:rPr>
+        <w:t xml:space="preserve">สถาปัตยกรรมของ </w:t>
+      </w:r>
+      <w:r>
+        <w:rPr>
+          <w:rFonts w:ascii="TH Sarabun New" w:hAnsi="TH Sarabun New"/>
+          <w:sz w:val="32"/>
+          <w:lang w:bidi="th-TH"/>
+        </w:rPr>
+        <w:t>Roblox (Roblox Architecture)</w:t>
+      </w:r>
+    </w:p>
+    <w:p>
+      <w:pPr>
+        <w:ind w:firstLine="425"/>
+        <w:rPr>
+          <w:rFonts w:ascii="TH Sarabun New" w:hAnsi="TH Sarabun New"/>
+          <w:sz w:val="32"/>
+          <w:lang w:bidi="th-TH"/>
+        </w:rPr>
+      </w:pPr>
+      <w:r>
+        <w:rPr>
+          <w:rFonts w:ascii="TH Sarabun New" w:hAnsi="TH Sarabun New"/>
+          <w:sz w:val="32"/>
+          <w:lang w:bidi="th-TH"/>
+        </w:rPr>
+        <w:t xml:space="preserve">Roblox </w:t>
+      </w:r>
+      <w:r>
+        <w:rPr>
+          <w:rFonts w:ascii="TH Sarabun New" w:hAnsi="TH Sarabun New"/>
+          <w:sz w:val="32"/>
+          <w:cs/>
+          <w:lang w:bidi="th-TH"/>
+        </w:rPr>
+        <w:t xml:space="preserve">เป็นแพลตฟอร์มเกมออนไลน์แบบผู้เล่นหลายคนที่ทำงานภายใต้สถาปัตยกรรมแบบ </w:t>
+      </w:r>
+      <w:r>
+        <w:rPr>
+          <w:rFonts w:ascii="TH Sarabun New" w:hAnsi="TH Sarabun New"/>
+          <w:sz w:val="32"/>
+          <w:lang w:bidi="th-TH"/>
+        </w:rPr>
+        <w:t xml:space="preserve">Client-Server Model </w:t>
+      </w:r>
+      <w:r>
+        <w:rPr>
+          <w:rFonts w:ascii="TH Sarabun New" w:hAnsi="TH Sarabun New"/>
+          <w:sz w:val="32"/>
+          <w:cs/>
+          <w:lang w:bidi="th-TH"/>
+        </w:rPr>
+        <w:t xml:space="preserve">โดยตัวเกมถูกขับเคลื่อนด้วย </w:t>
+      </w:r>
+      <w:r>
+        <w:rPr>
+          <w:rStyle w:val="StrongEmphasis"/>
+          <w:rFonts w:ascii="TH Sarabun New" w:hAnsi="TH Sarabun New"/>
+          <w:b w:val="0"/>
+          <w:bCs w:val="0"/>
+          <w:sz w:val="32"/>
           <w:lang w:bidi="th-TH"/>
         </w:rPr>
         <w:t>Roblox Engine</w:t>
@@ -8539,49 +9181,49 @@
     </w:p>
     <w:p>
       <w:pPr>
-        <w:pStyle w:val="ListParagraph"/>
-        <w:numPr>
-          <w:ilvl w:val="1"/>
-          <w:numId w:val="29"/>
-        </w:numPr>
-        <w:rPr>
-          <w:rFonts w:ascii="TH Sarabun New" w:hAnsi="TH Sarabun New" w:cs="TH Sarabun New"/>
-          <w:sz w:val="32"/>
-          <w:szCs w:val="32"/>
-          <w:lang w:bidi="th-TH"/>
-        </w:rPr>
-      </w:pPr>
-      <w:r>
-        <w:rPr>
-          <w:rFonts w:ascii="TH Sarabun New" w:hAnsi="TH Sarabun New" w:cs="TH Sarabun New"/>
-          <w:sz w:val="32"/>
-          <w:szCs w:val="32"/>
+        <w:ind w:left="360"/>
+        <w:rPr>
+          <w:rFonts w:ascii="TH Sarabun New" w:hAnsi="TH Sarabun New"/>
+          <w:sz w:val="32"/>
+          <w:lang w:bidi="th-TH"/>
+        </w:rPr>
+      </w:pPr>
+      <w:r>
+        <w:rPr>
+          <w:rFonts w:ascii="TH Sarabun New" w:hAnsi="TH Sarabun New"/>
+          <w:sz w:val="32"/>
+          <w:cs/>
+          <w:lang w:bidi="th-TH"/>
+        </w:rPr>
+        <w:t xml:space="preserve">1.2 </w:t>
+      </w:r>
+      <w:r>
+        <w:rPr>
+          <w:rFonts w:ascii="TH Sarabun New" w:hAnsi="TH Sarabun New"/>
+          <w:sz w:val="32"/>
           <w:cs/>
         </w:rPr>
         <w:t xml:space="preserve">การพัฒนาด้วย </w:t>
       </w:r>
       <w:r>
         <w:rPr>
-          <w:rFonts w:ascii="TH Sarabun New" w:hAnsi="TH Sarabun New" w:cs="TH Sarabun New"/>
-          <w:sz w:val="32"/>
-          <w:szCs w:val="32"/>
+          <w:rFonts w:ascii="TH Sarabun New" w:hAnsi="TH Sarabun New"/>
+          <w:sz w:val="32"/>
         </w:rPr>
         <w:t xml:space="preserve">Roblox Studio </w:t>
       </w:r>
       <w:r>
         <w:rPr>
-          <w:rFonts w:ascii="TH Sarabun New" w:hAnsi="TH Sarabun New" w:cs="TH Sarabun New"/>
-          <w:sz w:val="32"/>
-          <w:szCs w:val="32"/>
+          <w:rFonts w:ascii="TH Sarabun New" w:hAnsi="TH Sarabun New"/>
+          <w:sz w:val="32"/>
           <w:cs/>
         </w:rPr>
         <w:t xml:space="preserve">และภาษา </w:t>
       </w:r>
       <w:r>
         <w:rPr>
-          <w:rFonts w:ascii="TH Sarabun New" w:hAnsi="TH Sarabun New" w:cs="TH Sarabun New"/>
-          <w:sz w:val="32"/>
-          <w:szCs w:val="32"/>
+          <w:rFonts w:ascii="TH Sarabun New" w:hAnsi="TH Sarabun New"/>
+          <w:sz w:val="32"/>
         </w:rPr>
         <w:t>Luau</w:t>
       </w:r>
@@ -8762,18 +9404,45 @@
     <w:p>
       <w:pPr>
         <w:pStyle w:val="Textbody"/>
-        <w:numPr>
-          <w:ilvl w:val="0"/>
-          <w:numId w:val="29"/>
-        </w:numPr>
-        <w:rPr>
-          <w:rFonts w:ascii="TH Sarabun New" w:hAnsi="TH Sarabun New" w:cs="TH Sarabun New"/>
-          <w:sz w:val="32"/>
-          <w:szCs w:val="32"/>
-          <w:cs/>
-          <w:lang w:bidi="th-TH"/>
-        </w:rPr>
-      </w:pPr>
+        <w:ind w:firstLine="360"/>
+        <w:rPr>
+          <w:rFonts w:ascii="TH Sarabun New" w:hAnsi="TH Sarabun New" w:cs="TH Sarabun New"/>
+          <w:sz w:val="32"/>
+          <w:szCs w:val="32"/>
+          <w:lang w:bidi="th-TH"/>
+        </w:rPr>
+      </w:pPr>
+    </w:p>
+    <w:p>
+      <w:pPr>
+        <w:pStyle w:val="Textbody"/>
+        <w:rPr>
+          <w:rFonts w:ascii="TH Sarabun New" w:hAnsi="TH Sarabun New" w:cs="TH Sarabun New"/>
+          <w:sz w:val="32"/>
+          <w:szCs w:val="32"/>
+          <w:cs/>
+          <w:lang w:bidi="th-TH"/>
+        </w:rPr>
+      </w:pPr>
+      <w:r>
+        <w:rPr>
+          <w:rFonts w:ascii="TH Sarabun New" w:hAnsi="TH Sarabun New" w:cs="TH Sarabun New"/>
+          <w:sz w:val="32"/>
+          <w:szCs w:val="32"/>
+          <w:lang w:bidi="th-TH"/>
+        </w:rPr>
+        <w:lastRenderedPageBreak/>
+        <w:t>2.</w:t>
+      </w:r>
+      <w:r>
+        <w:rPr>
+          <w:rFonts w:ascii="TH Sarabun New" w:hAnsi="TH Sarabun New" w:cs="TH Sarabun New"/>
+          <w:sz w:val="32"/>
+          <w:szCs w:val="32"/>
+          <w:lang w:bidi="th-TH"/>
+        </w:rPr>
+        <w:t xml:space="preserve"> </w:t>
+      </w:r>
       <w:r>
         <w:rPr>
           <w:rFonts w:ascii="TH Sarabun New" w:hAnsi="TH Sarabun New" w:cs="TH Sarabun New"/>
@@ -8802,7 +9471,6 @@
           <w:cs/>
           <w:lang w:bidi="th-TH"/>
         </w:rPr>
-        <w:lastRenderedPageBreak/>
         <w:t>โมเดลภาษาขนาดใหญ่ (</w:t>
       </w:r>
       <w:r>
@@ -9510,6 +10178,7 @@
     <w:p>
       <w:pPr>
         <w:pStyle w:val="Textbody"/>
+        <w:ind w:firstLine="709"/>
         <w:rPr>
           <w:rFonts w:ascii="TH Sarabun New" w:hAnsi="TH Sarabun New" w:cs="TH Sarabun New"/>
           <w:sz w:val="32"/>
@@ -9549,20 +10218,13 @@
     <w:p>
       <w:pPr>
         <w:pStyle w:val="Textbody"/>
-        <w:rPr>
-          <w:rFonts w:ascii="TH Sarabun New" w:hAnsi="TH Sarabun New" w:cs="TH Sarabun New"/>
-          <w:sz w:val="32"/>
-          <w:szCs w:val="32"/>
-        </w:rPr>
-      </w:pPr>
-      <w:r>
-        <w:rPr>
-          <w:rFonts w:ascii="TH Sarabun New" w:hAnsi="TH Sarabun New" w:cs="TH Sarabun New"/>
-          <w:sz w:val="32"/>
-          <w:szCs w:val="32"/>
-        </w:rPr>
-        <w:t>2) Miro</w:t>
-      </w:r>
+        <w:ind w:firstLine="709"/>
+        <w:rPr>
+          <w:rFonts w:ascii="TH Sarabun New" w:hAnsi="TH Sarabun New" w:cs="TH Sarabun New"/>
+          <w:sz w:val="32"/>
+          <w:szCs w:val="32"/>
+        </w:rPr>
+      </w:pPr>
     </w:p>
     <w:p>
       <w:pPr>
@@ -9572,6 +10234,49 @@
           <w:rFonts w:ascii="TH Sarabun New" w:hAnsi="TH Sarabun New" w:cs="TH Sarabun New"/>
           <w:sz w:val="32"/>
           <w:szCs w:val="32"/>
+        </w:rPr>
+      </w:pPr>
+    </w:p>
+    <w:p>
+      <w:pPr>
+        <w:pStyle w:val="Textbody"/>
+        <w:ind w:firstLine="709"/>
+        <w:rPr>
+          <w:rFonts w:ascii="TH Sarabun New" w:hAnsi="TH Sarabun New" w:cs="TH Sarabun New"/>
+          <w:sz w:val="32"/>
+          <w:szCs w:val="32"/>
+        </w:rPr>
+      </w:pPr>
+    </w:p>
+    <w:p>
+      <w:pPr>
+        <w:pStyle w:val="Textbody"/>
+        <w:ind w:firstLine="709"/>
+        <w:rPr>
+          <w:rFonts w:ascii="TH Sarabun New" w:hAnsi="TH Sarabun New" w:cs="TH Sarabun New"/>
+          <w:sz w:val="32"/>
+          <w:szCs w:val="32"/>
+          <w:lang w:bidi="th-TH"/>
+        </w:rPr>
+      </w:pPr>
+      <w:r>
+        <w:rPr>
+          <w:rFonts w:ascii="TH Sarabun New" w:hAnsi="TH Sarabun New" w:cs="TH Sarabun New"/>
+          <w:sz w:val="32"/>
+          <w:szCs w:val="32"/>
+        </w:rPr>
+        <w:lastRenderedPageBreak/>
+        <w:t>2) Miro</w:t>
+      </w:r>
+    </w:p>
+    <w:p>
+      <w:pPr>
+        <w:pStyle w:val="Textbody"/>
+        <w:ind w:firstLine="709"/>
+        <w:rPr>
+          <w:rFonts w:ascii="TH Sarabun New" w:hAnsi="TH Sarabun New" w:cs="TH Sarabun New" w:hint="cs"/>
+          <w:sz w:val="32"/>
+          <w:szCs w:val="32"/>
           <w:cs/>
           <w:lang w:bidi="th-TH"/>
         </w:rPr>
@@ -9682,7 +10387,6 @@
           <w:rFonts w:ascii="TH Sarabun New" w:hAnsi="TH Sarabun New"/>
           <w:szCs w:val="32"/>
         </w:rPr>
-        <w:lastRenderedPageBreak/>
         <w:t>8</w:t>
       </w:r>
       <w:r>
@@ -17487,6 +18191,119 @@
     </w:lvl>
   </w:abstractNum>
   <w:abstractNum w:abstractNumId="3" w15:restartNumberingAfterBreak="0">
+    <w:nsid w:val="073A6647"/>
+    <w:multiLevelType w:val="hybridMultilevel"/>
+    <w:tmpl w:val="B98CD258"/>
+    <w:lvl w:ilvl="0" w:tplc="04090005">
+      <w:start w:val="1"/>
+      <w:numFmt w:val="bullet"/>
+      <w:lvlText w:val=""/>
+      <w:lvlJc w:val="left"/>
+      <w:pPr>
+        <w:ind w:left="720" w:hanging="360"/>
+      </w:pPr>
+      <w:rPr>
+        <w:rFonts w:ascii="Wingdings" w:hAnsi="Wingdings" w:hint="default"/>
+      </w:rPr>
+    </w:lvl>
+    <w:lvl w:ilvl="1" w:tplc="FFFFFFFF" w:tentative="1">
+      <w:start w:val="1"/>
+      <w:numFmt w:val="bullet"/>
+      <w:lvlText w:val="o"/>
+      <w:lvlJc w:val="left"/>
+      <w:pPr>
+        <w:ind w:left="1440" w:hanging="360"/>
+      </w:pPr>
+      <w:rPr>
+        <w:rFonts w:ascii="Courier New" w:hAnsi="Courier New" w:cs="Courier New" w:hint="default"/>
+      </w:rPr>
+    </w:lvl>
+    <w:lvl w:ilvl="2" w:tplc="FFFFFFFF" w:tentative="1">
+      <w:start w:val="1"/>
+      <w:numFmt w:val="bullet"/>
+      <w:lvlText w:val=""/>
+      <w:lvlJc w:val="left"/>
+      <w:pPr>
+        <w:ind w:left="2160" w:hanging="360"/>
+      </w:pPr>
+      <w:rPr>
+        <w:rFonts w:ascii="Wingdings" w:hAnsi="Wingdings" w:hint="default"/>
+      </w:rPr>
+    </w:lvl>
+    <w:lvl w:ilvl="3" w:tplc="FFFFFFFF" w:tentative="1">
+      <w:start w:val="1"/>
+      <w:numFmt w:val="bullet"/>
+      <w:lvlText w:val=""/>
+      <w:lvlJc w:val="left"/>
+      <w:pPr>
+        <w:ind w:left="2880" w:hanging="360"/>
+      </w:pPr>
+      <w:rPr>
+        <w:rFonts w:ascii="Symbol" w:hAnsi="Symbol" w:hint="default"/>
+      </w:rPr>
+    </w:lvl>
+    <w:lvl w:ilvl="4" w:tplc="FFFFFFFF" w:tentative="1">
+      <w:start w:val="1"/>
+      <w:numFmt w:val="bullet"/>
+      <w:lvlText w:val="o"/>
+      <w:lvlJc w:val="left"/>
+      <w:pPr>
+        <w:ind w:left="3600" w:hanging="360"/>
+      </w:pPr>
+      <w:rPr>
+        <w:rFonts w:ascii="Courier New" w:hAnsi="Courier New" w:cs="Courier New" w:hint="default"/>
+      </w:rPr>
+    </w:lvl>
+    <w:lvl w:ilvl="5" w:tplc="FFFFFFFF" w:tentative="1">
+      <w:start w:val="1"/>
+      <w:numFmt w:val="bullet"/>
+      <w:lvlText w:val=""/>
+      <w:lvlJc w:val="left"/>
+      <w:pPr>
+        <w:ind w:left="4320" w:hanging="360"/>
+      </w:pPr>
+      <w:rPr>
+        <w:rFonts w:ascii="Wingdings" w:hAnsi="Wingdings" w:hint="default"/>
+      </w:rPr>
+    </w:lvl>
+    <w:lvl w:ilvl="6" w:tplc="FFFFFFFF" w:tentative="1">
+      <w:start w:val="1"/>
+      <w:numFmt w:val="bullet"/>
+      <w:lvlText w:val=""/>
+      <w:lvlJc w:val="left"/>
+      <w:pPr>
+        <w:ind w:left="5040" w:hanging="360"/>
+      </w:pPr>
+      <w:rPr>
+        <w:rFonts w:ascii="Symbol" w:hAnsi="Symbol" w:hint="default"/>
+      </w:rPr>
+    </w:lvl>
+    <w:lvl w:ilvl="7" w:tplc="FFFFFFFF" w:tentative="1">
+      <w:start w:val="1"/>
+      <w:numFmt w:val="bullet"/>
+      <w:lvlText w:val="o"/>
+      <w:lvlJc w:val="left"/>
+      <w:pPr>
+        <w:ind w:left="5760" w:hanging="360"/>
+      </w:pPr>
+      <w:rPr>
+        <w:rFonts w:ascii="Courier New" w:hAnsi="Courier New" w:cs="Courier New" w:hint="default"/>
+      </w:rPr>
+    </w:lvl>
+    <w:lvl w:ilvl="8" w:tplc="FFFFFFFF" w:tentative="1">
+      <w:start w:val="1"/>
+      <w:numFmt w:val="bullet"/>
+      <w:lvlText w:val=""/>
+      <w:lvlJc w:val="left"/>
+      <w:pPr>
+        <w:ind w:left="6480" w:hanging="360"/>
+      </w:pPr>
+      <w:rPr>
+        <w:rFonts w:ascii="Wingdings" w:hAnsi="Wingdings" w:hint="default"/>
+      </w:rPr>
+    </w:lvl>
+  </w:abstractNum>
+  <w:abstractNum w:abstractNumId="4" w15:restartNumberingAfterBreak="0">
     <w:nsid w:val="09C44AB4"/>
     <w:multiLevelType w:val="multilevel"/>
     <w:tmpl w:val="7F94F410"/>
@@ -17572,7 +18389,7 @@
       </w:pPr>
     </w:lvl>
   </w:abstractNum>
-  <w:abstractNum w:abstractNumId="4" w15:restartNumberingAfterBreak="0">
+  <w:abstractNum w:abstractNumId="5" w15:restartNumberingAfterBreak="0">
     <w:nsid w:val="0A371FC2"/>
     <w:multiLevelType w:val="multilevel"/>
     <w:tmpl w:val="1E06404A"/>
@@ -17703,7 +18520,7 @@
       </w:rPr>
     </w:lvl>
   </w:abstractNum>
-  <w:abstractNum w:abstractNumId="5" w15:restartNumberingAfterBreak="0">
+  <w:abstractNum w:abstractNumId="6" w15:restartNumberingAfterBreak="0">
     <w:nsid w:val="0B3F0FB0"/>
     <w:multiLevelType w:val="multilevel"/>
     <w:tmpl w:val="304AEF4A"/>
@@ -17807,7 +18624,7 @@
       </w:rPr>
     </w:lvl>
   </w:abstractNum>
-  <w:abstractNum w:abstractNumId="6" w15:restartNumberingAfterBreak="0">
+  <w:abstractNum w:abstractNumId="7" w15:restartNumberingAfterBreak="0">
     <w:nsid w:val="0B934201"/>
     <w:multiLevelType w:val="hybridMultilevel"/>
     <w:tmpl w:val="E1F048FC"/>
@@ -17920,7 +18737,7 @@
       </w:rPr>
     </w:lvl>
   </w:abstractNum>
-  <w:abstractNum w:abstractNumId="7" w15:restartNumberingAfterBreak="0">
+  <w:abstractNum w:abstractNumId="8" w15:restartNumberingAfterBreak="0">
     <w:nsid w:val="0CCA5622"/>
     <w:multiLevelType w:val="hybridMultilevel"/>
     <w:tmpl w:val="1BB4425C"/>
@@ -18033,7 +18850,7 @@
       </w:rPr>
     </w:lvl>
   </w:abstractNum>
-  <w:abstractNum w:abstractNumId="8" w15:restartNumberingAfterBreak="0">
+  <w:abstractNum w:abstractNumId="9" w15:restartNumberingAfterBreak="0">
     <w:nsid w:val="0FBF4C8F"/>
     <w:multiLevelType w:val="hybridMultilevel"/>
     <w:tmpl w:val="CB5AB5F6"/>
@@ -18146,7 +18963,120 @@
       </w:rPr>
     </w:lvl>
   </w:abstractNum>
-  <w:abstractNum w:abstractNumId="9" w15:restartNumberingAfterBreak="0">
+  <w:abstractNum w:abstractNumId="10" w15:restartNumberingAfterBreak="0">
+    <w:nsid w:val="14C16BF2"/>
+    <w:multiLevelType w:val="hybridMultilevel"/>
+    <w:tmpl w:val="E3806056"/>
+    <w:lvl w:ilvl="0" w:tplc="04090001">
+      <w:start w:val="1"/>
+      <w:numFmt w:val="bullet"/>
+      <w:lvlText w:val=""/>
+      <w:lvlJc w:val="left"/>
+      <w:pPr>
+        <w:ind w:left="720" w:hanging="360"/>
+      </w:pPr>
+      <w:rPr>
+        <w:rFonts w:ascii="Symbol" w:hAnsi="Symbol" w:hint="default"/>
+      </w:rPr>
+    </w:lvl>
+    <w:lvl w:ilvl="1" w:tplc="04090003" w:tentative="1">
+      <w:start w:val="1"/>
+      <w:numFmt w:val="bullet"/>
+      <w:lvlText w:val="o"/>
+      <w:lvlJc w:val="left"/>
+      <w:pPr>
+        <w:ind w:left="1440" w:hanging="360"/>
+      </w:pPr>
+      <w:rPr>
+        <w:rFonts w:ascii="Courier New" w:hAnsi="Courier New" w:cs="Courier New" w:hint="default"/>
+      </w:rPr>
+    </w:lvl>
+    <w:lvl w:ilvl="2" w:tplc="04090005" w:tentative="1">
+      <w:start w:val="1"/>
+      <w:numFmt w:val="bullet"/>
+      <w:lvlText w:val=""/>
+      <w:lvlJc w:val="left"/>
+      <w:pPr>
+        <w:ind w:left="2160" w:hanging="360"/>
+      </w:pPr>
+      <w:rPr>
+        <w:rFonts w:ascii="Wingdings" w:hAnsi="Wingdings" w:hint="default"/>
+      </w:rPr>
+    </w:lvl>
+    <w:lvl w:ilvl="3" w:tplc="04090001" w:tentative="1">
+      <w:start w:val="1"/>
+      <w:numFmt w:val="bullet"/>
+      <w:lvlText w:val=""/>
+      <w:lvlJc w:val="left"/>
+      <w:pPr>
+        <w:ind w:left="2880" w:hanging="360"/>
+      </w:pPr>
+      <w:rPr>
+        <w:rFonts w:ascii="Symbol" w:hAnsi="Symbol" w:hint="default"/>
+      </w:rPr>
+    </w:lvl>
+    <w:lvl w:ilvl="4" w:tplc="04090003" w:tentative="1">
+      <w:start w:val="1"/>
+      <w:numFmt w:val="bullet"/>
+      <w:lvlText w:val="o"/>
+      <w:lvlJc w:val="left"/>
+      <w:pPr>
+        <w:ind w:left="3600" w:hanging="360"/>
+      </w:pPr>
+      <w:rPr>
+        <w:rFonts w:ascii="Courier New" w:hAnsi="Courier New" w:cs="Courier New" w:hint="default"/>
+      </w:rPr>
+    </w:lvl>
+    <w:lvl w:ilvl="5" w:tplc="04090005" w:tentative="1">
+      <w:start w:val="1"/>
+      <w:numFmt w:val="bullet"/>
+      <w:lvlText w:val=""/>
+      <w:lvlJc w:val="left"/>
+      <w:pPr>
+        <w:ind w:left="4320" w:hanging="360"/>
+      </w:pPr>
+      <w:rPr>
+        <w:rFonts w:ascii="Wingdings" w:hAnsi="Wingdings" w:hint="default"/>
+      </w:rPr>
+    </w:lvl>
+    <w:lvl w:ilvl="6" w:tplc="04090001" w:tentative="1">
+      <w:start w:val="1"/>
+      <w:numFmt w:val="bullet"/>
+      <w:lvlText w:val=""/>
+      <w:lvlJc w:val="left"/>
+      <w:pPr>
+        <w:ind w:left="5040" w:hanging="360"/>
+      </w:pPr>
+      <w:rPr>
+        <w:rFonts w:ascii="Symbol" w:hAnsi="Symbol" w:hint="default"/>
+      </w:rPr>
+    </w:lvl>
+    <w:lvl w:ilvl="7" w:tplc="04090003" w:tentative="1">
+      <w:start w:val="1"/>
+      <w:numFmt w:val="bullet"/>
+      <w:lvlText w:val="o"/>
+      <w:lvlJc w:val="left"/>
+      <w:pPr>
+        <w:ind w:left="5760" w:hanging="360"/>
+      </w:pPr>
+      <w:rPr>
+        <w:rFonts w:ascii="Courier New" w:hAnsi="Courier New" w:cs="Courier New" w:hint="default"/>
+      </w:rPr>
+    </w:lvl>
+    <w:lvl w:ilvl="8" w:tplc="04090005" w:tentative="1">
+      <w:start w:val="1"/>
+      <w:numFmt w:val="bullet"/>
+      <w:lvlText w:val=""/>
+      <w:lvlJc w:val="left"/>
+      <w:pPr>
+        <w:ind w:left="6480" w:hanging="360"/>
+      </w:pPr>
+      <w:rPr>
+        <w:rFonts w:ascii="Wingdings" w:hAnsi="Wingdings" w:hint="default"/>
+      </w:rPr>
+    </w:lvl>
+  </w:abstractNum>
+  <w:abstractNum w:abstractNumId="11" w15:restartNumberingAfterBreak="0">
     <w:nsid w:val="15FD3917"/>
     <w:multiLevelType w:val="multilevel"/>
     <w:tmpl w:val="0409001F"/>
@@ -18232,7 +19162,7 @@
       </w:pPr>
     </w:lvl>
   </w:abstractNum>
-  <w:abstractNum w:abstractNumId="10" w15:restartNumberingAfterBreak="0">
+  <w:abstractNum w:abstractNumId="12" w15:restartNumberingAfterBreak="0">
     <w:nsid w:val="176409DF"/>
     <w:multiLevelType w:val="multilevel"/>
     <w:tmpl w:val="B9AC6F22"/>
@@ -18381,7 +19311,7 @@
       </w:rPr>
     </w:lvl>
   </w:abstractNum>
-  <w:abstractNum w:abstractNumId="11" w15:restartNumberingAfterBreak="0">
+  <w:abstractNum w:abstractNumId="13" w15:restartNumberingAfterBreak="0">
     <w:nsid w:val="17F538B3"/>
     <w:multiLevelType w:val="hybridMultilevel"/>
     <w:tmpl w:val="64F2FEE8"/>
@@ -18471,7 +19401,7 @@
       </w:pPr>
     </w:lvl>
   </w:abstractNum>
-  <w:abstractNum w:abstractNumId="12" w15:restartNumberingAfterBreak="0">
+  <w:abstractNum w:abstractNumId="14" w15:restartNumberingAfterBreak="0">
     <w:nsid w:val="1AAD0E25"/>
     <w:multiLevelType w:val="hybridMultilevel"/>
     <w:tmpl w:val="9AB69FBA"/>
@@ -18584,7 +19514,7 @@
       </w:rPr>
     </w:lvl>
   </w:abstractNum>
-  <w:abstractNum w:abstractNumId="13" w15:restartNumberingAfterBreak="0">
+  <w:abstractNum w:abstractNumId="15" w15:restartNumberingAfterBreak="0">
     <w:nsid w:val="1E456D9F"/>
     <w:multiLevelType w:val="hybridMultilevel"/>
     <w:tmpl w:val="6E72A172"/>
@@ -18697,7 +19627,7 @@
       </w:rPr>
     </w:lvl>
   </w:abstractNum>
-  <w:abstractNum w:abstractNumId="14" w15:restartNumberingAfterBreak="0">
+  <w:abstractNum w:abstractNumId="16" w15:restartNumberingAfterBreak="0">
     <w:nsid w:val="1FB46DE6"/>
     <w:multiLevelType w:val="multilevel"/>
     <w:tmpl w:val="CC3A8826"/>
@@ -18783,7 +19713,7 @@
       </w:pPr>
     </w:lvl>
   </w:abstractNum>
-  <w:abstractNum w:abstractNumId="15" w15:restartNumberingAfterBreak="0">
+  <w:abstractNum w:abstractNumId="17" w15:restartNumberingAfterBreak="0">
     <w:nsid w:val="20B45AD5"/>
     <w:multiLevelType w:val="multilevel"/>
     <w:tmpl w:val="CDB2CA6A"/>
@@ -18876,7 +19806,7 @@
       </w:pPr>
     </w:lvl>
   </w:abstractNum>
-  <w:abstractNum w:abstractNumId="16" w15:restartNumberingAfterBreak="0">
+  <w:abstractNum w:abstractNumId="18" w15:restartNumberingAfterBreak="0">
     <w:nsid w:val="20EF365F"/>
     <w:multiLevelType w:val="multilevel"/>
     <w:tmpl w:val="39142460"/>
@@ -18989,7 +19919,7 @@
       </w:pPr>
     </w:lvl>
   </w:abstractNum>
-  <w:abstractNum w:abstractNumId="17" w15:restartNumberingAfterBreak="0">
+  <w:abstractNum w:abstractNumId="19" w15:restartNumberingAfterBreak="0">
     <w:nsid w:val="23023746"/>
     <w:multiLevelType w:val="multilevel"/>
     <w:tmpl w:val="0409001F"/>
@@ -19075,7 +20005,7 @@
       </w:pPr>
     </w:lvl>
   </w:abstractNum>
-  <w:abstractNum w:abstractNumId="18" w15:restartNumberingAfterBreak="0">
+  <w:abstractNum w:abstractNumId="20" w15:restartNumberingAfterBreak="0">
     <w:nsid w:val="234424F9"/>
     <w:multiLevelType w:val="multilevel"/>
     <w:tmpl w:val="2BC22210"/>
@@ -19224,7 +20154,7 @@
       </w:rPr>
     </w:lvl>
   </w:abstractNum>
-  <w:abstractNum w:abstractNumId="19" w15:restartNumberingAfterBreak="0">
+  <w:abstractNum w:abstractNumId="21" w15:restartNumberingAfterBreak="0">
     <w:nsid w:val="26ED1769"/>
     <w:multiLevelType w:val="multilevel"/>
     <w:tmpl w:val="B4745144"/>
@@ -19373,7 +20303,7 @@
       </w:rPr>
     </w:lvl>
   </w:abstractNum>
-  <w:abstractNum w:abstractNumId="20" w15:restartNumberingAfterBreak="0">
+  <w:abstractNum w:abstractNumId="22" w15:restartNumberingAfterBreak="0">
     <w:nsid w:val="27884819"/>
     <w:multiLevelType w:val="multilevel"/>
     <w:tmpl w:val="0409001F"/>
@@ -19459,7 +20389,7 @@
       </w:pPr>
     </w:lvl>
   </w:abstractNum>
-  <w:abstractNum w:abstractNumId="21" w15:restartNumberingAfterBreak="0">
+  <w:abstractNum w:abstractNumId="23" w15:restartNumberingAfterBreak="0">
     <w:nsid w:val="2880794F"/>
     <w:multiLevelType w:val="hybridMultilevel"/>
     <w:tmpl w:val="40D8EE7A"/>
@@ -19572,7 +20502,7 @@
       </w:rPr>
     </w:lvl>
   </w:abstractNum>
-  <w:abstractNum w:abstractNumId="22" w15:restartNumberingAfterBreak="0">
+  <w:abstractNum w:abstractNumId="24" w15:restartNumberingAfterBreak="0">
     <w:nsid w:val="298929EB"/>
     <w:multiLevelType w:val="multilevel"/>
     <w:tmpl w:val="95DA33F2"/>
@@ -19685,7 +20615,7 @@
       </w:pPr>
     </w:lvl>
   </w:abstractNum>
-  <w:abstractNum w:abstractNumId="23" w15:restartNumberingAfterBreak="0">
+  <w:abstractNum w:abstractNumId="25" w15:restartNumberingAfterBreak="0">
     <w:nsid w:val="29AB4F00"/>
     <w:multiLevelType w:val="hybridMultilevel"/>
     <w:tmpl w:val="0B6817C2"/>
@@ -19798,7 +20728,7 @@
       </w:rPr>
     </w:lvl>
   </w:abstractNum>
-  <w:abstractNum w:abstractNumId="24" w15:restartNumberingAfterBreak="0">
+  <w:abstractNum w:abstractNumId="26" w15:restartNumberingAfterBreak="0">
     <w:nsid w:val="2BD12AE9"/>
     <w:multiLevelType w:val="hybridMultilevel"/>
     <w:tmpl w:val="E6AE5362"/>
@@ -19884,7 +20814,7 @@
       </w:pPr>
     </w:lvl>
   </w:abstractNum>
-  <w:abstractNum w:abstractNumId="25" w15:restartNumberingAfterBreak="0">
+  <w:abstractNum w:abstractNumId="27" w15:restartNumberingAfterBreak="0">
     <w:nsid w:val="2D8755DB"/>
     <w:multiLevelType w:val="hybridMultilevel"/>
     <w:tmpl w:val="ED7A077E"/>
@@ -19970,7 +20900,7 @@
       </w:pPr>
     </w:lvl>
   </w:abstractNum>
-  <w:abstractNum w:abstractNumId="26" w15:restartNumberingAfterBreak="0">
+  <w:abstractNum w:abstractNumId="28" w15:restartNumberingAfterBreak="0">
     <w:nsid w:val="2F824D03"/>
     <w:multiLevelType w:val="hybridMultilevel"/>
     <w:tmpl w:val="806AF124"/>
@@ -20083,7 +21013,7 @@
       </w:rPr>
     </w:lvl>
   </w:abstractNum>
-  <w:abstractNum w:abstractNumId="27" w15:restartNumberingAfterBreak="0">
+  <w:abstractNum w:abstractNumId="29" w15:restartNumberingAfterBreak="0">
     <w:nsid w:val="2FB3163D"/>
     <w:multiLevelType w:val="multilevel"/>
     <w:tmpl w:val="90B4D752"/>
@@ -20200,7 +21130,7 @@
       </w:pPr>
     </w:lvl>
   </w:abstractNum>
-  <w:abstractNum w:abstractNumId="28" w15:restartNumberingAfterBreak="0">
+  <w:abstractNum w:abstractNumId="30" w15:restartNumberingAfterBreak="0">
     <w:nsid w:val="32FB7955"/>
     <w:multiLevelType w:val="multilevel"/>
     <w:tmpl w:val="066255C6"/>
@@ -20304,7 +21234,7 @@
       </w:rPr>
     </w:lvl>
   </w:abstractNum>
-  <w:abstractNum w:abstractNumId="29" w15:restartNumberingAfterBreak="0">
+  <w:abstractNum w:abstractNumId="31" w15:restartNumberingAfterBreak="0">
     <w:nsid w:val="35401FC6"/>
     <w:multiLevelType w:val="multilevel"/>
     <w:tmpl w:val="0409001F"/>
@@ -20390,7 +21320,7 @@
       </w:pPr>
     </w:lvl>
   </w:abstractNum>
-  <w:abstractNum w:abstractNumId="30" w15:restartNumberingAfterBreak="0">
+  <w:abstractNum w:abstractNumId="32" w15:restartNumberingAfterBreak="0">
     <w:nsid w:val="3667487C"/>
     <w:multiLevelType w:val="hybridMultilevel"/>
     <w:tmpl w:val="64F2FEE8"/>
@@ -20480,7 +21410,7 @@
       </w:pPr>
     </w:lvl>
   </w:abstractNum>
-  <w:abstractNum w:abstractNumId="31" w15:restartNumberingAfterBreak="0">
+  <w:abstractNum w:abstractNumId="33" w15:restartNumberingAfterBreak="0">
     <w:nsid w:val="36982CA4"/>
     <w:multiLevelType w:val="hybridMultilevel"/>
     <w:tmpl w:val="B33CBADA"/>
@@ -20566,7 +21496,7 @@
       </w:pPr>
     </w:lvl>
   </w:abstractNum>
-  <w:abstractNum w:abstractNumId="32" w15:restartNumberingAfterBreak="0">
+  <w:abstractNum w:abstractNumId="34" w15:restartNumberingAfterBreak="0">
     <w:nsid w:val="36E06948"/>
     <w:multiLevelType w:val="multilevel"/>
     <w:tmpl w:val="0409001F"/>
@@ -20652,7 +21582,7 @@
       </w:pPr>
     </w:lvl>
   </w:abstractNum>
-  <w:abstractNum w:abstractNumId="33" w15:restartNumberingAfterBreak="0">
+  <w:abstractNum w:abstractNumId="35" w15:restartNumberingAfterBreak="0">
     <w:nsid w:val="388057C1"/>
     <w:multiLevelType w:val="multilevel"/>
     <w:tmpl w:val="8DEAED26"/>
@@ -20756,7 +21686,7 @@
       </w:rPr>
     </w:lvl>
   </w:abstractNum>
-  <w:abstractNum w:abstractNumId="34" w15:restartNumberingAfterBreak="0">
+  <w:abstractNum w:abstractNumId="36" w15:restartNumberingAfterBreak="0">
     <w:nsid w:val="39AE169D"/>
     <w:multiLevelType w:val="hybridMultilevel"/>
     <w:tmpl w:val="64F2FEE8"/>
@@ -20846,7 +21776,7 @@
       </w:pPr>
     </w:lvl>
   </w:abstractNum>
-  <w:abstractNum w:abstractNumId="35" w15:restartNumberingAfterBreak="0">
+  <w:abstractNum w:abstractNumId="37" w15:restartNumberingAfterBreak="0">
     <w:nsid w:val="39D72057"/>
     <w:multiLevelType w:val="multilevel"/>
     <w:tmpl w:val="C9F666E6"/>
@@ -20959,7 +21889,7 @@
       </w:pPr>
     </w:lvl>
   </w:abstractNum>
-  <w:abstractNum w:abstractNumId="36" w15:restartNumberingAfterBreak="0">
+  <w:abstractNum w:abstractNumId="38" w15:restartNumberingAfterBreak="0">
     <w:nsid w:val="3B172D3A"/>
     <w:multiLevelType w:val="multilevel"/>
     <w:tmpl w:val="1A4891FC"/>
@@ -21049,7 +21979,156 @@
       </w:pPr>
     </w:lvl>
   </w:abstractNum>
-  <w:abstractNum w:abstractNumId="37" w15:restartNumberingAfterBreak="0">
+  <w:abstractNum w:abstractNumId="39" w15:restartNumberingAfterBreak="0">
+    <w:nsid w:val="3B4B6CBF"/>
+    <w:multiLevelType w:val="multilevel"/>
+    <w:tmpl w:val="72B64E8C"/>
+    <w:lvl w:ilvl="0">
+      <w:start w:val="1"/>
+      <w:numFmt w:val="bullet"/>
+      <w:lvlText w:val=""/>
+      <w:lvlJc w:val="left"/>
+      <w:pPr>
+        <w:tabs>
+          <w:tab w:val="num" w:pos="720"/>
+        </w:tabs>
+        <w:ind w:left="720" w:hanging="360"/>
+      </w:pPr>
+      <w:rPr>
+        <w:rFonts w:ascii="Symbol" w:hAnsi="Symbol" w:hint="default"/>
+        <w:sz w:val="20"/>
+      </w:rPr>
+    </w:lvl>
+    <w:lvl w:ilvl="1" w:tentative="1">
+      <w:start w:val="1"/>
+      <w:numFmt w:val="bullet"/>
+      <w:lvlText w:val=""/>
+      <w:lvlJc w:val="left"/>
+      <w:pPr>
+        <w:tabs>
+          <w:tab w:val="num" w:pos="1440"/>
+        </w:tabs>
+        <w:ind w:left="1440" w:hanging="360"/>
+      </w:pPr>
+      <w:rPr>
+        <w:rFonts w:ascii="Symbol" w:hAnsi="Symbol" w:hint="default"/>
+        <w:sz w:val="20"/>
+      </w:rPr>
+    </w:lvl>
+    <w:lvl w:ilvl="2" w:tentative="1">
+      <w:start w:val="1"/>
+      <w:numFmt w:val="bullet"/>
+      <w:lvlText w:val=""/>
+      <w:lvlJc w:val="left"/>
+      <w:pPr>
+        <w:tabs>
+          <w:tab w:val="num" w:pos="2160"/>
+        </w:tabs>
+        <w:ind w:left="2160" w:hanging="360"/>
+      </w:pPr>
+      <w:rPr>
+        <w:rFonts w:ascii="Symbol" w:hAnsi="Symbol" w:hint="default"/>
+        <w:sz w:val="20"/>
+      </w:rPr>
+    </w:lvl>
+    <w:lvl w:ilvl="3" w:tentative="1">
+      <w:start w:val="1"/>
+      <w:numFmt w:val="bullet"/>
+      <w:lvlText w:val=""/>
+      <w:lvlJc w:val="left"/>
+      <w:pPr>
+        <w:tabs>
+          <w:tab w:val="num" w:pos="2880"/>
+        </w:tabs>
+        <w:ind w:left="2880" w:hanging="360"/>
+      </w:pPr>
+      <w:rPr>
+        <w:rFonts w:ascii="Symbol" w:hAnsi="Symbol" w:hint="default"/>
+        <w:sz w:val="20"/>
+      </w:rPr>
+    </w:lvl>
+    <w:lvl w:ilvl="4" w:tentative="1">
+      <w:start w:val="1"/>
+      <w:numFmt w:val="bullet"/>
+      <w:lvlText w:val=""/>
+      <w:lvlJc w:val="left"/>
+      <w:pPr>
+        <w:tabs>
+          <w:tab w:val="num" w:pos="3600"/>
+        </w:tabs>
+        <w:ind w:left="3600" w:hanging="360"/>
+      </w:pPr>
+      <w:rPr>
+        <w:rFonts w:ascii="Symbol" w:hAnsi="Symbol" w:hint="default"/>
+        <w:sz w:val="20"/>
+      </w:rPr>
+    </w:lvl>
+    <w:lvl w:ilvl="5" w:tentative="1">
+      <w:start w:val="1"/>
+      <w:numFmt w:val="bullet"/>
+      <w:lvlText w:val=""/>
+      <w:lvlJc w:val="left"/>
+      <w:pPr>
+        <w:tabs>
+          <w:tab w:val="num" w:pos="4320"/>
+        </w:tabs>
+        <w:ind w:left="4320" w:hanging="360"/>
+      </w:pPr>
+      <w:rPr>
+        <w:rFonts w:ascii="Symbol" w:hAnsi="Symbol" w:hint="default"/>
+        <w:sz w:val="20"/>
+      </w:rPr>
+    </w:lvl>
+    <w:lvl w:ilvl="6" w:tentative="1">
+      <w:start w:val="1"/>
+      <w:numFmt w:val="bullet"/>
+      <w:lvlText w:val=""/>
+      <w:lvlJc w:val="left"/>
+      <w:pPr>
+        <w:tabs>
+          <w:tab w:val="num" w:pos="5040"/>
+        </w:tabs>
+        <w:ind w:left="5040" w:hanging="360"/>
+      </w:pPr>
+      <w:rPr>
+        <w:rFonts w:ascii="Symbol" w:hAnsi="Symbol" w:hint="default"/>
+        <w:sz w:val="20"/>
+      </w:rPr>
+    </w:lvl>
+    <w:lvl w:ilvl="7" w:tentative="1">
+      <w:start w:val="1"/>
+      <w:numFmt w:val="bullet"/>
+      <w:lvlText w:val=""/>
+      <w:lvlJc w:val="left"/>
+      <w:pPr>
+        <w:tabs>
+          <w:tab w:val="num" w:pos="5760"/>
+        </w:tabs>
+        <w:ind w:left="5760" w:hanging="360"/>
+      </w:pPr>
+      <w:rPr>
+        <w:rFonts w:ascii="Symbol" w:hAnsi="Symbol" w:hint="default"/>
+        <w:sz w:val="20"/>
+      </w:rPr>
+    </w:lvl>
+    <w:lvl w:ilvl="8" w:tentative="1">
+      <w:start w:val="1"/>
+      <w:numFmt w:val="bullet"/>
+      <w:lvlText w:val=""/>
+      <w:lvlJc w:val="left"/>
+      <w:pPr>
+        <w:tabs>
+          <w:tab w:val="num" w:pos="6480"/>
+        </w:tabs>
+        <w:ind w:left="6480" w:hanging="360"/>
+      </w:pPr>
+      <w:rPr>
+        <w:rFonts w:ascii="Symbol" w:hAnsi="Symbol" w:hint="default"/>
+        <w:sz w:val="20"/>
+      </w:rPr>
+    </w:lvl>
+  </w:abstractNum>
+  <w:abstractNum w:abstractNumId="40" w15:restartNumberingAfterBreak="0">
     <w:nsid w:val="3D022CC7"/>
     <w:multiLevelType w:val="hybridMultilevel"/>
     <w:tmpl w:val="182CBEE0"/>
@@ -21162,7 +22241,7 @@
       </w:rPr>
     </w:lvl>
   </w:abstractNum>
-  <w:abstractNum w:abstractNumId="38" w15:restartNumberingAfterBreak="0">
+  <w:abstractNum w:abstractNumId="41" w15:restartNumberingAfterBreak="0">
     <w:nsid w:val="3D825932"/>
     <w:multiLevelType w:val="hybridMultilevel"/>
     <w:tmpl w:val="1524447A"/>
@@ -21248,7 +22327,7 @@
       </w:pPr>
     </w:lvl>
   </w:abstractNum>
-  <w:abstractNum w:abstractNumId="39" w15:restartNumberingAfterBreak="0">
+  <w:abstractNum w:abstractNumId="42" w15:restartNumberingAfterBreak="0">
     <w:nsid w:val="3F6535F5"/>
     <w:multiLevelType w:val="hybridMultilevel"/>
     <w:tmpl w:val="80281132"/>
@@ -21334,7 +22413,7 @@
       </w:pPr>
     </w:lvl>
   </w:abstractNum>
-  <w:abstractNum w:abstractNumId="40" w15:restartNumberingAfterBreak="0">
+  <w:abstractNum w:abstractNumId="43" w15:restartNumberingAfterBreak="0">
     <w:nsid w:val="40264194"/>
     <w:multiLevelType w:val="multilevel"/>
     <w:tmpl w:val="F626C44C"/>
@@ -21438,7 +22517,7 @@
       </w:rPr>
     </w:lvl>
   </w:abstractNum>
-  <w:abstractNum w:abstractNumId="41" w15:restartNumberingAfterBreak="0">
+  <w:abstractNum w:abstractNumId="44" w15:restartNumberingAfterBreak="0">
     <w:nsid w:val="459C31D4"/>
     <w:multiLevelType w:val="multilevel"/>
     <w:tmpl w:val="C366CA66"/>
@@ -21534,7 +22613,7 @@
       </w:pPr>
     </w:lvl>
   </w:abstractNum>
-  <w:abstractNum w:abstractNumId="42" w15:restartNumberingAfterBreak="0">
+  <w:abstractNum w:abstractNumId="45" w15:restartNumberingAfterBreak="0">
     <w:nsid w:val="461B3EB5"/>
     <w:multiLevelType w:val="multilevel"/>
     <w:tmpl w:val="C9F666E6"/>
@@ -21647,7 +22726,7 @@
       </w:pPr>
     </w:lvl>
   </w:abstractNum>
-  <w:abstractNum w:abstractNumId="43" w15:restartNumberingAfterBreak="0">
+  <w:abstractNum w:abstractNumId="46" w15:restartNumberingAfterBreak="0">
     <w:nsid w:val="48401379"/>
     <w:multiLevelType w:val="multilevel"/>
     <w:tmpl w:val="0409001F"/>
@@ -21733,7 +22812,7 @@
       </w:pPr>
     </w:lvl>
   </w:abstractNum>
-  <w:abstractNum w:abstractNumId="44" w15:restartNumberingAfterBreak="0">
+  <w:abstractNum w:abstractNumId="47" w15:restartNumberingAfterBreak="0">
     <w:nsid w:val="48DC58D6"/>
     <w:multiLevelType w:val="multilevel"/>
     <w:tmpl w:val="0409001F"/>
@@ -21819,7 +22898,7 @@
       </w:pPr>
     </w:lvl>
   </w:abstractNum>
-  <w:abstractNum w:abstractNumId="45" w15:restartNumberingAfterBreak="0">
+  <w:abstractNum w:abstractNumId="48" w15:restartNumberingAfterBreak="0">
     <w:nsid w:val="49964BD1"/>
     <w:multiLevelType w:val="multilevel"/>
     <w:tmpl w:val="7F94F410"/>
@@ -21905,7 +22984,7 @@
       </w:pPr>
     </w:lvl>
   </w:abstractNum>
-  <w:abstractNum w:abstractNumId="46" w15:restartNumberingAfterBreak="0">
+  <w:abstractNum w:abstractNumId="49" w15:restartNumberingAfterBreak="0">
     <w:nsid w:val="4B0F4E5F"/>
     <w:multiLevelType w:val="multilevel"/>
     <w:tmpl w:val="A69E79D6"/>
@@ -21991,7 +23070,7 @@
       </w:pPr>
     </w:lvl>
   </w:abstractNum>
-  <w:abstractNum w:abstractNumId="47" w15:restartNumberingAfterBreak="0">
+  <w:abstractNum w:abstractNumId="50" w15:restartNumberingAfterBreak="0">
     <w:nsid w:val="4C0B028A"/>
     <w:multiLevelType w:val="hybridMultilevel"/>
     <w:tmpl w:val="082020FA"/>
@@ -22077,7 +23156,7 @@
       </w:pPr>
     </w:lvl>
   </w:abstractNum>
-  <w:abstractNum w:abstractNumId="48" w15:restartNumberingAfterBreak="0">
+  <w:abstractNum w:abstractNumId="51" w15:restartNumberingAfterBreak="0">
     <w:nsid w:val="4D463F77"/>
     <w:multiLevelType w:val="multilevel"/>
     <w:tmpl w:val="0409001F"/>
@@ -22163,7 +23242,7 @@
       </w:pPr>
     </w:lvl>
   </w:abstractNum>
-  <w:abstractNum w:abstractNumId="49" w15:restartNumberingAfterBreak="0">
+  <w:abstractNum w:abstractNumId="52" w15:restartNumberingAfterBreak="0">
     <w:nsid w:val="4F48327A"/>
     <w:multiLevelType w:val="hybridMultilevel"/>
     <w:tmpl w:val="5E682D1E"/>
@@ -22276,7 +23355,7 @@
       </w:rPr>
     </w:lvl>
   </w:abstractNum>
-  <w:abstractNum w:abstractNumId="50" w15:restartNumberingAfterBreak="0">
+  <w:abstractNum w:abstractNumId="53" w15:restartNumberingAfterBreak="0">
     <w:nsid w:val="517C38EB"/>
     <w:multiLevelType w:val="hybridMultilevel"/>
     <w:tmpl w:val="8ADEE83A"/>
@@ -22389,7 +23468,7 @@
       </w:rPr>
     </w:lvl>
   </w:abstractNum>
-  <w:abstractNum w:abstractNumId="51" w15:restartNumberingAfterBreak="0">
+  <w:abstractNum w:abstractNumId="54" w15:restartNumberingAfterBreak="0">
     <w:nsid w:val="5192069C"/>
     <w:multiLevelType w:val="multilevel"/>
     <w:tmpl w:val="68FE5D82"/>
@@ -22485,7 +23564,7 @@
       </w:pPr>
     </w:lvl>
   </w:abstractNum>
-  <w:abstractNum w:abstractNumId="52" w15:restartNumberingAfterBreak="0">
+  <w:abstractNum w:abstractNumId="55" w15:restartNumberingAfterBreak="0">
     <w:nsid w:val="52A8399C"/>
     <w:multiLevelType w:val="hybridMultilevel"/>
     <w:tmpl w:val="08C27512"/>
@@ -22598,7 +23677,7 @@
       </w:rPr>
     </w:lvl>
   </w:abstractNum>
-  <w:abstractNum w:abstractNumId="53" w15:restartNumberingAfterBreak="0">
+  <w:abstractNum w:abstractNumId="56" w15:restartNumberingAfterBreak="0">
     <w:nsid w:val="536F14A5"/>
     <w:multiLevelType w:val="hybridMultilevel"/>
     <w:tmpl w:val="790EA538"/>
@@ -22711,7 +23790,7 @@
       </w:rPr>
     </w:lvl>
   </w:abstractNum>
-  <w:abstractNum w:abstractNumId="54" w15:restartNumberingAfterBreak="0">
+  <w:abstractNum w:abstractNumId="57" w15:restartNumberingAfterBreak="0">
     <w:nsid w:val="57EF2240"/>
     <w:multiLevelType w:val="hybridMultilevel"/>
     <w:tmpl w:val="5F8CECDA"/>
@@ -22797,7 +23876,7 @@
       </w:pPr>
     </w:lvl>
   </w:abstractNum>
-  <w:abstractNum w:abstractNumId="55" w15:restartNumberingAfterBreak="0">
+  <w:abstractNum w:abstractNumId="58" w15:restartNumberingAfterBreak="0">
     <w:nsid w:val="588E05DF"/>
     <w:multiLevelType w:val="multilevel"/>
     <w:tmpl w:val="DA4AD95C"/>
@@ -22901,7 +23980,7 @@
       </w:rPr>
     </w:lvl>
   </w:abstractNum>
-  <w:abstractNum w:abstractNumId="56" w15:restartNumberingAfterBreak="0">
+  <w:abstractNum w:abstractNumId="59" w15:restartNumberingAfterBreak="0">
     <w:nsid w:val="58A33B0C"/>
     <w:multiLevelType w:val="hybridMultilevel"/>
     <w:tmpl w:val="0824ABEA"/>
@@ -23014,7 +24093,7 @@
       </w:rPr>
     </w:lvl>
   </w:abstractNum>
-  <w:abstractNum w:abstractNumId="57" w15:restartNumberingAfterBreak="0">
+  <w:abstractNum w:abstractNumId="60" w15:restartNumberingAfterBreak="0">
     <w:nsid w:val="5BA7657E"/>
     <w:multiLevelType w:val="multilevel"/>
     <w:tmpl w:val="A39294F6"/>
@@ -23118,7 +24197,7 @@
       </w:rPr>
     </w:lvl>
   </w:abstractNum>
-  <w:abstractNum w:abstractNumId="58" w15:restartNumberingAfterBreak="0">
+  <w:abstractNum w:abstractNumId="61" w15:restartNumberingAfterBreak="0">
     <w:nsid w:val="5BE81EB0"/>
     <w:multiLevelType w:val="multilevel"/>
     <w:tmpl w:val="02945C46"/>
@@ -23222,7 +24301,7 @@
       </w:rPr>
     </w:lvl>
   </w:abstractNum>
-  <w:abstractNum w:abstractNumId="59" w15:restartNumberingAfterBreak="0">
+  <w:abstractNum w:abstractNumId="62" w15:restartNumberingAfterBreak="0">
     <w:nsid w:val="5C7B17BE"/>
     <w:multiLevelType w:val="hybridMultilevel"/>
     <w:tmpl w:val="64F2FEE8"/>
@@ -23312,7 +24391,7 @@
       </w:pPr>
     </w:lvl>
   </w:abstractNum>
-  <w:abstractNum w:abstractNumId="60" w15:restartNumberingAfterBreak="0">
+  <w:abstractNum w:abstractNumId="63" w15:restartNumberingAfterBreak="0">
     <w:nsid w:val="5F0623D2"/>
     <w:multiLevelType w:val="hybridMultilevel"/>
     <w:tmpl w:val="64F2FEE8"/>
@@ -23402,7 +24481,7 @@
       </w:pPr>
     </w:lvl>
   </w:abstractNum>
-  <w:abstractNum w:abstractNumId="61" w15:restartNumberingAfterBreak="0">
+  <w:abstractNum w:abstractNumId="64" w15:restartNumberingAfterBreak="0">
     <w:nsid w:val="63784447"/>
     <w:multiLevelType w:val="multilevel"/>
     <w:tmpl w:val="3B3A7FD6"/>
@@ -23488,7 +24567,7 @@
       </w:pPr>
     </w:lvl>
   </w:abstractNum>
-  <w:abstractNum w:abstractNumId="62" w15:restartNumberingAfterBreak="0">
+  <w:abstractNum w:abstractNumId="65" w15:restartNumberingAfterBreak="0">
     <w:nsid w:val="67BF6A22"/>
     <w:multiLevelType w:val="multilevel"/>
     <w:tmpl w:val="DAB863C8"/>
@@ -23637,7 +24716,7 @@
       </w:rPr>
     </w:lvl>
   </w:abstractNum>
-  <w:abstractNum w:abstractNumId="63" w15:restartNumberingAfterBreak="0">
+  <w:abstractNum w:abstractNumId="66" w15:restartNumberingAfterBreak="0">
     <w:nsid w:val="6ABD18B1"/>
     <w:multiLevelType w:val="multilevel"/>
     <w:tmpl w:val="B7140BA4"/>
@@ -23757,7 +24836,7 @@
       </w:rPr>
     </w:lvl>
   </w:abstractNum>
-  <w:abstractNum w:abstractNumId="64" w15:restartNumberingAfterBreak="0">
+  <w:abstractNum w:abstractNumId="67" w15:restartNumberingAfterBreak="0">
     <w:nsid w:val="6B4756D2"/>
     <w:multiLevelType w:val="multilevel"/>
     <w:tmpl w:val="0409001F"/>
@@ -23843,7 +24922,7 @@
       </w:pPr>
     </w:lvl>
   </w:abstractNum>
-  <w:abstractNum w:abstractNumId="65" w15:restartNumberingAfterBreak="0">
+  <w:abstractNum w:abstractNumId="68" w15:restartNumberingAfterBreak="0">
     <w:nsid w:val="6C8A3398"/>
     <w:multiLevelType w:val="multilevel"/>
     <w:tmpl w:val="0409001F"/>
@@ -23929,7 +25008,7 @@
       </w:pPr>
     </w:lvl>
   </w:abstractNum>
-  <w:abstractNum w:abstractNumId="66" w15:restartNumberingAfterBreak="0">
+  <w:abstractNum w:abstractNumId="69" w15:restartNumberingAfterBreak="0">
     <w:nsid w:val="6D732F64"/>
     <w:multiLevelType w:val="hybridMultilevel"/>
     <w:tmpl w:val="64F2FEE8"/>
@@ -24019,7 +25098,7 @@
       </w:pPr>
     </w:lvl>
   </w:abstractNum>
-  <w:abstractNum w:abstractNumId="67" w15:restartNumberingAfterBreak="0">
+  <w:abstractNum w:abstractNumId="70" w15:restartNumberingAfterBreak="0">
     <w:nsid w:val="6FE60CA5"/>
     <w:multiLevelType w:val="hybridMultilevel"/>
     <w:tmpl w:val="64F2FEE8"/>
@@ -24109,7 +25188,7 @@
       </w:pPr>
     </w:lvl>
   </w:abstractNum>
-  <w:abstractNum w:abstractNumId="68" w15:restartNumberingAfterBreak="0">
+  <w:abstractNum w:abstractNumId="71" w15:restartNumberingAfterBreak="0">
     <w:nsid w:val="707A5A07"/>
     <w:multiLevelType w:val="multilevel"/>
     <w:tmpl w:val="25244F0C"/>
@@ -24258,7 +25337,7 @@
       </w:rPr>
     </w:lvl>
   </w:abstractNum>
-  <w:abstractNum w:abstractNumId="69" w15:restartNumberingAfterBreak="0">
+  <w:abstractNum w:abstractNumId="72" w15:restartNumberingAfterBreak="0">
     <w:nsid w:val="72811845"/>
     <w:multiLevelType w:val="hybridMultilevel"/>
     <w:tmpl w:val="7E90F7CC"/>
@@ -24371,7 +25450,7 @@
       </w:rPr>
     </w:lvl>
   </w:abstractNum>
-  <w:abstractNum w:abstractNumId="70" w15:restartNumberingAfterBreak="0">
+  <w:abstractNum w:abstractNumId="73" w15:restartNumberingAfterBreak="0">
     <w:nsid w:val="730842EC"/>
     <w:multiLevelType w:val="multilevel"/>
     <w:tmpl w:val="419A210A"/>
@@ -24493,7 +25572,7 @@
       </w:rPr>
     </w:lvl>
   </w:abstractNum>
-  <w:abstractNum w:abstractNumId="71" w15:restartNumberingAfterBreak="0">
+  <w:abstractNum w:abstractNumId="74" w15:restartNumberingAfterBreak="0">
     <w:nsid w:val="74F366FB"/>
     <w:multiLevelType w:val="hybridMultilevel"/>
     <w:tmpl w:val="0630D7F0"/>
@@ -24579,10 +25658,10 @@
       </w:pPr>
     </w:lvl>
   </w:abstractNum>
-  <w:abstractNum w:abstractNumId="72" w15:restartNumberingAfterBreak="0">
+  <w:abstractNum w:abstractNumId="75" w15:restartNumberingAfterBreak="0">
     <w:nsid w:val="764C06D1"/>
     <w:multiLevelType w:val="hybridMultilevel"/>
-    <w:tmpl w:val="80A8126E"/>
+    <w:tmpl w:val="A50424D4"/>
     <w:lvl w:ilvl="0" w:tplc="0409000F">
       <w:start w:val="1"/>
       <w:numFmt w:val="decimal"/>
@@ -24665,7 +25744,7 @@
       </w:pPr>
     </w:lvl>
   </w:abstractNum>
-  <w:abstractNum w:abstractNumId="73" w15:restartNumberingAfterBreak="0">
+  <w:abstractNum w:abstractNumId="76" w15:restartNumberingAfterBreak="0">
     <w:nsid w:val="766D038E"/>
     <w:multiLevelType w:val="multilevel"/>
     <w:tmpl w:val="0409001F"/>
@@ -24751,7 +25830,7 @@
       </w:pPr>
     </w:lvl>
   </w:abstractNum>
-  <w:abstractNum w:abstractNumId="74" w15:restartNumberingAfterBreak="0">
+  <w:abstractNum w:abstractNumId="77" w15:restartNumberingAfterBreak="0">
     <w:nsid w:val="78D9713A"/>
     <w:multiLevelType w:val="multilevel"/>
     <w:tmpl w:val="2940DE70"/>
@@ -24900,7 +25979,7 @@
       </w:rPr>
     </w:lvl>
   </w:abstractNum>
-  <w:abstractNum w:abstractNumId="75" w15:restartNumberingAfterBreak="0">
+  <w:abstractNum w:abstractNumId="78" w15:restartNumberingAfterBreak="0">
     <w:nsid w:val="7B2B017C"/>
     <w:multiLevelType w:val="hybridMultilevel"/>
     <w:tmpl w:val="64C0A228"/>
@@ -24986,7 +26065,7 @@
       </w:pPr>
     </w:lvl>
   </w:abstractNum>
-  <w:abstractNum w:abstractNumId="76" w15:restartNumberingAfterBreak="0">
+  <w:abstractNum w:abstractNumId="79" w15:restartNumberingAfterBreak="0">
     <w:nsid w:val="7B93093D"/>
     <w:multiLevelType w:val="hybridMultilevel"/>
     <w:tmpl w:val="31DAE736"/>
@@ -25072,7 +26151,120 @@
       </w:pPr>
     </w:lvl>
   </w:abstractNum>
-  <w:abstractNum w:abstractNumId="77" w15:restartNumberingAfterBreak="0">
+  <w:abstractNum w:abstractNumId="80" w15:restartNumberingAfterBreak="0">
+    <w:nsid w:val="7BD02A8F"/>
+    <w:multiLevelType w:val="multilevel"/>
+    <w:tmpl w:val="E8C2E5CC"/>
+    <w:lvl w:ilvl="0">
+      <w:start w:val="7"/>
+      <w:numFmt w:val="decimal"/>
+      <w:lvlText w:val="%1"/>
+      <w:lvlJc w:val="left"/>
+      <w:pPr>
+        <w:ind w:left="360" w:hanging="360"/>
+      </w:pPr>
+      <w:rPr>
+        <w:rFonts w:hint="default"/>
+      </w:rPr>
+    </w:lvl>
+    <w:lvl w:ilvl="1">
+      <w:start w:val="3"/>
+      <w:numFmt w:val="decimal"/>
+      <w:lvlText w:val="%1.%2"/>
+      <w:lvlJc w:val="left"/>
+      <w:pPr>
+        <w:ind w:left="360" w:hanging="360"/>
+      </w:pPr>
+      <w:rPr>
+        <w:rFonts w:hint="default"/>
+      </w:rPr>
+    </w:lvl>
+    <w:lvl w:ilvl="2">
+      <w:start w:val="1"/>
+      <w:numFmt w:val="decimal"/>
+      <w:lvlText w:val="%1.%2.%3"/>
+      <w:lvlJc w:val="left"/>
+      <w:pPr>
+        <w:ind w:left="720" w:hanging="720"/>
+      </w:pPr>
+      <w:rPr>
+        <w:rFonts w:hint="default"/>
+      </w:rPr>
+    </w:lvl>
+    <w:lvl w:ilvl="3">
+      <w:start w:val="1"/>
+      <w:numFmt w:val="decimal"/>
+      <w:lvlText w:val="%1.%2.%3.%4"/>
+      <w:lvlJc w:val="left"/>
+      <w:pPr>
+        <w:ind w:left="720" w:hanging="720"/>
+      </w:pPr>
+      <w:rPr>
+        <w:rFonts w:hint="default"/>
+      </w:rPr>
+    </w:lvl>
+    <w:lvl w:ilvl="4">
+      <w:start w:val="1"/>
+      <w:numFmt w:val="decimal"/>
+      <w:lvlText w:val="%1.%2.%3.%4.%5"/>
+      <w:lvlJc w:val="left"/>
+      <w:pPr>
+        <w:ind w:left="1080" w:hanging="1080"/>
+      </w:pPr>
+      <w:rPr>
+        <w:rFonts w:hint="default"/>
+      </w:rPr>
+    </w:lvl>
+    <w:lvl w:ilvl="5">
+      <w:start w:val="1"/>
+      <w:numFmt w:val="decimal"/>
+      <w:lvlText w:val="%1.%2.%3.%4.%5.%6"/>
+      <w:lvlJc w:val="left"/>
+      <w:pPr>
+        <w:ind w:left="1080" w:hanging="1080"/>
+      </w:pPr>
+      <w:rPr>
+        <w:rFonts w:hint="default"/>
+      </w:rPr>
+    </w:lvl>
+    <w:lvl w:ilvl="6">
+      <w:start w:val="1"/>
+      <w:numFmt w:val="decimal"/>
+      <w:lvlText w:val="%1.%2.%3.%4.%5.%6.%7"/>
+      <w:lvlJc w:val="left"/>
+      <w:pPr>
+        <w:ind w:left="1440" w:hanging="1440"/>
+      </w:pPr>
+      <w:rPr>
+        <w:rFonts w:hint="default"/>
+      </w:rPr>
+    </w:lvl>
+    <w:lvl w:ilvl="7">
+      <w:start w:val="1"/>
+      <w:numFmt w:val="decimal"/>
+      <w:lvlText w:val="%1.%2.%3.%4.%5.%6.%7.%8"/>
+      <w:lvlJc w:val="left"/>
+      <w:pPr>
+        <w:ind w:left="1440" w:hanging="1440"/>
+      </w:pPr>
+      <w:rPr>
+        <w:rFonts w:hint="default"/>
+      </w:rPr>
+    </w:lvl>
+    <w:lvl w:ilvl="8">
+      <w:start w:val="1"/>
+      <w:numFmt w:val="decimal"/>
+      <w:lvlText w:val="%1.%2.%3.%4.%5.%6.%7.%8.%9"/>
+      <w:lvlJc w:val="left"/>
+      <w:pPr>
+        <w:ind w:left="1800" w:hanging="1800"/>
+      </w:pPr>
+      <w:rPr>
+        <w:rFonts w:hint="default"/>
+      </w:rPr>
+    </w:lvl>
+  </w:abstractNum>
+  <w:abstractNum w:abstractNumId="81" w15:restartNumberingAfterBreak="0">
     <w:nsid w:val="7D700924"/>
     <w:multiLevelType w:val="multilevel"/>
     <w:tmpl w:val="0409001F"/>
@@ -25158,7 +26350,7 @@
       </w:pPr>
     </w:lvl>
   </w:abstractNum>
-  <w:abstractNum w:abstractNumId="78" w15:restartNumberingAfterBreak="0">
+  <w:abstractNum w:abstractNumId="82" w15:restartNumberingAfterBreak="0">
     <w:nsid w:val="7F040FD1"/>
     <w:multiLevelType w:val="hybridMultilevel"/>
     <w:tmpl w:val="EAA8D4AC"/>
@@ -25245,241 +26437,253 @@
     </w:lvl>
   </w:abstractNum>
   <w:num w:numId="1" w16cid:durableId="4938563">
-    <w:abstractNumId w:val="15"/>
+    <w:abstractNumId w:val="17"/>
   </w:num>
   <w:num w:numId="2" w16cid:durableId="1291670171">
-    <w:abstractNumId w:val="51"/>
+    <w:abstractNumId w:val="54"/>
   </w:num>
   <w:num w:numId="3" w16cid:durableId="424694116">
+    <w:abstractNumId w:val="44"/>
+  </w:num>
+  <w:num w:numId="4" w16cid:durableId="1766148621">
+    <w:abstractNumId w:val="38"/>
+  </w:num>
+  <w:num w:numId="5" w16cid:durableId="1500462468">
+    <w:abstractNumId w:val="6"/>
+  </w:num>
+  <w:num w:numId="6" w16cid:durableId="400640706">
+    <w:abstractNumId w:val="43"/>
+  </w:num>
+  <w:num w:numId="7" w16cid:durableId="979312602">
+    <w:abstractNumId w:val="35"/>
+  </w:num>
+  <w:num w:numId="8" w16cid:durableId="1926375224">
+    <w:abstractNumId w:val="30"/>
+  </w:num>
+  <w:num w:numId="9" w16cid:durableId="147022736">
+    <w:abstractNumId w:val="60"/>
+  </w:num>
+  <w:num w:numId="10" w16cid:durableId="1278021584">
+    <w:abstractNumId w:val="49"/>
+  </w:num>
+  <w:num w:numId="11" w16cid:durableId="1219827715">
+    <w:abstractNumId w:val="64"/>
+  </w:num>
+  <w:num w:numId="12" w16cid:durableId="618731563">
+    <w:abstractNumId w:val="58"/>
+  </w:num>
+  <w:num w:numId="13" w16cid:durableId="1119563986">
+    <w:abstractNumId w:val="61"/>
+  </w:num>
+  <w:num w:numId="14" w16cid:durableId="1178156381">
+    <w:abstractNumId w:val="16"/>
+  </w:num>
+  <w:num w:numId="15" w16cid:durableId="1843546599">
+    <w:abstractNumId w:val="66"/>
+  </w:num>
+  <w:num w:numId="16" w16cid:durableId="869412714">
+    <w:abstractNumId w:val="33"/>
+  </w:num>
+  <w:num w:numId="17" w16cid:durableId="1786804960">
+    <w:abstractNumId w:val="23"/>
+  </w:num>
+  <w:num w:numId="18" w16cid:durableId="72824368">
+    <w:abstractNumId w:val="8"/>
+  </w:num>
+  <w:num w:numId="19" w16cid:durableId="1965042778">
+    <w:abstractNumId w:val="26"/>
+  </w:num>
+  <w:num w:numId="20" w16cid:durableId="662002578">
+    <w:abstractNumId w:val="48"/>
+  </w:num>
+  <w:num w:numId="21" w16cid:durableId="447361260">
+    <w:abstractNumId w:val="4"/>
+  </w:num>
+  <w:num w:numId="22" w16cid:durableId="1858620141">
+    <w:abstractNumId w:val="5"/>
+  </w:num>
+  <w:num w:numId="23" w16cid:durableId="170726119">
+    <w:abstractNumId w:val="67"/>
+  </w:num>
+  <w:num w:numId="24" w16cid:durableId="159152865">
+    <w:abstractNumId w:val="57"/>
+  </w:num>
+  <w:num w:numId="25" w16cid:durableId="1874732813">
+    <w:abstractNumId w:val="73"/>
+  </w:num>
+  <w:num w:numId="26" w16cid:durableId="279991125">
+    <w:abstractNumId w:val="19"/>
+  </w:num>
+  <w:num w:numId="27" w16cid:durableId="1159921877">
+    <w:abstractNumId w:val="22"/>
+  </w:num>
+  <w:num w:numId="28" w16cid:durableId="137649159">
+    <w:abstractNumId w:val="31"/>
+  </w:num>
+  <w:num w:numId="29" w16cid:durableId="929463240">
+    <w:abstractNumId w:val="76"/>
+  </w:num>
+  <w:num w:numId="30" w16cid:durableId="1087774514">
+    <w:abstractNumId w:val="74"/>
+  </w:num>
+  <w:num w:numId="31" w16cid:durableId="1979144083">
+    <w:abstractNumId w:val="78"/>
+  </w:num>
+  <w:num w:numId="32" w16cid:durableId="371737106">
+    <w:abstractNumId w:val="82"/>
+  </w:num>
+  <w:num w:numId="33" w16cid:durableId="1598295521">
+    <w:abstractNumId w:val="27"/>
+  </w:num>
+  <w:num w:numId="34" w16cid:durableId="1022131396">
+    <w:abstractNumId w:val="42"/>
+  </w:num>
+  <w:num w:numId="35" w16cid:durableId="598952422">
     <w:abstractNumId w:val="41"/>
   </w:num>
-  <w:num w:numId="4" w16cid:durableId="1766148621">
-    <w:abstractNumId w:val="36"/>
+  <w:num w:numId="36" w16cid:durableId="2125953308">
+    <w:abstractNumId w:val="79"/>
   </w:num>
-  <w:num w:numId="5" w16cid:durableId="1500462468">
-    <w:abstractNumId w:val="5"/>
+  <w:num w:numId="37" w16cid:durableId="146241422">
+    <w:abstractNumId w:val="52"/>
   </w:num>
-  <w:num w:numId="6" w16cid:durableId="400640706">
-    <w:abstractNumId w:val="40"/>
+  <w:num w:numId="38" w16cid:durableId="79841471">
+    <w:abstractNumId w:val="21"/>
   </w:num>
-  <w:num w:numId="7" w16cid:durableId="979312602">
-    <w:abstractNumId w:val="33"/>
+  <w:num w:numId="39" w16cid:durableId="2126338838">
+    <w:abstractNumId w:val="12"/>
   </w:num>
-  <w:num w:numId="8" w16cid:durableId="1926375224">
+  <w:num w:numId="40" w16cid:durableId="556429188">
+    <w:abstractNumId w:val="24"/>
+  </w:num>
+  <w:num w:numId="41" w16cid:durableId="61610317">
+    <w:abstractNumId w:val="77"/>
+  </w:num>
+  <w:num w:numId="42" w16cid:durableId="979772751">
+    <w:abstractNumId w:val="7"/>
+  </w:num>
+  <w:num w:numId="43" w16cid:durableId="31268035">
+    <w:abstractNumId w:val="25"/>
+  </w:num>
+  <w:num w:numId="44" w16cid:durableId="572009049">
     <w:abstractNumId w:val="28"/>
   </w:num>
-  <w:num w:numId="9" w16cid:durableId="147022736">
-    <w:abstractNumId w:val="57"/>
+  <w:num w:numId="45" w16cid:durableId="1565023259">
+    <w:abstractNumId w:val="53"/>
   </w:num>
-  <w:num w:numId="10" w16cid:durableId="1278021584">
-    <w:abstractNumId w:val="46"/>
+  <w:num w:numId="46" w16cid:durableId="1369836987">
+    <w:abstractNumId w:val="9"/>
   </w:num>
-  <w:num w:numId="11" w16cid:durableId="1219827715">
-    <w:abstractNumId w:val="61"/>
-  </w:num>
-  <w:num w:numId="12" w16cid:durableId="618731563">
-    <w:abstractNumId w:val="55"/>
-  </w:num>
-  <w:num w:numId="13" w16cid:durableId="1119563986">
-    <w:abstractNumId w:val="58"/>
-  </w:num>
-  <w:num w:numId="14" w16cid:durableId="1178156381">
-    <w:abstractNumId w:val="14"/>
-  </w:num>
-  <w:num w:numId="15" w16cid:durableId="1843546599">
-    <w:abstractNumId w:val="63"/>
-  </w:num>
-  <w:num w:numId="16" w16cid:durableId="869412714">
-    <w:abstractNumId w:val="31"/>
-  </w:num>
-  <w:num w:numId="17" w16cid:durableId="1786804960">
-    <w:abstractNumId w:val="21"/>
-  </w:num>
-  <w:num w:numId="18" w16cid:durableId="72824368">
-    <w:abstractNumId w:val="7"/>
-  </w:num>
-  <w:num w:numId="19" w16cid:durableId="1965042778">
-    <w:abstractNumId w:val="24"/>
-  </w:num>
-  <w:num w:numId="20" w16cid:durableId="662002578">
-    <w:abstractNumId w:val="45"/>
-  </w:num>
-  <w:num w:numId="21" w16cid:durableId="447361260">
-    <w:abstractNumId w:val="3"/>
-  </w:num>
-  <w:num w:numId="22" w16cid:durableId="1858620141">
-    <w:abstractNumId w:val="4"/>
-  </w:num>
-  <w:num w:numId="23" w16cid:durableId="170726119">
-    <w:abstractNumId w:val="64"/>
-  </w:num>
-  <w:num w:numId="24" w16cid:durableId="159152865">
-    <w:abstractNumId w:val="54"/>
-  </w:num>
-  <w:num w:numId="25" w16cid:durableId="1874732813">
-    <w:abstractNumId w:val="70"/>
-  </w:num>
-  <w:num w:numId="26" w16cid:durableId="279991125">
-    <w:abstractNumId w:val="17"/>
-  </w:num>
-  <w:num w:numId="27" w16cid:durableId="1159921877">
+  <w:num w:numId="47" w16cid:durableId="251355851">
     <w:abstractNumId w:val="20"/>
   </w:num>
-  <w:num w:numId="28" w16cid:durableId="137649159">
-    <w:abstractNumId w:val="29"/>
-  </w:num>
-  <w:num w:numId="29" w16cid:durableId="929463240">
-    <w:abstractNumId w:val="73"/>
-  </w:num>
-  <w:num w:numId="30" w16cid:durableId="1087774514">
-    <w:abstractNumId w:val="71"/>
-  </w:num>
-  <w:num w:numId="31" w16cid:durableId="1979144083">
-    <w:abstractNumId w:val="75"/>
-  </w:num>
-  <w:num w:numId="32" w16cid:durableId="371737106">
-    <w:abstractNumId w:val="78"/>
-  </w:num>
-  <w:num w:numId="33" w16cid:durableId="1598295521">
-    <w:abstractNumId w:val="25"/>
-  </w:num>
-  <w:num w:numId="34" w16cid:durableId="1022131396">
-    <w:abstractNumId w:val="39"/>
-  </w:num>
-  <w:num w:numId="35" w16cid:durableId="598952422">
-    <w:abstractNumId w:val="38"/>
-  </w:num>
-  <w:num w:numId="36" w16cid:durableId="2125953308">
-    <w:abstractNumId w:val="76"/>
-  </w:num>
-  <w:num w:numId="37" w16cid:durableId="146241422">
-    <w:abstractNumId w:val="49"/>
-  </w:num>
-  <w:num w:numId="38" w16cid:durableId="79841471">
-    <w:abstractNumId w:val="19"/>
-  </w:num>
-  <w:num w:numId="39" w16cid:durableId="2126338838">
-    <w:abstractNumId w:val="10"/>
-  </w:num>
-  <w:num w:numId="40" w16cid:durableId="556429188">
-    <w:abstractNumId w:val="22"/>
-  </w:num>
-  <w:num w:numId="41" w16cid:durableId="61610317">
-    <w:abstractNumId w:val="74"/>
-  </w:num>
-  <w:num w:numId="42" w16cid:durableId="979772751">
-    <w:abstractNumId w:val="6"/>
-  </w:num>
-  <w:num w:numId="43" w16cid:durableId="31268035">
-    <w:abstractNumId w:val="23"/>
-  </w:num>
-  <w:num w:numId="44" w16cid:durableId="572009049">
-    <w:abstractNumId w:val="26"/>
-  </w:num>
-  <w:num w:numId="45" w16cid:durableId="1565023259">
-    <w:abstractNumId w:val="50"/>
-  </w:num>
-  <w:num w:numId="46" w16cid:durableId="1369836987">
-    <w:abstractNumId w:val="8"/>
-  </w:num>
-  <w:num w:numId="47" w16cid:durableId="251355851">
+  <w:num w:numId="48" w16cid:durableId="2063402291">
     <w:abstractNumId w:val="18"/>
-  </w:num>
-  <w:num w:numId="48" w16cid:durableId="2063402291">
-    <w:abstractNumId w:val="16"/>
   </w:num>
   <w:num w:numId="49" w16cid:durableId="1533153408">
     <w:abstractNumId w:val="2"/>
   </w:num>
   <w:num w:numId="50" w16cid:durableId="173306456">
-    <w:abstractNumId w:val="68"/>
+    <w:abstractNumId w:val="71"/>
   </w:num>
   <w:num w:numId="51" w16cid:durableId="100035870">
-    <w:abstractNumId w:val="27"/>
+    <w:abstractNumId w:val="29"/>
   </w:num>
   <w:num w:numId="52" w16cid:durableId="220480775">
-    <w:abstractNumId w:val="69"/>
+    <w:abstractNumId w:val="72"/>
   </w:num>
   <w:num w:numId="53" w16cid:durableId="548227751">
-    <w:abstractNumId w:val="37"/>
+    <w:abstractNumId w:val="40"/>
   </w:num>
   <w:num w:numId="54" w16cid:durableId="1979457698">
-    <w:abstractNumId w:val="12"/>
+    <w:abstractNumId w:val="14"/>
   </w:num>
   <w:num w:numId="55" w16cid:durableId="1158305257">
     <w:abstractNumId w:val="0"/>
   </w:num>
   <w:num w:numId="56" w16cid:durableId="1150025951">
-    <w:abstractNumId w:val="11"/>
+    <w:abstractNumId w:val="13"/>
   </w:num>
   <w:num w:numId="57" w16cid:durableId="904025055">
-    <w:abstractNumId w:val="67"/>
+    <w:abstractNumId w:val="70"/>
   </w:num>
   <w:num w:numId="58" w16cid:durableId="1022128170">
-    <w:abstractNumId w:val="34"/>
+    <w:abstractNumId w:val="36"/>
   </w:num>
   <w:num w:numId="59" w16cid:durableId="1874537045">
-    <w:abstractNumId w:val="30"/>
+    <w:abstractNumId w:val="32"/>
   </w:num>
   <w:num w:numId="60" w16cid:durableId="1547595923">
-    <w:abstractNumId w:val="60"/>
+    <w:abstractNumId w:val="63"/>
   </w:num>
   <w:num w:numId="61" w16cid:durableId="1363826481">
-    <w:abstractNumId w:val="66"/>
+    <w:abstractNumId w:val="69"/>
   </w:num>
   <w:num w:numId="62" w16cid:durableId="266083802">
+    <w:abstractNumId w:val="62"/>
+  </w:num>
+  <w:num w:numId="63" w16cid:durableId="1038507760">
+    <w:abstractNumId w:val="65"/>
+  </w:num>
+  <w:num w:numId="64" w16cid:durableId="565839123">
+    <w:abstractNumId w:val="56"/>
+  </w:num>
+  <w:num w:numId="65" w16cid:durableId="1394813003">
+    <w:abstractNumId w:val="55"/>
+  </w:num>
+  <w:num w:numId="66" w16cid:durableId="246615171">
+    <w:abstractNumId w:val="15"/>
+  </w:num>
+  <w:num w:numId="67" w16cid:durableId="1259371530">
     <w:abstractNumId w:val="59"/>
   </w:num>
-  <w:num w:numId="63" w16cid:durableId="1038507760">
-    <w:abstractNumId w:val="62"/>
-  </w:num>
-  <w:num w:numId="64" w16cid:durableId="565839123">
-    <w:abstractNumId w:val="53"/>
-  </w:num>
-  <w:num w:numId="65" w16cid:durableId="1394813003">
-    <w:abstractNumId w:val="52"/>
-  </w:num>
-  <w:num w:numId="66" w16cid:durableId="246615171">
-    <w:abstractNumId w:val="13"/>
-  </w:num>
-  <w:num w:numId="67" w16cid:durableId="1259371530">
-    <w:abstractNumId w:val="56"/>
-  </w:num>
   <w:num w:numId="68" w16cid:durableId="1827739255">
-    <w:abstractNumId w:val="72"/>
+    <w:abstractNumId w:val="75"/>
   </w:num>
   <w:num w:numId="69" w16cid:durableId="170533929">
-    <w:abstractNumId w:val="42"/>
+    <w:abstractNumId w:val="45"/>
   </w:num>
   <w:num w:numId="70" w16cid:durableId="548343064">
-    <w:abstractNumId w:val="9"/>
+    <w:abstractNumId w:val="11"/>
   </w:num>
   <w:num w:numId="71" w16cid:durableId="965551216">
     <w:abstractNumId w:val="1"/>
   </w:num>
   <w:num w:numId="72" w16cid:durableId="832716942">
-    <w:abstractNumId w:val="32"/>
+    <w:abstractNumId w:val="34"/>
   </w:num>
   <w:num w:numId="73" w16cid:durableId="501746559">
-    <w:abstractNumId w:val="43"/>
+    <w:abstractNumId w:val="46"/>
   </w:num>
   <w:num w:numId="74" w16cid:durableId="1114053558">
-    <w:abstractNumId w:val="35"/>
+    <w:abstractNumId w:val="37"/>
   </w:num>
   <w:num w:numId="75" w16cid:durableId="515851308">
-    <w:abstractNumId w:val="77"/>
+    <w:abstractNumId w:val="81"/>
   </w:num>
   <w:num w:numId="76" w16cid:durableId="581109758">
-    <w:abstractNumId w:val="48"/>
+    <w:abstractNumId w:val="51"/>
   </w:num>
   <w:num w:numId="77" w16cid:durableId="167136013">
-    <w:abstractNumId w:val="65"/>
+    <w:abstractNumId w:val="68"/>
   </w:num>
   <w:num w:numId="78" w16cid:durableId="707024886">
+    <w:abstractNumId w:val="50"/>
+  </w:num>
+  <w:num w:numId="79" w16cid:durableId="992174738">
     <w:abstractNumId w:val="47"/>
   </w:num>
-  <w:num w:numId="79" w16cid:durableId="992174738">
-    <w:abstractNumId w:val="44"/>
+  <w:num w:numId="80" w16cid:durableId="732895380">
+    <w:abstractNumId w:val="80"/>
+  </w:num>
+  <w:num w:numId="81" w16cid:durableId="1930381577">
+    <w:abstractNumId w:val="39"/>
+  </w:num>
+  <w:num w:numId="82" w16cid:durableId="1100297683">
+    <w:abstractNumId w:val="10"/>
+  </w:num>
+  <w:num w:numId="83" w16cid:durableId="2101872051">
+    <w:abstractNumId w:val="3"/>
   </w:num>
 </w:numbering>
 </file>
@@ -25973,7 +27177,6 @@
   <w:style w:type="character" w:default="1" w:styleId="DefaultParagraphFont">
     <w:name w:val="Default Paragraph Font"/>
     <w:uiPriority w:val="1"/>
-    <w:semiHidden/>
     <w:unhideWhenUsed/>
   </w:style>
   <w:style w:type="table" w:default="1" w:styleId="TableNormal">
